--- a/deliverables/الرسالة_السمينارية_كاملة.docx
+++ b/deliverables/الرسالة_السمينارية_كاملة.docx
@@ -1522,7 +1522,7 @@
           <w:szCs w:val="24"/>
           <w:rtl/>
         </w:rPr>
-        <w:t xml:space="preserve">الملحق رقم (2): تفريغ المقابلات مع الترميز اللوني</w:t>
+        <w:t xml:space="preserve">الملحق رقم (2): تفريغ المقابلات</w:t>
       </w:r>
       <w:r>
         <w:rPr>
@@ -11600,7 +11600,7 @@
           <w:szCs w:val="28"/>
           <w:rtl/>
         </w:rPr>
-        <w:t xml:space="preserve">الملحق رقم (2): تفريغ المقابلات مع الترميز اللوني</w:t>
+        <w:t xml:space="preserve">الملحق رقم (2): تفريغ المقابلات</w:t>
       </w:r>
     </w:p>
     <w:p>
@@ -11616,7 +11616,7 @@
           <w:szCs w:val="24"/>
           <w:rtl/>
         </w:rPr>
-        <w:t xml:space="preserve">فيما يلي تفريغ المقابلات الاثنتي عشرة كاملة كما وردت، مرتبة بحسب ترتيب إجرائها ومرمزة بالحروف من (أ) إلى (ل). المقاطع الملونة هي المقاطع التي استُخرجت منها الرموز واستُشهد بها في فصل النتائج، ولونها يدل على المحور الذي صُنفت فيه.</w:t>
+        <w:t xml:space="preserve">فيما يلي تفريغ المقابلات الاثنتي عشرة كاملة كما وردت، مرتبة بحسب ترتيب إجرائها ومرمزة بالحروف من (أ) إلى (ل). المقاطع المكتوبة بخط غامق ومسطّر هي المقاطع التي استُخرجت منها الرموز واستُشهد بها في فصل النتائج.</w:t>
       </w:r>
     </w:p>
     <w:p>
@@ -11632,70 +11632,7 @@
           <w:szCs w:val="22"/>
           <w:rtl/>
         </w:rPr>
-        <w:t xml:space="preserve">مفتاح الترميز اللوني للمقاطع التي استُخدمت في التحليل: </w:t>
-      </w:r>
-      <w:r>
-        <w:rPr>
-          <w:rFonts w:ascii="Arial" w:cs="Arial" w:eastAsia="Arial" w:hAnsi="Arial"/>
-          <w:b/>
-          <w:bCs/>
-          <w:color w:val="1B7F3B"/>
-          <w:sz w:val="22"/>
-          <w:szCs w:val="22"/>
-          <w:rtl/>
-        </w:rPr>
-        <w:t xml:space="preserve">المحور الأول (الأساليب التربوية)</w:t>
-      </w:r>
-      <w:r>
-        <w:rPr>
-          <w:rFonts w:ascii="Arial" w:cs="Arial" w:eastAsia="Arial" w:hAnsi="Arial"/>
-          <w:sz w:val="22"/>
-          <w:szCs w:val="22"/>
-          <w:rtl/>
-        </w:rPr>
-        <w:t xml:space="preserve">، </w:t>
-      </w:r>
-      <w:r>
-        <w:rPr>
-          <w:rFonts w:ascii="Arial" w:cs="Arial" w:eastAsia="Arial" w:hAnsi="Arial"/>
-          <w:b/>
-          <w:bCs/>
-          <w:color w:val="1F4EB0"/>
-          <w:sz w:val="22"/>
-          <w:szCs w:val="22"/>
-          <w:rtl/>
-        </w:rPr>
-        <w:t xml:space="preserve">المحور الثاني (البيئة الصفية)</w:t>
-      </w:r>
-      <w:r>
-        <w:rPr>
-          <w:rFonts w:ascii="Arial" w:cs="Arial" w:eastAsia="Arial" w:hAnsi="Arial"/>
-          <w:sz w:val="22"/>
-          <w:szCs w:val="22"/>
-          <w:rtl/>
-        </w:rPr>
-        <w:t xml:space="preserve">، </w:t>
-      </w:r>
-      <w:r>
-        <w:rPr>
-          <w:rFonts w:ascii="Arial" w:cs="Arial" w:eastAsia="Arial" w:hAnsi="Arial"/>
-          <w:b/>
-          <w:bCs/>
-          <w:color w:val="B3261E"/>
-          <w:sz w:val="22"/>
-          <w:szCs w:val="22"/>
-          <w:rtl/>
-        </w:rPr>
-        <w:t xml:space="preserve">المحور الثالث (العلاقة)</w:t>
-      </w:r>
-      <w:r>
-        <w:rPr>
-          <w:rFonts w:ascii="Arial" w:cs="Arial" w:eastAsia="Arial" w:hAnsi="Arial"/>
-          <w:sz w:val="22"/>
-          <w:szCs w:val="22"/>
-          <w:rtl/>
-        </w:rPr>
-        <w:t xml:space="preserve">.</w:t>
+        <w:t xml:space="preserve">ملاحظة: المقاطع المكتوبة بخط غامق ومسطّر هي المقاطع التي استُخرجت منها الرموز واستُشهد بها في فصل النتائج.</w:t>
       </w:r>
     </w:p>
     <w:p>
@@ -11774,9 +11711,9 @@
           <w:rFonts w:ascii="Arial" w:cs="Arial" w:eastAsia="Arial" w:hAnsi="Arial"/>
           <w:b/>
           <w:bCs/>
-          <w:color w:val="1B7F3B"/>
-          <w:sz w:val="22"/>
-          <w:szCs w:val="22"/>
+          <w:sz w:val="22"/>
+          <w:szCs w:val="22"/>
+          <w:u w:val="single"/>
           <w:rtl/>
         </w:rPr>
         <w:t xml:space="preserve">وأقصد بذلك أنني أسمّي السلوك الذي أعجبني باسمه، فلا أكتفي بكلمة "ممتاز" بل أقول مثلًا: "أعجبني أنك انتظرت دورك حتى انتهى صديقك من الكلام"</w:t>
@@ -11795,9 +11732,9 @@
           <w:rFonts w:ascii="Arial" w:cs="Arial" w:eastAsia="Arial" w:hAnsi="Arial"/>
           <w:b/>
           <w:bCs/>
-          <w:color w:val="1B7F3B"/>
-          <w:sz w:val="22"/>
-          <w:szCs w:val="22"/>
+          <w:sz w:val="22"/>
+          <w:szCs w:val="22"/>
+          <w:u w:val="single"/>
           <w:rtl/>
         </w:rPr>
         <w:t xml:space="preserve">لأن طفل الروضة ينسى بسرعة، وإذا انتظرت ساعة كاملة فلن يفهم لماذا حصل على التشجيع</w:t>
@@ -11884,9 +11821,9 @@
           <w:rFonts w:ascii="Arial" w:cs="Arial" w:eastAsia="Arial" w:hAnsi="Arial"/>
           <w:b/>
           <w:bCs/>
-          <w:color w:val="1B7F3B"/>
-          <w:sz w:val="22"/>
-          <w:szCs w:val="22"/>
+          <w:sz w:val="22"/>
+          <w:szCs w:val="22"/>
+          <w:u w:val="single"/>
           <w:rtl/>
         </w:rPr>
         <w:t xml:space="preserve">في كثير من الأحيان يكون الطفل جائعًا، أو لم ينم جيدًا، أو حدث شيء في البيت في الصباح، والسلوك في الصف هو مجرد نتيجة لذلك</w:t>
@@ -11905,9 +11842,9 @@
           <w:rFonts w:ascii="Arial" w:cs="Arial" w:eastAsia="Arial" w:hAnsi="Arial"/>
           <w:b/>
           <w:bCs/>
-          <w:color w:val="1B7F3B"/>
-          <w:sz w:val="22"/>
-          <w:szCs w:val="22"/>
+          <w:sz w:val="22"/>
+          <w:szCs w:val="22"/>
+          <w:u w:val="single"/>
           <w:rtl/>
         </w:rPr>
         <w:t xml:space="preserve">فبدل أن أقول "لا تركض" أقول "نمشي داخل الصف ونركض في الساحة"</w:t>
@@ -11960,9 +11897,9 @@
           <w:rFonts w:ascii="Arial" w:cs="Arial" w:eastAsia="Arial" w:hAnsi="Arial"/>
           <w:b/>
           <w:bCs/>
-          <w:color w:val="1F4EB0"/>
-          <w:sz w:val="22"/>
-          <w:szCs w:val="22"/>
+          <w:sz w:val="22"/>
+          <w:szCs w:val="22"/>
+          <w:u w:val="single"/>
           <w:rtl/>
         </w:rPr>
         <w:t xml:space="preserve">"نتكلم بلطف" و"نرتب بعد اللعب"، وأنا أكتب وأرسم معهم. عندما يخالف طفل قانونًا اقترحه بنفسه يكون الحديث معه أسهل بكثير</w:t>
@@ -12034,9 +11971,9 @@
           <w:rFonts w:ascii="Arial" w:cs="Arial" w:eastAsia="Arial" w:hAnsi="Arial"/>
           <w:b/>
           <w:bCs/>
-          <w:color w:val="1F4EB0"/>
-          <w:sz w:val="22"/>
-          <w:szCs w:val="22"/>
+          <w:sz w:val="22"/>
+          <w:szCs w:val="22"/>
+          <w:u w:val="single"/>
           <w:rtl/>
         </w:rPr>
         <w:t xml:space="preserve">أغنية قصيرة أو جرس صغير، فالأطفال يعرفون أن خمس دقائق بقيت للترتيب</w:t>
@@ -12055,9 +11992,9 @@
           <w:rFonts w:ascii="Arial" w:cs="Arial" w:eastAsia="Arial" w:hAnsi="Arial"/>
           <w:b/>
           <w:bCs/>
-          <w:color w:val="1F4EB0"/>
-          <w:sz w:val="22"/>
-          <w:szCs w:val="22"/>
+          <w:sz w:val="22"/>
+          <w:szCs w:val="22"/>
+          <w:u w:val="single"/>
           <w:rtl/>
         </w:rPr>
         <w:t xml:space="preserve">في بداية السنة أفتح زاويتين أو ثلاثًا فقط، وأضيف زاوية كل أسبوع بعد أن نتعلم قوانينها معًا</w:t>
@@ -12197,9 +12134,9 @@
           <w:rFonts w:ascii="Arial" w:cs="Arial" w:eastAsia="Arial" w:hAnsi="Arial"/>
           <w:b/>
           <w:bCs/>
-          <w:color w:val="B3261E"/>
-          <w:sz w:val="22"/>
-          <w:szCs w:val="22"/>
+          <w:sz w:val="22"/>
+          <w:szCs w:val="22"/>
+          <w:u w:val="single"/>
           <w:rtl/>
         </w:rPr>
         <w:t xml:space="preserve">لكل فرد وفرد في الصف، حتى لو كان ما يريد أن يقوله هو أن قطته أكلت في الصباح</w:t>
@@ -12218,9 +12155,9 @@
           <w:rFonts w:ascii="Arial" w:cs="Arial" w:eastAsia="Arial" w:hAnsi="Arial"/>
           <w:b/>
           <w:bCs/>
-          <w:color w:val="B3261E"/>
-          <w:sz w:val="22"/>
-          <w:szCs w:val="22"/>
+          <w:sz w:val="22"/>
+          <w:szCs w:val="22"/>
+          <w:u w:val="single"/>
           <w:rtl/>
         </w:rPr>
         <w:t xml:space="preserve">من يحب الديناصورات، ومن لديه أخ جديد، ومن يخاف من الكلاب</w:t>
@@ -12239,9 +12176,9 @@
           <w:rFonts w:ascii="Arial" w:cs="Arial" w:eastAsia="Arial" w:hAnsi="Arial"/>
           <w:b/>
           <w:bCs/>
-          <w:color w:val="B3261E"/>
-          <w:sz w:val="22"/>
-          <w:szCs w:val="22"/>
+          <w:sz w:val="22"/>
+          <w:szCs w:val="22"/>
+          <w:u w:val="single"/>
           <w:rtl/>
         </w:rPr>
         <w:t xml:space="preserve">الأطفال يعرفون أن نبرة صوتي عندما أقول "توقف" تعني التوقف، ومع ذلك لا يخافون مني</w:t>
@@ -12294,9 +12231,9 @@
           <w:rFonts w:ascii="Arial" w:cs="Arial" w:eastAsia="Arial" w:hAnsi="Arial"/>
           <w:b/>
           <w:bCs/>
-          <w:color w:val="B3261E"/>
-          <w:sz w:val="22"/>
-          <w:szCs w:val="22"/>
+          <w:sz w:val="22"/>
+          <w:szCs w:val="22"/>
+          <w:u w:val="single"/>
           <w:rtl/>
         </w:rPr>
         <w:t xml:space="preserve">فأنا أعرف معلمات حنونات جدًا وصفوفهن فوضوية، والسبب أن الحنان عندهن جاء من دون حدود</w:t>
@@ -12349,9 +12286,9 @@
           <w:rFonts w:ascii="Arial" w:cs="Arial" w:eastAsia="Arial" w:hAnsi="Arial"/>
           <w:b/>
           <w:bCs/>
-          <w:color w:val="B3261E"/>
-          <w:sz w:val="22"/>
-          <w:szCs w:val="22"/>
+          <w:sz w:val="22"/>
+          <w:szCs w:val="22"/>
+          <w:u w:val="single"/>
           <w:rtl/>
         </w:rPr>
         <w:t xml:space="preserve">فخصصت وقتًا للحديث معه والاستماع له، عشر دقائق كل صباح قبل وصول باقي الأطفال</w:t>
@@ -12370,9 +12307,9 @@
           <w:rFonts w:ascii="Arial" w:cs="Arial" w:eastAsia="Arial" w:hAnsi="Arial"/>
           <w:b/>
           <w:bCs/>
-          <w:color w:val="B3261E"/>
-          <w:sz w:val="22"/>
-          <w:szCs w:val="22"/>
+          <w:sz w:val="22"/>
+          <w:szCs w:val="22"/>
+          <w:u w:val="single"/>
           <w:rtl/>
         </w:rPr>
         <w:t xml:space="preserve">مع الوقت تحسن سلوكه لأنه شعر بالاهتمام والمسؤولية</w:t>
@@ -12464,9 +12401,9 @@
           <w:rFonts w:ascii="Arial" w:cs="Arial" w:eastAsia="Arial" w:hAnsi="Arial"/>
           <w:b/>
           <w:bCs/>
-          <w:color w:val="1B7F3B"/>
-          <w:sz w:val="22"/>
-          <w:szCs w:val="22"/>
+          <w:sz w:val="22"/>
+          <w:szCs w:val="22"/>
+          <w:u w:val="single"/>
           <w:rtl/>
         </w:rPr>
         <w:t xml:space="preserve">أحرص على عكس السلوك المرغوب للأطفال، أي أن أصف لهم ما فعلوه بالضبط كأنني مرآة، وأثني عليهم على جهودهم وليس على النتيجة فقط</w:t>
@@ -12553,9 +12490,9 @@
           <w:rFonts w:ascii="Arial" w:cs="Arial" w:eastAsia="Arial" w:hAnsi="Arial"/>
           <w:b/>
           <w:bCs/>
-          <w:color w:val="1B7F3B"/>
-          <w:sz w:val="22"/>
-          <w:szCs w:val="22"/>
+          <w:sz w:val="22"/>
+          <w:szCs w:val="22"/>
+          <w:u w:val="single"/>
           <w:rtl/>
         </w:rPr>
         <w:t xml:space="preserve">الطفل الذي أخذ منه السلوك السيئ ولم يُعطَ بديلًا سيعود إلى السلوك نفسه بعد دقيقة</w:t>
@@ -12574,9 +12511,9 @@
           <w:rFonts w:ascii="Arial" w:cs="Arial" w:eastAsia="Arial" w:hAnsi="Arial"/>
           <w:b/>
           <w:bCs/>
-          <w:color w:val="1B7F3B"/>
-          <w:sz w:val="22"/>
-          <w:szCs w:val="22"/>
+          <w:sz w:val="22"/>
+          <w:szCs w:val="22"/>
+          <w:u w:val="single"/>
           <w:rtl/>
         </w:rPr>
         <w:t xml:space="preserve">أستخدم قصة "تسفيكي السلحفاة" التي تقدم أدوات لتنظيم المشاعر: السلحفاة تدخل في بيتها عندما تغضب، وتأخذ نفسًا عميقًا، ثم تفكر ماذا تفعل</w:t>
@@ -12629,9 +12566,9 @@
           <w:rFonts w:ascii="Arial" w:cs="Arial" w:eastAsia="Arial" w:hAnsi="Arial"/>
           <w:b/>
           <w:bCs/>
-          <w:color w:val="1B7F3B"/>
-          <w:sz w:val="22"/>
-          <w:szCs w:val="22"/>
+          <w:sz w:val="22"/>
+          <w:szCs w:val="22"/>
+          <w:u w:val="single"/>
           <w:rtl/>
         </w:rPr>
         <w:t xml:space="preserve">حجم المجموعة، فالطفل في مجموعة صغيرة من خمسة أو ستة أطفال يتصرف بطريقة أفضل بكثير من الطفل نفسه في مجموعة من ثلاثين</w:t>
@@ -12650,9 +12587,9 @@
           <w:rFonts w:ascii="Arial" w:cs="Arial" w:eastAsia="Arial" w:hAnsi="Arial"/>
           <w:b/>
           <w:bCs/>
-          <w:color w:val="1B7F3B"/>
-          <w:sz w:val="22"/>
-          <w:szCs w:val="22"/>
+          <w:sz w:val="22"/>
+          <w:szCs w:val="22"/>
+          <w:u w:val="single"/>
           <w:rtl/>
         </w:rPr>
         <w:t xml:space="preserve">النوم والطعام</w:t>
@@ -12724,9 +12661,9 @@
           <w:rFonts w:ascii="Arial" w:cs="Arial" w:eastAsia="Arial" w:hAnsi="Arial"/>
           <w:b/>
           <w:bCs/>
-          <w:color w:val="1F4EB0"/>
-          <w:sz w:val="22"/>
-          <w:szCs w:val="22"/>
+          <w:sz w:val="22"/>
+          <w:szCs w:val="22"/>
+          <w:u w:val="single"/>
           <w:rtl/>
         </w:rPr>
         <w:t xml:space="preserve">برنامجًا يوميًا مرنًا ومتدفقًا، أي أن هناك ترتيبًا ثابتًا للأنشطة لكن مع مساحة للتغيير حسب حال الأطفال في ذلك اليوم</w:t>
@@ -12779,9 +12716,9 @@
           <w:rFonts w:ascii="Arial" w:cs="Arial" w:eastAsia="Arial" w:hAnsi="Arial"/>
           <w:b/>
           <w:bCs/>
-          <w:color w:val="1F4EB0"/>
-          <w:sz w:val="22"/>
-          <w:szCs w:val="22"/>
+          <w:sz w:val="22"/>
+          <w:szCs w:val="22"/>
+          <w:u w:val="single"/>
           <w:rtl/>
         </w:rPr>
         <w:t xml:space="preserve">عندما هدأت البيئة من أجل هذا الطفل، هدأ باقي الأطفال أيضًا، فقلت الخلافات في الزوايا وقل الصراخ، مع أنهم لم يكونوا على الطيف</w:t>
@@ -12834,9 +12771,9 @@
           <w:rFonts w:ascii="Arial" w:cs="Arial" w:eastAsia="Arial" w:hAnsi="Arial"/>
           <w:b/>
           <w:bCs/>
-          <w:color w:val="1F4EB0"/>
-          <w:sz w:val="22"/>
-          <w:szCs w:val="22"/>
+          <w:sz w:val="22"/>
+          <w:szCs w:val="22"/>
+          <w:u w:val="single"/>
           <w:rtl/>
         </w:rPr>
         <w:t xml:space="preserve">الانتقال بين الأنشطة هو الوقت الذي تحدث فيه أغلب المشكلات، لأن الطفل ترك شيئًا كان يحبه ولم يبدأ بعد شيئًا جديدًا، وفي هذه الفجوة يظهر الدفع والصراخ</w:t>
@@ -12855,9 +12792,9 @@
           <w:rFonts w:ascii="Arial" w:cs="Arial" w:eastAsia="Arial" w:hAnsi="Arial"/>
           <w:b/>
           <w:bCs/>
-          <w:color w:val="1F4EB0"/>
-          <w:sz w:val="22"/>
-          <w:szCs w:val="22"/>
+          <w:sz w:val="22"/>
+          <w:szCs w:val="22"/>
+          <w:u w:val="single"/>
           <w:rtl/>
         </w:rPr>
         <w:t xml:space="preserve">مع ثلاثة وثلاثين طفلًا لا يمكن الوصول إلى كل طفل في اللحظة المناسبة، وهنا يكون عمل المساعِدة والتنسيق معها أمرًا لا غنى عنه</w:t>
@@ -12929,9 +12866,9 @@
           <w:rFonts w:ascii="Arial" w:cs="Arial" w:eastAsia="Arial" w:hAnsi="Arial"/>
           <w:b/>
           <w:bCs/>
-          <w:color w:val="B3261E"/>
-          <w:sz w:val="22"/>
-          <w:szCs w:val="22"/>
+          <w:sz w:val="22"/>
+          <w:szCs w:val="22"/>
+          <w:u w:val="single"/>
           <w:rtl/>
         </w:rPr>
         <w:t xml:space="preserve">أحاول أن أخصص وقتًا فرديًا قصيرًا لكل طفل خلال الأسبوع، دقيقتين أو ثلاثًا من اللعب أو الحديث، لأن الطفل الذي لا يحصل على هذا الوقت يأخذه بطريقة أخرى، غالبًا بالسلوك الذي لا نريده</w:t>
@@ -12984,9 +12921,9 @@
           <w:rFonts w:ascii="Arial" w:cs="Arial" w:eastAsia="Arial" w:hAnsi="Arial"/>
           <w:b/>
           <w:bCs/>
-          <w:color w:val="B3261E"/>
-          <w:sz w:val="22"/>
-          <w:szCs w:val="22"/>
+          <w:sz w:val="22"/>
+          <w:szCs w:val="22"/>
+          <w:u w:val="single"/>
           <w:rtl/>
         </w:rPr>
         <w:t xml:space="preserve">عندما تضعف العلاقة مع طفل معين، مثلًا بعد يوم كثرت فيه التنبيهات، ألاحظ أن سلوكه يسوء في اليوم التالي</w:t>
@@ -13005,9 +12942,9 @@
           <w:rFonts w:ascii="Arial" w:cs="Arial" w:eastAsia="Arial" w:hAnsi="Arial"/>
           <w:b/>
           <w:bCs/>
-          <w:color w:val="B3261E"/>
-          <w:sz w:val="22"/>
-          <w:szCs w:val="22"/>
+          <w:sz w:val="22"/>
+          <w:szCs w:val="22"/>
+          <w:u w:val="single"/>
           <w:rtl/>
         </w:rPr>
         <w:t xml:space="preserve">أن أنهي اليوم بشيء إيجابي معه، حتى لا ينام على الشعور السيئ</w:t>
@@ -13060,9 +12997,9 @@
           <w:rFonts w:ascii="Arial" w:cs="Arial" w:eastAsia="Arial" w:hAnsi="Arial"/>
           <w:b/>
           <w:bCs/>
-          <w:color w:val="B3261E"/>
-          <w:sz w:val="22"/>
-          <w:szCs w:val="22"/>
+          <w:sz w:val="22"/>
+          <w:szCs w:val="22"/>
+          <w:u w:val="single"/>
           <w:rtl/>
         </w:rPr>
         <w:t xml:space="preserve">كنت أبدأ كل صباح بنشاط مدته 15 دقيقة معه، قبل وصول أغلب الأطفال</w:t>
@@ -13081,9 +13018,9 @@
           <w:rFonts w:ascii="Arial" w:cs="Arial" w:eastAsia="Arial" w:hAnsi="Arial"/>
           <w:b/>
           <w:bCs/>
-          <w:color w:val="B3261E"/>
-          <w:sz w:val="22"/>
-          <w:szCs w:val="22"/>
+          <w:sz w:val="22"/>
+          <w:szCs w:val="22"/>
+          <w:u w:val="single"/>
           <w:rtl/>
         </w:rPr>
         <w:t xml:space="preserve">رسم أول رسمة في زاوية الفن وطلب أن أعلقها</w:t>
@@ -13175,9 +13112,9 @@
           <w:rFonts w:ascii="Arial" w:cs="Arial" w:eastAsia="Arial" w:hAnsi="Arial"/>
           <w:b/>
           <w:bCs/>
-          <w:color w:val="1B7F3B"/>
-          <w:sz w:val="22"/>
-          <w:szCs w:val="22"/>
+          <w:sz w:val="22"/>
+          <w:szCs w:val="22"/>
+          <w:u w:val="single"/>
           <w:rtl/>
         </w:rPr>
         <w:t xml:space="preserve">الأطفال يفهمون بسرعة أن الانتباه عندي يذهب إلى السلوك الجيد، فيبدأون بالتنافس عليه</w:t>
@@ -13196,9 +13133,9 @@
           <w:rFonts w:ascii="Arial" w:cs="Arial" w:eastAsia="Arial" w:hAnsi="Arial"/>
           <w:b/>
           <w:bCs/>
-          <w:color w:val="1B7F3B"/>
-          <w:sz w:val="22"/>
-          <w:szCs w:val="22"/>
+          <w:sz w:val="22"/>
+          <w:szCs w:val="22"/>
+          <w:u w:val="single"/>
           <w:rtl/>
         </w:rPr>
         <w:t xml:space="preserve">ليست للتنافس بين الأطفال بل لكل طفل مع نفسه</w:t>
@@ -13217,9 +13154,9 @@
           <w:rFonts w:ascii="Arial" w:cs="Arial" w:eastAsia="Arial" w:hAnsi="Arial"/>
           <w:b/>
           <w:bCs/>
-          <w:color w:val="1B7F3B"/>
-          <w:sz w:val="22"/>
-          <w:szCs w:val="22"/>
+          <w:sz w:val="22"/>
+          <w:szCs w:val="22"/>
+          <w:u w:val="single"/>
           <w:rtl/>
         </w:rPr>
         <w:t xml:space="preserve">الكلمة الطيبة عندي أهم من الملصق، والملصق أهم من الهدية، لأن الهدية تنتهي والكلمة تبقى</w:t>
@@ -13238,9 +13175,9 @@
           <w:rFonts w:ascii="Arial" w:cs="Arial" w:eastAsia="Arial" w:hAnsi="Arial"/>
           <w:b/>
           <w:bCs/>
-          <w:color w:val="1B7F3B"/>
-          <w:sz w:val="22"/>
-          <w:szCs w:val="22"/>
+          <w:sz w:val="22"/>
+          <w:szCs w:val="22"/>
+          <w:u w:val="single"/>
           <w:rtl/>
         </w:rPr>
         <w:t xml:space="preserve">فيسمع مرتين، مرة مني ومرة من أمه، وهذا يثبت السلوك</w:t>
@@ -13293,9 +13230,9 @@
           <w:rFonts w:ascii="Arial" w:cs="Arial" w:eastAsia="Arial" w:hAnsi="Arial"/>
           <w:b/>
           <w:bCs/>
-          <w:color w:val="1B7F3B"/>
-          <w:sz w:val="22"/>
-          <w:szCs w:val="22"/>
+          <w:sz w:val="22"/>
+          <w:szCs w:val="22"/>
+          <w:u w:val="single"/>
           <w:rtl/>
         </w:rPr>
         <w:t xml:space="preserve">عندما يقول الكلمة لا أنظر إليه، ولا أغير تعابير وجهي، وأكمل ما كنت أفعله وكأن شيئًا لم يحدث</w:t>
@@ -13314,9 +13251,9 @@
           <w:rFonts w:ascii="Arial" w:cs="Arial" w:eastAsia="Arial" w:hAnsi="Arial"/>
           <w:b/>
           <w:bCs/>
-          <w:color w:val="1B7F3B"/>
-          <w:sz w:val="22"/>
-          <w:szCs w:val="22"/>
+          <w:sz w:val="22"/>
+          <w:szCs w:val="22"/>
+          <w:u w:val="single"/>
           <w:rtl/>
         </w:rPr>
         <w:t xml:space="preserve">أعطيت الحيز الكبير لأعماله الإيجابية</w:t>
@@ -13369,9 +13306,9 @@
           <w:rFonts w:ascii="Arial" w:cs="Arial" w:eastAsia="Arial" w:hAnsi="Arial"/>
           <w:b/>
           <w:bCs/>
-          <w:color w:val="1B7F3B"/>
-          <w:sz w:val="22"/>
-          <w:szCs w:val="22"/>
+          <w:sz w:val="22"/>
+          <w:szCs w:val="22"/>
+          <w:u w:val="single"/>
           <w:rtl/>
         </w:rPr>
         <w:t xml:space="preserve">لا أستخدم العقاب بمعناه القديم، لا كرسي عقاب ولا حرمان من الساحة، لأنني جربته ورأيت أنه يعطي نتيجة لحظية ثم يعود السلوك أقوى</w:t>
@@ -13424,9 +13361,9 @@
           <w:rFonts w:ascii="Arial" w:cs="Arial" w:eastAsia="Arial" w:hAnsi="Arial"/>
           <w:b/>
           <w:bCs/>
-          <w:color w:val="1B7F3B"/>
-          <w:sz w:val="22"/>
-          <w:szCs w:val="22"/>
+          <w:sz w:val="22"/>
+          <w:szCs w:val="22"/>
+          <w:u w:val="single"/>
           <w:rtl/>
         </w:rPr>
         <w:t xml:space="preserve">احتضنيهم بقوة وضعي لهم حدودًا بقوة، الاثنان معًا</w:t>
@@ -13498,9 +13435,9 @@
           <w:rFonts w:ascii="Arial" w:cs="Arial" w:eastAsia="Arial" w:hAnsi="Arial"/>
           <w:b/>
           <w:bCs/>
-          <w:color w:val="1F4EB0"/>
-          <w:sz w:val="22"/>
-          <w:szCs w:val="22"/>
+          <w:sz w:val="22"/>
+          <w:szCs w:val="22"/>
+          <w:u w:val="single"/>
           <w:rtl/>
         </w:rPr>
         <w:t xml:space="preserve">استقبال، لعب حر في الزوايا، حلقة، فطور، ساحة، فعالية، قصة، ثم الوداع. الأطفال يعرفون هذا الترتيب من الأسبوع الثاني</w:t>
@@ -13519,9 +13456,9 @@
           <w:rFonts w:ascii="Arial" w:cs="Arial" w:eastAsia="Arial" w:hAnsi="Arial"/>
           <w:b/>
           <w:bCs/>
-          <w:color w:val="1F4EB0"/>
-          <w:sz w:val="22"/>
-          <w:szCs w:val="22"/>
+          <w:sz w:val="22"/>
+          <w:szCs w:val="22"/>
+          <w:u w:val="single"/>
           <w:rtl/>
         </w:rPr>
         <w:t xml:space="preserve">فهناك أغنية للترتيب ومن ينتهي أولًا يذهب إلى الحلقة أولًا</w:t>
@@ -13574,9 +13511,9 @@
           <w:rFonts w:ascii="Arial" w:cs="Arial" w:eastAsia="Arial" w:hAnsi="Arial"/>
           <w:b/>
           <w:bCs/>
-          <w:color w:val="1F4EB0"/>
-          <w:sz w:val="22"/>
-          <w:szCs w:val="22"/>
+          <w:sz w:val="22"/>
+          <w:szCs w:val="22"/>
+          <w:u w:val="single"/>
           <w:rtl/>
         </w:rPr>
         <w:t xml:space="preserve">البيئة الآمنة والغنية بالفعاليات والألعاب الملائمة لجيل الطفل تجعله يشعر بالأمان وعدم الملل</w:t>
@@ -13629,9 +13566,9 @@
           <w:rFonts w:ascii="Arial" w:cs="Arial" w:eastAsia="Arial" w:hAnsi="Arial"/>
           <w:b/>
           <w:bCs/>
-          <w:color w:val="1F4EB0"/>
-          <w:sz w:val="22"/>
-          <w:szCs w:val="22"/>
+          <w:sz w:val="22"/>
+          <w:szCs w:val="22"/>
+          <w:u w:val="single"/>
           <w:rtl/>
         </w:rPr>
         <w:t xml:space="preserve">المعلمة البديلة لا تحافظ مثلي على القوانين والتعزيز، وتتنازل عن أشياء لا أتنازل عنها أنا</w:t>
@@ -13650,9 +13587,9 @@
           <w:rFonts w:ascii="Arial" w:cs="Arial" w:eastAsia="Arial" w:hAnsi="Arial"/>
           <w:b/>
           <w:bCs/>
-          <w:color w:val="1F4EB0"/>
-          <w:sz w:val="22"/>
-          <w:szCs w:val="22"/>
+          <w:sz w:val="22"/>
+          <w:szCs w:val="22"/>
+          <w:u w:val="single"/>
           <w:rtl/>
         </w:rPr>
         <w:t xml:space="preserve">أن أترك للمعلمة البديلة ورقة واضحة فيها القوانين والروتين وطريقة التعزيز</w:t>
@@ -13671,9 +13608,9 @@
           <w:rFonts w:ascii="Arial" w:cs="Arial" w:eastAsia="Arial" w:hAnsi="Arial"/>
           <w:b/>
           <w:bCs/>
-          <w:color w:val="1F4EB0"/>
-          <w:sz w:val="22"/>
-          <w:szCs w:val="22"/>
+          <w:sz w:val="22"/>
+          <w:szCs w:val="22"/>
+          <w:u w:val="single"/>
           <w:rtl/>
         </w:rPr>
         <w:t xml:space="preserve">وبصراحة، التحدي الأكبر أحيانًا هو أنا نفسي، فعندما أكون متعبة يقل صبري، والأطفال يشعرون بذلك قبل أن أشعر به أنا</w:t>
@@ -13736,9 +13673,9 @@
           <w:rFonts w:ascii="Arial" w:cs="Arial" w:eastAsia="Arial" w:hAnsi="Arial"/>
           <w:b/>
           <w:bCs/>
-          <w:color w:val="B3261E"/>
-          <w:sz w:val="22"/>
-          <w:szCs w:val="22"/>
+          <w:sz w:val="22"/>
+          <w:szCs w:val="22"/>
+          <w:u w:val="single"/>
           <w:rtl/>
         </w:rPr>
         <w:t xml:space="preserve">حازمة وفي الوقت نفسه حنونة ومحبة. أحتوي مشاعرهم وأكون مرساة الأمان لهم، أي أنني الشيء الثابت الذي يعودون إليه عندما يخافون أو يغضبون أو يتعبون</w:t>
@@ -13757,9 +13694,9 @@
           <w:rFonts w:ascii="Arial" w:cs="Arial" w:eastAsia="Arial" w:hAnsi="Arial"/>
           <w:b/>
           <w:bCs/>
-          <w:color w:val="B3261E"/>
-          <w:sz w:val="22"/>
-          <w:szCs w:val="22"/>
+          <w:sz w:val="22"/>
+          <w:szCs w:val="22"/>
+          <w:u w:val="single"/>
           <w:rtl/>
         </w:rPr>
         <w:t xml:space="preserve">مع أنه يطلبه بطريقة تجعلنا نعطيه أقل</w:t>
@@ -13812,9 +13749,9 @@
           <w:rFonts w:ascii="Arial" w:cs="Arial" w:eastAsia="Arial" w:hAnsi="Arial"/>
           <w:b/>
           <w:bCs/>
-          <w:color w:val="B3261E"/>
-          <w:sz w:val="22"/>
-          <w:szCs w:val="22"/>
+          <w:sz w:val="22"/>
+          <w:szCs w:val="22"/>
+          <w:u w:val="single"/>
           <w:rtl/>
         </w:rPr>
         <w:t xml:space="preserve">وأرى التأثير على المجموعة كلها، فعندما تكون العلاقة بيني وبين الأطفال جيدة تكون العلاقات بينهم جيدة أيضًا، لأنهم يقلدون طريقتي في التعامل</w:t>
@@ -13867,9 +13804,9 @@
           <w:rFonts w:ascii="Arial" w:cs="Arial" w:eastAsia="Arial" w:hAnsi="Arial"/>
           <w:b/>
           <w:bCs/>
-          <w:color w:val="B3261E"/>
-          <w:sz w:val="22"/>
-          <w:szCs w:val="22"/>
+          <w:sz w:val="22"/>
+          <w:szCs w:val="22"/>
+          <w:u w:val="single"/>
           <w:rtl/>
         </w:rPr>
         <w:t xml:space="preserve">فالذي اعتُدي عليه لم يستعمل العنف ولم يرجع له الضربة، بل وضع يده على وجهه وقال للطفل الآخر "ممنوع، المعلمة قالت العنف ممنوع"، ثم جاء إليّ</w:t>
@@ -13961,9 +13898,9 @@
           <w:rFonts w:ascii="Arial" w:cs="Arial" w:eastAsia="Arial" w:hAnsi="Arial"/>
           <w:b/>
           <w:bCs/>
-          <w:color w:val="1B7F3B"/>
-          <w:sz w:val="22"/>
-          <w:szCs w:val="22"/>
+          <w:sz w:val="22"/>
+          <w:szCs w:val="22"/>
+          <w:u w:val="single"/>
           <w:rtl/>
         </w:rPr>
         <w:t xml:space="preserve">لما بقول "شفتك كيف انتظرت لما خلص صاحبك" الطفل بفهم شو لازم يعيد</w:t>
@@ -13982,9 +13919,9 @@
           <w:rFonts w:ascii="Arial" w:cs="Arial" w:eastAsia="Arial" w:hAnsi="Arial"/>
           <w:b/>
           <w:bCs/>
-          <w:color w:val="1B7F3B"/>
-          <w:sz w:val="22"/>
-          <w:szCs w:val="22"/>
+          <w:sz w:val="22"/>
+          <w:szCs w:val="22"/>
+          <w:u w:val="single"/>
           <w:rtl/>
         </w:rPr>
         <w:t xml:space="preserve">مرات بعطي الطفل مسؤولية صغيرة بالروضة، زي إنه يوزع الكاسات أو يطفي الضو أو يمسك الباب، لأنه الأطفال بحبوا يحسوا إنهم مسؤولين ومهمين</w:t>
@@ -14071,9 +14008,9 @@
           <w:rFonts w:ascii="Arial" w:cs="Arial" w:eastAsia="Arial" w:hAnsi="Arial"/>
           <w:b/>
           <w:bCs/>
-          <w:color w:val="1B7F3B"/>
-          <w:sz w:val="22"/>
-          <w:szCs w:val="22"/>
+          <w:sz w:val="22"/>
+          <w:szCs w:val="22"/>
+          <w:u w:val="single"/>
           <w:rtl/>
         </w:rPr>
         <w:t xml:space="preserve">لازم أضل ثابتة، يعني نفس السلوك ياخد نفس الرد كل مرة، حتى لو أنا تعبانة</w:t>
@@ -14126,9 +14063,9 @@
           <w:rFonts w:ascii="Arial" w:cs="Arial" w:eastAsia="Arial" w:hAnsi="Arial"/>
           <w:b/>
           <w:bCs/>
-          <w:color w:val="1B7F3B"/>
-          <w:sz w:val="22"/>
-          <w:szCs w:val="22"/>
+          <w:sz w:val="22"/>
+          <w:szCs w:val="22"/>
+          <w:u w:val="single"/>
           <w:rtl/>
         </w:rPr>
         <w:t xml:space="preserve">الطفل اللي بلعب كفاية بالساحة وبفرغ طاقته بكون سلوكه بالصف أحسن بكثير من طفل قاعد كل اليوم على الكرسي</w:t>
@@ -14200,9 +14137,9 @@
           <w:rFonts w:ascii="Arial" w:cs="Arial" w:eastAsia="Arial" w:hAnsi="Arial"/>
           <w:b/>
           <w:bCs/>
-          <w:color w:val="1F4EB0"/>
-          <w:sz w:val="22"/>
-          <w:szCs w:val="22"/>
+          <w:sz w:val="22"/>
+          <w:szCs w:val="22"/>
+          <w:u w:val="single"/>
           <w:rtl/>
         </w:rPr>
         <w:t xml:space="preserve">ولما طفل يسألني "متى منطلع على الساحة؟" بوديه على الجدول وبخليه يشوف لحاله</w:t>
@@ -14280,9 +14217,9 @@
           <w:rFonts w:ascii="Arial" w:cs="Arial" w:eastAsia="Arial" w:hAnsi="Arial"/>
           <w:b/>
           <w:bCs/>
-          <w:color w:val="1F4EB0"/>
-          <w:sz w:val="22"/>
-          <w:szCs w:val="22"/>
+          <w:sz w:val="22"/>
+          <w:szCs w:val="22"/>
+          <w:u w:val="single"/>
           <w:rtl/>
         </w:rPr>
         <w:t xml:space="preserve">أكثر تحدي إنه كل طفل شخصيته غير. في أطفال عندهم طاقة عالية جدًا وما بقدروا يقعدوا دقيقتين، وفي أطفال بصعب عليهم الالتزام بالقوانين لأنه بالبيت ما في قوانين أصلًا</w:t>
@@ -14563,9 +14500,9 @@
           <w:rFonts w:ascii="Arial" w:cs="Arial" w:eastAsia="Arial" w:hAnsi="Arial"/>
           <w:b/>
           <w:bCs/>
-          <w:color w:val="1B7F3B"/>
-          <w:sz w:val="22"/>
-          <w:szCs w:val="22"/>
+          <w:sz w:val="22"/>
+          <w:szCs w:val="22"/>
+          <w:u w:val="single"/>
           <w:rtl/>
         </w:rPr>
         <w:t xml:space="preserve">وهي مش زاوية عقاب، هي مكان الولد بروح عليه لما يحس إنه معصب أو زعلان، ومرات الولد بروح لحاله بدون ما أحكيله</w:t>
@@ -14618,9 +14555,9 @@
           <w:rFonts w:ascii="Arial" w:cs="Arial" w:eastAsia="Arial" w:hAnsi="Arial"/>
           <w:b/>
           <w:bCs/>
-          <w:color w:val="1B7F3B"/>
-          <w:sz w:val="22"/>
-          <w:szCs w:val="22"/>
+          <w:sz w:val="22"/>
+          <w:szCs w:val="22"/>
+          <w:u w:val="single"/>
           <w:rtl/>
         </w:rPr>
         <w:t xml:space="preserve">أكثر إشي بآمن فيه هو التعزيز الإيجابي، لأنه الولد بكرر الإشي اللي بجيبله انتباه، فإذا الانتباه بيجي على الحلو بكرر الحلو</w:t>
@@ -14692,9 +14629,9 @@
           <w:rFonts w:ascii="Arial" w:cs="Arial" w:eastAsia="Arial" w:hAnsi="Arial"/>
           <w:b/>
           <w:bCs/>
-          <w:color w:val="1F4EB0"/>
-          <w:sz w:val="22"/>
-          <w:szCs w:val="22"/>
+          <w:sz w:val="22"/>
+          <w:szCs w:val="22"/>
+          <w:u w:val="single"/>
           <w:rtl/>
         </w:rPr>
         <w:t xml:space="preserve">بالنسبة إلي الروتين هو نمبر ون. الأولاد بيعشقوا الروتين، وإذا تعودوا على برنامج معين لازم نحافظ عليه</w:t>
@@ -14747,9 +14684,9 @@
           <w:rFonts w:ascii="Arial" w:cs="Arial" w:eastAsia="Arial" w:hAnsi="Arial"/>
           <w:b/>
           <w:bCs/>
-          <w:color w:val="1F4EB0"/>
-          <w:sz w:val="22"/>
-          <w:szCs w:val="22"/>
+          <w:sz w:val="22"/>
+          <w:szCs w:val="22"/>
+          <w:u w:val="single"/>
           <w:rtl/>
         </w:rPr>
         <w:t xml:space="preserve">إذا شغلتي الأولاد، ما بيشغلوكي</w:t>
@@ -14923,9 +14860,9 @@
           <w:rFonts w:ascii="Arial" w:cs="Arial" w:eastAsia="Arial" w:hAnsi="Arial"/>
           <w:b/>
           <w:bCs/>
-          <w:color w:val="B3261E"/>
-          <w:sz w:val="22"/>
-          <w:szCs w:val="22"/>
+          <w:sz w:val="22"/>
+          <w:szCs w:val="22"/>
+          <w:u w:val="single"/>
           <w:rtl/>
         </w:rPr>
         <w:t xml:space="preserve">صحيح إنه مرات حسيت إنه بدأ يستغل هذا الاهتمام، يعني يعمل مشكلة عشان أقعد معه، وهون تعلمت إني أعطيه الاهتمام قبل المشكلة مش بعدها</w:t>
@@ -15076,9 +15013,9 @@
           <w:rFonts w:ascii="Arial" w:cs="Arial" w:eastAsia="Arial" w:hAnsi="Arial"/>
           <w:b/>
           <w:bCs/>
-          <w:color w:val="1B7F3B"/>
-          <w:sz w:val="22"/>
-          <w:szCs w:val="22"/>
+          <w:sz w:val="22"/>
+          <w:szCs w:val="22"/>
+          <w:u w:val="single"/>
           <w:rtl/>
         </w:rPr>
         <w:t xml:space="preserve">أذكر ذاك السلوك أمام المجموعة من دون أن أذكر اسم الطالب الذي قام به، وأسأل الطلاب: ما رأيكم بهذا السلوك؟ وكيف يمكن تغيير السلوك؟</w:t>
@@ -15184,9 +15121,9 @@
           <w:rFonts w:ascii="Arial" w:cs="Arial" w:eastAsia="Arial" w:hAnsi="Arial"/>
           <w:b/>
           <w:bCs/>
-          <w:color w:val="1F4EB0"/>
-          <w:sz w:val="22"/>
-          <w:szCs w:val="22"/>
+          <w:sz w:val="22"/>
+          <w:szCs w:val="22"/>
+          <w:u w:val="single"/>
           <w:rtl/>
         </w:rPr>
         <w:t xml:space="preserve">حرية الاختيار في أي ركن يرغبون أن يكونوا</w:t>
@@ -15205,9 +15142,9 @@
           <w:rFonts w:ascii="Arial" w:cs="Arial" w:eastAsia="Arial" w:hAnsi="Arial"/>
           <w:b/>
           <w:bCs/>
-          <w:color w:val="1F4EB0"/>
-          <w:sz w:val="22"/>
-          <w:szCs w:val="22"/>
+          <w:sz w:val="22"/>
+          <w:szCs w:val="22"/>
+          <w:u w:val="single"/>
           <w:rtl/>
         </w:rPr>
         <w:t xml:space="preserve">وإذا أحدث أحدهم الفوضى فيكونوا هم من يرشدوه ويطلبوا منه أن يكون النظام</w:t>
@@ -15294,9 +15231,9 @@
           <w:rFonts w:ascii="Arial" w:cs="Arial" w:eastAsia="Arial" w:hAnsi="Arial"/>
           <w:b/>
           <w:bCs/>
-          <w:color w:val="1F4EB0"/>
-          <w:sz w:val="22"/>
-          <w:szCs w:val="22"/>
+          <w:sz w:val="22"/>
+          <w:szCs w:val="22"/>
+          <w:u w:val="single"/>
           <w:rtl/>
         </w:rPr>
         <w:t xml:space="preserve">الولد المدلل من أهله، الذي يحق له كل شيء في البيت، فيأتي إلى الروضة ويتوقع الشيء نفسه</w:t>
@@ -15368,9 +15305,9 @@
           <w:rFonts w:ascii="Arial" w:cs="Arial" w:eastAsia="Arial" w:hAnsi="Arial"/>
           <w:b/>
           <w:bCs/>
-          <w:color w:val="B3261E"/>
-          <w:sz w:val="22"/>
-          <w:szCs w:val="22"/>
+          <w:sz w:val="22"/>
+          <w:szCs w:val="22"/>
+          <w:u w:val="single"/>
           <w:rtl/>
         </w:rPr>
         <w:t xml:space="preserve">أعتبر نفسي المرشد والمعلم والأم الحنون والصاحب المشارك بالألعاب والتعليم، وكل دور من هذه الأدوار له وقته</w:t>
@@ -15457,9 +15394,9 @@
           <w:rFonts w:ascii="Arial" w:cs="Arial" w:eastAsia="Arial" w:hAnsi="Arial"/>
           <w:b/>
           <w:bCs/>
-          <w:color w:val="B3261E"/>
-          <w:sz w:val="22"/>
-          <w:szCs w:val="22"/>
+          <w:sz w:val="22"/>
+          <w:szCs w:val="22"/>
+          <w:u w:val="single"/>
           <w:rtl/>
         </w:rPr>
         <w:t xml:space="preserve">جلست مع الأم وشربنا القهوة، وأصبحت صديقة للأم، وفهمت أن السبب ليس الطفل بل صعوبات في البيت في الصباح</w:t>
@@ -15478,9 +15415,9 @@
           <w:rFonts w:ascii="Arial" w:cs="Arial" w:eastAsia="Arial" w:hAnsi="Arial"/>
           <w:b/>
           <w:bCs/>
-          <w:color w:val="1B7F3B"/>
-          <w:sz w:val="22"/>
-          <w:szCs w:val="22"/>
+          <w:sz w:val="22"/>
+          <w:szCs w:val="22"/>
+          <w:u w:val="single"/>
           <w:rtl/>
         </w:rPr>
         <w:t xml:space="preserve">وكنت أوثق ما قام به بالصور وأرسلها للأم في اليوم نفسه</w:t>
@@ -15499,9 +15436,9 @@
           <w:rFonts w:ascii="Arial" w:cs="Arial" w:eastAsia="Arial" w:hAnsi="Arial"/>
           <w:b/>
           <w:bCs/>
-          <w:color w:val="B3261E"/>
-          <w:sz w:val="22"/>
-          <w:szCs w:val="22"/>
+          <w:sz w:val="22"/>
+          <w:szCs w:val="22"/>
+          <w:u w:val="single"/>
           <w:rtl/>
         </w:rPr>
         <w:t xml:space="preserve">تقول إنه بكى لأنه لا يستطيع أن يسقي النباتات</w:t>
@@ -15593,9 +15530,9 @@
           <w:rFonts w:ascii="Arial" w:cs="Arial" w:eastAsia="Arial" w:hAnsi="Arial"/>
           <w:b/>
           <w:bCs/>
-          <w:color w:val="1B7F3B"/>
-          <w:sz w:val="22"/>
-          <w:szCs w:val="22"/>
+          <w:sz w:val="22"/>
+          <w:szCs w:val="22"/>
+          <w:u w:val="single"/>
           <w:rtl/>
         </w:rPr>
         <w:t xml:space="preserve">ابتسامة، أو إيماءة، أو يد على الكتف، لأن هناك أطفالًا يخجلون من المدح أمام المجموعة ويفضلون إشارة صغيرة بيني وبينهم</w:t>
@@ -15682,9 +15619,9 @@
           <w:rFonts w:ascii="Arial" w:cs="Arial" w:eastAsia="Arial" w:hAnsi="Arial"/>
           <w:b/>
           <w:bCs/>
-          <w:color w:val="1B7F3B"/>
-          <w:sz w:val="22"/>
-          <w:szCs w:val="22"/>
+          <w:sz w:val="22"/>
+          <w:szCs w:val="22"/>
+          <w:u w:val="single"/>
           <w:rtl/>
         </w:rPr>
         <w:t xml:space="preserve">ما أستخدمه هو النتيجة الطبيعية المرتبطة بالفعل: من سكب الماء يمسحه، ومن أفسد بناء صديقه يساعده على إعادته</w:t>
@@ -15911,9 +15848,9 @@
           <w:rFonts w:ascii="Arial" w:cs="Arial" w:eastAsia="Arial" w:hAnsi="Arial"/>
           <w:b/>
           <w:bCs/>
-          <w:color w:val="B3261E"/>
-          <w:sz w:val="22"/>
-          <w:szCs w:val="22"/>
+          <w:sz w:val="22"/>
+          <w:szCs w:val="22"/>
+          <w:u w:val="single"/>
           <w:rtl/>
         </w:rPr>
         <w:t xml:space="preserve">مع أنه يطلبه بطريقة تجعلنا نعطيه أقل</w:t>
@@ -16107,9 +16044,9 @@
           <w:rFonts w:ascii="Arial" w:cs="Arial" w:eastAsia="Arial" w:hAnsi="Arial"/>
           <w:b/>
           <w:bCs/>
-          <w:color w:val="1B7F3B"/>
-          <w:sz w:val="22"/>
-          <w:szCs w:val="22"/>
+          <w:sz w:val="22"/>
+          <w:szCs w:val="22"/>
+          <w:u w:val="single"/>
           <w:rtl/>
         </w:rPr>
         <w:t xml:space="preserve">وإذا فعل تصرفًا غير لبق يخسر هذا الملصق</w:t>
@@ -16128,9 +16065,9 @@
           <w:rFonts w:ascii="Arial" w:cs="Arial" w:eastAsia="Arial" w:hAnsi="Arial"/>
           <w:b/>
           <w:bCs/>
-          <w:color w:val="1B7F3B"/>
-          <w:sz w:val="22"/>
-          <w:szCs w:val="22"/>
+          <w:sz w:val="22"/>
+          <w:szCs w:val="22"/>
+          <w:u w:val="single"/>
           <w:rtl/>
         </w:rPr>
         <w:t xml:space="preserve">استخدمت هذا الأسلوب لأني أعرف أنه بحاجة إلى هذه الهدية، وأعرف أن أهله لا يستطيعون شراءها، وكنت باتفاق مع الأهل على كل خطوة</w:t>
@@ -16174,9 +16111,9 @@
           <w:rFonts w:ascii="Arial" w:cs="Arial" w:eastAsia="Arial" w:hAnsi="Arial"/>
           <w:b/>
           <w:bCs/>
-          <w:color w:val="1B7F3B"/>
-          <w:sz w:val="22"/>
-          <w:szCs w:val="22"/>
+          <w:sz w:val="22"/>
+          <w:szCs w:val="22"/>
+          <w:u w:val="single"/>
           <w:rtl/>
         </w:rPr>
         <w:t xml:space="preserve">أهم أسلوب هو تجاهل أي شيء يمكن أن يقلده الطلاب ويتخذوه قدوة لهم</w:t>
@@ -16195,9 +16132,9 @@
           <w:rFonts w:ascii="Arial" w:cs="Arial" w:eastAsia="Arial" w:hAnsi="Arial"/>
           <w:b/>
           <w:bCs/>
-          <w:color w:val="1B7F3B"/>
-          <w:sz w:val="22"/>
-          <w:szCs w:val="22"/>
+          <w:sz w:val="22"/>
+          <w:szCs w:val="22"/>
+          <w:u w:val="single"/>
           <w:rtl/>
         </w:rPr>
         <w:t xml:space="preserve">طبعًا هذا لا ينطبق على العنف، فالعنف أوقفه فورًا وأهتم بالطفل المتأذي أولًا</w:t>
@@ -16303,9 +16240,9 @@
           <w:rFonts w:ascii="Arial" w:cs="Arial" w:eastAsia="Arial" w:hAnsi="Arial"/>
           <w:b/>
           <w:bCs/>
-          <w:color w:val="1F4EB0"/>
-          <w:sz w:val="22"/>
-          <w:szCs w:val="22"/>
+          <w:sz w:val="22"/>
+          <w:szCs w:val="22"/>
+          <w:u w:val="single"/>
           <w:rtl/>
         </w:rPr>
         <w:t xml:space="preserve">كل أسبوع نضيف زاوية إلى الروضة ليتمكن الأطفال من معرفة قوانينها والتمكن والالتزام عند الدخول إليها</w:t>
@@ -16392,9 +16329,9 @@
           <w:rFonts w:ascii="Arial" w:cs="Arial" w:eastAsia="Arial" w:hAnsi="Arial"/>
           <w:b/>
           <w:bCs/>
-          <w:color w:val="1F4EB0"/>
-          <w:sz w:val="22"/>
-          <w:szCs w:val="22"/>
+          <w:sz w:val="22"/>
+          <w:szCs w:val="22"/>
+          <w:u w:val="single"/>
           <w:rtl/>
         </w:rPr>
         <w:t xml:space="preserve">يحبون الابتكار ويحبون التميز، لكنهم لا يعرفون كيفية التعبير عن ذلك فيعبرون بعدم الانضباط</w:t>
@@ -16457,9 +16394,9 @@
           <w:rFonts w:ascii="Arial" w:cs="Arial" w:eastAsia="Arial" w:hAnsi="Arial"/>
           <w:b/>
           <w:bCs/>
-          <w:color w:val="B3261E"/>
-          <w:sz w:val="22"/>
-          <w:szCs w:val="22"/>
+          <w:sz w:val="22"/>
+          <w:szCs w:val="22"/>
+          <w:u w:val="single"/>
           <w:rtl/>
         </w:rPr>
         <w:t xml:space="preserve">إنهم أولادي وقطعة من قلبي. عندما أصل في الصباح يلاقونني بالأحضان</w:t>
@@ -16478,9 +16415,9 @@
           <w:rFonts w:ascii="Arial" w:cs="Arial" w:eastAsia="Arial" w:hAnsi="Arial"/>
           <w:b/>
           <w:bCs/>
-          <w:color w:val="B3261E"/>
-          <w:sz w:val="22"/>
-          <w:szCs w:val="22"/>
+          <w:sz w:val="22"/>
+          <w:szCs w:val="22"/>
+          <w:u w:val="single"/>
           <w:rtl/>
         </w:rPr>
         <w:t xml:space="preserve">ينادونني في بعض الأحيان ماما أو جدة، وأنا لا أصحح لهم لأن هذا يعني أنهم يشعرون بالأمان معي</w:t>
@@ -16499,9 +16436,9 @@
           <w:rFonts w:ascii="Arial" w:cs="Arial" w:eastAsia="Arial" w:hAnsi="Arial"/>
           <w:b/>
           <w:bCs/>
-          <w:color w:val="B3261E"/>
-          <w:sz w:val="22"/>
-          <w:szCs w:val="22"/>
+          <w:sz w:val="22"/>
+          <w:szCs w:val="22"/>
+          <w:u w:val="single"/>
           <w:rtl/>
         </w:rPr>
         <w:t xml:space="preserve">لكن الأم أيضًا تضع حدودًا</w:t>
@@ -17146,9 +17083,9 @@
           <w:rFonts w:ascii="Arial" w:cs="Arial" w:eastAsia="Arial" w:hAnsi="Arial"/>
           <w:b/>
           <w:bCs/>
-          <w:color w:val="1B7F3B"/>
-          <w:sz w:val="22"/>
-          <w:szCs w:val="22"/>
+          <w:sz w:val="22"/>
+          <w:szCs w:val="22"/>
+          <w:u w:val="single"/>
           <w:rtl/>
         </w:rPr>
         <w:t xml:space="preserve">من سكب الماء يمسحه، ومن أفسد بناء صديقه يساعده على إعادته</w:t>
@@ -17375,9 +17312,9 @@
           <w:rFonts w:ascii="Arial" w:cs="Arial" w:eastAsia="Arial" w:hAnsi="Arial"/>
           <w:b/>
           <w:bCs/>
-          <w:color w:val="B3261E"/>
-          <w:sz w:val="22"/>
-          <w:szCs w:val="22"/>
+          <w:sz w:val="22"/>
+          <w:szCs w:val="22"/>
+          <w:u w:val="single"/>
           <w:rtl/>
         </w:rPr>
         <w:t xml:space="preserve">مع أنه يطلبه بطريقة تجعلنا نعطيه أقل</w:t>
@@ -17537,9 +17474,9 @@
           <w:rFonts w:ascii="Arial" w:cs="Arial" w:eastAsia="Arial" w:hAnsi="Arial"/>
           <w:b/>
           <w:bCs/>
-          <w:color w:val="1B7F3B"/>
-          <w:sz w:val="22"/>
-          <w:szCs w:val="22"/>
+          <w:sz w:val="22"/>
+          <w:szCs w:val="22"/>
+          <w:u w:val="single"/>
           <w:rtl/>
         </w:rPr>
         <w:t xml:space="preserve">تدور على الجميع وليس على الأطفال المنضبطين فقط، لأن الطفل الصعب هو الذي يحتاج إلى الدور أكثر</w:t>
@@ -17660,9 +17597,9 @@
           <w:rFonts w:ascii="Arial" w:cs="Arial" w:eastAsia="Arial" w:hAnsi="Arial"/>
           <w:b/>
           <w:bCs/>
-          <w:color w:val="1B7F3B"/>
-          <w:sz w:val="22"/>
-          <w:szCs w:val="22"/>
+          <w:sz w:val="22"/>
+          <w:szCs w:val="22"/>
+          <w:u w:val="single"/>
           <w:rtl/>
         </w:rPr>
         <w:t xml:space="preserve">عندما تكون ثقافة الصف أن السلوك الجيد يُرى ويُذكر يصبح الأطفال أنفسهم هم الذين يعززون بعضهم بعضًا، وهذا أقوى من أي معلمة</w:t>
@@ -17768,9 +17705,9 @@
           <w:rFonts w:ascii="Arial" w:cs="Arial" w:eastAsia="Arial" w:hAnsi="Arial"/>
           <w:b/>
           <w:bCs/>
-          <w:color w:val="1F4EB0"/>
-          <w:sz w:val="22"/>
-          <w:szCs w:val="22"/>
+          <w:sz w:val="22"/>
+          <w:szCs w:val="22"/>
+          <w:u w:val="single"/>
           <w:rtl/>
         </w:rPr>
         <w:t xml:space="preserve">البيئة هي المعلمة الثالثة في الصف بعدي وبعد المساعِدة</w:t>
@@ -17789,9 +17726,9 @@
           <w:rFonts w:ascii="Arial" w:cs="Arial" w:eastAsia="Arial" w:hAnsi="Arial"/>
           <w:b/>
           <w:bCs/>
-          <w:color w:val="1F4EB0"/>
-          <w:sz w:val="22"/>
-          <w:szCs w:val="22"/>
+          <w:sz w:val="22"/>
+          <w:szCs w:val="22"/>
+          <w:u w:val="single"/>
           <w:rtl/>
         </w:rPr>
         <w:t xml:space="preserve">"الغرفة صاخبة"</w:t>
@@ -17810,9 +17747,9 @@
           <w:rFonts w:ascii="Arial" w:cs="Arial" w:eastAsia="Arial" w:hAnsi="Arial"/>
           <w:b/>
           <w:bCs/>
-          <w:color w:val="1F4EB0"/>
-          <w:sz w:val="22"/>
-          <w:szCs w:val="22"/>
+          <w:sz w:val="22"/>
+          <w:szCs w:val="22"/>
+          <w:u w:val="single"/>
           <w:rtl/>
         </w:rPr>
         <w:t xml:space="preserve">خلال أسبوعين هدأ الصف بشكل لم أصدقه، والأطفال أنفسهم لم يتغيروا، الذي تغير هو المكان</w:t>
@@ -17856,9 +17793,9 @@
           <w:rFonts w:ascii="Arial" w:cs="Arial" w:eastAsia="Arial" w:hAnsi="Arial"/>
           <w:b/>
           <w:bCs/>
-          <w:color w:val="1F4EB0"/>
-          <w:sz w:val="22"/>
-          <w:szCs w:val="22"/>
+          <w:sz w:val="22"/>
+          <w:szCs w:val="22"/>
+          <w:u w:val="single"/>
           <w:rtl/>
         </w:rPr>
         <w:t xml:space="preserve">أصعب تحدٍّ عندي</w:t>
@@ -17930,9 +17867,9 @@
           <w:rFonts w:ascii="Arial" w:cs="Arial" w:eastAsia="Arial" w:hAnsi="Arial"/>
           <w:b/>
           <w:bCs/>
-          <w:color w:val="B3261E"/>
-          <w:sz w:val="22"/>
-          <w:szCs w:val="22"/>
+          <w:sz w:val="22"/>
+          <w:szCs w:val="22"/>
+          <w:u w:val="single"/>
           <w:rtl/>
         </w:rPr>
         <w:t xml:space="preserve">ولذلك أجبر نفسي على أن أبدأ يومي بدقيقتين معه قبل أي شيء</w:t>
@@ -17985,9 +17922,9 @@
           <w:rFonts w:ascii="Arial" w:cs="Arial" w:eastAsia="Arial" w:hAnsi="Arial"/>
           <w:b/>
           <w:bCs/>
-          <w:color w:val="B3261E"/>
-          <w:sz w:val="22"/>
-          <w:szCs w:val="22"/>
+          <w:sz w:val="22"/>
+          <w:szCs w:val="22"/>
+          <w:u w:val="single"/>
           <w:rtl/>
         </w:rPr>
         <w:t xml:space="preserve">في أيلول المشكلات كثيرة مع أن القوانين واضحة من اليوم الأول، وفي كانون الأول تقل المشكلات من دون أن أغير قانونًا واحدًا، والذي تغير هو أن الأطفال صاروا يعرفونني وأنا صرت أعرفهم</w:t>
@@ -18006,9 +17943,9 @@
           <w:rFonts w:ascii="Arial" w:cs="Arial" w:eastAsia="Arial" w:hAnsi="Arial"/>
           <w:b/>
           <w:bCs/>
-          <w:color w:val="B3261E"/>
-          <w:sz w:val="22"/>
-          <w:szCs w:val="22"/>
+          <w:sz w:val="22"/>
+          <w:szCs w:val="22"/>
+          <w:u w:val="single"/>
           <w:rtl/>
         </w:rPr>
         <w:t xml:space="preserve">فالمعلمة البديلة تجد صعوبة مع الأطفال أنفسهم الذين يتعاونون معي، مع أنها تطبق القوانين نفسها، لأن العلاقة ليست معها</w:t>
@@ -18027,9 +17964,9 @@
           <w:rFonts w:ascii="Arial" w:cs="Arial" w:eastAsia="Arial" w:hAnsi="Arial"/>
           <w:b/>
           <w:bCs/>
-          <w:color w:val="B3261E"/>
-          <w:sz w:val="22"/>
-          <w:szCs w:val="22"/>
+          <w:sz w:val="22"/>
+          <w:szCs w:val="22"/>
+          <w:u w:val="single"/>
           <w:rtl/>
         </w:rPr>
         <w:t xml:space="preserve">الحنان بلا حدود يصنع فوضى، والحدود بلا حنان تصنع خوفًا، والانضباط الذي يبقى هو الذي يأتي من الاثنين معًا</w:t>
@@ -18082,9 +18019,9 @@
           <w:rFonts w:ascii="Arial" w:cs="Arial" w:eastAsia="Arial" w:hAnsi="Arial"/>
           <w:b/>
           <w:bCs/>
-          <w:color w:val="B3261E"/>
-          <w:sz w:val="22"/>
-          <w:szCs w:val="22"/>
+          <w:sz w:val="22"/>
+          <w:szCs w:val="22"/>
+          <w:u w:val="single"/>
           <w:rtl/>
         </w:rPr>
         <w:t xml:space="preserve">هذا الطفل علمني أن العلاقة أحيانًا هي الخطة كلها، وليست خطوة في الخطة</w:t>
@@ -18176,9 +18113,9 @@
           <w:rFonts w:ascii="Arial" w:cs="Arial" w:eastAsia="Arial" w:hAnsi="Arial"/>
           <w:b/>
           <w:bCs/>
-          <w:color w:val="1B7F3B"/>
-          <w:sz w:val="22"/>
-          <w:szCs w:val="22"/>
+          <w:sz w:val="22"/>
+          <w:szCs w:val="22"/>
+          <w:u w:val="single"/>
           <w:rtl/>
         </w:rPr>
         <w:t xml:space="preserve">في السنة الأولى كنت أعتقد أن التعزيز هو الملصقات، وكنت أوزعها على كل شيء، وبعد شهر لم يعد أحد يهتم بها</w:t>
@@ -18231,9 +18168,9 @@
           <w:rFonts w:ascii="Arial" w:cs="Arial" w:eastAsia="Arial" w:hAnsi="Arial"/>
           <w:b/>
           <w:bCs/>
-          <w:color w:val="1B7F3B"/>
-          <w:sz w:val="22"/>
-          <w:szCs w:val="22"/>
+          <w:sz w:val="22"/>
+          <w:szCs w:val="22"/>
+          <w:u w:val="single"/>
           <w:rtl/>
         </w:rPr>
         <w:t xml:space="preserve">جهزت له بطاقات صغيرة بصور: "أريد دوري"، "أعطني"، "توقف"، "ألعب معك"، وعلقتها في حبل على رقبته</w:t>
@@ -18252,9 +18189,9 @@
           <w:rFonts w:ascii="Arial" w:cs="Arial" w:eastAsia="Arial" w:hAnsi="Arial"/>
           <w:b/>
           <w:bCs/>
-          <w:color w:val="1B7F3B"/>
-          <w:sz w:val="22"/>
-          <w:szCs w:val="22"/>
+          <w:sz w:val="22"/>
+          <w:szCs w:val="22"/>
+          <w:u w:val="single"/>
           <w:rtl/>
         </w:rPr>
         <w:t xml:space="preserve">كثيرًا من السلوك السيئ هو مجرد نقص في الأدوات، وأن دوري ليس أن أمنع السلوك بل أن أعطي البديل</w:t>
@@ -18307,9 +18244,9 @@
           <w:rFonts w:ascii="Arial" w:cs="Arial" w:eastAsia="Arial" w:hAnsi="Arial"/>
           <w:b/>
           <w:bCs/>
-          <w:color w:val="1B7F3B"/>
-          <w:sz w:val="22"/>
-          <w:szCs w:val="22"/>
+          <w:sz w:val="22"/>
+          <w:szCs w:val="22"/>
+          <w:u w:val="single"/>
           <w:rtl/>
         </w:rPr>
         <w:t xml:space="preserve">لطفل يفعل الشيء الصحيح بجانبه</w:t>
@@ -18415,9 +18352,9 @@
           <w:rFonts w:ascii="Arial" w:cs="Arial" w:eastAsia="Arial" w:hAnsi="Arial"/>
           <w:b/>
           <w:bCs/>
-          <w:color w:val="1F4EB0"/>
-          <w:sz w:val="22"/>
-          <w:szCs w:val="22"/>
+          <w:sz w:val="22"/>
+          <w:szCs w:val="22"/>
+          <w:u w:val="single"/>
           <w:rtl/>
         </w:rPr>
         <w:t xml:space="preserve">حتى يراها الطفل الذي لا يسمع بسبب انشغاله</w:t>
@@ -18436,9 +18373,9 @@
           <w:rFonts w:ascii="Arial" w:cs="Arial" w:eastAsia="Arial" w:hAnsi="Arial"/>
           <w:b/>
           <w:bCs/>
-          <w:color w:val="1F4EB0"/>
-          <w:sz w:val="22"/>
-          <w:szCs w:val="22"/>
+          <w:sz w:val="22"/>
+          <w:szCs w:val="22"/>
+          <w:u w:val="single"/>
           <w:rtl/>
         </w:rPr>
         <w:t xml:space="preserve">وأصور الزوايا وهي مرتبة وأعلق الصورة على الرف، فالطفل يقارن الرف بالصورة ويرتب من دون أن أقول كلمة</w:t>
@@ -18491,9 +18428,9 @@
           <w:rFonts w:ascii="Arial" w:cs="Arial" w:eastAsia="Arial" w:hAnsi="Arial"/>
           <w:b/>
           <w:bCs/>
-          <w:color w:val="1F4EB0"/>
-          <w:sz w:val="22"/>
-          <w:szCs w:val="22"/>
+          <w:sz w:val="22"/>
+          <w:szCs w:val="22"/>
+          <w:u w:val="single"/>
           <w:rtl/>
         </w:rPr>
         <w:t xml:space="preserve">"الأطفال لا يستطيعون أن يهدأوا في غرفة لا تهدأ"</w:t>
@@ -18599,9 +18536,9 @@
           <w:rFonts w:ascii="Arial" w:cs="Arial" w:eastAsia="Arial" w:hAnsi="Arial"/>
           <w:b/>
           <w:bCs/>
-          <w:color w:val="B3261E"/>
-          <w:sz w:val="22"/>
-          <w:szCs w:val="22"/>
+          <w:sz w:val="22"/>
+          <w:szCs w:val="22"/>
+          <w:u w:val="single"/>
           <w:rtl/>
         </w:rPr>
         <w:t xml:space="preserve">وأسجل ذلك في دفتر حتى لا أنسى أحدًا، لأنني اكتشفت أن الأطفال الهادئين هم الذين أنساهم</w:t>
@@ -18620,9 +18557,9 @@
           <w:rFonts w:ascii="Arial" w:cs="Arial" w:eastAsia="Arial" w:hAnsi="Arial"/>
           <w:b/>
           <w:bCs/>
-          <w:color w:val="B3261E"/>
-          <w:sz w:val="22"/>
-          <w:szCs w:val="22"/>
+          <w:sz w:val="22"/>
+          <w:szCs w:val="22"/>
+          <w:u w:val="single"/>
           <w:rtl/>
         </w:rPr>
         <w:t xml:space="preserve">وقد اعتذرت أمام الصف كله مرة لأنني رفعت صوتي أكثر من اللازم، والأطفال احترموني أكثر بعدها</w:t>
@@ -18709,9 +18646,9 @@
           <w:rFonts w:ascii="Arial" w:cs="Arial" w:eastAsia="Arial" w:hAnsi="Arial"/>
           <w:b/>
           <w:bCs/>
-          <w:color w:val="B3261E"/>
-          <w:sz w:val="22"/>
-          <w:szCs w:val="22"/>
+          <w:sz w:val="22"/>
+          <w:szCs w:val="22"/>
+          <w:u w:val="single"/>
           <w:rtl/>
         </w:rPr>
         <w:t xml:space="preserve">ألا أطلب منها الكلام أبدًا، وأن أبني علاقة أولًا</w:t>
@@ -18730,9 +18667,9 @@
           <w:rFonts w:ascii="Arial" w:cs="Arial" w:eastAsia="Arial" w:hAnsi="Arial"/>
           <w:b/>
           <w:bCs/>
-          <w:color w:val="B3261E"/>
-          <w:sz w:val="22"/>
-          <w:szCs w:val="22"/>
+          <w:sz w:val="22"/>
+          <w:szCs w:val="22"/>
+          <w:u w:val="single"/>
           <w:rtl/>
         </w:rPr>
         <w:t xml:space="preserve">أن الصمت أحيانًا هو طلب للأمان وليس رفضًا، وأن العلاقة التي لا تطلب شيئًا هي التي تفتح الباب</w:t>
@@ -18745,369 +18682,6 @@
           <w:rtl/>
         </w:rPr>
         <w:t xml:space="preserve">. مازالت أمها ترسل لي صورها كل سنة، والطفلة اليوم في الصف الثاني وتتكلم كثيرًا كما تقول الأم.</w:t>
-      </w:r>
-    </w:p>
-    <w:p>
-      <w:pPr>
-        <w:pageBreakBefore/>
-        <w:bidi/>
-        <w:spacing w:after="240"/>
-        <w:jc w:val="center"/>
-      </w:pPr>
-      <w:r>
-        <w:rPr>
-          <w:rFonts w:ascii="Arial" w:cs="Arial" w:eastAsia="Arial" w:hAnsi="Arial"/>
-          <w:b/>
-          <w:bCs/>
-          <w:sz w:val="32"/>
-          <w:szCs w:val="32"/>
-          <w:rtl/>
-        </w:rPr>
-        <w:t xml:space="preserve">טופס הצהרה על שימוש בבינה מלאכותית</w:t>
-      </w:r>
-    </w:p>
-    <w:p>
-      <w:pPr>
-        <w:bidi/>
-        <w:spacing w:after="160" w:line="360"/>
-        <w:jc w:val="right"/>
-      </w:pPr>
-      <w:r>
-        <w:rPr>
-          <w:rFonts w:ascii="Arial" w:cs="Arial" w:eastAsia="Arial" w:hAnsi="Arial"/>
-          <w:sz w:val="24"/>
-          <w:szCs w:val="24"/>
-          <w:rtl/>
-        </w:rPr>
-        <w:t xml:space="preserve">נא למלא ולהוסיף כעמוד נפרד לעבודה.</w:t>
-      </w:r>
-    </w:p>
-    <w:p>
-      <w:pPr>
-        <w:bidi/>
-        <w:spacing w:after="160" w:line="360"/>
-        <w:jc w:val="right"/>
-      </w:pPr>
-      <w:r>
-        <w:rPr>
-          <w:rFonts w:ascii="Arial" w:cs="Arial" w:eastAsia="Arial" w:hAnsi="Arial"/>
-          <w:sz w:val="24"/>
-          <w:szCs w:val="24"/>
-          <w:rtl/>
-        </w:rPr>
-        <w:t xml:space="preserve">עמוד זה מהווה חלק בלתי נפרד מהעבודה הסמינריונית ויש להגישו חתום ומלא.</w:t>
-      </w:r>
-    </w:p>
-    <w:p>
-      <w:pPr>
-        <w:bidi/>
-        <w:spacing w:after="160" w:line="360"/>
-        <w:jc w:val="right"/>
-      </w:pPr>
-      <w:r>
-        <w:rPr>
-          <w:rFonts w:ascii="Arial" w:cs="Arial" w:eastAsia="Arial" w:hAnsi="Arial"/>
-          <w:sz w:val="24"/>
-          <w:szCs w:val="24"/>
-          <w:rtl/>
-        </w:rPr>
-        <w:t xml:space="preserve">על הסטודנט/ית למלא את הפרטים הבאים בשקיפות וביושר אקדמי.</w:t>
-      </w:r>
-    </w:p>
-    <w:p>
-      <w:pPr>
-        <w:bidi/>
-        <w:spacing w:after="160" w:line="360"/>
-        <w:jc w:val="right"/>
-      </w:pPr>
-      <w:r>
-        <w:rPr>
-          <w:rFonts w:ascii="Arial" w:cs="Arial" w:eastAsia="Arial" w:hAnsi="Arial"/>
-          <w:sz w:val="24"/>
-          <w:szCs w:val="24"/>
-          <w:rtl/>
-        </w:rPr>
-        <w:t xml:space="preserve">שם הסטודנט/ית: אימאן אלקדיים, רים אלקדיים</w:t>
-      </w:r>
-    </w:p>
-    <w:p>
-      <w:pPr>
-        <w:bidi/>
-        <w:spacing w:after="160" w:line="360"/>
-        <w:jc w:val="right"/>
-      </w:pPr>
-      <w:r>
-        <w:rPr>
-          <w:rFonts w:ascii="Arial" w:cs="Arial" w:eastAsia="Arial" w:hAnsi="Arial"/>
-          <w:sz w:val="24"/>
-          <w:szCs w:val="24"/>
-          <w:rtl/>
-        </w:rPr>
-        <w:t xml:space="preserve">שם המרצה: ד"ר רביע חמדאלה</w:t>
-      </w:r>
-    </w:p>
-    <w:p>
-      <w:pPr>
-        <w:bidi/>
-        <w:spacing w:after="160" w:line="360"/>
-        <w:jc w:val="right"/>
-      </w:pPr>
-      <w:r>
-        <w:rPr>
-          <w:rFonts w:ascii="Arial" w:cs="Arial" w:eastAsia="Arial" w:hAnsi="Arial"/>
-          <w:sz w:val="24"/>
-          <w:szCs w:val="24"/>
-          <w:rtl/>
-        </w:rPr>
-        <w:t xml:space="preserve">נושא העבודה: دور المعلمة في تعزيز السلوك الإيجابي والانضباط داخل الروضة</w:t>
-      </w:r>
-    </w:p>
-    <w:p>
-      <w:pPr>
-        <w:bidi/>
-        <w:spacing w:after="160" w:line="360"/>
-        <w:jc w:val="right"/>
-      </w:pPr>
-      <w:r>
-        <w:rPr>
-          <w:rFonts w:ascii="Arial" w:cs="Arial" w:eastAsia="Arial" w:hAnsi="Arial"/>
-          <w:b/>
-          <w:bCs/>
-          <w:sz w:val="24"/>
-          <w:szCs w:val="24"/>
-          <w:rtl/>
-        </w:rPr>
-        <w:t xml:space="preserve">1. האם השתמשת בכלי בינה מלאכותית כלשהם (לדוגמה: ChatGPT, Grammarly, Quillbot, מחוללי טקסט/שפה אחרים)?</w:t>
-      </w:r>
-    </w:p>
-    <w:p>
-      <w:pPr>
-        <w:bidi/>
-        <w:spacing w:after="160" w:line="360"/>
-        <w:jc w:val="right"/>
-      </w:pPr>
-      <w:r>
-        <w:rPr>
-          <w:rFonts w:ascii="Arial" w:cs="Arial" w:eastAsia="Arial" w:hAnsi="Arial"/>
-          <w:sz w:val="24"/>
-          <w:szCs w:val="24"/>
-          <w:rtl/>
-        </w:rPr>
-        <w:t xml:space="preserve">☐ כן    ☐ לא</w:t>
-      </w:r>
-    </w:p>
-    <w:p>
-      <w:pPr>
-        <w:bidi/>
-        <w:spacing w:after="160" w:line="360"/>
-        <w:jc w:val="right"/>
-      </w:pPr>
-      <w:r>
-        <w:rPr>
-          <w:rFonts w:ascii="Arial" w:cs="Arial" w:eastAsia="Arial" w:hAnsi="Arial"/>
-          <w:b/>
-          <w:bCs/>
-          <w:sz w:val="24"/>
-          <w:szCs w:val="24"/>
-          <w:rtl/>
-        </w:rPr>
-        <w:t xml:space="preserve">2. אנא פרט/י את שמות הכלים שבהם השתמשת:</w:t>
-      </w:r>
-    </w:p>
-    <w:p>
-      <w:pPr>
-        <w:bidi/>
-        <w:spacing w:after="160" w:line="360"/>
-        <w:jc w:val="right"/>
-      </w:pPr>
-      <w:r>
-        <w:rPr>
-          <w:rFonts w:ascii="Arial" w:cs="Arial" w:eastAsia="Arial" w:hAnsi="Arial"/>
-          <w:sz w:val="24"/>
-          <w:szCs w:val="24"/>
-          <w:rtl/>
-        </w:rPr>
-        <w:t xml:space="preserve">_____________________________________________________________</w:t>
-      </w:r>
-    </w:p>
-    <w:p>
-      <w:pPr>
-        <w:bidi/>
-        <w:spacing w:after="160" w:line="360"/>
-        <w:jc w:val="right"/>
-      </w:pPr>
-      <w:r>
-        <w:rPr>
-          <w:rFonts w:ascii="Arial" w:cs="Arial" w:eastAsia="Arial" w:hAnsi="Arial"/>
-          <w:sz w:val="24"/>
-          <w:szCs w:val="24"/>
-          <w:rtl/>
-        </w:rPr>
-        <w:t xml:space="preserve">_____________________________________________________________</w:t>
-      </w:r>
-    </w:p>
-    <w:p>
-      <w:pPr>
-        <w:bidi/>
-        <w:spacing w:after="160" w:line="360"/>
-        <w:jc w:val="right"/>
-      </w:pPr>
-      <w:r>
-        <w:rPr>
-          <w:rFonts w:ascii="Arial" w:cs="Arial" w:eastAsia="Arial" w:hAnsi="Arial"/>
-          <w:b/>
-          <w:bCs/>
-          <w:sz w:val="24"/>
-          <w:szCs w:val="24"/>
-          <w:rtl/>
-        </w:rPr>
-        <w:t xml:space="preserve">3. פרט/י לאילו מטרות השתמשת בכלים אלה (למשל: ניסוח, חיפוש מקורות, ניתוח נתונים, תרגום, סיכום):</w:t>
-      </w:r>
-    </w:p>
-    <w:p>
-      <w:pPr>
-        <w:bidi/>
-        <w:spacing w:after="160" w:line="360"/>
-        <w:jc w:val="right"/>
-      </w:pPr>
-      <w:r>
-        <w:rPr>
-          <w:rFonts w:ascii="Arial" w:cs="Arial" w:eastAsia="Arial" w:hAnsi="Arial"/>
-          <w:sz w:val="24"/>
-          <w:szCs w:val="24"/>
-          <w:rtl/>
-        </w:rPr>
-        <w:t xml:space="preserve">_____________________________________________________________</w:t>
-      </w:r>
-    </w:p>
-    <w:p>
-      <w:pPr>
-        <w:bidi/>
-        <w:spacing w:after="160" w:line="360"/>
-        <w:jc w:val="right"/>
-      </w:pPr>
-      <w:r>
-        <w:rPr>
-          <w:rFonts w:ascii="Arial" w:cs="Arial" w:eastAsia="Arial" w:hAnsi="Arial"/>
-          <w:sz w:val="24"/>
-          <w:szCs w:val="24"/>
-          <w:rtl/>
-        </w:rPr>
-        <w:t xml:space="preserve">_____________________________________________________________</w:t>
-      </w:r>
-    </w:p>
-    <w:p>
-      <w:pPr>
-        <w:bidi/>
-        <w:spacing w:after="160" w:line="360"/>
-        <w:jc w:val="right"/>
-      </w:pPr>
-      <w:r>
-        <w:rPr>
-          <w:rFonts w:ascii="Arial" w:cs="Arial" w:eastAsia="Arial" w:hAnsi="Arial"/>
-          <w:sz w:val="24"/>
-          <w:szCs w:val="24"/>
-          <w:rtl/>
-        </w:rPr>
-        <w:t xml:space="preserve">_____________________________________________________________</w:t>
-      </w:r>
-    </w:p>
-    <w:p>
-      <w:pPr>
-        <w:bidi/>
-        <w:spacing w:after="160" w:line="360"/>
-        <w:jc w:val="right"/>
-      </w:pPr>
-      <w:r>
-        <w:rPr>
-          <w:rFonts w:ascii="Arial" w:cs="Arial" w:eastAsia="Arial" w:hAnsi="Arial"/>
-          <w:b/>
-          <w:bCs/>
-          <w:sz w:val="24"/>
-          <w:szCs w:val="24"/>
-          <w:rtl/>
-        </w:rPr>
-        <w:t xml:space="preserve">4. כיצד וידאת את מהימנות ואמינות התוצרים שקיבלת מהבינה המלאכותית?</w:t>
-      </w:r>
-    </w:p>
-    <w:p>
-      <w:pPr>
-        <w:bidi/>
-        <w:spacing w:after="160" w:line="360"/>
-        <w:jc w:val="right"/>
-      </w:pPr>
-      <w:r>
-        <w:rPr>
-          <w:rFonts w:ascii="Arial" w:cs="Arial" w:eastAsia="Arial" w:hAnsi="Arial"/>
-          <w:sz w:val="24"/>
-          <w:szCs w:val="24"/>
-          <w:rtl/>
-        </w:rPr>
-        <w:t xml:space="preserve">_____________________________________________________________</w:t>
-      </w:r>
-    </w:p>
-    <w:p>
-      <w:pPr>
-        <w:bidi/>
-        <w:spacing w:after="160" w:line="360"/>
-        <w:jc w:val="right"/>
-      </w:pPr>
-      <w:r>
-        <w:rPr>
-          <w:rFonts w:ascii="Arial" w:cs="Arial" w:eastAsia="Arial" w:hAnsi="Arial"/>
-          <w:sz w:val="24"/>
-          <w:szCs w:val="24"/>
-          <w:rtl/>
-        </w:rPr>
-        <w:t xml:space="preserve">_____________________________________________________________</w:t>
-      </w:r>
-    </w:p>
-    <w:p>
-      <w:pPr>
-        <w:bidi/>
-        <w:spacing w:after="160" w:line="360"/>
-        <w:jc w:val="right"/>
-      </w:pPr>
-      <w:r>
-        <w:rPr>
-          <w:rFonts w:ascii="Arial" w:cs="Arial" w:eastAsia="Arial" w:hAnsi="Arial"/>
-          <w:sz w:val="24"/>
-          <w:szCs w:val="24"/>
-          <w:rtl/>
-        </w:rPr>
-        <w:t xml:space="preserve">_____________________________________________________________</w:t>
-      </w:r>
-    </w:p>
-    <w:p>
-      <w:pPr>
-        <w:bidi/>
-        <w:spacing w:after="160" w:line="360"/>
-        <w:jc w:val="right"/>
-      </w:pPr>
-      <w:r>
-        <w:rPr>
-          <w:rFonts w:ascii="Arial" w:cs="Arial" w:eastAsia="Arial" w:hAnsi="Arial"/>
-          <w:sz w:val="24"/>
-          <w:szCs w:val="24"/>
-          <w:rtl/>
-        </w:rPr>
-        <w:t xml:space="preserve">אני מצהיר/ה כי המידע לעיל מדויק, וכל שימוש בכלי בינה מלאכותית נעשה תוך הקפדה על שקיפות, הגינות אקדמית, ובאחריות אישית.</w:t>
-      </w:r>
-    </w:p>
-    <w:p>
-      <w:pPr>
-        <w:bidi/>
-        <w:spacing w:after="160" w:line="360"/>
-        <w:jc w:val="right"/>
-      </w:pPr>
-      <w:r>
-        <w:rPr>
-          <w:rFonts w:ascii="Arial" w:cs="Arial" w:eastAsia="Arial" w:hAnsi="Arial"/>
-          <w:sz w:val="24"/>
-          <w:szCs w:val="24"/>
-          <w:rtl/>
-        </w:rPr>
-        <w:t xml:space="preserve">חתימת הסטודנט/ית: __________________    תאריך: _______________</w:t>
       </w:r>
     </w:p>
     <w:sectPr>

--- a/deliverables/الرسالة_السمينارية_كاملة.docx
+++ b/deliverables/الرسالة_السمينارية_كاملة.docx
@@ -544,7 +544,7 @@
           <w:szCs w:val="24"/>
           <w:rtl/>
         </w:rPr>
-        <w:t xml:space="preserve">	9</w:t>
+        <w:t xml:space="preserve">	10</w:t>
       </w:r>
     </w:p>
     <w:p>
@@ -575,7 +575,7 @@
           <w:szCs w:val="24"/>
           <w:rtl/>
         </w:rPr>
-        <w:t xml:space="preserve">	10</w:t>
+        <w:t xml:space="preserve">	11</w:t>
       </w:r>
     </w:p>
     <w:p>
@@ -606,7 +606,7 @@
           <w:szCs w:val="24"/>
           <w:rtl/>
         </w:rPr>
-        <w:t xml:space="preserve">	10</w:t>
+        <w:t xml:space="preserve">	12</w:t>
       </w:r>
     </w:p>
     <w:p>
@@ -637,7 +637,7 @@
           <w:szCs w:val="24"/>
           <w:rtl/>
         </w:rPr>
-        <w:t xml:space="preserve">	11</w:t>
+        <w:t xml:space="preserve">	14</w:t>
       </w:r>
     </w:p>
     <w:p>
@@ -668,7 +668,7 @@
           <w:szCs w:val="24"/>
           <w:rtl/>
         </w:rPr>
-        <w:t xml:space="preserve">	12</w:t>
+        <w:t xml:space="preserve">	15</w:t>
       </w:r>
     </w:p>
     <w:p>
@@ -699,7 +699,7 @@
           <w:szCs w:val="24"/>
           <w:rtl/>
         </w:rPr>
-        <w:t xml:space="preserve">	12</w:t>
+        <w:t xml:space="preserve">	16</w:t>
       </w:r>
     </w:p>
     <w:p>
@@ -730,7 +730,7 @@
           <w:szCs w:val="24"/>
           <w:rtl/>
         </w:rPr>
-        <w:t xml:space="preserve">	13</w:t>
+        <w:t xml:space="preserve">	17</w:t>
       </w:r>
     </w:p>
     <w:p>
@@ -760,7 +760,7 @@
           <w:szCs w:val="24"/>
           <w:rtl/>
         </w:rPr>
-        <w:t xml:space="preserve">	14</w:t>
+        <w:t xml:space="preserve">	19</w:t>
       </w:r>
     </w:p>
     <w:p>
@@ -791,7 +791,7 @@
           <w:szCs w:val="24"/>
           <w:rtl/>
         </w:rPr>
-        <w:t xml:space="preserve">	14</w:t>
+        <w:t xml:space="preserve">	19</w:t>
       </w:r>
     </w:p>
     <w:p>
@@ -822,7 +822,7 @@
           <w:szCs w:val="24"/>
           <w:rtl/>
         </w:rPr>
-        <w:t xml:space="preserve">	14</w:t>
+        <w:t xml:space="preserve">	19</w:t>
       </w:r>
     </w:p>
     <w:p>
@@ -853,7 +853,7 @@
           <w:szCs w:val="24"/>
           <w:rtl/>
         </w:rPr>
-        <w:t xml:space="preserve">	15</w:t>
+        <w:t xml:space="preserve">	20</w:t>
       </w:r>
     </w:p>
     <w:p>
@@ -884,7 +884,7 @@
           <w:szCs w:val="24"/>
           <w:rtl/>
         </w:rPr>
-        <w:t xml:space="preserve">	15</w:t>
+        <w:t xml:space="preserve">	20</w:t>
       </w:r>
     </w:p>
     <w:p>
@@ -915,7 +915,7 @@
           <w:szCs w:val="24"/>
           <w:rtl/>
         </w:rPr>
-        <w:t xml:space="preserve">	16</w:t>
+        <w:t xml:space="preserve">	21</w:t>
       </w:r>
     </w:p>
     <w:p>
@@ -946,7 +946,7 @@
           <w:szCs w:val="24"/>
           <w:rtl/>
         </w:rPr>
-        <w:t xml:space="preserve">	16</w:t>
+        <w:t xml:space="preserve">	21</w:t>
       </w:r>
     </w:p>
     <w:p>
@@ -977,7 +977,7 @@
           <w:szCs w:val="24"/>
           <w:rtl/>
         </w:rPr>
-        <w:t xml:space="preserve">	17</w:t>
+        <w:t xml:space="preserve">	22</w:t>
       </w:r>
     </w:p>
     <w:p>
@@ -1007,7 +1007,7 @@
           <w:szCs w:val="24"/>
           <w:rtl/>
         </w:rPr>
-        <w:t xml:space="preserve">	18</w:t>
+        <w:t xml:space="preserve">	23</w:t>
       </w:r>
     </w:p>
     <w:p>
@@ -1038,7 +1038,7 @@
           <w:szCs w:val="24"/>
           <w:rtl/>
         </w:rPr>
-        <w:t xml:space="preserve">	18</w:t>
+        <w:t xml:space="preserve">	23</w:t>
       </w:r>
     </w:p>
     <w:p>
@@ -1069,7 +1069,7 @@
           <w:szCs w:val="24"/>
           <w:rtl/>
         </w:rPr>
-        <w:t xml:space="preserve">	21</w:t>
+        <w:t xml:space="preserve">	26</w:t>
       </w:r>
     </w:p>
     <w:p>
@@ -1100,7 +1100,7 @@
           <w:szCs w:val="24"/>
           <w:rtl/>
         </w:rPr>
-        <w:t xml:space="preserve">	23</w:t>
+        <w:t xml:space="preserve">	28</w:t>
       </w:r>
     </w:p>
     <w:p>
@@ -1131,7 +1131,7 @@
           <w:szCs w:val="24"/>
           <w:rtl/>
         </w:rPr>
-        <w:t xml:space="preserve">	26</w:t>
+        <w:t xml:space="preserve">	31</w:t>
       </w:r>
     </w:p>
     <w:p>
@@ -1161,7 +1161,7 @@
           <w:szCs w:val="24"/>
           <w:rtl/>
         </w:rPr>
-        <w:t xml:space="preserve">	27</w:t>
+        <w:t xml:space="preserve">	32</w:t>
       </w:r>
     </w:p>
     <w:p>
@@ -1192,7 +1192,7 @@
           <w:szCs w:val="24"/>
           <w:rtl/>
         </w:rPr>
-        <w:t xml:space="preserve">	27</w:t>
+        <w:t xml:space="preserve">	32</w:t>
       </w:r>
     </w:p>
     <w:p>
@@ -1223,7 +1223,7 @@
           <w:szCs w:val="24"/>
           <w:rtl/>
         </w:rPr>
-        <w:t xml:space="preserve">	28</w:t>
+        <w:t xml:space="preserve">	33</w:t>
       </w:r>
     </w:p>
     <w:p>
@@ -1254,7 +1254,7 @@
           <w:szCs w:val="24"/>
           <w:rtl/>
         </w:rPr>
-        <w:t xml:space="preserve">	29</w:t>
+        <w:t xml:space="preserve">	34</w:t>
       </w:r>
     </w:p>
     <w:p>
@@ -1285,7 +1285,7 @@
           <w:szCs w:val="24"/>
           <w:rtl/>
         </w:rPr>
-        <w:t xml:space="preserve">	29</w:t>
+        <w:t xml:space="preserve">	34</w:t>
       </w:r>
     </w:p>
     <w:p>
@@ -1316,7 +1316,7 @@
           <w:szCs w:val="24"/>
           <w:rtl/>
         </w:rPr>
-        <w:t xml:space="preserve">	30</w:t>
+        <w:t xml:space="preserve">	35</w:t>
       </w:r>
     </w:p>
     <w:p>
@@ -1347,7 +1347,7 @@
           <w:szCs w:val="24"/>
           <w:rtl/>
         </w:rPr>
-        <w:t xml:space="preserve">	30</w:t>
+        <w:t xml:space="preserve">	35</w:t>
       </w:r>
     </w:p>
     <w:p>
@@ -1378,7 +1378,7 @@
           <w:szCs w:val="24"/>
           <w:rtl/>
         </w:rPr>
-        <w:t xml:space="preserve">	31</w:t>
+        <w:t xml:space="preserve">	36</w:t>
       </w:r>
     </w:p>
     <w:p>
@@ -1409,7 +1409,7 @@
           <w:szCs w:val="24"/>
           <w:rtl/>
         </w:rPr>
-        <w:t xml:space="preserve">	31</w:t>
+        <w:t xml:space="preserve">	36</w:t>
       </w:r>
     </w:p>
     <w:p>
@@ -1439,7 +1439,7 @@
           <w:szCs w:val="24"/>
           <w:rtl/>
         </w:rPr>
-        <w:t xml:space="preserve">	33</w:t>
+        <w:t xml:space="preserve">	38</w:t>
       </w:r>
     </w:p>
     <w:p>
@@ -1469,7 +1469,7 @@
           <w:szCs w:val="24"/>
           <w:rtl/>
         </w:rPr>
-        <w:t xml:space="preserve">	36</w:t>
+        <w:t xml:space="preserve">	41</w:t>
       </w:r>
     </w:p>
     <w:p>
@@ -1500,7 +1500,7 @@
           <w:szCs w:val="24"/>
           <w:rtl/>
         </w:rPr>
-        <w:t xml:space="preserve">	36</w:t>
+        <w:t xml:space="preserve">	41</w:t>
       </w:r>
     </w:p>
     <w:p>
@@ -1531,7 +1531,7 @@
           <w:szCs w:val="24"/>
           <w:rtl/>
         </w:rPr>
-        <w:t xml:space="preserve">	36</w:t>
+        <w:t xml:space="preserve">	41</w:t>
       </w:r>
     </w:p>
     <w:p>
@@ -2202,7 +2202,7 @@
           <w:szCs w:val="24"/>
           <w:rtl/>
         </w:rPr>
-        <w:t xml:space="preserve">يعرض هذا الفصل الخلفية النظرية للبحث بطريقة تنتقل من العام إلى الخاص. يبدأ بالطفولة المبكرة ورياض الأطفال في إسرائيل وفي المجتمع البدوي في النقب، ثم ينتقل إلى معلمة الروضة وإدارتها للصف، ثم إلى السلوكيات غير المرغوبة الشائعة لدى أطفال الروضة، ثم إلى مفهوم التعزيز الإيجابي والانضباط الإيجابي وأساليبهما، ثم إلى تنظيم البيئة الصفية والنماذج متعددة المستويات لدعم السلوك، ثم إلى العلاقة بين المعلمة والطفل، وأخيرًا إلى دور الأهل. وقد اقتصر العرض في كل دراسة على ما له صلة وثيقة بمسألة البحث، ويُختتم الفصل بتلخيص يوضح موقع البحث الحالي من هذه الأدبيات.</w:t>
+        <w:t xml:space="preserve">يعرض هذا الفصل الخلفية النظرية للبحث بطريقة تنتقل من العام إلى الخاص. يبدأ بمرحلة الطفولة المبكرة ورياض الأطفال في إسرائيل وفي المجتمع البدوي في النقب، ثم ينتقل إلى معلمة الروضة وإدارتها للصف، ثم إلى السلوكيات غير المرغوبة الشائعة لدى أطفال الروضة ومصادرها، ثم إلى مفهوم التعزيز الإيجابي والانضباط الإيجابي وأساليبهما، ثم إلى تنظيم البيئة الصفية والنماذج متعددة المستويات لدعم السلوك، ثم إلى العلاقة بين المعلمة والطفل، وأخيرًا إلى دور الأهل. وقد اقتصر العرض في كل دراسة على ما له صلة وثيقة بمسألة البحث، مع الإشارة إلى منهج كل دراسة وعينتها حتى يستطيع القارئ أن يقدّر وزن نتائجها، ويُختتم الفصل بتلخيص يوضح موقع البحث الحالي من هذه الأدبيات.</w:t>
       </w:r>
     </w:p>
     <w:p>
@@ -2227,6 +2227,26 @@
     </w:p>
     <w:p>
       <w:pPr>
+        <w:pStyle w:val="Heading3"/>
+        <w:bidi/>
+        <w:spacing w:after="160" w:before="240" w:line="360"/>
+        <w:jc w:val="right"/>
+      </w:pPr>
+      <w:r>
+        <w:rPr>
+          <w:rFonts w:ascii="Arial" w:cs="Arial" w:eastAsia="Arial" w:hAnsi="Arial"/>
+          <w:b/>
+          <w:bCs/>
+          <w:color w:val="000000"/>
+          <w:sz w:val="26"/>
+          <w:szCs w:val="26"/>
+          <w:rtl/>
+        </w:rPr>
+        <w:t xml:space="preserve">خصائص النمو في مرحلة الروضة</w:t>
+      </w:r>
+    </w:p>
+    <w:p>
+      <w:pPr>
         <w:bidi/>
         <w:spacing w:after="120" w:line="360"/>
         <w:jc w:val="both"/>
@@ -2238,7 +2258,7 @@
           <w:szCs w:val="24"/>
           <w:rtl/>
         </w:rPr>
-        <w:t xml:space="preserve">من أهم المراحل التي يبني فيها الطفل شخصيته ويوجه فيها فكره ومعارفه لبقية حياته مرحلة الطفولة المبكرة، لأنه يتلقى فيها العناية والاهتمام بكل جوانب النمو: الجسمية، والانفعالية، والحركية، والعقلية، والاجتماعية، واللغوية، ومدى هذه الرعاية وجودتها قد يؤثران على الطفل بشكل مباشر أو غير مباشر (مديني فطه وطه، 2024). الطفل في سن الروضة، بين الثالثة والسادسة، يتعلم من خلال اللعب والتقليد والتكرار أكثر مما يتعلم من الشرح اللفظي، وقدرته على تأجيل الرغبة وتنظيم الانفعال ما زالت في طور التكوين، ولذلك فإن ما يُعد "مشكلة سلوكية" في هذا العمر هو في كثير من الأحيان تعبير عن حاجة نمائية لم تُلبَّ بعد.</w:t>
+        <w:t xml:space="preserve">من أهم المراحل التي يبني فيها الطفل شخصيته ويوجه فيها فكره ومعارفه لبقية حياته مرحلة الطفولة المبكرة، لأنه يتلقى فيها العناية والاهتمام بكل جوانب النمو: الجسمية، والانفعالية، والحركية، والعقلية، والاجتماعية، واللغوية، ومدى هذه الرعاية وجودتها قد يؤثران على الطفل بشكل مباشر أو غير مباشر، ولذلك تُعد هذه المرحلة فرصة لاكتساب الطفل العديد من الخبرات الكافية لتنمية مهاراته واستعداده للتعلم (مديني فطه وطه، 2024). الطفل في سن الروضة، بين الثالثة والسادسة، يتعلم من خلال اللعب والتقليد والتكرار أكثر مما يتعلم من الشرح اللفظي، وقدرته على تأجيل الرغبة وتنظيم الانفعال وأخذ وجهة نظر الآخر ما زالت في طور التكوين. الطفل في الرابعة الذي يأخذ اللعبة من يد صديقه لا "يسرق"، والطفل الذي يقفز في وسط الحلقة لا "يتمرد"، بل كلاهما يتصرف وفق ما تسمح به قدراته النمائية في تلك اللحظة. لذلك فإن ما يُعد "مشكلة سلوكية" في هذا العمر هو في كثير من الأحيان تعبير عن حاجة نمائية لم تُلبَّ بعد، أو عن مهارة لم تُتعلم بعد، وهذا الفهم هو الذي يفرق بين معلمة تعاقب ومعلمة تعلّم.</w:t>
       </w:r>
     </w:p>
     <w:p>
@@ -2254,7 +2274,27 @@
           <w:szCs w:val="24"/>
           <w:rtl/>
         </w:rPr>
-        <w:t xml:space="preserve">في إسرائيل، يقدم مركز طاوب صورة شاملة لنظام التربية والرعاية في الطفولة المبكرة، ويبيّن أن جودة الإطار التربوي تُقاس بثلاثة مؤشرات رئيسية: جودة التفاعل بين الطاقم والأطفال، ونسبة الأطفال إلى البالغين وحجم المجموعة، وإعداد الطاقم وتطويره المهني. وتشير المعطيات إلى فجوات بين الوسط اليهودي والوسط العربي في هذه المؤشرات، وإلى أن حجم المجموعة في رياض الأطفال الرسمية يبقى من أكبر الأحجام في الدول المتقدمة (סילברמן ובלנק، 2023). وتحدد وزارة التربية والتعليم لطاقم الروضة أدوارًا ومضامين مهنية تشمل بناء مناخ عاطفي واجتماعي آمن، وتنظيم البيئة التعليمية، وإدارة الروتين اليومي، والعمل مع الأهل والطاقم، وتخصص لذلك مسارات تطوير مهني سنوية (وزارة التربية والتعليم، 2025). أي أن الروضة، من وجهة نظر السياسة التربوية أيضًا، ليست مكانًا لحفظ الأطفال بل بيئة تربوية تُدار بقصد.</w:t>
+        <w:t xml:space="preserve">في هذا العمر أيضًا يدخل الطفل لأول مرة إلى مجموعة كبيرة من الأقران خارج الأسرة، ويتعلم فيها معنى الدور والانتظار والمشاركة والقاعدة المشتركة. الروضة ليست المكان الذي يتعلم فيه الطفل الحروف والأرقام فقط، بل المكان الذي يتعلم فيه كيف يكون واحدًا من ثلاثين، وهذه المهارة الاجتماعية هي التي يقيسها الأهل والمعلمات عادة بكلمة "الانضباط". ومن هنا فإن الانضباط في الروضة ليس هدفًا بحد ذاته، بل هو النتيجة المرئية لتعلم اجتماعي وانفعالي يحدث في الخفاء.</w:t>
+      </w:r>
+    </w:p>
+    <w:p>
+      <w:pPr>
+        <w:pStyle w:val="Heading3"/>
+        <w:bidi/>
+        <w:spacing w:after="160" w:before="240" w:line="360"/>
+        <w:jc w:val="right"/>
+      </w:pPr>
+      <w:r>
+        <w:rPr>
+          <w:rFonts w:ascii="Arial" w:cs="Arial" w:eastAsia="Arial" w:hAnsi="Arial"/>
+          <w:b/>
+          <w:bCs/>
+          <w:color w:val="000000"/>
+          <w:sz w:val="26"/>
+          <w:szCs w:val="26"/>
+          <w:rtl/>
+        </w:rPr>
+        <w:t xml:space="preserve">نظام التربية في الطفولة المبكرة في إسرائيل</w:t>
       </w:r>
     </w:p>
     <w:p>
@@ -2270,7 +2310,75 @@
           <w:szCs w:val="24"/>
           <w:rtl/>
         </w:rPr>
-        <w:t xml:space="preserve">أما في المجتمع العربي البدوي في النقب، فيبين تقرير مركز الأبحاث والمعلومات في الكنيست أن السنوات الأخيرة شهدت ارتفاعًا مستمرًا في عدد رياض الأطفال وفي نسب التحاق الأطفال بها، لكن السلطات المحلية ما زالت غير قادرة على توفير إطار لجميع أطفال النقب، وخاصة أطفال التجمعات غير المعترف بها، وتوجد مشكلات في البنى التحتية وفي المواصلات وفي توفر الطواقم المؤهلة، إلى جانب نسب تسرب من التعليم هي الأعلى في البلاد في المراحل اللاحقة (וייסבלאי، 2017). وتوضح دراسة حديثة على معلمات رياض أطفال بدويات في النقب أن التواصل بين المعلمة والأهل يعتمد إلى حد كبير على الواتساب، وأن هذا التواصل واجه في فترة الحرب صعوبات مرتبطة بالبنية التحتية التكنولوجية المحدودة في هذه البلدات، لكنه بقي القناة الرئيسية التي تحافظ من خلالها المعلمة على صلتها بالأطفال وأهلهم (Elkashalla et al., 2026). هذا السياق، الذي يجمع بين توسع كمي في الروضات ونقص في الموارد وبين أهل يتفاوتون في أساليب تربيتهم، هو الذي تعمل فيه المعلمات المشاركات في هذا البحث.</w:t>
+        <w:t xml:space="preserve">في إسرائيل، يشمل نظام التربية والرعاية في الطفولة المبكرة مئات الآلاف من الأطفال في رياض الأطفال الرسمية والحضانات، ويقدم مركز طاوب لأبحاث السياسة الاجتماعية صورة شاملة لهذا النظام. تبيّن الدراسة أن أثر الإطار التربوي على نمو الطفل لا يتوقف على مجرد وجوده، بل على جودته، وأن الجودة تُقاس بثلاثة مؤشرات رئيسية: جودة التفاعل بين الطاقم والأطفال، ونسبة الأطفال إلى البالغين وحجم المجموعة، وإعداد الطاقم وتطويره المهني. وتشير المعطيات إلى فجوات بين الوسط اليهودي والوسط العربي في هذه المؤشرات، وإلى أن حجم المجموعة في رياض الأطفال الرسمية في إسرائيل يبقى من أكبر الأحجام في الدول المتقدمة، وأن هذا الحجم يحد من قدرة الطاقم على التفاعل الفردي مع كل طفل (סילברמן ובלנק، 2023). هذه النقطة الأخيرة مهمة لبحثنا، لأن ما تصفه المعلمات عن صعوبة الوصول إلى الطفل في اللحظة المناسبة هو انعكاس مباشر لمؤشر الجودة الثاني.</w:t>
+      </w:r>
+    </w:p>
+    <w:p>
+      <w:pPr>
+        <w:bidi/>
+        <w:spacing w:after="120" w:line="360"/>
+        <w:jc w:val="both"/>
+      </w:pPr>
+      <w:r>
+        <w:rPr>
+          <w:rFonts w:ascii="Arial" w:cs="Arial" w:eastAsia="Arial" w:hAnsi="Arial"/>
+          <w:sz w:val="24"/>
+          <w:szCs w:val="24"/>
+          <w:rtl/>
+        </w:rPr>
+        <w:t xml:space="preserve">من جهة السياسة التربوية، تحدد وزارة التربية والتعليم لطاقم الروضة أدوارًا ومضامين مهنية واضحة، تشمل بناء مناخ عاطفي واجتماعي آمن، وتنظيم البيئة التعليمية، وإدارة الروتين اليومي والانتقالات، والعمل مع الأهل ومع أفراد الطاقم، وتخصص لذلك مسارات تطوير مهني سنوية لمعلمات الروضة وللمساعِدات (وزارة التربية والتعليم، 2025). أي أن الروضة، من وجهة نظر الوزارة أيضًا، ليست مكانًا لحفظ الأطفال بل بيئة تربوية تُدار بقصد، وأن تنظيم البيئة والروتين، وهما موضوع المحور الثاني في هذا البحث، جزء من التعريف الرسمي لعمل المعلمة وليس إضافة عليه.</w:t>
+      </w:r>
+    </w:p>
+    <w:p>
+      <w:pPr>
+        <w:pStyle w:val="Heading3"/>
+        <w:bidi/>
+        <w:spacing w:after="160" w:before="240" w:line="360"/>
+        <w:jc w:val="right"/>
+      </w:pPr>
+      <w:r>
+        <w:rPr>
+          <w:rFonts w:ascii="Arial" w:cs="Arial" w:eastAsia="Arial" w:hAnsi="Arial"/>
+          <w:b/>
+          <w:bCs/>
+          <w:color w:val="000000"/>
+          <w:sz w:val="26"/>
+          <w:szCs w:val="26"/>
+          <w:rtl/>
+        </w:rPr>
+        <w:t xml:space="preserve">رياض الأطفال في المجتمع البدوي في النقب</w:t>
+      </w:r>
+    </w:p>
+    <w:p>
+      <w:pPr>
+        <w:bidi/>
+        <w:spacing w:after="120" w:line="360"/>
+        <w:jc w:val="both"/>
+      </w:pPr>
+      <w:r>
+        <w:rPr>
+          <w:rFonts w:ascii="Arial" w:cs="Arial" w:eastAsia="Arial" w:hAnsi="Arial"/>
+          <w:sz w:val="24"/>
+          <w:szCs w:val="24"/>
+          <w:rtl/>
+        </w:rPr>
+        <w:t xml:space="preserve">أما في المجتمع العربي البدوي في النقب، فيبين تقرير مركز الأبحاث والمعلومات في الكنيست أن السنوات الأخيرة شهدت ارتفاعًا مستمرًا في عدد رياض الأطفال وفي نسب التحاق الأطفال بها، بعد أن كانت نسب الالتحاق في سن الروضة من أدنى النسب في البلاد. لكن التقرير يشير في الوقت نفسه إلى أن السلطات المحلية ما زالت غير قادرة على توفير إطار لجميع أطفال النقب، وخاصة أطفال التجمعات غير المعترف بها، وإلى مشكلات في البنى التحتية، وفي المواصلات، وفي توفر الطواقم المؤهلة، إلى جانب نسب تسرب من التعليم هي الأعلى في البلاد في المراحل اللاحقة (וייסבלאי، 2017). هذا يعني أن جزءًا من الأطفال يدخل الروضة من دون أن يمر بأي إطار تربوي سابق، وأن الروضة الرسمية هي أول مكان يلتقي فيه بقاعدة مشتركة مع أطفال من خارج أسرته الممتدة.</w:t>
+      </w:r>
+    </w:p>
+    <w:p>
+      <w:pPr>
+        <w:bidi/>
+        <w:spacing w:after="120" w:line="360"/>
+        <w:jc w:val="both"/>
+      </w:pPr>
+      <w:r>
+        <w:rPr>
+          <w:rFonts w:ascii="Arial" w:cs="Arial" w:eastAsia="Arial" w:hAnsi="Arial"/>
+          <w:sz w:val="24"/>
+          <w:szCs w:val="24"/>
+          <w:rtl/>
+        </w:rPr>
+        <w:t xml:space="preserve">وتوضح دراسة حديثة أُجريت على معلمات رياض أطفال بدويات في النقب كيف تعمل المعلمة في هذا السياق. فقد وجدت أن التواصل بين المعلمة والأهل يعتمد إلى حد كبير على الواتساب، وأن هذا التواصل واجه في فترة الحرب صعوبات مرتبطة بالبنية التحتية التكنولوجية المحدودة في هذه البلدات وبتفاوت الأهل في استخدام الأدوات الرقمية، لكنه بقي القناة الرئيسية التي تحافظ من خلالها المعلمة على صلتها بالأطفال وأهلهم وتنقل من خلالها ما يحدث في الروضة (Elkashalla et al., 2026). هذا السياق، الذي يجمع بين توسع كمي في الروضات ونقص في الموارد وبين أهل يتفاوتون في أساليب تربيتهم وفي إمكانياتهم، هو الذي تعمل فيه المعلمات المشاركات في هذا البحث، وهو الذي يجعل أسئلة عن الروتين والقوانين والعلاقة أسئلة عملية لا نظرية.</w:t>
       </w:r>
     </w:p>
     <w:p>
@@ -2295,6 +2403,26 @@
     </w:p>
     <w:p>
       <w:pPr>
+        <w:pStyle w:val="Heading3"/>
+        <w:bidi/>
+        <w:spacing w:after="160" w:before="240" w:line="360"/>
+        <w:jc w:val="right"/>
+      </w:pPr>
+      <w:r>
+        <w:rPr>
+          <w:rFonts w:ascii="Arial" w:cs="Arial" w:eastAsia="Arial" w:hAnsi="Arial"/>
+          <w:b/>
+          <w:bCs/>
+          <w:color w:val="000000"/>
+          <w:sz w:val="26"/>
+          <w:szCs w:val="26"/>
+          <w:rtl/>
+        </w:rPr>
+        <w:t xml:space="preserve">أدوار معلمة الروضة</w:t>
+      </w:r>
+    </w:p>
+    <w:p>
+      <w:pPr>
         <w:bidi/>
         <w:spacing w:after="120" w:line="360"/>
         <w:jc w:val="both"/>
@@ -2306,7 +2434,27 @@
           <w:szCs w:val="24"/>
           <w:rtl/>
         </w:rPr>
-        <w:t xml:space="preserve">معلمة الروضة هي من الأشخاص المقربين من الطفل، وهذا يساعد على سرعة تأثيرها في اكتسابه المهارات وتحقيق الأهداف التعليمية، وتطور تعلم الأطفال يحدث في سياق العلاقات. كما أظهرت الدراسة نفسها أن سلوك المعلمة داخل الصف له تأثير على سلوك الأطفال، فإذا كانت المعلمة قادرة على قيادة صفها فإنها قادرة على التأثير الإيجابي في ضبط الأطفال، وأن النمط القيادي الديمقراطي للمعلمة يرتبط بقدرة أفضل لدى الطفل على حل المشكلات مقارنة بالنمط التسلطي (مديني فطه وطه، 2024).</w:t>
+        <w:t xml:space="preserve">تؤدي معلمة رياض الأطفال أدوارًا متعددة ومهامًا متنوعة تتطلب مهارات فنية شتى، فهي مسؤولة عن كل ما يتعلمه الطفل، إلى جانب دورها التوجيهي في مرحلة حساسة من حياة الأطفال. ولا يقتصر دورها على التدريس، بل تمثل بديلًا للأم في تعاملها مع الأطفال الذين غادروا منازلهم وأمهاتهم لأول مرة ليجدوا أنفسهم في بيئة جديدة وغير مألوفة، ومهمتها مساعدة الأطفال على التكيف مع هذه البيئة، إضافة إلى تدريبهم على السلوكيات الإيجابية ومحاولة تصحيح أي سلوكيات غير مناسبة قد تصدر عنهم. وتتعرض معلمات رياض الأطفال إلى كثير من التحديات بسبب كثرة المتطلبات والمهام خلال اليوم الدراسي، من عبء التدريس لأطفال بمختلف فئاتهم وعبء بناء سلوكهم وتعديله (أمين وآخرون، 2025). ومن هنا فإن نجاح المعلمة في دورها يعتمد إلى حد كبير على امتلاكها استراتيجيات تساعدها في التعامل مع تحديات هذه المرحلة، لا على الطاقة والصبر وحدهما، فالطاقة تنفد والصبر ينفد، أما الاستراتيجية فتبقى.</w:t>
+      </w:r>
+    </w:p>
+    <w:p>
+      <w:pPr>
+        <w:pStyle w:val="Heading3"/>
+        <w:bidi/>
+        <w:spacing w:after="160" w:before="240" w:line="360"/>
+        <w:jc w:val="right"/>
+      </w:pPr>
+      <w:r>
+        <w:rPr>
+          <w:rFonts w:ascii="Arial" w:cs="Arial" w:eastAsia="Arial" w:hAnsi="Arial"/>
+          <w:b/>
+          <w:bCs/>
+          <w:color w:val="000000"/>
+          <w:sz w:val="26"/>
+          <w:szCs w:val="26"/>
+          <w:rtl/>
+        </w:rPr>
+        <w:t xml:space="preserve">النمط القيادي للمعلمة</w:t>
       </w:r>
     </w:p>
     <w:p>
@@ -2322,7 +2470,27 @@
           <w:szCs w:val="24"/>
           <w:rtl/>
         </w:rPr>
-        <w:t xml:space="preserve">في المجتمع العربي في إسرائيل، فحصت دراسة على 337 معلمة روضة لأطفال في سن ثلاث إلى ست سنوات العلاقة بين الذكاء العاطفي والفاعلية الذاتية للمعلمة وبين مهاراتها في إدارة الصف، ووجدت ارتباطات موجبة بين المتغيرين وبين مهارات إدارة الصف، بحيث كانت المعلمات الأقدر على فهم مشاعرهن وتنظيمها والأكثر ثقة بقدرتهن على التأثير في الأطفال هن الأكثر فاعلية في إدارة صفوفهن. وتشير الدراسة إلى أن المجتمع العربي في إسرائيل يمر بتغيرات في مكانة الأسرة الممتدة وفي مكانة المرأة والتعليم، وأن هذه التغيرات تنعكس على الروضة (Agbaria, 2021). وتتقاطع هذه النتيجة مع ما وجدته دراسة في تشيلي على 28 معلمة روضة و593 طفلًا في الثالثة والرابعة، من أن التوازن الانفعالي للمعلمة، وليس الاحتراق الوظيفي بحد ذاته، هو الذي ارتبط بمشكلات انفعالية وسلوكية أقل لدى الأطفال، وأن أبعاد جودة التفاعل المختلفة تؤثر في رفاه الأطفال بطرق مختلفة (Narea et al., 2022). أي أن حال المعلمة نفسها متغير في سلوك الأطفال، وليس مجرد خلفية له.</w:t>
+        <w:t xml:space="preserve">معلمة الروضة هي من الأشخاص المقربين من الطفل، وهذا يساعد على سرعة تأثيرها في اكتسابه المهارات وتحقيق الأهداف التعليمية، وتطور تعلم الأطفال يحدث في سياق العلاقات، وتأثير هذه العلاقات على دافعية التعلم والإنجاز يكون كبيرًا. وقد بحثت مديني فطه وطه (2024) في أنماط السلوك القيادي لمعلمة رياض الأطفال وعلاقتها بتطبيق الطفل لمهارة حل المشكلات، وخلصتا إلى أن سلوك المعلمة داخل الصف له تأثير على سلوك الأطفال، فإذا كانت المعلمة قادرة على قيادة صفها فإنها قادرة على التأثير الإيجابي في ضبط الأطفال، مما يساعدها على ممارسة مهامها التعليمية، وأن الذي يشكل أسلوب المعلمة المميز هو النمط القيادي الذي تتبعه وتعتمد عليه في تحقيق أهدافها وخلق الجو التربوي في محيط العمل. وتربط الدراسة بين هذا النمط وبين قدرة الطفل نفسه على مواجهة المشكلات وحلها، أي أن طريقة قيادة المعلمة للصف لا تحدد هدوء الصف فقط، بل تحدد ما يتعلمه الطفل عن كيفية التصرف عندما يواجه مشكلة. وهذه النتيجة تعني لبحثنا أن السؤال عن "كيف تتعامل المعلمة مع المواقف اليومية" هو في جوهره سؤال عن نمطها القيادي.</w:t>
+      </w:r>
+    </w:p>
+    <w:p>
+      <w:pPr>
+        <w:pStyle w:val="Heading3"/>
+        <w:bidi/>
+        <w:spacing w:after="160" w:before="240" w:line="360"/>
+        <w:jc w:val="right"/>
+      </w:pPr>
+      <w:r>
+        <w:rPr>
+          <w:rFonts w:ascii="Arial" w:cs="Arial" w:eastAsia="Arial" w:hAnsi="Arial"/>
+          <w:b/>
+          <w:bCs/>
+          <w:color w:val="000000"/>
+          <w:sz w:val="26"/>
+          <w:szCs w:val="26"/>
+          <w:rtl/>
+        </w:rPr>
+        <w:t xml:space="preserve">الذكاء العاطفي والفاعلية الذاتية وإدارة الصف</w:t>
       </w:r>
     </w:p>
     <w:p>
@@ -2338,7 +2506,43 @@
           <w:szCs w:val="24"/>
           <w:rtl/>
         </w:rPr>
-        <w:t xml:space="preserve">تؤدي معلمة رياض الأطفال أدوارًا متعددة ومهامًا متنوعة تتطلب مهارات فنية شتى، فهي مسؤولة عن كل ما يتعلمه الطفل، إلى جانب دورها التوجيهي في مرحلة حساسة من حياة الأطفال، وتمثل بديلًا للأم في تعاملها مع الأطفال الذين غادروا منازلهم وأمهاتهم لأول مرة. وتتعرض معلمات رياض الأطفال إلى كثير من التحديات بسبب كثرة المتطلبات والمهام خلال اليوم الدراسي، من عبء التدريس لأطفال بمختلف فئاتهم وعبء بناء سلوكهم وتعديله (أمين وآخرون، 2025). ومن هنا فإن نجاح المعلمة في دورها يعتمد إلى حد كبير على امتلاكها استراتيجيات تساعدها في التعامل مع تحديات هذه المرحلة، لا على الطاقة والصبر وحدهما.</w:t>
+        <w:t xml:space="preserve">في المجتمع العربي في إسرائيل، فحصت دراسة كمية على 337 معلمة روضة لأطفال في سن ثلاث إلى ست سنوات العلاقة بين الذكاء العاطفي والفاعلية الذاتية للمعلمة وبين مهاراتها في إدارة الصف، باستخدام استبيانات للمتغيرات الثلاثة. ووجدت ارتباطات موجبة بين الذكاء العاطفي وبين مهارات إدارة الصف، وبين الفاعلية الذاتية وبين مهارات إدارة الصف، بحيث كانت المعلمات الأقدر على فهم مشاعرهن ومشاعر الأطفال وتنظيمها، والأكثر ثقة بقدرتهن على التأثير في الأطفال وفي مجرى اليوم، هن الأكثر فاعلية في إدارة صفوفهن. وتضع الدراسة نتائجها في سياق المجتمع العربي في إسرائيل الذي يمر بتغيرات في مكانة الأسرة الممتدة وفي مكانة المرأة والتعليم، وتقترح أن تدريب المعلمات على المهارات الانفعالية وعلى بناء الثقة بقدراتهن هو طريق لتحسين إدارة الصف (Agbaria, 2021). ما يهم بحثنا في هذه النتيجة أنها تنقل إدارة السلوك من مستوى "القوانين" إلى مستوى "المعلمة": المعلمة التي تعرف متى تغضب ولماذا، والتي تثق بأنها تستطيع أن تغير سلوك طفل، هي التي تنجح في تطبيق القوانين نفسها التي تفشل معلمة أخرى في تطبيقها.</w:t>
+      </w:r>
+    </w:p>
+    <w:p>
+      <w:pPr>
+        <w:pStyle w:val="Heading3"/>
+        <w:bidi/>
+        <w:spacing w:after="160" w:before="240" w:line="360"/>
+        <w:jc w:val="right"/>
+      </w:pPr>
+      <w:r>
+        <w:rPr>
+          <w:rFonts w:ascii="Arial" w:cs="Arial" w:eastAsia="Arial" w:hAnsi="Arial"/>
+          <w:b/>
+          <w:bCs/>
+          <w:color w:val="000000"/>
+          <w:sz w:val="26"/>
+          <w:szCs w:val="26"/>
+          <w:rtl/>
+        </w:rPr>
+        <w:t xml:space="preserve">رفاه المعلمة وجودة التفاعل مع الأطفال</w:t>
+      </w:r>
+    </w:p>
+    <w:p>
+      <w:pPr>
+        <w:bidi/>
+        <w:spacing w:after="120" w:line="360"/>
+        <w:jc w:val="both"/>
+      </w:pPr>
+      <w:r>
+        <w:rPr>
+          <w:rFonts w:ascii="Arial" w:cs="Arial" w:eastAsia="Arial" w:hAnsi="Arial"/>
+          <w:sz w:val="24"/>
+          <w:szCs w:val="24"/>
+          <w:rtl/>
+        </w:rPr>
+        <w:t xml:space="preserve">تتقاطع نتيجة Agbaria مع ما وجدته دراسة في تشيلي على 28 معلمة روضة و593 طفلًا في الثالثة والرابعة من العمر، فحصت العلاقة بين رفاه المعلمة، من حيث الاحتراق الوظيفي والتوازن الانفعالي، وبين جودة تفاعلها مع الأطفال كما تُقاس بالملاحظة، وبين رفاه الأطفال من حيث مشكلاتهم الانفعالية والسلوكية. ووجدت أن التوازن الانفعالي للمعلمة، وليس الاحتراق الوظيفي بحد ذاته، هو الذي ارتبط بمشكلات انفعالية وسلوكية أقل لدى الأطفال، وأن أبعاد جودة التفاعل المختلفة، الدعم الانفعالي وتنظيم الصف والدعم التعليمي، تؤثر في رفاه الأطفال بطرق مختلفة (Narea et al., 2022). أي أن حال المعلمة نفسها متغير في سلوك الأطفال، وليس مجرد خلفية له، وأن معلمة متعبة أو مضغوطة لا تحتاج إلى قوانين أكثر بل إلى استعادة توازنها أولًا. هذه النتيجة تفسر لماذا يظهر "تعب المعلمة" كتحدٍّ في بحوث الانضباط، مع أنه نادرًا ما يُذكر في الأدبيات التي تتحدث عن الأساليب والتقنيات.</w:t>
       </w:r>
     </w:p>
     <w:p>
@@ -2363,6 +2567,26 @@
     </w:p>
     <w:p>
       <w:pPr>
+        <w:pStyle w:val="Heading3"/>
+        <w:bidi/>
+        <w:spacing w:after="160" w:before="240" w:line="360"/>
+        <w:jc w:val="right"/>
+      </w:pPr>
+      <w:r>
+        <w:rPr>
+          <w:rFonts w:ascii="Arial" w:cs="Arial" w:eastAsia="Arial" w:hAnsi="Arial"/>
+          <w:b/>
+          <w:bCs/>
+          <w:color w:val="000000"/>
+          <w:sz w:val="26"/>
+          <w:szCs w:val="26"/>
+          <w:rtl/>
+        </w:rPr>
+        <w:t xml:space="preserve">أنواعها وشيوعها</w:t>
+      </w:r>
+    </w:p>
+    <w:p>
+      <w:pPr>
         <w:bidi/>
         <w:spacing w:after="120" w:line="360"/>
         <w:jc w:val="both"/>
@@ -2374,7 +2598,7 @@
           <w:szCs w:val="24"/>
           <w:rtl/>
         </w:rPr>
-        <w:t xml:space="preserve">حتى تفهم المعلمة ما تعززه، عليها أن تعرف ما الذي تواجهه. بحثت دراسة في أكثر المشكلات السلوكية شيوعًا في مرحلة رياض الأطفال من وجهة نظر المعلمات في محافظة ينبع، وأظهرت أن أكثر المشكلات شيوعًا كانت العناد، والنشاط الزائد، والغيرة، بينما كانت السرقة ومص الإصبع والانطواء والخوف أقلها شيوعًا. وبينت أن مصادر المشكلات السلوكية تنبع من المنزل أولًا، يليها تأثر الطفل برفاقه، ثم من المعلمة، وأن المعلمات اتبعن أساليب علاجية متنوعة تتناسب مع طبيعة كل مشكلة (زيني، 2024). وفي دراسة على 54 معلمة روضة في مدينة بنغازي، تبيّن وجود مستوى مرتفع من المشكلات السلوكية لدى أطفال الروضة، واحتل تشتت الانتباه المرتبة الأولى بين هذه المشكلات، يليه النشاط الزائد والعدوان (بو خمادة، 2023).</w:t>
+        <w:t xml:space="preserve">حتى تفهم المعلمة ما تعززه، عليها أن تعرف ما الذي تواجهه. بحثت دراسة وصفية في أكثر المشكلات السلوكية شيوعًا في مرحلة رياض الأطفال من وجهة نظر المعلمات في محافظة ينبع، ومعرفة أسباب حدوثها والأساليب العلاجية المتبعة، وأظهرت أن أكثر المشكلات شيوعًا كانت العناد، والنشاط الزائد، والغيرة، بينما كانت السرقة، ومص الإصبع، والاكتئاب والانطواء، والخوف أقلها شيوعًا (زيني، 2024). وفي دراسة على 54 معلمة روضة في مدينة بنغازي، تبيّن وجود مستوى مرتفع من المشكلات السلوكية لدى أطفال الروضة من وجهة نظر المعلمات، واحتل تشتت الانتباه المرتبة الأولى بين هذه المشكلات، يليه النشاط الزائد ثم العدوان (بو خمادة، 2023). وتعرض زيني (2024) نتائج دراسات عربية أخرى تشير إلى أن كثرة الحركة، وشرود الذهن، وعدم تأدية المطلوب، تُعد من أكثر المشكلات شيوعًا في المجال المدرسي، وأن في المجال الشخصي تبرز الحساسية الزائدة والشكوى من الآخرين وعدم السيطرة على الانفعالات، وفي المجال الاجتماعي عدم تقبل الهزيمة والخجل والانطواء، وأن العدوان اللفظي هو أكثر أشكال العدوان شيوعًا لدى أطفال الروضة، يليه الجسدي ثم الرمزي، مع اختلاف لصالح الذكور.</w:t>
       </w:r>
     </w:p>
     <w:p>
@@ -2390,7 +2614,79 @@
           <w:szCs w:val="24"/>
           <w:rtl/>
         </w:rPr>
-        <w:t xml:space="preserve">ما يهم البحث الحالي في هذه النتائج أمران. الأول أن أكثر السلوكيات شيوعًا، وهي تشتت الانتباه والنشاط الزائد والعناد وصعوبة الانتظار، سلوكيات نمائية بطبيعتها وليست اضطرابات، وهذا يعني أن الاستجابة لها يجب أن تكون تعليمية لا عقابية. والثاني أن البيت هو مصدرها الأول، وهذا يفسر لماذا يظهر التعاون مع الأهل في كل الأدبيات تقريبًا كشرط لنجاح أي تدخل.</w:t>
+        <w:t xml:space="preserve">اللافت في هذه النتائج، على اختلاف البلدان التي جاءت منها، أنها تتفق على القائمة نفسها تقريبًا: تشتت الانتباه، والنشاط الزائد، والعناد، وصعوبة الانتظار، والعدوان اللفظي. وهذه كلها سلوكيات نمائية بطبيعتها، أي أنها متوقعة في هذا العمر وليست اضطرابات، وما يجعلها "مشكلة" هو تكرارها وشدتها وأثرها على المجموعة، لا وجودها بحد ذاته. وهذا يعني أن الاستجابة لها يجب أن تكون تعليمية لا عقابية، فالطفل الذي لا يستطيع أن ينتظر يحتاج إلى من يعلّمه الانتظار خطوة خطوة، لا إلى من يعاقبه على عدم الانتظار.</w:t>
+      </w:r>
+    </w:p>
+    <w:p>
+      <w:pPr>
+        <w:pStyle w:val="Heading3"/>
+        <w:bidi/>
+        <w:spacing w:after="160" w:before="240" w:line="360"/>
+        <w:jc w:val="right"/>
+      </w:pPr>
+      <w:r>
+        <w:rPr>
+          <w:rFonts w:ascii="Arial" w:cs="Arial" w:eastAsia="Arial" w:hAnsi="Arial"/>
+          <w:b/>
+          <w:bCs/>
+          <w:color w:val="000000"/>
+          <w:sz w:val="26"/>
+          <w:szCs w:val="26"/>
+          <w:rtl/>
+        </w:rPr>
+        <w:t xml:space="preserve">مصادر السلوك غير المرغوب</w:t>
+      </w:r>
+    </w:p>
+    <w:p>
+      <w:pPr>
+        <w:bidi/>
+        <w:spacing w:after="120" w:line="360"/>
+        <w:jc w:val="both"/>
+      </w:pPr>
+      <w:r>
+        <w:rPr>
+          <w:rFonts w:ascii="Arial" w:cs="Arial" w:eastAsia="Arial" w:hAnsi="Arial"/>
+          <w:sz w:val="24"/>
+          <w:szCs w:val="24"/>
+          <w:rtl/>
+        </w:rPr>
+        <w:t xml:space="preserve">بينت زيني (2024) أن مصادر حدوث المشكلات السلوكية، من وجهة نظر المعلمات، تنبع من المنزل أولًا، يليها تأثر الطفل برفاقه، ثم من المعلمة نفسها، وأن المعلمات اتبعن أساليب علاجية متنوعة تتناسب مع طبيعة كل مشكلة، ولم تظهر الدراسة أثرًا لمستوى تعليم الأب أو الأم على سلوكيات الأبناء. ترتيب المصادر هذا يفسر لماذا يظهر التعاون مع الأهل في كل الأدبيات تقريبًا كشرط لنجاح أي تدخل، ولماذا تشعر المعلمة أحيانًا أنها تبني في الروضة ما يُهدم في البيت. لكنه يذكّر أيضًا بأن المعلمة نفسها مصدر ثالث، وأن جزءًا من السلوك غير المرغوب هو استجابة لطريقة تعاملها أو لتنظيم بيئتها، وهذا هو الجزء الذي تستطيع المعلمة أن تغيره مباشرة.</w:t>
+      </w:r>
+    </w:p>
+    <w:p>
+      <w:pPr>
+        <w:pStyle w:val="Heading3"/>
+        <w:bidi/>
+        <w:spacing w:after="160" w:before="240" w:line="360"/>
+        <w:jc w:val="right"/>
+      </w:pPr>
+      <w:r>
+        <w:rPr>
+          <w:rFonts w:ascii="Arial" w:cs="Arial" w:eastAsia="Arial" w:hAnsi="Arial"/>
+          <w:b/>
+          <w:bCs/>
+          <w:color w:val="000000"/>
+          <w:sz w:val="26"/>
+          <w:szCs w:val="26"/>
+          <w:rtl/>
+        </w:rPr>
+        <w:t xml:space="preserve">السلوك كلغة</w:t>
+      </w:r>
+    </w:p>
+    <w:p>
+      <w:pPr>
+        <w:bidi/>
+        <w:spacing w:after="120" w:line="360"/>
+        <w:jc w:val="both"/>
+      </w:pPr>
+      <w:r>
+        <w:rPr>
+          <w:rFonts w:ascii="Arial" w:cs="Arial" w:eastAsia="Arial" w:hAnsi="Arial"/>
+          <w:sz w:val="24"/>
+          <w:szCs w:val="24"/>
+          <w:rtl/>
+        </w:rPr>
+        <w:t xml:space="preserve">تلتقي الأدبيات الحديثة على فكرة أن سلوك الطفل الصغير هو لغة قبل أن يكون مشكلة. الطفل الذي يضرب قد يكون خائفًا، أو متعبًا، أو يريد لعبة ولا يعرف كيف يطلبها، أو يريد انتباه المعلمة ولا يعرف طريقًا آخر للحصول عليه. وقد رصدت دراسة حالة نوعية، لاحظت عشرين حصة في مدرسة واحدة وحللت مضمونها، أن أكثر أسباب سوء السلوك لدى التلاميذ هي طلب الانتباه، وطلب القوة، والسلوك غير الملائم الناتج عن نقص المهارة (Hasanov &amp; Brandišauskienė, 2025). ومع أن هذه الدراسة أُجريت في المرحلة الابتدائية، فإن الأسباب الثلاثة نفسها هي التي تصفها معلمات الروضة عادة. ويضيف النهج الواعي للصدمة بعدًا آخر: كثير من الأطفال الذين يظهرون سلوكًا صعبًا يحملون خبرات ضاغطة من البيت أو من المحيط، وسلوكهم في الروضة هو استجابة جسدية وانفعالية لهذه الخبرات، والاستجابة العقابية له تزيد الأمر سوءًا لأنها تضيف تهديدًا إلى طفل يشعر أصلًا بأنه مهدد (Pastrana Rivera et al., 2025). عندما تقرأ المعلمة السلوك كلغة، يتغير سؤالها من "كيف أوقفه؟" إلى "ماذا يقول لي؟"، وهذا التغير في السؤال هو الذي يفصل بين الأسلوب العقابي والأسلوب الإيجابي.</w:t>
       </w:r>
     </w:p>
     <w:p>
@@ -2415,6 +2711,26 @@
     </w:p>
     <w:p>
       <w:pPr>
+        <w:pStyle w:val="Heading3"/>
+        <w:bidi/>
+        <w:spacing w:after="160" w:before="240" w:line="360"/>
+        <w:jc w:val="right"/>
+      </w:pPr>
+      <w:r>
+        <w:rPr>
+          <w:rFonts w:ascii="Arial" w:cs="Arial" w:eastAsia="Arial" w:hAnsi="Arial"/>
+          <w:b/>
+          <w:bCs/>
+          <w:color w:val="000000"/>
+          <w:sz w:val="26"/>
+          <w:szCs w:val="26"/>
+          <w:rtl/>
+        </w:rPr>
+        <w:t xml:space="preserve">مفهوم التعزيز الإيجابي وأنواعه</w:t>
+      </w:r>
+    </w:p>
+    <w:p>
+      <w:pPr>
         <w:bidi/>
         <w:spacing w:after="120" w:line="360"/>
         <w:jc w:val="both"/>
@@ -2426,7 +2742,7 @@
           <w:szCs w:val="24"/>
           <w:rtl/>
         </w:rPr>
-        <w:t xml:space="preserve">يُعرَّف التعزيز الإيجابي من اتجاهين. الاتجاه الأول يعرّفه على أساس المعززات: مثيرات مرغوبة تُقدم بعد الاستجابة وتزيد من احتمال تكرارها، وتنقسم إلى معززات غذائية ومادية ونشاطية واجتماعية كالانتباه والابتسامة والثناء أمام الزملاء. والاتجاه الثاني يعرّفه على أساس السلوك: تقديم الدعم الإيجابي الفوري بناءً على أداء سلوك معين، مما ينتج عنه زيادة في ذلك السلوك، بشرط أن يكون المعزز سارًّا للطفل. وقد بينت الدراسة المقارنة التي أُجريت على معلمات وأمهات أطفال ما قبل المدرسة أن أكثر أنواع التعزيز المقدمة للطفل هو التعزيز اللفظي، وأن التعزيز يزيد تقدير الذات لدى الأطفال ودافعيتهم للتعلم (محمد، 2020). الشرطان اللذان يتكرران في هذه التعريفات هما الفورية والملاءمة: المعزز الذي يأتي متأخرًا يفقد ارتباطه بالسلوك، والمعزز الذي لا يناسب الطفل بعينه لا يعزز شيئًا.</w:t>
+        <w:t xml:space="preserve">يُعرَّف التعزيز الإيجابي من اتجاهين. الاتجاه الأول يعرّفه على أساس المعززات: مثيرات مرغوبة تُقدم بعد الاستجابة وتزيد من احتمال تكرارها في مواقف لاحقة مشابهة، وتنقسم إلى معززات غذائية كالطعام والشراب، ومادية كالألعاب والهدايا، ونشاطية كالرسم والألعاب الرياضية، واجتماعية كالانتباه والابتسامة والثناء أمام الزملاء. والاتجاه الثاني يعرّفه على أساس السلوك: تقنية سلوكية تُستعمل لتعديل السلوك، وتقوم على تقديم الدعم الإيجابي الفوري بناءً على أداء سلوك معين، مما ينتج عنه زيادة في ذلك السلوك، بشرط أن يكون المعزز سارًّا ومرضيًا للطفل. ويُعد التعزيز استراتيجية من استراتيجيات إدارة السلوك تتمثل في إعطاء الطفل معززًا يجعل السلوك يحدث مرة أخرى، مع تغيير كمية ونوع المعزز بما يتناسب مع كل طفل، فيؤدي ذلك إلى زيادة تقدير الذات لدى الأطفال والدافعية للتعلم (محمد، 2020).</w:t>
       </w:r>
     </w:p>
     <w:p>
@@ -2442,7 +2758,27 @@
           <w:szCs w:val="24"/>
           <w:rtl/>
         </w:rPr>
-        <w:t xml:space="preserve">أما الانضباط الإيجابي فهو إطار شامل يساعد المعلمات على إدارة جميع تعاملاتهن مع الأطفال بأسلوب إيجابي، ويتفرد عن غيره بتبني استراتيجيات كالتوجيه البنّاء وإعادة التوجيه، وتقنياته تركز على ما يريد الكبار من الطفل فعله بدلًا من إضاعة الطاقة على ما يريدون له أن يتوقف عنه. وأوضحت دراسة شبه تجريبية أن تدريب معلمات رياض الأطفال على استراتيجيات الانضباط الإيجابي حسّن فاعليتهن الذاتية، وأن لتطبيقها أثرًا إيجابيًا على العلاقة بين المعلمات والأطفال وعلى تقليل التوتر في إدارة الصف (أمين وآخرون، 2025). وفي دراسة حالة نوعية في مدرسة ابتدائية، رُصدت عشرون حصة بالملاحظة، وتبيّن أن أكثر أسباب سوء السلوك هي طلب الانتباه وطلب القوة، وأن المعلمين ردوا عليها بتقنيات الانضباط الإيجابي الثلاث: التشجيع، وإعادة توجيه السلوك، والنتائج المنطقية (Hasanov &amp; Brandišauskienė, 2025). ومع أن هذه الدراسة أُجريت في المرحلة الابتدائية، فإن التقنيات الثلاث نفسها هي التي تظهر في أدبيات الروضة.</w:t>
+        <w:t xml:space="preserve">وقد أجرت محمد (2020) دراسة مقارنة على معلمات وأمهات أطفال ما قبل المدرسة لفحص أنواع التعزيز التي يقدمنها للطفل، وبينت أن أكثر أنواع التعزيز استخدامًا هو التعزيز اللفظي، كالمدح والكلمة الطيبة، يليه التعزيز المادي والاجتماعي، وأن التعزيز في سن مبكرة هو ما يعمل على خلق الثقة بالنفس لدى الطفل واكتساب السلوك والعادات، وأن المعلمة تستخدمه لزيادة دافعية التعلم وتحسين الانتباه وحفظ النظام داخل حجرة النشاط. هذه النتيجة تعني أن التعزيز الاجتماعي، وهو الكلمة والنظرة والاهتمام، يظل الأكثر استخدامًا في الروضة لأنه متاح في كل لحظة ولا يستهلك، بخلاف المعززات المادية التي تحتاج إلى تجهيز وتفقد قيمتها مع التكرار.</w:t>
+      </w:r>
+    </w:p>
+    <w:p>
+      <w:pPr>
+        <w:pStyle w:val="Heading3"/>
+        <w:bidi/>
+        <w:spacing w:after="160" w:before="240" w:line="360"/>
+        <w:jc w:val="right"/>
+      </w:pPr>
+      <w:r>
+        <w:rPr>
+          <w:rFonts w:ascii="Arial" w:cs="Arial" w:eastAsia="Arial" w:hAnsi="Arial"/>
+          <w:b/>
+          <w:bCs/>
+          <w:color w:val="000000"/>
+          <w:sz w:val="26"/>
+          <w:szCs w:val="26"/>
+          <w:rtl/>
+        </w:rPr>
+        <w:t xml:space="preserve">شروط فاعلية التعزيز</w:t>
       </w:r>
     </w:p>
     <w:p>
@@ -2458,7 +2794,147 @@
           <w:szCs w:val="24"/>
           <w:rtl/>
         </w:rPr>
-        <w:t xml:space="preserve">من الأساليب التي تحظى باهتمام خاص في أدبيات الطفولة المبكرة أسلوب القصة. فالقصة من أقدم الأساليب في التعليم وأكثرها إبداعًا، لما لها من قدرة على جذب انتباه الطفل، ودور كبير في تعديل سلوكه وخفض عدوانه تجاه الآخرين، من خلال تقمص الطفل لشخصية البطل، وقد بينت دراسة على معلمات الروضة أنهن يرين في القصص الرقمية التفاعلية أداة فعالة لخفض سلوك التنمر (الصاعدي، 2023). وفي إسرائيل، طُوّر نموذج مג"ן (מוגנות, גבולות ונוכחות: الحماية، والحدود، والحضور) كاستجابة متعددة الأبعاد لأطفال الروضة الذين يعانون من صعوبات في التنظيم الذاتي ومن مشكلات سلوكية خارجية، ويعمل النموذج في آن واحد مع الطفل ومع أهله ومع طاقم الروضة، على أساس أن الطفل يحتاج إلى حدود واضحة وإلى حضور بالغ ثابت أكثر مما يحتاج إلى عقاب (דותן، 2019).</w:t>
+        <w:t xml:space="preserve">الشرطان اللذان يتكرران في تعريفات التعزيز هما الفورية والملاءمة. الفورية تعني أن المعزز يأتي مباشرة بعد السلوك، لأن طفل الروضة لا يربط بين ما فعله في الصباح وما يُقال له في المساء، والمعزز الذي يأتي متأخرًا يفقد ارتباطه بالسلوك ويتحول إلى مكافأة عامة لا تعلّم شيئًا. والملاءمة تعني أن المعزز يناسب الطفل بعينه، فما يعزز طفلًا قد لا يعزز آخر، والطفل الخجول الذي يُمدح أمام المجموعة قد يشعر بالإحراج لا بالتعزيز. ويضاف إلى ذلك شرط ثالث تشير إليه أدبيات تعديل السلوك وهو التدرج والانسحاب: المعزز المادي الذي يُعطى على كل شيء يفقد قيمته، ولذلك يُستخدم في البداية بكثافة ثم يُسحب تدريجيًا ليحل محله التعزيز الاجتماعي ثم التعزيز الذاتي، وهو شعور الطفل بالرضا عن سلوكه. وتغيير كمية ونوع المعزز بما يتناسب مع كل طفل، الذي تذكره محمد (2020)، هو التعبير العملي عن هذا الشرط.</w:t>
+      </w:r>
+    </w:p>
+    <w:p>
+      <w:pPr>
+        <w:pStyle w:val="Heading3"/>
+        <w:bidi/>
+        <w:spacing w:after="160" w:before="240" w:line="360"/>
+        <w:jc w:val="right"/>
+      </w:pPr>
+      <w:r>
+        <w:rPr>
+          <w:rFonts w:ascii="Arial" w:cs="Arial" w:eastAsia="Arial" w:hAnsi="Arial"/>
+          <w:b/>
+          <w:bCs/>
+          <w:color w:val="000000"/>
+          <w:sz w:val="26"/>
+          <w:szCs w:val="26"/>
+          <w:rtl/>
+        </w:rPr>
+        <w:t xml:space="preserve">الانضباط الإيجابي وتقنياته</w:t>
+      </w:r>
+    </w:p>
+    <w:p>
+      <w:pPr>
+        <w:bidi/>
+        <w:spacing w:after="120" w:line="360"/>
+        <w:jc w:val="both"/>
+      </w:pPr>
+      <w:r>
+        <w:rPr>
+          <w:rFonts w:ascii="Arial" w:cs="Arial" w:eastAsia="Arial" w:hAnsi="Arial"/>
+          <w:sz w:val="24"/>
+          <w:szCs w:val="24"/>
+          <w:rtl/>
+        </w:rPr>
+        <w:t xml:space="preserve">تُعد استراتيجيات الانضباط الإيجابي من الأدوات المهمة في أي عملية تربوية، لأنها توفر قاعدة قوية وأساسًا لتوجيه المعلمات، وتجمع بين مجموعة من الاستراتيجيات التي يمكن تطبيقها في مختلف المواقف اليومية، مما يسهم في تعزيز فعالية الذات لديهن. فهي لا تقتصر على كونها أدوات للتعامل مع المواقف الصعبة، بل هي إطار شامل يساعد المعلمات على إدارة جميع تعاملاتهن مع الأطفال بأسلوب إيجابي، ويعزز ثقتهن بقدراتهن، ويساعدهن في بناء بيئة تعليمية داعمة. والانضباط الإيجابي هو بمثابة اللبنة الأولى للعملية التعليمية والتربوية ككل، ويتفرد عن غيره بتبني استراتيجيات كالتوجيه البنّاء وإعادة التوجيه، وتقنياته تركز على ما يريد الكبار من الطفل فعله، بدلًا من إضاعة الطاقة على ما يريدون له أن يتوقف عن عمله (أمين وآخرون، 2025).</w:t>
+      </w:r>
+    </w:p>
+    <w:p>
+      <w:pPr>
+        <w:bidi/>
+        <w:spacing w:after="120" w:line="360"/>
+        <w:jc w:val="both"/>
+      </w:pPr>
+      <w:r>
+        <w:rPr>
+          <w:rFonts w:ascii="Arial" w:cs="Arial" w:eastAsia="Arial" w:hAnsi="Arial"/>
+          <w:sz w:val="24"/>
+          <w:szCs w:val="24"/>
+          <w:rtl/>
+        </w:rPr>
+        <w:t xml:space="preserve">وقد أجرت أمين وآخرون (2025) دراسة شبه تجريبية طُبق فيها برنامج تدريبي على استراتيجيات الانضباط الإيجابي على معلمات رياض الأطفال، وقيست فاعليتهن الذاتية قبل البرنامج وبعده، وأظهرت النتائج تحسنًا دالًا في الفاعلية الذاتية للمعلمات بعد التدريب. وتعرض الدراسة نتائج دراسات أخرى تؤكد أن لتطبيق هذه الاستراتيجيات داخل الفصول أثرًا إيجابيًا على بناء علاقات إيجابية بين المعلمين والأطفال، وعلى تحسين رفاهية الأطفال، وزيادة دافعيتهم نحو التعلم، والحد من السلوك غير المرغوب، وتحسين جودة التفاعلات داخل الصف، إضافة إلى تقليل مستويات التوتر لدى المعلمات في إدارة الصف. ما يميز هذا التوجه عن الأساليب التقليدية هو أنه لا يسأل "كيف نوقف السلوك؟" بل "ماذا يحتاج الطفل أن يتعلم بدله؟"، وأنه يعامل الحدود والدفء كشيئين متلازمين لا متعارضين.</w:t>
+      </w:r>
+    </w:p>
+    <w:p>
+      <w:pPr>
+        <w:bidi/>
+        <w:spacing w:after="120" w:line="360"/>
+        <w:jc w:val="both"/>
+      </w:pPr>
+      <w:r>
+        <w:rPr>
+          <w:rFonts w:ascii="Arial" w:cs="Arial" w:eastAsia="Arial" w:hAnsi="Arial"/>
+          <w:sz w:val="24"/>
+          <w:szCs w:val="24"/>
+          <w:rtl/>
+        </w:rPr>
+        <w:t xml:space="preserve">وفي دراسة الحالة النوعية التي رُصدت فيها عشرون حصة بالملاحظة، تبيّن أن المعلمين ردوا على سوء السلوك بثلاث تقنيات من تقنيات الانضباط الإيجابي: التشجيع، وإعادة توجيه السلوك، والنتائج المنطقية (Hasanov &amp; Brandišauskienė, 2025). التشجيع يعني إبراز ما يفعله الطفل بشكل صحيح بدل التركيز على الخطأ، وإعادة التوجيه تعني نقل الطفل من السلوك غير المرغوب إلى سلوك بديل مقبول يحقق الحاجة نفسها، والنتائج المنطقية تعني أن ما يترتب على السلوك يكون مرتبطًا به ومفهومًا للطفل، كأن يرتب من بعثر، لا عقوبة منفصلة كالحرمان من الساحة. وهذه التقنيات الثلاث هي التي تظهر، بصيغ مختلفة، في أدبيات الروضة أيضًا.</w:t>
+      </w:r>
+    </w:p>
+    <w:p>
+      <w:pPr>
+        <w:pStyle w:val="Heading3"/>
+        <w:bidi/>
+        <w:spacing w:after="160" w:before="240" w:line="360"/>
+        <w:jc w:val="right"/>
+      </w:pPr>
+      <w:r>
+        <w:rPr>
+          <w:rFonts w:ascii="Arial" w:cs="Arial" w:eastAsia="Arial" w:hAnsi="Arial"/>
+          <w:b/>
+          <w:bCs/>
+          <w:color w:val="000000"/>
+          <w:sz w:val="26"/>
+          <w:szCs w:val="26"/>
+          <w:rtl/>
+        </w:rPr>
+        <w:t xml:space="preserve">أسلوب القصة في تعديل السلوك</w:t>
+      </w:r>
+    </w:p>
+    <w:p>
+      <w:pPr>
+        <w:bidi/>
+        <w:spacing w:after="120" w:line="360"/>
+        <w:jc w:val="both"/>
+      </w:pPr>
+      <w:r>
+        <w:rPr>
+          <w:rFonts w:ascii="Arial" w:cs="Arial" w:eastAsia="Arial" w:hAnsi="Arial"/>
+          <w:sz w:val="24"/>
+          <w:szCs w:val="24"/>
+          <w:rtl/>
+        </w:rPr>
+        <w:t xml:space="preserve">من الأساليب التي تحظى باهتمام خاص في أدبيات الطفولة المبكرة أسلوب القصة. فطفل الروضة يُعد محورًا أساسيًا من محاور إعداد المواطن للحياة، ولذلك يجب على المسؤولين عن برامج الروضة أن يقدموا الخبرات التربوية لتحقيق التنمية الشاملة لأطفال الروضة وتعديل سلوكياتهم نحو الأفضل. والقصة من أقدم الأساليب في التعليم وأكثرها إبداعًا، لما لها من قدرة على جذب انتباه الطفل والاستحواذ على تركيزه، ولها دور كبير في تعديل سلوكيات الطفل والخفض من عدوانه تجاه الآخرين، من خلال عرضها لمواقف تدل على الخير والشر والسلوك السوي وغير السوي، وبذلك تؤدي القصة دورًا مهمًا في تنشئة الطفل اجتماعيًا من خلال تقمصه لشخصية البطل، بما يدعم لديه السلوك المقبول ويزيد خبراته ويجعله أكثر تفاعلًا مع الآخرين وأكثر قدرة على احترامهم (الصاعدي، 2023). وقد بينت دراسة الصاعدي (2023)، التي استطلعت آراء معلمات الروضة، أنهن يرين في القصص الرقمية التفاعلية أداة فعالة لخفض سلوك التنمر لدى طفل الروضة، وهو ما يشير إلى أن القصة ليست مجرد نشاط ترفيهي بل أداة لتنظيم المشاعر وتعليم البديل السلوكي، لأنها تعطي الطفل نموذجًا يقلده وكلمات يستخدمها في المرة القادمة التي يغضب فيها.</w:t>
+      </w:r>
+    </w:p>
+    <w:p>
+      <w:pPr>
+        <w:pStyle w:val="Heading3"/>
+        <w:bidi/>
+        <w:spacing w:after="160" w:before="240" w:line="360"/>
+        <w:jc w:val="right"/>
+      </w:pPr>
+      <w:r>
+        <w:rPr>
+          <w:rFonts w:ascii="Arial" w:cs="Arial" w:eastAsia="Arial" w:hAnsi="Arial"/>
+          <w:b/>
+          <w:bCs/>
+          <w:color w:val="000000"/>
+          <w:sz w:val="26"/>
+          <w:szCs w:val="26"/>
+          <w:rtl/>
+        </w:rPr>
+        <w:t xml:space="preserve">نموذج مג"ן الإسرائيلي</w:t>
+      </w:r>
+    </w:p>
+    <w:p>
+      <w:pPr>
+        <w:bidi/>
+        <w:spacing w:after="120" w:line="360"/>
+        <w:jc w:val="both"/>
+      </w:pPr>
+      <w:r>
+        <w:rPr>
+          <w:rFonts w:ascii="Arial" w:cs="Arial" w:eastAsia="Arial" w:hAnsi="Arial"/>
+          <w:sz w:val="24"/>
+          <w:szCs w:val="24"/>
+          <w:rtl/>
+        </w:rPr>
+        <w:t xml:space="preserve">في إسرائيل، طُوّر في مدينة كفار سابا نموذج مג"ן، وهو اختصار لثلاث كلمات: מוגנות، وגבולות، وנוכחות، أي الحماية، والحدود، والحضور. جاء النموذج استجابة متعددة الأبعاد لأطفال الروضة الذين يعانون من صعوبات في التنظيم الذاتي ومن مشكلات سلوكية خارجية كالعدوان والاندفاع، ويعمل في آن واحد على ثلاثة مستويات: مع الطفل نفسه، ومع أهله، ومع طاقم الروضة. ويقوم على أساس أن الطفل ذا الصعوبات السلوكية يحتاج إلى حدود واضحة وثابتة، وإلى حضور بالغ هادئ لا ينسحب عند الانفجار، وإلى شعور بالحماية من الأذى ومن الإحراج، أكثر مما يحتاج إلى عقاب، وأن هذه الأبعاد الثلاثة لا تعمل إلا معًا (דותן، 2019). ما يميز هذا النموذج لبحثنا أنه إسرائيلي، ومصمم لسن الروضة تحديدًا، وأنه يجمع في اسمه بين الحدود والدفء، وهو الجمع نفسه الذي تصفه معلمات الروضة عادة بكلمتي "حازمة وحنونة".</w:t>
       </w:r>
     </w:p>
     <w:p>
@@ -2483,6 +2959,26 @@
     </w:p>
     <w:p>
       <w:pPr>
+        <w:pStyle w:val="Heading3"/>
+        <w:bidi/>
+        <w:spacing w:after="160" w:before="240" w:line="360"/>
+        <w:jc w:val="right"/>
+      </w:pPr>
+      <w:r>
+        <w:rPr>
+          <w:rFonts w:ascii="Arial" w:cs="Arial" w:eastAsia="Arial" w:hAnsi="Arial"/>
+          <w:b/>
+          <w:bCs/>
+          <w:color w:val="000000"/>
+          <w:sz w:val="26"/>
+          <w:szCs w:val="26"/>
+          <w:rtl/>
+        </w:rPr>
+        <w:t xml:space="preserve">البيئة الصفية كمتغير في السلوك</w:t>
+      </w:r>
+    </w:p>
+    <w:p>
+      <w:pPr>
         <w:bidi/>
         <w:spacing w:after="120" w:line="360"/>
         <w:jc w:val="both"/>
@@ -2494,7 +2990,27 @@
           <w:szCs w:val="24"/>
           <w:rtl/>
         </w:rPr>
-        <w:t xml:space="preserve">لا يُنظر إلى البيئة الصفية في الأدبيات الحديثة على أنها خلفية للسلوك، بل على أنها أحد أسبابه. يقدم نموذج الهرم التعليمي إطارًا لدعم الكفاءة الاجتماعية والوقاية من السلوك الصعب لدى الأطفال الصغار، يتكون من أربعة مستويات: في القاعدة بناء علاقات إيجابية مع الأطفال والأسر والزملاء، وفوقها تصميم بيئات داعمة ذات روتين واضح وتوقعات محددة وانتقالات مخططة، ثم استراتيجيات تعليم اجتماعي وانفعالي موجهة، وفي القمة تدخلات فردية مكثفة للأطفال الذين يستمر لديهم السلوك الصعب. يفترض النموذج أن المستويين الأولين يكفيان لأغلب الأطفال (Fox et al., 2003). وفي تجربة عشوائية حديثة في برامج هيد ستارت شملت 53 معلمة و519 طفلًا في 26 صفًا، جرى تدريب المعلمات على ممارسات الهرم من خلال الإرشاد القائم على الممارسة داخل الصف ومجموعات تعلم شهرية، وأظهرت النتائج تحسنًا في جودة الصف وفي رفاه المعلمات، لكنها لم تجد أثرًا دالًا على مشكلات سلوك الأطفال أو تنظيمهم الذاتي خلال مدة التجربة، وهو ما يذكّر بأن تغيير ممارسات المعلمة يسبق تغير سلوك الأطفال ولا يضمنه فورًا (Bulotsky-Shearer et al., 2025).</w:t>
+        <w:t xml:space="preserve">لا يُنظر إلى البيئة الصفية في الأدبيات الحديثة على أنها خلفية للسلوك، بل على أنها أحد أسبابه. الزاوية التي يتزاحم فيها ثمانية أطفال في مساحة تكفي لأربعة تنتج خلافًا مهما كان الأطفال هادئين، والأدوات المخلوطة في صندوق واحد تنتج فوضى مهما كانت القوانين واضحة، والانتقال من نشاط إلى آخر من دون تنبيه ينتج دفعًا وصراخًا مهما كانت المعلمة حنونة. ولذلك فإن تنظيم الزوايا، وعدد الأطفال فيها، ووضوح مكان كل أداة، والجدول اليومي المصور، وطريقة الانتقال بين الأنشطة، وكمية الزينة والأصوات في الغرفة، كلها قرارات تربوية تؤثر في السلوك قبل أن يحدث. وتشمل توجيهات وزارة التربية والتعليم لطاقم الروضة تنظيم البيئة التعليمية والروتين اليومي كجزء من الأدوار الأساسية للمعلمة (وزارة التربية والتعليم، 2025)، كما يعد مركز طاوب حجم المجموعة أحد المؤشرات الثلاثة لجودة الإطار التربوي (סילברמן ובלנק، 2023).</w:t>
+      </w:r>
+    </w:p>
+    <w:p>
+      <w:pPr>
+        <w:pStyle w:val="Heading3"/>
+        <w:bidi/>
+        <w:spacing w:after="160" w:before="240" w:line="360"/>
+        <w:jc w:val="right"/>
+      </w:pPr>
+      <w:r>
+        <w:rPr>
+          <w:rFonts w:ascii="Arial" w:cs="Arial" w:eastAsia="Arial" w:hAnsi="Arial"/>
+          <w:b/>
+          <w:bCs/>
+          <w:color w:val="000000"/>
+          <w:sz w:val="26"/>
+          <w:szCs w:val="26"/>
+          <w:rtl/>
+        </w:rPr>
+        <w:t xml:space="preserve">نموذج الهرم التعليمي</w:t>
       </w:r>
     </w:p>
     <w:p>
@@ -2510,7 +3026,27 @@
           <w:szCs w:val="24"/>
           <w:rtl/>
         </w:rPr>
-        <w:t xml:space="preserve">طُوّر هذا التصور لاحقًا في نظم الدعم متعددة المستويات، وقدمت دراسة حديثة إطارًا لدمج الاستراتيجيات الواعية للصدمة داخل هذه النظم في التعليم في الطفولة المبكرة، على اعتبار أن كثيرًا من الأطفال الذين يظهرون سلوكًا صعبًا يحملون خبرات ضاغطة من البيت، وأن الاستجابة العقابية تزيد الأمر سوءًا، بينما تساعد البيئة المتوقعة والعلاقة الآمنة والتدرج في الدعم على تنظيم الطفل لنفسه (Pastrana Rivera et al., 2025). الفكرة المشتركة بين هذه النماذج هي التدرج: روتين واضح وتوقعات وتعزيز للجميع، ثم دعم موجه لمن يحتاج، ثم تدخل فردي أعمق عند الضرورة.</w:t>
+        <w:t xml:space="preserve">يقدم نموذج الهرم التعليمي إطارًا لدعم الكفاءة الاجتماعية والوقاية من السلوك الصعب لدى الأطفال الصغار، يتكون من أربعة مستويات. في القاعدة بناء علاقات إيجابية مع الأطفال والأسر والزملاء، وهو المستوى الذي يستفيد منه جميع الأطفال. وفوقها تصميم بيئات داعمة ذات روتين واضح، وتوقعات محددة، وانتقالات مخططة، وتعليمات مباشرة عن السلوك المتوقع، وهو أيضًا مستوى للجميع. ثم استراتيجيات تعليم اجتماعي وانفعالي موجهة للأطفال الذين يحتاجون إلى تعليم صريح لمهارات مثل التعبير عن المشاعر وحل المشكلات مع الأقران. وفي القمة تدخلات فردية مكثفة، مبنية على تقييم وظيفي للسلوك، للأطفال القلائل الذين يستمر لديهم السلوك الصعب رغم المستويات السابقة. يفترض النموذج أن المستويين الأولين يكفيان لأغلب الأطفال، وأن كثيرًا من السلوك الصعب يختفي عندما تكون العلاقات والبيئة في مكانها الصحيح، وأن التدخل الفردي يُعطى لمن يحتاجه بعد أن تُبنى القاعدة، لا بدلًا منها (Fox et al., 2003).</w:t>
+      </w:r>
+    </w:p>
+    <w:p>
+      <w:pPr>
+        <w:pStyle w:val="Heading3"/>
+        <w:bidi/>
+        <w:spacing w:after="160" w:before="240" w:line="360"/>
+        <w:jc w:val="right"/>
+      </w:pPr>
+      <w:r>
+        <w:rPr>
+          <w:rFonts w:ascii="Arial" w:cs="Arial" w:eastAsia="Arial" w:hAnsi="Arial"/>
+          <w:b/>
+          <w:bCs/>
+          <w:color w:val="000000"/>
+          <w:sz w:val="26"/>
+          <w:szCs w:val="26"/>
+          <w:rtl/>
+        </w:rPr>
+        <w:t xml:space="preserve">نظم الدعم متعددة المستويات والنهج الواعي للصدمة</w:t>
       </w:r>
     </w:p>
     <w:p>
@@ -2526,7 +3062,43 @@
           <w:szCs w:val="24"/>
           <w:rtl/>
         </w:rPr>
-        <w:t xml:space="preserve">ما تعنيه هذه النماذج عمليًا لمعلمة الروضة أن تنظيم الزوايا، وعدد الأطفال فيها، ووضوح مكان كل أداة، والجدول اليومي المصور، وطريقة الانتقال بين الأنشطة، وكمية الزينة والأصوات في الغرفة، كلها قرارات تربوية تؤثر في السلوك قبل أن يحدث. وتشمل توجيهات وزارة التربية والتعليم لطاقم الروضة تنظيم البيئة التعليمية والروتين اليومي كجزء من الأدوار الأساسية للمعلمة (وزارة التربية والتعليم، 2025)، كما يعد مركز طاوب حجم المجموعة أحد المؤشرات الثلاثة لجودة الإطار (סילברמן ובלנק، 2023).</w:t>
+        <w:t xml:space="preserve">طُوّر تصور الهرم لاحقًا في ما يُعرف بنظم الدعم متعددة المستويات، التي تنظم الدعم السلوكي والتعليمي في ثلاثة مستويات: مستوى عام للجميع، ومستوى موجه لمجموعة صغيرة، ومستوى مكثف للأفراد. وقدمت دراسة حديثة إطارًا لدمج الاستراتيجيات الواعية للصدمة داخل هذه النظم في التعليم في الطفولة المبكرة، على اعتبار أن كثيرًا من الأطفال الذين يظهرون سلوكًا صعبًا يحملون خبرات ضاغطة، وأن الاستجابة العقابية تزيد الأمر سوءًا، بينما تساعد البيئة المتوقعة، والعلاقة الآمنة، والتنظيم المشترك للانفعال بين البالغ والطفل، والتدرج في الدعم، على تنظيم الطفل لنفسه. ويقترح الإطار أن تكون استراتيجيات الأمان والقابلية للتنبؤ والعلاقة جزءًا من المستوى العام لجميع الأطفال، لا مخصصة للأطفال الذين شُخصت لديهم صدمة، لأن المعلمة لا تعرف عادة أي الأطفال يحملون هذه الخبرات (Pastrana Rivera et al., 2025). الفكرة المشتركة بين هذه النماذج هي التدرج: روتين واضح وتوقعات وتعزيز للجميع، ثم دعم موجه لمن يحتاج، ثم تدخل فردي أعمق عند الضرورة، والفكرة الثانية هي أن ما يحتاجه الطفل الأكثر حساسية هو في الغالب ما يحتاجه جميع الأطفال.</w:t>
+      </w:r>
+    </w:p>
+    <w:p>
+      <w:pPr>
+        <w:pStyle w:val="Heading3"/>
+        <w:bidi/>
+        <w:spacing w:after="160" w:before="240" w:line="360"/>
+        <w:jc w:val="right"/>
+      </w:pPr>
+      <w:r>
+        <w:rPr>
+          <w:rFonts w:ascii="Arial" w:cs="Arial" w:eastAsia="Arial" w:hAnsi="Arial"/>
+          <w:b/>
+          <w:bCs/>
+          <w:color w:val="000000"/>
+          <w:sz w:val="26"/>
+          <w:szCs w:val="26"/>
+          <w:rtl/>
+        </w:rPr>
+        <w:t xml:space="preserve">من التدريب إلى الممارسة</w:t>
+      </w:r>
+    </w:p>
+    <w:p>
+      <w:pPr>
+        <w:bidi/>
+        <w:spacing w:after="120" w:line="360"/>
+        <w:jc w:val="both"/>
+      </w:pPr>
+      <w:r>
+        <w:rPr>
+          <w:rFonts w:ascii="Arial" w:cs="Arial" w:eastAsia="Arial" w:hAnsi="Arial"/>
+          <w:sz w:val="24"/>
+          <w:szCs w:val="24"/>
+          <w:rtl/>
+        </w:rPr>
+        <w:t xml:space="preserve">النموذج وحده لا يغير الصف، والسؤال هو كيف تنتقل ممارساته إلى المعلمة. في تجربة عشوائية حديثة في برامج هيد ستارت في منطقة فقيرة، شملت 53 معلمة و519 طفلًا في 26 صفًا وتسع مدارس، جرى تدريب المعلمات على ممارسات الهرم من خلال الإرشاد القائم على الممارسة داخل الصف ومجموعات تعلم مهني شهرية، بالاعتماد على "مساعدين طبيعيين" من داخل المنظومة كمرشدات التربية الخاصة والمختصات في المناهج. وأظهرت النتائج تحسنًا في جودة الصف وفي رفاه المعلمات، لكنها لم تجد أثرًا دالًا على مشكلات سلوك الأطفال أو تنظيمهم الذاتي أو توجهاتهم نحو التعلم خلال مدة التجربة (Bulotsky-Shearer et al., 2025). هذه النتيجة، التي قد تبدو مخيبة، تحمل درسًا مهمًا: تغيير ممارسات المعلمة ورفاهها يسبق تغير سلوك الأطفال ولا يضمنه فورًا، وأن أثر البيئة والروتين على السلوك يحتاج إلى وقت وإلى ثبات، وهو ما تعرفه المعلمات الخبيرات من تجربتهن.</w:t>
       </w:r>
     </w:p>
     <w:p>
@@ -2551,6 +3123,26 @@
     </w:p>
     <w:p>
       <w:pPr>
+        <w:pStyle w:val="Heading3"/>
+        <w:bidi/>
+        <w:spacing w:after="160" w:before="240" w:line="360"/>
+        <w:jc w:val="right"/>
+      </w:pPr>
+      <w:r>
+        <w:rPr>
+          <w:rFonts w:ascii="Arial" w:cs="Arial" w:eastAsia="Arial" w:hAnsi="Arial"/>
+          <w:b/>
+          <w:bCs/>
+          <w:color w:val="000000"/>
+          <w:sz w:val="26"/>
+          <w:szCs w:val="26"/>
+          <w:rtl/>
+        </w:rPr>
+        <w:t xml:space="preserve">الأثر الطولي للعلاقة المبكرة</w:t>
+      </w:r>
+    </w:p>
+    <w:p>
+      <w:pPr>
         <w:bidi/>
         <w:spacing w:after="120" w:line="360"/>
         <w:jc w:val="both"/>
@@ -2562,7 +3154,27 @@
           <w:szCs w:val="24"/>
           <w:rtl/>
         </w:rPr>
-        <w:t xml:space="preserve">تُعد العلاقة بين المعلمة والطفل من أكثر المتغيرات التي درست في الطفولة المبكرة. في دراسة طولية تابعت 878 طفلًا من الروضة حتى الصف السادس، وجد الباحثون أن تقييم المعلمة للقرب والصراع في علاقتها بالطفل يتصف بثبات نسبي عبر السنوات، وأن الثبات في إدراك الصراع أكبر من الثبات في إدراك القرب، وأن مستوى الصراع في الروضة كان أعلى لدى الأولاد ولدى الأطفال ذوي السلوك الخارجي المرتفع والتحصيل المنخفض، وهو ما يجعل الروضة النقطة التي يبدأ منها مسار العلاقة (Jerome et al., 2009). أي أن العلاقة ليست فقط عاملًا لطيفًا، بل عامل وقائي يمكن أن يغير مسار الطفل الذي يبدأ بصعوبة.</w:t>
+        <w:t xml:space="preserve">تُعد العلاقة بين المعلمة والطفل من أكثر المتغيرات التي درست في الطفولة المبكرة. في دراسة طولية تابعت 878 طفلًا من الروضة حتى الصف السادس، قُيست في كل سنة نظرة المعلمة إلى علاقتها بالطفل من حيث القرب والصراع. ووجد الباحثون أن هذه النظرة تتصف بثبات نسبي عبر السنوات، مع أن المعلمة تتغير كل سنة، وأن الثبات في إدراك الصراع أكبر من الثبات في إدراك القرب، أي أن الطفل الذي تراه معلمة الروضة "صعبًا" يُرجَّح أن تراه معلمات لاحقات كذلك. كما وجدوا أن مستوى الصراع في الروضة كان أعلى لدى الأولاد، ولدى الأطفال ذوي السلوك الخارجي المرتفع، ولدى الأطفال ذوي التحصيل المنخفض، وأن هذه الخصائص المبكرة تنبأت بمسار العلاقة لاحقًا (Jerome et al., 2009). ما تعنيه هذه النتيجة أن الروضة هي النقطة التي يبدأ منها مسار العلاقة، وأن ما تفعله معلمة الروضة مع الطفل الصعب تحديدًا، سواء زادت الصراع أو بنت القرب، قد يرافقه لسنوات. العلاقة إذن ليست فقط عاملًا لطيفًا، بل عامل وقائي يمكن أن يغير مسار الطفل الذي يبدأ بصعوبة.</w:t>
+      </w:r>
+    </w:p>
+    <w:p>
+      <w:pPr>
+        <w:pStyle w:val="Heading3"/>
+        <w:bidi/>
+        <w:spacing w:after="160" w:before="240" w:line="360"/>
+        <w:jc w:val="right"/>
+      </w:pPr>
+      <w:r>
+        <w:rPr>
+          <w:rFonts w:ascii="Arial" w:cs="Arial" w:eastAsia="Arial" w:hAnsi="Arial"/>
+          <w:b/>
+          <w:bCs/>
+          <w:color w:val="000000"/>
+          <w:sz w:val="26"/>
+          <w:szCs w:val="26"/>
+          <w:rtl/>
+        </w:rPr>
+        <w:t xml:space="preserve">تصورات المعلمة للطفل وأثرها</w:t>
       </w:r>
     </w:p>
     <w:p>
@@ -2578,7 +3190,43 @@
           <w:szCs w:val="24"/>
           <w:rtl/>
         </w:rPr>
-        <w:t xml:space="preserve">وفي إسرائيل، فحصت دراسة على 47 معلمة روضة وأطفال ذوي تأخر نمائي العلاقة بين تصورات المعلمة للطفل وبين نموه خلال سنة، ووجدت أن المعلمات اللواتي وصفن الطفل بصورة إيجابية ومتعددة الجوانب، أي تناولت جوانب نمو متعددة لا مشكلته فقط، كان أطفالهن أكثر تقدمًا في السلوك التكيفي وأكثر قبولًا بين أقرانهم بعد سنة (Sher-Censor et al., 2024). هذه النتيجة تشير إلى أن الطريقة التي ترى بها المعلمة الطفل تسبق سلوكها معه، وأن رؤية الطفل الصعب من زاوية واحدة تضيّق فرص تغيره. وتتقاطع هذه النتائج مع ما توصلت إليه مديني فطه وطه (2024) من أن تعلم الأطفال يحدث في سياق العلاقات، ومع ما وجدته Narea وزملاؤها (2022) من أن التوازن الانفعالي للمعلمة ينعكس على سلوك الأطفال. غير أن الأدبيات تحذر في الوقت نفسه من الخلط بين الدفء والتساهل، فالعلاقة التي تدعم الانضباط هي العلاقة التي تجمع بين القرب والحدود، ولذلك تضع نماذج الدعم متعددة المستويات العلاقة في القاعدة لكنها تضع فوقها مباشرة التوقعات الواضحة والروتين (Fox et al., 2003).</w:t>
+        <w:t xml:space="preserve">وفي إسرائيل، فحصت دراسة على 47 معلمة روضة في روضات التربية الخاصة وأطفال ذوي تأخر نمائي العلاقة بين تصورات المعلمة للطفل وبين نموه خلال سنة. قُيست تصورات المعلمة من خلال حديثها الحر عن الطفل، من حيث إيجابية هذا الحديث ومن حيث تعدد جوانبه، أي هل تناولت المعلمة جوانب نمو متعددة لدى الطفل أم اقتصرت على مشكلته. وقارن الباحثون بين تقارير المعالجات عن السلوك التكيفي للطفل وعن قبوله بين أقرانه في بداية السنة وبعد اثني عشر شهرًا. ووجدوا أن المعلمات اللواتي وصفن الطفل بصورة إيجابية كان أطفالهن أكثر تقدمًا في السلوك التكيفي بعد سنة، وأن المعلمات اللواتي وصفنه بصورة متعددة الجوانب كان أطفالهن أكثر قبولًا بين أقرانهم (Sher-Censor et al., 2024). هذه النتيجة تشير إلى أن الطريقة التي ترى بها المعلمة الطفل تسبق سلوكها معه، وأن رؤية الطفل الصعب من زاوية واحدة، زاوية مشكلته، تضيّق فرص تغيره، بينما رؤيته ككل، بما فيه ما يجيده وما يحبه، تفتح هذه الفرص. ومع أن الدراسة أُجريت في روضات التربية الخاصة، فإن الآلية التي تصفها تنطبق على كل طفل يُصنف في الروضة بأنه "المشاغب" أو "الذي يضرب".</w:t>
+      </w:r>
+    </w:p>
+    <w:p>
+      <w:pPr>
+        <w:pStyle w:val="Heading3"/>
+        <w:bidi/>
+        <w:spacing w:after="160" w:before="240" w:line="360"/>
+        <w:jc w:val="right"/>
+      </w:pPr>
+      <w:r>
+        <w:rPr>
+          <w:rFonts w:ascii="Arial" w:cs="Arial" w:eastAsia="Arial" w:hAnsi="Arial"/>
+          <w:b/>
+          <w:bCs/>
+          <w:color w:val="000000"/>
+          <w:sz w:val="26"/>
+          <w:szCs w:val="26"/>
+          <w:rtl/>
+        </w:rPr>
+        <w:t xml:space="preserve">الدفء والحدود</w:t>
+      </w:r>
+    </w:p>
+    <w:p>
+      <w:pPr>
+        <w:bidi/>
+        <w:spacing w:after="120" w:line="360"/>
+        <w:jc w:val="both"/>
+      </w:pPr>
+      <w:r>
+        <w:rPr>
+          <w:rFonts w:ascii="Arial" w:cs="Arial" w:eastAsia="Arial" w:hAnsi="Arial"/>
+          <w:sz w:val="24"/>
+          <w:szCs w:val="24"/>
+          <w:rtl/>
+        </w:rPr>
+        <w:t xml:space="preserve">تتقاطع هذه النتائج مع ما توصلت إليه مديني فطه وطه (2024) من أن تعلم الأطفال يحدث في سياق العلاقات وأن قدرة المعلمة على قيادة صفها تنعكس مباشرة على ضبط الأطفال، ومع ما وجدته Narea وزملاؤها (2022) من أن التوازن الانفعالي للمعلمة ينعكس على سلوك الأطفال. غير أن الأدبيات تحذر في الوقت نفسه من الخلط بين الدفء والتساهل. فالعلاقة التي تدعم الانضباط هي العلاقة التي تجمع بين القرب والحدود، ولذلك تضع نماذج الدعم متعددة المستويات العلاقة في القاعدة، لكنها تضع فوقها مباشرة التوقعات الواضحة والروتين (Fox et al., 2003)، ويجعل نموذج مג"ן الحدود بعدًا مستقلًا إلى جانب الحضور والحماية (דותן، 2019). الطفل الذي يحصل على دفء بلا حدود لا يشعر بالأمان بل بالضياع، لأنه لا يعرف أين ينتهي المسموح، والطفل الذي يحصل على حدود بلا دفء يطيع خوفًا ويتوقف عن الطاعة حين يغيب الخوف. والانضباط الذي يبقى هو الذي يأتي من الاثنين معًا.</w:t>
       </w:r>
     </w:p>
     <w:p>
@@ -2603,6 +3251,26 @@
     </w:p>
     <w:p>
       <w:pPr>
+        <w:pStyle w:val="Heading3"/>
+        <w:bidi/>
+        <w:spacing w:after="160" w:before="240" w:line="360"/>
+        <w:jc w:val="right"/>
+      </w:pPr>
+      <w:r>
+        <w:rPr>
+          <w:rFonts w:ascii="Arial" w:cs="Arial" w:eastAsia="Arial" w:hAnsi="Arial"/>
+          <w:b/>
+          <w:bCs/>
+          <w:color w:val="000000"/>
+          <w:sz w:val="26"/>
+          <w:szCs w:val="26"/>
+          <w:rtl/>
+        </w:rPr>
+        <w:t xml:space="preserve">الوالدية الإيجابية</w:t>
+      </w:r>
+    </w:p>
+    <w:p>
+      <w:pPr>
         <w:bidi/>
         <w:spacing w:after="120" w:line="360"/>
         <w:jc w:val="both"/>
@@ -2614,7 +3282,27 @@
           <w:szCs w:val="24"/>
           <w:rtl/>
         </w:rPr>
-        <w:t xml:space="preserve">معرفة السبب وراء سلوك الطفل هي الخطوة الأولى للمعالجة، إلا أن الأمور تختلط أحيانًا على الآباء والأمهات فلا يستطيعون تحديد الهدف المسبب لسوء السلوك، إذ قد يظهر السلوك نفسه من أربعة أطفال بينما ينتمي كل منهم إلى هدف مختلف. من هنا جاءت فكرة برنامج تدريبي يهدف إلى مساعدة الأمهات في تعزيز الوالدية الإيجابية للحد من المشكلات السلوكية لدى أطفالهن، وقد أسفرت نتائجه عن فروق ذات دلالة بين درجات الآباء قبل البرنامج وبعده، وتضمنت التغيرات وضوح الحدود الموضوعة للأطفال وزيادة التواصل الإيجابي (العبادسة وآخرون، 2022). ويؤكد نموذج مג"ן الإسرائيلي أن العمل مع الأهل هو أحد أبعاده الثلاثة، لا إضافة عليه (דותן، 2019).</w:t>
+        <w:t xml:space="preserve">معرفة السبب وراء سلوك الطفل هي الخطوة الأولى للمعالجة، إلا أن الأمور تختلط أحيانًا على الآباء والأمهات فلا يستطيعون تحديد الهدف المسبب لسوء السلوك، إذ قد يظهر السلوك نفسه من أربعة أطفال بينما ينتمي كل منهم إلى هدف مختلف. وعلى الأم تحديد مدى تكرار السلوك والسياقات التي حدث فيها، ومراقبة مشاعرها الذاتية، ثم استخدام الأساليب المناسبة لكل هدف. من هنا جاءت فكرة إعداد برنامج تدريبي قائم على الانضباط الإيجابي يهدف إلى مساعدة الأمهات في تعزيز الوالدية الإيجابية للحد من المشكلات السلوكية لدى أطفالهن. واستُخدم في الدراسة مقياس للسلوك الوالدي من ثماني عشرة فقرة يتضمن بعدين هما التواصل والحزم، إضافة إلى مساحة لتغييرات لاحظها الآباء، وأسفرت النتائج عن فروق ذات دلالة إحصائية بين متوسط درجات الآباء قبل البرنامج وبعده، وتضمنت التغيرات وضوح الحدود الموضوعة للأطفال وزيادة التواصل الإيجابي (العبادسة وآخرون، 2022). واللافت أن البعدين اللذين قاسهما هذا المقياس، التواصل والحزم، هما البعدان نفسهما اللذان تصف بهما المعلمات علاقتهن بالأطفال، وهو ما يشير إلى أن الوالدية الإيجابية والانضباط الإيجابي في الروضة يقومان على المبدأ نفسه، وأن الطفل الذي يعيش هذا المبدأ في المكانين يتعلمه أسرع.</w:t>
+      </w:r>
+    </w:p>
+    <w:p>
+      <w:pPr>
+        <w:pStyle w:val="Heading3"/>
+        <w:bidi/>
+        <w:spacing w:after="160" w:before="240" w:line="360"/>
+        <w:jc w:val="right"/>
+      </w:pPr>
+      <w:r>
+        <w:rPr>
+          <w:rFonts w:ascii="Arial" w:cs="Arial" w:eastAsia="Arial" w:hAnsi="Arial"/>
+          <w:b/>
+          <w:bCs/>
+          <w:color w:val="000000"/>
+          <w:sz w:val="26"/>
+          <w:szCs w:val="26"/>
+          <w:rtl/>
+        </w:rPr>
+        <w:t xml:space="preserve">التواصل بين الروضة والبيت</w:t>
       </w:r>
     </w:p>
     <w:p>
@@ -2630,7 +3318,7 @@
           <w:szCs w:val="24"/>
           <w:rtl/>
         </w:rPr>
-        <w:t xml:space="preserve">في المجتمع البدوي في النقب، تبين أن المعلمات يعتمدن على مجموعات الواتساب كقناة رئيسية للتواصل مع الأهل، وأن هذه القناة تسمح بمشاركة الأهل في ما يحدث في الروضة يوميًا، لكنها تتأثر بمحدودية البنية التحتية وبتفاوت الأهل في استخدامها (Elkashalla et al., 2026). التعزيز في سن مبكرة هو ما يعمل على خلق الثقة بالنفس لدى الطفل واكتساب السلوك والعادات، بدءًا من الأم والأب، أما الروضة فتُعد ذات أهمية كبيرة لأن المعلمة هي التي تدعم السلوك المقبول لزيادة تكراره في البيت والروضة معًا (محمد، 2020). وهكذا يتكامل دور البيت مع دور الروضة، فالطفل الذي يسمع الرسالة نفسها في المكانين يتعلم أسرع من الطفل الذي يعيش بين رسالتين متناقضتين.</w:t>
+        <w:t xml:space="preserve">يؤكد نموذج مג"ן الإسرائيلي أن العمل مع الأهل هو أحد أبعاده الثلاثة، لا إضافة عليه، لأن الطفل الذي يحصل في الروضة على حدود واضحة ويحصل في البيت على رسالة معاكسة يبقى في حيرة (דותן، 2019). وفي المجتمع البدوي في النقب، تبين أن المعلمات يعتمدن على مجموعات الواتساب كقناة رئيسية للتواصل مع الأهل، وأن هذه القناة تسمح بمشاركة الأهل في ما يحدث في الروضة يوميًا، بالصور والرسائل القصيرة، لكنها تتأثر بمحدودية البنية التحتية وبتفاوت الأهل في استخدامها، وقد برز دورها بشكل خاص في فترة الحرب عندما انقطع التواصل المباشر (Elkashalla et al., 2026). التعزيز في سن مبكرة هو ما يعمل على خلق الثقة بالنفس لدى الطفل واكتساب السلوك والعادات، بدءًا من الأم والأب اللذين يعدلان سلوكه ويبحثان عن نقاط قوته، أما الروضة فتُعد ذات أهمية كبيرة لأن المعلمة هي التي تدعم السلوك المقبول لزيادة تكراره في البيت والروضة معًا (محمد، 2020). وهكذا يتكامل دور البيت مع دور الروضة، فالطفل الذي يسمع الرسالة نفسها في المكانين يتعلم أسرع من الطفل الذي يعيش بين رسالتين متناقضتين، والمعلمة التي تخبر الأم بتصرف إيجابي فعله ابنها تجعل التعزيز يصل إليه مرتين.</w:t>
       </w:r>
     </w:p>
     <w:p>
@@ -2666,7 +3354,7 @@
           <w:szCs w:val="24"/>
           <w:rtl/>
         </w:rPr>
-        <w:t xml:space="preserve">تلتقي الأدبيات التي عُرضت في هذا الفصل على أربع نقاط. الأولى أن الطفولة المبكرة مرحلة تأسيس، وأن ما يُسمى مشكلات سلوكية فيها هو غالبًا سلوك نمائي يحتاج إلى تعليم لا إلى عقاب. الثانية أن التعزيز الإيجابي الفوري والملائم، والانضباط الإيجابي الذي يعلّم البديل، أكثر فاعلية من الأساليب العقابية، وأنهما يحسّنان أيضًا فاعلية المعلمة نفسها، وأن حال المعلمة الانفعالي متغير في سلوك الأطفال. الثالثة أن البيئة الصفية المنظمة والروتين الواضح هما مستوى وقائي يسبق أي تدخل فردي. والرابعة أن العلاقة بين المعلمة والطفل، عندما تجمع بين الدفء والحدود، هي القاعدة التي يقوم عليها كل ما سبق، وأن التعاون مع الأهل شرط لاستمرار أثره.</w:t>
+        <w:t xml:space="preserve">تلتقي الأدبيات التي عُرضت في هذا الفصل على خمس نقاط. الأولى أن الطفولة المبكرة مرحلة تأسيس، وأن ما يُسمى مشكلات سلوكية فيها، كتشتت الانتباه والنشاط الزائد والعناد، هو غالبًا سلوك نمائي مصدره الأول البيت، ويحتاج إلى تعليم لا إلى عقاب. الثانية أن التعزيز الإيجابي الفوري والملائم، والانضباط الإيجابي الذي يعلّم البديل بالتشجيع وإعادة التوجيه والنتيجة المنطقية، أكثر فاعلية من الأساليب العقابية، وأنهما يحسّنان أيضًا فاعلية المعلمة نفسها. الثالثة أن حال المعلمة، ذكاءها العاطفي وفاعليتها الذاتية وتوازنها الانفعالي، متغير في سلوك الأطفال وليس خلفية له. الرابعة أن البيئة الصفية المنظمة والروتين الواضح هما مستوى وقائي يسبق أي تدخل فردي، وأن ما يحتاجه الطفل الأكثر حساسية هو ما يحتاجه الجميع. والخامسة أن العلاقة بين المعلمة والطفل، عندما تجمع بين الدفء والحدود، هي القاعدة التي يقوم عليها كل ما سبق، وأن هذه العلاقة تبدأ في الروضة وتستمر آثارها لسنوات، وأن التعاون مع الأهل شرط لاستمرار أثرها.</w:t>
       </w:r>
     </w:p>
     <w:p>
@@ -2682,7 +3370,7 @@
           <w:szCs w:val="24"/>
           <w:rtl/>
         </w:rPr>
-        <w:t xml:space="preserve">الدراسات الإسرائيلية التي عُرضت تناولت متغيرات المعلمة العربية (الذكاء العاطفي والفاعلية الذاتية)، أو تصورات المعلمة للطفل، أو التواصل مع الأهل في المجتمع البدوي، والدراسات العربية تناولت شيوع المشكلات السلوكية وأثر برامج التدريب، وأغلبها كمي. ولا تكاد توجد دراسة كيفية تصف كيف تطبق معلمات الروضة هذه المبادئ فعلًا في يومهن داخل روضات البلدات البدوية في النقب، بما فيها من اكتظاظ وتباين في أساليب التربية المنزلية. يحاول البحث الحالي أن يسد هذه الفجوة من خلال الاستماع إلى المعلمات أنفسهن، ووصف ما يفعلنه وما يواجهنه وما يفسرن به نجاحهن، وربط ذلك بالإطار النظري الذي عُرض هنا.</w:t>
+        <w:t xml:space="preserve">الدراسات الإسرائيلية التي عُرضت تناولت متغيرات المعلمة العربية كالذكاء العاطفي والفاعلية الذاتية (Agbaria, 2021)، أو تصورات المعلمة للطفل (Sher-Censor et al., 2024)، أو التواصل مع الأهل في المجتمع البدوي (Elkashalla et al., 2026)، أو المستوى العام للنظام والسياسة (סילברמן ובלנק، 2023؛ וייסבלאי، 2017)، وأغلبها كمي أو وصفي. والدراسات العربية تناولت شيوع المشكلات السلوكية وأثر برامج التدريب على المعلمات والأمهات، وأغلبها كمي أيضًا وأُجري في سياقات مصرية أو سعودية أو ليبية أو فلسطينية. ولا تكاد توجد دراسة كيفية تصف كيف تطبق معلمات الروضة هذه المبادئ فعلًا في يومهن داخل روضات البلدات البدوية في النقب، بما فيها من اكتظاظ وتباين في أساليب التربية المنزلية: ماذا تقول المعلمة للطفل الذي ضرب؟ كيف ترتب زاويتها؟ ماذا تفعل في الدقائق الخمس قبل الحلقة؟ وكيف تفسر هي نفسها نجاحها مع طفل تغير؟ يحاول البحث الحالي أن يسد هذه الفجوة من خلال الاستماع إلى المعلمات أنفسهن، ووصف ما يفعلنه وما يواجهنه وما يفسرن به نجاحهن، وربط ذلك بالإطار النظري الذي عُرض هنا.</w:t>
       </w:r>
     </w:p>
     <w:p>

--- a/deliverables/الرسالة_السمينارية_كاملة.docx
+++ b/deliverables/الرسالة_السمينارية_كاملة.docx
@@ -4,6 +4,52 @@
   <w:body>
     <w:p>
       <w:pPr>
+        <w:spacing w:after="120" w:line="240" w:lineRule="auto"/>
+        <w:jc w:val="left"/>
+      </w:pPr>
+      <w:r>
+        <w:drawing>
+          <wp:inline distT="0" distB="0" distL="0" distR="0">
+            <wp:extent cx="1809750" cy="828675"/>
+            <wp:effectExtent t="0" r="0" b="0" l="0"/>
+            <wp:docPr id="1" name="" descr="" title=""/>
+            <wp:cNvGraphicFramePr>
+              <a:graphicFrameLocks xmlns:a="http://schemas.openxmlformats.org/drawingml/2006/main" noChangeAspect="1"/>
+            </wp:cNvGraphicFramePr>
+            <a:graphic xmlns:a="http://schemas.openxmlformats.org/drawingml/2006/main">
+              <a:graphicData uri="http://schemas.openxmlformats.org/drawingml/2006/picture">
+                <pic:pic xmlns:pic="http://schemas.openxmlformats.org/drawingml/2006/picture">
+                  <pic:nvPicPr>
+                    <pic:cNvPr id="0" name="" descr=""/>
+                    <pic:cNvPicPr>
+                      <a:picLocks noChangeAspect="1" noChangeArrowheads="1"/>
+                    </pic:cNvPicPr>
+                  </pic:nvPicPr>
+                  <pic:blipFill>
+                    <a:blip r:embed="rId9" cstate="none"/>
+                    <a:srcRect/>
+                    <a:stretch>
+                      <a:fillRect/>
+                    </a:stretch>
+                  </pic:blipFill>
+                  <pic:spPr bwMode="auto">
+                    <a:xfrm>
+                      <a:off x="0" y="0"/>
+                      <a:ext cx="1809750" cy="828675"/>
+                    </a:xfrm>
+                    <a:prstGeom prst="rect">
+                      <a:avLst/>
+                    </a:prstGeom>
+                  </pic:spPr>
+                </pic:pic>
+              </a:graphicData>
+            </a:graphic>
+          </wp:inline>
+        </w:drawing>
+      </w:r>
+    </w:p>
+    <w:p>
+      <w:pPr>
         <w:bidi/>
         <w:spacing w:after="60" w:line="360"/>
         <w:jc w:val="right"/>
@@ -241,1299 +287,905 @@
         <w:t xml:space="preserve">الفهرس</w:t>
       </w:r>
     </w:p>
-    <w:p>
-      <w:pPr>
-        <w:tabs>
-          <w:tab w:val="right" w:pos="9072" w:leader="dot"/>
-        </w:tabs>
-        <w:bidi/>
-        <w:spacing w:after="40" w:line="360"/>
-        <w:jc w:val="left"/>
-      </w:pPr>
-      <w:r>
-        <w:rPr>
-          <w:rFonts w:ascii="Arial" w:cs="Arial" w:eastAsia="Arial" w:hAnsi="Arial"/>
-          <w:b/>
-          <w:bCs/>
-          <w:sz w:val="26"/>
-          <w:szCs w:val="26"/>
-          <w:rtl/>
-        </w:rPr>
-        <w:t xml:space="preserve">ملخص البحث</w:t>
-      </w:r>
-      <w:r>
-        <w:rPr>
-          <w:rFonts w:ascii="Arial" w:cs="Arial" w:eastAsia="Arial" w:hAnsi="Arial"/>
-          <w:sz w:val="24"/>
-          <w:szCs w:val="24"/>
-          <w:rtl/>
-        </w:rPr>
-        <w:t xml:space="preserve">	4</w:t>
-      </w:r>
-    </w:p>
-    <w:p>
-      <w:pPr>
-        <w:tabs>
-          <w:tab w:val="right" w:pos="9072" w:leader="dot"/>
-        </w:tabs>
-        <w:bidi/>
-        <w:spacing w:after="40" w:line="360"/>
-        <w:jc w:val="left"/>
-      </w:pPr>
-      <w:r>
-        <w:rPr>
-          <w:rFonts w:ascii="Arial" w:cs="Arial" w:eastAsia="Arial" w:hAnsi="Arial"/>
-          <w:b/>
-          <w:bCs/>
-          <w:sz w:val="26"/>
-          <w:szCs w:val="26"/>
-          <w:rtl/>
-        </w:rPr>
-        <w:t xml:space="preserve">المقدمة</w:t>
-      </w:r>
-      <w:r>
-        <w:rPr>
-          <w:rFonts w:ascii="Arial" w:cs="Arial" w:eastAsia="Arial" w:hAnsi="Arial"/>
-          <w:sz w:val="24"/>
-          <w:szCs w:val="24"/>
-          <w:rtl/>
-        </w:rPr>
-        <w:t xml:space="preserve">	5</w:t>
-      </w:r>
-    </w:p>
-    <w:p>
-      <w:pPr>
-        <w:tabs>
-          <w:tab w:val="right" w:pos="9072" w:leader="dot"/>
-        </w:tabs>
-        <w:bidi/>
-        <w:spacing w:after="40" w:line="360"/>
-        <w:jc w:val="left"/>
-      </w:pPr>
-      <w:r>
-        <w:rPr>
-          <w:rFonts w:ascii="Arial" w:cs="Arial" w:eastAsia="Arial" w:hAnsi="Arial"/>
-          <w:b/>
-          <w:bCs/>
-          <w:sz w:val="26"/>
-          <w:szCs w:val="26"/>
-          <w:rtl/>
-        </w:rPr>
-        <w:t xml:space="preserve">مسألة البحث وأهدافه</w:t>
-      </w:r>
-      <w:r>
-        <w:rPr>
-          <w:rFonts w:ascii="Arial" w:cs="Arial" w:eastAsia="Arial" w:hAnsi="Arial"/>
-          <w:sz w:val="24"/>
-          <w:szCs w:val="24"/>
-          <w:rtl/>
-        </w:rPr>
-        <w:t xml:space="preserve">	7</w:t>
-      </w:r>
-    </w:p>
-    <w:p>
-      <w:pPr>
-        <w:tabs>
-          <w:tab w:val="right" w:pos="9072" w:leader="dot"/>
-        </w:tabs>
-        <w:bidi/>
-        <w:spacing w:after="40" w:line="360"/>
-        <w:ind w:left="0" w:right="500"/>
-        <w:jc w:val="left"/>
-      </w:pPr>
-      <w:r>
-        <w:rPr>
-          <w:rFonts w:ascii="Arial" w:cs="Arial" w:eastAsia="Arial" w:hAnsi="Arial"/>
-          <w:b w:val="false"/>
-          <w:bCs w:val="false"/>
-          <w:sz w:val="24"/>
-          <w:szCs w:val="24"/>
-          <w:rtl/>
-        </w:rPr>
-        <w:t xml:space="preserve">مسألة البحث</w:t>
-      </w:r>
-      <w:r>
-        <w:rPr>
-          <w:rFonts w:ascii="Arial" w:cs="Arial" w:eastAsia="Arial" w:hAnsi="Arial"/>
-          <w:sz w:val="24"/>
-          <w:szCs w:val="24"/>
-          <w:rtl/>
-        </w:rPr>
-        <w:t xml:space="preserve">	7</w:t>
-      </w:r>
-    </w:p>
-    <w:p>
-      <w:pPr>
-        <w:tabs>
-          <w:tab w:val="right" w:pos="9072" w:leader="dot"/>
-        </w:tabs>
-        <w:bidi/>
-        <w:spacing w:after="40" w:line="360"/>
-        <w:ind w:left="0" w:right="500"/>
-        <w:jc w:val="left"/>
-      </w:pPr>
-      <w:r>
-        <w:rPr>
-          <w:rFonts w:ascii="Arial" w:cs="Arial" w:eastAsia="Arial" w:hAnsi="Arial"/>
-          <w:b w:val="false"/>
-          <w:bCs w:val="false"/>
-          <w:sz w:val="24"/>
-          <w:szCs w:val="24"/>
-          <w:rtl/>
-        </w:rPr>
-        <w:t xml:space="preserve">أهداف البحث</w:t>
-      </w:r>
-      <w:r>
-        <w:rPr>
-          <w:rFonts w:ascii="Arial" w:cs="Arial" w:eastAsia="Arial" w:hAnsi="Arial"/>
-          <w:sz w:val="24"/>
-          <w:szCs w:val="24"/>
-          <w:rtl/>
-        </w:rPr>
-        <w:t xml:space="preserve">	7</w:t>
-      </w:r>
-    </w:p>
-    <w:p>
-      <w:pPr>
-        <w:tabs>
-          <w:tab w:val="right" w:pos="9072" w:leader="dot"/>
-        </w:tabs>
-        <w:bidi/>
-        <w:spacing w:after="40" w:line="360"/>
-        <w:ind w:left="0" w:right="500"/>
-        <w:jc w:val="left"/>
-      </w:pPr>
-      <w:r>
-        <w:rPr>
-          <w:rFonts w:ascii="Arial" w:cs="Arial" w:eastAsia="Arial" w:hAnsi="Arial"/>
-          <w:b w:val="false"/>
-          <w:bCs w:val="false"/>
-          <w:sz w:val="24"/>
-          <w:szCs w:val="24"/>
-          <w:rtl/>
-        </w:rPr>
-        <w:t xml:space="preserve">محاور البحث</w:t>
-      </w:r>
-      <w:r>
-        <w:rPr>
-          <w:rFonts w:ascii="Arial" w:cs="Arial" w:eastAsia="Arial" w:hAnsi="Arial"/>
-          <w:sz w:val="24"/>
-          <w:szCs w:val="24"/>
-          <w:rtl/>
-        </w:rPr>
-        <w:t xml:space="preserve">	7</w:t>
-      </w:r>
-    </w:p>
-    <w:p>
-      <w:pPr>
-        <w:tabs>
-          <w:tab w:val="right" w:pos="9072" w:leader="dot"/>
-        </w:tabs>
-        <w:bidi/>
-        <w:spacing w:after="40" w:line="360"/>
-        <w:ind w:left="0" w:right="500"/>
-        <w:jc w:val="left"/>
-      </w:pPr>
-      <w:r>
-        <w:rPr>
-          <w:rFonts w:ascii="Arial" w:cs="Arial" w:eastAsia="Arial" w:hAnsi="Arial"/>
-          <w:b w:val="false"/>
-          <w:bCs w:val="false"/>
-          <w:sz w:val="24"/>
-          <w:szCs w:val="24"/>
-          <w:rtl/>
-        </w:rPr>
-        <w:t xml:space="preserve">مصطلحات البحث</w:t>
-      </w:r>
-      <w:r>
-        <w:rPr>
-          <w:rFonts w:ascii="Arial" w:cs="Arial" w:eastAsia="Arial" w:hAnsi="Arial"/>
-          <w:sz w:val="24"/>
-          <w:szCs w:val="24"/>
-          <w:rtl/>
-        </w:rPr>
-        <w:t xml:space="preserve">	7</w:t>
-      </w:r>
-    </w:p>
-    <w:p>
-      <w:pPr>
-        <w:tabs>
-          <w:tab w:val="right" w:pos="9072" w:leader="dot"/>
-        </w:tabs>
-        <w:bidi/>
-        <w:spacing w:after="40" w:line="360"/>
-        <w:jc w:val="left"/>
-      </w:pPr>
-      <w:r>
-        <w:rPr>
-          <w:rFonts w:ascii="Arial" w:cs="Arial" w:eastAsia="Arial" w:hAnsi="Arial"/>
-          <w:b/>
-          <w:bCs/>
-          <w:sz w:val="26"/>
-          <w:szCs w:val="26"/>
-          <w:rtl/>
-        </w:rPr>
-        <w:t xml:space="preserve">الخلفية النظرية والدراسات السابقة</w:t>
-      </w:r>
-      <w:r>
-        <w:rPr>
-          <w:rFonts w:ascii="Arial" w:cs="Arial" w:eastAsia="Arial" w:hAnsi="Arial"/>
-          <w:sz w:val="24"/>
-          <w:szCs w:val="24"/>
-          <w:rtl/>
-        </w:rPr>
-        <w:t xml:space="preserve">	9</w:t>
-      </w:r>
-    </w:p>
-    <w:p>
-      <w:pPr>
-        <w:tabs>
-          <w:tab w:val="right" w:pos="9072" w:leader="dot"/>
-        </w:tabs>
-        <w:bidi/>
-        <w:spacing w:after="40" w:line="360"/>
-        <w:ind w:left="0" w:right="500"/>
-        <w:jc w:val="left"/>
-      </w:pPr>
-      <w:r>
-        <w:rPr>
-          <w:rFonts w:ascii="Arial" w:cs="Arial" w:eastAsia="Arial" w:hAnsi="Arial"/>
-          <w:b w:val="false"/>
-          <w:bCs w:val="false"/>
-          <w:sz w:val="24"/>
-          <w:szCs w:val="24"/>
-          <w:rtl/>
-        </w:rPr>
-        <w:t xml:space="preserve">الطفولة المبكرة ورياض الأطفال في إسرائيل وفي المجتمع البدوي في النقب</w:t>
-      </w:r>
-      <w:r>
-        <w:rPr>
-          <w:rFonts w:ascii="Arial" w:cs="Arial" w:eastAsia="Arial" w:hAnsi="Arial"/>
-          <w:sz w:val="24"/>
-          <w:szCs w:val="24"/>
-          <w:rtl/>
-        </w:rPr>
-        <w:t xml:space="preserve">	9</w:t>
-      </w:r>
-    </w:p>
-    <w:p>
-      <w:pPr>
-        <w:tabs>
-          <w:tab w:val="right" w:pos="9072" w:leader="dot"/>
-        </w:tabs>
-        <w:bidi/>
-        <w:spacing w:after="40" w:line="360"/>
-        <w:ind w:left="0" w:right="500"/>
-        <w:jc w:val="left"/>
-      </w:pPr>
-      <w:r>
-        <w:rPr>
-          <w:rFonts w:ascii="Arial" w:cs="Arial" w:eastAsia="Arial" w:hAnsi="Arial"/>
-          <w:b w:val="false"/>
-          <w:bCs w:val="false"/>
-          <w:sz w:val="24"/>
-          <w:szCs w:val="24"/>
-          <w:rtl/>
-        </w:rPr>
-        <w:t xml:space="preserve">معلمة الروضة وإدارة الصف</w:t>
-      </w:r>
-      <w:r>
-        <w:rPr>
-          <w:rFonts w:ascii="Arial" w:cs="Arial" w:eastAsia="Arial" w:hAnsi="Arial"/>
-          <w:sz w:val="24"/>
-          <w:szCs w:val="24"/>
-          <w:rtl/>
-        </w:rPr>
-        <w:t xml:space="preserve">	10</w:t>
-      </w:r>
-    </w:p>
-    <w:p>
-      <w:pPr>
-        <w:tabs>
-          <w:tab w:val="right" w:pos="9072" w:leader="dot"/>
-        </w:tabs>
-        <w:bidi/>
-        <w:spacing w:after="40" w:line="360"/>
-        <w:ind w:left="0" w:right="500"/>
-        <w:jc w:val="left"/>
-      </w:pPr>
-      <w:r>
-        <w:rPr>
-          <w:rFonts w:ascii="Arial" w:cs="Arial" w:eastAsia="Arial" w:hAnsi="Arial"/>
-          <w:b w:val="false"/>
-          <w:bCs w:val="false"/>
-          <w:sz w:val="24"/>
-          <w:szCs w:val="24"/>
-          <w:rtl/>
-        </w:rPr>
-        <w:t xml:space="preserve">السلوكيات غير المرغوبة الشائعة لدى أطفال الروضة</w:t>
-      </w:r>
-      <w:r>
-        <w:rPr>
-          <w:rFonts w:ascii="Arial" w:cs="Arial" w:eastAsia="Arial" w:hAnsi="Arial"/>
-          <w:sz w:val="24"/>
-          <w:szCs w:val="24"/>
-          <w:rtl/>
-        </w:rPr>
-        <w:t xml:space="preserve">	11</w:t>
-      </w:r>
-    </w:p>
-    <w:p>
-      <w:pPr>
-        <w:tabs>
-          <w:tab w:val="right" w:pos="9072" w:leader="dot"/>
-        </w:tabs>
-        <w:bidi/>
-        <w:spacing w:after="40" w:line="360"/>
-        <w:ind w:left="0" w:right="500"/>
-        <w:jc w:val="left"/>
-      </w:pPr>
-      <w:r>
-        <w:rPr>
-          <w:rFonts w:ascii="Arial" w:cs="Arial" w:eastAsia="Arial" w:hAnsi="Arial"/>
-          <w:b w:val="false"/>
-          <w:bCs w:val="false"/>
-          <w:sz w:val="24"/>
-          <w:szCs w:val="24"/>
-          <w:rtl/>
-        </w:rPr>
-        <w:t xml:space="preserve">التعزيز الإيجابي والانضباط الإيجابي</w:t>
-      </w:r>
-      <w:r>
-        <w:rPr>
-          <w:rFonts w:ascii="Arial" w:cs="Arial" w:eastAsia="Arial" w:hAnsi="Arial"/>
-          <w:sz w:val="24"/>
-          <w:szCs w:val="24"/>
-          <w:rtl/>
-        </w:rPr>
-        <w:t xml:space="preserve">	12</w:t>
-      </w:r>
-    </w:p>
-    <w:p>
-      <w:pPr>
-        <w:tabs>
-          <w:tab w:val="right" w:pos="9072" w:leader="dot"/>
-        </w:tabs>
-        <w:bidi/>
-        <w:spacing w:after="40" w:line="360"/>
-        <w:ind w:left="0" w:right="500"/>
-        <w:jc w:val="left"/>
-      </w:pPr>
-      <w:r>
-        <w:rPr>
-          <w:rFonts w:ascii="Arial" w:cs="Arial" w:eastAsia="Arial" w:hAnsi="Arial"/>
-          <w:b w:val="false"/>
-          <w:bCs w:val="false"/>
-          <w:sz w:val="24"/>
-          <w:szCs w:val="24"/>
-          <w:rtl/>
-        </w:rPr>
-        <w:t xml:space="preserve">تنظيم البيئة الصفية والنماذج متعددة المستويات لدعم السلوك</w:t>
-      </w:r>
-      <w:r>
-        <w:rPr>
-          <w:rFonts w:ascii="Arial" w:cs="Arial" w:eastAsia="Arial" w:hAnsi="Arial"/>
-          <w:sz w:val="24"/>
-          <w:szCs w:val="24"/>
-          <w:rtl/>
-        </w:rPr>
-        <w:t xml:space="preserve">	14</w:t>
-      </w:r>
-    </w:p>
-    <w:p>
-      <w:pPr>
-        <w:tabs>
-          <w:tab w:val="right" w:pos="9072" w:leader="dot"/>
-        </w:tabs>
-        <w:bidi/>
-        <w:spacing w:after="40" w:line="360"/>
-        <w:ind w:left="0" w:right="500"/>
-        <w:jc w:val="left"/>
-      </w:pPr>
-      <w:r>
-        <w:rPr>
-          <w:rFonts w:ascii="Arial" w:cs="Arial" w:eastAsia="Arial" w:hAnsi="Arial"/>
-          <w:b w:val="false"/>
-          <w:bCs w:val="false"/>
-          <w:sz w:val="24"/>
-          <w:szCs w:val="24"/>
-          <w:rtl/>
-        </w:rPr>
-        <w:t xml:space="preserve">العلاقة بين المعلمة والطفل</w:t>
-      </w:r>
-      <w:r>
-        <w:rPr>
-          <w:rFonts w:ascii="Arial" w:cs="Arial" w:eastAsia="Arial" w:hAnsi="Arial"/>
-          <w:sz w:val="24"/>
-          <w:szCs w:val="24"/>
-          <w:rtl/>
-        </w:rPr>
-        <w:t xml:space="preserve">	15</w:t>
-      </w:r>
-    </w:p>
-    <w:p>
-      <w:pPr>
-        <w:tabs>
-          <w:tab w:val="right" w:pos="9072" w:leader="dot"/>
-        </w:tabs>
-        <w:bidi/>
-        <w:spacing w:after="40" w:line="360"/>
-        <w:ind w:left="0" w:right="500"/>
-        <w:jc w:val="left"/>
-      </w:pPr>
-      <w:r>
-        <w:rPr>
-          <w:rFonts w:ascii="Arial" w:cs="Arial" w:eastAsia="Arial" w:hAnsi="Arial"/>
-          <w:b w:val="false"/>
-          <w:bCs w:val="false"/>
-          <w:sz w:val="24"/>
-          <w:szCs w:val="24"/>
-          <w:rtl/>
-        </w:rPr>
-        <w:t xml:space="preserve">دور الأهل في تعزيز السلوك الإيجابي والانضباط</w:t>
-      </w:r>
-      <w:r>
-        <w:rPr>
-          <w:rFonts w:ascii="Arial" w:cs="Arial" w:eastAsia="Arial" w:hAnsi="Arial"/>
-          <w:sz w:val="24"/>
-          <w:szCs w:val="24"/>
-          <w:rtl/>
-        </w:rPr>
-        <w:t xml:space="preserve">	16</w:t>
-      </w:r>
-    </w:p>
-    <w:p>
-      <w:pPr>
-        <w:tabs>
-          <w:tab w:val="right" w:pos="9072" w:leader="dot"/>
-        </w:tabs>
-        <w:bidi/>
-        <w:spacing w:after="40" w:line="360"/>
-        <w:ind w:left="0" w:right="500"/>
-        <w:jc w:val="left"/>
-      </w:pPr>
-      <w:r>
-        <w:rPr>
-          <w:rFonts w:ascii="Arial" w:cs="Arial" w:eastAsia="Arial" w:hAnsi="Arial"/>
-          <w:b w:val="false"/>
-          <w:bCs w:val="false"/>
-          <w:sz w:val="24"/>
-          <w:szCs w:val="24"/>
-          <w:rtl/>
-        </w:rPr>
-        <w:t xml:space="preserve">تلخيص الإطار النظري وموقع البحث الحالي</w:t>
-      </w:r>
-      <w:r>
-        <w:rPr>
-          <w:rFonts w:ascii="Arial" w:cs="Arial" w:eastAsia="Arial" w:hAnsi="Arial"/>
-          <w:sz w:val="24"/>
-          <w:szCs w:val="24"/>
-          <w:rtl/>
-        </w:rPr>
-        <w:t xml:space="preserve">	17</w:t>
-      </w:r>
-    </w:p>
-    <w:p>
-      <w:pPr>
-        <w:tabs>
-          <w:tab w:val="right" w:pos="9072" w:leader="dot"/>
-        </w:tabs>
-        <w:bidi/>
-        <w:spacing w:after="40" w:line="360"/>
-        <w:jc w:val="left"/>
-      </w:pPr>
-      <w:r>
-        <w:rPr>
-          <w:rFonts w:ascii="Arial" w:cs="Arial" w:eastAsia="Arial" w:hAnsi="Arial"/>
-          <w:b/>
-          <w:bCs/>
-          <w:sz w:val="26"/>
-          <w:szCs w:val="26"/>
-          <w:rtl/>
-        </w:rPr>
-        <w:t xml:space="preserve">منهجية البحث</w:t>
-      </w:r>
-      <w:r>
-        <w:rPr>
-          <w:rFonts w:ascii="Arial" w:cs="Arial" w:eastAsia="Arial" w:hAnsi="Arial"/>
-          <w:sz w:val="24"/>
-          <w:szCs w:val="24"/>
-          <w:rtl/>
-        </w:rPr>
-        <w:t xml:space="preserve">	19</w:t>
-      </w:r>
-    </w:p>
-    <w:p>
-      <w:pPr>
-        <w:tabs>
-          <w:tab w:val="right" w:pos="9072" w:leader="dot"/>
-        </w:tabs>
-        <w:bidi/>
-        <w:spacing w:after="40" w:line="360"/>
-        <w:ind w:left="0" w:right="500"/>
-        <w:jc w:val="left"/>
-      </w:pPr>
-      <w:r>
-        <w:rPr>
-          <w:rFonts w:ascii="Arial" w:cs="Arial" w:eastAsia="Arial" w:hAnsi="Arial"/>
-          <w:b w:val="false"/>
-          <w:bCs w:val="false"/>
-          <w:sz w:val="24"/>
-          <w:szCs w:val="24"/>
-          <w:rtl/>
-        </w:rPr>
-        <w:t xml:space="preserve">نوع البحث</w:t>
-      </w:r>
-      <w:r>
-        <w:rPr>
-          <w:rFonts w:ascii="Arial" w:cs="Arial" w:eastAsia="Arial" w:hAnsi="Arial"/>
-          <w:sz w:val="24"/>
-          <w:szCs w:val="24"/>
-          <w:rtl/>
-        </w:rPr>
-        <w:t xml:space="preserve">	19</w:t>
-      </w:r>
-    </w:p>
-    <w:p>
-      <w:pPr>
-        <w:tabs>
-          <w:tab w:val="right" w:pos="9072" w:leader="dot"/>
-        </w:tabs>
-        <w:bidi/>
-        <w:spacing w:after="40" w:line="360"/>
-        <w:ind w:left="0" w:right="500"/>
-        <w:jc w:val="left"/>
-      </w:pPr>
-      <w:r>
-        <w:rPr>
-          <w:rFonts w:ascii="Arial" w:cs="Arial" w:eastAsia="Arial" w:hAnsi="Arial"/>
-          <w:b w:val="false"/>
-          <w:bCs w:val="false"/>
-          <w:sz w:val="24"/>
-          <w:szCs w:val="24"/>
-          <w:rtl/>
-        </w:rPr>
-        <w:t xml:space="preserve">مشتركات البحث</w:t>
-      </w:r>
-      <w:r>
-        <w:rPr>
-          <w:rFonts w:ascii="Arial" w:cs="Arial" w:eastAsia="Arial" w:hAnsi="Arial"/>
-          <w:sz w:val="24"/>
-          <w:szCs w:val="24"/>
-          <w:rtl/>
-        </w:rPr>
-        <w:t xml:space="preserve">	19</w:t>
-      </w:r>
-    </w:p>
-    <w:p>
-      <w:pPr>
-        <w:tabs>
-          <w:tab w:val="right" w:pos="9072" w:leader="dot"/>
-        </w:tabs>
-        <w:bidi/>
-        <w:spacing w:after="40" w:line="360"/>
-        <w:ind w:left="0" w:right="500"/>
-        <w:jc w:val="left"/>
-      </w:pPr>
-      <w:r>
-        <w:rPr>
-          <w:rFonts w:ascii="Arial" w:cs="Arial" w:eastAsia="Arial" w:hAnsi="Arial"/>
-          <w:b w:val="false"/>
-          <w:bCs w:val="false"/>
-          <w:sz w:val="24"/>
-          <w:szCs w:val="24"/>
-          <w:rtl/>
-        </w:rPr>
-        <w:t xml:space="preserve">أدوات البحث</w:t>
-      </w:r>
-      <w:r>
-        <w:rPr>
-          <w:rFonts w:ascii="Arial" w:cs="Arial" w:eastAsia="Arial" w:hAnsi="Arial"/>
-          <w:sz w:val="24"/>
-          <w:szCs w:val="24"/>
-          <w:rtl/>
-        </w:rPr>
-        <w:t xml:space="preserve">	20</w:t>
-      </w:r>
-    </w:p>
-    <w:p>
-      <w:pPr>
-        <w:tabs>
-          <w:tab w:val="right" w:pos="9072" w:leader="dot"/>
-        </w:tabs>
-        <w:bidi/>
-        <w:spacing w:after="40" w:line="360"/>
-        <w:ind w:left="0" w:right="500"/>
-        <w:jc w:val="left"/>
-      </w:pPr>
-      <w:r>
-        <w:rPr>
-          <w:rFonts w:ascii="Arial" w:cs="Arial" w:eastAsia="Arial" w:hAnsi="Arial"/>
-          <w:b w:val="false"/>
-          <w:bCs w:val="false"/>
-          <w:sz w:val="24"/>
-          <w:szCs w:val="24"/>
-          <w:rtl/>
-        </w:rPr>
-        <w:t xml:space="preserve">إجراءات البحث وسيرورته</w:t>
-      </w:r>
-      <w:r>
-        <w:rPr>
-          <w:rFonts w:ascii="Arial" w:cs="Arial" w:eastAsia="Arial" w:hAnsi="Arial"/>
-          <w:sz w:val="24"/>
-          <w:szCs w:val="24"/>
-          <w:rtl/>
-        </w:rPr>
-        <w:t xml:space="preserve">	20</w:t>
-      </w:r>
-    </w:p>
-    <w:p>
-      <w:pPr>
-        <w:tabs>
-          <w:tab w:val="right" w:pos="9072" w:leader="dot"/>
-        </w:tabs>
-        <w:bidi/>
-        <w:spacing w:after="40" w:line="360"/>
-        <w:ind w:left="0" w:right="500"/>
-        <w:jc w:val="left"/>
-      </w:pPr>
-      <w:r>
-        <w:rPr>
-          <w:rFonts w:ascii="Arial" w:cs="Arial" w:eastAsia="Arial" w:hAnsi="Arial"/>
-          <w:b w:val="false"/>
-          <w:bCs w:val="false"/>
-          <w:sz w:val="24"/>
-          <w:szCs w:val="24"/>
-          <w:rtl/>
-        </w:rPr>
-        <w:t xml:space="preserve">تحليل البيانات</w:t>
-      </w:r>
-      <w:r>
-        <w:rPr>
-          <w:rFonts w:ascii="Arial" w:cs="Arial" w:eastAsia="Arial" w:hAnsi="Arial"/>
-          <w:sz w:val="24"/>
-          <w:szCs w:val="24"/>
-          <w:rtl/>
-        </w:rPr>
-        <w:t xml:space="preserve">	21</w:t>
-      </w:r>
-    </w:p>
-    <w:p>
-      <w:pPr>
-        <w:tabs>
-          <w:tab w:val="right" w:pos="9072" w:leader="dot"/>
-        </w:tabs>
-        <w:bidi/>
-        <w:spacing w:after="40" w:line="360"/>
-        <w:ind w:left="0" w:right="500"/>
-        <w:jc w:val="left"/>
-      </w:pPr>
-      <w:r>
-        <w:rPr>
-          <w:rFonts w:ascii="Arial" w:cs="Arial" w:eastAsia="Arial" w:hAnsi="Arial"/>
-          <w:b w:val="false"/>
-          <w:bCs w:val="false"/>
-          <w:sz w:val="24"/>
-          <w:szCs w:val="24"/>
-          <w:rtl/>
-        </w:rPr>
-        <w:t xml:space="preserve">أخلاقيات البحث</w:t>
-      </w:r>
-      <w:r>
-        <w:rPr>
-          <w:rFonts w:ascii="Arial" w:cs="Arial" w:eastAsia="Arial" w:hAnsi="Arial"/>
-          <w:sz w:val="24"/>
-          <w:szCs w:val="24"/>
-          <w:rtl/>
-        </w:rPr>
-        <w:t xml:space="preserve">	21</w:t>
-      </w:r>
-    </w:p>
-    <w:p>
-      <w:pPr>
-        <w:tabs>
-          <w:tab w:val="right" w:pos="9072" w:leader="dot"/>
-        </w:tabs>
-        <w:bidi/>
-        <w:spacing w:after="40" w:line="360"/>
-        <w:ind w:left="0" w:right="500"/>
-        <w:jc w:val="left"/>
-      </w:pPr>
-      <w:r>
-        <w:rPr>
-          <w:rFonts w:ascii="Arial" w:cs="Arial" w:eastAsia="Arial" w:hAnsi="Arial"/>
-          <w:b w:val="false"/>
-          <w:bCs w:val="false"/>
-          <w:sz w:val="24"/>
-          <w:szCs w:val="24"/>
-          <w:rtl/>
-        </w:rPr>
-        <w:t xml:space="preserve">مصداقية البحث ومحدداته المنهجية</w:t>
-      </w:r>
-      <w:r>
-        <w:rPr>
-          <w:rFonts w:ascii="Arial" w:cs="Arial" w:eastAsia="Arial" w:hAnsi="Arial"/>
-          <w:sz w:val="24"/>
-          <w:szCs w:val="24"/>
-          <w:rtl/>
-        </w:rPr>
-        <w:t xml:space="preserve">	22</w:t>
-      </w:r>
-    </w:p>
-    <w:p>
-      <w:pPr>
-        <w:tabs>
-          <w:tab w:val="right" w:pos="9072" w:leader="dot"/>
-        </w:tabs>
-        <w:bidi/>
-        <w:spacing w:after="40" w:line="360"/>
-        <w:jc w:val="left"/>
-      </w:pPr>
-      <w:r>
-        <w:rPr>
-          <w:rFonts w:ascii="Arial" w:cs="Arial" w:eastAsia="Arial" w:hAnsi="Arial"/>
-          <w:b/>
-          <w:bCs/>
-          <w:sz w:val="26"/>
-          <w:szCs w:val="26"/>
-          <w:rtl/>
-        </w:rPr>
-        <w:t xml:space="preserve">النتائج</w:t>
-      </w:r>
-      <w:r>
-        <w:rPr>
-          <w:rFonts w:ascii="Arial" w:cs="Arial" w:eastAsia="Arial" w:hAnsi="Arial"/>
-          <w:sz w:val="24"/>
-          <w:szCs w:val="24"/>
-          <w:rtl/>
-        </w:rPr>
-        <w:t xml:space="preserve">	23</w:t>
-      </w:r>
-    </w:p>
-    <w:p>
-      <w:pPr>
-        <w:tabs>
-          <w:tab w:val="right" w:pos="9072" w:leader="dot"/>
-        </w:tabs>
-        <w:bidi/>
-        <w:spacing w:after="40" w:line="360"/>
-        <w:ind w:left="0" w:right="500"/>
-        <w:jc w:val="left"/>
-      </w:pPr>
-      <w:r>
-        <w:rPr>
-          <w:rFonts w:ascii="Arial" w:cs="Arial" w:eastAsia="Arial" w:hAnsi="Arial"/>
-          <w:b w:val="false"/>
-          <w:bCs w:val="false"/>
-          <w:sz w:val="24"/>
-          <w:szCs w:val="24"/>
-          <w:rtl/>
-        </w:rPr>
-        <w:t xml:space="preserve">المحور الأول: الأساليب التربوية لتعزيز السلوك الإيجابي</w:t>
-      </w:r>
-      <w:r>
-        <w:rPr>
-          <w:rFonts w:ascii="Arial" w:cs="Arial" w:eastAsia="Arial" w:hAnsi="Arial"/>
-          <w:sz w:val="24"/>
-          <w:szCs w:val="24"/>
-          <w:rtl/>
-        </w:rPr>
-        <w:t xml:space="preserve">	23</w:t>
-      </w:r>
-    </w:p>
-    <w:p>
-      <w:pPr>
-        <w:tabs>
-          <w:tab w:val="right" w:pos="9072" w:leader="dot"/>
-        </w:tabs>
-        <w:bidi/>
-        <w:spacing w:after="40" w:line="360"/>
-        <w:ind w:left="0" w:right="500"/>
-        <w:jc w:val="left"/>
-      </w:pPr>
-      <w:r>
-        <w:rPr>
-          <w:rFonts w:ascii="Arial" w:cs="Arial" w:eastAsia="Arial" w:hAnsi="Arial"/>
-          <w:b w:val="false"/>
-          <w:bCs w:val="false"/>
-          <w:sz w:val="24"/>
-          <w:szCs w:val="24"/>
-          <w:rtl/>
-        </w:rPr>
-        <w:t xml:space="preserve">المحور الثاني: تنظيم بيئة الروضة الداعمة للانضباط وتقليل السلوكيات السلبية</w:t>
-      </w:r>
-      <w:r>
-        <w:rPr>
-          <w:rFonts w:ascii="Arial" w:cs="Arial" w:eastAsia="Arial" w:hAnsi="Arial"/>
-          <w:sz w:val="24"/>
-          <w:szCs w:val="24"/>
-          <w:rtl/>
-        </w:rPr>
-        <w:t xml:space="preserve">	26</w:t>
-      </w:r>
-    </w:p>
-    <w:p>
-      <w:pPr>
-        <w:tabs>
-          <w:tab w:val="right" w:pos="9072" w:leader="dot"/>
-        </w:tabs>
-        <w:bidi/>
-        <w:spacing w:after="40" w:line="360"/>
-        <w:ind w:left="0" w:right="500"/>
-        <w:jc w:val="left"/>
-      </w:pPr>
-      <w:r>
-        <w:rPr>
-          <w:rFonts w:ascii="Arial" w:cs="Arial" w:eastAsia="Arial" w:hAnsi="Arial"/>
-          <w:b w:val="false"/>
-          <w:bCs w:val="false"/>
-          <w:sz w:val="24"/>
-          <w:szCs w:val="24"/>
-          <w:rtl/>
-        </w:rPr>
-        <w:t xml:space="preserve">المحور الثالث: العلاقة بين المعلّمة والأطفال وأثرها على الانضباط</w:t>
-      </w:r>
-      <w:r>
-        <w:rPr>
-          <w:rFonts w:ascii="Arial" w:cs="Arial" w:eastAsia="Arial" w:hAnsi="Arial"/>
-          <w:sz w:val="24"/>
-          <w:szCs w:val="24"/>
-          <w:rtl/>
-        </w:rPr>
-        <w:t xml:space="preserve">	28</w:t>
-      </w:r>
-    </w:p>
-    <w:p>
-      <w:pPr>
-        <w:tabs>
-          <w:tab w:val="right" w:pos="9072" w:leader="dot"/>
-        </w:tabs>
-        <w:bidi/>
-        <w:spacing w:after="40" w:line="360"/>
-        <w:ind w:left="0" w:right="500"/>
-        <w:jc w:val="left"/>
-      </w:pPr>
-      <w:r>
-        <w:rPr>
-          <w:rFonts w:ascii="Arial" w:cs="Arial" w:eastAsia="Arial" w:hAnsi="Arial"/>
-          <w:b w:val="false"/>
-          <w:bCs w:val="false"/>
-          <w:sz w:val="24"/>
-          <w:szCs w:val="24"/>
-          <w:rtl/>
-        </w:rPr>
-        <w:t xml:space="preserve">ملخص النتائج</w:t>
-      </w:r>
-      <w:r>
-        <w:rPr>
-          <w:rFonts w:ascii="Arial" w:cs="Arial" w:eastAsia="Arial" w:hAnsi="Arial"/>
-          <w:sz w:val="24"/>
-          <w:szCs w:val="24"/>
-          <w:rtl/>
-        </w:rPr>
-        <w:t xml:space="preserve">	31</w:t>
-      </w:r>
-    </w:p>
-    <w:p>
-      <w:pPr>
-        <w:tabs>
-          <w:tab w:val="right" w:pos="9072" w:leader="dot"/>
-        </w:tabs>
-        <w:bidi/>
-        <w:spacing w:after="40" w:line="360"/>
-        <w:jc w:val="left"/>
-      </w:pPr>
-      <w:r>
-        <w:rPr>
-          <w:rFonts w:ascii="Arial" w:cs="Arial" w:eastAsia="Arial" w:hAnsi="Arial"/>
-          <w:b/>
-          <w:bCs/>
-          <w:sz w:val="26"/>
-          <w:szCs w:val="26"/>
-          <w:rtl/>
-        </w:rPr>
-        <w:t xml:space="preserve">مناقشة النتائج واستنتاج</w:t>
-      </w:r>
-      <w:r>
-        <w:rPr>
-          <w:rFonts w:ascii="Arial" w:cs="Arial" w:eastAsia="Arial" w:hAnsi="Arial"/>
-          <w:sz w:val="24"/>
-          <w:szCs w:val="24"/>
-          <w:rtl/>
-        </w:rPr>
-        <w:t xml:space="preserve">	32</w:t>
-      </w:r>
-    </w:p>
-    <w:p>
-      <w:pPr>
-        <w:tabs>
-          <w:tab w:val="right" w:pos="9072" w:leader="dot"/>
-        </w:tabs>
-        <w:bidi/>
-        <w:spacing w:after="40" w:line="360"/>
-        <w:ind w:left="0" w:right="500"/>
-        <w:jc w:val="left"/>
-      </w:pPr>
-      <w:r>
-        <w:rPr>
-          <w:rFonts w:ascii="Arial" w:cs="Arial" w:eastAsia="Arial" w:hAnsi="Arial"/>
-          <w:b w:val="false"/>
-          <w:bCs w:val="false"/>
-          <w:sz w:val="24"/>
-          <w:szCs w:val="24"/>
-          <w:rtl/>
-        </w:rPr>
-        <w:t xml:space="preserve">مناقشة المحور الأول: الأساليب التربوية لتعزيز السلوك الإيجابي</w:t>
-      </w:r>
-      <w:r>
-        <w:rPr>
-          <w:rFonts w:ascii="Arial" w:cs="Arial" w:eastAsia="Arial" w:hAnsi="Arial"/>
-          <w:sz w:val="24"/>
-          <w:szCs w:val="24"/>
-          <w:rtl/>
-        </w:rPr>
-        <w:t xml:space="preserve">	32</w:t>
-      </w:r>
-    </w:p>
-    <w:p>
-      <w:pPr>
-        <w:tabs>
-          <w:tab w:val="right" w:pos="9072" w:leader="dot"/>
-        </w:tabs>
-        <w:bidi/>
-        <w:spacing w:after="40" w:line="360"/>
-        <w:ind w:left="0" w:right="500"/>
-        <w:jc w:val="left"/>
-      </w:pPr>
-      <w:r>
-        <w:rPr>
-          <w:rFonts w:ascii="Arial" w:cs="Arial" w:eastAsia="Arial" w:hAnsi="Arial"/>
-          <w:b w:val="false"/>
-          <w:bCs w:val="false"/>
-          <w:sz w:val="24"/>
-          <w:szCs w:val="24"/>
-          <w:rtl/>
-        </w:rPr>
-        <w:t xml:space="preserve">مناقشة المحور الثاني: تنظيم بيئة الروضة</w:t>
-      </w:r>
-      <w:r>
-        <w:rPr>
-          <w:rFonts w:ascii="Arial" w:cs="Arial" w:eastAsia="Arial" w:hAnsi="Arial"/>
-          <w:sz w:val="24"/>
-          <w:szCs w:val="24"/>
-          <w:rtl/>
-        </w:rPr>
-        <w:t xml:space="preserve">	33</w:t>
-      </w:r>
-    </w:p>
-    <w:p>
-      <w:pPr>
-        <w:tabs>
-          <w:tab w:val="right" w:pos="9072" w:leader="dot"/>
-        </w:tabs>
-        <w:bidi/>
-        <w:spacing w:after="40" w:line="360"/>
-        <w:ind w:left="0" w:right="500"/>
-        <w:jc w:val="left"/>
-      </w:pPr>
-      <w:r>
-        <w:rPr>
-          <w:rFonts w:ascii="Arial" w:cs="Arial" w:eastAsia="Arial" w:hAnsi="Arial"/>
-          <w:b w:val="false"/>
-          <w:bCs w:val="false"/>
-          <w:sz w:val="24"/>
-          <w:szCs w:val="24"/>
-          <w:rtl/>
-        </w:rPr>
-        <w:t xml:space="preserve">مناقشة المحور الثالث: العلاقة بين المعلمة والأطفال</w:t>
-      </w:r>
-      <w:r>
-        <w:rPr>
-          <w:rFonts w:ascii="Arial" w:cs="Arial" w:eastAsia="Arial" w:hAnsi="Arial"/>
-          <w:sz w:val="24"/>
-          <w:szCs w:val="24"/>
-          <w:rtl/>
-        </w:rPr>
-        <w:t xml:space="preserve">	34</w:t>
-      </w:r>
-    </w:p>
-    <w:p>
-      <w:pPr>
-        <w:tabs>
-          <w:tab w:val="right" w:pos="9072" w:leader="dot"/>
-        </w:tabs>
-        <w:bidi/>
-        <w:spacing w:after="40" w:line="360"/>
-        <w:ind w:left="0" w:right="500"/>
-        <w:jc w:val="left"/>
-      </w:pPr>
-      <w:r>
-        <w:rPr>
-          <w:rFonts w:ascii="Arial" w:cs="Arial" w:eastAsia="Arial" w:hAnsi="Arial"/>
-          <w:b w:val="false"/>
-          <w:bCs w:val="false"/>
-          <w:sz w:val="24"/>
-          <w:szCs w:val="24"/>
-          <w:rtl/>
-        </w:rPr>
-        <w:t xml:space="preserve">قراءة تكاملية: دور المعلمة كنظام لا كأسلوب</w:t>
-      </w:r>
-      <w:r>
-        <w:rPr>
-          <w:rFonts w:ascii="Arial" w:cs="Arial" w:eastAsia="Arial" w:hAnsi="Arial"/>
-          <w:sz w:val="24"/>
-          <w:szCs w:val="24"/>
-          <w:rtl/>
-        </w:rPr>
-        <w:t xml:space="preserve">	34</w:t>
-      </w:r>
-    </w:p>
-    <w:p>
-      <w:pPr>
-        <w:tabs>
-          <w:tab w:val="right" w:pos="9072" w:leader="dot"/>
-        </w:tabs>
-        <w:bidi/>
-        <w:spacing w:after="40" w:line="360"/>
-        <w:ind w:left="0" w:right="500"/>
-        <w:jc w:val="left"/>
-      </w:pPr>
-      <w:r>
-        <w:rPr>
-          <w:rFonts w:ascii="Arial" w:cs="Arial" w:eastAsia="Arial" w:hAnsi="Arial"/>
-          <w:b w:val="false"/>
-          <w:bCs w:val="false"/>
-          <w:sz w:val="24"/>
-          <w:szCs w:val="24"/>
-          <w:rtl/>
-        </w:rPr>
-        <w:t xml:space="preserve">استنتاجات البحث</w:t>
-      </w:r>
-      <w:r>
-        <w:rPr>
-          <w:rFonts w:ascii="Arial" w:cs="Arial" w:eastAsia="Arial" w:hAnsi="Arial"/>
-          <w:sz w:val="24"/>
-          <w:szCs w:val="24"/>
-          <w:rtl/>
-        </w:rPr>
-        <w:t xml:space="preserve">	35</w:t>
-      </w:r>
-    </w:p>
-    <w:p>
-      <w:pPr>
-        <w:tabs>
-          <w:tab w:val="right" w:pos="9072" w:leader="dot"/>
-        </w:tabs>
-        <w:bidi/>
-        <w:spacing w:after="40" w:line="360"/>
-        <w:ind w:left="0" w:right="500"/>
-        <w:jc w:val="left"/>
-      </w:pPr>
-      <w:r>
-        <w:rPr>
-          <w:rFonts w:ascii="Arial" w:cs="Arial" w:eastAsia="Arial" w:hAnsi="Arial"/>
-          <w:b w:val="false"/>
-          <w:bCs w:val="false"/>
-          <w:sz w:val="24"/>
-          <w:szCs w:val="24"/>
-          <w:rtl/>
-        </w:rPr>
-        <w:t xml:space="preserve">التوصيات</w:t>
-      </w:r>
-      <w:r>
-        <w:rPr>
-          <w:rFonts w:ascii="Arial" w:cs="Arial" w:eastAsia="Arial" w:hAnsi="Arial"/>
-          <w:sz w:val="24"/>
-          <w:szCs w:val="24"/>
-          <w:rtl/>
-        </w:rPr>
-        <w:t xml:space="preserve">	35</w:t>
-      </w:r>
-    </w:p>
-    <w:p>
-      <w:pPr>
-        <w:tabs>
-          <w:tab w:val="right" w:pos="9072" w:leader="dot"/>
-        </w:tabs>
-        <w:bidi/>
-        <w:spacing w:after="40" w:line="360"/>
-        <w:ind w:left="0" w:right="500"/>
-        <w:jc w:val="left"/>
-      </w:pPr>
-      <w:r>
-        <w:rPr>
-          <w:rFonts w:ascii="Arial" w:cs="Arial" w:eastAsia="Arial" w:hAnsi="Arial"/>
-          <w:b w:val="false"/>
-          <w:bCs w:val="false"/>
-          <w:sz w:val="24"/>
-          <w:szCs w:val="24"/>
-          <w:rtl/>
-        </w:rPr>
-        <w:t xml:space="preserve">محددات البحث</w:t>
-      </w:r>
-      <w:r>
-        <w:rPr>
-          <w:rFonts w:ascii="Arial" w:cs="Arial" w:eastAsia="Arial" w:hAnsi="Arial"/>
-          <w:sz w:val="24"/>
-          <w:szCs w:val="24"/>
-          <w:rtl/>
-        </w:rPr>
-        <w:t xml:space="preserve">	36</w:t>
-      </w:r>
-    </w:p>
-    <w:p>
-      <w:pPr>
-        <w:tabs>
-          <w:tab w:val="right" w:pos="9072" w:leader="dot"/>
-        </w:tabs>
-        <w:bidi/>
-        <w:spacing w:after="40" w:line="360"/>
-        <w:ind w:left="0" w:right="500"/>
-        <w:jc w:val="left"/>
-      </w:pPr>
-      <w:r>
-        <w:rPr>
-          <w:rFonts w:ascii="Arial" w:cs="Arial" w:eastAsia="Arial" w:hAnsi="Arial"/>
-          <w:b w:val="false"/>
-          <w:bCs w:val="false"/>
-          <w:sz w:val="24"/>
-          <w:szCs w:val="24"/>
-          <w:rtl/>
-        </w:rPr>
-        <w:t xml:space="preserve">اقتراحات لبحوث مستقبلية</w:t>
-      </w:r>
-      <w:r>
-        <w:rPr>
-          <w:rFonts w:ascii="Arial" w:cs="Arial" w:eastAsia="Arial" w:hAnsi="Arial"/>
-          <w:sz w:val="24"/>
-          <w:szCs w:val="24"/>
-          <w:rtl/>
-        </w:rPr>
-        <w:t xml:space="preserve">	36</w:t>
-      </w:r>
-    </w:p>
-    <w:p>
-      <w:pPr>
-        <w:tabs>
-          <w:tab w:val="right" w:pos="9072" w:leader="dot"/>
-        </w:tabs>
-        <w:bidi/>
-        <w:spacing w:after="40" w:line="360"/>
-        <w:jc w:val="left"/>
-      </w:pPr>
-      <w:r>
-        <w:rPr>
-          <w:rFonts w:ascii="Arial" w:cs="Arial" w:eastAsia="Arial" w:hAnsi="Arial"/>
-          <w:b/>
-          <w:bCs/>
-          <w:sz w:val="26"/>
-          <w:szCs w:val="26"/>
-          <w:rtl/>
-        </w:rPr>
-        <w:t xml:space="preserve">قائمة المراجع</w:t>
-      </w:r>
-      <w:r>
-        <w:rPr>
-          <w:rFonts w:ascii="Arial" w:cs="Arial" w:eastAsia="Arial" w:hAnsi="Arial"/>
-          <w:sz w:val="24"/>
-          <w:szCs w:val="24"/>
-          <w:rtl/>
-        </w:rPr>
-        <w:t xml:space="preserve">	38</w:t>
-      </w:r>
-    </w:p>
-    <w:p>
-      <w:pPr>
-        <w:tabs>
-          <w:tab w:val="right" w:pos="9072" w:leader="dot"/>
-        </w:tabs>
-        <w:bidi/>
-        <w:spacing w:after="40" w:line="360"/>
-        <w:jc w:val="left"/>
-      </w:pPr>
-      <w:r>
-        <w:rPr>
-          <w:rFonts w:ascii="Arial" w:cs="Arial" w:eastAsia="Arial" w:hAnsi="Arial"/>
-          <w:b/>
-          <w:bCs/>
-          <w:sz w:val="26"/>
-          <w:szCs w:val="26"/>
-          <w:rtl/>
-        </w:rPr>
-        <w:t xml:space="preserve">الملاحق</w:t>
-      </w:r>
-      <w:r>
-        <w:rPr>
-          <w:rFonts w:ascii="Arial" w:cs="Arial" w:eastAsia="Arial" w:hAnsi="Arial"/>
-          <w:sz w:val="24"/>
-          <w:szCs w:val="24"/>
-          <w:rtl/>
-        </w:rPr>
-        <w:t xml:space="preserve">	41</w:t>
-      </w:r>
-    </w:p>
-    <w:p>
-      <w:pPr>
-        <w:tabs>
-          <w:tab w:val="right" w:pos="9072" w:leader="dot"/>
-        </w:tabs>
-        <w:bidi/>
-        <w:spacing w:after="40" w:line="360"/>
-        <w:ind w:left="0" w:right="500"/>
-        <w:jc w:val="left"/>
-      </w:pPr>
-      <w:r>
-        <w:rPr>
-          <w:rFonts w:ascii="Arial" w:cs="Arial" w:eastAsia="Arial" w:hAnsi="Arial"/>
-          <w:b w:val="false"/>
-          <w:bCs w:val="false"/>
-          <w:sz w:val="24"/>
-          <w:szCs w:val="24"/>
-          <w:rtl/>
-        </w:rPr>
-        <w:t xml:space="preserve">الملحق رقم (1): أسئلة المقابلة شبه المنظمة</w:t>
-      </w:r>
-      <w:r>
-        <w:rPr>
-          <w:rFonts w:ascii="Arial" w:cs="Arial" w:eastAsia="Arial" w:hAnsi="Arial"/>
-          <w:sz w:val="24"/>
-          <w:szCs w:val="24"/>
-          <w:rtl/>
-        </w:rPr>
-        <w:t xml:space="preserve">	41</w:t>
-      </w:r>
-    </w:p>
-    <w:p>
-      <w:pPr>
-        <w:tabs>
-          <w:tab w:val="right" w:pos="9072" w:leader="dot"/>
-        </w:tabs>
-        <w:bidi/>
-        <w:spacing w:after="40" w:line="360"/>
-        <w:ind w:left="0" w:right="500"/>
-        <w:jc w:val="left"/>
-      </w:pPr>
-      <w:r>
-        <w:rPr>
-          <w:rFonts w:ascii="Arial" w:cs="Arial" w:eastAsia="Arial" w:hAnsi="Arial"/>
-          <w:b w:val="false"/>
-          <w:bCs w:val="false"/>
-          <w:sz w:val="24"/>
-          <w:szCs w:val="24"/>
-          <w:rtl/>
-        </w:rPr>
-        <w:t xml:space="preserve">الملحق رقم (2): تفريغ المقابلات</w:t>
-      </w:r>
-      <w:r>
-        <w:rPr>
-          <w:rFonts w:ascii="Arial" w:cs="Arial" w:eastAsia="Arial" w:hAnsi="Arial"/>
-          <w:sz w:val="24"/>
-          <w:szCs w:val="24"/>
-          <w:rtl/>
-        </w:rPr>
-        <w:t xml:space="preserve">	41</w:t>
-      </w:r>
-    </w:p>
+    <w:sdt>
+      <w:sdtPr/>
+      <w:sdtContent>
+        <w:p>
+          <w:r>
+            <w:fldChar w:fldCharType="begin" w:dirty="true"/>
+            <w:instrText xml:space="preserve">TOC \h \o "1-2"</w:instrText>
+            <w:fldChar w:fldCharType="separate"/>
+          </w:r>
+        </w:p>
+        <w:p>
+          <w:pPr>
+            <w:pStyle w:val="TOC1"/>
+            <w:tabs>
+              <w:tab w:val="right" w:leader="dot" w:pos="9072"/>
+            </w:tabs>
+            <w:bidi/>
+          </w:pPr>
+          <w:r>
+            <w:rPr>
+              <w:rtl/>
+            </w:rPr>
+            <w:t xml:space="preserve">ملخص البحث</w:t>
+          </w:r>
+          <w:r>
+            <w:tab/>
+          </w:r>
+          <w:r>
+            <w:t>4</w:t>
+          </w:r>
+        </w:p>
+        <w:p>
+          <w:pPr>
+            <w:pStyle w:val="TOC1"/>
+            <w:tabs>
+              <w:tab w:val="right" w:leader="dot" w:pos="9072"/>
+            </w:tabs>
+            <w:bidi/>
+          </w:pPr>
+          <w:r>
+            <w:rPr>
+              <w:rtl/>
+            </w:rPr>
+            <w:t xml:space="preserve">المقدمة</w:t>
+          </w:r>
+          <w:r>
+            <w:tab/>
+          </w:r>
+          <w:r>
+            <w:t>5</w:t>
+          </w:r>
+        </w:p>
+        <w:p>
+          <w:pPr>
+            <w:pStyle w:val="TOC1"/>
+            <w:tabs>
+              <w:tab w:val="right" w:leader="dot" w:pos="9072"/>
+            </w:tabs>
+            <w:bidi/>
+          </w:pPr>
+          <w:r>
+            <w:rPr>
+              <w:rtl/>
+            </w:rPr>
+            <w:t xml:space="preserve">مسألة البحث وأهدافه</w:t>
+          </w:r>
+          <w:r>
+            <w:tab/>
+          </w:r>
+          <w:r>
+            <w:t>7</w:t>
+          </w:r>
+        </w:p>
+        <w:p>
+          <w:pPr>
+            <w:pStyle w:val="TOC2"/>
+            <w:tabs>
+              <w:tab w:val="right" w:leader="dot" w:pos="9072"/>
+            </w:tabs>
+            <w:bidi/>
+          </w:pPr>
+          <w:r>
+            <w:rPr>
+              <w:rtl/>
+            </w:rPr>
+            <w:t xml:space="preserve">مسألة البحث</w:t>
+          </w:r>
+          <w:r>
+            <w:tab/>
+          </w:r>
+          <w:r>
+            <w:t>7</w:t>
+          </w:r>
+        </w:p>
+        <w:p>
+          <w:pPr>
+            <w:pStyle w:val="TOC2"/>
+            <w:tabs>
+              <w:tab w:val="right" w:leader="dot" w:pos="9072"/>
+            </w:tabs>
+            <w:bidi/>
+          </w:pPr>
+          <w:r>
+            <w:rPr>
+              <w:rtl/>
+            </w:rPr>
+            <w:t xml:space="preserve">أهداف البحث</w:t>
+          </w:r>
+          <w:r>
+            <w:tab/>
+          </w:r>
+          <w:r>
+            <w:t>7</w:t>
+          </w:r>
+        </w:p>
+        <w:p>
+          <w:pPr>
+            <w:pStyle w:val="TOC2"/>
+            <w:tabs>
+              <w:tab w:val="right" w:leader="dot" w:pos="9072"/>
+            </w:tabs>
+            <w:bidi/>
+          </w:pPr>
+          <w:r>
+            <w:rPr>
+              <w:rtl/>
+            </w:rPr>
+            <w:t xml:space="preserve">محاور البحث</w:t>
+          </w:r>
+          <w:r>
+            <w:tab/>
+          </w:r>
+          <w:r>
+            <w:t>7</w:t>
+          </w:r>
+        </w:p>
+        <w:p>
+          <w:pPr>
+            <w:pStyle w:val="TOC2"/>
+            <w:tabs>
+              <w:tab w:val="right" w:leader="dot" w:pos="9072"/>
+            </w:tabs>
+            <w:bidi/>
+          </w:pPr>
+          <w:r>
+            <w:rPr>
+              <w:rtl/>
+            </w:rPr>
+            <w:t xml:space="preserve">مصطلحات البحث</w:t>
+          </w:r>
+          <w:r>
+            <w:tab/>
+          </w:r>
+          <w:r>
+            <w:t>7</w:t>
+          </w:r>
+        </w:p>
+        <w:p>
+          <w:pPr>
+            <w:pStyle w:val="TOC1"/>
+            <w:tabs>
+              <w:tab w:val="right" w:leader="dot" w:pos="9072"/>
+            </w:tabs>
+            <w:bidi/>
+          </w:pPr>
+          <w:r>
+            <w:rPr>
+              <w:rtl/>
+            </w:rPr>
+            <w:t xml:space="preserve">الخلفية النظرية والدراسات السابقة</w:t>
+          </w:r>
+          <w:r>
+            <w:tab/>
+          </w:r>
+          <w:r>
+            <w:t>9</w:t>
+          </w:r>
+        </w:p>
+        <w:p>
+          <w:pPr>
+            <w:pStyle w:val="TOC2"/>
+            <w:tabs>
+              <w:tab w:val="right" w:leader="dot" w:pos="9072"/>
+            </w:tabs>
+            <w:bidi/>
+          </w:pPr>
+          <w:r>
+            <w:rPr>
+              <w:rtl/>
+            </w:rPr>
+            <w:t xml:space="preserve">الطفولة المبكرة ورياض الأطفال في إسرائيل وفي المجتمع البدوي في النقب</w:t>
+          </w:r>
+          <w:r>
+            <w:tab/>
+          </w:r>
+          <w:r>
+            <w:t>9</w:t>
+          </w:r>
+        </w:p>
+        <w:p>
+          <w:pPr>
+            <w:pStyle w:val="TOC2"/>
+            <w:tabs>
+              <w:tab w:val="right" w:leader="dot" w:pos="9072"/>
+            </w:tabs>
+            <w:bidi/>
+          </w:pPr>
+          <w:r>
+            <w:rPr>
+              <w:rtl/>
+            </w:rPr>
+            <w:t xml:space="preserve">معلمة الروضة وإدارة الصف</w:t>
+          </w:r>
+          <w:r>
+            <w:tab/>
+          </w:r>
+          <w:r>
+            <w:t>10</w:t>
+          </w:r>
+        </w:p>
+        <w:p>
+          <w:pPr>
+            <w:pStyle w:val="TOC2"/>
+            <w:tabs>
+              <w:tab w:val="right" w:leader="dot" w:pos="9072"/>
+            </w:tabs>
+            <w:bidi/>
+          </w:pPr>
+          <w:r>
+            <w:rPr>
+              <w:rtl/>
+            </w:rPr>
+            <w:t xml:space="preserve">السلوكيات غير المرغوبة الشائعة لدى أطفال الروضة</w:t>
+          </w:r>
+          <w:r>
+            <w:tab/>
+          </w:r>
+          <w:r>
+            <w:t>11</w:t>
+          </w:r>
+        </w:p>
+        <w:p>
+          <w:pPr>
+            <w:pStyle w:val="TOC2"/>
+            <w:tabs>
+              <w:tab w:val="right" w:leader="dot" w:pos="9072"/>
+            </w:tabs>
+            <w:bidi/>
+          </w:pPr>
+          <w:r>
+            <w:rPr>
+              <w:rtl/>
+            </w:rPr>
+            <w:t xml:space="preserve">التعزيز الإيجابي والانضباط الإيجابي</w:t>
+          </w:r>
+          <w:r>
+            <w:tab/>
+          </w:r>
+          <w:r>
+            <w:t>12</w:t>
+          </w:r>
+        </w:p>
+        <w:p>
+          <w:pPr>
+            <w:pStyle w:val="TOC2"/>
+            <w:tabs>
+              <w:tab w:val="right" w:leader="dot" w:pos="9072"/>
+            </w:tabs>
+            <w:bidi/>
+          </w:pPr>
+          <w:r>
+            <w:rPr>
+              <w:rtl/>
+            </w:rPr>
+            <w:t xml:space="preserve">تنظيم البيئة الصفية والنماذج متعددة المستويات لدعم السلوك</w:t>
+          </w:r>
+          <w:r>
+            <w:tab/>
+          </w:r>
+          <w:r>
+            <w:t>14</w:t>
+          </w:r>
+        </w:p>
+        <w:p>
+          <w:pPr>
+            <w:pStyle w:val="TOC2"/>
+            <w:tabs>
+              <w:tab w:val="right" w:leader="dot" w:pos="9072"/>
+            </w:tabs>
+            <w:bidi/>
+          </w:pPr>
+          <w:r>
+            <w:rPr>
+              <w:rtl/>
+            </w:rPr>
+            <w:t xml:space="preserve">العلاقة بين المعلمة والطفل</w:t>
+          </w:r>
+          <w:r>
+            <w:tab/>
+          </w:r>
+          <w:r>
+            <w:t>15</w:t>
+          </w:r>
+        </w:p>
+        <w:p>
+          <w:pPr>
+            <w:pStyle w:val="TOC2"/>
+            <w:tabs>
+              <w:tab w:val="right" w:leader="dot" w:pos="9072"/>
+            </w:tabs>
+            <w:bidi/>
+          </w:pPr>
+          <w:r>
+            <w:rPr>
+              <w:rtl/>
+            </w:rPr>
+            <w:t xml:space="preserve">دور الأهل في تعزيز السلوك الإيجابي والانضباط</w:t>
+          </w:r>
+          <w:r>
+            <w:tab/>
+          </w:r>
+          <w:r>
+            <w:t>16</w:t>
+          </w:r>
+        </w:p>
+        <w:p>
+          <w:pPr>
+            <w:pStyle w:val="TOC2"/>
+            <w:tabs>
+              <w:tab w:val="right" w:leader="dot" w:pos="9072"/>
+            </w:tabs>
+            <w:bidi/>
+          </w:pPr>
+          <w:r>
+            <w:rPr>
+              <w:rtl/>
+            </w:rPr>
+            <w:t xml:space="preserve">تلخيص الإطار النظري وموقع البحث الحالي</w:t>
+          </w:r>
+          <w:r>
+            <w:tab/>
+          </w:r>
+          <w:r>
+            <w:t>17</w:t>
+          </w:r>
+        </w:p>
+        <w:p>
+          <w:pPr>
+            <w:pStyle w:val="TOC1"/>
+            <w:tabs>
+              <w:tab w:val="right" w:leader="dot" w:pos="9072"/>
+            </w:tabs>
+            <w:bidi/>
+          </w:pPr>
+          <w:r>
+            <w:rPr>
+              <w:rtl/>
+            </w:rPr>
+            <w:t xml:space="preserve">منهجية البحث</w:t>
+          </w:r>
+          <w:r>
+            <w:tab/>
+          </w:r>
+          <w:r>
+            <w:t>19</w:t>
+          </w:r>
+        </w:p>
+        <w:p>
+          <w:pPr>
+            <w:pStyle w:val="TOC2"/>
+            <w:tabs>
+              <w:tab w:val="right" w:leader="dot" w:pos="9072"/>
+            </w:tabs>
+            <w:bidi/>
+          </w:pPr>
+          <w:r>
+            <w:rPr>
+              <w:rtl/>
+            </w:rPr>
+            <w:t xml:space="preserve">نوع البحث</w:t>
+          </w:r>
+          <w:r>
+            <w:tab/>
+          </w:r>
+          <w:r>
+            <w:t>19</w:t>
+          </w:r>
+        </w:p>
+        <w:p>
+          <w:pPr>
+            <w:pStyle w:val="TOC2"/>
+            <w:tabs>
+              <w:tab w:val="right" w:leader="dot" w:pos="9072"/>
+            </w:tabs>
+            <w:bidi/>
+          </w:pPr>
+          <w:r>
+            <w:rPr>
+              <w:rtl/>
+            </w:rPr>
+            <w:t xml:space="preserve">مشتركات البحث</w:t>
+          </w:r>
+          <w:r>
+            <w:tab/>
+          </w:r>
+          <w:r>
+            <w:t>19</w:t>
+          </w:r>
+        </w:p>
+        <w:p>
+          <w:pPr>
+            <w:pStyle w:val="TOC2"/>
+            <w:tabs>
+              <w:tab w:val="right" w:leader="dot" w:pos="9072"/>
+            </w:tabs>
+            <w:bidi/>
+          </w:pPr>
+          <w:r>
+            <w:rPr>
+              <w:rtl/>
+            </w:rPr>
+            <w:t xml:space="preserve">أدوات البحث</w:t>
+          </w:r>
+          <w:r>
+            <w:tab/>
+          </w:r>
+          <w:r>
+            <w:t>20</w:t>
+          </w:r>
+        </w:p>
+        <w:p>
+          <w:pPr>
+            <w:pStyle w:val="TOC2"/>
+            <w:tabs>
+              <w:tab w:val="right" w:leader="dot" w:pos="9072"/>
+            </w:tabs>
+            <w:bidi/>
+          </w:pPr>
+          <w:r>
+            <w:rPr>
+              <w:rtl/>
+            </w:rPr>
+            <w:t xml:space="preserve">إجراءات البحث وسيرورته</w:t>
+          </w:r>
+          <w:r>
+            <w:tab/>
+          </w:r>
+          <w:r>
+            <w:t>20</w:t>
+          </w:r>
+        </w:p>
+        <w:p>
+          <w:pPr>
+            <w:pStyle w:val="TOC2"/>
+            <w:tabs>
+              <w:tab w:val="right" w:leader="dot" w:pos="9072"/>
+            </w:tabs>
+            <w:bidi/>
+          </w:pPr>
+          <w:r>
+            <w:rPr>
+              <w:rtl/>
+            </w:rPr>
+            <w:t xml:space="preserve">تحليل البيانات</w:t>
+          </w:r>
+          <w:r>
+            <w:tab/>
+          </w:r>
+          <w:r>
+            <w:t>21</w:t>
+          </w:r>
+        </w:p>
+        <w:p>
+          <w:pPr>
+            <w:pStyle w:val="TOC2"/>
+            <w:tabs>
+              <w:tab w:val="right" w:leader="dot" w:pos="9072"/>
+            </w:tabs>
+            <w:bidi/>
+          </w:pPr>
+          <w:r>
+            <w:rPr>
+              <w:rtl/>
+            </w:rPr>
+            <w:t xml:space="preserve">أخلاقيات البحث</w:t>
+          </w:r>
+          <w:r>
+            <w:tab/>
+          </w:r>
+          <w:r>
+            <w:t>21</w:t>
+          </w:r>
+        </w:p>
+        <w:p>
+          <w:pPr>
+            <w:pStyle w:val="TOC2"/>
+            <w:tabs>
+              <w:tab w:val="right" w:leader="dot" w:pos="9072"/>
+            </w:tabs>
+            <w:bidi/>
+          </w:pPr>
+          <w:r>
+            <w:rPr>
+              <w:rtl/>
+            </w:rPr>
+            <w:t xml:space="preserve">مصداقية البحث ومحدداته المنهجية</w:t>
+          </w:r>
+          <w:r>
+            <w:tab/>
+          </w:r>
+          <w:r>
+            <w:t>22</w:t>
+          </w:r>
+        </w:p>
+        <w:p>
+          <w:pPr>
+            <w:pStyle w:val="TOC1"/>
+            <w:tabs>
+              <w:tab w:val="right" w:leader="dot" w:pos="9072"/>
+            </w:tabs>
+            <w:bidi/>
+          </w:pPr>
+          <w:r>
+            <w:rPr>
+              <w:rtl/>
+            </w:rPr>
+            <w:t xml:space="preserve">النتائج</w:t>
+          </w:r>
+          <w:r>
+            <w:tab/>
+          </w:r>
+          <w:r>
+            <w:t>23</w:t>
+          </w:r>
+        </w:p>
+        <w:p>
+          <w:pPr>
+            <w:pStyle w:val="TOC2"/>
+            <w:tabs>
+              <w:tab w:val="right" w:leader="dot" w:pos="9072"/>
+            </w:tabs>
+            <w:bidi/>
+          </w:pPr>
+          <w:r>
+            <w:rPr>
+              <w:rtl/>
+            </w:rPr>
+            <w:t xml:space="preserve">المحور الأول: الأساليب التربوية لتعزيز السلوك الإيجابي</w:t>
+          </w:r>
+          <w:r>
+            <w:tab/>
+          </w:r>
+          <w:r>
+            <w:t>23</w:t>
+          </w:r>
+        </w:p>
+        <w:p>
+          <w:pPr>
+            <w:pStyle w:val="TOC2"/>
+            <w:tabs>
+              <w:tab w:val="right" w:leader="dot" w:pos="9072"/>
+            </w:tabs>
+            <w:bidi/>
+          </w:pPr>
+          <w:r>
+            <w:rPr>
+              <w:rtl/>
+            </w:rPr>
+            <w:t xml:space="preserve">المحور الثاني: تنظيم بيئة الروضة الداعمة للانضباط وتقليل السلوكيات السلبية</w:t>
+          </w:r>
+          <w:r>
+            <w:tab/>
+          </w:r>
+          <w:r>
+            <w:t>26</w:t>
+          </w:r>
+        </w:p>
+        <w:p>
+          <w:pPr>
+            <w:pStyle w:val="TOC2"/>
+            <w:tabs>
+              <w:tab w:val="right" w:leader="dot" w:pos="9072"/>
+            </w:tabs>
+            <w:bidi/>
+          </w:pPr>
+          <w:r>
+            <w:rPr>
+              <w:rtl/>
+            </w:rPr>
+            <w:t xml:space="preserve">المحور الثالث: العلاقة بين المعلّمة والأطفال وأثرها على الانضباط</w:t>
+          </w:r>
+          <w:r>
+            <w:tab/>
+          </w:r>
+          <w:r>
+            <w:t>28</w:t>
+          </w:r>
+        </w:p>
+        <w:p>
+          <w:pPr>
+            <w:pStyle w:val="TOC2"/>
+            <w:tabs>
+              <w:tab w:val="right" w:leader="dot" w:pos="9072"/>
+            </w:tabs>
+            <w:bidi/>
+          </w:pPr>
+          <w:r>
+            <w:rPr>
+              <w:rtl/>
+            </w:rPr>
+            <w:t xml:space="preserve">ملخص النتائج</w:t>
+          </w:r>
+          <w:r>
+            <w:tab/>
+          </w:r>
+          <w:r>
+            <w:t>31</w:t>
+          </w:r>
+        </w:p>
+        <w:p>
+          <w:pPr>
+            <w:pStyle w:val="TOC1"/>
+            <w:tabs>
+              <w:tab w:val="right" w:leader="dot" w:pos="9072"/>
+            </w:tabs>
+            <w:bidi/>
+          </w:pPr>
+          <w:r>
+            <w:rPr>
+              <w:rtl/>
+            </w:rPr>
+            <w:t xml:space="preserve">مناقشة النتائج واستنتاج</w:t>
+          </w:r>
+          <w:r>
+            <w:tab/>
+          </w:r>
+          <w:r>
+            <w:t>33</w:t>
+          </w:r>
+        </w:p>
+        <w:p>
+          <w:pPr>
+            <w:pStyle w:val="TOC2"/>
+            <w:tabs>
+              <w:tab w:val="right" w:leader="dot" w:pos="9072"/>
+            </w:tabs>
+            <w:bidi/>
+          </w:pPr>
+          <w:r>
+            <w:rPr>
+              <w:rtl/>
+            </w:rPr>
+            <w:t xml:space="preserve">مناقشة المحور الأول: الأساليب التربوية لتعزيز السلوك الإيجابي</w:t>
+          </w:r>
+          <w:r>
+            <w:tab/>
+          </w:r>
+          <w:r>
+            <w:t>33</w:t>
+          </w:r>
+        </w:p>
+        <w:p>
+          <w:pPr>
+            <w:pStyle w:val="TOC2"/>
+            <w:tabs>
+              <w:tab w:val="right" w:leader="dot" w:pos="9072"/>
+            </w:tabs>
+            <w:bidi/>
+          </w:pPr>
+          <w:r>
+            <w:rPr>
+              <w:rtl/>
+            </w:rPr>
+            <w:t xml:space="preserve">مناقشة المحور الثاني: تنظيم بيئة الروضة</w:t>
+          </w:r>
+          <w:r>
+            <w:tab/>
+          </w:r>
+          <w:r>
+            <w:t>34</w:t>
+          </w:r>
+        </w:p>
+        <w:p>
+          <w:pPr>
+            <w:pStyle w:val="TOC2"/>
+            <w:tabs>
+              <w:tab w:val="right" w:leader="dot" w:pos="9072"/>
+            </w:tabs>
+            <w:bidi/>
+          </w:pPr>
+          <w:r>
+            <w:rPr>
+              <w:rtl/>
+            </w:rPr>
+            <w:t xml:space="preserve">مناقشة المحور الثالث: العلاقة بين المعلمة والأطفال</w:t>
+          </w:r>
+          <w:r>
+            <w:tab/>
+          </w:r>
+          <w:r>
+            <w:t>35</w:t>
+          </w:r>
+        </w:p>
+        <w:p>
+          <w:pPr>
+            <w:pStyle w:val="TOC2"/>
+            <w:tabs>
+              <w:tab w:val="right" w:leader="dot" w:pos="9072"/>
+            </w:tabs>
+            <w:bidi/>
+          </w:pPr>
+          <w:r>
+            <w:rPr>
+              <w:rtl/>
+            </w:rPr>
+            <w:t xml:space="preserve">قراءة تكاملية: دور المعلمة كنظام لا كأسلوب</w:t>
+          </w:r>
+          <w:r>
+            <w:tab/>
+          </w:r>
+          <w:r>
+            <w:t>35</w:t>
+          </w:r>
+        </w:p>
+        <w:p>
+          <w:pPr>
+            <w:pStyle w:val="TOC2"/>
+            <w:tabs>
+              <w:tab w:val="right" w:leader="dot" w:pos="9072"/>
+            </w:tabs>
+            <w:bidi/>
+          </w:pPr>
+          <w:r>
+            <w:rPr>
+              <w:rtl/>
+            </w:rPr>
+            <w:t xml:space="preserve">استنتاجات البحث</w:t>
+          </w:r>
+          <w:r>
+            <w:tab/>
+          </w:r>
+          <w:r>
+            <w:t>36</w:t>
+          </w:r>
+        </w:p>
+        <w:p>
+          <w:pPr>
+            <w:pStyle w:val="TOC2"/>
+            <w:tabs>
+              <w:tab w:val="right" w:leader="dot" w:pos="9072"/>
+            </w:tabs>
+            <w:bidi/>
+          </w:pPr>
+          <w:r>
+            <w:rPr>
+              <w:rtl/>
+            </w:rPr>
+            <w:t xml:space="preserve">التوصيات</w:t>
+          </w:r>
+          <w:r>
+            <w:tab/>
+          </w:r>
+          <w:r>
+            <w:t>36</w:t>
+          </w:r>
+        </w:p>
+        <w:p>
+          <w:pPr>
+            <w:pStyle w:val="TOC2"/>
+            <w:tabs>
+              <w:tab w:val="right" w:leader="dot" w:pos="9072"/>
+            </w:tabs>
+            <w:bidi/>
+          </w:pPr>
+          <w:r>
+            <w:rPr>
+              <w:rtl/>
+            </w:rPr>
+            <w:t xml:space="preserve">محددات البحث</w:t>
+          </w:r>
+          <w:r>
+            <w:tab/>
+          </w:r>
+          <w:r>
+            <w:t>37</w:t>
+          </w:r>
+        </w:p>
+        <w:p>
+          <w:pPr>
+            <w:pStyle w:val="TOC2"/>
+            <w:tabs>
+              <w:tab w:val="right" w:leader="dot" w:pos="9072"/>
+            </w:tabs>
+            <w:bidi/>
+          </w:pPr>
+          <w:r>
+            <w:rPr>
+              <w:rtl/>
+            </w:rPr>
+            <w:t xml:space="preserve">اقتراحات لبحوث مستقبلية</w:t>
+          </w:r>
+          <w:r>
+            <w:tab/>
+          </w:r>
+          <w:r>
+            <w:t>37</w:t>
+          </w:r>
+        </w:p>
+        <w:p>
+          <w:pPr>
+            <w:pStyle w:val="TOC1"/>
+            <w:tabs>
+              <w:tab w:val="right" w:leader="dot" w:pos="9072"/>
+            </w:tabs>
+            <w:bidi/>
+          </w:pPr>
+          <w:r>
+            <w:rPr>
+              <w:rtl/>
+            </w:rPr>
+            <w:t xml:space="preserve">قائمة المراجع</w:t>
+          </w:r>
+          <w:r>
+            <w:tab/>
+          </w:r>
+          <w:r>
+            <w:t>39</w:t>
+          </w:r>
+        </w:p>
+        <w:p>
+          <w:pPr>
+            <w:pStyle w:val="TOC1"/>
+            <w:tabs>
+              <w:tab w:val="right" w:leader="dot" w:pos="9072"/>
+            </w:tabs>
+            <w:bidi/>
+          </w:pPr>
+          <w:r>
+            <w:rPr>
+              <w:rtl/>
+            </w:rPr>
+            <w:t xml:space="preserve">الملاحق</w:t>
+          </w:r>
+          <w:r>
+            <w:tab/>
+          </w:r>
+          <w:r>
+            <w:t>42</w:t>
+          </w:r>
+        </w:p>
+        <w:p>
+          <w:pPr>
+            <w:pStyle w:val="TOC2"/>
+            <w:tabs>
+              <w:tab w:val="right" w:leader="dot" w:pos="9072"/>
+            </w:tabs>
+            <w:bidi/>
+          </w:pPr>
+          <w:r>
+            <w:rPr>
+              <w:rtl/>
+            </w:rPr>
+            <w:t xml:space="preserve">الملحق رقم (1): أسئلة المقابلة شبه المنظمة</w:t>
+          </w:r>
+          <w:r>
+            <w:tab/>
+          </w:r>
+          <w:r>
+            <w:t>42</w:t>
+          </w:r>
+        </w:p>
+        <w:p>
+          <w:pPr>
+            <w:pStyle w:val="TOC2"/>
+            <w:tabs>
+              <w:tab w:val="right" w:leader="dot" w:pos="9072"/>
+            </w:tabs>
+            <w:bidi/>
+          </w:pPr>
+          <w:r>
+            <w:rPr>
+              <w:rtl/>
+            </w:rPr>
+            <w:t xml:space="preserve">الملحق رقم (2): تفريغ المقابلات</w:t>
+          </w:r>
+          <w:r>
+            <w:tab/>
+          </w:r>
+          <w:r>
+            <w:t>42</w:t>
+          </w:r>
+        </w:p>
+        <w:p>
+          <w:r>
+            <w:fldChar w:fldCharType="end"/>
+          </w:r>
+        </w:p>
+      </w:sdtContent>
+    </w:sdt>
     <w:p>
       <w:r>
         <w:br w:type="page"/>
@@ -19633,7 +19285,7 @@
     </w:rPrDefault>
     <w:pPrDefault>
       <w:pPr>
-        <w:spacing w:line="360"/>
+        <w:spacing w:line="360" w:lineRule="auto"/>
       </w:pPr>
     </w:pPrDefault>
   </w:docDefaults>
@@ -19844,6 +19496,37 @@
       <w:szCs w:val="28"/>
     </w:rPr>
   </w:style>
+  <w:style w:type="paragraph" w:styleId="TOC1">
+    <w:name w:val="toc 1"/>
+    <w:basedOn w:val="Normal"/>
+    <w:next w:val="Normal"/>
+    <w:pPr>
+      <w:bidi/>
+      <w:spacing w:after="40" w:line="360"/>
+    </w:pPr>
+    <w:rPr>
+      <w:rFonts w:ascii="Arial" w:cs="Arial" w:eastAsia="Arial" w:hAnsi="Arial"/>
+      <w:b/>
+      <w:bCs/>
+      <w:sz w:val="26"/>
+      <w:szCs w:val="26"/>
+    </w:rPr>
+  </w:style>
+  <w:style w:type="paragraph" w:styleId="TOC2">
+    <w:name w:val="toc 2"/>
+    <w:basedOn w:val="Normal"/>
+    <w:next w:val="Normal"/>
+    <w:pPr>
+      <w:bidi/>
+      <w:spacing w:after="40" w:line="360"/>
+      <w:ind w:right="500"/>
+    </w:pPr>
+    <w:rPr>
+      <w:rFonts w:ascii="Arial" w:cs="Arial" w:eastAsia="Arial" w:hAnsi="Arial"/>
+      <w:sz w:val="24"/>
+      <w:szCs w:val="24"/>
+    </w:rPr>
+  </w:style>
   <w:style w:type="paragraph" w:styleId="Heading3">
     <w:name w:val="Heading 3"/>
     <w:basedOn w:val="Normal"/>

--- a/deliverables/الرسالة_السمينارية_كاملة.docx
+++ b/deliverables/الرسالة_السمينارية_كاملة.docx
@@ -8,6 +8,9 @@
         <w:jc w:val="left"/>
       </w:pPr>
       <w:r>
+        <w:rPr>
+          <w:noProof/>
+        </w:rPr>
         <w:drawing>
           <wp:inline distT="0" distB="0" distL="0" distR="0">
             <wp:extent cx="1809750" cy="828675"/>
@@ -59,6 +62,7 @@
           <w:rFonts w:ascii="Arial" w:cs="Arial" w:eastAsia="Arial" w:hAnsi="Arial"/>
           <w:b/>
           <w:bCs/>
+          <w:noProof/>
           <w:sz w:val="28"/>
           <w:szCs w:val="28"/>
           <w:rtl/>
@@ -77,6 +81,7 @@
           <w:rFonts w:ascii="Arial" w:cs="Arial" w:eastAsia="Arial" w:hAnsi="Arial"/>
           <w:b w:val="false"/>
           <w:bCs w:val="false"/>
+          <w:noProof/>
           <w:sz w:val="24"/>
           <w:szCs w:val="24"/>
           <w:rtl/>
@@ -95,6 +100,7 @@
           <w:rFonts w:ascii="Arial" w:cs="Arial" w:eastAsia="Arial" w:hAnsi="Arial"/>
           <w:b w:val="false"/>
           <w:bCs w:val="false"/>
+          <w:noProof/>
           <w:sz w:val="24"/>
           <w:szCs w:val="24"/>
           <w:rtl/>
@@ -113,6 +119,7 @@
           <w:rFonts w:ascii="Arial" w:cs="Arial" w:eastAsia="Arial" w:hAnsi="Arial"/>
           <w:b/>
           <w:bCs/>
+          <w:noProof/>
           <w:sz w:val="34"/>
           <w:szCs w:val="34"/>
           <w:rtl/>
@@ -131,6 +138,7 @@
           <w:rFonts w:ascii="Arial" w:cs="Arial" w:eastAsia="Arial" w:hAnsi="Arial"/>
           <w:b w:val="false"/>
           <w:bCs w:val="false"/>
+          <w:noProof/>
           <w:sz w:val="26"/>
           <w:szCs w:val="26"/>
           <w:rtl/>
@@ -149,6 +157,7 @@
           <w:rFonts w:ascii="Arial" w:cs="Arial" w:eastAsia="Arial" w:hAnsi="Arial"/>
           <w:b/>
           <w:bCs/>
+          <w:noProof/>
           <w:sz w:val="26"/>
           <w:szCs w:val="26"/>
           <w:rtl/>
@@ -167,6 +176,7 @@
           <w:rFonts w:ascii="Arial" w:cs="Arial" w:eastAsia="Arial" w:hAnsi="Arial"/>
           <w:b w:val="false"/>
           <w:bCs w:val="false"/>
+          <w:noProof/>
           <w:sz w:val="26"/>
           <w:szCs w:val="26"/>
           <w:rtl/>
@@ -185,6 +195,7 @@
           <w:rFonts w:ascii="Arial" w:cs="Arial" w:eastAsia="Arial" w:hAnsi="Arial"/>
           <w:b w:val="false"/>
           <w:bCs w:val="false"/>
+          <w:noProof/>
           <w:sz w:val="26"/>
           <w:szCs w:val="26"/>
           <w:rtl/>
@@ -203,6 +214,7 @@
           <w:rFonts w:ascii="Arial" w:cs="Arial" w:eastAsia="Arial" w:hAnsi="Arial"/>
           <w:b w:val="false"/>
           <w:bCs w:val="false"/>
+          <w:noProof/>
           <w:sz w:val="26"/>
           <w:szCs w:val="26"/>
           <w:rtl/>
@@ -221,6 +233,7 @@
           <w:rFonts w:ascii="Arial" w:cs="Arial" w:eastAsia="Arial" w:hAnsi="Arial"/>
           <w:b w:val="false"/>
           <w:bCs w:val="false"/>
+          <w:noProof/>
           <w:sz w:val="26"/>
           <w:szCs w:val="26"/>
           <w:rtl/>
@@ -239,6 +252,7 @@
           <w:rFonts w:ascii="Arial" w:cs="Arial" w:eastAsia="Arial" w:hAnsi="Arial"/>
           <w:b w:val="false"/>
           <w:bCs w:val="false"/>
+          <w:noProof/>
           <w:sz w:val="26"/>
           <w:szCs w:val="26"/>
           <w:rtl/>
@@ -257,6 +271,7 @@
           <w:rFonts w:ascii="Arial" w:cs="Arial" w:eastAsia="Arial" w:hAnsi="Arial"/>
           <w:b/>
           <w:bCs/>
+          <w:noProof/>
           <w:sz w:val="28"/>
           <w:szCs w:val="28"/>
           <w:rtl/>
@@ -266,6 +281,9 @@
     </w:p>
     <w:p>
       <w:r>
+        <w:rPr>
+          <w:noProof/>
+        </w:rPr>
         <w:br w:type="page"/>
       </w:r>
     </w:p>
@@ -280,6 +298,7 @@
           <w:rFonts w:ascii="Arial" w:cs="Arial" w:eastAsia="Arial" w:hAnsi="Arial"/>
           <w:b/>
           <w:bCs/>
+          <w:noProof/>
           <w:sz w:val="32"/>
           <w:szCs w:val="32"/>
           <w:rtl/>
@@ -292,6 +311,9 @@
       <w:sdtContent>
         <w:p>
           <w:r>
+            <w:rPr>
+              <w:noProof/>
+            </w:rPr>
             <w:fldChar w:fldCharType="begin" w:dirty="true"/>
             <w:instrText xml:space="preserve">TOC \h \o "1-2"</w:instrText>
             <w:fldChar w:fldCharType="separate"/>
@@ -307,14 +329,21 @@
           </w:pPr>
           <w:r>
             <w:rPr>
+              <w:noProof/>
               <w:rtl/>
             </w:rPr>
             <w:t xml:space="preserve">ملخص البحث</w:t>
           </w:r>
           <w:r>
+            <w:rPr>
+              <w:noProof/>
+            </w:rPr>
             <w:tab/>
           </w:r>
           <w:r>
+            <w:rPr>
+              <w:noProof/>
+            </w:rPr>
             <w:t>4</w:t>
           </w:r>
         </w:p>
@@ -328,14 +357,21 @@
           </w:pPr>
           <w:r>
             <w:rPr>
+              <w:noProof/>
               <w:rtl/>
             </w:rPr>
             <w:t xml:space="preserve">المقدمة</w:t>
           </w:r>
           <w:r>
+            <w:rPr>
+              <w:noProof/>
+            </w:rPr>
             <w:tab/>
           </w:r>
           <w:r>
+            <w:rPr>
+              <w:noProof/>
+            </w:rPr>
             <w:t>5</w:t>
           </w:r>
         </w:p>
@@ -349,14 +385,21 @@
           </w:pPr>
           <w:r>
             <w:rPr>
+              <w:noProof/>
               <w:rtl/>
             </w:rPr>
             <w:t xml:space="preserve">مسألة البحث وأهدافه</w:t>
           </w:r>
           <w:r>
+            <w:rPr>
+              <w:noProof/>
+            </w:rPr>
             <w:tab/>
           </w:r>
           <w:r>
+            <w:rPr>
+              <w:noProof/>
+            </w:rPr>
             <w:t>7</w:t>
           </w:r>
         </w:p>
@@ -370,14 +413,21 @@
           </w:pPr>
           <w:r>
             <w:rPr>
+              <w:noProof/>
               <w:rtl/>
             </w:rPr>
             <w:t xml:space="preserve">مسألة البحث</w:t>
           </w:r>
           <w:r>
+            <w:rPr>
+              <w:noProof/>
+            </w:rPr>
             <w:tab/>
           </w:r>
           <w:r>
+            <w:rPr>
+              <w:noProof/>
+            </w:rPr>
             <w:t>7</w:t>
           </w:r>
         </w:p>
@@ -391,14 +441,21 @@
           </w:pPr>
           <w:r>
             <w:rPr>
+              <w:noProof/>
               <w:rtl/>
             </w:rPr>
             <w:t xml:space="preserve">أهداف البحث</w:t>
           </w:r>
           <w:r>
+            <w:rPr>
+              <w:noProof/>
+            </w:rPr>
             <w:tab/>
           </w:r>
           <w:r>
+            <w:rPr>
+              <w:noProof/>
+            </w:rPr>
             <w:t>7</w:t>
           </w:r>
         </w:p>
@@ -412,14 +469,21 @@
           </w:pPr>
           <w:r>
             <w:rPr>
+              <w:noProof/>
               <w:rtl/>
             </w:rPr>
             <w:t xml:space="preserve">محاور البحث</w:t>
           </w:r>
           <w:r>
+            <w:rPr>
+              <w:noProof/>
+            </w:rPr>
             <w:tab/>
           </w:r>
           <w:r>
+            <w:rPr>
+              <w:noProof/>
+            </w:rPr>
             <w:t>7</w:t>
           </w:r>
         </w:p>
@@ -433,14 +497,21 @@
           </w:pPr>
           <w:r>
             <w:rPr>
+              <w:noProof/>
               <w:rtl/>
             </w:rPr>
             <w:t xml:space="preserve">مصطلحات البحث</w:t>
           </w:r>
           <w:r>
+            <w:rPr>
+              <w:noProof/>
+            </w:rPr>
             <w:tab/>
           </w:r>
           <w:r>
+            <w:rPr>
+              <w:noProof/>
+            </w:rPr>
             <w:t>7</w:t>
           </w:r>
         </w:p>
@@ -454,14 +525,21 @@
           </w:pPr>
           <w:r>
             <w:rPr>
+              <w:noProof/>
               <w:rtl/>
             </w:rPr>
             <w:t xml:space="preserve">الخلفية النظرية والدراسات السابقة</w:t>
           </w:r>
           <w:r>
+            <w:rPr>
+              <w:noProof/>
+            </w:rPr>
             <w:tab/>
           </w:r>
           <w:r>
+            <w:rPr>
+              <w:noProof/>
+            </w:rPr>
             <w:t>9</w:t>
           </w:r>
         </w:p>
@@ -475,14 +553,21 @@
           </w:pPr>
           <w:r>
             <w:rPr>
+              <w:noProof/>
               <w:rtl/>
             </w:rPr>
             <w:t xml:space="preserve">الطفولة المبكرة ورياض الأطفال في إسرائيل وفي المجتمع البدوي في النقب</w:t>
           </w:r>
           <w:r>
+            <w:rPr>
+              <w:noProof/>
+            </w:rPr>
             <w:tab/>
           </w:r>
           <w:r>
+            <w:rPr>
+              <w:noProof/>
+            </w:rPr>
             <w:t>9</w:t>
           </w:r>
         </w:p>
@@ -496,14 +581,21 @@
           </w:pPr>
           <w:r>
             <w:rPr>
+              <w:noProof/>
               <w:rtl/>
             </w:rPr>
             <w:t xml:space="preserve">معلمة الروضة وإدارة الصف</w:t>
           </w:r>
           <w:r>
+            <w:rPr>
+              <w:noProof/>
+            </w:rPr>
             <w:tab/>
           </w:r>
           <w:r>
+            <w:rPr>
+              <w:noProof/>
+            </w:rPr>
             <w:t>10</w:t>
           </w:r>
         </w:p>
@@ -517,14 +609,21 @@
           </w:pPr>
           <w:r>
             <w:rPr>
+              <w:noProof/>
               <w:rtl/>
             </w:rPr>
             <w:t xml:space="preserve">السلوكيات غير المرغوبة الشائعة لدى أطفال الروضة</w:t>
           </w:r>
           <w:r>
+            <w:rPr>
+              <w:noProof/>
+            </w:rPr>
             <w:tab/>
           </w:r>
           <w:r>
+            <w:rPr>
+              <w:noProof/>
+            </w:rPr>
             <w:t>11</w:t>
           </w:r>
         </w:p>
@@ -538,14 +637,21 @@
           </w:pPr>
           <w:r>
             <w:rPr>
+              <w:noProof/>
               <w:rtl/>
             </w:rPr>
             <w:t xml:space="preserve">التعزيز الإيجابي والانضباط الإيجابي</w:t>
           </w:r>
           <w:r>
+            <w:rPr>
+              <w:noProof/>
+            </w:rPr>
             <w:tab/>
           </w:r>
           <w:r>
+            <w:rPr>
+              <w:noProof/>
+            </w:rPr>
             <w:t>12</w:t>
           </w:r>
         </w:p>
@@ -559,14 +665,21 @@
           </w:pPr>
           <w:r>
             <w:rPr>
+              <w:noProof/>
               <w:rtl/>
             </w:rPr>
             <w:t xml:space="preserve">تنظيم البيئة الصفية والنماذج متعددة المستويات لدعم السلوك</w:t>
           </w:r>
           <w:r>
+            <w:rPr>
+              <w:noProof/>
+            </w:rPr>
             <w:tab/>
           </w:r>
           <w:r>
+            <w:rPr>
+              <w:noProof/>
+            </w:rPr>
             <w:t>14</w:t>
           </w:r>
         </w:p>
@@ -580,14 +693,21 @@
           </w:pPr>
           <w:r>
             <w:rPr>
+              <w:noProof/>
               <w:rtl/>
             </w:rPr>
             <w:t xml:space="preserve">العلاقة بين المعلمة والطفل</w:t>
           </w:r>
           <w:r>
+            <w:rPr>
+              <w:noProof/>
+            </w:rPr>
             <w:tab/>
           </w:r>
           <w:r>
+            <w:rPr>
+              <w:noProof/>
+            </w:rPr>
             <w:t>15</w:t>
           </w:r>
         </w:p>
@@ -601,14 +721,21 @@
           </w:pPr>
           <w:r>
             <w:rPr>
+              <w:noProof/>
               <w:rtl/>
             </w:rPr>
             <w:t xml:space="preserve">دور الأهل في تعزيز السلوك الإيجابي والانضباط</w:t>
           </w:r>
           <w:r>
+            <w:rPr>
+              <w:noProof/>
+            </w:rPr>
             <w:tab/>
           </w:r>
           <w:r>
+            <w:rPr>
+              <w:noProof/>
+            </w:rPr>
             <w:t>16</w:t>
           </w:r>
         </w:p>
@@ -622,14 +749,21 @@
           </w:pPr>
           <w:r>
             <w:rPr>
+              <w:noProof/>
               <w:rtl/>
             </w:rPr>
             <w:t xml:space="preserve">تلخيص الإطار النظري وموقع البحث الحالي</w:t>
           </w:r>
           <w:r>
+            <w:rPr>
+              <w:noProof/>
+            </w:rPr>
             <w:tab/>
           </w:r>
           <w:r>
+            <w:rPr>
+              <w:noProof/>
+            </w:rPr>
             <w:t>17</w:t>
           </w:r>
         </w:p>
@@ -643,14 +777,21 @@
           </w:pPr>
           <w:r>
             <w:rPr>
+              <w:noProof/>
               <w:rtl/>
             </w:rPr>
             <w:t xml:space="preserve">منهجية البحث</w:t>
           </w:r>
           <w:r>
+            <w:rPr>
+              <w:noProof/>
+            </w:rPr>
             <w:tab/>
           </w:r>
           <w:r>
+            <w:rPr>
+              <w:noProof/>
+            </w:rPr>
             <w:t>19</w:t>
           </w:r>
         </w:p>
@@ -664,14 +805,21 @@
           </w:pPr>
           <w:r>
             <w:rPr>
+              <w:noProof/>
               <w:rtl/>
             </w:rPr>
             <w:t xml:space="preserve">نوع البحث</w:t>
           </w:r>
           <w:r>
+            <w:rPr>
+              <w:noProof/>
+            </w:rPr>
             <w:tab/>
           </w:r>
           <w:r>
+            <w:rPr>
+              <w:noProof/>
+            </w:rPr>
             <w:t>19</w:t>
           </w:r>
         </w:p>
@@ -685,14 +833,21 @@
           </w:pPr>
           <w:r>
             <w:rPr>
+              <w:noProof/>
               <w:rtl/>
             </w:rPr>
             <w:t xml:space="preserve">مشتركات البحث</w:t>
           </w:r>
           <w:r>
+            <w:rPr>
+              <w:noProof/>
+            </w:rPr>
             <w:tab/>
           </w:r>
           <w:r>
+            <w:rPr>
+              <w:noProof/>
+            </w:rPr>
             <w:t>19</w:t>
           </w:r>
         </w:p>
@@ -706,14 +861,21 @@
           </w:pPr>
           <w:r>
             <w:rPr>
+              <w:noProof/>
               <w:rtl/>
             </w:rPr>
             <w:t xml:space="preserve">أدوات البحث</w:t>
           </w:r>
           <w:r>
+            <w:rPr>
+              <w:noProof/>
+            </w:rPr>
             <w:tab/>
           </w:r>
           <w:r>
+            <w:rPr>
+              <w:noProof/>
+            </w:rPr>
             <w:t>20</w:t>
           </w:r>
         </w:p>
@@ -727,14 +889,21 @@
           </w:pPr>
           <w:r>
             <w:rPr>
+              <w:noProof/>
               <w:rtl/>
             </w:rPr>
             <w:t xml:space="preserve">إجراءات البحث وسيرورته</w:t>
           </w:r>
           <w:r>
+            <w:rPr>
+              <w:noProof/>
+            </w:rPr>
             <w:tab/>
           </w:r>
           <w:r>
+            <w:rPr>
+              <w:noProof/>
+            </w:rPr>
             <w:t>20</w:t>
           </w:r>
         </w:p>
@@ -748,14 +917,21 @@
           </w:pPr>
           <w:r>
             <w:rPr>
+              <w:noProof/>
               <w:rtl/>
             </w:rPr>
             <w:t xml:space="preserve">تحليل البيانات</w:t>
           </w:r>
           <w:r>
+            <w:rPr>
+              <w:noProof/>
+            </w:rPr>
             <w:tab/>
           </w:r>
           <w:r>
+            <w:rPr>
+              <w:noProof/>
+            </w:rPr>
             <w:t>21</w:t>
           </w:r>
         </w:p>
@@ -769,14 +945,21 @@
           </w:pPr>
           <w:r>
             <w:rPr>
+              <w:noProof/>
               <w:rtl/>
             </w:rPr>
             <w:t xml:space="preserve">أخلاقيات البحث</w:t>
           </w:r>
           <w:r>
+            <w:rPr>
+              <w:noProof/>
+            </w:rPr>
             <w:tab/>
           </w:r>
           <w:r>
+            <w:rPr>
+              <w:noProof/>
+            </w:rPr>
             <w:t>21</w:t>
           </w:r>
         </w:p>
@@ -790,14 +973,21 @@
           </w:pPr>
           <w:r>
             <w:rPr>
+              <w:noProof/>
               <w:rtl/>
             </w:rPr>
             <w:t xml:space="preserve">مصداقية البحث ومحدداته المنهجية</w:t>
           </w:r>
           <w:r>
+            <w:rPr>
+              <w:noProof/>
+            </w:rPr>
             <w:tab/>
           </w:r>
           <w:r>
+            <w:rPr>
+              <w:noProof/>
+            </w:rPr>
             <w:t>22</w:t>
           </w:r>
         </w:p>
@@ -811,14 +1001,21 @@
           </w:pPr>
           <w:r>
             <w:rPr>
+              <w:noProof/>
               <w:rtl/>
             </w:rPr>
             <w:t xml:space="preserve">النتائج</w:t>
           </w:r>
           <w:r>
+            <w:rPr>
+              <w:noProof/>
+            </w:rPr>
             <w:tab/>
           </w:r>
           <w:r>
+            <w:rPr>
+              <w:noProof/>
+            </w:rPr>
             <w:t>23</w:t>
           </w:r>
         </w:p>
@@ -832,14 +1029,21 @@
           </w:pPr>
           <w:r>
             <w:rPr>
+              <w:noProof/>
               <w:rtl/>
             </w:rPr>
             <w:t xml:space="preserve">المحور الأول: الأساليب التربوية لتعزيز السلوك الإيجابي</w:t>
           </w:r>
           <w:r>
+            <w:rPr>
+              <w:noProof/>
+            </w:rPr>
             <w:tab/>
           </w:r>
           <w:r>
+            <w:rPr>
+              <w:noProof/>
+            </w:rPr>
             <w:t>23</w:t>
           </w:r>
         </w:p>
@@ -853,14 +1057,21 @@
           </w:pPr>
           <w:r>
             <w:rPr>
+              <w:noProof/>
               <w:rtl/>
             </w:rPr>
             <w:t xml:space="preserve">المحور الثاني: تنظيم بيئة الروضة الداعمة للانضباط وتقليل السلوكيات السلبية</w:t>
           </w:r>
           <w:r>
+            <w:rPr>
+              <w:noProof/>
+            </w:rPr>
             <w:tab/>
           </w:r>
           <w:r>
+            <w:rPr>
+              <w:noProof/>
+            </w:rPr>
             <w:t>26</w:t>
           </w:r>
         </w:p>
@@ -874,14 +1085,21 @@
           </w:pPr>
           <w:r>
             <w:rPr>
+              <w:noProof/>
               <w:rtl/>
             </w:rPr>
             <w:t xml:space="preserve">المحور الثالث: العلاقة بين المعلّمة والأطفال وأثرها على الانضباط</w:t>
           </w:r>
           <w:r>
+            <w:rPr>
+              <w:noProof/>
+            </w:rPr>
             <w:tab/>
           </w:r>
           <w:r>
+            <w:rPr>
+              <w:noProof/>
+            </w:rPr>
             <w:t>28</w:t>
           </w:r>
         </w:p>
@@ -895,14 +1113,21 @@
           </w:pPr>
           <w:r>
             <w:rPr>
+              <w:noProof/>
               <w:rtl/>
             </w:rPr>
             <w:t xml:space="preserve">ملخص النتائج</w:t>
           </w:r>
           <w:r>
+            <w:rPr>
+              <w:noProof/>
+            </w:rPr>
             <w:tab/>
           </w:r>
           <w:r>
+            <w:rPr>
+              <w:noProof/>
+            </w:rPr>
             <w:t>31</w:t>
           </w:r>
         </w:p>
@@ -916,14 +1141,21 @@
           </w:pPr>
           <w:r>
             <w:rPr>
+              <w:noProof/>
               <w:rtl/>
             </w:rPr>
             <w:t xml:space="preserve">مناقشة النتائج واستنتاج</w:t>
           </w:r>
           <w:r>
+            <w:rPr>
+              <w:noProof/>
+            </w:rPr>
             <w:tab/>
           </w:r>
           <w:r>
+            <w:rPr>
+              <w:noProof/>
+            </w:rPr>
             <w:t>33</w:t>
           </w:r>
         </w:p>
@@ -937,14 +1169,21 @@
           </w:pPr>
           <w:r>
             <w:rPr>
+              <w:noProof/>
               <w:rtl/>
             </w:rPr>
             <w:t xml:space="preserve">مناقشة المحور الأول: الأساليب التربوية لتعزيز السلوك الإيجابي</w:t>
           </w:r>
           <w:r>
+            <w:rPr>
+              <w:noProof/>
+            </w:rPr>
             <w:tab/>
           </w:r>
           <w:r>
+            <w:rPr>
+              <w:noProof/>
+            </w:rPr>
             <w:t>33</w:t>
           </w:r>
         </w:p>
@@ -958,14 +1197,21 @@
           </w:pPr>
           <w:r>
             <w:rPr>
+              <w:noProof/>
               <w:rtl/>
             </w:rPr>
             <w:t xml:space="preserve">مناقشة المحور الثاني: تنظيم بيئة الروضة</w:t>
           </w:r>
           <w:r>
+            <w:rPr>
+              <w:noProof/>
+            </w:rPr>
             <w:tab/>
           </w:r>
           <w:r>
+            <w:rPr>
+              <w:noProof/>
+            </w:rPr>
             <w:t>34</w:t>
           </w:r>
         </w:p>
@@ -979,14 +1225,21 @@
           </w:pPr>
           <w:r>
             <w:rPr>
+              <w:noProof/>
               <w:rtl/>
             </w:rPr>
             <w:t xml:space="preserve">مناقشة المحور الثالث: العلاقة بين المعلمة والأطفال</w:t>
           </w:r>
           <w:r>
+            <w:rPr>
+              <w:noProof/>
+            </w:rPr>
             <w:tab/>
           </w:r>
           <w:r>
+            <w:rPr>
+              <w:noProof/>
+            </w:rPr>
             <w:t>35</w:t>
           </w:r>
         </w:p>
@@ -1000,14 +1253,21 @@
           </w:pPr>
           <w:r>
             <w:rPr>
+              <w:noProof/>
               <w:rtl/>
             </w:rPr>
             <w:t xml:space="preserve">قراءة تكاملية: دور المعلمة كنظام لا كأسلوب</w:t>
           </w:r>
           <w:r>
+            <w:rPr>
+              <w:noProof/>
+            </w:rPr>
             <w:tab/>
           </w:r>
           <w:r>
+            <w:rPr>
+              <w:noProof/>
+            </w:rPr>
             <w:t>35</w:t>
           </w:r>
         </w:p>
@@ -1021,14 +1281,21 @@
           </w:pPr>
           <w:r>
             <w:rPr>
+              <w:noProof/>
               <w:rtl/>
             </w:rPr>
             <w:t xml:space="preserve">استنتاجات البحث</w:t>
           </w:r>
           <w:r>
+            <w:rPr>
+              <w:noProof/>
+            </w:rPr>
             <w:tab/>
           </w:r>
           <w:r>
+            <w:rPr>
+              <w:noProof/>
+            </w:rPr>
             <w:t>36</w:t>
           </w:r>
         </w:p>
@@ -1042,14 +1309,21 @@
           </w:pPr>
           <w:r>
             <w:rPr>
+              <w:noProof/>
               <w:rtl/>
             </w:rPr>
             <w:t xml:space="preserve">التوصيات</w:t>
           </w:r>
           <w:r>
+            <w:rPr>
+              <w:noProof/>
+            </w:rPr>
             <w:tab/>
           </w:r>
           <w:r>
+            <w:rPr>
+              <w:noProof/>
+            </w:rPr>
             <w:t>36</w:t>
           </w:r>
         </w:p>
@@ -1063,14 +1337,21 @@
           </w:pPr>
           <w:r>
             <w:rPr>
+              <w:noProof/>
               <w:rtl/>
             </w:rPr>
             <w:t xml:space="preserve">محددات البحث</w:t>
           </w:r>
           <w:r>
+            <w:rPr>
+              <w:noProof/>
+            </w:rPr>
             <w:tab/>
           </w:r>
           <w:r>
+            <w:rPr>
+              <w:noProof/>
+            </w:rPr>
             <w:t>37</w:t>
           </w:r>
         </w:p>
@@ -1084,14 +1365,21 @@
           </w:pPr>
           <w:r>
             <w:rPr>
+              <w:noProof/>
               <w:rtl/>
             </w:rPr>
             <w:t xml:space="preserve">اقتراحات لبحوث مستقبلية</w:t>
           </w:r>
           <w:r>
+            <w:rPr>
+              <w:noProof/>
+            </w:rPr>
             <w:tab/>
           </w:r>
           <w:r>
+            <w:rPr>
+              <w:noProof/>
+            </w:rPr>
             <w:t>37</w:t>
           </w:r>
         </w:p>
@@ -1105,14 +1393,21 @@
           </w:pPr>
           <w:r>
             <w:rPr>
+              <w:noProof/>
               <w:rtl/>
             </w:rPr>
             <w:t xml:space="preserve">قائمة المراجع</w:t>
           </w:r>
           <w:r>
+            <w:rPr>
+              <w:noProof/>
+            </w:rPr>
             <w:tab/>
           </w:r>
           <w:r>
+            <w:rPr>
+              <w:noProof/>
+            </w:rPr>
             <w:t>39</w:t>
           </w:r>
         </w:p>
@@ -1126,14 +1421,21 @@
           </w:pPr>
           <w:r>
             <w:rPr>
+              <w:noProof/>
               <w:rtl/>
             </w:rPr>
             <w:t xml:space="preserve">الملاحق</w:t>
           </w:r>
           <w:r>
+            <w:rPr>
+              <w:noProof/>
+            </w:rPr>
             <w:tab/>
           </w:r>
           <w:r>
+            <w:rPr>
+              <w:noProof/>
+            </w:rPr>
             <w:t>42</w:t>
           </w:r>
         </w:p>
@@ -1147,14 +1449,21 @@
           </w:pPr>
           <w:r>
             <w:rPr>
+              <w:noProof/>
               <w:rtl/>
             </w:rPr>
             <w:t xml:space="preserve">الملحق رقم (1): أسئلة المقابلة شبه المنظمة</w:t>
           </w:r>
           <w:r>
+            <w:rPr>
+              <w:noProof/>
+            </w:rPr>
             <w:tab/>
           </w:r>
           <w:r>
+            <w:rPr>
+              <w:noProof/>
+            </w:rPr>
             <w:t>42</w:t>
           </w:r>
         </w:p>
@@ -1168,19 +1477,29 @@
           </w:pPr>
           <w:r>
             <w:rPr>
+              <w:noProof/>
               <w:rtl/>
             </w:rPr>
             <w:t xml:space="preserve">الملحق رقم (2): تفريغ المقابلات</w:t>
           </w:r>
           <w:r>
+            <w:rPr>
+              <w:noProof/>
+            </w:rPr>
             <w:tab/>
           </w:r>
           <w:r>
+            <w:rPr>
+              <w:noProof/>
+            </w:rPr>
             <w:t>42</w:t>
           </w:r>
         </w:p>
         <w:p>
           <w:r>
+            <w:rPr>
+              <w:noProof/>
+            </w:rPr>
             <w:fldChar w:fldCharType="end"/>
           </w:r>
         </w:p>
@@ -1188,6 +1507,9 @@
     </w:sdt>
     <w:p>
       <w:r>
+        <w:rPr>
+          <w:noProof/>
+        </w:rPr>
         <w:br w:type="page"/>
       </w:r>
     </w:p>
@@ -1204,6 +1526,7 @@
           <w:rFonts w:ascii="Arial" w:cs="Arial" w:eastAsia="Arial" w:hAnsi="Arial"/>
           <w:b/>
           <w:bCs/>
+          <w:noProof/>
           <w:color w:val="000000"/>
           <w:sz w:val="32"/>
           <w:szCs w:val="32"/>
@@ -1221,6 +1544,7 @@
       <w:r>
         <w:rPr>
           <w:rFonts w:ascii="Arial" w:cs="Arial" w:eastAsia="Arial" w:hAnsi="Arial"/>
+          <w:noProof/>
           <w:sz w:val="24"/>
           <w:szCs w:val="24"/>
           <w:rtl/>
@@ -1239,6 +1563,7 @@
           <w:rFonts w:ascii="Arial" w:cs="Arial" w:eastAsia="Arial" w:hAnsi="Arial"/>
           <w:b/>
           <w:bCs/>
+          <w:noProof/>
           <w:sz w:val="24"/>
           <w:szCs w:val="24"/>
           <w:rtl/>
@@ -1248,6 +1573,7 @@
       <w:r>
         <w:rPr>
           <w:rFonts w:ascii="Arial" w:cs="Arial" w:eastAsia="Arial" w:hAnsi="Arial"/>
+          <w:noProof/>
           <w:sz w:val="24"/>
           <w:szCs w:val="24"/>
           <w:rtl/>
@@ -1268,6 +1594,7 @@
           <w:rFonts w:ascii="Arial" w:cs="Arial" w:eastAsia="Arial" w:hAnsi="Arial"/>
           <w:b/>
           <w:bCs/>
+          <w:noProof/>
           <w:color w:val="000000"/>
           <w:sz w:val="32"/>
           <w:szCs w:val="32"/>
@@ -1285,6 +1612,7 @@
       <w:r>
         <w:rPr>
           <w:rFonts w:ascii="Arial" w:cs="Arial" w:eastAsia="Arial" w:hAnsi="Arial"/>
+          <w:noProof/>
           <w:sz w:val="24"/>
           <w:szCs w:val="24"/>
           <w:rtl/>
@@ -1301,6 +1629,7 @@
       <w:r>
         <w:rPr>
           <w:rFonts w:ascii="Arial" w:cs="Arial" w:eastAsia="Arial" w:hAnsi="Arial"/>
+          <w:noProof/>
           <w:sz w:val="24"/>
           <w:szCs w:val="24"/>
           <w:rtl/>
@@ -1317,6 +1646,7 @@
       <w:r>
         <w:rPr>
           <w:rFonts w:ascii="Arial" w:cs="Arial" w:eastAsia="Arial" w:hAnsi="Arial"/>
+          <w:noProof/>
           <w:sz w:val="24"/>
           <w:szCs w:val="24"/>
           <w:rtl/>
@@ -1333,6 +1663,7 @@
       <w:r>
         <w:rPr>
           <w:rFonts w:ascii="Arial" w:cs="Arial" w:eastAsia="Arial" w:hAnsi="Arial"/>
+          <w:noProof/>
           <w:sz w:val="24"/>
           <w:szCs w:val="24"/>
           <w:rtl/>
@@ -1349,6 +1680,7 @@
       <w:r>
         <w:rPr>
           <w:rFonts w:ascii="Arial" w:cs="Arial" w:eastAsia="Arial" w:hAnsi="Arial"/>
+          <w:noProof/>
           <w:sz w:val="24"/>
           <w:szCs w:val="24"/>
           <w:rtl/>
@@ -1365,6 +1697,7 @@
       <w:r>
         <w:rPr>
           <w:rFonts w:ascii="Arial" w:cs="Arial" w:eastAsia="Arial" w:hAnsi="Arial"/>
+          <w:noProof/>
           <w:sz w:val="24"/>
           <w:szCs w:val="24"/>
           <w:rtl/>
@@ -1385,6 +1718,7 @@
           <w:rFonts w:ascii="Arial" w:cs="Arial" w:eastAsia="Arial" w:hAnsi="Arial"/>
           <w:b/>
           <w:bCs/>
+          <w:noProof/>
           <w:color w:val="000000"/>
           <w:sz w:val="32"/>
           <w:szCs w:val="32"/>
@@ -1405,6 +1739,7 @@
           <w:rFonts w:ascii="Arial" w:cs="Arial" w:eastAsia="Arial" w:hAnsi="Arial"/>
           <w:b/>
           <w:bCs/>
+          <w:noProof/>
           <w:color w:val="000000"/>
           <w:sz w:val="28"/>
           <w:szCs w:val="28"/>
@@ -1422,6 +1757,7 @@
       <w:r>
         <w:rPr>
           <w:rFonts w:ascii="Arial" w:cs="Arial" w:eastAsia="Arial" w:hAnsi="Arial"/>
+          <w:noProof/>
           <w:sz w:val="24"/>
           <w:szCs w:val="24"/>
           <w:rtl/>
@@ -1441,6 +1777,7 @@
           <w:rFonts w:ascii="Arial" w:cs="Arial" w:eastAsia="Arial" w:hAnsi="Arial"/>
           <w:b/>
           <w:bCs/>
+          <w:noProof/>
           <w:color w:val="000000"/>
           <w:sz w:val="28"/>
           <w:szCs w:val="28"/>
@@ -1463,6 +1800,7 @@
       <w:r>
         <w:rPr>
           <w:rFonts w:ascii="Arial" w:cs="Arial" w:eastAsia="Arial" w:hAnsi="Arial"/>
+          <w:noProof/>
           <w:sz w:val="24"/>
           <w:szCs w:val="24"/>
           <w:rtl/>
@@ -1484,6 +1822,7 @@
       <w:r>
         <w:rPr>
           <w:rFonts w:ascii="Arial" w:cs="Arial" w:eastAsia="Arial" w:hAnsi="Arial"/>
+          <w:noProof/>
           <w:sz w:val="24"/>
           <w:szCs w:val="24"/>
           <w:rtl/>
@@ -1505,6 +1844,7 @@
       <w:r>
         <w:rPr>
           <w:rFonts w:ascii="Arial" w:cs="Arial" w:eastAsia="Arial" w:hAnsi="Arial"/>
+          <w:noProof/>
           <w:sz w:val="24"/>
           <w:szCs w:val="24"/>
           <w:rtl/>
@@ -1526,6 +1866,7 @@
       <w:r>
         <w:rPr>
           <w:rFonts w:ascii="Arial" w:cs="Arial" w:eastAsia="Arial" w:hAnsi="Arial"/>
+          <w:noProof/>
           <w:sz w:val="24"/>
           <w:szCs w:val="24"/>
           <w:rtl/>
@@ -1545,6 +1886,7 @@
           <w:rFonts w:ascii="Arial" w:cs="Arial" w:eastAsia="Arial" w:hAnsi="Arial"/>
           <w:b/>
           <w:bCs/>
+          <w:noProof/>
           <w:color w:val="000000"/>
           <w:sz w:val="28"/>
           <w:szCs w:val="28"/>
@@ -1562,6 +1904,7 @@
       <w:r>
         <w:rPr>
           <w:rFonts w:ascii="Arial" w:cs="Arial" w:eastAsia="Arial" w:hAnsi="Arial"/>
+          <w:noProof/>
           <w:sz w:val="24"/>
           <w:szCs w:val="24"/>
           <w:rtl/>
@@ -1585,6 +1928,7 @@
           <w:rFonts w:ascii="Arial" w:cs="Arial" w:eastAsia="Arial" w:hAnsi="Arial"/>
           <w:b/>
           <w:bCs/>
+          <w:noProof/>
           <w:sz w:val="24"/>
           <w:szCs w:val="24"/>
           <w:rtl/>
@@ -1594,6 +1938,7 @@
       <w:r>
         <w:rPr>
           <w:rFonts w:ascii="Arial" w:cs="Arial" w:eastAsia="Arial" w:hAnsi="Arial"/>
+          <w:noProof/>
           <w:sz w:val="24"/>
           <w:szCs w:val="24"/>
           <w:rtl/>
@@ -1617,6 +1962,7 @@
           <w:rFonts w:ascii="Arial" w:cs="Arial" w:eastAsia="Arial" w:hAnsi="Arial"/>
           <w:b/>
           <w:bCs/>
+          <w:noProof/>
           <w:sz w:val="24"/>
           <w:szCs w:val="24"/>
           <w:rtl/>
@@ -1626,6 +1972,7 @@
       <w:r>
         <w:rPr>
           <w:rFonts w:ascii="Arial" w:cs="Arial" w:eastAsia="Arial" w:hAnsi="Arial"/>
+          <w:noProof/>
           <w:sz w:val="24"/>
           <w:szCs w:val="24"/>
           <w:rtl/>
@@ -1649,6 +1996,7 @@
           <w:rFonts w:ascii="Arial" w:cs="Arial" w:eastAsia="Arial" w:hAnsi="Arial"/>
           <w:b/>
           <w:bCs/>
+          <w:noProof/>
           <w:sz w:val="24"/>
           <w:szCs w:val="24"/>
           <w:rtl/>
@@ -1658,6 +2006,7 @@
       <w:r>
         <w:rPr>
           <w:rFonts w:ascii="Arial" w:cs="Arial" w:eastAsia="Arial" w:hAnsi="Arial"/>
+          <w:noProof/>
           <w:sz w:val="24"/>
           <w:szCs w:val="24"/>
           <w:rtl/>
@@ -1677,6 +2026,7 @@
           <w:rFonts w:ascii="Arial" w:cs="Arial" w:eastAsia="Arial" w:hAnsi="Arial"/>
           <w:b/>
           <w:bCs/>
+          <w:noProof/>
           <w:color w:val="000000"/>
           <w:sz w:val="28"/>
           <w:szCs w:val="28"/>
@@ -1696,6 +2046,7 @@
           <w:rFonts w:ascii="Arial" w:cs="Arial" w:eastAsia="Arial" w:hAnsi="Arial"/>
           <w:b/>
           <w:bCs/>
+          <w:noProof/>
           <w:sz w:val="24"/>
           <w:szCs w:val="24"/>
           <w:rtl/>
@@ -1705,6 +2056,7 @@
       <w:r>
         <w:rPr>
           <w:rFonts w:ascii="Arial" w:cs="Arial" w:eastAsia="Arial" w:hAnsi="Arial"/>
+          <w:noProof/>
           <w:sz w:val="24"/>
           <w:szCs w:val="24"/>
           <w:rtl/>
@@ -1723,6 +2075,7 @@
           <w:rFonts w:ascii="Arial" w:cs="Arial" w:eastAsia="Arial" w:hAnsi="Arial"/>
           <w:b/>
           <w:bCs/>
+          <w:noProof/>
           <w:sz w:val="24"/>
           <w:szCs w:val="24"/>
           <w:rtl/>
@@ -1732,6 +2085,7 @@
       <w:r>
         <w:rPr>
           <w:rFonts w:ascii="Arial" w:cs="Arial" w:eastAsia="Arial" w:hAnsi="Arial"/>
+          <w:noProof/>
           <w:sz w:val="24"/>
           <w:szCs w:val="24"/>
           <w:rtl/>
@@ -1750,6 +2104,7 @@
           <w:rFonts w:ascii="Arial" w:cs="Arial" w:eastAsia="Arial" w:hAnsi="Arial"/>
           <w:b/>
           <w:bCs/>
+          <w:noProof/>
           <w:sz w:val="24"/>
           <w:szCs w:val="24"/>
           <w:rtl/>
@@ -1759,6 +2114,7 @@
       <w:r>
         <w:rPr>
           <w:rFonts w:ascii="Arial" w:cs="Arial" w:eastAsia="Arial" w:hAnsi="Arial"/>
+          <w:noProof/>
           <w:sz w:val="24"/>
           <w:szCs w:val="24"/>
           <w:rtl/>
@@ -1777,6 +2133,7 @@
           <w:rFonts w:ascii="Arial" w:cs="Arial" w:eastAsia="Arial" w:hAnsi="Arial"/>
           <w:b/>
           <w:bCs/>
+          <w:noProof/>
           <w:sz w:val="24"/>
           <w:szCs w:val="24"/>
           <w:rtl/>
@@ -1786,6 +2143,7 @@
       <w:r>
         <w:rPr>
           <w:rFonts w:ascii="Arial" w:cs="Arial" w:eastAsia="Arial" w:hAnsi="Arial"/>
+          <w:noProof/>
           <w:sz w:val="24"/>
           <w:szCs w:val="24"/>
           <w:rtl/>
@@ -1804,6 +2162,7 @@
           <w:rFonts w:ascii="Arial" w:cs="Arial" w:eastAsia="Arial" w:hAnsi="Arial"/>
           <w:b/>
           <w:bCs/>
+          <w:noProof/>
           <w:sz w:val="24"/>
           <w:szCs w:val="24"/>
           <w:rtl/>
@@ -1813,6 +2172,7 @@
       <w:r>
         <w:rPr>
           <w:rFonts w:ascii="Arial" w:cs="Arial" w:eastAsia="Arial" w:hAnsi="Arial"/>
+          <w:noProof/>
           <w:sz w:val="24"/>
           <w:szCs w:val="24"/>
           <w:rtl/>
@@ -1833,6 +2193,7 @@
           <w:rFonts w:ascii="Arial" w:cs="Arial" w:eastAsia="Arial" w:hAnsi="Arial"/>
           <w:b/>
           <w:bCs/>
+          <w:noProof/>
           <w:color w:val="000000"/>
           <w:sz w:val="32"/>
           <w:szCs w:val="32"/>
@@ -1850,6 +2211,7 @@
       <w:r>
         <w:rPr>
           <w:rFonts w:ascii="Arial" w:cs="Arial" w:eastAsia="Arial" w:hAnsi="Arial"/>
+          <w:noProof/>
           <w:sz w:val="24"/>
           <w:szCs w:val="24"/>
           <w:rtl/>
@@ -1869,6 +2231,7 @@
           <w:rFonts w:ascii="Arial" w:cs="Arial" w:eastAsia="Arial" w:hAnsi="Arial"/>
           <w:b/>
           <w:bCs/>
+          <w:noProof/>
           <w:color w:val="000000"/>
           <w:sz w:val="28"/>
           <w:szCs w:val="28"/>
@@ -1889,6 +2252,7 @@
           <w:rFonts w:ascii="Arial" w:cs="Arial" w:eastAsia="Arial" w:hAnsi="Arial"/>
           <w:b/>
           <w:bCs/>
+          <w:noProof/>
           <w:color w:val="000000"/>
           <w:sz w:val="26"/>
           <w:szCs w:val="26"/>
@@ -1906,6 +2270,7 @@
       <w:r>
         <w:rPr>
           <w:rFonts w:ascii="Arial" w:cs="Arial" w:eastAsia="Arial" w:hAnsi="Arial"/>
+          <w:noProof/>
           <w:sz w:val="24"/>
           <w:szCs w:val="24"/>
           <w:rtl/>
@@ -1922,6 +2287,7 @@
       <w:r>
         <w:rPr>
           <w:rFonts w:ascii="Arial" w:cs="Arial" w:eastAsia="Arial" w:hAnsi="Arial"/>
+          <w:noProof/>
           <w:sz w:val="24"/>
           <w:szCs w:val="24"/>
           <w:rtl/>
@@ -1941,6 +2307,7 @@
           <w:rFonts w:ascii="Arial" w:cs="Arial" w:eastAsia="Arial" w:hAnsi="Arial"/>
           <w:b/>
           <w:bCs/>
+          <w:noProof/>
           <w:color w:val="000000"/>
           <w:sz w:val="26"/>
           <w:szCs w:val="26"/>
@@ -1958,6 +2325,7 @@
       <w:r>
         <w:rPr>
           <w:rFonts w:ascii="Arial" w:cs="Arial" w:eastAsia="Arial" w:hAnsi="Arial"/>
+          <w:noProof/>
           <w:sz w:val="24"/>
           <w:szCs w:val="24"/>
           <w:rtl/>
@@ -1974,6 +2342,7 @@
       <w:r>
         <w:rPr>
           <w:rFonts w:ascii="Arial" w:cs="Arial" w:eastAsia="Arial" w:hAnsi="Arial"/>
+          <w:noProof/>
           <w:sz w:val="24"/>
           <w:szCs w:val="24"/>
           <w:rtl/>
@@ -1993,6 +2362,7 @@
           <w:rFonts w:ascii="Arial" w:cs="Arial" w:eastAsia="Arial" w:hAnsi="Arial"/>
           <w:b/>
           <w:bCs/>
+          <w:noProof/>
           <w:color w:val="000000"/>
           <w:sz w:val="26"/>
           <w:szCs w:val="26"/>
@@ -2010,6 +2380,7 @@
       <w:r>
         <w:rPr>
           <w:rFonts w:ascii="Arial" w:cs="Arial" w:eastAsia="Arial" w:hAnsi="Arial"/>
+          <w:noProof/>
           <w:sz w:val="24"/>
           <w:szCs w:val="24"/>
           <w:rtl/>
@@ -2026,6 +2397,7 @@
       <w:r>
         <w:rPr>
           <w:rFonts w:ascii="Arial" w:cs="Arial" w:eastAsia="Arial" w:hAnsi="Arial"/>
+          <w:noProof/>
           <w:sz w:val="24"/>
           <w:szCs w:val="24"/>
           <w:rtl/>
@@ -2045,6 +2417,7 @@
           <w:rFonts w:ascii="Arial" w:cs="Arial" w:eastAsia="Arial" w:hAnsi="Arial"/>
           <w:b/>
           <w:bCs/>
+          <w:noProof/>
           <w:color w:val="000000"/>
           <w:sz w:val="28"/>
           <w:szCs w:val="28"/>
@@ -2065,6 +2438,7 @@
           <w:rFonts w:ascii="Arial" w:cs="Arial" w:eastAsia="Arial" w:hAnsi="Arial"/>
           <w:b/>
           <w:bCs/>
+          <w:noProof/>
           <w:color w:val="000000"/>
           <w:sz w:val="26"/>
           <w:szCs w:val="26"/>
@@ -2082,6 +2456,7 @@
       <w:r>
         <w:rPr>
           <w:rFonts w:ascii="Arial" w:cs="Arial" w:eastAsia="Arial" w:hAnsi="Arial"/>
+          <w:noProof/>
           <w:sz w:val="24"/>
           <w:szCs w:val="24"/>
           <w:rtl/>
@@ -2101,6 +2476,7 @@
           <w:rFonts w:ascii="Arial" w:cs="Arial" w:eastAsia="Arial" w:hAnsi="Arial"/>
           <w:b/>
           <w:bCs/>
+          <w:noProof/>
           <w:color w:val="000000"/>
           <w:sz w:val="26"/>
           <w:szCs w:val="26"/>
@@ -2118,6 +2494,7 @@
       <w:r>
         <w:rPr>
           <w:rFonts w:ascii="Arial" w:cs="Arial" w:eastAsia="Arial" w:hAnsi="Arial"/>
+          <w:noProof/>
           <w:sz w:val="24"/>
           <w:szCs w:val="24"/>
           <w:rtl/>
@@ -2137,6 +2514,7 @@
           <w:rFonts w:ascii="Arial" w:cs="Arial" w:eastAsia="Arial" w:hAnsi="Arial"/>
           <w:b/>
           <w:bCs/>
+          <w:noProof/>
           <w:color w:val="000000"/>
           <w:sz w:val="26"/>
           <w:szCs w:val="26"/>
@@ -2154,6 +2532,7 @@
       <w:r>
         <w:rPr>
           <w:rFonts w:ascii="Arial" w:cs="Arial" w:eastAsia="Arial" w:hAnsi="Arial"/>
+          <w:noProof/>
           <w:sz w:val="24"/>
           <w:szCs w:val="24"/>
           <w:rtl/>
@@ -2173,6 +2552,7 @@
           <w:rFonts w:ascii="Arial" w:cs="Arial" w:eastAsia="Arial" w:hAnsi="Arial"/>
           <w:b/>
           <w:bCs/>
+          <w:noProof/>
           <w:color w:val="000000"/>
           <w:sz w:val="26"/>
           <w:szCs w:val="26"/>
@@ -2190,6 +2570,7 @@
       <w:r>
         <w:rPr>
           <w:rFonts w:ascii="Arial" w:cs="Arial" w:eastAsia="Arial" w:hAnsi="Arial"/>
+          <w:noProof/>
           <w:sz w:val="24"/>
           <w:szCs w:val="24"/>
           <w:rtl/>
@@ -2209,6 +2590,7 @@
           <w:rFonts w:ascii="Arial" w:cs="Arial" w:eastAsia="Arial" w:hAnsi="Arial"/>
           <w:b/>
           <w:bCs/>
+          <w:noProof/>
           <w:color w:val="000000"/>
           <w:sz w:val="28"/>
           <w:szCs w:val="28"/>
@@ -2229,6 +2611,7 @@
           <w:rFonts w:ascii="Arial" w:cs="Arial" w:eastAsia="Arial" w:hAnsi="Arial"/>
           <w:b/>
           <w:bCs/>
+          <w:noProof/>
           <w:color w:val="000000"/>
           <w:sz w:val="26"/>
           <w:szCs w:val="26"/>
@@ -2246,6 +2629,7 @@
       <w:r>
         <w:rPr>
           <w:rFonts w:ascii="Arial" w:cs="Arial" w:eastAsia="Arial" w:hAnsi="Arial"/>
+          <w:noProof/>
           <w:sz w:val="24"/>
           <w:szCs w:val="24"/>
           <w:rtl/>
@@ -2262,6 +2646,7 @@
       <w:r>
         <w:rPr>
           <w:rFonts w:ascii="Arial" w:cs="Arial" w:eastAsia="Arial" w:hAnsi="Arial"/>
+          <w:noProof/>
           <w:sz w:val="24"/>
           <w:szCs w:val="24"/>
           <w:rtl/>
@@ -2281,6 +2666,7 @@
           <w:rFonts w:ascii="Arial" w:cs="Arial" w:eastAsia="Arial" w:hAnsi="Arial"/>
           <w:b/>
           <w:bCs/>
+          <w:noProof/>
           <w:color w:val="000000"/>
           <w:sz w:val="26"/>
           <w:szCs w:val="26"/>
@@ -2298,6 +2684,7 @@
       <w:r>
         <w:rPr>
           <w:rFonts w:ascii="Arial" w:cs="Arial" w:eastAsia="Arial" w:hAnsi="Arial"/>
+          <w:noProof/>
           <w:sz w:val="24"/>
           <w:szCs w:val="24"/>
           <w:rtl/>
@@ -2317,6 +2704,7 @@
           <w:rFonts w:ascii="Arial" w:cs="Arial" w:eastAsia="Arial" w:hAnsi="Arial"/>
           <w:b/>
           <w:bCs/>
+          <w:noProof/>
           <w:color w:val="000000"/>
           <w:sz w:val="26"/>
           <w:szCs w:val="26"/>
@@ -2334,6 +2722,7 @@
       <w:r>
         <w:rPr>
           <w:rFonts w:ascii="Arial" w:cs="Arial" w:eastAsia="Arial" w:hAnsi="Arial"/>
+          <w:noProof/>
           <w:sz w:val="24"/>
           <w:szCs w:val="24"/>
           <w:rtl/>
@@ -2353,6 +2742,7 @@
           <w:rFonts w:ascii="Arial" w:cs="Arial" w:eastAsia="Arial" w:hAnsi="Arial"/>
           <w:b/>
           <w:bCs/>
+          <w:noProof/>
           <w:color w:val="000000"/>
           <w:sz w:val="28"/>
           <w:szCs w:val="28"/>
@@ -2373,6 +2763,7 @@
           <w:rFonts w:ascii="Arial" w:cs="Arial" w:eastAsia="Arial" w:hAnsi="Arial"/>
           <w:b/>
           <w:bCs/>
+          <w:noProof/>
           <w:color w:val="000000"/>
           <w:sz w:val="26"/>
           <w:szCs w:val="26"/>
@@ -2390,6 +2781,7 @@
       <w:r>
         <w:rPr>
           <w:rFonts w:ascii="Arial" w:cs="Arial" w:eastAsia="Arial" w:hAnsi="Arial"/>
+          <w:noProof/>
           <w:sz w:val="24"/>
           <w:szCs w:val="24"/>
           <w:rtl/>
@@ -2406,6 +2798,7 @@
       <w:r>
         <w:rPr>
           <w:rFonts w:ascii="Arial" w:cs="Arial" w:eastAsia="Arial" w:hAnsi="Arial"/>
+          <w:noProof/>
           <w:sz w:val="24"/>
           <w:szCs w:val="24"/>
           <w:rtl/>
@@ -2425,6 +2818,7 @@
           <w:rFonts w:ascii="Arial" w:cs="Arial" w:eastAsia="Arial" w:hAnsi="Arial"/>
           <w:b/>
           <w:bCs/>
+          <w:noProof/>
           <w:color w:val="000000"/>
           <w:sz w:val="26"/>
           <w:szCs w:val="26"/>
@@ -2442,6 +2836,7 @@
       <w:r>
         <w:rPr>
           <w:rFonts w:ascii="Arial" w:cs="Arial" w:eastAsia="Arial" w:hAnsi="Arial"/>
+          <w:noProof/>
           <w:sz w:val="24"/>
           <w:szCs w:val="24"/>
           <w:rtl/>
@@ -2461,6 +2856,7 @@
           <w:rFonts w:ascii="Arial" w:cs="Arial" w:eastAsia="Arial" w:hAnsi="Arial"/>
           <w:b/>
           <w:bCs/>
+          <w:noProof/>
           <w:color w:val="000000"/>
           <w:sz w:val="26"/>
           <w:szCs w:val="26"/>
@@ -2478,6 +2874,7 @@
       <w:r>
         <w:rPr>
           <w:rFonts w:ascii="Arial" w:cs="Arial" w:eastAsia="Arial" w:hAnsi="Arial"/>
+          <w:noProof/>
           <w:sz w:val="24"/>
           <w:szCs w:val="24"/>
           <w:rtl/>
@@ -2494,6 +2891,7 @@
       <w:r>
         <w:rPr>
           <w:rFonts w:ascii="Arial" w:cs="Arial" w:eastAsia="Arial" w:hAnsi="Arial"/>
+          <w:noProof/>
           <w:sz w:val="24"/>
           <w:szCs w:val="24"/>
           <w:rtl/>
@@ -2510,6 +2908,7 @@
       <w:r>
         <w:rPr>
           <w:rFonts w:ascii="Arial" w:cs="Arial" w:eastAsia="Arial" w:hAnsi="Arial"/>
+          <w:noProof/>
           <w:sz w:val="24"/>
           <w:szCs w:val="24"/>
           <w:rtl/>
@@ -2529,6 +2928,7 @@
           <w:rFonts w:ascii="Arial" w:cs="Arial" w:eastAsia="Arial" w:hAnsi="Arial"/>
           <w:b/>
           <w:bCs/>
+          <w:noProof/>
           <w:color w:val="000000"/>
           <w:sz w:val="26"/>
           <w:szCs w:val="26"/>
@@ -2546,6 +2946,7 @@
       <w:r>
         <w:rPr>
           <w:rFonts w:ascii="Arial" w:cs="Arial" w:eastAsia="Arial" w:hAnsi="Arial"/>
+          <w:noProof/>
           <w:sz w:val="24"/>
           <w:szCs w:val="24"/>
           <w:rtl/>
@@ -2565,6 +2966,7 @@
           <w:rFonts w:ascii="Arial" w:cs="Arial" w:eastAsia="Arial" w:hAnsi="Arial"/>
           <w:b/>
           <w:bCs/>
+          <w:noProof/>
           <w:color w:val="000000"/>
           <w:sz w:val="26"/>
           <w:szCs w:val="26"/>
@@ -2582,6 +2984,7 @@
       <w:r>
         <w:rPr>
           <w:rFonts w:ascii="Arial" w:cs="Arial" w:eastAsia="Arial" w:hAnsi="Arial"/>
+          <w:noProof/>
           <w:sz w:val="24"/>
           <w:szCs w:val="24"/>
           <w:rtl/>
@@ -2601,6 +3004,7 @@
           <w:rFonts w:ascii="Arial" w:cs="Arial" w:eastAsia="Arial" w:hAnsi="Arial"/>
           <w:b/>
           <w:bCs/>
+          <w:noProof/>
           <w:color w:val="000000"/>
           <w:sz w:val="28"/>
           <w:szCs w:val="28"/>
@@ -2621,6 +3025,7 @@
           <w:rFonts w:ascii="Arial" w:cs="Arial" w:eastAsia="Arial" w:hAnsi="Arial"/>
           <w:b/>
           <w:bCs/>
+          <w:noProof/>
           <w:color w:val="000000"/>
           <w:sz w:val="26"/>
           <w:szCs w:val="26"/>
@@ -2638,6 +3043,7 @@
       <w:r>
         <w:rPr>
           <w:rFonts w:ascii="Arial" w:cs="Arial" w:eastAsia="Arial" w:hAnsi="Arial"/>
+          <w:noProof/>
           <w:sz w:val="24"/>
           <w:szCs w:val="24"/>
           <w:rtl/>
@@ -2657,6 +3063,7 @@
           <w:rFonts w:ascii="Arial" w:cs="Arial" w:eastAsia="Arial" w:hAnsi="Arial"/>
           <w:b/>
           <w:bCs/>
+          <w:noProof/>
           <w:color w:val="000000"/>
           <w:sz w:val="26"/>
           <w:szCs w:val="26"/>
@@ -2674,6 +3081,7 @@
       <w:r>
         <w:rPr>
           <w:rFonts w:ascii="Arial" w:cs="Arial" w:eastAsia="Arial" w:hAnsi="Arial"/>
+          <w:noProof/>
           <w:sz w:val="24"/>
           <w:szCs w:val="24"/>
           <w:rtl/>
@@ -2693,6 +3101,7 @@
           <w:rFonts w:ascii="Arial" w:cs="Arial" w:eastAsia="Arial" w:hAnsi="Arial"/>
           <w:b/>
           <w:bCs/>
+          <w:noProof/>
           <w:color w:val="000000"/>
           <w:sz w:val="26"/>
           <w:szCs w:val="26"/>
@@ -2710,6 +3119,7 @@
       <w:r>
         <w:rPr>
           <w:rFonts w:ascii="Arial" w:cs="Arial" w:eastAsia="Arial" w:hAnsi="Arial"/>
+          <w:noProof/>
           <w:sz w:val="24"/>
           <w:szCs w:val="24"/>
           <w:rtl/>
@@ -2729,6 +3139,7 @@
           <w:rFonts w:ascii="Arial" w:cs="Arial" w:eastAsia="Arial" w:hAnsi="Arial"/>
           <w:b/>
           <w:bCs/>
+          <w:noProof/>
           <w:color w:val="000000"/>
           <w:sz w:val="26"/>
           <w:szCs w:val="26"/>
@@ -2746,6 +3157,7 @@
       <w:r>
         <w:rPr>
           <w:rFonts w:ascii="Arial" w:cs="Arial" w:eastAsia="Arial" w:hAnsi="Arial"/>
+          <w:noProof/>
           <w:sz w:val="24"/>
           <w:szCs w:val="24"/>
           <w:rtl/>
@@ -2765,6 +3177,7 @@
           <w:rFonts w:ascii="Arial" w:cs="Arial" w:eastAsia="Arial" w:hAnsi="Arial"/>
           <w:b/>
           <w:bCs/>
+          <w:noProof/>
           <w:color w:val="000000"/>
           <w:sz w:val="28"/>
           <w:szCs w:val="28"/>
@@ -2785,6 +3198,7 @@
           <w:rFonts w:ascii="Arial" w:cs="Arial" w:eastAsia="Arial" w:hAnsi="Arial"/>
           <w:b/>
           <w:bCs/>
+          <w:noProof/>
           <w:color w:val="000000"/>
           <w:sz w:val="26"/>
           <w:szCs w:val="26"/>
@@ -2802,6 +3216,7 @@
       <w:r>
         <w:rPr>
           <w:rFonts w:ascii="Arial" w:cs="Arial" w:eastAsia="Arial" w:hAnsi="Arial"/>
+          <w:noProof/>
           <w:sz w:val="24"/>
           <w:szCs w:val="24"/>
           <w:rtl/>
@@ -2821,6 +3236,7 @@
           <w:rFonts w:ascii="Arial" w:cs="Arial" w:eastAsia="Arial" w:hAnsi="Arial"/>
           <w:b/>
           <w:bCs/>
+          <w:noProof/>
           <w:color w:val="000000"/>
           <w:sz w:val="26"/>
           <w:szCs w:val="26"/>
@@ -2838,6 +3254,7 @@
       <w:r>
         <w:rPr>
           <w:rFonts w:ascii="Arial" w:cs="Arial" w:eastAsia="Arial" w:hAnsi="Arial"/>
+          <w:noProof/>
           <w:sz w:val="24"/>
           <w:szCs w:val="24"/>
           <w:rtl/>
@@ -2857,6 +3274,7 @@
           <w:rFonts w:ascii="Arial" w:cs="Arial" w:eastAsia="Arial" w:hAnsi="Arial"/>
           <w:b/>
           <w:bCs/>
+          <w:noProof/>
           <w:color w:val="000000"/>
           <w:sz w:val="26"/>
           <w:szCs w:val="26"/>
@@ -2874,6 +3292,7 @@
       <w:r>
         <w:rPr>
           <w:rFonts w:ascii="Arial" w:cs="Arial" w:eastAsia="Arial" w:hAnsi="Arial"/>
+          <w:noProof/>
           <w:sz w:val="24"/>
           <w:szCs w:val="24"/>
           <w:rtl/>
@@ -2893,6 +3312,7 @@
           <w:rFonts w:ascii="Arial" w:cs="Arial" w:eastAsia="Arial" w:hAnsi="Arial"/>
           <w:b/>
           <w:bCs/>
+          <w:noProof/>
           <w:color w:val="000000"/>
           <w:sz w:val="28"/>
           <w:szCs w:val="28"/>
@@ -2913,6 +3333,7 @@
           <w:rFonts w:ascii="Arial" w:cs="Arial" w:eastAsia="Arial" w:hAnsi="Arial"/>
           <w:b/>
           <w:bCs/>
+          <w:noProof/>
           <w:color w:val="000000"/>
           <w:sz w:val="26"/>
           <w:szCs w:val="26"/>
@@ -2930,6 +3351,7 @@
       <w:r>
         <w:rPr>
           <w:rFonts w:ascii="Arial" w:cs="Arial" w:eastAsia="Arial" w:hAnsi="Arial"/>
+          <w:noProof/>
           <w:sz w:val="24"/>
           <w:szCs w:val="24"/>
           <w:rtl/>
@@ -2949,6 +3371,7 @@
           <w:rFonts w:ascii="Arial" w:cs="Arial" w:eastAsia="Arial" w:hAnsi="Arial"/>
           <w:b/>
           <w:bCs/>
+          <w:noProof/>
           <w:color w:val="000000"/>
           <w:sz w:val="26"/>
           <w:szCs w:val="26"/>
@@ -2966,6 +3389,7 @@
       <w:r>
         <w:rPr>
           <w:rFonts w:ascii="Arial" w:cs="Arial" w:eastAsia="Arial" w:hAnsi="Arial"/>
+          <w:noProof/>
           <w:sz w:val="24"/>
           <w:szCs w:val="24"/>
           <w:rtl/>
@@ -2985,6 +3409,7 @@
           <w:rFonts w:ascii="Arial" w:cs="Arial" w:eastAsia="Arial" w:hAnsi="Arial"/>
           <w:b/>
           <w:bCs/>
+          <w:noProof/>
           <w:color w:val="000000"/>
           <w:sz w:val="28"/>
           <w:szCs w:val="28"/>
@@ -3002,6 +3427,7 @@
       <w:r>
         <w:rPr>
           <w:rFonts w:ascii="Arial" w:cs="Arial" w:eastAsia="Arial" w:hAnsi="Arial"/>
+          <w:noProof/>
           <w:sz w:val="24"/>
           <w:szCs w:val="24"/>
           <w:rtl/>
@@ -3018,6 +3444,7 @@
       <w:r>
         <w:rPr>
           <w:rFonts w:ascii="Arial" w:cs="Arial" w:eastAsia="Arial" w:hAnsi="Arial"/>
+          <w:noProof/>
           <w:sz w:val="24"/>
           <w:szCs w:val="24"/>
           <w:rtl/>
@@ -3038,6 +3465,7 @@
           <w:rFonts w:ascii="Arial" w:cs="Arial" w:eastAsia="Arial" w:hAnsi="Arial"/>
           <w:b/>
           <w:bCs/>
+          <w:noProof/>
           <w:color w:val="000000"/>
           <w:sz w:val="32"/>
           <w:szCs w:val="32"/>
@@ -3058,6 +3486,7 @@
           <w:rFonts w:ascii="Arial" w:cs="Arial" w:eastAsia="Arial" w:hAnsi="Arial"/>
           <w:b/>
           <w:bCs/>
+          <w:noProof/>
           <w:color w:val="000000"/>
           <w:sz w:val="28"/>
           <w:szCs w:val="28"/>
@@ -3075,6 +3504,7 @@
       <w:r>
         <w:rPr>
           <w:rFonts w:ascii="Arial" w:cs="Arial" w:eastAsia="Arial" w:hAnsi="Arial"/>
+          <w:noProof/>
           <w:sz w:val="24"/>
           <w:szCs w:val="24"/>
           <w:rtl/>
@@ -3091,6 +3521,7 @@
       <w:r>
         <w:rPr>
           <w:rFonts w:ascii="Arial" w:cs="Arial" w:eastAsia="Arial" w:hAnsi="Arial"/>
+          <w:noProof/>
           <w:sz w:val="24"/>
           <w:szCs w:val="24"/>
           <w:rtl/>
@@ -3110,6 +3541,7 @@
           <w:rFonts w:ascii="Arial" w:cs="Arial" w:eastAsia="Arial" w:hAnsi="Arial"/>
           <w:b/>
           <w:bCs/>
+          <w:noProof/>
           <w:color w:val="000000"/>
           <w:sz w:val="28"/>
           <w:szCs w:val="28"/>
@@ -3127,6 +3559,7 @@
       <w:r>
         <w:rPr>
           <w:rFonts w:ascii="Arial" w:cs="Arial" w:eastAsia="Arial" w:hAnsi="Arial"/>
+          <w:noProof/>
           <w:sz w:val="24"/>
           <w:szCs w:val="24"/>
           <w:rtl/>
@@ -3145,6 +3578,7 @@
           <w:rFonts w:ascii="Arial" w:cs="Arial" w:eastAsia="Arial" w:hAnsi="Arial"/>
           <w:b/>
           <w:bCs/>
+          <w:noProof/>
           <w:sz w:val="24"/>
           <w:szCs w:val="24"/>
           <w:rtl/>
@@ -3201,6 +3635,7 @@
                 <w:rFonts w:ascii="Arial" w:cs="Arial" w:eastAsia="Arial" w:hAnsi="Arial"/>
                 <w:b/>
                 <w:bCs/>
+                <w:noProof/>
                 <w:sz w:val="22"/>
                 <w:szCs w:val="22"/>
                 <w:rtl/>
@@ -3232,6 +3667,7 @@
                 <w:rFonts w:ascii="Arial" w:cs="Arial" w:eastAsia="Arial" w:hAnsi="Arial"/>
                 <w:b/>
                 <w:bCs/>
+                <w:noProof/>
                 <w:sz w:val="22"/>
                 <w:szCs w:val="22"/>
                 <w:rtl/>
@@ -3263,6 +3699,7 @@
                 <w:rFonts w:ascii="Arial" w:cs="Arial" w:eastAsia="Arial" w:hAnsi="Arial"/>
                 <w:b/>
                 <w:bCs/>
+                <w:noProof/>
                 <w:sz w:val="22"/>
                 <w:szCs w:val="22"/>
                 <w:rtl/>
@@ -3294,6 +3731,7 @@
                 <w:rFonts w:ascii="Arial" w:cs="Arial" w:eastAsia="Arial" w:hAnsi="Arial"/>
                 <w:b/>
                 <w:bCs/>
+                <w:noProof/>
                 <w:sz w:val="22"/>
                 <w:szCs w:val="22"/>
                 <w:rtl/>
@@ -3325,6 +3763,7 @@
                 <w:rFonts w:ascii="Arial" w:cs="Arial" w:eastAsia="Arial" w:hAnsi="Arial"/>
                 <w:b/>
                 <w:bCs/>
+                <w:noProof/>
                 <w:sz w:val="22"/>
                 <w:szCs w:val="22"/>
                 <w:rtl/>
@@ -3356,6 +3795,7 @@
                 <w:rFonts w:ascii="Arial" w:cs="Arial" w:eastAsia="Arial" w:hAnsi="Arial"/>
                 <w:b/>
                 <w:bCs/>
+                <w:noProof/>
                 <w:sz w:val="22"/>
                 <w:szCs w:val="22"/>
                 <w:rtl/>
@@ -3390,6 +3830,7 @@
             <w:r>
               <w:rPr>
                 <w:rFonts w:ascii="Arial" w:cs="Arial" w:eastAsia="Arial" w:hAnsi="Arial"/>
+                <w:noProof/>
                 <w:sz w:val="22"/>
                 <w:szCs w:val="22"/>
                 <w:rtl/>
@@ -3418,6 +3859,7 @@
             <w:r>
               <w:rPr>
                 <w:rFonts w:ascii="Arial" w:cs="Arial" w:eastAsia="Arial" w:hAnsi="Arial"/>
+                <w:noProof/>
                 <w:sz w:val="22"/>
                 <w:szCs w:val="22"/>
                 <w:rtl/>
@@ -3446,6 +3888,7 @@
             <w:r>
               <w:rPr>
                 <w:rFonts w:ascii="Arial" w:cs="Arial" w:eastAsia="Arial" w:hAnsi="Arial"/>
+                <w:noProof/>
                 <w:sz w:val="22"/>
                 <w:szCs w:val="22"/>
                 <w:rtl/>
@@ -3474,6 +3917,7 @@
             <w:r>
               <w:rPr>
                 <w:rFonts w:ascii="Arial" w:cs="Arial" w:eastAsia="Arial" w:hAnsi="Arial"/>
+                <w:noProof/>
                 <w:sz w:val="22"/>
                 <w:szCs w:val="22"/>
                 <w:rtl/>
@@ -3502,6 +3946,7 @@
             <w:r>
               <w:rPr>
                 <w:rFonts w:ascii="Arial" w:cs="Arial" w:eastAsia="Arial" w:hAnsi="Arial"/>
+                <w:noProof/>
                 <w:sz w:val="22"/>
                 <w:szCs w:val="22"/>
                 <w:rtl/>
@@ -3530,6 +3975,7 @@
             <w:r>
               <w:rPr>
                 <w:rFonts w:ascii="Arial" w:cs="Arial" w:eastAsia="Arial" w:hAnsi="Arial"/>
+                <w:noProof/>
                 <w:sz w:val="22"/>
                 <w:szCs w:val="22"/>
                 <w:rtl/>
@@ -3564,6 +4010,7 @@
             <w:r>
               <w:rPr>
                 <w:rFonts w:ascii="Arial" w:cs="Arial" w:eastAsia="Arial" w:hAnsi="Arial"/>
+                <w:noProof/>
                 <w:sz w:val="22"/>
                 <w:szCs w:val="22"/>
                 <w:rtl/>
@@ -3592,6 +4039,7 @@
             <w:r>
               <w:rPr>
                 <w:rFonts w:ascii="Arial" w:cs="Arial" w:eastAsia="Arial" w:hAnsi="Arial"/>
+                <w:noProof/>
                 <w:sz w:val="22"/>
                 <w:szCs w:val="22"/>
                 <w:rtl/>
@@ -3620,6 +4068,7 @@
             <w:r>
               <w:rPr>
                 <w:rFonts w:ascii="Arial" w:cs="Arial" w:eastAsia="Arial" w:hAnsi="Arial"/>
+                <w:noProof/>
                 <w:sz w:val="22"/>
                 <w:szCs w:val="22"/>
                 <w:rtl/>
@@ -3648,6 +4097,7 @@
             <w:r>
               <w:rPr>
                 <w:rFonts w:ascii="Arial" w:cs="Arial" w:eastAsia="Arial" w:hAnsi="Arial"/>
+                <w:noProof/>
                 <w:sz w:val="22"/>
                 <w:szCs w:val="22"/>
                 <w:rtl/>
@@ -3676,6 +4126,7 @@
             <w:r>
               <w:rPr>
                 <w:rFonts w:ascii="Arial" w:cs="Arial" w:eastAsia="Arial" w:hAnsi="Arial"/>
+                <w:noProof/>
                 <w:sz w:val="22"/>
                 <w:szCs w:val="22"/>
                 <w:rtl/>
@@ -3704,6 +4155,7 @@
             <w:r>
               <w:rPr>
                 <w:rFonts w:ascii="Arial" w:cs="Arial" w:eastAsia="Arial" w:hAnsi="Arial"/>
+                <w:noProof/>
                 <w:sz w:val="22"/>
                 <w:szCs w:val="22"/>
                 <w:rtl/>
@@ -3738,6 +4190,7 @@
             <w:r>
               <w:rPr>
                 <w:rFonts w:ascii="Arial" w:cs="Arial" w:eastAsia="Arial" w:hAnsi="Arial"/>
+                <w:noProof/>
                 <w:sz w:val="22"/>
                 <w:szCs w:val="22"/>
                 <w:rtl/>
@@ -3766,6 +4219,7 @@
             <w:r>
               <w:rPr>
                 <w:rFonts w:ascii="Arial" w:cs="Arial" w:eastAsia="Arial" w:hAnsi="Arial"/>
+                <w:noProof/>
                 <w:sz w:val="22"/>
                 <w:szCs w:val="22"/>
                 <w:rtl/>
@@ -3794,6 +4248,7 @@
             <w:r>
               <w:rPr>
                 <w:rFonts w:ascii="Arial" w:cs="Arial" w:eastAsia="Arial" w:hAnsi="Arial"/>
+                <w:noProof/>
                 <w:sz w:val="22"/>
                 <w:szCs w:val="22"/>
                 <w:rtl/>
@@ -3822,6 +4277,7 @@
             <w:r>
               <w:rPr>
                 <w:rFonts w:ascii="Arial" w:cs="Arial" w:eastAsia="Arial" w:hAnsi="Arial"/>
+                <w:noProof/>
                 <w:sz w:val="22"/>
                 <w:szCs w:val="22"/>
                 <w:rtl/>
@@ -3850,6 +4306,7 @@
             <w:r>
               <w:rPr>
                 <w:rFonts w:ascii="Arial" w:cs="Arial" w:eastAsia="Arial" w:hAnsi="Arial"/>
+                <w:noProof/>
                 <w:sz w:val="22"/>
                 <w:szCs w:val="22"/>
                 <w:rtl/>
@@ -3878,6 +4335,7 @@
             <w:r>
               <w:rPr>
                 <w:rFonts w:ascii="Arial" w:cs="Arial" w:eastAsia="Arial" w:hAnsi="Arial"/>
+                <w:noProof/>
                 <w:sz w:val="22"/>
                 <w:szCs w:val="22"/>
                 <w:rtl/>
@@ -3912,6 +4370,7 @@
             <w:r>
               <w:rPr>
                 <w:rFonts w:ascii="Arial" w:cs="Arial" w:eastAsia="Arial" w:hAnsi="Arial"/>
+                <w:noProof/>
                 <w:sz w:val="22"/>
                 <w:szCs w:val="22"/>
                 <w:rtl/>
@@ -3940,6 +4399,7 @@
             <w:r>
               <w:rPr>
                 <w:rFonts w:ascii="Arial" w:cs="Arial" w:eastAsia="Arial" w:hAnsi="Arial"/>
+                <w:noProof/>
                 <w:sz w:val="22"/>
                 <w:szCs w:val="22"/>
                 <w:rtl/>
@@ -3968,6 +4428,7 @@
             <w:r>
               <w:rPr>
                 <w:rFonts w:ascii="Arial" w:cs="Arial" w:eastAsia="Arial" w:hAnsi="Arial"/>
+                <w:noProof/>
                 <w:sz w:val="22"/>
                 <w:szCs w:val="22"/>
                 <w:rtl/>
@@ -3996,6 +4457,7 @@
             <w:r>
               <w:rPr>
                 <w:rFonts w:ascii="Arial" w:cs="Arial" w:eastAsia="Arial" w:hAnsi="Arial"/>
+                <w:noProof/>
                 <w:sz w:val="22"/>
                 <w:szCs w:val="22"/>
                 <w:rtl/>
@@ -4024,6 +4486,7 @@
             <w:r>
               <w:rPr>
                 <w:rFonts w:ascii="Arial" w:cs="Arial" w:eastAsia="Arial" w:hAnsi="Arial"/>
+                <w:noProof/>
                 <w:sz w:val="22"/>
                 <w:szCs w:val="22"/>
                 <w:rtl/>
@@ -4052,6 +4515,7 @@
             <w:r>
               <w:rPr>
                 <w:rFonts w:ascii="Arial" w:cs="Arial" w:eastAsia="Arial" w:hAnsi="Arial"/>
+                <w:noProof/>
                 <w:sz w:val="22"/>
                 <w:szCs w:val="22"/>
                 <w:rtl/>
@@ -4086,6 +4550,7 @@
             <w:r>
               <w:rPr>
                 <w:rFonts w:ascii="Arial" w:cs="Arial" w:eastAsia="Arial" w:hAnsi="Arial"/>
+                <w:noProof/>
                 <w:sz w:val="22"/>
                 <w:szCs w:val="22"/>
                 <w:rtl/>
@@ -4114,6 +4579,7 @@
             <w:r>
               <w:rPr>
                 <w:rFonts w:ascii="Arial" w:cs="Arial" w:eastAsia="Arial" w:hAnsi="Arial"/>
+                <w:noProof/>
                 <w:sz w:val="22"/>
                 <w:szCs w:val="22"/>
                 <w:rtl/>
@@ -4142,6 +4608,7 @@
             <w:r>
               <w:rPr>
                 <w:rFonts w:ascii="Arial" w:cs="Arial" w:eastAsia="Arial" w:hAnsi="Arial"/>
+                <w:noProof/>
                 <w:sz w:val="22"/>
                 <w:szCs w:val="22"/>
                 <w:rtl/>
@@ -4170,6 +4637,7 @@
             <w:r>
               <w:rPr>
                 <w:rFonts w:ascii="Arial" w:cs="Arial" w:eastAsia="Arial" w:hAnsi="Arial"/>
+                <w:noProof/>
                 <w:sz w:val="22"/>
                 <w:szCs w:val="22"/>
                 <w:rtl/>
@@ -4198,6 +4666,7 @@
             <w:r>
               <w:rPr>
                 <w:rFonts w:ascii="Arial" w:cs="Arial" w:eastAsia="Arial" w:hAnsi="Arial"/>
+                <w:noProof/>
                 <w:sz w:val="22"/>
                 <w:szCs w:val="22"/>
                 <w:rtl/>
@@ -4226,6 +4695,7 @@
             <w:r>
               <w:rPr>
                 <w:rFonts w:ascii="Arial" w:cs="Arial" w:eastAsia="Arial" w:hAnsi="Arial"/>
+                <w:noProof/>
                 <w:sz w:val="22"/>
                 <w:szCs w:val="22"/>
                 <w:rtl/>
@@ -4260,6 +4730,7 @@
             <w:r>
               <w:rPr>
                 <w:rFonts w:ascii="Arial" w:cs="Arial" w:eastAsia="Arial" w:hAnsi="Arial"/>
+                <w:noProof/>
                 <w:sz w:val="22"/>
                 <w:szCs w:val="22"/>
                 <w:rtl/>
@@ -4288,6 +4759,7 @@
             <w:r>
               <w:rPr>
                 <w:rFonts w:ascii="Arial" w:cs="Arial" w:eastAsia="Arial" w:hAnsi="Arial"/>
+                <w:noProof/>
                 <w:sz w:val="22"/>
                 <w:szCs w:val="22"/>
                 <w:rtl/>
@@ -4316,6 +4788,7 @@
             <w:r>
               <w:rPr>
                 <w:rFonts w:ascii="Arial" w:cs="Arial" w:eastAsia="Arial" w:hAnsi="Arial"/>
+                <w:noProof/>
                 <w:sz w:val="22"/>
                 <w:szCs w:val="22"/>
                 <w:rtl/>
@@ -4344,6 +4817,7 @@
             <w:r>
               <w:rPr>
                 <w:rFonts w:ascii="Arial" w:cs="Arial" w:eastAsia="Arial" w:hAnsi="Arial"/>
+                <w:noProof/>
                 <w:sz w:val="22"/>
                 <w:szCs w:val="22"/>
                 <w:rtl/>
@@ -4372,6 +4846,7 @@
             <w:r>
               <w:rPr>
                 <w:rFonts w:ascii="Arial" w:cs="Arial" w:eastAsia="Arial" w:hAnsi="Arial"/>
+                <w:noProof/>
                 <w:sz w:val="22"/>
                 <w:szCs w:val="22"/>
                 <w:rtl/>
@@ -4400,6 +4875,7 @@
             <w:r>
               <w:rPr>
                 <w:rFonts w:ascii="Arial" w:cs="Arial" w:eastAsia="Arial" w:hAnsi="Arial"/>
+                <w:noProof/>
                 <w:sz w:val="22"/>
                 <w:szCs w:val="22"/>
                 <w:rtl/>
@@ -4434,6 +4910,7 @@
             <w:r>
               <w:rPr>
                 <w:rFonts w:ascii="Arial" w:cs="Arial" w:eastAsia="Arial" w:hAnsi="Arial"/>
+                <w:noProof/>
                 <w:sz w:val="22"/>
                 <w:szCs w:val="22"/>
                 <w:rtl/>
@@ -4462,6 +4939,7 @@
             <w:r>
               <w:rPr>
                 <w:rFonts w:ascii="Arial" w:cs="Arial" w:eastAsia="Arial" w:hAnsi="Arial"/>
+                <w:noProof/>
                 <w:sz w:val="22"/>
                 <w:szCs w:val="22"/>
                 <w:rtl/>
@@ -4490,6 +4968,7 @@
             <w:r>
               <w:rPr>
                 <w:rFonts w:ascii="Arial" w:cs="Arial" w:eastAsia="Arial" w:hAnsi="Arial"/>
+                <w:noProof/>
                 <w:sz w:val="22"/>
                 <w:szCs w:val="22"/>
                 <w:rtl/>
@@ -4518,6 +4997,7 @@
             <w:r>
               <w:rPr>
                 <w:rFonts w:ascii="Arial" w:cs="Arial" w:eastAsia="Arial" w:hAnsi="Arial"/>
+                <w:noProof/>
                 <w:sz w:val="22"/>
                 <w:szCs w:val="22"/>
                 <w:rtl/>
@@ -4546,6 +5026,7 @@
             <w:r>
               <w:rPr>
                 <w:rFonts w:ascii="Arial" w:cs="Arial" w:eastAsia="Arial" w:hAnsi="Arial"/>
+                <w:noProof/>
                 <w:sz w:val="22"/>
                 <w:szCs w:val="22"/>
                 <w:rtl/>
@@ -4574,6 +5055,7 @@
             <w:r>
               <w:rPr>
                 <w:rFonts w:ascii="Arial" w:cs="Arial" w:eastAsia="Arial" w:hAnsi="Arial"/>
+                <w:noProof/>
                 <w:sz w:val="22"/>
                 <w:szCs w:val="22"/>
                 <w:rtl/>
@@ -4608,6 +5090,7 @@
             <w:r>
               <w:rPr>
                 <w:rFonts w:ascii="Arial" w:cs="Arial" w:eastAsia="Arial" w:hAnsi="Arial"/>
+                <w:noProof/>
                 <w:sz w:val="22"/>
                 <w:szCs w:val="22"/>
                 <w:rtl/>
@@ -4636,6 +5119,7 @@
             <w:r>
               <w:rPr>
                 <w:rFonts w:ascii="Arial" w:cs="Arial" w:eastAsia="Arial" w:hAnsi="Arial"/>
+                <w:noProof/>
                 <w:sz w:val="22"/>
                 <w:szCs w:val="22"/>
                 <w:rtl/>
@@ -4664,6 +5148,7 @@
             <w:r>
               <w:rPr>
                 <w:rFonts w:ascii="Arial" w:cs="Arial" w:eastAsia="Arial" w:hAnsi="Arial"/>
+                <w:noProof/>
                 <w:sz w:val="22"/>
                 <w:szCs w:val="22"/>
                 <w:rtl/>
@@ -4692,6 +5177,7 @@
             <w:r>
               <w:rPr>
                 <w:rFonts w:ascii="Arial" w:cs="Arial" w:eastAsia="Arial" w:hAnsi="Arial"/>
+                <w:noProof/>
                 <w:sz w:val="22"/>
                 <w:szCs w:val="22"/>
                 <w:rtl/>
@@ -4720,6 +5206,7 @@
             <w:r>
               <w:rPr>
                 <w:rFonts w:ascii="Arial" w:cs="Arial" w:eastAsia="Arial" w:hAnsi="Arial"/>
+                <w:noProof/>
                 <w:sz w:val="22"/>
                 <w:szCs w:val="22"/>
                 <w:rtl/>
@@ -4748,6 +5235,7 @@
             <w:r>
               <w:rPr>
                 <w:rFonts w:ascii="Arial" w:cs="Arial" w:eastAsia="Arial" w:hAnsi="Arial"/>
+                <w:noProof/>
                 <w:sz w:val="22"/>
                 <w:szCs w:val="22"/>
                 <w:rtl/>
@@ -4782,6 +5270,7 @@
             <w:r>
               <w:rPr>
                 <w:rFonts w:ascii="Arial" w:cs="Arial" w:eastAsia="Arial" w:hAnsi="Arial"/>
+                <w:noProof/>
                 <w:sz w:val="22"/>
                 <w:szCs w:val="22"/>
                 <w:rtl/>
@@ -4810,6 +5299,7 @@
             <w:r>
               <w:rPr>
                 <w:rFonts w:ascii="Arial" w:cs="Arial" w:eastAsia="Arial" w:hAnsi="Arial"/>
+                <w:noProof/>
                 <w:sz w:val="22"/>
                 <w:szCs w:val="22"/>
                 <w:rtl/>
@@ -4838,6 +5328,7 @@
             <w:r>
               <w:rPr>
                 <w:rFonts w:ascii="Arial" w:cs="Arial" w:eastAsia="Arial" w:hAnsi="Arial"/>
+                <w:noProof/>
                 <w:sz w:val="22"/>
                 <w:szCs w:val="22"/>
                 <w:rtl/>
@@ -4866,6 +5357,7 @@
             <w:r>
               <w:rPr>
                 <w:rFonts w:ascii="Arial" w:cs="Arial" w:eastAsia="Arial" w:hAnsi="Arial"/>
+                <w:noProof/>
                 <w:sz w:val="22"/>
                 <w:szCs w:val="22"/>
                 <w:rtl/>
@@ -4894,6 +5386,7 @@
             <w:r>
               <w:rPr>
                 <w:rFonts w:ascii="Arial" w:cs="Arial" w:eastAsia="Arial" w:hAnsi="Arial"/>
+                <w:noProof/>
                 <w:sz w:val="22"/>
                 <w:szCs w:val="22"/>
                 <w:rtl/>
@@ -4922,6 +5415,7 @@
             <w:r>
               <w:rPr>
                 <w:rFonts w:ascii="Arial" w:cs="Arial" w:eastAsia="Arial" w:hAnsi="Arial"/>
+                <w:noProof/>
                 <w:sz w:val="22"/>
                 <w:szCs w:val="22"/>
                 <w:rtl/>
@@ -4956,6 +5450,7 @@
             <w:r>
               <w:rPr>
                 <w:rFonts w:ascii="Arial" w:cs="Arial" w:eastAsia="Arial" w:hAnsi="Arial"/>
+                <w:noProof/>
                 <w:sz w:val="22"/>
                 <w:szCs w:val="22"/>
                 <w:rtl/>
@@ -4984,6 +5479,7 @@
             <w:r>
               <w:rPr>
                 <w:rFonts w:ascii="Arial" w:cs="Arial" w:eastAsia="Arial" w:hAnsi="Arial"/>
+                <w:noProof/>
                 <w:sz w:val="22"/>
                 <w:szCs w:val="22"/>
                 <w:rtl/>
@@ -5012,6 +5508,7 @@
             <w:r>
               <w:rPr>
                 <w:rFonts w:ascii="Arial" w:cs="Arial" w:eastAsia="Arial" w:hAnsi="Arial"/>
+                <w:noProof/>
                 <w:sz w:val="22"/>
                 <w:szCs w:val="22"/>
                 <w:rtl/>
@@ -5040,6 +5537,7 @@
             <w:r>
               <w:rPr>
                 <w:rFonts w:ascii="Arial" w:cs="Arial" w:eastAsia="Arial" w:hAnsi="Arial"/>
+                <w:noProof/>
                 <w:sz w:val="22"/>
                 <w:szCs w:val="22"/>
                 <w:rtl/>
@@ -5068,6 +5566,7 @@
             <w:r>
               <w:rPr>
                 <w:rFonts w:ascii="Arial" w:cs="Arial" w:eastAsia="Arial" w:hAnsi="Arial"/>
+                <w:noProof/>
                 <w:sz w:val="22"/>
                 <w:szCs w:val="22"/>
                 <w:rtl/>
@@ -5096,6 +5595,7 @@
             <w:r>
               <w:rPr>
                 <w:rFonts w:ascii="Arial" w:cs="Arial" w:eastAsia="Arial" w:hAnsi="Arial"/>
+                <w:noProof/>
                 <w:sz w:val="22"/>
                 <w:szCs w:val="22"/>
                 <w:rtl/>
@@ -5130,6 +5630,7 @@
             <w:r>
               <w:rPr>
                 <w:rFonts w:ascii="Arial" w:cs="Arial" w:eastAsia="Arial" w:hAnsi="Arial"/>
+                <w:noProof/>
                 <w:sz w:val="22"/>
                 <w:szCs w:val="22"/>
                 <w:rtl/>
@@ -5158,6 +5659,7 @@
             <w:r>
               <w:rPr>
                 <w:rFonts w:ascii="Arial" w:cs="Arial" w:eastAsia="Arial" w:hAnsi="Arial"/>
+                <w:noProof/>
                 <w:sz w:val="22"/>
                 <w:szCs w:val="22"/>
                 <w:rtl/>
@@ -5186,6 +5688,7 @@
             <w:r>
               <w:rPr>
                 <w:rFonts w:ascii="Arial" w:cs="Arial" w:eastAsia="Arial" w:hAnsi="Arial"/>
+                <w:noProof/>
                 <w:sz w:val="22"/>
                 <w:szCs w:val="22"/>
                 <w:rtl/>
@@ -5214,6 +5717,7 @@
             <w:r>
               <w:rPr>
                 <w:rFonts w:ascii="Arial" w:cs="Arial" w:eastAsia="Arial" w:hAnsi="Arial"/>
+                <w:noProof/>
                 <w:sz w:val="22"/>
                 <w:szCs w:val="22"/>
                 <w:rtl/>
@@ -5242,6 +5746,7 @@
             <w:r>
               <w:rPr>
                 <w:rFonts w:ascii="Arial" w:cs="Arial" w:eastAsia="Arial" w:hAnsi="Arial"/>
+                <w:noProof/>
                 <w:sz w:val="22"/>
                 <w:szCs w:val="22"/>
                 <w:rtl/>
@@ -5270,6 +5775,7 @@
             <w:r>
               <w:rPr>
                 <w:rFonts w:ascii="Arial" w:cs="Arial" w:eastAsia="Arial" w:hAnsi="Arial"/>
+                <w:noProof/>
                 <w:sz w:val="22"/>
                 <w:szCs w:val="22"/>
                 <w:rtl/>
@@ -5304,6 +5810,7 @@
             <w:r>
               <w:rPr>
                 <w:rFonts w:ascii="Arial" w:cs="Arial" w:eastAsia="Arial" w:hAnsi="Arial"/>
+                <w:noProof/>
                 <w:sz w:val="22"/>
                 <w:szCs w:val="22"/>
                 <w:rtl/>
@@ -5332,6 +5839,7 @@
             <w:r>
               <w:rPr>
                 <w:rFonts w:ascii="Arial" w:cs="Arial" w:eastAsia="Arial" w:hAnsi="Arial"/>
+                <w:noProof/>
                 <w:sz w:val="22"/>
                 <w:szCs w:val="22"/>
                 <w:rtl/>
@@ -5360,6 +5868,7 @@
             <w:r>
               <w:rPr>
                 <w:rFonts w:ascii="Arial" w:cs="Arial" w:eastAsia="Arial" w:hAnsi="Arial"/>
+                <w:noProof/>
                 <w:sz w:val="22"/>
                 <w:szCs w:val="22"/>
                 <w:rtl/>
@@ -5388,6 +5897,7 @@
             <w:r>
               <w:rPr>
                 <w:rFonts w:ascii="Arial" w:cs="Arial" w:eastAsia="Arial" w:hAnsi="Arial"/>
+                <w:noProof/>
                 <w:sz w:val="22"/>
                 <w:szCs w:val="22"/>
                 <w:rtl/>
@@ -5416,6 +5926,7 @@
             <w:r>
               <w:rPr>
                 <w:rFonts w:ascii="Arial" w:cs="Arial" w:eastAsia="Arial" w:hAnsi="Arial"/>
+                <w:noProof/>
                 <w:sz w:val="22"/>
                 <w:szCs w:val="22"/>
                 <w:rtl/>
@@ -5444,6 +5955,7 @@
             <w:r>
               <w:rPr>
                 <w:rFonts w:ascii="Arial" w:cs="Arial" w:eastAsia="Arial" w:hAnsi="Arial"/>
+                <w:noProof/>
                 <w:sz w:val="22"/>
                 <w:szCs w:val="22"/>
                 <w:rtl/>
@@ -5468,6 +5980,7 @@
       <w:r>
         <w:rPr>
           <w:rFonts w:ascii="Arial" w:cs="Arial" w:eastAsia="Arial" w:hAnsi="Arial"/>
+          <w:noProof/>
           <w:sz w:val="24"/>
           <w:szCs w:val="24"/>
           <w:rtl/>
@@ -5487,6 +6000,7 @@
           <w:rFonts w:ascii="Arial" w:cs="Arial" w:eastAsia="Arial" w:hAnsi="Arial"/>
           <w:b/>
           <w:bCs/>
+          <w:noProof/>
           <w:color w:val="000000"/>
           <w:sz w:val="28"/>
           <w:szCs w:val="28"/>
@@ -5504,6 +6018,7 @@
       <w:r>
         <w:rPr>
           <w:rFonts w:ascii="Arial" w:cs="Arial" w:eastAsia="Arial" w:hAnsi="Arial"/>
+          <w:noProof/>
           <w:sz w:val="24"/>
           <w:szCs w:val="24"/>
           <w:rtl/>
@@ -5520,6 +6035,7 @@
       <w:r>
         <w:rPr>
           <w:rFonts w:ascii="Arial" w:cs="Arial" w:eastAsia="Arial" w:hAnsi="Arial"/>
+          <w:noProof/>
           <w:sz w:val="24"/>
           <w:szCs w:val="24"/>
           <w:rtl/>
@@ -5543,6 +6059,7 @@
           <w:rFonts w:ascii="Arial" w:cs="Arial" w:eastAsia="Arial" w:hAnsi="Arial"/>
           <w:b/>
           <w:bCs/>
+          <w:noProof/>
           <w:sz w:val="24"/>
           <w:szCs w:val="24"/>
           <w:rtl/>
@@ -5552,6 +6069,7 @@
       <w:r>
         <w:rPr>
           <w:rFonts w:ascii="Arial" w:cs="Arial" w:eastAsia="Arial" w:hAnsi="Arial"/>
+          <w:noProof/>
           <w:sz w:val="24"/>
           <w:szCs w:val="24"/>
           <w:rtl/>
@@ -5575,6 +6093,7 @@
           <w:rFonts w:ascii="Arial" w:cs="Arial" w:eastAsia="Arial" w:hAnsi="Arial"/>
           <w:b/>
           <w:bCs/>
+          <w:noProof/>
           <w:sz w:val="24"/>
           <w:szCs w:val="24"/>
           <w:rtl/>
@@ -5584,6 +6103,7 @@
       <w:r>
         <w:rPr>
           <w:rFonts w:ascii="Arial" w:cs="Arial" w:eastAsia="Arial" w:hAnsi="Arial"/>
+          <w:noProof/>
           <w:sz w:val="24"/>
           <w:szCs w:val="24"/>
           <w:rtl/>
@@ -5607,6 +6127,7 @@
           <w:rFonts w:ascii="Arial" w:cs="Arial" w:eastAsia="Arial" w:hAnsi="Arial"/>
           <w:b/>
           <w:bCs/>
+          <w:noProof/>
           <w:sz w:val="24"/>
           <w:szCs w:val="24"/>
           <w:rtl/>
@@ -5616,6 +6137,7 @@
       <w:r>
         <w:rPr>
           <w:rFonts w:ascii="Arial" w:cs="Arial" w:eastAsia="Arial" w:hAnsi="Arial"/>
+          <w:noProof/>
           <w:sz w:val="24"/>
           <w:szCs w:val="24"/>
           <w:rtl/>
@@ -5632,6 +6154,7 @@
       <w:r>
         <w:rPr>
           <w:rFonts w:ascii="Arial" w:cs="Arial" w:eastAsia="Arial" w:hAnsi="Arial"/>
+          <w:noProof/>
           <w:sz w:val="24"/>
           <w:szCs w:val="24"/>
           <w:rtl/>
@@ -5651,6 +6174,7 @@
           <w:rFonts w:ascii="Arial" w:cs="Arial" w:eastAsia="Arial" w:hAnsi="Arial"/>
           <w:b/>
           <w:bCs/>
+          <w:noProof/>
           <w:color w:val="000000"/>
           <w:sz w:val="28"/>
           <w:szCs w:val="28"/>
@@ -5668,6 +6192,7 @@
       <w:r>
         <w:rPr>
           <w:rFonts w:ascii="Arial" w:cs="Arial" w:eastAsia="Arial" w:hAnsi="Arial"/>
+          <w:noProof/>
           <w:sz w:val="24"/>
           <w:szCs w:val="24"/>
           <w:rtl/>
@@ -5689,6 +6214,7 @@
       <w:r>
         <w:rPr>
           <w:rFonts w:ascii="Arial" w:cs="Arial" w:eastAsia="Arial" w:hAnsi="Arial"/>
+          <w:noProof/>
           <w:sz w:val="24"/>
           <w:szCs w:val="24"/>
           <w:rtl/>
@@ -5710,6 +6236,7 @@
       <w:r>
         <w:rPr>
           <w:rFonts w:ascii="Arial" w:cs="Arial" w:eastAsia="Arial" w:hAnsi="Arial"/>
+          <w:noProof/>
           <w:sz w:val="24"/>
           <w:szCs w:val="24"/>
           <w:rtl/>
@@ -5731,6 +6258,7 @@
       <w:r>
         <w:rPr>
           <w:rFonts w:ascii="Arial" w:cs="Arial" w:eastAsia="Arial" w:hAnsi="Arial"/>
+          <w:noProof/>
           <w:sz w:val="24"/>
           <w:szCs w:val="24"/>
           <w:rtl/>
@@ -5752,6 +6280,7 @@
       <w:r>
         <w:rPr>
           <w:rFonts w:ascii="Arial" w:cs="Arial" w:eastAsia="Arial" w:hAnsi="Arial"/>
+          <w:noProof/>
           <w:sz w:val="24"/>
           <w:szCs w:val="24"/>
           <w:rtl/>
@@ -5773,6 +6302,7 @@
       <w:r>
         <w:rPr>
           <w:rFonts w:ascii="Arial" w:cs="Arial" w:eastAsia="Arial" w:hAnsi="Arial"/>
+          <w:noProof/>
           <w:sz w:val="24"/>
           <w:szCs w:val="24"/>
           <w:rtl/>
@@ -5794,6 +6324,7 @@
       <w:r>
         <w:rPr>
           <w:rFonts w:ascii="Arial" w:cs="Arial" w:eastAsia="Arial" w:hAnsi="Arial"/>
+          <w:noProof/>
           <w:sz w:val="24"/>
           <w:szCs w:val="24"/>
           <w:rtl/>
@@ -5815,6 +6346,7 @@
       <w:r>
         <w:rPr>
           <w:rFonts w:ascii="Arial" w:cs="Arial" w:eastAsia="Arial" w:hAnsi="Arial"/>
+          <w:noProof/>
           <w:sz w:val="24"/>
           <w:szCs w:val="24"/>
           <w:rtl/>
@@ -5834,6 +6366,7 @@
           <w:rFonts w:ascii="Arial" w:cs="Arial" w:eastAsia="Arial" w:hAnsi="Arial"/>
           <w:b/>
           <w:bCs/>
+          <w:noProof/>
           <w:color w:val="000000"/>
           <w:sz w:val="28"/>
           <w:szCs w:val="28"/>
@@ -5851,6 +6384,7 @@
       <w:r>
         <w:rPr>
           <w:rFonts w:ascii="Arial" w:cs="Arial" w:eastAsia="Arial" w:hAnsi="Arial"/>
+          <w:noProof/>
           <w:sz w:val="24"/>
           <w:szCs w:val="24"/>
           <w:rtl/>
@@ -5867,6 +6401,7 @@
       <w:r>
         <w:rPr>
           <w:rFonts w:ascii="Arial" w:cs="Arial" w:eastAsia="Arial" w:hAnsi="Arial"/>
+          <w:noProof/>
           <w:sz w:val="24"/>
           <w:szCs w:val="24"/>
           <w:rtl/>
@@ -5890,6 +6425,7 @@
           <w:rFonts w:ascii="Arial" w:cs="Arial" w:eastAsia="Arial" w:hAnsi="Arial"/>
           <w:b/>
           <w:bCs/>
+          <w:noProof/>
           <w:sz w:val="24"/>
           <w:szCs w:val="24"/>
           <w:rtl/>
@@ -5899,6 +6435,7 @@
       <w:r>
         <w:rPr>
           <w:rFonts w:ascii="Arial" w:cs="Arial" w:eastAsia="Arial" w:hAnsi="Arial"/>
+          <w:noProof/>
           <w:sz w:val="24"/>
           <w:szCs w:val="24"/>
           <w:rtl/>
@@ -5922,6 +6459,7 @@
           <w:rFonts w:ascii="Arial" w:cs="Arial" w:eastAsia="Arial" w:hAnsi="Arial"/>
           <w:b/>
           <w:bCs/>
+          <w:noProof/>
           <w:sz w:val="24"/>
           <w:szCs w:val="24"/>
           <w:rtl/>
@@ -5931,6 +6469,7 @@
       <w:r>
         <w:rPr>
           <w:rFonts w:ascii="Arial" w:cs="Arial" w:eastAsia="Arial" w:hAnsi="Arial"/>
+          <w:noProof/>
           <w:sz w:val="24"/>
           <w:szCs w:val="24"/>
           <w:rtl/>
@@ -5954,6 +6493,7 @@
           <w:rFonts w:ascii="Arial" w:cs="Arial" w:eastAsia="Arial" w:hAnsi="Arial"/>
           <w:b/>
           <w:bCs/>
+          <w:noProof/>
           <w:sz w:val="24"/>
           <w:szCs w:val="24"/>
           <w:rtl/>
@@ -5963,6 +6503,7 @@
       <w:r>
         <w:rPr>
           <w:rFonts w:ascii="Arial" w:cs="Arial" w:eastAsia="Arial" w:hAnsi="Arial"/>
+          <w:noProof/>
           <w:sz w:val="24"/>
           <w:szCs w:val="24"/>
           <w:rtl/>
@@ -5986,6 +6527,7 @@
           <w:rFonts w:ascii="Arial" w:cs="Arial" w:eastAsia="Arial" w:hAnsi="Arial"/>
           <w:b/>
           <w:bCs/>
+          <w:noProof/>
           <w:sz w:val="24"/>
           <w:szCs w:val="24"/>
           <w:rtl/>
@@ -5995,6 +6537,7 @@
       <w:r>
         <w:rPr>
           <w:rFonts w:ascii="Arial" w:cs="Arial" w:eastAsia="Arial" w:hAnsi="Arial"/>
+          <w:noProof/>
           <w:sz w:val="24"/>
           <w:szCs w:val="24"/>
           <w:rtl/>
@@ -6011,6 +6554,7 @@
       <w:r>
         <w:rPr>
           <w:rFonts w:ascii="Arial" w:cs="Arial" w:eastAsia="Arial" w:hAnsi="Arial"/>
+          <w:noProof/>
           <w:sz w:val="24"/>
           <w:szCs w:val="24"/>
           <w:rtl/>
@@ -6030,6 +6574,7 @@
           <w:rFonts w:ascii="Arial" w:cs="Arial" w:eastAsia="Arial" w:hAnsi="Arial"/>
           <w:b/>
           <w:bCs/>
+          <w:noProof/>
           <w:color w:val="000000"/>
           <w:sz w:val="28"/>
           <w:szCs w:val="28"/>
@@ -6047,6 +6592,7 @@
       <w:r>
         <w:rPr>
           <w:rFonts w:ascii="Arial" w:cs="Arial" w:eastAsia="Arial" w:hAnsi="Arial"/>
+          <w:noProof/>
           <w:sz w:val="24"/>
           <w:szCs w:val="24"/>
           <w:rtl/>
@@ -6066,6 +6612,7 @@
           <w:rFonts w:ascii="Arial" w:cs="Arial" w:eastAsia="Arial" w:hAnsi="Arial"/>
           <w:b/>
           <w:bCs/>
+          <w:noProof/>
           <w:color w:val="000000"/>
           <w:sz w:val="28"/>
           <w:szCs w:val="28"/>
@@ -6083,6 +6630,7 @@
       <w:r>
         <w:rPr>
           <w:rFonts w:ascii="Arial" w:cs="Arial" w:eastAsia="Arial" w:hAnsi="Arial"/>
+          <w:noProof/>
           <w:sz w:val="24"/>
           <w:szCs w:val="24"/>
           <w:rtl/>
@@ -6103,6 +6651,7 @@
           <w:rFonts w:ascii="Arial" w:cs="Arial" w:eastAsia="Arial" w:hAnsi="Arial"/>
           <w:b/>
           <w:bCs/>
+          <w:noProof/>
           <w:color w:val="000000"/>
           <w:sz w:val="32"/>
           <w:szCs w:val="32"/>
@@ -6120,6 +6669,7 @@
       <w:r>
         <w:rPr>
           <w:rFonts w:ascii="Arial" w:cs="Arial" w:eastAsia="Arial" w:hAnsi="Arial"/>
+          <w:noProof/>
           <w:sz w:val="24"/>
           <w:szCs w:val="24"/>
           <w:rtl/>
@@ -6139,6 +6689,7 @@
           <w:rFonts w:ascii="Arial" w:cs="Arial" w:eastAsia="Arial" w:hAnsi="Arial"/>
           <w:b/>
           <w:bCs/>
+          <w:noProof/>
           <w:color w:val="000000"/>
           <w:sz w:val="28"/>
           <w:szCs w:val="28"/>
@@ -6158,6 +6709,7 @@
           <w:rFonts w:ascii="Arial" w:cs="Arial" w:eastAsia="Arial" w:hAnsi="Arial"/>
           <w:b/>
           <w:bCs/>
+          <w:noProof/>
           <w:sz w:val="24"/>
           <w:szCs w:val="24"/>
           <w:rtl/>
@@ -6212,6 +6764,7 @@
                 <w:rFonts w:ascii="Arial" w:cs="Arial" w:eastAsia="Arial" w:hAnsi="Arial"/>
                 <w:b/>
                 <w:bCs/>
+                <w:noProof/>
                 <w:sz w:val="22"/>
                 <w:szCs w:val="22"/>
                 <w:rtl/>
@@ -6243,6 +6796,7 @@
                 <w:rFonts w:ascii="Arial" w:cs="Arial" w:eastAsia="Arial" w:hAnsi="Arial"/>
                 <w:b/>
                 <w:bCs/>
+                <w:noProof/>
                 <w:sz w:val="22"/>
                 <w:szCs w:val="22"/>
                 <w:rtl/>
@@ -6274,6 +6828,7 @@
                 <w:rFonts w:ascii="Arial" w:cs="Arial" w:eastAsia="Arial" w:hAnsi="Arial"/>
                 <w:b/>
                 <w:bCs/>
+                <w:noProof/>
                 <w:sz w:val="22"/>
                 <w:szCs w:val="22"/>
                 <w:rtl/>
@@ -6305,6 +6860,7 @@
                 <w:rFonts w:ascii="Arial" w:cs="Arial" w:eastAsia="Arial" w:hAnsi="Arial"/>
                 <w:b/>
                 <w:bCs/>
+                <w:noProof/>
                 <w:sz w:val="22"/>
                 <w:szCs w:val="22"/>
                 <w:rtl/>
@@ -6339,6 +6895,7 @@
             <w:r>
               <w:rPr>
                 <w:rFonts w:ascii="Arial" w:cs="Arial" w:eastAsia="Arial" w:hAnsi="Arial"/>
+                <w:noProof/>
                 <w:sz w:val="22"/>
                 <w:szCs w:val="22"/>
                 <w:rtl/>
@@ -6367,6 +6924,7 @@
             <w:r>
               <w:rPr>
                 <w:rFonts w:ascii="Arial" w:cs="Arial" w:eastAsia="Arial" w:hAnsi="Arial"/>
+                <w:noProof/>
                 <w:sz w:val="22"/>
                 <w:szCs w:val="22"/>
                 <w:rtl/>
@@ -6395,6 +6953,7 @@
             <w:r>
               <w:rPr>
                 <w:rFonts w:ascii="Arial" w:cs="Arial" w:eastAsia="Arial" w:hAnsi="Arial"/>
+                <w:noProof/>
                 <w:sz w:val="22"/>
                 <w:szCs w:val="22"/>
                 <w:rtl/>
@@ -6411,6 +6970,7 @@
             <w:r>
               <w:rPr>
                 <w:rFonts w:ascii="Arial" w:cs="Arial" w:eastAsia="Arial" w:hAnsi="Arial"/>
+                <w:noProof/>
                 <w:sz w:val="22"/>
                 <w:szCs w:val="22"/>
                 <w:rtl/>
@@ -6427,6 +6987,7 @@
             <w:r>
               <w:rPr>
                 <w:rFonts w:ascii="Arial" w:cs="Arial" w:eastAsia="Arial" w:hAnsi="Arial"/>
+                <w:noProof/>
                 <w:sz w:val="22"/>
                 <w:szCs w:val="22"/>
                 <w:rtl/>
@@ -6455,6 +7016,7 @@
             <w:r>
               <w:rPr>
                 <w:rFonts w:ascii="Arial" w:cs="Arial" w:eastAsia="Arial" w:hAnsi="Arial"/>
+                <w:noProof/>
                 <w:sz w:val="22"/>
                 <w:szCs w:val="22"/>
                 <w:rtl/>
@@ -6471,6 +7033,7 @@
             <w:r>
               <w:rPr>
                 <w:rFonts w:ascii="Arial" w:cs="Arial" w:eastAsia="Arial" w:hAnsi="Arial"/>
+                <w:noProof/>
                 <w:sz w:val="22"/>
                 <w:szCs w:val="22"/>
                 <w:rtl/>
@@ -6505,6 +7068,7 @@
             <w:r>
               <w:rPr>
                 <w:rFonts w:ascii="Arial" w:cs="Arial" w:eastAsia="Arial" w:hAnsi="Arial"/>
+                <w:noProof/>
                 <w:sz w:val="22"/>
                 <w:szCs w:val="22"/>
                 <w:rtl/>
@@ -6533,6 +7097,7 @@
             <w:r>
               <w:rPr>
                 <w:rFonts w:ascii="Arial" w:cs="Arial" w:eastAsia="Arial" w:hAnsi="Arial"/>
+                <w:noProof/>
                 <w:sz w:val="22"/>
                 <w:szCs w:val="22"/>
                 <w:rtl/>
@@ -6561,6 +7126,7 @@
             <w:r>
               <w:rPr>
                 <w:rFonts w:ascii="Arial" w:cs="Arial" w:eastAsia="Arial" w:hAnsi="Arial"/>
+                <w:noProof/>
                 <w:sz w:val="22"/>
                 <w:szCs w:val="22"/>
                 <w:rtl/>
@@ -6577,6 +7143,7 @@
             <w:r>
               <w:rPr>
                 <w:rFonts w:ascii="Arial" w:cs="Arial" w:eastAsia="Arial" w:hAnsi="Arial"/>
+                <w:noProof/>
                 <w:sz w:val="22"/>
                 <w:szCs w:val="22"/>
                 <w:rtl/>
@@ -6605,6 +7172,7 @@
             <w:r>
               <w:rPr>
                 <w:rFonts w:ascii="Arial" w:cs="Arial" w:eastAsia="Arial" w:hAnsi="Arial"/>
+                <w:noProof/>
                 <w:sz w:val="22"/>
                 <w:szCs w:val="22"/>
                 <w:rtl/>
@@ -6639,6 +7207,7 @@
             <w:r>
               <w:rPr>
                 <w:rFonts w:ascii="Arial" w:cs="Arial" w:eastAsia="Arial" w:hAnsi="Arial"/>
+                <w:noProof/>
                 <w:sz w:val="22"/>
                 <w:szCs w:val="22"/>
                 <w:rtl/>
@@ -6667,6 +7236,7 @@
             <w:r>
               <w:rPr>
                 <w:rFonts w:ascii="Arial" w:cs="Arial" w:eastAsia="Arial" w:hAnsi="Arial"/>
+                <w:noProof/>
                 <w:sz w:val="22"/>
                 <w:szCs w:val="22"/>
                 <w:rtl/>
@@ -6695,6 +7265,7 @@
             <w:r>
               <w:rPr>
                 <w:rFonts w:ascii="Arial" w:cs="Arial" w:eastAsia="Arial" w:hAnsi="Arial"/>
+                <w:noProof/>
                 <w:sz w:val="22"/>
                 <w:szCs w:val="22"/>
                 <w:rtl/>
@@ -6711,6 +7282,7 @@
             <w:r>
               <w:rPr>
                 <w:rFonts w:ascii="Arial" w:cs="Arial" w:eastAsia="Arial" w:hAnsi="Arial"/>
+                <w:noProof/>
                 <w:sz w:val="22"/>
                 <w:szCs w:val="22"/>
                 <w:rtl/>
@@ -6727,6 +7299,7 @@
             <w:r>
               <w:rPr>
                 <w:rFonts w:ascii="Arial" w:cs="Arial" w:eastAsia="Arial" w:hAnsi="Arial"/>
+                <w:noProof/>
                 <w:sz w:val="22"/>
                 <w:szCs w:val="22"/>
                 <w:rtl/>
@@ -6755,6 +7328,7 @@
             <w:r>
               <w:rPr>
                 <w:rFonts w:ascii="Arial" w:cs="Arial" w:eastAsia="Arial" w:hAnsi="Arial"/>
+                <w:noProof/>
                 <w:sz w:val="22"/>
                 <w:szCs w:val="22"/>
                 <w:rtl/>
@@ -6789,6 +7363,7 @@
             <w:r>
               <w:rPr>
                 <w:rFonts w:ascii="Arial" w:cs="Arial" w:eastAsia="Arial" w:hAnsi="Arial"/>
+                <w:noProof/>
                 <w:sz w:val="22"/>
                 <w:szCs w:val="22"/>
                 <w:rtl/>
@@ -6817,6 +7392,7 @@
             <w:r>
               <w:rPr>
                 <w:rFonts w:ascii="Arial" w:cs="Arial" w:eastAsia="Arial" w:hAnsi="Arial"/>
+                <w:noProof/>
                 <w:sz w:val="22"/>
                 <w:szCs w:val="22"/>
                 <w:rtl/>
@@ -6845,6 +7421,7 @@
             <w:r>
               <w:rPr>
                 <w:rFonts w:ascii="Arial" w:cs="Arial" w:eastAsia="Arial" w:hAnsi="Arial"/>
+                <w:noProof/>
                 <w:sz w:val="22"/>
                 <w:szCs w:val="22"/>
                 <w:rtl/>
@@ -6861,6 +7438,7 @@
             <w:r>
               <w:rPr>
                 <w:rFonts w:ascii="Arial" w:cs="Arial" w:eastAsia="Arial" w:hAnsi="Arial"/>
+                <w:noProof/>
                 <w:sz w:val="22"/>
                 <w:szCs w:val="22"/>
                 <w:rtl/>
@@ -6877,6 +7455,7 @@
             <w:r>
               <w:rPr>
                 <w:rFonts w:ascii="Arial" w:cs="Arial" w:eastAsia="Arial" w:hAnsi="Arial"/>
+                <w:noProof/>
                 <w:sz w:val="22"/>
                 <w:szCs w:val="22"/>
                 <w:rtl/>
@@ -6905,6 +7484,7 @@
             <w:r>
               <w:rPr>
                 <w:rFonts w:ascii="Arial" w:cs="Arial" w:eastAsia="Arial" w:hAnsi="Arial"/>
+                <w:noProof/>
                 <w:sz w:val="22"/>
                 <w:szCs w:val="22"/>
                 <w:rtl/>
@@ -6921,6 +7501,7 @@
             <w:r>
               <w:rPr>
                 <w:rFonts w:ascii="Arial" w:cs="Arial" w:eastAsia="Arial" w:hAnsi="Arial"/>
+                <w:noProof/>
                 <w:sz w:val="22"/>
                 <w:szCs w:val="22"/>
                 <w:rtl/>
@@ -6955,6 +7536,7 @@
             <w:r>
               <w:rPr>
                 <w:rFonts w:ascii="Arial" w:cs="Arial" w:eastAsia="Arial" w:hAnsi="Arial"/>
+                <w:noProof/>
                 <w:sz w:val="22"/>
                 <w:szCs w:val="22"/>
                 <w:rtl/>
@@ -6983,6 +7565,7 @@
             <w:r>
               <w:rPr>
                 <w:rFonts w:ascii="Arial" w:cs="Arial" w:eastAsia="Arial" w:hAnsi="Arial"/>
+                <w:noProof/>
                 <w:sz w:val="22"/>
                 <w:szCs w:val="22"/>
                 <w:rtl/>
@@ -7011,6 +7594,7 @@
             <w:r>
               <w:rPr>
                 <w:rFonts w:ascii="Arial" w:cs="Arial" w:eastAsia="Arial" w:hAnsi="Arial"/>
+                <w:noProof/>
                 <w:sz w:val="22"/>
                 <w:szCs w:val="22"/>
                 <w:rtl/>
@@ -7027,6 +7611,7 @@
             <w:r>
               <w:rPr>
                 <w:rFonts w:ascii="Arial" w:cs="Arial" w:eastAsia="Arial" w:hAnsi="Arial"/>
+                <w:noProof/>
                 <w:sz w:val="22"/>
                 <w:szCs w:val="22"/>
                 <w:rtl/>
@@ -7055,6 +7640,7 @@
             <w:r>
               <w:rPr>
                 <w:rFonts w:ascii="Arial" w:cs="Arial" w:eastAsia="Arial" w:hAnsi="Arial"/>
+                <w:noProof/>
                 <w:sz w:val="22"/>
                 <w:szCs w:val="22"/>
                 <w:rtl/>
@@ -7079,6 +7665,7 @@
       <w:r>
         <w:rPr>
           <w:rFonts w:ascii="Arial" w:cs="Arial" w:eastAsia="Arial" w:hAnsi="Arial"/>
+          <w:noProof/>
           <w:sz w:val="24"/>
           <w:szCs w:val="24"/>
           <w:rtl/>
@@ -7095,6 +7682,7 @@
       <w:r>
         <w:rPr>
           <w:rFonts w:ascii="Arial" w:cs="Arial" w:eastAsia="Arial" w:hAnsi="Arial"/>
+          <w:noProof/>
           <w:sz w:val="24"/>
           <w:szCs w:val="24"/>
           <w:rtl/>
@@ -7111,6 +7699,7 @@
       <w:r>
         <w:rPr>
           <w:rFonts w:ascii="Arial" w:cs="Arial" w:eastAsia="Arial" w:hAnsi="Arial"/>
+          <w:noProof/>
           <w:sz w:val="24"/>
           <w:szCs w:val="24"/>
           <w:rtl/>
@@ -7127,6 +7716,7 @@
       <w:r>
         <w:rPr>
           <w:rFonts w:ascii="Arial" w:cs="Arial" w:eastAsia="Arial" w:hAnsi="Arial"/>
+          <w:noProof/>
           <w:sz w:val="24"/>
           <w:szCs w:val="24"/>
           <w:rtl/>
@@ -7143,6 +7733,7 @@
       <w:r>
         <w:rPr>
           <w:rFonts w:ascii="Arial" w:cs="Arial" w:eastAsia="Arial" w:hAnsi="Arial"/>
+          <w:noProof/>
           <w:sz w:val="24"/>
           <w:szCs w:val="24"/>
           <w:rtl/>
@@ -7159,6 +7750,7 @@
       <w:r>
         <w:rPr>
           <w:rFonts w:ascii="Arial" w:cs="Arial" w:eastAsia="Arial" w:hAnsi="Arial"/>
+          <w:noProof/>
           <w:sz w:val="24"/>
           <w:szCs w:val="24"/>
           <w:rtl/>
@@ -7175,6 +7767,7 @@
       <w:r>
         <w:rPr>
           <w:rFonts w:ascii="Arial" w:cs="Arial" w:eastAsia="Arial" w:hAnsi="Arial"/>
+          <w:noProof/>
           <w:sz w:val="24"/>
           <w:szCs w:val="24"/>
           <w:rtl/>
@@ -7194,6 +7787,7 @@
           <w:rFonts w:ascii="Arial" w:cs="Arial" w:eastAsia="Arial" w:hAnsi="Arial"/>
           <w:b/>
           <w:bCs/>
+          <w:noProof/>
           <w:color w:val="000000"/>
           <w:sz w:val="28"/>
           <w:szCs w:val="28"/>
@@ -7213,6 +7807,7 @@
           <w:rFonts w:ascii="Arial" w:cs="Arial" w:eastAsia="Arial" w:hAnsi="Arial"/>
           <w:b/>
           <w:bCs/>
+          <w:noProof/>
           <w:sz w:val="24"/>
           <w:szCs w:val="24"/>
           <w:rtl/>
@@ -7267,6 +7862,7 @@
                 <w:rFonts w:ascii="Arial" w:cs="Arial" w:eastAsia="Arial" w:hAnsi="Arial"/>
                 <w:b/>
                 <w:bCs/>
+                <w:noProof/>
                 <w:sz w:val="22"/>
                 <w:szCs w:val="22"/>
                 <w:rtl/>
@@ -7298,6 +7894,7 @@
                 <w:rFonts w:ascii="Arial" w:cs="Arial" w:eastAsia="Arial" w:hAnsi="Arial"/>
                 <w:b/>
                 <w:bCs/>
+                <w:noProof/>
                 <w:sz w:val="22"/>
                 <w:szCs w:val="22"/>
                 <w:rtl/>
@@ -7329,6 +7926,7 @@
                 <w:rFonts w:ascii="Arial" w:cs="Arial" w:eastAsia="Arial" w:hAnsi="Arial"/>
                 <w:b/>
                 <w:bCs/>
+                <w:noProof/>
                 <w:sz w:val="22"/>
                 <w:szCs w:val="22"/>
                 <w:rtl/>
@@ -7360,6 +7958,7 @@
                 <w:rFonts w:ascii="Arial" w:cs="Arial" w:eastAsia="Arial" w:hAnsi="Arial"/>
                 <w:b/>
                 <w:bCs/>
+                <w:noProof/>
                 <w:sz w:val="22"/>
                 <w:szCs w:val="22"/>
                 <w:rtl/>
@@ -7394,6 +7993,7 @@
             <w:r>
               <w:rPr>
                 <w:rFonts w:ascii="Arial" w:cs="Arial" w:eastAsia="Arial" w:hAnsi="Arial"/>
+                <w:noProof/>
                 <w:sz w:val="22"/>
                 <w:szCs w:val="22"/>
                 <w:rtl/>
@@ -7422,6 +8022,7 @@
             <w:r>
               <w:rPr>
                 <w:rFonts w:ascii="Arial" w:cs="Arial" w:eastAsia="Arial" w:hAnsi="Arial"/>
+                <w:noProof/>
                 <w:sz w:val="22"/>
                 <w:szCs w:val="22"/>
                 <w:rtl/>
@@ -7450,6 +8051,7 @@
             <w:r>
               <w:rPr>
                 <w:rFonts w:ascii="Arial" w:cs="Arial" w:eastAsia="Arial" w:hAnsi="Arial"/>
+                <w:noProof/>
                 <w:sz w:val="22"/>
                 <w:szCs w:val="22"/>
                 <w:rtl/>
@@ -7466,6 +8068,7 @@
             <w:r>
               <w:rPr>
                 <w:rFonts w:ascii="Arial" w:cs="Arial" w:eastAsia="Arial" w:hAnsi="Arial"/>
+                <w:noProof/>
                 <w:sz w:val="22"/>
                 <w:szCs w:val="22"/>
                 <w:rtl/>
@@ -7482,6 +8085,7 @@
             <w:r>
               <w:rPr>
                 <w:rFonts w:ascii="Arial" w:cs="Arial" w:eastAsia="Arial" w:hAnsi="Arial"/>
+                <w:noProof/>
                 <w:sz w:val="22"/>
                 <w:szCs w:val="22"/>
                 <w:rtl/>
@@ -7510,6 +8114,7 @@
             <w:r>
               <w:rPr>
                 <w:rFonts w:ascii="Arial" w:cs="Arial" w:eastAsia="Arial" w:hAnsi="Arial"/>
+                <w:noProof/>
                 <w:sz w:val="22"/>
                 <w:szCs w:val="22"/>
                 <w:rtl/>
@@ -7544,6 +8149,7 @@
             <w:r>
               <w:rPr>
                 <w:rFonts w:ascii="Arial" w:cs="Arial" w:eastAsia="Arial" w:hAnsi="Arial"/>
+                <w:noProof/>
                 <w:sz w:val="22"/>
                 <w:szCs w:val="22"/>
                 <w:rtl/>
@@ -7572,6 +8178,7 @@
             <w:r>
               <w:rPr>
                 <w:rFonts w:ascii="Arial" w:cs="Arial" w:eastAsia="Arial" w:hAnsi="Arial"/>
+                <w:noProof/>
                 <w:sz w:val="22"/>
                 <w:szCs w:val="22"/>
                 <w:rtl/>
@@ -7600,6 +8207,7 @@
             <w:r>
               <w:rPr>
                 <w:rFonts w:ascii="Arial" w:cs="Arial" w:eastAsia="Arial" w:hAnsi="Arial"/>
+                <w:noProof/>
                 <w:sz w:val="22"/>
                 <w:szCs w:val="22"/>
                 <w:rtl/>
@@ -7616,6 +8224,7 @@
             <w:r>
               <w:rPr>
                 <w:rFonts w:ascii="Arial" w:cs="Arial" w:eastAsia="Arial" w:hAnsi="Arial"/>
+                <w:noProof/>
                 <w:sz w:val="22"/>
                 <w:szCs w:val="22"/>
                 <w:rtl/>
@@ -7644,6 +8253,7 @@
             <w:r>
               <w:rPr>
                 <w:rFonts w:ascii="Arial" w:cs="Arial" w:eastAsia="Arial" w:hAnsi="Arial"/>
+                <w:noProof/>
                 <w:sz w:val="22"/>
                 <w:szCs w:val="22"/>
                 <w:rtl/>
@@ -7678,6 +8288,7 @@
             <w:r>
               <w:rPr>
                 <w:rFonts w:ascii="Arial" w:cs="Arial" w:eastAsia="Arial" w:hAnsi="Arial"/>
+                <w:noProof/>
                 <w:sz w:val="22"/>
                 <w:szCs w:val="22"/>
                 <w:rtl/>
@@ -7706,6 +8317,7 @@
             <w:r>
               <w:rPr>
                 <w:rFonts w:ascii="Arial" w:cs="Arial" w:eastAsia="Arial" w:hAnsi="Arial"/>
+                <w:noProof/>
                 <w:sz w:val="22"/>
                 <w:szCs w:val="22"/>
                 <w:rtl/>
@@ -7734,6 +8346,7 @@
             <w:r>
               <w:rPr>
                 <w:rFonts w:ascii="Arial" w:cs="Arial" w:eastAsia="Arial" w:hAnsi="Arial"/>
+                <w:noProof/>
                 <w:sz w:val="22"/>
                 <w:szCs w:val="22"/>
                 <w:rtl/>
@@ -7750,6 +8363,7 @@
             <w:r>
               <w:rPr>
                 <w:rFonts w:ascii="Arial" w:cs="Arial" w:eastAsia="Arial" w:hAnsi="Arial"/>
+                <w:noProof/>
                 <w:sz w:val="22"/>
                 <w:szCs w:val="22"/>
                 <w:rtl/>
@@ -7778,6 +8392,7 @@
             <w:r>
               <w:rPr>
                 <w:rFonts w:ascii="Arial" w:cs="Arial" w:eastAsia="Arial" w:hAnsi="Arial"/>
+                <w:noProof/>
                 <w:sz w:val="22"/>
                 <w:szCs w:val="22"/>
                 <w:rtl/>
@@ -7812,6 +8427,7 @@
             <w:r>
               <w:rPr>
                 <w:rFonts w:ascii="Arial" w:cs="Arial" w:eastAsia="Arial" w:hAnsi="Arial"/>
+                <w:noProof/>
                 <w:sz w:val="22"/>
                 <w:szCs w:val="22"/>
                 <w:rtl/>
@@ -7840,6 +8456,7 @@
             <w:r>
               <w:rPr>
                 <w:rFonts w:ascii="Arial" w:cs="Arial" w:eastAsia="Arial" w:hAnsi="Arial"/>
+                <w:noProof/>
                 <w:sz w:val="22"/>
                 <w:szCs w:val="22"/>
                 <w:rtl/>
@@ -7868,6 +8485,7 @@
             <w:r>
               <w:rPr>
                 <w:rFonts w:ascii="Arial" w:cs="Arial" w:eastAsia="Arial" w:hAnsi="Arial"/>
+                <w:noProof/>
                 <w:sz w:val="22"/>
                 <w:szCs w:val="22"/>
                 <w:rtl/>
@@ -7884,6 +8502,7 @@
             <w:r>
               <w:rPr>
                 <w:rFonts w:ascii="Arial" w:cs="Arial" w:eastAsia="Arial" w:hAnsi="Arial"/>
+                <w:noProof/>
                 <w:sz w:val="22"/>
                 <w:szCs w:val="22"/>
                 <w:rtl/>
@@ -7912,6 +8531,7 @@
             <w:r>
               <w:rPr>
                 <w:rFonts w:ascii="Arial" w:cs="Arial" w:eastAsia="Arial" w:hAnsi="Arial"/>
+                <w:noProof/>
                 <w:sz w:val="22"/>
                 <w:szCs w:val="22"/>
                 <w:rtl/>
@@ -7946,6 +8566,7 @@
             <w:r>
               <w:rPr>
                 <w:rFonts w:ascii="Arial" w:cs="Arial" w:eastAsia="Arial" w:hAnsi="Arial"/>
+                <w:noProof/>
                 <w:sz w:val="22"/>
                 <w:szCs w:val="22"/>
                 <w:rtl/>
@@ -7974,6 +8595,7 @@
             <w:r>
               <w:rPr>
                 <w:rFonts w:ascii="Arial" w:cs="Arial" w:eastAsia="Arial" w:hAnsi="Arial"/>
+                <w:noProof/>
                 <w:sz w:val="22"/>
                 <w:szCs w:val="22"/>
                 <w:rtl/>
@@ -8002,6 +8624,7 @@
             <w:r>
               <w:rPr>
                 <w:rFonts w:ascii="Arial" w:cs="Arial" w:eastAsia="Arial" w:hAnsi="Arial"/>
+                <w:noProof/>
                 <w:sz w:val="22"/>
                 <w:szCs w:val="22"/>
                 <w:rtl/>
@@ -8018,6 +8641,7 @@
             <w:r>
               <w:rPr>
                 <w:rFonts w:ascii="Arial" w:cs="Arial" w:eastAsia="Arial" w:hAnsi="Arial"/>
+                <w:noProof/>
                 <w:sz w:val="22"/>
                 <w:szCs w:val="22"/>
                 <w:rtl/>
@@ -8034,6 +8658,7 @@
             <w:r>
               <w:rPr>
                 <w:rFonts w:ascii="Arial" w:cs="Arial" w:eastAsia="Arial" w:hAnsi="Arial"/>
+                <w:noProof/>
                 <w:sz w:val="22"/>
                 <w:szCs w:val="22"/>
                 <w:rtl/>
@@ -8062,6 +8687,7 @@
             <w:r>
               <w:rPr>
                 <w:rFonts w:ascii="Arial" w:cs="Arial" w:eastAsia="Arial" w:hAnsi="Arial"/>
+                <w:noProof/>
                 <w:sz w:val="22"/>
                 <w:szCs w:val="22"/>
                 <w:rtl/>
@@ -8086,6 +8712,7 @@
       <w:r>
         <w:rPr>
           <w:rFonts w:ascii="Arial" w:cs="Arial" w:eastAsia="Arial" w:hAnsi="Arial"/>
+          <w:noProof/>
           <w:sz w:val="24"/>
           <w:szCs w:val="24"/>
           <w:rtl/>
@@ -8102,6 +8729,7 @@
       <w:r>
         <w:rPr>
           <w:rFonts w:ascii="Arial" w:cs="Arial" w:eastAsia="Arial" w:hAnsi="Arial"/>
+          <w:noProof/>
           <w:sz w:val="24"/>
           <w:szCs w:val="24"/>
           <w:rtl/>
@@ -8118,6 +8746,7 @@
       <w:r>
         <w:rPr>
           <w:rFonts w:ascii="Arial" w:cs="Arial" w:eastAsia="Arial" w:hAnsi="Arial"/>
+          <w:noProof/>
           <w:sz w:val="24"/>
           <w:szCs w:val="24"/>
           <w:rtl/>
@@ -8134,6 +8763,7 @@
       <w:r>
         <w:rPr>
           <w:rFonts w:ascii="Arial" w:cs="Arial" w:eastAsia="Arial" w:hAnsi="Arial"/>
+          <w:noProof/>
           <w:sz w:val="24"/>
           <w:szCs w:val="24"/>
           <w:rtl/>
@@ -8150,6 +8780,7 @@
       <w:r>
         <w:rPr>
           <w:rFonts w:ascii="Arial" w:cs="Arial" w:eastAsia="Arial" w:hAnsi="Arial"/>
+          <w:noProof/>
           <w:sz w:val="24"/>
           <w:szCs w:val="24"/>
           <w:rtl/>
@@ -8169,6 +8800,7 @@
           <w:rFonts w:ascii="Arial" w:cs="Arial" w:eastAsia="Arial" w:hAnsi="Arial"/>
           <w:b/>
           <w:bCs/>
+          <w:noProof/>
           <w:color w:val="000000"/>
           <w:sz w:val="28"/>
           <w:szCs w:val="28"/>
@@ -8188,6 +8820,7 @@
           <w:rFonts w:ascii="Arial" w:cs="Arial" w:eastAsia="Arial" w:hAnsi="Arial"/>
           <w:b/>
           <w:bCs/>
+          <w:noProof/>
           <w:sz w:val="24"/>
           <w:szCs w:val="24"/>
           <w:rtl/>
@@ -8242,6 +8875,7 @@
                 <w:rFonts w:ascii="Arial" w:cs="Arial" w:eastAsia="Arial" w:hAnsi="Arial"/>
                 <w:b/>
                 <w:bCs/>
+                <w:noProof/>
                 <w:sz w:val="22"/>
                 <w:szCs w:val="22"/>
                 <w:rtl/>
@@ -8273,6 +8907,7 @@
                 <w:rFonts w:ascii="Arial" w:cs="Arial" w:eastAsia="Arial" w:hAnsi="Arial"/>
                 <w:b/>
                 <w:bCs/>
+                <w:noProof/>
                 <w:sz w:val="22"/>
                 <w:szCs w:val="22"/>
                 <w:rtl/>
@@ -8304,6 +8939,7 @@
                 <w:rFonts w:ascii="Arial" w:cs="Arial" w:eastAsia="Arial" w:hAnsi="Arial"/>
                 <w:b/>
                 <w:bCs/>
+                <w:noProof/>
                 <w:sz w:val="22"/>
                 <w:szCs w:val="22"/>
                 <w:rtl/>
@@ -8335,6 +8971,7 @@
                 <w:rFonts w:ascii="Arial" w:cs="Arial" w:eastAsia="Arial" w:hAnsi="Arial"/>
                 <w:b/>
                 <w:bCs/>
+                <w:noProof/>
                 <w:sz w:val="22"/>
                 <w:szCs w:val="22"/>
                 <w:rtl/>
@@ -8369,6 +9006,7 @@
             <w:r>
               <w:rPr>
                 <w:rFonts w:ascii="Arial" w:cs="Arial" w:eastAsia="Arial" w:hAnsi="Arial"/>
+                <w:noProof/>
                 <w:sz w:val="22"/>
                 <w:szCs w:val="22"/>
                 <w:rtl/>
@@ -8397,6 +9035,7 @@
             <w:r>
               <w:rPr>
                 <w:rFonts w:ascii="Arial" w:cs="Arial" w:eastAsia="Arial" w:hAnsi="Arial"/>
+                <w:noProof/>
                 <w:sz w:val="22"/>
                 <w:szCs w:val="22"/>
                 <w:rtl/>
@@ -8425,6 +9064,7 @@
             <w:r>
               <w:rPr>
                 <w:rFonts w:ascii="Arial" w:cs="Arial" w:eastAsia="Arial" w:hAnsi="Arial"/>
+                <w:noProof/>
                 <w:sz w:val="22"/>
                 <w:szCs w:val="22"/>
                 <w:rtl/>
@@ -8441,6 +9081,7 @@
             <w:r>
               <w:rPr>
                 <w:rFonts w:ascii="Arial" w:cs="Arial" w:eastAsia="Arial" w:hAnsi="Arial"/>
+                <w:noProof/>
                 <w:sz w:val="22"/>
                 <w:szCs w:val="22"/>
                 <w:rtl/>
@@ -8469,6 +9110,7 @@
             <w:r>
               <w:rPr>
                 <w:rFonts w:ascii="Arial" w:cs="Arial" w:eastAsia="Arial" w:hAnsi="Arial"/>
+                <w:noProof/>
                 <w:sz w:val="22"/>
                 <w:szCs w:val="22"/>
                 <w:rtl/>
@@ -8503,6 +9145,7 @@
             <w:r>
               <w:rPr>
                 <w:rFonts w:ascii="Arial" w:cs="Arial" w:eastAsia="Arial" w:hAnsi="Arial"/>
+                <w:noProof/>
                 <w:sz w:val="22"/>
                 <w:szCs w:val="22"/>
                 <w:rtl/>
@@ -8531,6 +9174,7 @@
             <w:r>
               <w:rPr>
                 <w:rFonts w:ascii="Arial" w:cs="Arial" w:eastAsia="Arial" w:hAnsi="Arial"/>
+                <w:noProof/>
                 <w:sz w:val="22"/>
                 <w:szCs w:val="22"/>
                 <w:rtl/>
@@ -8559,6 +9203,7 @@
             <w:r>
               <w:rPr>
                 <w:rFonts w:ascii="Arial" w:cs="Arial" w:eastAsia="Arial" w:hAnsi="Arial"/>
+                <w:noProof/>
                 <w:sz w:val="22"/>
                 <w:szCs w:val="22"/>
                 <w:rtl/>
@@ -8575,6 +9220,7 @@
             <w:r>
               <w:rPr>
                 <w:rFonts w:ascii="Arial" w:cs="Arial" w:eastAsia="Arial" w:hAnsi="Arial"/>
+                <w:noProof/>
                 <w:sz w:val="22"/>
                 <w:szCs w:val="22"/>
                 <w:rtl/>
@@ -8603,6 +9249,7 @@
             <w:r>
               <w:rPr>
                 <w:rFonts w:ascii="Arial" w:cs="Arial" w:eastAsia="Arial" w:hAnsi="Arial"/>
+                <w:noProof/>
                 <w:sz w:val="22"/>
                 <w:szCs w:val="22"/>
                 <w:rtl/>
@@ -8637,6 +9284,7 @@
             <w:r>
               <w:rPr>
                 <w:rFonts w:ascii="Arial" w:cs="Arial" w:eastAsia="Arial" w:hAnsi="Arial"/>
+                <w:noProof/>
                 <w:sz w:val="22"/>
                 <w:szCs w:val="22"/>
                 <w:rtl/>
@@ -8665,6 +9313,7 @@
             <w:r>
               <w:rPr>
                 <w:rFonts w:ascii="Arial" w:cs="Arial" w:eastAsia="Arial" w:hAnsi="Arial"/>
+                <w:noProof/>
                 <w:sz w:val="22"/>
                 <w:szCs w:val="22"/>
                 <w:rtl/>
@@ -8693,6 +9342,7 @@
             <w:r>
               <w:rPr>
                 <w:rFonts w:ascii="Arial" w:cs="Arial" w:eastAsia="Arial" w:hAnsi="Arial"/>
+                <w:noProof/>
                 <w:sz w:val="22"/>
                 <w:szCs w:val="22"/>
                 <w:rtl/>
@@ -8709,6 +9359,7 @@
             <w:r>
               <w:rPr>
                 <w:rFonts w:ascii="Arial" w:cs="Arial" w:eastAsia="Arial" w:hAnsi="Arial"/>
+                <w:noProof/>
                 <w:sz w:val="22"/>
                 <w:szCs w:val="22"/>
                 <w:rtl/>
@@ -8737,6 +9388,7 @@
             <w:r>
               <w:rPr>
                 <w:rFonts w:ascii="Arial" w:cs="Arial" w:eastAsia="Arial" w:hAnsi="Arial"/>
+                <w:noProof/>
                 <w:sz w:val="22"/>
                 <w:szCs w:val="22"/>
                 <w:rtl/>
@@ -8771,6 +9423,7 @@
             <w:r>
               <w:rPr>
                 <w:rFonts w:ascii="Arial" w:cs="Arial" w:eastAsia="Arial" w:hAnsi="Arial"/>
+                <w:noProof/>
                 <w:sz w:val="22"/>
                 <w:szCs w:val="22"/>
                 <w:rtl/>
@@ -8799,6 +9452,7 @@
             <w:r>
               <w:rPr>
                 <w:rFonts w:ascii="Arial" w:cs="Arial" w:eastAsia="Arial" w:hAnsi="Arial"/>
+                <w:noProof/>
                 <w:sz w:val="22"/>
                 <w:szCs w:val="22"/>
                 <w:rtl/>
@@ -8827,6 +9481,7 @@
             <w:r>
               <w:rPr>
                 <w:rFonts w:ascii="Arial" w:cs="Arial" w:eastAsia="Arial" w:hAnsi="Arial"/>
+                <w:noProof/>
                 <w:sz w:val="22"/>
                 <w:szCs w:val="22"/>
                 <w:rtl/>
@@ -8843,6 +9498,7 @@
             <w:r>
               <w:rPr>
                 <w:rFonts w:ascii="Arial" w:cs="Arial" w:eastAsia="Arial" w:hAnsi="Arial"/>
+                <w:noProof/>
                 <w:sz w:val="22"/>
                 <w:szCs w:val="22"/>
                 <w:rtl/>
@@ -8859,6 +9515,7 @@
             <w:r>
               <w:rPr>
                 <w:rFonts w:ascii="Arial" w:cs="Arial" w:eastAsia="Arial" w:hAnsi="Arial"/>
+                <w:noProof/>
                 <w:sz w:val="22"/>
                 <w:szCs w:val="22"/>
                 <w:rtl/>
@@ -8887,6 +9544,7 @@
             <w:r>
               <w:rPr>
                 <w:rFonts w:ascii="Arial" w:cs="Arial" w:eastAsia="Arial" w:hAnsi="Arial"/>
+                <w:noProof/>
                 <w:sz w:val="22"/>
                 <w:szCs w:val="22"/>
                 <w:rtl/>
@@ -8911,6 +9569,7 @@
       <w:r>
         <w:rPr>
           <w:rFonts w:ascii="Arial" w:cs="Arial" w:eastAsia="Arial" w:hAnsi="Arial"/>
+          <w:noProof/>
           <w:sz w:val="24"/>
           <w:szCs w:val="24"/>
           <w:rtl/>
@@ -8927,6 +9586,7 @@
       <w:r>
         <w:rPr>
           <w:rFonts w:ascii="Arial" w:cs="Arial" w:eastAsia="Arial" w:hAnsi="Arial"/>
+          <w:noProof/>
           <w:sz w:val="24"/>
           <w:szCs w:val="24"/>
           <w:rtl/>
@@ -8943,6 +9603,7 @@
       <w:r>
         <w:rPr>
           <w:rFonts w:ascii="Arial" w:cs="Arial" w:eastAsia="Arial" w:hAnsi="Arial"/>
+          <w:noProof/>
           <w:sz w:val="24"/>
           <w:szCs w:val="24"/>
           <w:rtl/>
@@ -8959,6 +9620,7 @@
       <w:r>
         <w:rPr>
           <w:rFonts w:ascii="Arial" w:cs="Arial" w:eastAsia="Arial" w:hAnsi="Arial"/>
+          <w:noProof/>
           <w:sz w:val="24"/>
           <w:szCs w:val="24"/>
           <w:rtl/>
@@ -8975,6 +9637,7 @@
       <w:r>
         <w:rPr>
           <w:rFonts w:ascii="Arial" w:cs="Arial" w:eastAsia="Arial" w:hAnsi="Arial"/>
+          <w:noProof/>
           <w:sz w:val="24"/>
           <w:szCs w:val="24"/>
           <w:rtl/>
@@ -8994,6 +9657,7 @@
           <w:rFonts w:ascii="Arial" w:cs="Arial" w:eastAsia="Arial" w:hAnsi="Arial"/>
           <w:b/>
           <w:bCs/>
+          <w:noProof/>
           <w:color w:val="000000"/>
           <w:sz w:val="28"/>
           <w:szCs w:val="28"/>
@@ -9011,6 +9675,7 @@
       <w:r>
         <w:rPr>
           <w:rFonts w:ascii="Arial" w:cs="Arial" w:eastAsia="Arial" w:hAnsi="Arial"/>
+          <w:noProof/>
           <w:sz w:val="24"/>
           <w:szCs w:val="24"/>
           <w:rtl/>
@@ -9029,6 +9694,7 @@
           <w:rFonts w:ascii="Arial" w:cs="Arial" w:eastAsia="Arial" w:hAnsi="Arial"/>
           <w:b/>
           <w:bCs/>
+          <w:noProof/>
           <w:sz w:val="24"/>
           <w:szCs w:val="24"/>
           <w:rtl/>
@@ -9082,6 +9748,7 @@
                 <w:rFonts w:ascii="Arial" w:cs="Arial" w:eastAsia="Arial" w:hAnsi="Arial"/>
                 <w:b/>
                 <w:bCs/>
+                <w:noProof/>
                 <w:sz w:val="22"/>
                 <w:szCs w:val="22"/>
                 <w:rtl/>
@@ -9113,6 +9780,7 @@
                 <w:rFonts w:ascii="Arial" w:cs="Arial" w:eastAsia="Arial" w:hAnsi="Arial"/>
                 <w:b/>
                 <w:bCs/>
+                <w:noProof/>
                 <w:sz w:val="22"/>
                 <w:szCs w:val="22"/>
                 <w:rtl/>
@@ -9144,6 +9812,7 @@
                 <w:rFonts w:ascii="Arial" w:cs="Arial" w:eastAsia="Arial" w:hAnsi="Arial"/>
                 <w:b/>
                 <w:bCs/>
+                <w:noProof/>
                 <w:sz w:val="22"/>
                 <w:szCs w:val="22"/>
                 <w:rtl/>
@@ -9178,6 +9847,7 @@
             <w:r>
               <w:rPr>
                 <w:rFonts w:ascii="Arial" w:cs="Arial" w:eastAsia="Arial" w:hAnsi="Arial"/>
+                <w:noProof/>
                 <w:sz w:val="22"/>
                 <w:szCs w:val="22"/>
                 <w:rtl/>
@@ -9206,6 +9876,7 @@
             <w:r>
               <w:rPr>
                 <w:rFonts w:ascii="Arial" w:cs="Arial" w:eastAsia="Arial" w:hAnsi="Arial"/>
+                <w:noProof/>
                 <w:sz w:val="22"/>
                 <w:szCs w:val="22"/>
                 <w:rtl/>
@@ -9234,6 +9905,7 @@
             <w:r>
               <w:rPr>
                 <w:rFonts w:ascii="Arial" w:cs="Arial" w:eastAsia="Arial" w:hAnsi="Arial"/>
+                <w:noProof/>
                 <w:sz w:val="22"/>
                 <w:szCs w:val="22"/>
                 <w:rtl/>
@@ -9268,6 +9940,7 @@
             <w:r>
               <w:rPr>
                 <w:rFonts w:ascii="Arial" w:cs="Arial" w:eastAsia="Arial" w:hAnsi="Arial"/>
+                <w:noProof/>
                 <w:sz w:val="22"/>
                 <w:szCs w:val="22"/>
                 <w:rtl/>
@@ -9296,6 +9969,7 @@
             <w:r>
               <w:rPr>
                 <w:rFonts w:ascii="Arial" w:cs="Arial" w:eastAsia="Arial" w:hAnsi="Arial"/>
+                <w:noProof/>
                 <w:sz w:val="22"/>
                 <w:szCs w:val="22"/>
                 <w:rtl/>
@@ -9324,6 +9998,7 @@
             <w:r>
               <w:rPr>
                 <w:rFonts w:ascii="Arial" w:cs="Arial" w:eastAsia="Arial" w:hAnsi="Arial"/>
+                <w:noProof/>
                 <w:sz w:val="22"/>
                 <w:szCs w:val="22"/>
                 <w:rtl/>
@@ -9358,6 +10033,7 @@
             <w:r>
               <w:rPr>
                 <w:rFonts w:ascii="Arial" w:cs="Arial" w:eastAsia="Arial" w:hAnsi="Arial"/>
+                <w:noProof/>
                 <w:sz w:val="22"/>
                 <w:szCs w:val="22"/>
                 <w:rtl/>
@@ -9386,6 +10062,7 @@
             <w:r>
               <w:rPr>
                 <w:rFonts w:ascii="Arial" w:cs="Arial" w:eastAsia="Arial" w:hAnsi="Arial"/>
+                <w:noProof/>
                 <w:sz w:val="22"/>
                 <w:szCs w:val="22"/>
                 <w:rtl/>
@@ -9414,6 +10091,7 @@
             <w:r>
               <w:rPr>
                 <w:rFonts w:ascii="Arial" w:cs="Arial" w:eastAsia="Arial" w:hAnsi="Arial"/>
+                <w:noProof/>
                 <w:sz w:val="22"/>
                 <w:szCs w:val="22"/>
                 <w:rtl/>
@@ -9448,6 +10126,7 @@
             <w:r>
               <w:rPr>
                 <w:rFonts w:ascii="Arial" w:cs="Arial" w:eastAsia="Arial" w:hAnsi="Arial"/>
+                <w:noProof/>
                 <w:sz w:val="22"/>
                 <w:szCs w:val="22"/>
                 <w:rtl/>
@@ -9476,6 +10155,7 @@
             <w:r>
               <w:rPr>
                 <w:rFonts w:ascii="Arial" w:cs="Arial" w:eastAsia="Arial" w:hAnsi="Arial"/>
+                <w:noProof/>
                 <w:sz w:val="22"/>
                 <w:szCs w:val="22"/>
                 <w:rtl/>
@@ -9504,6 +10184,7 @@
             <w:r>
               <w:rPr>
                 <w:rFonts w:ascii="Arial" w:cs="Arial" w:eastAsia="Arial" w:hAnsi="Arial"/>
+                <w:noProof/>
                 <w:sz w:val="22"/>
                 <w:szCs w:val="22"/>
                 <w:rtl/>
@@ -9538,6 +10219,7 @@
             <w:r>
               <w:rPr>
                 <w:rFonts w:ascii="Arial" w:cs="Arial" w:eastAsia="Arial" w:hAnsi="Arial"/>
+                <w:noProof/>
                 <w:sz w:val="22"/>
                 <w:szCs w:val="22"/>
                 <w:rtl/>
@@ -9566,6 +10248,7 @@
             <w:r>
               <w:rPr>
                 <w:rFonts w:ascii="Arial" w:cs="Arial" w:eastAsia="Arial" w:hAnsi="Arial"/>
+                <w:noProof/>
                 <w:sz w:val="22"/>
                 <w:szCs w:val="22"/>
                 <w:rtl/>
@@ -9594,6 +10277,7 @@
             <w:r>
               <w:rPr>
                 <w:rFonts w:ascii="Arial" w:cs="Arial" w:eastAsia="Arial" w:hAnsi="Arial"/>
+                <w:noProof/>
                 <w:sz w:val="22"/>
                 <w:szCs w:val="22"/>
                 <w:rtl/>
@@ -9628,6 +10312,7 @@
             <w:r>
               <w:rPr>
                 <w:rFonts w:ascii="Arial" w:cs="Arial" w:eastAsia="Arial" w:hAnsi="Arial"/>
+                <w:noProof/>
                 <w:sz w:val="22"/>
                 <w:szCs w:val="22"/>
                 <w:rtl/>
@@ -9656,6 +10341,7 @@
             <w:r>
               <w:rPr>
                 <w:rFonts w:ascii="Arial" w:cs="Arial" w:eastAsia="Arial" w:hAnsi="Arial"/>
+                <w:noProof/>
                 <w:sz w:val="22"/>
                 <w:szCs w:val="22"/>
                 <w:rtl/>
@@ -9684,6 +10370,7 @@
             <w:r>
               <w:rPr>
                 <w:rFonts w:ascii="Arial" w:cs="Arial" w:eastAsia="Arial" w:hAnsi="Arial"/>
+                <w:noProof/>
                 <w:sz w:val="22"/>
                 <w:szCs w:val="22"/>
                 <w:rtl/>
@@ -9718,6 +10405,7 @@
             <w:r>
               <w:rPr>
                 <w:rFonts w:ascii="Arial" w:cs="Arial" w:eastAsia="Arial" w:hAnsi="Arial"/>
+                <w:noProof/>
                 <w:sz w:val="22"/>
                 <w:szCs w:val="22"/>
                 <w:rtl/>
@@ -9746,6 +10434,7 @@
             <w:r>
               <w:rPr>
                 <w:rFonts w:ascii="Arial" w:cs="Arial" w:eastAsia="Arial" w:hAnsi="Arial"/>
+                <w:noProof/>
                 <w:sz w:val="22"/>
                 <w:szCs w:val="22"/>
                 <w:rtl/>
@@ -9774,6 +10463,7 @@
             <w:r>
               <w:rPr>
                 <w:rFonts w:ascii="Arial" w:cs="Arial" w:eastAsia="Arial" w:hAnsi="Arial"/>
+                <w:noProof/>
                 <w:sz w:val="22"/>
                 <w:szCs w:val="22"/>
                 <w:rtl/>
@@ -9802,6 +10492,7 @@
           <w:rFonts w:ascii="Arial" w:cs="Arial" w:eastAsia="Arial" w:hAnsi="Arial"/>
           <w:b/>
           <w:bCs/>
+          <w:noProof/>
           <w:color w:val="000000"/>
           <w:sz w:val="32"/>
           <w:szCs w:val="32"/>
@@ -9819,6 +10510,7 @@
       <w:r>
         <w:rPr>
           <w:rFonts w:ascii="Arial" w:cs="Arial" w:eastAsia="Arial" w:hAnsi="Arial"/>
+          <w:noProof/>
           <w:sz w:val="24"/>
           <w:szCs w:val="24"/>
           <w:rtl/>
@@ -9838,6 +10530,7 @@
           <w:rFonts w:ascii="Arial" w:cs="Arial" w:eastAsia="Arial" w:hAnsi="Arial"/>
           <w:b/>
           <w:bCs/>
+          <w:noProof/>
           <w:color w:val="000000"/>
           <w:sz w:val="28"/>
           <w:szCs w:val="28"/>
@@ -9855,6 +10548,7 @@
       <w:r>
         <w:rPr>
           <w:rFonts w:ascii="Arial" w:cs="Arial" w:eastAsia="Arial" w:hAnsi="Arial"/>
+          <w:noProof/>
           <w:sz w:val="24"/>
           <w:szCs w:val="24"/>
           <w:rtl/>
@@ -9871,6 +10565,7 @@
       <w:r>
         <w:rPr>
           <w:rFonts w:ascii="Arial" w:cs="Arial" w:eastAsia="Arial" w:hAnsi="Arial"/>
+          <w:noProof/>
           <w:sz w:val="24"/>
           <w:szCs w:val="24"/>
           <w:rtl/>
@@ -9887,6 +10582,7 @@
       <w:r>
         <w:rPr>
           <w:rFonts w:ascii="Arial" w:cs="Arial" w:eastAsia="Arial" w:hAnsi="Arial"/>
+          <w:noProof/>
           <w:sz w:val="24"/>
           <w:szCs w:val="24"/>
           <w:rtl/>
@@ -9903,6 +10599,7 @@
       <w:r>
         <w:rPr>
           <w:rFonts w:ascii="Arial" w:cs="Arial" w:eastAsia="Arial" w:hAnsi="Arial"/>
+          <w:noProof/>
           <w:sz w:val="24"/>
           <w:szCs w:val="24"/>
           <w:rtl/>
@@ -9919,6 +10616,7 @@
       <w:r>
         <w:rPr>
           <w:rFonts w:ascii="Arial" w:cs="Arial" w:eastAsia="Arial" w:hAnsi="Arial"/>
+          <w:noProof/>
           <w:sz w:val="24"/>
           <w:szCs w:val="24"/>
           <w:rtl/>
@@ -9938,6 +10636,7 @@
           <w:rFonts w:ascii="Arial" w:cs="Arial" w:eastAsia="Arial" w:hAnsi="Arial"/>
           <w:b/>
           <w:bCs/>
+          <w:noProof/>
           <w:color w:val="000000"/>
           <w:sz w:val="28"/>
           <w:szCs w:val="28"/>
@@ -9955,6 +10654,7 @@
       <w:r>
         <w:rPr>
           <w:rFonts w:ascii="Arial" w:cs="Arial" w:eastAsia="Arial" w:hAnsi="Arial"/>
+          <w:noProof/>
           <w:sz w:val="24"/>
           <w:szCs w:val="24"/>
           <w:rtl/>
@@ -9971,6 +10671,7 @@
       <w:r>
         <w:rPr>
           <w:rFonts w:ascii="Arial" w:cs="Arial" w:eastAsia="Arial" w:hAnsi="Arial"/>
+          <w:noProof/>
           <w:sz w:val="24"/>
           <w:szCs w:val="24"/>
           <w:rtl/>
@@ -9987,6 +10688,7 @@
       <w:r>
         <w:rPr>
           <w:rFonts w:ascii="Arial" w:cs="Arial" w:eastAsia="Arial" w:hAnsi="Arial"/>
+          <w:noProof/>
           <w:sz w:val="24"/>
           <w:szCs w:val="24"/>
           <w:rtl/>
@@ -10003,6 +10705,7 @@
       <w:r>
         <w:rPr>
           <w:rFonts w:ascii="Arial" w:cs="Arial" w:eastAsia="Arial" w:hAnsi="Arial"/>
+          <w:noProof/>
           <w:sz w:val="24"/>
           <w:szCs w:val="24"/>
           <w:rtl/>
@@ -10022,6 +10725,7 @@
           <w:rFonts w:ascii="Arial" w:cs="Arial" w:eastAsia="Arial" w:hAnsi="Arial"/>
           <w:b/>
           <w:bCs/>
+          <w:noProof/>
           <w:color w:val="000000"/>
           <w:sz w:val="28"/>
           <w:szCs w:val="28"/>
@@ -10039,6 +10743,7 @@
       <w:r>
         <w:rPr>
           <w:rFonts w:ascii="Arial" w:cs="Arial" w:eastAsia="Arial" w:hAnsi="Arial"/>
+          <w:noProof/>
           <w:sz w:val="24"/>
           <w:szCs w:val="24"/>
           <w:rtl/>
@@ -10055,6 +10760,7 @@
       <w:r>
         <w:rPr>
           <w:rFonts w:ascii="Arial" w:cs="Arial" w:eastAsia="Arial" w:hAnsi="Arial"/>
+          <w:noProof/>
           <w:sz w:val="24"/>
           <w:szCs w:val="24"/>
           <w:rtl/>
@@ -10071,6 +10777,7 @@
       <w:r>
         <w:rPr>
           <w:rFonts w:ascii="Arial" w:cs="Arial" w:eastAsia="Arial" w:hAnsi="Arial"/>
+          <w:noProof/>
           <w:sz w:val="24"/>
           <w:szCs w:val="24"/>
           <w:rtl/>
@@ -10087,6 +10794,7 @@
       <w:r>
         <w:rPr>
           <w:rFonts w:ascii="Arial" w:cs="Arial" w:eastAsia="Arial" w:hAnsi="Arial"/>
+          <w:noProof/>
           <w:sz w:val="24"/>
           <w:szCs w:val="24"/>
           <w:rtl/>
@@ -10106,6 +10814,7 @@
           <w:rFonts w:ascii="Arial" w:cs="Arial" w:eastAsia="Arial" w:hAnsi="Arial"/>
           <w:b/>
           <w:bCs/>
+          <w:noProof/>
           <w:color w:val="000000"/>
           <w:sz w:val="28"/>
           <w:szCs w:val="28"/>
@@ -10123,6 +10832,7 @@
       <w:r>
         <w:rPr>
           <w:rFonts w:ascii="Arial" w:cs="Arial" w:eastAsia="Arial" w:hAnsi="Arial"/>
+          <w:noProof/>
           <w:sz w:val="24"/>
           <w:szCs w:val="24"/>
           <w:rtl/>
@@ -10139,6 +10849,7 @@
       <w:r>
         <w:rPr>
           <w:rFonts w:ascii="Arial" w:cs="Arial" w:eastAsia="Arial" w:hAnsi="Arial"/>
+          <w:noProof/>
           <w:sz w:val="24"/>
           <w:szCs w:val="24"/>
           <w:rtl/>
@@ -10158,6 +10869,7 @@
           <w:rFonts w:ascii="Arial" w:cs="Arial" w:eastAsia="Arial" w:hAnsi="Arial"/>
           <w:b/>
           <w:bCs/>
+          <w:noProof/>
           <w:color w:val="000000"/>
           <w:sz w:val="28"/>
           <w:szCs w:val="28"/>
@@ -10175,6 +10887,7 @@
       <w:r>
         <w:rPr>
           <w:rFonts w:ascii="Arial" w:cs="Arial" w:eastAsia="Arial" w:hAnsi="Arial"/>
+          <w:noProof/>
           <w:sz w:val="24"/>
           <w:szCs w:val="24"/>
           <w:rtl/>
@@ -10191,6 +10904,7 @@
       <w:r>
         <w:rPr>
           <w:rFonts w:ascii="Arial" w:cs="Arial" w:eastAsia="Arial" w:hAnsi="Arial"/>
+          <w:noProof/>
           <w:sz w:val="24"/>
           <w:szCs w:val="24"/>
           <w:rtl/>
@@ -10210,6 +10924,7 @@
           <w:rFonts w:ascii="Arial" w:cs="Arial" w:eastAsia="Arial" w:hAnsi="Arial"/>
           <w:b/>
           <w:bCs/>
+          <w:noProof/>
           <w:color w:val="000000"/>
           <w:sz w:val="28"/>
           <w:szCs w:val="28"/>
@@ -10227,6 +10942,7 @@
       <w:r>
         <w:rPr>
           <w:rFonts w:ascii="Arial" w:cs="Arial" w:eastAsia="Arial" w:hAnsi="Arial"/>
+          <w:noProof/>
           <w:sz w:val="24"/>
           <w:szCs w:val="24"/>
           <w:rtl/>
@@ -10246,6 +10962,7 @@
           <w:rFonts w:ascii="Arial" w:cs="Arial" w:eastAsia="Arial" w:hAnsi="Arial"/>
           <w:b/>
           <w:bCs/>
+          <w:noProof/>
           <w:color w:val="000000"/>
           <w:sz w:val="26"/>
           <w:szCs w:val="26"/>
@@ -10268,6 +10985,7 @@
       <w:r>
         <w:rPr>
           <w:rFonts w:ascii="Arial" w:cs="Arial" w:eastAsia="Arial" w:hAnsi="Arial"/>
+          <w:noProof/>
           <w:sz w:val="24"/>
           <w:szCs w:val="24"/>
           <w:rtl/>
@@ -10289,6 +11007,7 @@
       <w:r>
         <w:rPr>
           <w:rFonts w:ascii="Arial" w:cs="Arial" w:eastAsia="Arial" w:hAnsi="Arial"/>
+          <w:noProof/>
           <w:sz w:val="24"/>
           <w:szCs w:val="24"/>
           <w:rtl/>
@@ -10310,6 +11029,7 @@
       <w:r>
         <w:rPr>
           <w:rFonts w:ascii="Arial" w:cs="Arial" w:eastAsia="Arial" w:hAnsi="Arial"/>
+          <w:noProof/>
           <w:sz w:val="24"/>
           <w:szCs w:val="24"/>
           <w:rtl/>
@@ -10331,6 +11051,7 @@
       <w:r>
         <w:rPr>
           <w:rFonts w:ascii="Arial" w:cs="Arial" w:eastAsia="Arial" w:hAnsi="Arial"/>
+          <w:noProof/>
           <w:sz w:val="24"/>
           <w:szCs w:val="24"/>
           <w:rtl/>
@@ -10352,6 +11073,7 @@
       <w:r>
         <w:rPr>
           <w:rFonts w:ascii="Arial" w:cs="Arial" w:eastAsia="Arial" w:hAnsi="Arial"/>
+          <w:noProof/>
           <w:sz w:val="24"/>
           <w:szCs w:val="24"/>
           <w:rtl/>
@@ -10373,6 +11095,7 @@
       <w:r>
         <w:rPr>
           <w:rFonts w:ascii="Arial" w:cs="Arial" w:eastAsia="Arial" w:hAnsi="Arial"/>
+          <w:noProof/>
           <w:sz w:val="24"/>
           <w:szCs w:val="24"/>
           <w:rtl/>
@@ -10394,6 +11117,7 @@
       <w:r>
         <w:rPr>
           <w:rFonts w:ascii="Arial" w:cs="Arial" w:eastAsia="Arial" w:hAnsi="Arial"/>
+          <w:noProof/>
           <w:sz w:val="24"/>
           <w:szCs w:val="24"/>
           <w:rtl/>
@@ -10413,6 +11137,7 @@
           <w:rFonts w:ascii="Arial" w:cs="Arial" w:eastAsia="Arial" w:hAnsi="Arial"/>
           <w:b/>
           <w:bCs/>
+          <w:noProof/>
           <w:color w:val="000000"/>
           <w:sz w:val="26"/>
           <w:szCs w:val="26"/>
@@ -10435,6 +11160,7 @@
       <w:r>
         <w:rPr>
           <w:rFonts w:ascii="Arial" w:cs="Arial" w:eastAsia="Arial" w:hAnsi="Arial"/>
+          <w:noProof/>
           <w:sz w:val="24"/>
           <w:szCs w:val="24"/>
           <w:rtl/>
@@ -10456,6 +11182,7 @@
       <w:r>
         <w:rPr>
           <w:rFonts w:ascii="Arial" w:cs="Arial" w:eastAsia="Arial" w:hAnsi="Arial"/>
+          <w:noProof/>
           <w:sz w:val="24"/>
           <w:szCs w:val="24"/>
           <w:rtl/>
@@ -10477,6 +11204,7 @@
       <w:r>
         <w:rPr>
           <w:rFonts w:ascii="Arial" w:cs="Arial" w:eastAsia="Arial" w:hAnsi="Arial"/>
+          <w:noProof/>
           <w:sz w:val="24"/>
           <w:szCs w:val="24"/>
           <w:rtl/>
@@ -10498,6 +11226,7 @@
       <w:r>
         <w:rPr>
           <w:rFonts w:ascii="Arial" w:cs="Arial" w:eastAsia="Arial" w:hAnsi="Arial"/>
+          <w:noProof/>
           <w:sz w:val="24"/>
           <w:szCs w:val="24"/>
           <w:rtl/>
@@ -10517,6 +11246,7 @@
           <w:rFonts w:ascii="Arial" w:cs="Arial" w:eastAsia="Arial" w:hAnsi="Arial"/>
           <w:b/>
           <w:bCs/>
+          <w:noProof/>
           <w:color w:val="000000"/>
           <w:sz w:val="26"/>
           <w:szCs w:val="26"/>
@@ -10539,6 +11269,7 @@
       <w:r>
         <w:rPr>
           <w:rFonts w:ascii="Arial" w:cs="Arial" w:eastAsia="Arial" w:hAnsi="Arial"/>
+          <w:noProof/>
           <w:sz w:val="24"/>
           <w:szCs w:val="24"/>
           <w:rtl/>
@@ -10560,6 +11291,7 @@
       <w:r>
         <w:rPr>
           <w:rFonts w:ascii="Arial" w:cs="Arial" w:eastAsia="Arial" w:hAnsi="Arial"/>
+          <w:noProof/>
           <w:sz w:val="24"/>
           <w:szCs w:val="24"/>
           <w:rtl/>
@@ -10581,6 +11313,7 @@
       <w:r>
         <w:rPr>
           <w:rFonts w:ascii="Arial" w:cs="Arial" w:eastAsia="Arial" w:hAnsi="Arial"/>
+          <w:noProof/>
           <w:sz w:val="24"/>
           <w:szCs w:val="24"/>
           <w:rtl/>
@@ -10600,6 +11333,7 @@
           <w:rFonts w:ascii="Arial" w:cs="Arial" w:eastAsia="Arial" w:hAnsi="Arial"/>
           <w:b/>
           <w:bCs/>
+          <w:noProof/>
           <w:color w:val="000000"/>
           <w:sz w:val="28"/>
           <w:szCs w:val="28"/>
@@ -10617,6 +11351,7 @@
       <w:r>
         <w:rPr>
           <w:rFonts w:ascii="Arial" w:cs="Arial" w:eastAsia="Arial" w:hAnsi="Arial"/>
+          <w:noProof/>
           <w:sz w:val="24"/>
           <w:szCs w:val="24"/>
           <w:rtl/>
@@ -10636,6 +11371,7 @@
           <w:rFonts w:ascii="Arial" w:cs="Arial" w:eastAsia="Arial" w:hAnsi="Arial"/>
           <w:b/>
           <w:bCs/>
+          <w:noProof/>
           <w:color w:val="000000"/>
           <w:sz w:val="28"/>
           <w:szCs w:val="28"/>
@@ -10658,6 +11394,7 @@
       <w:r>
         <w:rPr>
           <w:rFonts w:ascii="Arial" w:cs="Arial" w:eastAsia="Arial" w:hAnsi="Arial"/>
+          <w:noProof/>
           <w:sz w:val="24"/>
           <w:szCs w:val="24"/>
           <w:rtl/>
@@ -10679,6 +11416,7 @@
       <w:r>
         <w:rPr>
           <w:rFonts w:ascii="Arial" w:cs="Arial" w:eastAsia="Arial" w:hAnsi="Arial"/>
+          <w:noProof/>
           <w:sz w:val="24"/>
           <w:szCs w:val="24"/>
           <w:rtl/>
@@ -10700,6 +11438,7 @@
       <w:r>
         <w:rPr>
           <w:rFonts w:ascii="Arial" w:cs="Arial" w:eastAsia="Arial" w:hAnsi="Arial"/>
+          <w:noProof/>
           <w:sz w:val="24"/>
           <w:szCs w:val="24"/>
           <w:rtl/>
@@ -10721,6 +11460,7 @@
       <w:r>
         <w:rPr>
           <w:rFonts w:ascii="Arial" w:cs="Arial" w:eastAsia="Arial" w:hAnsi="Arial"/>
+          <w:noProof/>
           <w:sz w:val="24"/>
           <w:szCs w:val="24"/>
           <w:rtl/>
@@ -10742,6 +11482,7 @@
       <w:r>
         <w:rPr>
           <w:rFonts w:ascii="Arial" w:cs="Arial" w:eastAsia="Arial" w:hAnsi="Arial"/>
+          <w:noProof/>
           <w:sz w:val="24"/>
           <w:szCs w:val="24"/>
           <w:rtl/>
@@ -10762,6 +11503,7 @@
           <w:rFonts w:ascii="Arial" w:cs="Arial" w:eastAsia="Arial" w:hAnsi="Arial"/>
           <w:b/>
           <w:bCs/>
+          <w:noProof/>
           <w:color w:val="000000"/>
           <w:sz w:val="32"/>
           <w:szCs w:val="32"/>
@@ -10780,6 +11522,7 @@
       <w:r>
         <w:rPr>
           <w:rFonts w:ascii="Arial" w:cs="Arial" w:eastAsia="Arial" w:hAnsi="Arial"/>
+          <w:noProof/>
           <w:sz w:val="24"/>
           <w:szCs w:val="24"/>
           <w:rtl/>
@@ -10791,6 +11534,7 @@
           <w:rFonts w:ascii="Arial" w:cs="Arial" w:eastAsia="Arial" w:hAnsi="Arial"/>
           <w:i/>
           <w:iCs/>
+          <w:noProof/>
           <w:sz w:val="24"/>
           <w:szCs w:val="24"/>
           <w:rtl/>
@@ -10800,6 +11544,7 @@
       <w:r>
         <w:rPr>
           <w:rFonts w:ascii="Arial" w:cs="Arial" w:eastAsia="Arial" w:hAnsi="Arial"/>
+          <w:noProof/>
           <w:sz w:val="24"/>
           <w:szCs w:val="24"/>
           <w:rtl/>
@@ -10817,6 +11562,7 @@
       <w:r>
         <w:rPr>
           <w:rFonts w:ascii="Arial" w:cs="Arial" w:eastAsia="Arial" w:hAnsi="Arial"/>
+          <w:noProof/>
           <w:sz w:val="24"/>
           <w:szCs w:val="24"/>
           <w:rtl/>
@@ -10828,6 +11574,7 @@
           <w:rFonts w:ascii="Arial" w:cs="Arial" w:eastAsia="Arial" w:hAnsi="Arial"/>
           <w:i/>
           <w:iCs/>
+          <w:noProof/>
           <w:sz w:val="24"/>
           <w:szCs w:val="24"/>
           <w:rtl/>
@@ -10837,6 +11584,7 @@
       <w:r>
         <w:rPr>
           <w:rFonts w:ascii="Arial" w:cs="Arial" w:eastAsia="Arial" w:hAnsi="Arial"/>
+          <w:noProof/>
           <w:sz w:val="24"/>
           <w:szCs w:val="24"/>
           <w:rtl/>
@@ -10854,6 +11602,7 @@
       <w:r>
         <w:rPr>
           <w:rFonts w:ascii="Arial" w:cs="Arial" w:eastAsia="Arial" w:hAnsi="Arial"/>
+          <w:noProof/>
           <w:sz w:val="24"/>
           <w:szCs w:val="24"/>
           <w:rtl/>
@@ -10865,6 +11614,7 @@
           <w:rFonts w:ascii="Arial" w:cs="Arial" w:eastAsia="Arial" w:hAnsi="Arial"/>
           <w:i/>
           <w:iCs/>
+          <w:noProof/>
           <w:sz w:val="24"/>
           <w:szCs w:val="24"/>
           <w:rtl/>
@@ -10874,6 +11624,7 @@
       <w:r>
         <w:rPr>
           <w:rFonts w:ascii="Arial" w:cs="Arial" w:eastAsia="Arial" w:hAnsi="Arial"/>
+          <w:noProof/>
           <w:sz w:val="24"/>
           <w:szCs w:val="24"/>
           <w:rtl/>
@@ -10891,6 +11642,7 @@
       <w:r>
         <w:rPr>
           <w:rFonts w:ascii="Arial" w:cs="Arial" w:eastAsia="Arial" w:hAnsi="Arial"/>
+          <w:noProof/>
           <w:sz w:val="24"/>
           <w:szCs w:val="24"/>
           <w:rtl/>
@@ -10902,6 +11654,7 @@
           <w:rFonts w:ascii="Arial" w:cs="Arial" w:eastAsia="Arial" w:hAnsi="Arial"/>
           <w:i/>
           <w:iCs/>
+          <w:noProof/>
           <w:sz w:val="24"/>
           <w:szCs w:val="24"/>
           <w:rtl/>
@@ -10911,6 +11664,7 @@
       <w:r>
         <w:rPr>
           <w:rFonts w:ascii="Arial" w:cs="Arial" w:eastAsia="Arial" w:hAnsi="Arial"/>
+          <w:noProof/>
           <w:sz w:val="24"/>
           <w:szCs w:val="24"/>
           <w:rtl/>
@@ -10928,6 +11682,7 @@
       <w:r>
         <w:rPr>
           <w:rFonts w:ascii="Arial" w:cs="Arial" w:eastAsia="Arial" w:hAnsi="Arial"/>
+          <w:noProof/>
           <w:sz w:val="24"/>
           <w:szCs w:val="24"/>
           <w:rtl/>
@@ -10939,6 +11694,7 @@
           <w:rFonts w:ascii="Arial" w:cs="Arial" w:eastAsia="Arial" w:hAnsi="Arial"/>
           <w:i/>
           <w:iCs/>
+          <w:noProof/>
           <w:sz w:val="24"/>
           <w:szCs w:val="24"/>
           <w:rtl/>
@@ -10948,6 +11704,7 @@
       <w:r>
         <w:rPr>
           <w:rFonts w:ascii="Arial" w:cs="Arial" w:eastAsia="Arial" w:hAnsi="Arial"/>
+          <w:noProof/>
           <w:sz w:val="24"/>
           <w:szCs w:val="24"/>
           <w:rtl/>
@@ -10965,6 +11722,7 @@
       <w:r>
         <w:rPr>
           <w:rFonts w:ascii="Arial" w:cs="Arial" w:eastAsia="Arial" w:hAnsi="Arial"/>
+          <w:noProof/>
           <w:sz w:val="24"/>
           <w:szCs w:val="24"/>
           <w:rtl/>
@@ -10976,6 +11734,7 @@
           <w:rFonts w:ascii="Arial" w:cs="Arial" w:eastAsia="Arial" w:hAnsi="Arial"/>
           <w:i/>
           <w:iCs/>
+          <w:noProof/>
           <w:sz w:val="24"/>
           <w:szCs w:val="24"/>
           <w:rtl/>
@@ -10985,6 +11744,7 @@
       <w:r>
         <w:rPr>
           <w:rFonts w:ascii="Arial" w:cs="Arial" w:eastAsia="Arial" w:hAnsi="Arial"/>
+          <w:noProof/>
           <w:sz w:val="24"/>
           <w:szCs w:val="24"/>
           <w:rtl/>
@@ -11002,6 +11762,7 @@
       <w:r>
         <w:rPr>
           <w:rFonts w:ascii="Arial" w:cs="Arial" w:eastAsia="Arial" w:hAnsi="Arial"/>
+          <w:noProof/>
           <w:sz w:val="24"/>
           <w:szCs w:val="24"/>
           <w:rtl/>
@@ -11013,6 +11774,7 @@
           <w:rFonts w:ascii="Arial" w:cs="Arial" w:eastAsia="Arial" w:hAnsi="Arial"/>
           <w:i/>
           <w:iCs/>
+          <w:noProof/>
           <w:sz w:val="24"/>
           <w:szCs w:val="24"/>
           <w:rtl/>
@@ -11022,6 +11784,7 @@
       <w:r>
         <w:rPr>
           <w:rFonts w:ascii="Arial" w:cs="Arial" w:eastAsia="Arial" w:hAnsi="Arial"/>
+          <w:noProof/>
           <w:sz w:val="24"/>
           <w:szCs w:val="24"/>
           <w:rtl/>
@@ -11039,6 +11802,7 @@
       <w:r>
         <w:rPr>
           <w:rFonts w:ascii="Arial" w:cs="Arial" w:eastAsia="Arial" w:hAnsi="Arial"/>
+          <w:noProof/>
           <w:sz w:val="24"/>
           <w:szCs w:val="24"/>
           <w:rtl/>
@@ -11050,6 +11814,7 @@
           <w:rFonts w:ascii="Arial" w:cs="Arial" w:eastAsia="Arial" w:hAnsi="Arial"/>
           <w:i/>
           <w:iCs/>
+          <w:noProof/>
           <w:sz w:val="24"/>
           <w:szCs w:val="24"/>
           <w:rtl/>
@@ -11059,6 +11824,7 @@
       <w:r>
         <w:rPr>
           <w:rFonts w:ascii="Arial" w:cs="Arial" w:eastAsia="Arial" w:hAnsi="Arial"/>
+          <w:noProof/>
           <w:sz w:val="24"/>
           <w:szCs w:val="24"/>
           <w:rtl/>
@@ -11076,6 +11842,7 @@
       <w:r>
         <w:rPr>
           <w:rFonts w:ascii="Arial" w:cs="Arial" w:eastAsia="Arial" w:hAnsi="Arial"/>
+          <w:noProof/>
           <w:sz w:val="24"/>
           <w:szCs w:val="24"/>
           <w:rtl/>
@@ -11087,6 +11854,7 @@
           <w:rFonts w:ascii="Arial" w:cs="Arial" w:eastAsia="Arial" w:hAnsi="Arial"/>
           <w:i/>
           <w:iCs/>
+          <w:noProof/>
           <w:sz w:val="24"/>
           <w:szCs w:val="24"/>
           <w:rtl/>
@@ -11096,6 +11864,7 @@
       <w:r>
         <w:rPr>
           <w:rFonts w:ascii="Arial" w:cs="Arial" w:eastAsia="Arial" w:hAnsi="Arial"/>
+          <w:noProof/>
           <w:sz w:val="24"/>
           <w:szCs w:val="24"/>
           <w:rtl/>
@@ -11113,6 +11882,7 @@
       <w:r>
         <w:rPr>
           <w:rFonts w:ascii="Arial" w:cs="Arial" w:eastAsia="Arial" w:hAnsi="Arial"/>
+          <w:noProof/>
           <w:sz w:val="24"/>
           <w:szCs w:val="24"/>
           <w:rtl/>
@@ -11124,6 +11894,7 @@
           <w:rFonts w:ascii="Arial" w:cs="Arial" w:eastAsia="Arial" w:hAnsi="Arial"/>
           <w:i/>
           <w:iCs/>
+          <w:noProof/>
           <w:sz w:val="24"/>
           <w:szCs w:val="24"/>
           <w:rtl/>
@@ -11133,6 +11904,7 @@
       <w:r>
         <w:rPr>
           <w:rFonts w:ascii="Arial" w:cs="Arial" w:eastAsia="Arial" w:hAnsi="Arial"/>
+          <w:noProof/>
           <w:sz w:val="24"/>
           <w:szCs w:val="24"/>
           <w:rtl/>
@@ -11150,6 +11922,7 @@
       <w:r>
         <w:rPr>
           <w:rFonts w:ascii="Arial" w:cs="Arial" w:eastAsia="Arial" w:hAnsi="Arial"/>
+          <w:noProof/>
           <w:sz w:val="24"/>
           <w:szCs w:val="24"/>
           <w:rtl/>
@@ -11161,6 +11934,7 @@
           <w:rFonts w:ascii="Arial" w:cs="Arial" w:eastAsia="Arial" w:hAnsi="Arial"/>
           <w:i/>
           <w:iCs/>
+          <w:noProof/>
           <w:sz w:val="24"/>
           <w:szCs w:val="24"/>
           <w:rtl/>
@@ -11170,6 +11944,7 @@
       <w:r>
         <w:rPr>
           <w:rFonts w:ascii="Arial" w:cs="Arial" w:eastAsia="Arial" w:hAnsi="Arial"/>
+          <w:noProof/>
           <w:sz w:val="24"/>
           <w:szCs w:val="24"/>
           <w:rtl/>
@@ -11187,6 +11962,7 @@
       <w:r>
         <w:rPr>
           <w:rFonts w:ascii="Arial" w:cs="Arial" w:eastAsia="Arial" w:hAnsi="Arial"/>
+          <w:noProof/>
           <w:sz w:val="24"/>
           <w:szCs w:val="24"/>
           <w:rtl/>
@@ -11198,6 +11974,7 @@
           <w:rFonts w:ascii="Arial" w:cs="Arial" w:eastAsia="Arial" w:hAnsi="Arial"/>
           <w:i/>
           <w:iCs/>
+          <w:noProof/>
           <w:sz w:val="24"/>
           <w:szCs w:val="24"/>
           <w:rtl/>
@@ -11207,6 +11984,7 @@
       <w:r>
         <w:rPr>
           <w:rFonts w:ascii="Arial" w:cs="Arial" w:eastAsia="Arial" w:hAnsi="Arial"/>
+          <w:noProof/>
           <w:sz w:val="24"/>
           <w:szCs w:val="24"/>
           <w:rtl/>
@@ -11224,6 +12002,7 @@
       <w:r>
         <w:rPr>
           <w:rFonts w:ascii="Arial" w:cs="Arial" w:eastAsia="Arial" w:hAnsi="Arial"/>
+          <w:noProof/>
           <w:sz w:val="24"/>
           <w:szCs w:val="24"/>
           <w:rtl/>
@@ -11235,6 +12014,7 @@
           <w:rFonts w:ascii="Arial" w:cs="Arial" w:eastAsia="Arial" w:hAnsi="Arial"/>
           <w:i/>
           <w:iCs/>
+          <w:noProof/>
           <w:sz w:val="24"/>
           <w:szCs w:val="24"/>
           <w:rtl/>
@@ -11244,6 +12024,7 @@
       <w:r>
         <w:rPr>
           <w:rFonts w:ascii="Arial" w:cs="Arial" w:eastAsia="Arial" w:hAnsi="Arial"/>
+          <w:noProof/>
           <w:sz w:val="24"/>
           <w:szCs w:val="24"/>
           <w:rtl/>
@@ -11261,6 +12042,7 @@
       <w:r>
         <w:rPr>
           <w:rFonts w:ascii="Arial" w:cs="Arial" w:eastAsia="Arial" w:hAnsi="Arial"/>
+          <w:noProof/>
           <w:sz w:val="24"/>
           <w:szCs w:val="24"/>
         </w:rPr>
@@ -11271,6 +12053,7 @@
           <w:rFonts w:ascii="Arial" w:cs="Arial" w:eastAsia="Arial" w:hAnsi="Arial"/>
           <w:i/>
           <w:iCs/>
+          <w:noProof/>
           <w:sz w:val="24"/>
           <w:szCs w:val="24"/>
         </w:rPr>
@@ -11279,6 +12062,7 @@
       <w:r>
         <w:rPr>
           <w:rFonts w:ascii="Arial" w:cs="Arial" w:eastAsia="Arial" w:hAnsi="Arial"/>
+          <w:noProof/>
           <w:sz w:val="24"/>
           <w:szCs w:val="24"/>
         </w:rPr>
@@ -11295,6 +12079,7 @@
       <w:r>
         <w:rPr>
           <w:rFonts w:ascii="Arial" w:cs="Arial" w:eastAsia="Arial" w:hAnsi="Arial"/>
+          <w:noProof/>
           <w:sz w:val="24"/>
           <w:szCs w:val="24"/>
         </w:rPr>
@@ -11305,6 +12090,7 @@
           <w:rFonts w:ascii="Arial" w:cs="Arial" w:eastAsia="Arial" w:hAnsi="Arial"/>
           <w:i/>
           <w:iCs/>
+          <w:noProof/>
           <w:sz w:val="24"/>
           <w:szCs w:val="24"/>
         </w:rPr>
@@ -11313,6 +12099,7 @@
       <w:r>
         <w:rPr>
           <w:rFonts w:ascii="Arial" w:cs="Arial" w:eastAsia="Arial" w:hAnsi="Arial"/>
+          <w:noProof/>
           <w:sz w:val="24"/>
           <w:szCs w:val="24"/>
         </w:rPr>
@@ -11329,6 +12116,7 @@
       <w:r>
         <w:rPr>
           <w:rFonts w:ascii="Arial" w:cs="Arial" w:eastAsia="Arial" w:hAnsi="Arial"/>
+          <w:noProof/>
           <w:sz w:val="24"/>
           <w:szCs w:val="24"/>
         </w:rPr>
@@ -11339,6 +12127,7 @@
           <w:rFonts w:ascii="Arial" w:cs="Arial" w:eastAsia="Arial" w:hAnsi="Arial"/>
           <w:i/>
           <w:iCs/>
+          <w:noProof/>
           <w:sz w:val="24"/>
           <w:szCs w:val="24"/>
         </w:rPr>
@@ -11347,6 +12136,7 @@
       <w:r>
         <w:rPr>
           <w:rFonts w:ascii="Arial" w:cs="Arial" w:eastAsia="Arial" w:hAnsi="Arial"/>
+          <w:noProof/>
           <w:sz w:val="24"/>
           <w:szCs w:val="24"/>
         </w:rPr>
@@ -11363,6 +12153,7 @@
       <w:r>
         <w:rPr>
           <w:rFonts w:ascii="Arial" w:cs="Arial" w:eastAsia="Arial" w:hAnsi="Arial"/>
+          <w:noProof/>
           <w:sz w:val="24"/>
           <w:szCs w:val="24"/>
         </w:rPr>
@@ -11373,6 +12164,7 @@
           <w:rFonts w:ascii="Arial" w:cs="Arial" w:eastAsia="Arial" w:hAnsi="Arial"/>
           <w:i/>
           <w:iCs/>
+          <w:noProof/>
           <w:sz w:val="24"/>
           <w:szCs w:val="24"/>
         </w:rPr>
@@ -11381,6 +12173,7 @@
       <w:r>
         <w:rPr>
           <w:rFonts w:ascii="Arial" w:cs="Arial" w:eastAsia="Arial" w:hAnsi="Arial"/>
+          <w:noProof/>
           <w:sz w:val="24"/>
           <w:szCs w:val="24"/>
         </w:rPr>
@@ -11397,6 +12190,7 @@
       <w:r>
         <w:rPr>
           <w:rFonts w:ascii="Arial" w:cs="Arial" w:eastAsia="Arial" w:hAnsi="Arial"/>
+          <w:noProof/>
           <w:sz w:val="24"/>
           <w:szCs w:val="24"/>
         </w:rPr>
@@ -11407,6 +12201,7 @@
           <w:rFonts w:ascii="Arial" w:cs="Arial" w:eastAsia="Arial" w:hAnsi="Arial"/>
           <w:i/>
           <w:iCs/>
+          <w:noProof/>
           <w:sz w:val="24"/>
           <w:szCs w:val="24"/>
         </w:rPr>
@@ -11415,6 +12210,7 @@
       <w:r>
         <w:rPr>
           <w:rFonts w:ascii="Arial" w:cs="Arial" w:eastAsia="Arial" w:hAnsi="Arial"/>
+          <w:noProof/>
           <w:sz w:val="24"/>
           <w:szCs w:val="24"/>
         </w:rPr>
@@ -11431,6 +12227,7 @@
       <w:r>
         <w:rPr>
           <w:rFonts w:ascii="Arial" w:cs="Arial" w:eastAsia="Arial" w:hAnsi="Arial"/>
+          <w:noProof/>
           <w:sz w:val="24"/>
           <w:szCs w:val="24"/>
         </w:rPr>
@@ -11441,6 +12238,7 @@
           <w:rFonts w:ascii="Arial" w:cs="Arial" w:eastAsia="Arial" w:hAnsi="Arial"/>
           <w:i/>
           <w:iCs/>
+          <w:noProof/>
           <w:sz w:val="24"/>
           <w:szCs w:val="24"/>
         </w:rPr>
@@ -11449,6 +12247,7 @@
       <w:r>
         <w:rPr>
           <w:rFonts w:ascii="Arial" w:cs="Arial" w:eastAsia="Arial" w:hAnsi="Arial"/>
+          <w:noProof/>
           <w:sz w:val="24"/>
           <w:szCs w:val="24"/>
         </w:rPr>
@@ -11465,6 +12264,7 @@
       <w:r>
         <w:rPr>
           <w:rFonts w:ascii="Arial" w:cs="Arial" w:eastAsia="Arial" w:hAnsi="Arial"/>
+          <w:noProof/>
           <w:sz w:val="24"/>
           <w:szCs w:val="24"/>
         </w:rPr>
@@ -11475,6 +12275,7 @@
           <w:rFonts w:ascii="Arial" w:cs="Arial" w:eastAsia="Arial" w:hAnsi="Arial"/>
           <w:i/>
           <w:iCs/>
+          <w:noProof/>
           <w:sz w:val="24"/>
           <w:szCs w:val="24"/>
         </w:rPr>
@@ -11483,6 +12284,7 @@
       <w:r>
         <w:rPr>
           <w:rFonts w:ascii="Arial" w:cs="Arial" w:eastAsia="Arial" w:hAnsi="Arial"/>
+          <w:noProof/>
           <w:sz w:val="24"/>
           <w:szCs w:val="24"/>
         </w:rPr>
@@ -11499,6 +12301,7 @@
       <w:r>
         <w:rPr>
           <w:rFonts w:ascii="Arial" w:cs="Arial" w:eastAsia="Arial" w:hAnsi="Arial"/>
+          <w:noProof/>
           <w:sz w:val="24"/>
           <w:szCs w:val="24"/>
         </w:rPr>
@@ -11509,6 +12312,7 @@
           <w:rFonts w:ascii="Arial" w:cs="Arial" w:eastAsia="Arial" w:hAnsi="Arial"/>
           <w:i/>
           <w:iCs/>
+          <w:noProof/>
           <w:sz w:val="24"/>
           <w:szCs w:val="24"/>
         </w:rPr>
@@ -11517,6 +12321,7 @@
       <w:r>
         <w:rPr>
           <w:rFonts w:ascii="Arial" w:cs="Arial" w:eastAsia="Arial" w:hAnsi="Arial"/>
+          <w:noProof/>
           <w:sz w:val="24"/>
           <w:szCs w:val="24"/>
         </w:rPr>
@@ -11533,6 +12338,7 @@
       <w:r>
         <w:rPr>
           <w:rFonts w:ascii="Arial" w:cs="Arial" w:eastAsia="Arial" w:hAnsi="Arial"/>
+          <w:noProof/>
           <w:sz w:val="24"/>
           <w:szCs w:val="24"/>
         </w:rPr>
@@ -11543,6 +12349,7 @@
           <w:rFonts w:ascii="Arial" w:cs="Arial" w:eastAsia="Arial" w:hAnsi="Arial"/>
           <w:i/>
           <w:iCs/>
+          <w:noProof/>
           <w:sz w:val="24"/>
           <w:szCs w:val="24"/>
         </w:rPr>
@@ -11551,6 +12358,7 @@
       <w:r>
         <w:rPr>
           <w:rFonts w:ascii="Arial" w:cs="Arial" w:eastAsia="Arial" w:hAnsi="Arial"/>
+          <w:noProof/>
           <w:sz w:val="24"/>
           <w:szCs w:val="24"/>
         </w:rPr>
@@ -11567,6 +12375,7 @@
       <w:r>
         <w:rPr>
           <w:rFonts w:ascii="Arial" w:cs="Arial" w:eastAsia="Arial" w:hAnsi="Arial"/>
+          <w:noProof/>
           <w:sz w:val="24"/>
           <w:szCs w:val="24"/>
         </w:rPr>
@@ -11577,6 +12386,7 @@
           <w:rFonts w:ascii="Arial" w:cs="Arial" w:eastAsia="Arial" w:hAnsi="Arial"/>
           <w:i/>
           <w:iCs/>
+          <w:noProof/>
           <w:sz w:val="24"/>
           <w:szCs w:val="24"/>
         </w:rPr>
@@ -11585,6 +12395,7 @@
       <w:r>
         <w:rPr>
           <w:rFonts w:ascii="Arial" w:cs="Arial" w:eastAsia="Arial" w:hAnsi="Arial"/>
+          <w:noProof/>
           <w:sz w:val="24"/>
           <w:szCs w:val="24"/>
         </w:rPr>
@@ -11604,6 +12415,7 @@
           <w:rFonts w:ascii="Arial" w:cs="Arial" w:eastAsia="Arial" w:hAnsi="Arial"/>
           <w:b/>
           <w:bCs/>
+          <w:noProof/>
           <w:color w:val="000000"/>
           <w:sz w:val="32"/>
           <w:szCs w:val="32"/>
@@ -11624,6 +12436,7 @@
           <w:rFonts w:ascii="Arial" w:cs="Arial" w:eastAsia="Arial" w:hAnsi="Arial"/>
           <w:b/>
           <w:bCs/>
+          <w:noProof/>
           <w:color w:val="000000"/>
           <w:sz w:val="28"/>
           <w:szCs w:val="28"/>
@@ -11643,6 +12456,7 @@
           <w:rFonts w:ascii="Arial" w:cs="Arial" w:eastAsia="Arial" w:hAnsi="Arial"/>
           <w:b/>
           <w:bCs/>
+          <w:noProof/>
           <w:sz w:val="24"/>
           <w:szCs w:val="24"/>
           <w:rtl/>
@@ -11652,6 +12466,7 @@
       <w:r>
         <w:rPr>
           <w:rFonts w:ascii="Arial" w:cs="Arial" w:eastAsia="Arial" w:hAnsi="Arial"/>
+          <w:noProof/>
           <w:sz w:val="24"/>
           <w:szCs w:val="24"/>
           <w:rtl/>
@@ -11670,6 +12485,7 @@
           <w:rFonts w:ascii="Arial" w:cs="Arial" w:eastAsia="Arial" w:hAnsi="Arial"/>
           <w:b/>
           <w:bCs/>
+          <w:noProof/>
           <w:sz w:val="24"/>
           <w:szCs w:val="24"/>
           <w:rtl/>
@@ -11691,6 +12507,7 @@
       <w:r>
         <w:rPr>
           <w:rFonts w:ascii="Arial" w:cs="Arial" w:eastAsia="Arial" w:hAnsi="Arial"/>
+          <w:noProof/>
           <w:sz w:val="24"/>
           <w:szCs w:val="24"/>
           <w:rtl/>
@@ -11712,6 +12529,7 @@
       <w:r>
         <w:rPr>
           <w:rFonts w:ascii="Arial" w:cs="Arial" w:eastAsia="Arial" w:hAnsi="Arial"/>
+          <w:noProof/>
           <w:sz w:val="24"/>
           <w:szCs w:val="24"/>
           <w:rtl/>
@@ -11733,6 +12551,7 @@
       <w:r>
         <w:rPr>
           <w:rFonts w:ascii="Arial" w:cs="Arial" w:eastAsia="Arial" w:hAnsi="Arial"/>
+          <w:noProof/>
           <w:sz w:val="24"/>
           <w:szCs w:val="24"/>
           <w:rtl/>
@@ -11754,6 +12573,7 @@
       <w:r>
         <w:rPr>
           <w:rFonts w:ascii="Arial" w:cs="Arial" w:eastAsia="Arial" w:hAnsi="Arial"/>
+          <w:noProof/>
           <w:sz w:val="24"/>
           <w:szCs w:val="24"/>
           <w:rtl/>
@@ -11772,6 +12592,7 @@
           <w:rFonts w:ascii="Arial" w:cs="Arial" w:eastAsia="Arial" w:hAnsi="Arial"/>
           <w:b/>
           <w:bCs/>
+          <w:noProof/>
           <w:sz w:val="24"/>
           <w:szCs w:val="24"/>
           <w:rtl/>
@@ -11793,6 +12614,7 @@
       <w:r>
         <w:rPr>
           <w:rFonts w:ascii="Arial" w:cs="Arial" w:eastAsia="Arial" w:hAnsi="Arial"/>
+          <w:noProof/>
           <w:sz w:val="24"/>
           <w:szCs w:val="24"/>
           <w:rtl/>
@@ -11814,6 +12636,7 @@
       <w:r>
         <w:rPr>
           <w:rFonts w:ascii="Arial" w:cs="Arial" w:eastAsia="Arial" w:hAnsi="Arial"/>
+          <w:noProof/>
           <w:sz w:val="24"/>
           <w:szCs w:val="24"/>
           <w:rtl/>
@@ -11835,6 +12658,7 @@
       <w:r>
         <w:rPr>
           <w:rFonts w:ascii="Arial" w:cs="Arial" w:eastAsia="Arial" w:hAnsi="Arial"/>
+          <w:noProof/>
           <w:sz w:val="24"/>
           <w:szCs w:val="24"/>
           <w:rtl/>
@@ -11853,6 +12677,7 @@
           <w:rFonts w:ascii="Arial" w:cs="Arial" w:eastAsia="Arial" w:hAnsi="Arial"/>
           <w:b/>
           <w:bCs/>
+          <w:noProof/>
           <w:sz w:val="24"/>
           <w:szCs w:val="24"/>
           <w:rtl/>
@@ -11874,6 +12699,7 @@
       <w:r>
         <w:rPr>
           <w:rFonts w:ascii="Arial" w:cs="Arial" w:eastAsia="Arial" w:hAnsi="Arial"/>
+          <w:noProof/>
           <w:sz w:val="24"/>
           <w:szCs w:val="24"/>
           <w:rtl/>
@@ -11895,6 +12721,7 @@
       <w:r>
         <w:rPr>
           <w:rFonts w:ascii="Arial" w:cs="Arial" w:eastAsia="Arial" w:hAnsi="Arial"/>
+          <w:noProof/>
           <w:sz w:val="24"/>
           <w:szCs w:val="24"/>
           <w:rtl/>
@@ -11916,6 +12743,7 @@
       <w:r>
         <w:rPr>
           <w:rFonts w:ascii="Arial" w:cs="Arial" w:eastAsia="Arial" w:hAnsi="Arial"/>
+          <w:noProof/>
           <w:sz w:val="24"/>
           <w:szCs w:val="24"/>
           <w:rtl/>
@@ -11935,6 +12763,7 @@
           <w:rFonts w:ascii="Arial" w:cs="Arial" w:eastAsia="Arial" w:hAnsi="Arial"/>
           <w:b/>
           <w:bCs/>
+          <w:noProof/>
           <w:color w:val="000000"/>
           <w:sz w:val="28"/>
           <w:szCs w:val="28"/>
@@ -11952,6 +12781,7 @@
       <w:r>
         <w:rPr>
           <w:rFonts w:ascii="Arial" w:cs="Arial" w:eastAsia="Arial" w:hAnsi="Arial"/>
+          <w:noProof/>
           <w:sz w:val="24"/>
           <w:szCs w:val="24"/>
           <w:rtl/>
@@ -11968,6 +12798,7 @@
       <w:r>
         <w:rPr>
           <w:rFonts w:ascii="Arial" w:cs="Arial" w:eastAsia="Arial" w:hAnsi="Arial"/>
+          <w:noProof/>
           <w:sz w:val="22"/>
           <w:szCs w:val="22"/>
           <w:rtl/>
@@ -11986,6 +12817,7 @@
           <w:rFonts w:ascii="Arial" w:cs="Arial" w:eastAsia="Arial" w:hAnsi="Arial"/>
           <w:b/>
           <w:bCs/>
+          <w:noProof/>
           <w:sz w:val="26"/>
           <w:szCs w:val="26"/>
           <w:u w:val="single"/>
@@ -12005,6 +12837,7 @@
           <w:rFonts w:ascii="Arial" w:cs="Arial" w:eastAsia="Arial" w:hAnsi="Arial"/>
           <w:b/>
           <w:bCs/>
+          <w:noProof/>
           <w:sz w:val="24"/>
           <w:szCs w:val="24"/>
           <w:u w:val="single"/>
@@ -12024,6 +12857,7 @@
           <w:rFonts w:ascii="Arial" w:cs="Arial" w:eastAsia="Arial" w:hAnsi="Arial"/>
           <w:b/>
           <w:bCs/>
+          <w:noProof/>
           <w:sz w:val="22"/>
           <w:szCs w:val="22"/>
           <w:rtl/>
@@ -12040,6 +12874,7 @@
       <w:r>
         <w:rPr>
           <w:rFonts w:ascii="Arial" w:cs="Arial" w:eastAsia="Arial" w:hAnsi="Arial"/>
+          <w:noProof/>
           <w:sz w:val="22"/>
           <w:szCs w:val="22"/>
           <w:rtl/>
@@ -12051,6 +12886,7 @@
           <w:rFonts w:ascii="Arial" w:cs="Arial" w:eastAsia="Arial" w:hAnsi="Arial"/>
           <w:b/>
           <w:bCs/>
+          <w:noProof/>
           <w:sz w:val="22"/>
           <w:szCs w:val="22"/>
           <w:u w:val="single"/>
@@ -12061,6 +12897,7 @@
       <w:r>
         <w:rPr>
           <w:rFonts w:ascii="Arial" w:cs="Arial" w:eastAsia="Arial" w:hAnsi="Arial"/>
+          <w:noProof/>
           <w:sz w:val="22"/>
           <w:szCs w:val="22"/>
           <w:rtl/>
@@ -12072,6 +12909,7 @@
           <w:rFonts w:ascii="Arial" w:cs="Arial" w:eastAsia="Arial" w:hAnsi="Arial"/>
           <w:b/>
           <w:bCs/>
+          <w:noProof/>
           <w:sz w:val="22"/>
           <w:szCs w:val="22"/>
           <w:u w:val="single"/>
@@ -12082,6 +12920,7 @@
       <w:r>
         <w:rPr>
           <w:rFonts w:ascii="Arial" w:cs="Arial" w:eastAsia="Arial" w:hAnsi="Arial"/>
+          <w:noProof/>
           <w:sz w:val="22"/>
           <w:szCs w:val="22"/>
           <w:rtl/>
@@ -12100,6 +12939,7 @@
           <w:rFonts w:ascii="Arial" w:cs="Arial" w:eastAsia="Arial" w:hAnsi="Arial"/>
           <w:b/>
           <w:bCs/>
+          <w:noProof/>
           <w:sz w:val="22"/>
           <w:szCs w:val="22"/>
           <w:rtl/>
@@ -12116,6 +12956,7 @@
       <w:r>
         <w:rPr>
           <w:rFonts w:ascii="Arial" w:cs="Arial" w:eastAsia="Arial" w:hAnsi="Arial"/>
+          <w:noProof/>
           <w:sz w:val="22"/>
           <w:szCs w:val="22"/>
           <w:rtl/>
@@ -12134,6 +12975,7 @@
           <w:rFonts w:ascii="Arial" w:cs="Arial" w:eastAsia="Arial" w:hAnsi="Arial"/>
           <w:b/>
           <w:bCs/>
+          <w:noProof/>
           <w:sz w:val="22"/>
           <w:szCs w:val="22"/>
           <w:rtl/>
@@ -12150,6 +12992,7 @@
       <w:r>
         <w:rPr>
           <w:rFonts w:ascii="Arial" w:cs="Arial" w:eastAsia="Arial" w:hAnsi="Arial"/>
+          <w:noProof/>
           <w:sz w:val="22"/>
           <w:szCs w:val="22"/>
           <w:rtl/>
@@ -12161,6 +13004,7 @@
           <w:rFonts w:ascii="Arial" w:cs="Arial" w:eastAsia="Arial" w:hAnsi="Arial"/>
           <w:b/>
           <w:bCs/>
+          <w:noProof/>
           <w:sz w:val="22"/>
           <w:szCs w:val="22"/>
           <w:u w:val="single"/>
@@ -12171,6 +13015,7 @@
       <w:r>
         <w:rPr>
           <w:rFonts w:ascii="Arial" w:cs="Arial" w:eastAsia="Arial" w:hAnsi="Arial"/>
+          <w:noProof/>
           <w:sz w:val="22"/>
           <w:szCs w:val="22"/>
           <w:rtl/>
@@ -12182,6 +13027,7 @@
           <w:rFonts w:ascii="Arial" w:cs="Arial" w:eastAsia="Arial" w:hAnsi="Arial"/>
           <w:b/>
           <w:bCs/>
+          <w:noProof/>
           <w:sz w:val="22"/>
           <w:szCs w:val="22"/>
           <w:u w:val="single"/>
@@ -12192,6 +13038,7 @@
       <w:r>
         <w:rPr>
           <w:rFonts w:ascii="Arial" w:cs="Arial" w:eastAsia="Arial" w:hAnsi="Arial"/>
+          <w:noProof/>
           <w:sz w:val="22"/>
           <w:szCs w:val="22"/>
           <w:rtl/>
@@ -12210,6 +13057,7 @@
           <w:rFonts w:ascii="Arial" w:cs="Arial" w:eastAsia="Arial" w:hAnsi="Arial"/>
           <w:b/>
           <w:bCs/>
+          <w:noProof/>
           <w:sz w:val="22"/>
           <w:szCs w:val="22"/>
           <w:rtl/>
@@ -12226,6 +13074,7 @@
       <w:r>
         <w:rPr>
           <w:rFonts w:ascii="Arial" w:cs="Arial" w:eastAsia="Arial" w:hAnsi="Arial"/>
+          <w:noProof/>
           <w:sz w:val="22"/>
           <w:szCs w:val="22"/>
           <w:rtl/>
@@ -12237,6 +13086,7 @@
           <w:rFonts w:ascii="Arial" w:cs="Arial" w:eastAsia="Arial" w:hAnsi="Arial"/>
           <w:b/>
           <w:bCs/>
+          <w:noProof/>
           <w:sz w:val="22"/>
           <w:szCs w:val="22"/>
           <w:u w:val="single"/>
@@ -12247,6 +13097,7 @@
       <w:r>
         <w:rPr>
           <w:rFonts w:ascii="Arial" w:cs="Arial" w:eastAsia="Arial" w:hAnsi="Arial"/>
+          <w:noProof/>
           <w:sz w:val="22"/>
           <w:szCs w:val="22"/>
           <w:rtl/>
@@ -12265,6 +13116,7 @@
           <w:rFonts w:ascii="Arial" w:cs="Arial" w:eastAsia="Arial" w:hAnsi="Arial"/>
           <w:b/>
           <w:bCs/>
+          <w:noProof/>
           <w:sz w:val="24"/>
           <w:szCs w:val="24"/>
           <w:u w:val="single"/>
@@ -12284,6 +13136,7 @@
           <w:rFonts w:ascii="Arial" w:cs="Arial" w:eastAsia="Arial" w:hAnsi="Arial"/>
           <w:b/>
           <w:bCs/>
+          <w:noProof/>
           <w:sz w:val="22"/>
           <w:szCs w:val="22"/>
           <w:rtl/>
@@ -12300,6 +13153,7 @@
       <w:r>
         <w:rPr>
           <w:rFonts w:ascii="Arial" w:cs="Arial" w:eastAsia="Arial" w:hAnsi="Arial"/>
+          <w:noProof/>
           <w:sz w:val="22"/>
           <w:szCs w:val="22"/>
           <w:rtl/>
@@ -12311,6 +13165,7 @@
           <w:rFonts w:ascii="Arial" w:cs="Arial" w:eastAsia="Arial" w:hAnsi="Arial"/>
           <w:b/>
           <w:bCs/>
+          <w:noProof/>
           <w:sz w:val="22"/>
           <w:szCs w:val="22"/>
           <w:u w:val="single"/>
@@ -12321,6 +13176,7 @@
       <w:r>
         <w:rPr>
           <w:rFonts w:ascii="Arial" w:cs="Arial" w:eastAsia="Arial" w:hAnsi="Arial"/>
+          <w:noProof/>
           <w:sz w:val="22"/>
           <w:szCs w:val="22"/>
           <w:rtl/>
@@ -12332,6 +13188,7 @@
           <w:rFonts w:ascii="Arial" w:cs="Arial" w:eastAsia="Arial" w:hAnsi="Arial"/>
           <w:b/>
           <w:bCs/>
+          <w:noProof/>
           <w:sz w:val="22"/>
           <w:szCs w:val="22"/>
           <w:u w:val="single"/>
@@ -12342,6 +13199,7 @@
       <w:r>
         <w:rPr>
           <w:rFonts w:ascii="Arial" w:cs="Arial" w:eastAsia="Arial" w:hAnsi="Arial"/>
+          <w:noProof/>
           <w:sz w:val="22"/>
           <w:szCs w:val="22"/>
           <w:rtl/>
@@ -12360,6 +13218,7 @@
           <w:rFonts w:ascii="Arial" w:cs="Arial" w:eastAsia="Arial" w:hAnsi="Arial"/>
           <w:b/>
           <w:bCs/>
+          <w:noProof/>
           <w:sz w:val="22"/>
           <w:szCs w:val="22"/>
           <w:rtl/>
@@ -12376,6 +13235,7 @@
       <w:r>
         <w:rPr>
           <w:rFonts w:ascii="Arial" w:cs="Arial" w:eastAsia="Arial" w:hAnsi="Arial"/>
+          <w:noProof/>
           <w:sz w:val="22"/>
           <w:szCs w:val="22"/>
           <w:rtl/>
@@ -12394,6 +13254,7 @@
           <w:rFonts w:ascii="Arial" w:cs="Arial" w:eastAsia="Arial" w:hAnsi="Arial"/>
           <w:b/>
           <w:bCs/>
+          <w:noProof/>
           <w:sz w:val="22"/>
           <w:szCs w:val="22"/>
           <w:rtl/>
@@ -12410,6 +13271,7 @@
       <w:r>
         <w:rPr>
           <w:rFonts w:ascii="Arial" w:cs="Arial" w:eastAsia="Arial" w:hAnsi="Arial"/>
+          <w:noProof/>
           <w:sz w:val="22"/>
           <w:szCs w:val="22"/>
           <w:rtl/>
@@ -12428,6 +13290,7 @@
           <w:rFonts w:ascii="Arial" w:cs="Arial" w:eastAsia="Arial" w:hAnsi="Arial"/>
           <w:b/>
           <w:bCs/>
+          <w:noProof/>
           <w:sz w:val="24"/>
           <w:szCs w:val="24"/>
           <w:u w:val="single"/>
@@ -12447,6 +13310,7 @@
           <w:rFonts w:ascii="Arial" w:cs="Arial" w:eastAsia="Arial" w:hAnsi="Arial"/>
           <w:b/>
           <w:bCs/>
+          <w:noProof/>
           <w:sz w:val="22"/>
           <w:szCs w:val="22"/>
           <w:rtl/>
@@ -12463,6 +13327,7 @@
       <w:r>
         <w:rPr>
           <w:rFonts w:ascii="Arial" w:cs="Arial" w:eastAsia="Arial" w:hAnsi="Arial"/>
+          <w:noProof/>
           <w:sz w:val="22"/>
           <w:szCs w:val="22"/>
           <w:rtl/>
@@ -12474,6 +13339,7 @@
           <w:rFonts w:ascii="Arial" w:cs="Arial" w:eastAsia="Arial" w:hAnsi="Arial"/>
           <w:b/>
           <w:bCs/>
+          <w:noProof/>
           <w:sz w:val="22"/>
           <w:szCs w:val="22"/>
           <w:u w:val="single"/>
@@ -12484,6 +13350,7 @@
       <w:r>
         <w:rPr>
           <w:rFonts w:ascii="Arial" w:cs="Arial" w:eastAsia="Arial" w:hAnsi="Arial"/>
+          <w:noProof/>
           <w:sz w:val="22"/>
           <w:szCs w:val="22"/>
           <w:rtl/>
@@ -12495,6 +13362,7 @@
           <w:rFonts w:ascii="Arial" w:cs="Arial" w:eastAsia="Arial" w:hAnsi="Arial"/>
           <w:b/>
           <w:bCs/>
+          <w:noProof/>
           <w:sz w:val="22"/>
           <w:szCs w:val="22"/>
           <w:u w:val="single"/>
@@ -12505,6 +13373,7 @@
       <w:r>
         <w:rPr>
           <w:rFonts w:ascii="Arial" w:cs="Arial" w:eastAsia="Arial" w:hAnsi="Arial"/>
+          <w:noProof/>
           <w:sz w:val="22"/>
           <w:szCs w:val="22"/>
           <w:rtl/>
@@ -12516,6 +13385,7 @@
           <w:rFonts w:ascii="Arial" w:cs="Arial" w:eastAsia="Arial" w:hAnsi="Arial"/>
           <w:b/>
           <w:bCs/>
+          <w:noProof/>
           <w:sz w:val="22"/>
           <w:szCs w:val="22"/>
           <w:u w:val="single"/>
@@ -12526,6 +13396,7 @@
       <w:r>
         <w:rPr>
           <w:rFonts w:ascii="Arial" w:cs="Arial" w:eastAsia="Arial" w:hAnsi="Arial"/>
+          <w:noProof/>
           <w:sz w:val="22"/>
           <w:szCs w:val="22"/>
           <w:rtl/>
@@ -12544,6 +13415,7 @@
           <w:rFonts w:ascii="Arial" w:cs="Arial" w:eastAsia="Arial" w:hAnsi="Arial"/>
           <w:b/>
           <w:bCs/>
+          <w:noProof/>
           <w:sz w:val="22"/>
           <w:szCs w:val="22"/>
           <w:rtl/>
@@ -12560,6 +13432,7 @@
       <w:r>
         <w:rPr>
           <w:rFonts w:ascii="Arial" w:cs="Arial" w:eastAsia="Arial" w:hAnsi="Arial"/>
+          <w:noProof/>
           <w:sz w:val="22"/>
           <w:szCs w:val="22"/>
           <w:rtl/>
@@ -12571,6 +13444,7 @@
           <w:rFonts w:ascii="Arial" w:cs="Arial" w:eastAsia="Arial" w:hAnsi="Arial"/>
           <w:b/>
           <w:bCs/>
+          <w:noProof/>
           <w:sz w:val="22"/>
           <w:szCs w:val="22"/>
           <w:u w:val="single"/>
@@ -12581,6 +13455,7 @@
       <w:r>
         <w:rPr>
           <w:rFonts w:ascii="Arial" w:cs="Arial" w:eastAsia="Arial" w:hAnsi="Arial"/>
+          <w:noProof/>
           <w:sz w:val="22"/>
           <w:szCs w:val="22"/>
           <w:rtl/>
@@ -12599,6 +13474,7 @@
           <w:rFonts w:ascii="Arial" w:cs="Arial" w:eastAsia="Arial" w:hAnsi="Arial"/>
           <w:b/>
           <w:bCs/>
+          <w:noProof/>
           <w:sz w:val="22"/>
           <w:szCs w:val="22"/>
           <w:rtl/>
@@ -12615,6 +13491,7 @@
       <w:r>
         <w:rPr>
           <w:rFonts w:ascii="Arial" w:cs="Arial" w:eastAsia="Arial" w:hAnsi="Arial"/>
+          <w:noProof/>
           <w:sz w:val="22"/>
           <w:szCs w:val="22"/>
           <w:rtl/>
@@ -12626,6 +13503,7 @@
           <w:rFonts w:ascii="Arial" w:cs="Arial" w:eastAsia="Arial" w:hAnsi="Arial"/>
           <w:b/>
           <w:bCs/>
+          <w:noProof/>
           <w:sz w:val="22"/>
           <w:szCs w:val="22"/>
           <w:u w:val="single"/>
@@ -12636,6 +13514,7 @@
       <w:r>
         <w:rPr>
           <w:rFonts w:ascii="Arial" w:cs="Arial" w:eastAsia="Arial" w:hAnsi="Arial"/>
+          <w:noProof/>
           <w:sz w:val="22"/>
           <w:szCs w:val="22"/>
           <w:rtl/>
@@ -12647,6 +13526,7 @@
           <w:rFonts w:ascii="Arial" w:cs="Arial" w:eastAsia="Arial" w:hAnsi="Arial"/>
           <w:b/>
           <w:bCs/>
+          <w:noProof/>
           <w:sz w:val="22"/>
           <w:szCs w:val="22"/>
           <w:u w:val="single"/>
@@ -12657,6 +13537,7 @@
       <w:r>
         <w:rPr>
           <w:rFonts w:ascii="Arial" w:cs="Arial" w:eastAsia="Arial" w:hAnsi="Arial"/>
+          <w:noProof/>
           <w:sz w:val="22"/>
           <w:szCs w:val="22"/>
           <w:rtl/>
@@ -12676,6 +13557,7 @@
           <w:rFonts w:ascii="Arial" w:cs="Arial" w:eastAsia="Arial" w:hAnsi="Arial"/>
           <w:b/>
           <w:bCs/>
+          <w:noProof/>
           <w:sz w:val="26"/>
           <w:szCs w:val="26"/>
           <w:u w:val="single"/>
@@ -12695,6 +13577,7 @@
           <w:rFonts w:ascii="Arial" w:cs="Arial" w:eastAsia="Arial" w:hAnsi="Arial"/>
           <w:b/>
           <w:bCs/>
+          <w:noProof/>
           <w:sz w:val="24"/>
           <w:szCs w:val="24"/>
           <w:u w:val="single"/>
@@ -12714,6 +13597,7 @@
           <w:rFonts w:ascii="Arial" w:cs="Arial" w:eastAsia="Arial" w:hAnsi="Arial"/>
           <w:b/>
           <w:bCs/>
+          <w:noProof/>
           <w:sz w:val="22"/>
           <w:szCs w:val="22"/>
           <w:rtl/>
@@ -12730,6 +13614,7 @@
       <w:r>
         <w:rPr>
           <w:rFonts w:ascii="Arial" w:cs="Arial" w:eastAsia="Arial" w:hAnsi="Arial"/>
+          <w:noProof/>
           <w:sz w:val="22"/>
           <w:szCs w:val="22"/>
           <w:rtl/>
@@ -12741,6 +13626,7 @@
           <w:rFonts w:ascii="Arial" w:cs="Arial" w:eastAsia="Arial" w:hAnsi="Arial"/>
           <w:b/>
           <w:bCs/>
+          <w:noProof/>
           <w:sz w:val="22"/>
           <w:szCs w:val="22"/>
           <w:u w:val="single"/>
@@ -12751,6 +13637,7 @@
       <w:r>
         <w:rPr>
           <w:rFonts w:ascii="Arial" w:cs="Arial" w:eastAsia="Arial" w:hAnsi="Arial"/>
+          <w:noProof/>
           <w:sz w:val="22"/>
           <w:szCs w:val="22"/>
           <w:rtl/>
@@ -12769,6 +13656,7 @@
           <w:rFonts w:ascii="Arial" w:cs="Arial" w:eastAsia="Arial" w:hAnsi="Arial"/>
           <w:b/>
           <w:bCs/>
+          <w:noProof/>
           <w:sz w:val="22"/>
           <w:szCs w:val="22"/>
           <w:rtl/>
@@ -12785,6 +13673,7 @@
       <w:r>
         <w:rPr>
           <w:rFonts w:ascii="Arial" w:cs="Arial" w:eastAsia="Arial" w:hAnsi="Arial"/>
+          <w:noProof/>
           <w:sz w:val="22"/>
           <w:szCs w:val="22"/>
           <w:rtl/>
@@ -12803,6 +13692,7 @@
           <w:rFonts w:ascii="Arial" w:cs="Arial" w:eastAsia="Arial" w:hAnsi="Arial"/>
           <w:b/>
           <w:bCs/>
+          <w:noProof/>
           <w:sz w:val="22"/>
           <w:szCs w:val="22"/>
           <w:rtl/>
@@ -12819,6 +13709,7 @@
       <w:r>
         <w:rPr>
           <w:rFonts w:ascii="Arial" w:cs="Arial" w:eastAsia="Arial" w:hAnsi="Arial"/>
+          <w:noProof/>
           <w:sz w:val="22"/>
           <w:szCs w:val="22"/>
           <w:rtl/>
@@ -12830,6 +13721,7 @@
           <w:rFonts w:ascii="Arial" w:cs="Arial" w:eastAsia="Arial" w:hAnsi="Arial"/>
           <w:b/>
           <w:bCs/>
+          <w:noProof/>
           <w:sz w:val="22"/>
           <w:szCs w:val="22"/>
           <w:u w:val="single"/>
@@ -12840,6 +13732,7 @@
       <w:r>
         <w:rPr>
           <w:rFonts w:ascii="Arial" w:cs="Arial" w:eastAsia="Arial" w:hAnsi="Arial"/>
+          <w:noProof/>
           <w:sz w:val="22"/>
           <w:szCs w:val="22"/>
           <w:rtl/>
@@ -12851,6 +13744,7 @@
           <w:rFonts w:ascii="Arial" w:cs="Arial" w:eastAsia="Arial" w:hAnsi="Arial"/>
           <w:b/>
           <w:bCs/>
+          <w:noProof/>
           <w:sz w:val="22"/>
           <w:szCs w:val="22"/>
           <w:u w:val="single"/>
@@ -12861,6 +13755,7 @@
       <w:r>
         <w:rPr>
           <w:rFonts w:ascii="Arial" w:cs="Arial" w:eastAsia="Arial" w:hAnsi="Arial"/>
+          <w:noProof/>
           <w:sz w:val="22"/>
           <w:szCs w:val="22"/>
           <w:rtl/>
@@ -12879,6 +13774,7 @@
           <w:rFonts w:ascii="Arial" w:cs="Arial" w:eastAsia="Arial" w:hAnsi="Arial"/>
           <w:b/>
           <w:bCs/>
+          <w:noProof/>
           <w:sz w:val="22"/>
           <w:szCs w:val="22"/>
           <w:rtl/>
@@ -12895,6 +13791,7 @@
       <w:r>
         <w:rPr>
           <w:rFonts w:ascii="Arial" w:cs="Arial" w:eastAsia="Arial" w:hAnsi="Arial"/>
+          <w:noProof/>
           <w:sz w:val="22"/>
           <w:szCs w:val="22"/>
           <w:rtl/>
@@ -12906,6 +13803,7 @@
           <w:rFonts w:ascii="Arial" w:cs="Arial" w:eastAsia="Arial" w:hAnsi="Arial"/>
           <w:b/>
           <w:bCs/>
+          <w:noProof/>
           <w:sz w:val="22"/>
           <w:szCs w:val="22"/>
           <w:u w:val="single"/>
@@ -12916,6 +13814,7 @@
       <w:r>
         <w:rPr>
           <w:rFonts w:ascii="Arial" w:cs="Arial" w:eastAsia="Arial" w:hAnsi="Arial"/>
+          <w:noProof/>
           <w:sz w:val="22"/>
           <w:szCs w:val="22"/>
           <w:rtl/>
@@ -12927,6 +13826,7 @@
           <w:rFonts w:ascii="Arial" w:cs="Arial" w:eastAsia="Arial" w:hAnsi="Arial"/>
           <w:b/>
           <w:bCs/>
+          <w:noProof/>
           <w:sz w:val="22"/>
           <w:szCs w:val="22"/>
           <w:u w:val="single"/>
@@ -12937,6 +13837,7 @@
       <w:r>
         <w:rPr>
           <w:rFonts w:ascii="Arial" w:cs="Arial" w:eastAsia="Arial" w:hAnsi="Arial"/>
+          <w:noProof/>
           <w:sz w:val="22"/>
           <w:szCs w:val="22"/>
           <w:rtl/>
@@ -12955,6 +13856,7 @@
           <w:rFonts w:ascii="Arial" w:cs="Arial" w:eastAsia="Arial" w:hAnsi="Arial"/>
           <w:b/>
           <w:bCs/>
+          <w:noProof/>
           <w:sz w:val="24"/>
           <w:szCs w:val="24"/>
           <w:u w:val="single"/>
@@ -12974,6 +13876,7 @@
           <w:rFonts w:ascii="Arial" w:cs="Arial" w:eastAsia="Arial" w:hAnsi="Arial"/>
           <w:b/>
           <w:bCs/>
+          <w:noProof/>
           <w:sz w:val="22"/>
           <w:szCs w:val="22"/>
           <w:rtl/>
@@ -12990,6 +13893,7 @@
       <w:r>
         <w:rPr>
           <w:rFonts w:ascii="Arial" w:cs="Arial" w:eastAsia="Arial" w:hAnsi="Arial"/>
+          <w:noProof/>
           <w:sz w:val="22"/>
           <w:szCs w:val="22"/>
           <w:rtl/>
@@ -13001,6 +13905,7 @@
           <w:rFonts w:ascii="Arial" w:cs="Arial" w:eastAsia="Arial" w:hAnsi="Arial"/>
           <w:b/>
           <w:bCs/>
+          <w:noProof/>
           <w:sz w:val="22"/>
           <w:szCs w:val="22"/>
           <w:u w:val="single"/>
@@ -13011,6 +13916,7 @@
       <w:r>
         <w:rPr>
           <w:rFonts w:ascii="Arial" w:cs="Arial" w:eastAsia="Arial" w:hAnsi="Arial"/>
+          <w:noProof/>
           <w:sz w:val="22"/>
           <w:szCs w:val="22"/>
           <w:rtl/>
@@ -13029,6 +13935,7 @@
           <w:rFonts w:ascii="Arial" w:cs="Arial" w:eastAsia="Arial" w:hAnsi="Arial"/>
           <w:b/>
           <w:bCs/>
+          <w:noProof/>
           <w:sz w:val="22"/>
           <w:szCs w:val="22"/>
           <w:rtl/>
@@ -13045,6 +13952,7 @@
       <w:r>
         <w:rPr>
           <w:rFonts w:ascii="Arial" w:cs="Arial" w:eastAsia="Arial" w:hAnsi="Arial"/>
+          <w:noProof/>
           <w:sz w:val="22"/>
           <w:szCs w:val="22"/>
           <w:rtl/>
@@ -13056,6 +13964,7 @@
           <w:rFonts w:ascii="Arial" w:cs="Arial" w:eastAsia="Arial" w:hAnsi="Arial"/>
           <w:b/>
           <w:bCs/>
+          <w:noProof/>
           <w:sz w:val="22"/>
           <w:szCs w:val="22"/>
           <w:u w:val="single"/>
@@ -13066,6 +13975,7 @@
       <w:r>
         <w:rPr>
           <w:rFonts w:ascii="Arial" w:cs="Arial" w:eastAsia="Arial" w:hAnsi="Arial"/>
+          <w:noProof/>
           <w:sz w:val="22"/>
           <w:szCs w:val="22"/>
           <w:rtl/>
@@ -13084,6 +13994,7 @@
           <w:rFonts w:ascii="Arial" w:cs="Arial" w:eastAsia="Arial" w:hAnsi="Arial"/>
           <w:b/>
           <w:bCs/>
+          <w:noProof/>
           <w:sz w:val="22"/>
           <w:szCs w:val="22"/>
           <w:rtl/>
@@ -13100,6 +14011,7 @@
       <w:r>
         <w:rPr>
           <w:rFonts w:ascii="Arial" w:cs="Arial" w:eastAsia="Arial" w:hAnsi="Arial"/>
+          <w:noProof/>
           <w:sz w:val="22"/>
           <w:szCs w:val="22"/>
           <w:rtl/>
@@ -13111,6 +14023,7 @@
           <w:rFonts w:ascii="Arial" w:cs="Arial" w:eastAsia="Arial" w:hAnsi="Arial"/>
           <w:b/>
           <w:bCs/>
+          <w:noProof/>
           <w:sz w:val="22"/>
           <w:szCs w:val="22"/>
           <w:u w:val="single"/>
@@ -13121,6 +14034,7 @@
       <w:r>
         <w:rPr>
           <w:rFonts w:ascii="Arial" w:cs="Arial" w:eastAsia="Arial" w:hAnsi="Arial"/>
+          <w:noProof/>
           <w:sz w:val="22"/>
           <w:szCs w:val="22"/>
           <w:rtl/>
@@ -13132,6 +14046,7 @@
           <w:rFonts w:ascii="Arial" w:cs="Arial" w:eastAsia="Arial" w:hAnsi="Arial"/>
           <w:b/>
           <w:bCs/>
+          <w:noProof/>
           <w:sz w:val="22"/>
           <w:szCs w:val="22"/>
           <w:u w:val="single"/>
@@ -13142,6 +14057,7 @@
       <w:r>
         <w:rPr>
           <w:rFonts w:ascii="Arial" w:cs="Arial" w:eastAsia="Arial" w:hAnsi="Arial"/>
+          <w:noProof/>
           <w:sz w:val="22"/>
           <w:szCs w:val="22"/>
           <w:rtl/>
@@ -13160,6 +14076,7 @@
           <w:rFonts w:ascii="Arial" w:cs="Arial" w:eastAsia="Arial" w:hAnsi="Arial"/>
           <w:b/>
           <w:bCs/>
+          <w:noProof/>
           <w:sz w:val="24"/>
           <w:szCs w:val="24"/>
           <w:u w:val="single"/>
@@ -13179,6 +14096,7 @@
           <w:rFonts w:ascii="Arial" w:cs="Arial" w:eastAsia="Arial" w:hAnsi="Arial"/>
           <w:b/>
           <w:bCs/>
+          <w:noProof/>
           <w:sz w:val="22"/>
           <w:szCs w:val="22"/>
           <w:rtl/>
@@ -13195,6 +14113,7 @@
       <w:r>
         <w:rPr>
           <w:rFonts w:ascii="Arial" w:cs="Arial" w:eastAsia="Arial" w:hAnsi="Arial"/>
+          <w:noProof/>
           <w:sz w:val="22"/>
           <w:szCs w:val="22"/>
           <w:rtl/>
@@ -13206,6 +14125,7 @@
           <w:rFonts w:ascii="Arial" w:cs="Arial" w:eastAsia="Arial" w:hAnsi="Arial"/>
           <w:b/>
           <w:bCs/>
+          <w:noProof/>
           <w:sz w:val="22"/>
           <w:szCs w:val="22"/>
           <w:u w:val="single"/>
@@ -13216,6 +14136,7 @@
       <w:r>
         <w:rPr>
           <w:rFonts w:ascii="Arial" w:cs="Arial" w:eastAsia="Arial" w:hAnsi="Arial"/>
+          <w:noProof/>
           <w:sz w:val="22"/>
           <w:szCs w:val="22"/>
           <w:rtl/>
@@ -13234,6 +14155,7 @@
           <w:rFonts w:ascii="Arial" w:cs="Arial" w:eastAsia="Arial" w:hAnsi="Arial"/>
           <w:b/>
           <w:bCs/>
+          <w:noProof/>
           <w:sz w:val="22"/>
           <w:szCs w:val="22"/>
           <w:rtl/>
@@ -13250,6 +14172,7 @@
       <w:r>
         <w:rPr>
           <w:rFonts w:ascii="Arial" w:cs="Arial" w:eastAsia="Arial" w:hAnsi="Arial"/>
+          <w:noProof/>
           <w:sz w:val="22"/>
           <w:szCs w:val="22"/>
           <w:rtl/>
@@ -13261,6 +14184,7 @@
           <w:rFonts w:ascii="Arial" w:cs="Arial" w:eastAsia="Arial" w:hAnsi="Arial"/>
           <w:b/>
           <w:bCs/>
+          <w:noProof/>
           <w:sz w:val="22"/>
           <w:szCs w:val="22"/>
           <w:u w:val="single"/>
@@ -13271,6 +14195,7 @@
       <w:r>
         <w:rPr>
           <w:rFonts w:ascii="Arial" w:cs="Arial" w:eastAsia="Arial" w:hAnsi="Arial"/>
+          <w:noProof/>
           <w:sz w:val="22"/>
           <w:szCs w:val="22"/>
           <w:rtl/>
@@ -13282,6 +14207,7 @@
           <w:rFonts w:ascii="Arial" w:cs="Arial" w:eastAsia="Arial" w:hAnsi="Arial"/>
           <w:b/>
           <w:bCs/>
+          <w:noProof/>
           <w:sz w:val="22"/>
           <w:szCs w:val="22"/>
           <w:u w:val="single"/>
@@ -13292,6 +14218,7 @@
       <w:r>
         <w:rPr>
           <w:rFonts w:ascii="Arial" w:cs="Arial" w:eastAsia="Arial" w:hAnsi="Arial"/>
+          <w:noProof/>
           <w:sz w:val="22"/>
           <w:szCs w:val="22"/>
           <w:rtl/>
@@ -13310,6 +14237,7 @@
           <w:rFonts w:ascii="Arial" w:cs="Arial" w:eastAsia="Arial" w:hAnsi="Arial"/>
           <w:b/>
           <w:bCs/>
+          <w:noProof/>
           <w:sz w:val="22"/>
           <w:szCs w:val="22"/>
           <w:rtl/>
@@ -13326,6 +14254,7 @@
       <w:r>
         <w:rPr>
           <w:rFonts w:ascii="Arial" w:cs="Arial" w:eastAsia="Arial" w:hAnsi="Arial"/>
+          <w:noProof/>
           <w:sz w:val="22"/>
           <w:szCs w:val="22"/>
           <w:rtl/>
@@ -13337,6 +14266,7 @@
           <w:rFonts w:ascii="Arial" w:cs="Arial" w:eastAsia="Arial" w:hAnsi="Arial"/>
           <w:b/>
           <w:bCs/>
+          <w:noProof/>
           <w:sz w:val="22"/>
           <w:szCs w:val="22"/>
           <w:u w:val="single"/>
@@ -13347,6 +14277,7 @@
       <w:r>
         <w:rPr>
           <w:rFonts w:ascii="Arial" w:cs="Arial" w:eastAsia="Arial" w:hAnsi="Arial"/>
+          <w:noProof/>
           <w:sz w:val="22"/>
           <w:szCs w:val="22"/>
           <w:rtl/>
@@ -13358,6 +14289,7 @@
           <w:rFonts w:ascii="Arial" w:cs="Arial" w:eastAsia="Arial" w:hAnsi="Arial"/>
           <w:b/>
           <w:bCs/>
+          <w:noProof/>
           <w:sz w:val="22"/>
           <w:szCs w:val="22"/>
           <w:u w:val="single"/>
@@ -13368,6 +14300,7 @@
       <w:r>
         <w:rPr>
           <w:rFonts w:ascii="Arial" w:cs="Arial" w:eastAsia="Arial" w:hAnsi="Arial"/>
+          <w:noProof/>
           <w:sz w:val="22"/>
           <w:szCs w:val="22"/>
           <w:rtl/>
@@ -13387,6 +14320,7 @@
           <w:rFonts w:ascii="Arial" w:cs="Arial" w:eastAsia="Arial" w:hAnsi="Arial"/>
           <w:b/>
           <w:bCs/>
+          <w:noProof/>
           <w:sz w:val="26"/>
           <w:szCs w:val="26"/>
           <w:u w:val="single"/>
@@ -13406,6 +14340,7 @@
           <w:rFonts w:ascii="Arial" w:cs="Arial" w:eastAsia="Arial" w:hAnsi="Arial"/>
           <w:b/>
           <w:bCs/>
+          <w:noProof/>
           <w:sz w:val="24"/>
           <w:szCs w:val="24"/>
           <w:u w:val="single"/>
@@ -13425,6 +14360,7 @@
           <w:rFonts w:ascii="Arial" w:cs="Arial" w:eastAsia="Arial" w:hAnsi="Arial"/>
           <w:b/>
           <w:bCs/>
+          <w:noProof/>
           <w:sz w:val="22"/>
           <w:szCs w:val="22"/>
           <w:rtl/>
@@ -13441,6 +14377,7 @@
       <w:r>
         <w:rPr>
           <w:rFonts w:ascii="Arial" w:cs="Arial" w:eastAsia="Arial" w:hAnsi="Arial"/>
+          <w:noProof/>
           <w:sz w:val="22"/>
           <w:szCs w:val="22"/>
           <w:rtl/>
@@ -13452,6 +14389,7 @@
           <w:rFonts w:ascii="Arial" w:cs="Arial" w:eastAsia="Arial" w:hAnsi="Arial"/>
           <w:b/>
           <w:bCs/>
+          <w:noProof/>
           <w:sz w:val="22"/>
           <w:szCs w:val="22"/>
           <w:u w:val="single"/>
@@ -13462,6 +14400,7 @@
       <w:r>
         <w:rPr>
           <w:rFonts w:ascii="Arial" w:cs="Arial" w:eastAsia="Arial" w:hAnsi="Arial"/>
+          <w:noProof/>
           <w:sz w:val="22"/>
           <w:szCs w:val="22"/>
           <w:rtl/>
@@ -13473,6 +14412,7 @@
           <w:rFonts w:ascii="Arial" w:cs="Arial" w:eastAsia="Arial" w:hAnsi="Arial"/>
           <w:b/>
           <w:bCs/>
+          <w:noProof/>
           <w:sz w:val="22"/>
           <w:szCs w:val="22"/>
           <w:u w:val="single"/>
@@ -13483,6 +14423,7 @@
       <w:r>
         <w:rPr>
           <w:rFonts w:ascii="Arial" w:cs="Arial" w:eastAsia="Arial" w:hAnsi="Arial"/>
+          <w:noProof/>
           <w:sz w:val="22"/>
           <w:szCs w:val="22"/>
           <w:rtl/>
@@ -13494,6 +14435,7 @@
           <w:rFonts w:ascii="Arial" w:cs="Arial" w:eastAsia="Arial" w:hAnsi="Arial"/>
           <w:b/>
           <w:bCs/>
+          <w:noProof/>
           <w:sz w:val="22"/>
           <w:szCs w:val="22"/>
           <w:u w:val="single"/>
@@ -13504,6 +14446,7 @@
       <w:r>
         <w:rPr>
           <w:rFonts w:ascii="Arial" w:cs="Arial" w:eastAsia="Arial" w:hAnsi="Arial"/>
+          <w:noProof/>
           <w:sz w:val="22"/>
           <w:szCs w:val="22"/>
           <w:rtl/>
@@ -13515,6 +14458,7 @@
           <w:rFonts w:ascii="Arial" w:cs="Arial" w:eastAsia="Arial" w:hAnsi="Arial"/>
           <w:b/>
           <w:bCs/>
+          <w:noProof/>
           <w:sz w:val="22"/>
           <w:szCs w:val="22"/>
           <w:u w:val="single"/>
@@ -13525,6 +14469,7 @@
       <w:r>
         <w:rPr>
           <w:rFonts w:ascii="Arial" w:cs="Arial" w:eastAsia="Arial" w:hAnsi="Arial"/>
+          <w:noProof/>
           <w:sz w:val="22"/>
           <w:szCs w:val="22"/>
           <w:rtl/>
@@ -13543,6 +14488,7 @@
           <w:rFonts w:ascii="Arial" w:cs="Arial" w:eastAsia="Arial" w:hAnsi="Arial"/>
           <w:b/>
           <w:bCs/>
+          <w:noProof/>
           <w:sz w:val="22"/>
           <w:szCs w:val="22"/>
           <w:rtl/>
@@ -13559,6 +14505,7 @@
       <w:r>
         <w:rPr>
           <w:rFonts w:ascii="Arial" w:cs="Arial" w:eastAsia="Arial" w:hAnsi="Arial"/>
+          <w:noProof/>
           <w:sz w:val="22"/>
           <w:szCs w:val="22"/>
           <w:rtl/>
@@ -13570,6 +14517,7 @@
           <w:rFonts w:ascii="Arial" w:cs="Arial" w:eastAsia="Arial" w:hAnsi="Arial"/>
           <w:b/>
           <w:bCs/>
+          <w:noProof/>
           <w:sz w:val="22"/>
           <w:szCs w:val="22"/>
           <w:u w:val="single"/>
@@ -13580,6 +14528,7 @@
       <w:r>
         <w:rPr>
           <w:rFonts w:ascii="Arial" w:cs="Arial" w:eastAsia="Arial" w:hAnsi="Arial"/>
+          <w:noProof/>
           <w:sz w:val="22"/>
           <w:szCs w:val="22"/>
           <w:rtl/>
@@ -13591,6 +14540,7 @@
           <w:rFonts w:ascii="Arial" w:cs="Arial" w:eastAsia="Arial" w:hAnsi="Arial"/>
           <w:b/>
           <w:bCs/>
+          <w:noProof/>
           <w:sz w:val="22"/>
           <w:szCs w:val="22"/>
           <w:u w:val="single"/>
@@ -13601,6 +14551,7 @@
       <w:r>
         <w:rPr>
           <w:rFonts w:ascii="Arial" w:cs="Arial" w:eastAsia="Arial" w:hAnsi="Arial"/>
+          <w:noProof/>
           <w:sz w:val="22"/>
           <w:szCs w:val="22"/>
           <w:rtl/>
@@ -13619,6 +14570,7 @@
           <w:rFonts w:ascii="Arial" w:cs="Arial" w:eastAsia="Arial" w:hAnsi="Arial"/>
           <w:b/>
           <w:bCs/>
+          <w:noProof/>
           <w:sz w:val="22"/>
           <w:szCs w:val="22"/>
           <w:rtl/>
@@ -13635,6 +14587,7 @@
       <w:r>
         <w:rPr>
           <w:rFonts w:ascii="Arial" w:cs="Arial" w:eastAsia="Arial" w:hAnsi="Arial"/>
+          <w:noProof/>
           <w:sz w:val="22"/>
           <w:szCs w:val="22"/>
           <w:rtl/>
@@ -13646,6 +14599,7 @@
           <w:rFonts w:ascii="Arial" w:cs="Arial" w:eastAsia="Arial" w:hAnsi="Arial"/>
           <w:b/>
           <w:bCs/>
+          <w:noProof/>
           <w:sz w:val="22"/>
           <w:szCs w:val="22"/>
           <w:u w:val="single"/>
@@ -13656,6 +14610,7 @@
       <w:r>
         <w:rPr>
           <w:rFonts w:ascii="Arial" w:cs="Arial" w:eastAsia="Arial" w:hAnsi="Arial"/>
+          <w:noProof/>
           <w:sz w:val="22"/>
           <w:szCs w:val="22"/>
           <w:rtl/>
@@ -13674,6 +14629,7 @@
           <w:rFonts w:ascii="Arial" w:cs="Arial" w:eastAsia="Arial" w:hAnsi="Arial"/>
           <w:b/>
           <w:bCs/>
+          <w:noProof/>
           <w:sz w:val="22"/>
           <w:szCs w:val="22"/>
           <w:rtl/>
@@ -13690,6 +14646,7 @@
       <w:r>
         <w:rPr>
           <w:rFonts w:ascii="Arial" w:cs="Arial" w:eastAsia="Arial" w:hAnsi="Arial"/>
+          <w:noProof/>
           <w:sz w:val="22"/>
           <w:szCs w:val="22"/>
           <w:rtl/>
@@ -13701,6 +14658,7 @@
           <w:rFonts w:ascii="Arial" w:cs="Arial" w:eastAsia="Arial" w:hAnsi="Arial"/>
           <w:b/>
           <w:bCs/>
+          <w:noProof/>
           <w:sz w:val="22"/>
           <w:szCs w:val="22"/>
           <w:u w:val="single"/>
@@ -13711,6 +14669,7 @@
       <w:r>
         <w:rPr>
           <w:rFonts w:ascii="Arial" w:cs="Arial" w:eastAsia="Arial" w:hAnsi="Arial"/>
+          <w:noProof/>
           <w:sz w:val="22"/>
           <w:szCs w:val="22"/>
           <w:rtl/>
@@ -13729,6 +14688,7 @@
           <w:rFonts w:ascii="Arial" w:cs="Arial" w:eastAsia="Arial" w:hAnsi="Arial"/>
           <w:b/>
           <w:bCs/>
+          <w:noProof/>
           <w:sz w:val="24"/>
           <w:szCs w:val="24"/>
           <w:u w:val="single"/>
@@ -13748,6 +14708,7 @@
           <w:rFonts w:ascii="Arial" w:cs="Arial" w:eastAsia="Arial" w:hAnsi="Arial"/>
           <w:b/>
           <w:bCs/>
+          <w:noProof/>
           <w:sz w:val="22"/>
           <w:szCs w:val="22"/>
           <w:rtl/>
@@ -13764,6 +14725,7 @@
       <w:r>
         <w:rPr>
           <w:rFonts w:ascii="Arial" w:cs="Arial" w:eastAsia="Arial" w:hAnsi="Arial"/>
+          <w:noProof/>
           <w:sz w:val="22"/>
           <w:szCs w:val="22"/>
           <w:rtl/>
@@ -13775,6 +14737,7 @@
           <w:rFonts w:ascii="Arial" w:cs="Arial" w:eastAsia="Arial" w:hAnsi="Arial"/>
           <w:b/>
           <w:bCs/>
+          <w:noProof/>
           <w:sz w:val="22"/>
           <w:szCs w:val="22"/>
           <w:u w:val="single"/>
@@ -13785,6 +14748,7 @@
       <w:r>
         <w:rPr>
           <w:rFonts w:ascii="Arial" w:cs="Arial" w:eastAsia="Arial" w:hAnsi="Arial"/>
+          <w:noProof/>
           <w:sz w:val="22"/>
           <w:szCs w:val="22"/>
           <w:rtl/>
@@ -13796,6 +14760,7 @@
           <w:rFonts w:ascii="Arial" w:cs="Arial" w:eastAsia="Arial" w:hAnsi="Arial"/>
           <w:b/>
           <w:bCs/>
+          <w:noProof/>
           <w:sz w:val="22"/>
           <w:szCs w:val="22"/>
           <w:u w:val="single"/>
@@ -13806,6 +14771,7 @@
       <w:r>
         <w:rPr>
           <w:rFonts w:ascii="Arial" w:cs="Arial" w:eastAsia="Arial" w:hAnsi="Arial"/>
+          <w:noProof/>
           <w:sz w:val="22"/>
           <w:szCs w:val="22"/>
           <w:rtl/>
@@ -13824,6 +14790,7 @@
           <w:rFonts w:ascii="Arial" w:cs="Arial" w:eastAsia="Arial" w:hAnsi="Arial"/>
           <w:b/>
           <w:bCs/>
+          <w:noProof/>
           <w:sz w:val="22"/>
           <w:szCs w:val="22"/>
           <w:rtl/>
@@ -13840,6 +14807,7 @@
       <w:r>
         <w:rPr>
           <w:rFonts w:ascii="Arial" w:cs="Arial" w:eastAsia="Arial" w:hAnsi="Arial"/>
+          <w:noProof/>
           <w:sz w:val="22"/>
           <w:szCs w:val="22"/>
           <w:rtl/>
@@ -13851,6 +14819,7 @@
           <w:rFonts w:ascii="Arial" w:cs="Arial" w:eastAsia="Arial" w:hAnsi="Arial"/>
           <w:b/>
           <w:bCs/>
+          <w:noProof/>
           <w:sz w:val="22"/>
           <w:szCs w:val="22"/>
           <w:u w:val="single"/>
@@ -13861,6 +14830,7 @@
       <w:r>
         <w:rPr>
           <w:rFonts w:ascii="Arial" w:cs="Arial" w:eastAsia="Arial" w:hAnsi="Arial"/>
+          <w:noProof/>
           <w:sz w:val="22"/>
           <w:szCs w:val="22"/>
           <w:rtl/>
@@ -13879,6 +14849,7 @@
           <w:rFonts w:ascii="Arial" w:cs="Arial" w:eastAsia="Arial" w:hAnsi="Arial"/>
           <w:b/>
           <w:bCs/>
+          <w:noProof/>
           <w:sz w:val="22"/>
           <w:szCs w:val="22"/>
           <w:rtl/>
@@ -13895,6 +14866,7 @@
       <w:r>
         <w:rPr>
           <w:rFonts w:ascii="Arial" w:cs="Arial" w:eastAsia="Arial" w:hAnsi="Arial"/>
+          <w:noProof/>
           <w:sz w:val="22"/>
           <w:szCs w:val="22"/>
           <w:rtl/>
@@ -13906,6 +14878,7 @@
           <w:rFonts w:ascii="Arial" w:cs="Arial" w:eastAsia="Arial" w:hAnsi="Arial"/>
           <w:b/>
           <w:bCs/>
+          <w:noProof/>
           <w:sz w:val="22"/>
           <w:szCs w:val="22"/>
           <w:u w:val="single"/>
@@ -13916,6 +14889,7 @@
       <w:r>
         <w:rPr>
           <w:rFonts w:ascii="Arial" w:cs="Arial" w:eastAsia="Arial" w:hAnsi="Arial"/>
+          <w:noProof/>
           <w:sz w:val="22"/>
           <w:szCs w:val="22"/>
           <w:rtl/>
@@ -13927,6 +14901,7 @@
           <w:rFonts w:ascii="Arial" w:cs="Arial" w:eastAsia="Arial" w:hAnsi="Arial"/>
           <w:b/>
           <w:bCs/>
+          <w:noProof/>
           <w:sz w:val="22"/>
           <w:szCs w:val="22"/>
           <w:u w:val="single"/>
@@ -13937,6 +14912,7 @@
       <w:r>
         <w:rPr>
           <w:rFonts w:ascii="Arial" w:cs="Arial" w:eastAsia="Arial" w:hAnsi="Arial"/>
+          <w:noProof/>
           <w:sz w:val="22"/>
           <w:szCs w:val="22"/>
           <w:rtl/>
@@ -13948,6 +14924,7 @@
           <w:rFonts w:ascii="Arial" w:cs="Arial" w:eastAsia="Arial" w:hAnsi="Arial"/>
           <w:b/>
           <w:bCs/>
+          <w:noProof/>
           <w:sz w:val="22"/>
           <w:szCs w:val="22"/>
           <w:u w:val="single"/>
@@ -13958,6 +14935,7 @@
       <w:r>
         <w:rPr>
           <w:rFonts w:ascii="Arial" w:cs="Arial" w:eastAsia="Arial" w:hAnsi="Arial"/>
+          <w:noProof/>
           <w:sz w:val="22"/>
           <w:szCs w:val="22"/>
           <w:rtl/>
@@ -13976,6 +14954,7 @@
           <w:rFonts w:ascii="Arial" w:cs="Arial" w:eastAsia="Arial" w:hAnsi="Arial"/>
           <w:b/>
           <w:bCs/>
+          <w:noProof/>
           <w:sz w:val="24"/>
           <w:szCs w:val="24"/>
           <w:u w:val="single"/>
@@ -13995,6 +14974,7 @@
           <w:rFonts w:ascii="Arial" w:cs="Arial" w:eastAsia="Arial" w:hAnsi="Arial"/>
           <w:b/>
           <w:bCs/>
+          <w:noProof/>
           <w:sz w:val="22"/>
           <w:szCs w:val="22"/>
           <w:rtl/>
@@ -14013,6 +14993,7 @@
           <w:rFonts w:ascii="Arial" w:cs="Arial" w:eastAsia="Arial" w:hAnsi="Arial"/>
           <w:b/>
           <w:bCs/>
+          <w:noProof/>
           <w:sz w:val="22"/>
           <w:szCs w:val="22"/>
           <w:u w:val="single"/>
@@ -14023,6 +15004,7 @@
       <w:r>
         <w:rPr>
           <w:rFonts w:ascii="Arial" w:cs="Arial" w:eastAsia="Arial" w:hAnsi="Arial"/>
+          <w:noProof/>
           <w:sz w:val="22"/>
           <w:szCs w:val="22"/>
           <w:rtl/>
@@ -14034,6 +15016,7 @@
           <w:rFonts w:ascii="Arial" w:cs="Arial" w:eastAsia="Arial" w:hAnsi="Arial"/>
           <w:b/>
           <w:bCs/>
+          <w:noProof/>
           <w:sz w:val="22"/>
           <w:szCs w:val="22"/>
           <w:u w:val="single"/>
@@ -14044,6 +15027,7 @@
       <w:r>
         <w:rPr>
           <w:rFonts w:ascii="Arial" w:cs="Arial" w:eastAsia="Arial" w:hAnsi="Arial"/>
+          <w:noProof/>
           <w:sz w:val="22"/>
           <w:szCs w:val="22"/>
           <w:rtl/>
@@ -14062,6 +15046,7 @@
           <w:rFonts w:ascii="Arial" w:cs="Arial" w:eastAsia="Arial" w:hAnsi="Arial"/>
           <w:b/>
           <w:bCs/>
+          <w:noProof/>
           <w:sz w:val="22"/>
           <w:szCs w:val="22"/>
           <w:rtl/>
@@ -14078,6 +15063,7 @@
       <w:r>
         <w:rPr>
           <w:rFonts w:ascii="Arial" w:cs="Arial" w:eastAsia="Arial" w:hAnsi="Arial"/>
+          <w:noProof/>
           <w:sz w:val="22"/>
           <w:szCs w:val="22"/>
           <w:rtl/>
@@ -14089,6 +15075,7 @@
           <w:rFonts w:ascii="Arial" w:cs="Arial" w:eastAsia="Arial" w:hAnsi="Arial"/>
           <w:b/>
           <w:bCs/>
+          <w:noProof/>
           <w:sz w:val="22"/>
           <w:szCs w:val="22"/>
           <w:u w:val="single"/>
@@ -14099,6 +15086,7 @@
       <w:r>
         <w:rPr>
           <w:rFonts w:ascii="Arial" w:cs="Arial" w:eastAsia="Arial" w:hAnsi="Arial"/>
+          <w:noProof/>
           <w:sz w:val="22"/>
           <w:szCs w:val="22"/>
           <w:rtl/>
@@ -14117,6 +15105,7 @@
           <w:rFonts w:ascii="Arial" w:cs="Arial" w:eastAsia="Arial" w:hAnsi="Arial"/>
           <w:b/>
           <w:bCs/>
+          <w:noProof/>
           <w:sz w:val="22"/>
           <w:szCs w:val="22"/>
           <w:rtl/>
@@ -14133,6 +15122,7 @@
       <w:r>
         <w:rPr>
           <w:rFonts w:ascii="Arial" w:cs="Arial" w:eastAsia="Arial" w:hAnsi="Arial"/>
+          <w:noProof/>
           <w:sz w:val="22"/>
           <w:szCs w:val="22"/>
           <w:rtl/>
@@ -14144,6 +15134,7 @@
           <w:rFonts w:ascii="Arial" w:cs="Arial" w:eastAsia="Arial" w:hAnsi="Arial"/>
           <w:b/>
           <w:bCs/>
+          <w:noProof/>
           <w:sz w:val="22"/>
           <w:szCs w:val="22"/>
           <w:u w:val="single"/>
@@ -14154,6 +15145,7 @@
       <w:r>
         <w:rPr>
           <w:rFonts w:ascii="Arial" w:cs="Arial" w:eastAsia="Arial" w:hAnsi="Arial"/>
+          <w:noProof/>
           <w:sz w:val="22"/>
           <w:szCs w:val="22"/>
           <w:rtl/>
@@ -14173,6 +15165,7 @@
           <w:rFonts w:ascii="Arial" w:cs="Arial" w:eastAsia="Arial" w:hAnsi="Arial"/>
           <w:b/>
           <w:bCs/>
+          <w:noProof/>
           <w:sz w:val="26"/>
           <w:szCs w:val="26"/>
           <w:u w:val="single"/>
@@ -14192,6 +15185,7 @@
           <w:rFonts w:ascii="Arial" w:cs="Arial" w:eastAsia="Arial" w:hAnsi="Arial"/>
           <w:b/>
           <w:bCs/>
+          <w:noProof/>
           <w:sz w:val="24"/>
           <w:szCs w:val="24"/>
           <w:u w:val="single"/>
@@ -14211,6 +15205,7 @@
           <w:rFonts w:ascii="Arial" w:cs="Arial" w:eastAsia="Arial" w:hAnsi="Arial"/>
           <w:b/>
           <w:bCs/>
+          <w:noProof/>
           <w:sz w:val="22"/>
           <w:szCs w:val="22"/>
           <w:rtl/>
@@ -14227,6 +15222,7 @@
       <w:r>
         <w:rPr>
           <w:rFonts w:ascii="Arial" w:cs="Arial" w:eastAsia="Arial" w:hAnsi="Arial"/>
+          <w:noProof/>
           <w:sz w:val="22"/>
           <w:szCs w:val="22"/>
           <w:rtl/>
@@ -14238,6 +15234,7 @@
           <w:rFonts w:ascii="Arial" w:cs="Arial" w:eastAsia="Arial" w:hAnsi="Arial"/>
           <w:b/>
           <w:bCs/>
+          <w:noProof/>
           <w:sz w:val="22"/>
           <w:szCs w:val="22"/>
           <w:u w:val="single"/>
@@ -14248,6 +15245,7 @@
       <w:r>
         <w:rPr>
           <w:rFonts w:ascii="Arial" w:cs="Arial" w:eastAsia="Arial" w:hAnsi="Arial"/>
+          <w:noProof/>
           <w:sz w:val="22"/>
           <w:szCs w:val="22"/>
           <w:rtl/>
@@ -14259,6 +15257,7 @@
           <w:rFonts w:ascii="Arial" w:cs="Arial" w:eastAsia="Arial" w:hAnsi="Arial"/>
           <w:b/>
           <w:bCs/>
+          <w:noProof/>
           <w:sz w:val="22"/>
           <w:szCs w:val="22"/>
           <w:u w:val="single"/>
@@ -14269,6 +15268,7 @@
       <w:r>
         <w:rPr>
           <w:rFonts w:ascii="Arial" w:cs="Arial" w:eastAsia="Arial" w:hAnsi="Arial"/>
+          <w:noProof/>
           <w:sz w:val="22"/>
           <w:szCs w:val="22"/>
           <w:rtl/>
@@ -14287,6 +15287,7 @@
           <w:rFonts w:ascii="Arial" w:cs="Arial" w:eastAsia="Arial" w:hAnsi="Arial"/>
           <w:b/>
           <w:bCs/>
+          <w:noProof/>
           <w:sz w:val="22"/>
           <w:szCs w:val="22"/>
           <w:rtl/>
@@ -14303,6 +15304,7 @@
       <w:r>
         <w:rPr>
           <w:rFonts w:ascii="Arial" w:cs="Arial" w:eastAsia="Arial" w:hAnsi="Arial"/>
+          <w:noProof/>
           <w:sz w:val="22"/>
           <w:szCs w:val="22"/>
           <w:rtl/>
@@ -14321,6 +15323,7 @@
           <w:rFonts w:ascii="Arial" w:cs="Arial" w:eastAsia="Arial" w:hAnsi="Arial"/>
           <w:b/>
           <w:bCs/>
+          <w:noProof/>
           <w:sz w:val="22"/>
           <w:szCs w:val="22"/>
           <w:rtl/>
@@ -14337,6 +15340,7 @@
       <w:r>
         <w:rPr>
           <w:rFonts w:ascii="Arial" w:cs="Arial" w:eastAsia="Arial" w:hAnsi="Arial"/>
+          <w:noProof/>
           <w:sz w:val="22"/>
           <w:szCs w:val="22"/>
           <w:rtl/>
@@ -14348,6 +15352,7 @@
           <w:rFonts w:ascii="Arial" w:cs="Arial" w:eastAsia="Arial" w:hAnsi="Arial"/>
           <w:b/>
           <w:bCs/>
+          <w:noProof/>
           <w:sz w:val="22"/>
           <w:szCs w:val="22"/>
           <w:u w:val="single"/>
@@ -14358,6 +15363,7 @@
       <w:r>
         <w:rPr>
           <w:rFonts w:ascii="Arial" w:cs="Arial" w:eastAsia="Arial" w:hAnsi="Arial"/>
+          <w:noProof/>
           <w:sz w:val="22"/>
           <w:szCs w:val="22"/>
           <w:rtl/>
@@ -14376,6 +15382,7 @@
           <w:rFonts w:ascii="Arial" w:cs="Arial" w:eastAsia="Arial" w:hAnsi="Arial"/>
           <w:b/>
           <w:bCs/>
+          <w:noProof/>
           <w:sz w:val="22"/>
           <w:szCs w:val="22"/>
           <w:rtl/>
@@ -14392,6 +15399,7 @@
       <w:r>
         <w:rPr>
           <w:rFonts w:ascii="Arial" w:cs="Arial" w:eastAsia="Arial" w:hAnsi="Arial"/>
+          <w:noProof/>
           <w:sz w:val="22"/>
           <w:szCs w:val="22"/>
           <w:rtl/>
@@ -14403,6 +15411,7 @@
           <w:rFonts w:ascii="Arial" w:cs="Arial" w:eastAsia="Arial" w:hAnsi="Arial"/>
           <w:b/>
           <w:bCs/>
+          <w:noProof/>
           <w:sz w:val="22"/>
           <w:szCs w:val="22"/>
           <w:u w:val="single"/>
@@ -14413,6 +15422,7 @@
       <w:r>
         <w:rPr>
           <w:rFonts w:ascii="Arial" w:cs="Arial" w:eastAsia="Arial" w:hAnsi="Arial"/>
+          <w:noProof/>
           <w:sz w:val="22"/>
           <w:szCs w:val="22"/>
           <w:rtl/>
@@ -14431,6 +15441,7 @@
           <w:rFonts w:ascii="Arial" w:cs="Arial" w:eastAsia="Arial" w:hAnsi="Arial"/>
           <w:b/>
           <w:bCs/>
+          <w:noProof/>
           <w:sz w:val="24"/>
           <w:szCs w:val="24"/>
           <w:u w:val="single"/>
@@ -14450,6 +15461,7 @@
           <w:rFonts w:ascii="Arial" w:cs="Arial" w:eastAsia="Arial" w:hAnsi="Arial"/>
           <w:b/>
           <w:bCs/>
+          <w:noProof/>
           <w:sz w:val="22"/>
           <w:szCs w:val="22"/>
           <w:rtl/>
@@ -14466,6 +15478,7 @@
       <w:r>
         <w:rPr>
           <w:rFonts w:ascii="Arial" w:cs="Arial" w:eastAsia="Arial" w:hAnsi="Arial"/>
+          <w:noProof/>
           <w:sz w:val="22"/>
           <w:szCs w:val="22"/>
           <w:rtl/>
@@ -14477,6 +15490,7 @@
           <w:rFonts w:ascii="Arial" w:cs="Arial" w:eastAsia="Arial" w:hAnsi="Arial"/>
           <w:b/>
           <w:bCs/>
+          <w:noProof/>
           <w:sz w:val="22"/>
           <w:szCs w:val="22"/>
           <w:u w:val="single"/>
@@ -14487,6 +15501,7 @@
       <w:r>
         <w:rPr>
           <w:rFonts w:ascii="Arial" w:cs="Arial" w:eastAsia="Arial" w:hAnsi="Arial"/>
+          <w:noProof/>
           <w:sz w:val="22"/>
           <w:szCs w:val="22"/>
           <w:rtl/>
@@ -14505,6 +15520,7 @@
           <w:rFonts w:ascii="Arial" w:cs="Arial" w:eastAsia="Arial" w:hAnsi="Arial"/>
           <w:b/>
           <w:bCs/>
+          <w:noProof/>
           <w:sz w:val="22"/>
           <w:szCs w:val="22"/>
           <w:rtl/>
@@ -14521,6 +15537,7 @@
       <w:r>
         <w:rPr>
           <w:rFonts w:ascii="Arial" w:cs="Arial" w:eastAsia="Arial" w:hAnsi="Arial"/>
+          <w:noProof/>
           <w:sz w:val="22"/>
           <w:szCs w:val="22"/>
           <w:rtl/>
@@ -14539,6 +15556,7 @@
           <w:rFonts w:ascii="Arial" w:cs="Arial" w:eastAsia="Arial" w:hAnsi="Arial"/>
           <w:b/>
           <w:bCs/>
+          <w:noProof/>
           <w:sz w:val="22"/>
           <w:szCs w:val="22"/>
           <w:rtl/>
@@ -14557,6 +15575,7 @@
           <w:rFonts w:ascii="Arial" w:cs="Arial" w:eastAsia="Arial" w:hAnsi="Arial"/>
           <w:b/>
           <w:bCs/>
+          <w:noProof/>
           <w:sz w:val="22"/>
           <w:szCs w:val="22"/>
           <w:u w:val="single"/>
@@ -14567,6 +15586,7 @@
       <w:r>
         <w:rPr>
           <w:rFonts w:ascii="Arial" w:cs="Arial" w:eastAsia="Arial" w:hAnsi="Arial"/>
+          <w:noProof/>
           <w:sz w:val="22"/>
           <w:szCs w:val="22"/>
           <w:rtl/>
@@ -14585,6 +15605,7 @@
           <w:rFonts w:ascii="Arial" w:cs="Arial" w:eastAsia="Arial" w:hAnsi="Arial"/>
           <w:b/>
           <w:bCs/>
+          <w:noProof/>
           <w:sz w:val="24"/>
           <w:szCs w:val="24"/>
           <w:u w:val="single"/>
@@ -14604,6 +15625,7 @@
           <w:rFonts w:ascii="Arial" w:cs="Arial" w:eastAsia="Arial" w:hAnsi="Arial"/>
           <w:b/>
           <w:bCs/>
+          <w:noProof/>
           <w:sz w:val="22"/>
           <w:szCs w:val="22"/>
           <w:rtl/>
@@ -14620,6 +15642,7 @@
       <w:r>
         <w:rPr>
           <w:rFonts w:ascii="Arial" w:cs="Arial" w:eastAsia="Arial" w:hAnsi="Arial"/>
+          <w:noProof/>
           <w:sz w:val="22"/>
           <w:szCs w:val="22"/>
           <w:rtl/>
@@ -14638,6 +15661,7 @@
           <w:rFonts w:ascii="Arial" w:cs="Arial" w:eastAsia="Arial" w:hAnsi="Arial"/>
           <w:b/>
           <w:bCs/>
+          <w:noProof/>
           <w:sz w:val="22"/>
           <w:szCs w:val="22"/>
           <w:rtl/>
@@ -14654,6 +15678,7 @@
       <w:r>
         <w:rPr>
           <w:rFonts w:ascii="Arial" w:cs="Arial" w:eastAsia="Arial" w:hAnsi="Arial"/>
+          <w:noProof/>
           <w:sz w:val="22"/>
           <w:szCs w:val="22"/>
           <w:rtl/>
@@ -14672,6 +15697,7 @@
           <w:rFonts w:ascii="Arial" w:cs="Arial" w:eastAsia="Arial" w:hAnsi="Arial"/>
           <w:b/>
           <w:bCs/>
+          <w:noProof/>
           <w:sz w:val="22"/>
           <w:szCs w:val="22"/>
           <w:rtl/>
@@ -14688,6 +15714,7 @@
       <w:r>
         <w:rPr>
           <w:rFonts w:ascii="Arial" w:cs="Arial" w:eastAsia="Arial" w:hAnsi="Arial"/>
+          <w:noProof/>
           <w:sz w:val="22"/>
           <w:szCs w:val="22"/>
           <w:rtl/>
@@ -14707,6 +15734,7 @@
           <w:rFonts w:ascii="Arial" w:cs="Arial" w:eastAsia="Arial" w:hAnsi="Arial"/>
           <w:b/>
           <w:bCs/>
+          <w:noProof/>
           <w:sz w:val="26"/>
           <w:szCs w:val="26"/>
           <w:u w:val="single"/>
@@ -14726,6 +15754,7 @@
           <w:rFonts w:ascii="Arial" w:cs="Arial" w:eastAsia="Arial" w:hAnsi="Arial"/>
           <w:b/>
           <w:bCs/>
+          <w:noProof/>
           <w:sz w:val="24"/>
           <w:szCs w:val="24"/>
           <w:u w:val="single"/>
@@ -14745,6 +15774,7 @@
           <w:rFonts w:ascii="Arial" w:cs="Arial" w:eastAsia="Arial" w:hAnsi="Arial"/>
           <w:b/>
           <w:bCs/>
+          <w:noProof/>
           <w:sz w:val="22"/>
           <w:szCs w:val="22"/>
           <w:rtl/>
@@ -14761,6 +15791,7 @@
       <w:r>
         <w:rPr>
           <w:rFonts w:ascii="Arial" w:cs="Arial" w:eastAsia="Arial" w:hAnsi="Arial"/>
+          <w:noProof/>
           <w:sz w:val="22"/>
           <w:szCs w:val="22"/>
           <w:rtl/>
@@ -14779,6 +15810,7 @@
           <w:rFonts w:ascii="Arial" w:cs="Arial" w:eastAsia="Arial" w:hAnsi="Arial"/>
           <w:b/>
           <w:bCs/>
+          <w:noProof/>
           <w:sz w:val="22"/>
           <w:szCs w:val="22"/>
           <w:rtl/>
@@ -14795,6 +15827,7 @@
       <w:r>
         <w:rPr>
           <w:rFonts w:ascii="Arial" w:cs="Arial" w:eastAsia="Arial" w:hAnsi="Arial"/>
+          <w:noProof/>
           <w:sz w:val="22"/>
           <w:szCs w:val="22"/>
           <w:rtl/>
@@ -14813,6 +15846,7 @@
           <w:rFonts w:ascii="Arial" w:cs="Arial" w:eastAsia="Arial" w:hAnsi="Arial"/>
           <w:b/>
           <w:bCs/>
+          <w:noProof/>
           <w:sz w:val="22"/>
           <w:szCs w:val="22"/>
           <w:rtl/>
@@ -14829,6 +15863,7 @@
       <w:r>
         <w:rPr>
           <w:rFonts w:ascii="Arial" w:cs="Arial" w:eastAsia="Arial" w:hAnsi="Arial"/>
+          <w:noProof/>
           <w:sz w:val="22"/>
           <w:szCs w:val="22"/>
           <w:rtl/>
@@ -14840,6 +15875,7 @@
           <w:rFonts w:ascii="Arial" w:cs="Arial" w:eastAsia="Arial" w:hAnsi="Arial"/>
           <w:b/>
           <w:bCs/>
+          <w:noProof/>
           <w:sz w:val="22"/>
           <w:szCs w:val="22"/>
           <w:u w:val="single"/>
@@ -14850,6 +15886,7 @@
       <w:r>
         <w:rPr>
           <w:rFonts w:ascii="Arial" w:cs="Arial" w:eastAsia="Arial" w:hAnsi="Arial"/>
+          <w:noProof/>
           <w:sz w:val="22"/>
           <w:szCs w:val="22"/>
           <w:rtl/>
@@ -14868,6 +15905,7 @@
           <w:rFonts w:ascii="Arial" w:cs="Arial" w:eastAsia="Arial" w:hAnsi="Arial"/>
           <w:b/>
           <w:bCs/>
+          <w:noProof/>
           <w:sz w:val="22"/>
           <w:szCs w:val="22"/>
           <w:rtl/>
@@ -14884,6 +15922,7 @@
       <w:r>
         <w:rPr>
           <w:rFonts w:ascii="Arial" w:cs="Arial" w:eastAsia="Arial" w:hAnsi="Arial"/>
+          <w:noProof/>
           <w:sz w:val="22"/>
           <w:szCs w:val="22"/>
           <w:rtl/>
@@ -14895,6 +15934,7 @@
           <w:rFonts w:ascii="Arial" w:cs="Arial" w:eastAsia="Arial" w:hAnsi="Arial"/>
           <w:b/>
           <w:bCs/>
+          <w:noProof/>
           <w:sz w:val="22"/>
           <w:szCs w:val="22"/>
           <w:u w:val="single"/>
@@ -14905,6 +15945,7 @@
       <w:r>
         <w:rPr>
           <w:rFonts w:ascii="Arial" w:cs="Arial" w:eastAsia="Arial" w:hAnsi="Arial"/>
+          <w:noProof/>
           <w:sz w:val="22"/>
           <w:szCs w:val="22"/>
           <w:rtl/>
@@ -14923,6 +15964,7 @@
           <w:rFonts w:ascii="Arial" w:cs="Arial" w:eastAsia="Arial" w:hAnsi="Arial"/>
           <w:b/>
           <w:bCs/>
+          <w:noProof/>
           <w:sz w:val="24"/>
           <w:szCs w:val="24"/>
           <w:u w:val="single"/>
@@ -14942,6 +15984,7 @@
           <w:rFonts w:ascii="Arial" w:cs="Arial" w:eastAsia="Arial" w:hAnsi="Arial"/>
           <w:b/>
           <w:bCs/>
+          <w:noProof/>
           <w:sz w:val="22"/>
           <w:szCs w:val="22"/>
           <w:rtl/>
@@ -14958,6 +16001,7 @@
       <w:r>
         <w:rPr>
           <w:rFonts w:ascii="Arial" w:cs="Arial" w:eastAsia="Arial" w:hAnsi="Arial"/>
+          <w:noProof/>
           <w:sz w:val="22"/>
           <w:szCs w:val="22"/>
           <w:rtl/>
@@ -14969,6 +16013,7 @@
           <w:rFonts w:ascii="Arial" w:cs="Arial" w:eastAsia="Arial" w:hAnsi="Arial"/>
           <w:b/>
           <w:bCs/>
+          <w:noProof/>
           <w:sz w:val="22"/>
           <w:szCs w:val="22"/>
           <w:u w:val="single"/>
@@ -14979,6 +16024,7 @@
       <w:r>
         <w:rPr>
           <w:rFonts w:ascii="Arial" w:cs="Arial" w:eastAsia="Arial" w:hAnsi="Arial"/>
+          <w:noProof/>
           <w:sz w:val="22"/>
           <w:szCs w:val="22"/>
           <w:rtl/>
@@ -14997,6 +16043,7 @@
           <w:rFonts w:ascii="Arial" w:cs="Arial" w:eastAsia="Arial" w:hAnsi="Arial"/>
           <w:b/>
           <w:bCs/>
+          <w:noProof/>
           <w:sz w:val="22"/>
           <w:szCs w:val="22"/>
           <w:rtl/>
@@ -15013,6 +16060,7 @@
       <w:r>
         <w:rPr>
           <w:rFonts w:ascii="Arial" w:cs="Arial" w:eastAsia="Arial" w:hAnsi="Arial"/>
+          <w:noProof/>
           <w:sz w:val="22"/>
           <w:szCs w:val="22"/>
           <w:rtl/>
@@ -15024,6 +16072,7 @@
           <w:rFonts w:ascii="Arial" w:cs="Arial" w:eastAsia="Arial" w:hAnsi="Arial"/>
           <w:b/>
           <w:bCs/>
+          <w:noProof/>
           <w:sz w:val="22"/>
           <w:szCs w:val="22"/>
           <w:u w:val="single"/>
@@ -15034,6 +16083,7 @@
       <w:r>
         <w:rPr>
           <w:rFonts w:ascii="Arial" w:cs="Arial" w:eastAsia="Arial" w:hAnsi="Arial"/>
+          <w:noProof/>
           <w:sz w:val="22"/>
           <w:szCs w:val="22"/>
           <w:rtl/>
@@ -15052,6 +16102,7 @@
           <w:rFonts w:ascii="Arial" w:cs="Arial" w:eastAsia="Arial" w:hAnsi="Arial"/>
           <w:b/>
           <w:bCs/>
+          <w:noProof/>
           <w:sz w:val="22"/>
           <w:szCs w:val="22"/>
           <w:rtl/>
@@ -15068,6 +16119,7 @@
       <w:r>
         <w:rPr>
           <w:rFonts w:ascii="Arial" w:cs="Arial" w:eastAsia="Arial" w:hAnsi="Arial"/>
+          <w:noProof/>
           <w:sz w:val="22"/>
           <w:szCs w:val="22"/>
           <w:rtl/>
@@ -15086,6 +16138,7 @@
           <w:rFonts w:ascii="Arial" w:cs="Arial" w:eastAsia="Arial" w:hAnsi="Arial"/>
           <w:b/>
           <w:bCs/>
+          <w:noProof/>
           <w:sz w:val="24"/>
           <w:szCs w:val="24"/>
           <w:u w:val="single"/>
@@ -15105,6 +16158,7 @@
           <w:rFonts w:ascii="Arial" w:cs="Arial" w:eastAsia="Arial" w:hAnsi="Arial"/>
           <w:b/>
           <w:bCs/>
+          <w:noProof/>
           <w:sz w:val="22"/>
           <w:szCs w:val="22"/>
           <w:rtl/>
@@ -15121,6 +16175,7 @@
       <w:r>
         <w:rPr>
           <w:rFonts w:ascii="Arial" w:cs="Arial" w:eastAsia="Arial" w:hAnsi="Arial"/>
+          <w:noProof/>
           <w:sz w:val="22"/>
           <w:szCs w:val="22"/>
           <w:rtl/>
@@ -15139,6 +16194,7 @@
           <w:rFonts w:ascii="Arial" w:cs="Arial" w:eastAsia="Arial" w:hAnsi="Arial"/>
           <w:b/>
           <w:bCs/>
+          <w:noProof/>
           <w:sz w:val="22"/>
           <w:szCs w:val="22"/>
           <w:rtl/>
@@ -15155,6 +16211,7 @@
       <w:r>
         <w:rPr>
           <w:rFonts w:ascii="Arial" w:cs="Arial" w:eastAsia="Arial" w:hAnsi="Arial"/>
+          <w:noProof/>
           <w:sz w:val="22"/>
           <w:szCs w:val="22"/>
           <w:rtl/>
@@ -15173,6 +16230,7 @@
           <w:rFonts w:ascii="Arial" w:cs="Arial" w:eastAsia="Arial" w:hAnsi="Arial"/>
           <w:b/>
           <w:bCs/>
+          <w:noProof/>
           <w:sz w:val="22"/>
           <w:szCs w:val="22"/>
           <w:rtl/>
@@ -15189,6 +16247,7 @@
       <w:r>
         <w:rPr>
           <w:rFonts w:ascii="Arial" w:cs="Arial" w:eastAsia="Arial" w:hAnsi="Arial"/>
+          <w:noProof/>
           <w:sz w:val="22"/>
           <w:szCs w:val="22"/>
           <w:rtl/>
@@ -15200,6 +16259,7 @@
           <w:rFonts w:ascii="Arial" w:cs="Arial" w:eastAsia="Arial" w:hAnsi="Arial"/>
           <w:b/>
           <w:bCs/>
+          <w:noProof/>
           <w:sz w:val="22"/>
           <w:szCs w:val="22"/>
           <w:u w:val="single"/>
@@ -15210,6 +16270,7 @@
       <w:r>
         <w:rPr>
           <w:rFonts w:ascii="Arial" w:cs="Arial" w:eastAsia="Arial" w:hAnsi="Arial"/>
+          <w:noProof/>
           <w:sz w:val="22"/>
           <w:szCs w:val="22"/>
           <w:rtl/>
@@ -15229,6 +16290,7 @@
           <w:rFonts w:ascii="Arial" w:cs="Arial" w:eastAsia="Arial" w:hAnsi="Arial"/>
           <w:b/>
           <w:bCs/>
+          <w:noProof/>
           <w:sz w:val="26"/>
           <w:szCs w:val="26"/>
           <w:u w:val="single"/>
@@ -15248,6 +16310,7 @@
           <w:rFonts w:ascii="Arial" w:cs="Arial" w:eastAsia="Arial" w:hAnsi="Arial"/>
           <w:b/>
           <w:bCs/>
+          <w:noProof/>
           <w:sz w:val="24"/>
           <w:szCs w:val="24"/>
           <w:u w:val="single"/>
@@ -15267,6 +16330,7 @@
           <w:rFonts w:ascii="Arial" w:cs="Arial" w:eastAsia="Arial" w:hAnsi="Arial"/>
           <w:b/>
           <w:bCs/>
+          <w:noProof/>
           <w:sz w:val="22"/>
           <w:szCs w:val="22"/>
           <w:rtl/>
@@ -15283,6 +16347,7 @@
       <w:r>
         <w:rPr>
           <w:rFonts w:ascii="Arial" w:cs="Arial" w:eastAsia="Arial" w:hAnsi="Arial"/>
+          <w:noProof/>
           <w:sz w:val="22"/>
           <w:szCs w:val="22"/>
           <w:rtl/>
@@ -15301,6 +16366,7 @@
           <w:rFonts w:ascii="Arial" w:cs="Arial" w:eastAsia="Arial" w:hAnsi="Arial"/>
           <w:b/>
           <w:bCs/>
+          <w:noProof/>
           <w:sz w:val="22"/>
           <w:szCs w:val="22"/>
           <w:rtl/>
@@ -15317,6 +16383,7 @@
       <w:r>
         <w:rPr>
           <w:rFonts w:ascii="Arial" w:cs="Arial" w:eastAsia="Arial" w:hAnsi="Arial"/>
+          <w:noProof/>
           <w:sz w:val="22"/>
           <w:szCs w:val="22"/>
           <w:rtl/>
@@ -15335,6 +16402,7 @@
           <w:rFonts w:ascii="Arial" w:cs="Arial" w:eastAsia="Arial" w:hAnsi="Arial"/>
           <w:b/>
           <w:bCs/>
+          <w:noProof/>
           <w:sz w:val="22"/>
           <w:szCs w:val="22"/>
           <w:rtl/>
@@ -15353,6 +16421,7 @@
           <w:rFonts w:ascii="Arial" w:cs="Arial" w:eastAsia="Arial" w:hAnsi="Arial"/>
           <w:b/>
           <w:bCs/>
+          <w:noProof/>
           <w:sz w:val="22"/>
           <w:szCs w:val="22"/>
           <w:u w:val="single"/>
@@ -15363,6 +16432,7 @@
       <w:r>
         <w:rPr>
           <w:rFonts w:ascii="Arial" w:cs="Arial" w:eastAsia="Arial" w:hAnsi="Arial"/>
+          <w:noProof/>
           <w:sz w:val="22"/>
           <w:szCs w:val="22"/>
           <w:rtl/>
@@ -15381,6 +16451,7 @@
           <w:rFonts w:ascii="Arial" w:cs="Arial" w:eastAsia="Arial" w:hAnsi="Arial"/>
           <w:b/>
           <w:bCs/>
+          <w:noProof/>
           <w:sz w:val="22"/>
           <w:szCs w:val="22"/>
           <w:rtl/>
@@ -15397,6 +16468,7 @@
       <w:r>
         <w:rPr>
           <w:rFonts w:ascii="Arial" w:cs="Arial" w:eastAsia="Arial" w:hAnsi="Arial"/>
+          <w:noProof/>
           <w:sz w:val="22"/>
           <w:szCs w:val="22"/>
           <w:rtl/>
@@ -15415,6 +16487,7 @@
           <w:rFonts w:ascii="Arial" w:cs="Arial" w:eastAsia="Arial" w:hAnsi="Arial"/>
           <w:b/>
           <w:bCs/>
+          <w:noProof/>
           <w:sz w:val="24"/>
           <w:szCs w:val="24"/>
           <w:u w:val="single"/>
@@ -15434,6 +16507,7 @@
           <w:rFonts w:ascii="Arial" w:cs="Arial" w:eastAsia="Arial" w:hAnsi="Arial"/>
           <w:b/>
           <w:bCs/>
+          <w:noProof/>
           <w:sz w:val="22"/>
           <w:szCs w:val="22"/>
           <w:rtl/>
@@ -15450,6 +16524,7 @@
       <w:r>
         <w:rPr>
           <w:rFonts w:ascii="Arial" w:cs="Arial" w:eastAsia="Arial" w:hAnsi="Arial"/>
+          <w:noProof/>
           <w:sz w:val="22"/>
           <w:szCs w:val="22"/>
           <w:rtl/>
@@ -15461,6 +16536,7 @@
           <w:rFonts w:ascii="Arial" w:cs="Arial" w:eastAsia="Arial" w:hAnsi="Arial"/>
           <w:b/>
           <w:bCs/>
+          <w:noProof/>
           <w:sz w:val="22"/>
           <w:szCs w:val="22"/>
           <w:u w:val="single"/>
@@ -15471,6 +16547,7 @@
       <w:r>
         <w:rPr>
           <w:rFonts w:ascii="Arial" w:cs="Arial" w:eastAsia="Arial" w:hAnsi="Arial"/>
+          <w:noProof/>
           <w:sz w:val="22"/>
           <w:szCs w:val="22"/>
           <w:rtl/>
@@ -15482,6 +16559,7 @@
           <w:rFonts w:ascii="Arial" w:cs="Arial" w:eastAsia="Arial" w:hAnsi="Arial"/>
           <w:b/>
           <w:bCs/>
+          <w:noProof/>
           <w:sz w:val="22"/>
           <w:szCs w:val="22"/>
           <w:u w:val="single"/>
@@ -15492,6 +16570,7 @@
       <w:r>
         <w:rPr>
           <w:rFonts w:ascii="Arial" w:cs="Arial" w:eastAsia="Arial" w:hAnsi="Arial"/>
+          <w:noProof/>
           <w:sz w:val="22"/>
           <w:szCs w:val="22"/>
           <w:rtl/>
@@ -15510,6 +16589,7 @@
           <w:rFonts w:ascii="Arial" w:cs="Arial" w:eastAsia="Arial" w:hAnsi="Arial"/>
           <w:b/>
           <w:bCs/>
+          <w:noProof/>
           <w:sz w:val="22"/>
           <w:szCs w:val="22"/>
           <w:rtl/>
@@ -15526,6 +16606,7 @@
       <w:r>
         <w:rPr>
           <w:rFonts w:ascii="Arial" w:cs="Arial" w:eastAsia="Arial" w:hAnsi="Arial"/>
+          <w:noProof/>
           <w:sz w:val="22"/>
           <w:szCs w:val="22"/>
           <w:rtl/>
@@ -15544,6 +16625,7 @@
           <w:rFonts w:ascii="Arial" w:cs="Arial" w:eastAsia="Arial" w:hAnsi="Arial"/>
           <w:b/>
           <w:bCs/>
+          <w:noProof/>
           <w:sz w:val="22"/>
           <w:szCs w:val="22"/>
           <w:rtl/>
@@ -15560,6 +16642,7 @@
       <w:r>
         <w:rPr>
           <w:rFonts w:ascii="Arial" w:cs="Arial" w:eastAsia="Arial" w:hAnsi="Arial"/>
+          <w:noProof/>
           <w:sz w:val="22"/>
           <w:szCs w:val="22"/>
           <w:rtl/>
@@ -15571,6 +16654,7 @@
           <w:rFonts w:ascii="Arial" w:cs="Arial" w:eastAsia="Arial" w:hAnsi="Arial"/>
           <w:b/>
           <w:bCs/>
+          <w:noProof/>
           <w:sz w:val="22"/>
           <w:szCs w:val="22"/>
           <w:u w:val="single"/>
@@ -15581,6 +16665,7 @@
       <w:r>
         <w:rPr>
           <w:rFonts w:ascii="Arial" w:cs="Arial" w:eastAsia="Arial" w:hAnsi="Arial"/>
+          <w:noProof/>
           <w:sz w:val="22"/>
           <w:szCs w:val="22"/>
           <w:rtl/>
@@ -15599,6 +16684,7 @@
           <w:rFonts w:ascii="Arial" w:cs="Arial" w:eastAsia="Arial" w:hAnsi="Arial"/>
           <w:b/>
           <w:bCs/>
+          <w:noProof/>
           <w:sz w:val="24"/>
           <w:szCs w:val="24"/>
           <w:u w:val="single"/>
@@ -15618,6 +16704,7 @@
           <w:rFonts w:ascii="Arial" w:cs="Arial" w:eastAsia="Arial" w:hAnsi="Arial"/>
           <w:b/>
           <w:bCs/>
+          <w:noProof/>
           <w:sz w:val="22"/>
           <w:szCs w:val="22"/>
           <w:rtl/>
@@ -15634,6 +16721,7 @@
       <w:r>
         <w:rPr>
           <w:rFonts w:ascii="Arial" w:cs="Arial" w:eastAsia="Arial" w:hAnsi="Arial"/>
+          <w:noProof/>
           <w:sz w:val="22"/>
           <w:szCs w:val="22"/>
           <w:rtl/>
@@ -15645,6 +16733,7 @@
           <w:rFonts w:ascii="Arial" w:cs="Arial" w:eastAsia="Arial" w:hAnsi="Arial"/>
           <w:b/>
           <w:bCs/>
+          <w:noProof/>
           <w:sz w:val="22"/>
           <w:szCs w:val="22"/>
           <w:u w:val="single"/>
@@ -15655,6 +16744,7 @@
       <w:r>
         <w:rPr>
           <w:rFonts w:ascii="Arial" w:cs="Arial" w:eastAsia="Arial" w:hAnsi="Arial"/>
+          <w:noProof/>
           <w:sz w:val="22"/>
           <w:szCs w:val="22"/>
           <w:rtl/>
@@ -15673,6 +16763,7 @@
           <w:rFonts w:ascii="Arial" w:cs="Arial" w:eastAsia="Arial" w:hAnsi="Arial"/>
           <w:b/>
           <w:bCs/>
+          <w:noProof/>
           <w:sz w:val="22"/>
           <w:szCs w:val="22"/>
           <w:rtl/>
@@ -15689,6 +16780,7 @@
       <w:r>
         <w:rPr>
           <w:rFonts w:ascii="Arial" w:cs="Arial" w:eastAsia="Arial" w:hAnsi="Arial"/>
+          <w:noProof/>
           <w:sz w:val="22"/>
           <w:szCs w:val="22"/>
           <w:rtl/>
@@ -15707,6 +16799,7 @@
           <w:rFonts w:ascii="Arial" w:cs="Arial" w:eastAsia="Arial" w:hAnsi="Arial"/>
           <w:b/>
           <w:bCs/>
+          <w:noProof/>
           <w:sz w:val="22"/>
           <w:szCs w:val="22"/>
           <w:rtl/>
@@ -15723,6 +16816,7 @@
       <w:r>
         <w:rPr>
           <w:rFonts w:ascii="Arial" w:cs="Arial" w:eastAsia="Arial" w:hAnsi="Arial"/>
+          <w:noProof/>
           <w:sz w:val="22"/>
           <w:szCs w:val="22"/>
           <w:rtl/>
@@ -15734,6 +16828,7 @@
           <w:rFonts w:ascii="Arial" w:cs="Arial" w:eastAsia="Arial" w:hAnsi="Arial"/>
           <w:b/>
           <w:bCs/>
+          <w:noProof/>
           <w:sz w:val="22"/>
           <w:szCs w:val="22"/>
           <w:u w:val="single"/>
@@ -15744,6 +16839,7 @@
       <w:r>
         <w:rPr>
           <w:rFonts w:ascii="Arial" w:cs="Arial" w:eastAsia="Arial" w:hAnsi="Arial"/>
+          <w:noProof/>
           <w:sz w:val="22"/>
           <w:szCs w:val="22"/>
           <w:rtl/>
@@ -15755,6 +16851,7 @@
           <w:rFonts w:ascii="Arial" w:cs="Arial" w:eastAsia="Arial" w:hAnsi="Arial"/>
           <w:b/>
           <w:bCs/>
+          <w:noProof/>
           <w:sz w:val="22"/>
           <w:szCs w:val="22"/>
           <w:u w:val="single"/>
@@ -15765,6 +16862,7 @@
       <w:r>
         <w:rPr>
           <w:rFonts w:ascii="Arial" w:cs="Arial" w:eastAsia="Arial" w:hAnsi="Arial"/>
+          <w:noProof/>
           <w:sz w:val="22"/>
           <w:szCs w:val="22"/>
           <w:rtl/>
@@ -15776,6 +16874,7 @@
           <w:rFonts w:ascii="Arial" w:cs="Arial" w:eastAsia="Arial" w:hAnsi="Arial"/>
           <w:b/>
           <w:bCs/>
+          <w:noProof/>
           <w:sz w:val="22"/>
           <w:szCs w:val="22"/>
           <w:u w:val="single"/>
@@ -15786,6 +16885,7 @@
       <w:r>
         <w:rPr>
           <w:rFonts w:ascii="Arial" w:cs="Arial" w:eastAsia="Arial" w:hAnsi="Arial"/>
+          <w:noProof/>
           <w:sz w:val="22"/>
           <w:szCs w:val="22"/>
           <w:rtl/>
@@ -15805,6 +16905,7 @@
           <w:rFonts w:ascii="Arial" w:cs="Arial" w:eastAsia="Arial" w:hAnsi="Arial"/>
           <w:b/>
           <w:bCs/>
+          <w:noProof/>
           <w:sz w:val="26"/>
           <w:szCs w:val="26"/>
           <w:u w:val="single"/>
@@ -15824,6 +16925,7 @@
           <w:rFonts w:ascii="Arial" w:cs="Arial" w:eastAsia="Arial" w:hAnsi="Arial"/>
           <w:b/>
           <w:bCs/>
+          <w:noProof/>
           <w:sz w:val="24"/>
           <w:szCs w:val="24"/>
           <w:u w:val="single"/>
@@ -15843,6 +16945,7 @@
           <w:rFonts w:ascii="Arial" w:cs="Arial" w:eastAsia="Arial" w:hAnsi="Arial"/>
           <w:b/>
           <w:bCs/>
+          <w:noProof/>
           <w:sz w:val="22"/>
           <w:szCs w:val="22"/>
           <w:rtl/>
@@ -15859,6 +16962,7 @@
       <w:r>
         <w:rPr>
           <w:rFonts w:ascii="Arial" w:cs="Arial" w:eastAsia="Arial" w:hAnsi="Arial"/>
+          <w:noProof/>
           <w:sz w:val="22"/>
           <w:szCs w:val="22"/>
           <w:rtl/>
@@ -15870,6 +16974,7 @@
           <w:rFonts w:ascii="Arial" w:cs="Arial" w:eastAsia="Arial" w:hAnsi="Arial"/>
           <w:b/>
           <w:bCs/>
+          <w:noProof/>
           <w:sz w:val="22"/>
           <w:szCs w:val="22"/>
           <w:u w:val="single"/>
@@ -15880,6 +16985,7 @@
       <w:r>
         <w:rPr>
           <w:rFonts w:ascii="Arial" w:cs="Arial" w:eastAsia="Arial" w:hAnsi="Arial"/>
+          <w:noProof/>
           <w:sz w:val="22"/>
           <w:szCs w:val="22"/>
           <w:rtl/>
@@ -15898,6 +17004,7 @@
           <w:rFonts w:ascii="Arial" w:cs="Arial" w:eastAsia="Arial" w:hAnsi="Arial"/>
           <w:b/>
           <w:bCs/>
+          <w:noProof/>
           <w:sz w:val="22"/>
           <w:szCs w:val="22"/>
           <w:rtl/>
@@ -15914,6 +17021,7 @@
       <w:r>
         <w:rPr>
           <w:rFonts w:ascii="Arial" w:cs="Arial" w:eastAsia="Arial" w:hAnsi="Arial"/>
+          <w:noProof/>
           <w:sz w:val="22"/>
           <w:szCs w:val="22"/>
           <w:rtl/>
@@ -15932,6 +17040,7 @@
           <w:rFonts w:ascii="Arial" w:cs="Arial" w:eastAsia="Arial" w:hAnsi="Arial"/>
           <w:b/>
           <w:bCs/>
+          <w:noProof/>
           <w:sz w:val="22"/>
           <w:szCs w:val="22"/>
           <w:rtl/>
@@ -15948,6 +17057,7 @@
       <w:r>
         <w:rPr>
           <w:rFonts w:ascii="Arial" w:cs="Arial" w:eastAsia="Arial" w:hAnsi="Arial"/>
+          <w:noProof/>
           <w:sz w:val="22"/>
           <w:szCs w:val="22"/>
           <w:rtl/>
@@ -15959,6 +17069,7 @@
           <w:rFonts w:ascii="Arial" w:cs="Arial" w:eastAsia="Arial" w:hAnsi="Arial"/>
           <w:b/>
           <w:bCs/>
+          <w:noProof/>
           <w:sz w:val="22"/>
           <w:szCs w:val="22"/>
           <w:u w:val="single"/>
@@ -15969,6 +17080,7 @@
       <w:r>
         <w:rPr>
           <w:rFonts w:ascii="Arial" w:cs="Arial" w:eastAsia="Arial" w:hAnsi="Arial"/>
+          <w:noProof/>
           <w:sz w:val="22"/>
           <w:szCs w:val="22"/>
           <w:rtl/>
@@ -15987,6 +17099,7 @@
           <w:rFonts w:ascii="Arial" w:cs="Arial" w:eastAsia="Arial" w:hAnsi="Arial"/>
           <w:b/>
           <w:bCs/>
+          <w:noProof/>
           <w:sz w:val="22"/>
           <w:szCs w:val="22"/>
           <w:rtl/>
@@ -16003,6 +17116,7 @@
       <w:r>
         <w:rPr>
           <w:rFonts w:ascii="Arial" w:cs="Arial" w:eastAsia="Arial" w:hAnsi="Arial"/>
+          <w:noProof/>
           <w:sz w:val="22"/>
           <w:szCs w:val="22"/>
           <w:rtl/>
@@ -16021,6 +17135,7 @@
           <w:rFonts w:ascii="Arial" w:cs="Arial" w:eastAsia="Arial" w:hAnsi="Arial"/>
           <w:b/>
           <w:bCs/>
+          <w:noProof/>
           <w:sz w:val="24"/>
           <w:szCs w:val="24"/>
           <w:u w:val="single"/>
@@ -16040,6 +17155,7 @@
           <w:rFonts w:ascii="Arial" w:cs="Arial" w:eastAsia="Arial" w:hAnsi="Arial"/>
           <w:b/>
           <w:bCs/>
+          <w:noProof/>
           <w:sz w:val="22"/>
           <w:szCs w:val="22"/>
           <w:rtl/>
@@ -16056,6 +17172,7 @@
       <w:r>
         <w:rPr>
           <w:rFonts w:ascii="Arial" w:cs="Arial" w:eastAsia="Arial" w:hAnsi="Arial"/>
+          <w:noProof/>
           <w:sz w:val="22"/>
           <w:szCs w:val="22"/>
           <w:rtl/>
@@ -16074,6 +17191,7 @@
           <w:rFonts w:ascii="Arial" w:cs="Arial" w:eastAsia="Arial" w:hAnsi="Arial"/>
           <w:b/>
           <w:bCs/>
+          <w:noProof/>
           <w:sz w:val="22"/>
           <w:szCs w:val="22"/>
           <w:rtl/>
@@ -16090,6 +17208,7 @@
       <w:r>
         <w:rPr>
           <w:rFonts w:ascii="Arial" w:cs="Arial" w:eastAsia="Arial" w:hAnsi="Arial"/>
+          <w:noProof/>
           <w:sz w:val="22"/>
           <w:szCs w:val="22"/>
           <w:rtl/>
@@ -16108,6 +17227,7 @@
           <w:rFonts w:ascii="Arial" w:cs="Arial" w:eastAsia="Arial" w:hAnsi="Arial"/>
           <w:b/>
           <w:bCs/>
+          <w:noProof/>
           <w:sz w:val="22"/>
           <w:szCs w:val="22"/>
           <w:rtl/>
@@ -16124,6 +17244,7 @@
       <w:r>
         <w:rPr>
           <w:rFonts w:ascii="Arial" w:cs="Arial" w:eastAsia="Arial" w:hAnsi="Arial"/>
+          <w:noProof/>
           <w:sz w:val="22"/>
           <w:szCs w:val="22"/>
           <w:rtl/>
@@ -16142,6 +17263,7 @@
           <w:rFonts w:ascii="Arial" w:cs="Arial" w:eastAsia="Arial" w:hAnsi="Arial"/>
           <w:b/>
           <w:bCs/>
+          <w:noProof/>
           <w:sz w:val="24"/>
           <w:szCs w:val="24"/>
           <w:u w:val="single"/>
@@ -16161,6 +17283,7 @@
           <w:rFonts w:ascii="Arial" w:cs="Arial" w:eastAsia="Arial" w:hAnsi="Arial"/>
           <w:b/>
           <w:bCs/>
+          <w:noProof/>
           <w:sz w:val="22"/>
           <w:szCs w:val="22"/>
           <w:rtl/>
@@ -16177,6 +17300,7 @@
       <w:r>
         <w:rPr>
           <w:rFonts w:ascii="Arial" w:cs="Arial" w:eastAsia="Arial" w:hAnsi="Arial"/>
+          <w:noProof/>
           <w:sz w:val="22"/>
           <w:szCs w:val="22"/>
           <w:rtl/>
@@ -16188,6 +17312,7 @@
           <w:rFonts w:ascii="Arial" w:cs="Arial" w:eastAsia="Arial" w:hAnsi="Arial"/>
           <w:b/>
           <w:bCs/>
+          <w:noProof/>
           <w:sz w:val="22"/>
           <w:szCs w:val="22"/>
           <w:u w:val="single"/>
@@ -16198,6 +17323,7 @@
       <w:r>
         <w:rPr>
           <w:rFonts w:ascii="Arial" w:cs="Arial" w:eastAsia="Arial" w:hAnsi="Arial"/>
+          <w:noProof/>
           <w:sz w:val="22"/>
           <w:szCs w:val="22"/>
           <w:rtl/>
@@ -16216,6 +17342,7 @@
           <w:rFonts w:ascii="Arial" w:cs="Arial" w:eastAsia="Arial" w:hAnsi="Arial"/>
           <w:b/>
           <w:bCs/>
+          <w:noProof/>
           <w:sz w:val="22"/>
           <w:szCs w:val="22"/>
           <w:rtl/>
@@ -16232,6 +17359,7 @@
       <w:r>
         <w:rPr>
           <w:rFonts w:ascii="Arial" w:cs="Arial" w:eastAsia="Arial" w:hAnsi="Arial"/>
+          <w:noProof/>
           <w:sz w:val="22"/>
           <w:szCs w:val="22"/>
           <w:rtl/>
@@ -16250,6 +17378,7 @@
           <w:rFonts w:ascii="Arial" w:cs="Arial" w:eastAsia="Arial" w:hAnsi="Arial"/>
           <w:b/>
           <w:bCs/>
+          <w:noProof/>
           <w:sz w:val="22"/>
           <w:szCs w:val="22"/>
           <w:rtl/>
@@ -16266,6 +17395,7 @@
       <w:r>
         <w:rPr>
           <w:rFonts w:ascii="Arial" w:cs="Arial" w:eastAsia="Arial" w:hAnsi="Arial"/>
+          <w:noProof/>
           <w:sz w:val="22"/>
           <w:szCs w:val="22"/>
           <w:rtl/>
@@ -16285,6 +17415,7 @@
           <w:rFonts w:ascii="Arial" w:cs="Arial" w:eastAsia="Arial" w:hAnsi="Arial"/>
           <w:b/>
           <w:bCs/>
+          <w:noProof/>
           <w:sz w:val="26"/>
           <w:szCs w:val="26"/>
           <w:u w:val="single"/>
@@ -16304,6 +17435,7 @@
           <w:rFonts w:ascii="Arial" w:cs="Arial" w:eastAsia="Arial" w:hAnsi="Arial"/>
           <w:b/>
           <w:bCs/>
+          <w:noProof/>
           <w:sz w:val="24"/>
           <w:szCs w:val="24"/>
           <w:u w:val="single"/>
@@ -16323,6 +17455,7 @@
           <w:rFonts w:ascii="Arial" w:cs="Arial" w:eastAsia="Arial" w:hAnsi="Arial"/>
           <w:b/>
           <w:bCs/>
+          <w:noProof/>
           <w:sz w:val="22"/>
           <w:szCs w:val="22"/>
           <w:rtl/>
@@ -16339,6 +17472,7 @@
       <w:r>
         <w:rPr>
           <w:rFonts w:ascii="Arial" w:cs="Arial" w:eastAsia="Arial" w:hAnsi="Arial"/>
+          <w:noProof/>
           <w:sz w:val="22"/>
           <w:szCs w:val="22"/>
           <w:rtl/>
@@ -16357,6 +17491,7 @@
           <w:rFonts w:ascii="Arial" w:cs="Arial" w:eastAsia="Arial" w:hAnsi="Arial"/>
           <w:b/>
           <w:bCs/>
+          <w:noProof/>
           <w:sz w:val="22"/>
           <w:szCs w:val="22"/>
           <w:rtl/>
@@ -16373,6 +17508,7 @@
       <w:r>
         <w:rPr>
           <w:rFonts w:ascii="Arial" w:cs="Arial" w:eastAsia="Arial" w:hAnsi="Arial"/>
+          <w:noProof/>
           <w:sz w:val="22"/>
           <w:szCs w:val="22"/>
           <w:rtl/>
@@ -16384,6 +17520,7 @@
           <w:rFonts w:ascii="Arial" w:cs="Arial" w:eastAsia="Arial" w:hAnsi="Arial"/>
           <w:b/>
           <w:bCs/>
+          <w:noProof/>
           <w:sz w:val="22"/>
           <w:szCs w:val="22"/>
           <w:u w:val="single"/>
@@ -16394,6 +17531,7 @@
       <w:r>
         <w:rPr>
           <w:rFonts w:ascii="Arial" w:cs="Arial" w:eastAsia="Arial" w:hAnsi="Arial"/>
+          <w:noProof/>
           <w:sz w:val="22"/>
           <w:szCs w:val="22"/>
           <w:rtl/>
@@ -16405,6 +17543,7 @@
           <w:rFonts w:ascii="Arial" w:cs="Arial" w:eastAsia="Arial" w:hAnsi="Arial"/>
           <w:b/>
           <w:bCs/>
+          <w:noProof/>
           <w:sz w:val="22"/>
           <w:szCs w:val="22"/>
           <w:u w:val="single"/>
@@ -16415,6 +17554,7 @@
       <w:r>
         <w:rPr>
           <w:rFonts w:ascii="Arial" w:cs="Arial" w:eastAsia="Arial" w:hAnsi="Arial"/>
+          <w:noProof/>
           <w:sz w:val="22"/>
           <w:szCs w:val="22"/>
           <w:rtl/>
@@ -16433,6 +17573,7 @@
           <w:rFonts w:ascii="Arial" w:cs="Arial" w:eastAsia="Arial" w:hAnsi="Arial"/>
           <w:b/>
           <w:bCs/>
+          <w:noProof/>
           <w:sz w:val="22"/>
           <w:szCs w:val="22"/>
           <w:rtl/>
@@ -16451,6 +17592,7 @@
           <w:rFonts w:ascii="Arial" w:cs="Arial" w:eastAsia="Arial" w:hAnsi="Arial"/>
           <w:b/>
           <w:bCs/>
+          <w:noProof/>
           <w:sz w:val="22"/>
           <w:szCs w:val="22"/>
           <w:u w:val="single"/>
@@ -16461,6 +17603,7 @@
       <w:r>
         <w:rPr>
           <w:rFonts w:ascii="Arial" w:cs="Arial" w:eastAsia="Arial" w:hAnsi="Arial"/>
+          <w:noProof/>
           <w:sz w:val="22"/>
           <w:szCs w:val="22"/>
           <w:rtl/>
@@ -16472,6 +17615,7 @@
           <w:rFonts w:ascii="Arial" w:cs="Arial" w:eastAsia="Arial" w:hAnsi="Arial"/>
           <w:b/>
           <w:bCs/>
+          <w:noProof/>
           <w:sz w:val="22"/>
           <w:szCs w:val="22"/>
           <w:u w:val="single"/>
@@ -16482,6 +17626,7 @@
       <w:r>
         <w:rPr>
           <w:rFonts w:ascii="Arial" w:cs="Arial" w:eastAsia="Arial" w:hAnsi="Arial"/>
+          <w:noProof/>
           <w:sz w:val="22"/>
           <w:szCs w:val="22"/>
           <w:rtl/>
@@ -16500,6 +17645,7 @@
           <w:rFonts w:ascii="Arial" w:cs="Arial" w:eastAsia="Arial" w:hAnsi="Arial"/>
           <w:b/>
           <w:bCs/>
+          <w:noProof/>
           <w:sz w:val="22"/>
           <w:szCs w:val="22"/>
           <w:rtl/>
@@ -16516,6 +17662,7 @@
       <w:r>
         <w:rPr>
           <w:rFonts w:ascii="Arial" w:cs="Arial" w:eastAsia="Arial" w:hAnsi="Arial"/>
+          <w:noProof/>
           <w:sz w:val="22"/>
           <w:szCs w:val="22"/>
           <w:rtl/>
@@ -16534,6 +17681,7 @@
           <w:rFonts w:ascii="Arial" w:cs="Arial" w:eastAsia="Arial" w:hAnsi="Arial"/>
           <w:b/>
           <w:bCs/>
+          <w:noProof/>
           <w:sz w:val="24"/>
           <w:szCs w:val="24"/>
           <w:u w:val="single"/>
@@ -16553,6 +17701,7 @@
           <w:rFonts w:ascii="Arial" w:cs="Arial" w:eastAsia="Arial" w:hAnsi="Arial"/>
           <w:b/>
           <w:bCs/>
+          <w:noProof/>
           <w:sz w:val="22"/>
           <w:szCs w:val="22"/>
           <w:rtl/>
@@ -16569,6 +17718,7 @@
       <w:r>
         <w:rPr>
           <w:rFonts w:ascii="Arial" w:cs="Arial" w:eastAsia="Arial" w:hAnsi="Arial"/>
+          <w:noProof/>
           <w:sz w:val="22"/>
           <w:szCs w:val="22"/>
           <w:rtl/>
@@ -16580,6 +17730,7 @@
           <w:rFonts w:ascii="Arial" w:cs="Arial" w:eastAsia="Arial" w:hAnsi="Arial"/>
           <w:b/>
           <w:bCs/>
+          <w:noProof/>
           <w:sz w:val="22"/>
           <w:szCs w:val="22"/>
           <w:u w:val="single"/>
@@ -16590,6 +17741,7 @@
       <w:r>
         <w:rPr>
           <w:rFonts w:ascii="Arial" w:cs="Arial" w:eastAsia="Arial" w:hAnsi="Arial"/>
+          <w:noProof/>
           <w:sz w:val="22"/>
           <w:szCs w:val="22"/>
           <w:rtl/>
@@ -16608,6 +17760,7 @@
           <w:rFonts w:ascii="Arial" w:cs="Arial" w:eastAsia="Arial" w:hAnsi="Arial"/>
           <w:b/>
           <w:bCs/>
+          <w:noProof/>
           <w:sz w:val="22"/>
           <w:szCs w:val="22"/>
           <w:rtl/>
@@ -16624,6 +17777,7 @@
       <w:r>
         <w:rPr>
           <w:rFonts w:ascii="Arial" w:cs="Arial" w:eastAsia="Arial" w:hAnsi="Arial"/>
+          <w:noProof/>
           <w:sz w:val="22"/>
           <w:szCs w:val="22"/>
           <w:rtl/>
@@ -16642,6 +17796,7 @@
           <w:rFonts w:ascii="Arial" w:cs="Arial" w:eastAsia="Arial" w:hAnsi="Arial"/>
           <w:b/>
           <w:bCs/>
+          <w:noProof/>
           <w:sz w:val="22"/>
           <w:szCs w:val="22"/>
           <w:rtl/>
@@ -16658,6 +17813,7 @@
       <w:r>
         <w:rPr>
           <w:rFonts w:ascii="Arial" w:cs="Arial" w:eastAsia="Arial" w:hAnsi="Arial"/>
+          <w:noProof/>
           <w:sz w:val="22"/>
           <w:szCs w:val="22"/>
           <w:rtl/>
@@ -16669,6 +17825,7 @@
           <w:rFonts w:ascii="Arial" w:cs="Arial" w:eastAsia="Arial" w:hAnsi="Arial"/>
           <w:b/>
           <w:bCs/>
+          <w:noProof/>
           <w:sz w:val="22"/>
           <w:szCs w:val="22"/>
           <w:u w:val="single"/>
@@ -16679,6 +17836,7 @@
       <w:r>
         <w:rPr>
           <w:rFonts w:ascii="Arial" w:cs="Arial" w:eastAsia="Arial" w:hAnsi="Arial"/>
+          <w:noProof/>
           <w:sz w:val="22"/>
           <w:szCs w:val="22"/>
           <w:rtl/>
@@ -16697,6 +17855,7 @@
           <w:rFonts w:ascii="Arial" w:cs="Arial" w:eastAsia="Arial" w:hAnsi="Arial"/>
           <w:b/>
           <w:bCs/>
+          <w:noProof/>
           <w:sz w:val="24"/>
           <w:szCs w:val="24"/>
           <w:u w:val="single"/>
@@ -16716,6 +17875,7 @@
           <w:rFonts w:ascii="Arial" w:cs="Arial" w:eastAsia="Arial" w:hAnsi="Arial"/>
           <w:b/>
           <w:bCs/>
+          <w:noProof/>
           <w:sz w:val="22"/>
           <w:szCs w:val="22"/>
           <w:rtl/>
@@ -16734,6 +17894,7 @@
           <w:rFonts w:ascii="Arial" w:cs="Arial" w:eastAsia="Arial" w:hAnsi="Arial"/>
           <w:b/>
           <w:bCs/>
+          <w:noProof/>
           <w:sz w:val="22"/>
           <w:szCs w:val="22"/>
           <w:u w:val="single"/>
@@ -16744,6 +17905,7 @@
       <w:r>
         <w:rPr>
           <w:rFonts w:ascii="Arial" w:cs="Arial" w:eastAsia="Arial" w:hAnsi="Arial"/>
+          <w:noProof/>
           <w:sz w:val="22"/>
           <w:szCs w:val="22"/>
           <w:rtl/>
@@ -16755,6 +17917,7 @@
           <w:rFonts w:ascii="Arial" w:cs="Arial" w:eastAsia="Arial" w:hAnsi="Arial"/>
           <w:b/>
           <w:bCs/>
+          <w:noProof/>
           <w:sz w:val="22"/>
           <w:szCs w:val="22"/>
           <w:u w:val="single"/>
@@ -16765,6 +17928,7 @@
       <w:r>
         <w:rPr>
           <w:rFonts w:ascii="Arial" w:cs="Arial" w:eastAsia="Arial" w:hAnsi="Arial"/>
+          <w:noProof/>
           <w:sz w:val="22"/>
           <w:szCs w:val="22"/>
           <w:rtl/>
@@ -16776,6 +17940,7 @@
           <w:rFonts w:ascii="Arial" w:cs="Arial" w:eastAsia="Arial" w:hAnsi="Arial"/>
           <w:b/>
           <w:bCs/>
+          <w:noProof/>
           <w:sz w:val="22"/>
           <w:szCs w:val="22"/>
           <w:u w:val="single"/>
@@ -16786,6 +17951,7 @@
       <w:r>
         <w:rPr>
           <w:rFonts w:ascii="Arial" w:cs="Arial" w:eastAsia="Arial" w:hAnsi="Arial"/>
+          <w:noProof/>
           <w:sz w:val="22"/>
           <w:szCs w:val="22"/>
           <w:rtl/>
@@ -16804,6 +17970,7 @@
           <w:rFonts w:ascii="Arial" w:cs="Arial" w:eastAsia="Arial" w:hAnsi="Arial"/>
           <w:b/>
           <w:bCs/>
+          <w:noProof/>
           <w:sz w:val="22"/>
           <w:szCs w:val="22"/>
           <w:rtl/>
@@ -16820,6 +17987,7 @@
       <w:r>
         <w:rPr>
           <w:rFonts w:ascii="Arial" w:cs="Arial" w:eastAsia="Arial" w:hAnsi="Arial"/>
+          <w:noProof/>
           <w:sz w:val="22"/>
           <w:szCs w:val="22"/>
           <w:rtl/>
@@ -16838,6 +18006,7 @@
           <w:rFonts w:ascii="Arial" w:cs="Arial" w:eastAsia="Arial" w:hAnsi="Arial"/>
           <w:b/>
           <w:bCs/>
+          <w:noProof/>
           <w:sz w:val="22"/>
           <w:szCs w:val="22"/>
           <w:rtl/>
@@ -16854,6 +18023,7 @@
       <w:r>
         <w:rPr>
           <w:rFonts w:ascii="Arial" w:cs="Arial" w:eastAsia="Arial" w:hAnsi="Arial"/>
+          <w:noProof/>
           <w:sz w:val="22"/>
           <w:szCs w:val="22"/>
           <w:rtl/>
@@ -16873,6 +18043,7 @@
           <w:rFonts w:ascii="Arial" w:cs="Arial" w:eastAsia="Arial" w:hAnsi="Arial"/>
           <w:b/>
           <w:bCs/>
+          <w:noProof/>
           <w:sz w:val="26"/>
           <w:szCs w:val="26"/>
           <w:u w:val="single"/>
@@ -16892,6 +18063,7 @@
           <w:rFonts w:ascii="Arial" w:cs="Arial" w:eastAsia="Arial" w:hAnsi="Arial"/>
           <w:b/>
           <w:bCs/>
+          <w:noProof/>
           <w:sz w:val="24"/>
           <w:szCs w:val="24"/>
           <w:u w:val="single"/>
@@ -16911,6 +18083,7 @@
           <w:rFonts w:ascii="Arial" w:cs="Arial" w:eastAsia="Arial" w:hAnsi="Arial"/>
           <w:b/>
           <w:bCs/>
+          <w:noProof/>
           <w:sz w:val="22"/>
           <w:szCs w:val="22"/>
           <w:rtl/>
@@ -16927,6 +18100,7 @@
       <w:r>
         <w:rPr>
           <w:rFonts w:ascii="Arial" w:cs="Arial" w:eastAsia="Arial" w:hAnsi="Arial"/>
+          <w:noProof/>
           <w:sz w:val="22"/>
           <w:szCs w:val="22"/>
           <w:rtl/>
@@ -16945,6 +18119,7 @@
           <w:rFonts w:ascii="Arial" w:cs="Arial" w:eastAsia="Arial" w:hAnsi="Arial"/>
           <w:b/>
           <w:bCs/>
+          <w:noProof/>
           <w:sz w:val="22"/>
           <w:szCs w:val="22"/>
           <w:rtl/>
@@ -16961,6 +18136,7 @@
       <w:r>
         <w:rPr>
           <w:rFonts w:ascii="Arial" w:cs="Arial" w:eastAsia="Arial" w:hAnsi="Arial"/>
+          <w:noProof/>
           <w:sz w:val="22"/>
           <w:szCs w:val="22"/>
           <w:rtl/>
@@ -16979,6 +18155,7 @@
           <w:rFonts w:ascii="Arial" w:cs="Arial" w:eastAsia="Arial" w:hAnsi="Arial"/>
           <w:b/>
           <w:bCs/>
+          <w:noProof/>
           <w:sz w:val="22"/>
           <w:szCs w:val="22"/>
           <w:rtl/>
@@ -16995,6 +18172,7 @@
       <w:r>
         <w:rPr>
           <w:rFonts w:ascii="Arial" w:cs="Arial" w:eastAsia="Arial" w:hAnsi="Arial"/>
+          <w:noProof/>
           <w:sz w:val="22"/>
           <w:szCs w:val="22"/>
           <w:rtl/>
@@ -17013,6 +18191,7 @@
           <w:rFonts w:ascii="Arial" w:cs="Arial" w:eastAsia="Arial" w:hAnsi="Arial"/>
           <w:b/>
           <w:bCs/>
+          <w:noProof/>
           <w:sz w:val="22"/>
           <w:szCs w:val="22"/>
           <w:rtl/>
@@ -17029,6 +18208,7 @@
       <w:r>
         <w:rPr>
           <w:rFonts w:ascii="Arial" w:cs="Arial" w:eastAsia="Arial" w:hAnsi="Arial"/>
+          <w:noProof/>
           <w:sz w:val="22"/>
           <w:szCs w:val="22"/>
           <w:rtl/>
@@ -17047,6 +18227,7 @@
           <w:rFonts w:ascii="Arial" w:cs="Arial" w:eastAsia="Arial" w:hAnsi="Arial"/>
           <w:b/>
           <w:bCs/>
+          <w:noProof/>
           <w:sz w:val="24"/>
           <w:szCs w:val="24"/>
           <w:u w:val="single"/>
@@ -17066,6 +18247,7 @@
           <w:rFonts w:ascii="Arial" w:cs="Arial" w:eastAsia="Arial" w:hAnsi="Arial"/>
           <w:b/>
           <w:bCs/>
+          <w:noProof/>
           <w:sz w:val="22"/>
           <w:szCs w:val="22"/>
           <w:rtl/>
@@ -17082,6 +18264,7 @@
       <w:r>
         <w:rPr>
           <w:rFonts w:ascii="Arial" w:cs="Arial" w:eastAsia="Arial" w:hAnsi="Arial"/>
+          <w:noProof/>
           <w:sz w:val="22"/>
           <w:szCs w:val="22"/>
           <w:rtl/>
@@ -17100,6 +18283,7 @@
           <w:rFonts w:ascii="Arial" w:cs="Arial" w:eastAsia="Arial" w:hAnsi="Arial"/>
           <w:b/>
           <w:bCs/>
+          <w:noProof/>
           <w:sz w:val="22"/>
           <w:szCs w:val="22"/>
           <w:rtl/>
@@ -17116,6 +18300,7 @@
       <w:r>
         <w:rPr>
           <w:rFonts w:ascii="Arial" w:cs="Arial" w:eastAsia="Arial" w:hAnsi="Arial"/>
+          <w:noProof/>
           <w:sz w:val="22"/>
           <w:szCs w:val="22"/>
           <w:rtl/>
@@ -17134,6 +18319,7 @@
           <w:rFonts w:ascii="Arial" w:cs="Arial" w:eastAsia="Arial" w:hAnsi="Arial"/>
           <w:b/>
           <w:bCs/>
+          <w:noProof/>
           <w:sz w:val="22"/>
           <w:szCs w:val="22"/>
           <w:rtl/>
@@ -17150,6 +18336,7 @@
       <w:r>
         <w:rPr>
           <w:rFonts w:ascii="Arial" w:cs="Arial" w:eastAsia="Arial" w:hAnsi="Arial"/>
+          <w:noProof/>
           <w:sz w:val="22"/>
           <w:szCs w:val="22"/>
           <w:rtl/>
@@ -17168,6 +18355,7 @@
           <w:rFonts w:ascii="Arial" w:cs="Arial" w:eastAsia="Arial" w:hAnsi="Arial"/>
           <w:b/>
           <w:bCs/>
+          <w:noProof/>
           <w:sz w:val="24"/>
           <w:szCs w:val="24"/>
           <w:u w:val="single"/>
@@ -17187,6 +18375,7 @@
           <w:rFonts w:ascii="Arial" w:cs="Arial" w:eastAsia="Arial" w:hAnsi="Arial"/>
           <w:b/>
           <w:bCs/>
+          <w:noProof/>
           <w:sz w:val="22"/>
           <w:szCs w:val="22"/>
           <w:rtl/>
@@ -17203,6 +18392,7 @@
       <w:r>
         <w:rPr>
           <w:rFonts w:ascii="Arial" w:cs="Arial" w:eastAsia="Arial" w:hAnsi="Arial"/>
+          <w:noProof/>
           <w:sz w:val="22"/>
           <w:szCs w:val="22"/>
           <w:rtl/>
@@ -17221,6 +18411,7 @@
           <w:rFonts w:ascii="Arial" w:cs="Arial" w:eastAsia="Arial" w:hAnsi="Arial"/>
           <w:b/>
           <w:bCs/>
+          <w:noProof/>
           <w:sz w:val="22"/>
           <w:szCs w:val="22"/>
           <w:rtl/>
@@ -17237,6 +18428,7 @@
       <w:r>
         <w:rPr>
           <w:rFonts w:ascii="Arial" w:cs="Arial" w:eastAsia="Arial" w:hAnsi="Arial"/>
+          <w:noProof/>
           <w:sz w:val="22"/>
           <w:szCs w:val="22"/>
           <w:rtl/>
@@ -17255,6 +18447,7 @@
           <w:rFonts w:ascii="Arial" w:cs="Arial" w:eastAsia="Arial" w:hAnsi="Arial"/>
           <w:b/>
           <w:bCs/>
+          <w:noProof/>
           <w:sz w:val="22"/>
           <w:szCs w:val="22"/>
           <w:rtl/>
@@ -17271,6 +18464,7 @@
       <w:r>
         <w:rPr>
           <w:rFonts w:ascii="Arial" w:cs="Arial" w:eastAsia="Arial" w:hAnsi="Arial"/>
+          <w:noProof/>
           <w:sz w:val="22"/>
           <w:szCs w:val="22"/>
           <w:rtl/>
@@ -17290,6 +18484,7 @@
           <w:rFonts w:ascii="Arial" w:cs="Arial" w:eastAsia="Arial" w:hAnsi="Arial"/>
           <w:b/>
           <w:bCs/>
+          <w:noProof/>
           <w:sz w:val="26"/>
           <w:szCs w:val="26"/>
           <w:u w:val="single"/>
@@ -17309,6 +18504,7 @@
           <w:rFonts w:ascii="Arial" w:cs="Arial" w:eastAsia="Arial" w:hAnsi="Arial"/>
           <w:b/>
           <w:bCs/>
+          <w:noProof/>
           <w:sz w:val="24"/>
           <w:szCs w:val="24"/>
           <w:u w:val="single"/>
@@ -17328,6 +18524,7 @@
           <w:rFonts w:ascii="Arial" w:cs="Arial" w:eastAsia="Arial" w:hAnsi="Arial"/>
           <w:b/>
           <w:bCs/>
+          <w:noProof/>
           <w:sz w:val="22"/>
           <w:szCs w:val="22"/>
           <w:rtl/>
@@ -17344,6 +18541,7 @@
       <w:r>
         <w:rPr>
           <w:rFonts w:ascii="Arial" w:cs="Arial" w:eastAsia="Arial" w:hAnsi="Arial"/>
+          <w:noProof/>
           <w:sz w:val="22"/>
           <w:szCs w:val="22"/>
           <w:rtl/>
@@ -17362,6 +18560,7 @@
           <w:rFonts w:ascii="Arial" w:cs="Arial" w:eastAsia="Arial" w:hAnsi="Arial"/>
           <w:b/>
           <w:bCs/>
+          <w:noProof/>
           <w:sz w:val="22"/>
           <w:szCs w:val="22"/>
           <w:rtl/>
@@ -17378,6 +18577,7 @@
       <w:r>
         <w:rPr>
           <w:rFonts w:ascii="Arial" w:cs="Arial" w:eastAsia="Arial" w:hAnsi="Arial"/>
+          <w:noProof/>
           <w:sz w:val="22"/>
           <w:szCs w:val="22"/>
           <w:rtl/>
@@ -17396,6 +18596,7 @@
           <w:rFonts w:ascii="Arial" w:cs="Arial" w:eastAsia="Arial" w:hAnsi="Arial"/>
           <w:b/>
           <w:bCs/>
+          <w:noProof/>
           <w:sz w:val="22"/>
           <w:szCs w:val="22"/>
           <w:rtl/>
@@ -17412,6 +18613,7 @@
       <w:r>
         <w:rPr>
           <w:rFonts w:ascii="Arial" w:cs="Arial" w:eastAsia="Arial" w:hAnsi="Arial"/>
+          <w:noProof/>
           <w:sz w:val="22"/>
           <w:szCs w:val="22"/>
           <w:rtl/>
@@ -17423,6 +18625,7 @@
           <w:rFonts w:ascii="Arial" w:cs="Arial" w:eastAsia="Arial" w:hAnsi="Arial"/>
           <w:b/>
           <w:bCs/>
+          <w:noProof/>
           <w:sz w:val="22"/>
           <w:szCs w:val="22"/>
           <w:u w:val="single"/>
@@ -17433,6 +18636,7 @@
       <w:r>
         <w:rPr>
           <w:rFonts w:ascii="Arial" w:cs="Arial" w:eastAsia="Arial" w:hAnsi="Arial"/>
+          <w:noProof/>
           <w:sz w:val="22"/>
           <w:szCs w:val="22"/>
           <w:rtl/>
@@ -17451,6 +18655,7 @@
           <w:rFonts w:ascii="Arial" w:cs="Arial" w:eastAsia="Arial" w:hAnsi="Arial"/>
           <w:b/>
           <w:bCs/>
+          <w:noProof/>
           <w:sz w:val="22"/>
           <w:szCs w:val="22"/>
           <w:rtl/>
@@ -17467,6 +18672,7 @@
       <w:r>
         <w:rPr>
           <w:rFonts w:ascii="Arial" w:cs="Arial" w:eastAsia="Arial" w:hAnsi="Arial"/>
+          <w:noProof/>
           <w:sz w:val="22"/>
           <w:szCs w:val="22"/>
           <w:rtl/>
@@ -17485,6 +18691,7 @@
           <w:rFonts w:ascii="Arial" w:cs="Arial" w:eastAsia="Arial" w:hAnsi="Arial"/>
           <w:b/>
           <w:bCs/>
+          <w:noProof/>
           <w:sz w:val="24"/>
           <w:szCs w:val="24"/>
           <w:u w:val="single"/>
@@ -17504,6 +18711,7 @@
           <w:rFonts w:ascii="Arial" w:cs="Arial" w:eastAsia="Arial" w:hAnsi="Arial"/>
           <w:b/>
           <w:bCs/>
+          <w:noProof/>
           <w:sz w:val="22"/>
           <w:szCs w:val="22"/>
           <w:rtl/>
@@ -17520,6 +18728,7 @@
       <w:r>
         <w:rPr>
           <w:rFonts w:ascii="Arial" w:cs="Arial" w:eastAsia="Arial" w:hAnsi="Arial"/>
+          <w:noProof/>
           <w:sz w:val="22"/>
           <w:szCs w:val="22"/>
           <w:rtl/>
@@ -17538,6 +18747,7 @@
           <w:rFonts w:ascii="Arial" w:cs="Arial" w:eastAsia="Arial" w:hAnsi="Arial"/>
           <w:b/>
           <w:bCs/>
+          <w:noProof/>
           <w:sz w:val="22"/>
           <w:szCs w:val="22"/>
           <w:rtl/>
@@ -17554,6 +18764,7 @@
       <w:r>
         <w:rPr>
           <w:rFonts w:ascii="Arial" w:cs="Arial" w:eastAsia="Arial" w:hAnsi="Arial"/>
+          <w:noProof/>
           <w:sz w:val="22"/>
           <w:szCs w:val="22"/>
           <w:rtl/>
@@ -17572,6 +18783,7 @@
           <w:rFonts w:ascii="Arial" w:cs="Arial" w:eastAsia="Arial" w:hAnsi="Arial"/>
           <w:b/>
           <w:bCs/>
+          <w:noProof/>
           <w:sz w:val="22"/>
           <w:szCs w:val="22"/>
           <w:rtl/>
@@ -17588,6 +18800,7 @@
       <w:r>
         <w:rPr>
           <w:rFonts w:ascii="Arial" w:cs="Arial" w:eastAsia="Arial" w:hAnsi="Arial"/>
+          <w:noProof/>
           <w:sz w:val="22"/>
           <w:szCs w:val="22"/>
           <w:rtl/>
@@ -17606,6 +18819,7 @@
           <w:rFonts w:ascii="Arial" w:cs="Arial" w:eastAsia="Arial" w:hAnsi="Arial"/>
           <w:b/>
           <w:bCs/>
+          <w:noProof/>
           <w:sz w:val="24"/>
           <w:szCs w:val="24"/>
           <w:u w:val="single"/>
@@ -17625,6 +18839,7 @@
           <w:rFonts w:ascii="Arial" w:cs="Arial" w:eastAsia="Arial" w:hAnsi="Arial"/>
           <w:b/>
           <w:bCs/>
+          <w:noProof/>
           <w:sz w:val="22"/>
           <w:szCs w:val="22"/>
           <w:rtl/>
@@ -17641,6 +18856,7 @@
       <w:r>
         <w:rPr>
           <w:rFonts w:ascii="Arial" w:cs="Arial" w:eastAsia="Arial" w:hAnsi="Arial"/>
+          <w:noProof/>
           <w:sz w:val="22"/>
           <w:szCs w:val="22"/>
           <w:rtl/>
@@ -17652,6 +18868,7 @@
           <w:rFonts w:ascii="Arial" w:cs="Arial" w:eastAsia="Arial" w:hAnsi="Arial"/>
           <w:b/>
           <w:bCs/>
+          <w:noProof/>
           <w:sz w:val="22"/>
           <w:szCs w:val="22"/>
           <w:u w:val="single"/>
@@ -17662,6 +18879,7 @@
       <w:r>
         <w:rPr>
           <w:rFonts w:ascii="Arial" w:cs="Arial" w:eastAsia="Arial" w:hAnsi="Arial"/>
+          <w:noProof/>
           <w:sz w:val="22"/>
           <w:szCs w:val="22"/>
           <w:rtl/>
@@ -17680,6 +18898,7 @@
           <w:rFonts w:ascii="Arial" w:cs="Arial" w:eastAsia="Arial" w:hAnsi="Arial"/>
           <w:b/>
           <w:bCs/>
+          <w:noProof/>
           <w:sz w:val="22"/>
           <w:szCs w:val="22"/>
           <w:rtl/>
@@ -17696,6 +18915,7 @@
       <w:r>
         <w:rPr>
           <w:rFonts w:ascii="Arial" w:cs="Arial" w:eastAsia="Arial" w:hAnsi="Arial"/>
+          <w:noProof/>
           <w:sz w:val="22"/>
           <w:szCs w:val="22"/>
           <w:rtl/>
@@ -17714,6 +18934,7 @@
           <w:rFonts w:ascii="Arial" w:cs="Arial" w:eastAsia="Arial" w:hAnsi="Arial"/>
           <w:b/>
           <w:bCs/>
+          <w:noProof/>
           <w:sz w:val="22"/>
           <w:szCs w:val="22"/>
           <w:rtl/>
@@ -17730,6 +18951,7 @@
       <w:r>
         <w:rPr>
           <w:rFonts w:ascii="Arial" w:cs="Arial" w:eastAsia="Arial" w:hAnsi="Arial"/>
+          <w:noProof/>
           <w:sz w:val="22"/>
           <w:szCs w:val="22"/>
           <w:rtl/>
@@ -17749,6 +18971,7 @@
           <w:rFonts w:ascii="Arial" w:cs="Arial" w:eastAsia="Arial" w:hAnsi="Arial"/>
           <w:b/>
           <w:bCs/>
+          <w:noProof/>
           <w:sz w:val="26"/>
           <w:szCs w:val="26"/>
           <w:u w:val="single"/>
@@ -17768,6 +18991,7 @@
           <w:rFonts w:ascii="Arial" w:cs="Arial" w:eastAsia="Arial" w:hAnsi="Arial"/>
           <w:b/>
           <w:bCs/>
+          <w:noProof/>
           <w:sz w:val="24"/>
           <w:szCs w:val="24"/>
           <w:u w:val="single"/>
@@ -17787,6 +19011,7 @@
           <w:rFonts w:ascii="Arial" w:cs="Arial" w:eastAsia="Arial" w:hAnsi="Arial"/>
           <w:b/>
           <w:bCs/>
+          <w:noProof/>
           <w:sz w:val="22"/>
           <w:szCs w:val="22"/>
           <w:rtl/>
@@ -17803,6 +19028,7 @@
       <w:r>
         <w:rPr>
           <w:rFonts w:ascii="Arial" w:cs="Arial" w:eastAsia="Arial" w:hAnsi="Arial"/>
+          <w:noProof/>
           <w:sz w:val="22"/>
           <w:szCs w:val="22"/>
           <w:rtl/>
@@ -17814,6 +19040,7 @@
           <w:rFonts w:ascii="Arial" w:cs="Arial" w:eastAsia="Arial" w:hAnsi="Arial"/>
           <w:b/>
           <w:bCs/>
+          <w:noProof/>
           <w:sz w:val="22"/>
           <w:szCs w:val="22"/>
           <w:u w:val="single"/>
@@ -17824,6 +19051,7 @@
       <w:r>
         <w:rPr>
           <w:rFonts w:ascii="Arial" w:cs="Arial" w:eastAsia="Arial" w:hAnsi="Arial"/>
+          <w:noProof/>
           <w:sz w:val="22"/>
           <w:szCs w:val="22"/>
           <w:rtl/>
@@ -17842,6 +19070,7 @@
           <w:rFonts w:ascii="Arial" w:cs="Arial" w:eastAsia="Arial" w:hAnsi="Arial"/>
           <w:b/>
           <w:bCs/>
+          <w:noProof/>
           <w:sz w:val="22"/>
           <w:szCs w:val="22"/>
           <w:rtl/>
@@ -17858,6 +19087,7 @@
       <w:r>
         <w:rPr>
           <w:rFonts w:ascii="Arial" w:cs="Arial" w:eastAsia="Arial" w:hAnsi="Arial"/>
+          <w:noProof/>
           <w:sz w:val="22"/>
           <w:szCs w:val="22"/>
           <w:rtl/>
@@ -17876,6 +19106,7 @@
           <w:rFonts w:ascii="Arial" w:cs="Arial" w:eastAsia="Arial" w:hAnsi="Arial"/>
           <w:b/>
           <w:bCs/>
+          <w:noProof/>
           <w:sz w:val="22"/>
           <w:szCs w:val="22"/>
           <w:rtl/>
@@ -17892,6 +19123,7 @@
       <w:r>
         <w:rPr>
           <w:rFonts w:ascii="Arial" w:cs="Arial" w:eastAsia="Arial" w:hAnsi="Arial"/>
+          <w:noProof/>
           <w:sz w:val="22"/>
           <w:szCs w:val="22"/>
           <w:rtl/>
@@ -17910,6 +19142,7 @@
           <w:rFonts w:ascii="Arial" w:cs="Arial" w:eastAsia="Arial" w:hAnsi="Arial"/>
           <w:b/>
           <w:bCs/>
+          <w:noProof/>
           <w:sz w:val="22"/>
           <w:szCs w:val="22"/>
           <w:rtl/>
@@ -17926,6 +19159,7 @@
       <w:r>
         <w:rPr>
           <w:rFonts w:ascii="Arial" w:cs="Arial" w:eastAsia="Arial" w:hAnsi="Arial"/>
+          <w:noProof/>
           <w:sz w:val="22"/>
           <w:szCs w:val="22"/>
           <w:rtl/>
@@ -17937,6 +19171,7 @@
           <w:rFonts w:ascii="Arial" w:cs="Arial" w:eastAsia="Arial" w:hAnsi="Arial"/>
           <w:b/>
           <w:bCs/>
+          <w:noProof/>
           <w:sz w:val="22"/>
           <w:szCs w:val="22"/>
           <w:u w:val="single"/>
@@ -17947,6 +19182,7 @@
       <w:r>
         <w:rPr>
           <w:rFonts w:ascii="Arial" w:cs="Arial" w:eastAsia="Arial" w:hAnsi="Arial"/>
+          <w:noProof/>
           <w:sz w:val="22"/>
           <w:szCs w:val="22"/>
           <w:rtl/>
@@ -17965,6 +19201,7 @@
           <w:rFonts w:ascii="Arial" w:cs="Arial" w:eastAsia="Arial" w:hAnsi="Arial"/>
           <w:b/>
           <w:bCs/>
+          <w:noProof/>
           <w:sz w:val="24"/>
           <w:szCs w:val="24"/>
           <w:u w:val="single"/>
@@ -17984,6 +19221,7 @@
           <w:rFonts w:ascii="Arial" w:cs="Arial" w:eastAsia="Arial" w:hAnsi="Arial"/>
           <w:b/>
           <w:bCs/>
+          <w:noProof/>
           <w:sz w:val="22"/>
           <w:szCs w:val="22"/>
           <w:rtl/>
@@ -18000,6 +19238,7 @@
       <w:r>
         <w:rPr>
           <w:rFonts w:ascii="Arial" w:cs="Arial" w:eastAsia="Arial" w:hAnsi="Arial"/>
+          <w:noProof/>
           <w:sz w:val="22"/>
           <w:szCs w:val="22"/>
           <w:rtl/>
@@ -18018,6 +19257,7 @@
           <w:rFonts w:ascii="Arial" w:cs="Arial" w:eastAsia="Arial" w:hAnsi="Arial"/>
           <w:b/>
           <w:bCs/>
+          <w:noProof/>
           <w:sz w:val="22"/>
           <w:szCs w:val="22"/>
           <w:rtl/>
@@ -18034,6 +19274,7 @@
       <w:r>
         <w:rPr>
           <w:rFonts w:ascii="Arial" w:cs="Arial" w:eastAsia="Arial" w:hAnsi="Arial"/>
+          <w:noProof/>
           <w:sz w:val="22"/>
           <w:szCs w:val="22"/>
           <w:rtl/>
@@ -18045,6 +19286,7 @@
           <w:rFonts w:ascii="Arial" w:cs="Arial" w:eastAsia="Arial" w:hAnsi="Arial"/>
           <w:b/>
           <w:bCs/>
+          <w:noProof/>
           <w:sz w:val="22"/>
           <w:szCs w:val="22"/>
           <w:u w:val="single"/>
@@ -18055,6 +19297,7 @@
       <w:r>
         <w:rPr>
           <w:rFonts w:ascii="Arial" w:cs="Arial" w:eastAsia="Arial" w:hAnsi="Arial"/>
+          <w:noProof/>
           <w:sz w:val="22"/>
           <w:szCs w:val="22"/>
           <w:rtl/>
@@ -18066,6 +19309,7 @@
           <w:rFonts w:ascii="Arial" w:cs="Arial" w:eastAsia="Arial" w:hAnsi="Arial"/>
           <w:b/>
           <w:bCs/>
+          <w:noProof/>
           <w:sz w:val="22"/>
           <w:szCs w:val="22"/>
           <w:u w:val="single"/>
@@ -18076,6 +19320,7 @@
       <w:r>
         <w:rPr>
           <w:rFonts w:ascii="Arial" w:cs="Arial" w:eastAsia="Arial" w:hAnsi="Arial"/>
+          <w:noProof/>
           <w:sz w:val="22"/>
           <w:szCs w:val="22"/>
           <w:rtl/>
@@ -18087,6 +19332,7 @@
           <w:rFonts w:ascii="Arial" w:cs="Arial" w:eastAsia="Arial" w:hAnsi="Arial"/>
           <w:b/>
           <w:bCs/>
+          <w:noProof/>
           <w:sz w:val="22"/>
           <w:szCs w:val="22"/>
           <w:u w:val="single"/>
@@ -18097,6 +19343,7 @@
       <w:r>
         <w:rPr>
           <w:rFonts w:ascii="Arial" w:cs="Arial" w:eastAsia="Arial" w:hAnsi="Arial"/>
+          <w:noProof/>
           <w:sz w:val="22"/>
           <w:szCs w:val="22"/>
           <w:rtl/>
@@ -18115,6 +19362,7 @@
           <w:rFonts w:ascii="Arial" w:cs="Arial" w:eastAsia="Arial" w:hAnsi="Arial"/>
           <w:b/>
           <w:bCs/>
+          <w:noProof/>
           <w:sz w:val="22"/>
           <w:szCs w:val="22"/>
           <w:rtl/>
@@ -18133,6 +19381,7 @@
           <w:rFonts w:ascii="Arial" w:cs="Arial" w:eastAsia="Arial" w:hAnsi="Arial"/>
           <w:b/>
           <w:bCs/>
+          <w:noProof/>
           <w:sz w:val="22"/>
           <w:szCs w:val="22"/>
           <w:u w:val="single"/>
@@ -18143,6 +19392,7 @@
       <w:r>
         <w:rPr>
           <w:rFonts w:ascii="Arial" w:cs="Arial" w:eastAsia="Arial" w:hAnsi="Arial"/>
+          <w:noProof/>
           <w:sz w:val="22"/>
           <w:szCs w:val="22"/>
           <w:rtl/>
@@ -18161,6 +19411,7 @@
           <w:rFonts w:ascii="Arial" w:cs="Arial" w:eastAsia="Arial" w:hAnsi="Arial"/>
           <w:b/>
           <w:bCs/>
+          <w:noProof/>
           <w:sz w:val="24"/>
           <w:szCs w:val="24"/>
           <w:u w:val="single"/>
@@ -18180,6 +19431,7 @@
           <w:rFonts w:ascii="Arial" w:cs="Arial" w:eastAsia="Arial" w:hAnsi="Arial"/>
           <w:b/>
           <w:bCs/>
+          <w:noProof/>
           <w:sz w:val="22"/>
           <w:szCs w:val="22"/>
           <w:rtl/>
@@ -18196,6 +19448,7 @@
       <w:r>
         <w:rPr>
           <w:rFonts w:ascii="Arial" w:cs="Arial" w:eastAsia="Arial" w:hAnsi="Arial"/>
+          <w:noProof/>
           <w:sz w:val="22"/>
           <w:szCs w:val="22"/>
           <w:rtl/>
@@ -18207,6 +19460,7 @@
           <w:rFonts w:ascii="Arial" w:cs="Arial" w:eastAsia="Arial" w:hAnsi="Arial"/>
           <w:b/>
           <w:bCs/>
+          <w:noProof/>
           <w:sz w:val="22"/>
           <w:szCs w:val="22"/>
           <w:u w:val="single"/>
@@ -18217,6 +19471,7 @@
       <w:r>
         <w:rPr>
           <w:rFonts w:ascii="Arial" w:cs="Arial" w:eastAsia="Arial" w:hAnsi="Arial"/>
+          <w:noProof/>
           <w:sz w:val="22"/>
           <w:szCs w:val="22"/>
           <w:rtl/>
@@ -18235,6 +19490,7 @@
           <w:rFonts w:ascii="Arial" w:cs="Arial" w:eastAsia="Arial" w:hAnsi="Arial"/>
           <w:b/>
           <w:bCs/>
+          <w:noProof/>
           <w:sz w:val="22"/>
           <w:szCs w:val="22"/>
           <w:rtl/>
@@ -18251,6 +19507,7 @@
       <w:r>
         <w:rPr>
           <w:rFonts w:ascii="Arial" w:cs="Arial" w:eastAsia="Arial" w:hAnsi="Arial"/>
+          <w:noProof/>
           <w:sz w:val="22"/>
           <w:szCs w:val="22"/>
           <w:rtl/>
@@ -18262,6 +19519,7 @@
           <w:rFonts w:ascii="Arial" w:cs="Arial" w:eastAsia="Arial" w:hAnsi="Arial"/>
           <w:b/>
           <w:bCs/>
+          <w:noProof/>
           <w:sz w:val="22"/>
           <w:szCs w:val="22"/>
           <w:u w:val="single"/>
@@ -18272,6 +19530,7 @@
       <w:r>
         <w:rPr>
           <w:rFonts w:ascii="Arial" w:cs="Arial" w:eastAsia="Arial" w:hAnsi="Arial"/>
+          <w:noProof/>
           <w:sz w:val="22"/>
           <w:szCs w:val="22"/>
           <w:rtl/>
@@ -18283,6 +19542,7 @@
           <w:rFonts w:ascii="Arial" w:cs="Arial" w:eastAsia="Arial" w:hAnsi="Arial"/>
           <w:b/>
           <w:bCs/>
+          <w:noProof/>
           <w:sz w:val="22"/>
           <w:szCs w:val="22"/>
           <w:u w:val="single"/>
@@ -18293,6 +19553,7 @@
       <w:r>
         <w:rPr>
           <w:rFonts w:ascii="Arial" w:cs="Arial" w:eastAsia="Arial" w:hAnsi="Arial"/>
+          <w:noProof/>
           <w:sz w:val="22"/>
           <w:szCs w:val="22"/>
           <w:rtl/>
@@ -18304,6 +19565,7 @@
           <w:rFonts w:ascii="Arial" w:cs="Arial" w:eastAsia="Arial" w:hAnsi="Arial"/>
           <w:b/>
           <w:bCs/>
+          <w:noProof/>
           <w:sz w:val="22"/>
           <w:szCs w:val="22"/>
           <w:u w:val="single"/>
@@ -18314,6 +19576,7 @@
       <w:r>
         <w:rPr>
           <w:rFonts w:ascii="Arial" w:cs="Arial" w:eastAsia="Arial" w:hAnsi="Arial"/>
+          <w:noProof/>
           <w:sz w:val="22"/>
           <w:szCs w:val="22"/>
           <w:rtl/>
@@ -18332,6 +19595,7 @@
           <w:rFonts w:ascii="Arial" w:cs="Arial" w:eastAsia="Arial" w:hAnsi="Arial"/>
           <w:b/>
           <w:bCs/>
+          <w:noProof/>
           <w:sz w:val="22"/>
           <w:szCs w:val="22"/>
           <w:rtl/>
@@ -18348,6 +19612,7 @@
       <w:r>
         <w:rPr>
           <w:rFonts w:ascii="Arial" w:cs="Arial" w:eastAsia="Arial" w:hAnsi="Arial"/>
+          <w:noProof/>
           <w:sz w:val="22"/>
           <w:szCs w:val="22"/>
           <w:rtl/>
@@ -18359,6 +19624,7 @@
           <w:rFonts w:ascii="Arial" w:cs="Arial" w:eastAsia="Arial" w:hAnsi="Arial"/>
           <w:b/>
           <w:bCs/>
+          <w:noProof/>
           <w:sz w:val="22"/>
           <w:szCs w:val="22"/>
           <w:u w:val="single"/>
@@ -18369,6 +19635,7 @@
       <w:r>
         <w:rPr>
           <w:rFonts w:ascii="Arial" w:cs="Arial" w:eastAsia="Arial" w:hAnsi="Arial"/>
+          <w:noProof/>
           <w:sz w:val="22"/>
           <w:szCs w:val="22"/>
           <w:rtl/>
@@ -18388,6 +19655,7 @@
           <w:rFonts w:ascii="Arial" w:cs="Arial" w:eastAsia="Arial" w:hAnsi="Arial"/>
           <w:b/>
           <w:bCs/>
+          <w:noProof/>
           <w:sz w:val="26"/>
           <w:szCs w:val="26"/>
           <w:u w:val="single"/>
@@ -18407,6 +19675,7 @@
           <w:rFonts w:ascii="Arial" w:cs="Arial" w:eastAsia="Arial" w:hAnsi="Arial"/>
           <w:b/>
           <w:bCs/>
+          <w:noProof/>
           <w:sz w:val="24"/>
           <w:szCs w:val="24"/>
           <w:u w:val="single"/>
@@ -18426,6 +19695,7 @@
           <w:rFonts w:ascii="Arial" w:cs="Arial" w:eastAsia="Arial" w:hAnsi="Arial"/>
           <w:b/>
           <w:bCs/>
+          <w:noProof/>
           <w:sz w:val="22"/>
           <w:szCs w:val="22"/>
           <w:rtl/>
@@ -18442,6 +19712,7 @@
       <w:r>
         <w:rPr>
           <w:rFonts w:ascii="Arial" w:cs="Arial" w:eastAsia="Arial" w:hAnsi="Arial"/>
+          <w:noProof/>
           <w:sz w:val="22"/>
           <w:szCs w:val="22"/>
           <w:rtl/>
@@ -18453,6 +19724,7 @@
           <w:rFonts w:ascii="Arial" w:cs="Arial" w:eastAsia="Arial" w:hAnsi="Arial"/>
           <w:b/>
           <w:bCs/>
+          <w:noProof/>
           <w:sz w:val="22"/>
           <w:szCs w:val="22"/>
           <w:u w:val="single"/>
@@ -18463,6 +19735,7 @@
       <w:r>
         <w:rPr>
           <w:rFonts w:ascii="Arial" w:cs="Arial" w:eastAsia="Arial" w:hAnsi="Arial"/>
+          <w:noProof/>
           <w:sz w:val="22"/>
           <w:szCs w:val="22"/>
           <w:rtl/>
@@ -18481,6 +19754,7 @@
           <w:rFonts w:ascii="Arial" w:cs="Arial" w:eastAsia="Arial" w:hAnsi="Arial"/>
           <w:b/>
           <w:bCs/>
+          <w:noProof/>
           <w:sz w:val="22"/>
           <w:szCs w:val="22"/>
           <w:rtl/>
@@ -18497,6 +19771,7 @@
       <w:r>
         <w:rPr>
           <w:rFonts w:ascii="Arial" w:cs="Arial" w:eastAsia="Arial" w:hAnsi="Arial"/>
+          <w:noProof/>
           <w:sz w:val="22"/>
           <w:szCs w:val="22"/>
           <w:rtl/>
@@ -18508,6 +19783,7 @@
           <w:rFonts w:ascii="Arial" w:cs="Arial" w:eastAsia="Arial" w:hAnsi="Arial"/>
           <w:b/>
           <w:bCs/>
+          <w:noProof/>
           <w:sz w:val="22"/>
           <w:szCs w:val="22"/>
           <w:u w:val="single"/>
@@ -18518,6 +19794,7 @@
       <w:r>
         <w:rPr>
           <w:rFonts w:ascii="Arial" w:cs="Arial" w:eastAsia="Arial" w:hAnsi="Arial"/>
+          <w:noProof/>
           <w:sz w:val="22"/>
           <w:szCs w:val="22"/>
           <w:rtl/>
@@ -18529,6 +19806,7 @@
           <w:rFonts w:ascii="Arial" w:cs="Arial" w:eastAsia="Arial" w:hAnsi="Arial"/>
           <w:b/>
           <w:bCs/>
+          <w:noProof/>
           <w:sz w:val="22"/>
           <w:szCs w:val="22"/>
           <w:u w:val="single"/>
@@ -18539,6 +19817,7 @@
       <w:r>
         <w:rPr>
           <w:rFonts w:ascii="Arial" w:cs="Arial" w:eastAsia="Arial" w:hAnsi="Arial"/>
+          <w:noProof/>
           <w:sz w:val="22"/>
           <w:szCs w:val="22"/>
           <w:rtl/>
@@ -18557,6 +19836,7 @@
           <w:rFonts w:ascii="Arial" w:cs="Arial" w:eastAsia="Arial" w:hAnsi="Arial"/>
           <w:b/>
           <w:bCs/>
+          <w:noProof/>
           <w:sz w:val="22"/>
           <w:szCs w:val="22"/>
           <w:rtl/>
@@ -18573,6 +19853,7 @@
       <w:r>
         <w:rPr>
           <w:rFonts w:ascii="Arial" w:cs="Arial" w:eastAsia="Arial" w:hAnsi="Arial"/>
+          <w:noProof/>
           <w:sz w:val="22"/>
           <w:szCs w:val="22"/>
           <w:rtl/>
@@ -18584,6 +19865,7 @@
           <w:rFonts w:ascii="Arial" w:cs="Arial" w:eastAsia="Arial" w:hAnsi="Arial"/>
           <w:b/>
           <w:bCs/>
+          <w:noProof/>
           <w:sz w:val="22"/>
           <w:szCs w:val="22"/>
           <w:u w:val="single"/>
@@ -18594,6 +19876,7 @@
       <w:r>
         <w:rPr>
           <w:rFonts w:ascii="Arial" w:cs="Arial" w:eastAsia="Arial" w:hAnsi="Arial"/>
+          <w:noProof/>
           <w:sz w:val="22"/>
           <w:szCs w:val="22"/>
           <w:rtl/>
@@ -18612,6 +19895,7 @@
           <w:rFonts w:ascii="Arial" w:cs="Arial" w:eastAsia="Arial" w:hAnsi="Arial"/>
           <w:b/>
           <w:bCs/>
+          <w:noProof/>
           <w:sz w:val="22"/>
           <w:szCs w:val="22"/>
           <w:rtl/>
@@ -18628,6 +19912,7 @@
       <w:r>
         <w:rPr>
           <w:rFonts w:ascii="Arial" w:cs="Arial" w:eastAsia="Arial" w:hAnsi="Arial"/>
+          <w:noProof/>
           <w:sz w:val="22"/>
           <w:szCs w:val="22"/>
           <w:rtl/>
@@ -18646,6 +19931,7 @@
           <w:rFonts w:ascii="Arial" w:cs="Arial" w:eastAsia="Arial" w:hAnsi="Arial"/>
           <w:b/>
           <w:bCs/>
+          <w:noProof/>
           <w:sz w:val="24"/>
           <w:szCs w:val="24"/>
           <w:u w:val="single"/>
@@ -18665,6 +19951,7 @@
           <w:rFonts w:ascii="Arial" w:cs="Arial" w:eastAsia="Arial" w:hAnsi="Arial"/>
           <w:b/>
           <w:bCs/>
+          <w:noProof/>
           <w:sz w:val="22"/>
           <w:szCs w:val="22"/>
           <w:rtl/>
@@ -18681,6 +19968,7 @@
       <w:r>
         <w:rPr>
           <w:rFonts w:ascii="Arial" w:cs="Arial" w:eastAsia="Arial" w:hAnsi="Arial"/>
+          <w:noProof/>
           <w:sz w:val="22"/>
           <w:szCs w:val="22"/>
           <w:rtl/>
@@ -18692,6 +19980,7 @@
           <w:rFonts w:ascii="Arial" w:cs="Arial" w:eastAsia="Arial" w:hAnsi="Arial"/>
           <w:b/>
           <w:bCs/>
+          <w:noProof/>
           <w:sz w:val="22"/>
           <w:szCs w:val="22"/>
           <w:u w:val="single"/>
@@ -18702,6 +19991,7 @@
       <w:r>
         <w:rPr>
           <w:rFonts w:ascii="Arial" w:cs="Arial" w:eastAsia="Arial" w:hAnsi="Arial"/>
+          <w:noProof/>
           <w:sz w:val="22"/>
           <w:szCs w:val="22"/>
           <w:rtl/>
@@ -18713,6 +20003,7 @@
           <w:rFonts w:ascii="Arial" w:cs="Arial" w:eastAsia="Arial" w:hAnsi="Arial"/>
           <w:b/>
           <w:bCs/>
+          <w:noProof/>
           <w:sz w:val="22"/>
           <w:szCs w:val="22"/>
           <w:u w:val="single"/>
@@ -18723,6 +20014,7 @@
       <w:r>
         <w:rPr>
           <w:rFonts w:ascii="Arial" w:cs="Arial" w:eastAsia="Arial" w:hAnsi="Arial"/>
+          <w:noProof/>
           <w:sz w:val="22"/>
           <w:szCs w:val="22"/>
           <w:rtl/>
@@ -18741,6 +20033,7 @@
           <w:rFonts w:ascii="Arial" w:cs="Arial" w:eastAsia="Arial" w:hAnsi="Arial"/>
           <w:b/>
           <w:bCs/>
+          <w:noProof/>
           <w:sz w:val="22"/>
           <w:szCs w:val="22"/>
           <w:rtl/>
@@ -18757,6 +20050,7 @@
       <w:r>
         <w:rPr>
           <w:rFonts w:ascii="Arial" w:cs="Arial" w:eastAsia="Arial" w:hAnsi="Arial"/>
+          <w:noProof/>
           <w:sz w:val="22"/>
           <w:szCs w:val="22"/>
           <w:rtl/>
@@ -18768,6 +20062,7 @@
           <w:rFonts w:ascii="Arial" w:cs="Arial" w:eastAsia="Arial" w:hAnsi="Arial"/>
           <w:b/>
           <w:bCs/>
+          <w:noProof/>
           <w:sz w:val="22"/>
           <w:szCs w:val="22"/>
           <w:u w:val="single"/>
@@ -18778,6 +20073,7 @@
       <w:r>
         <w:rPr>
           <w:rFonts w:ascii="Arial" w:cs="Arial" w:eastAsia="Arial" w:hAnsi="Arial"/>
+          <w:noProof/>
           <w:sz w:val="22"/>
           <w:szCs w:val="22"/>
           <w:rtl/>
@@ -18796,6 +20092,7 @@
           <w:rFonts w:ascii="Arial" w:cs="Arial" w:eastAsia="Arial" w:hAnsi="Arial"/>
           <w:b/>
           <w:bCs/>
+          <w:noProof/>
           <w:sz w:val="22"/>
           <w:szCs w:val="22"/>
           <w:rtl/>
@@ -18812,6 +20109,7 @@
       <w:r>
         <w:rPr>
           <w:rFonts w:ascii="Arial" w:cs="Arial" w:eastAsia="Arial" w:hAnsi="Arial"/>
+          <w:noProof/>
           <w:sz w:val="22"/>
           <w:szCs w:val="22"/>
           <w:rtl/>
@@ -18830,6 +20128,7 @@
           <w:rFonts w:ascii="Arial" w:cs="Arial" w:eastAsia="Arial" w:hAnsi="Arial"/>
           <w:b/>
           <w:bCs/>
+          <w:noProof/>
           <w:sz w:val="24"/>
           <w:szCs w:val="24"/>
           <w:u w:val="single"/>
@@ -18849,6 +20148,7 @@
           <w:rFonts w:ascii="Arial" w:cs="Arial" w:eastAsia="Arial" w:hAnsi="Arial"/>
           <w:b/>
           <w:bCs/>
+          <w:noProof/>
           <w:sz w:val="22"/>
           <w:szCs w:val="22"/>
           <w:rtl/>
@@ -18865,6 +20165,7 @@
       <w:r>
         <w:rPr>
           <w:rFonts w:ascii="Arial" w:cs="Arial" w:eastAsia="Arial" w:hAnsi="Arial"/>
+          <w:noProof/>
           <w:sz w:val="22"/>
           <w:szCs w:val="22"/>
           <w:rtl/>
@@ -18876,6 +20177,7 @@
           <w:rFonts w:ascii="Arial" w:cs="Arial" w:eastAsia="Arial" w:hAnsi="Arial"/>
           <w:b/>
           <w:bCs/>
+          <w:noProof/>
           <w:sz w:val="22"/>
           <w:szCs w:val="22"/>
           <w:u w:val="single"/>
@@ -18886,6 +20188,7 @@
       <w:r>
         <w:rPr>
           <w:rFonts w:ascii="Arial" w:cs="Arial" w:eastAsia="Arial" w:hAnsi="Arial"/>
+          <w:noProof/>
           <w:sz w:val="22"/>
           <w:szCs w:val="22"/>
           <w:rtl/>
@@ -18897,6 +20200,7 @@
           <w:rFonts w:ascii="Arial" w:cs="Arial" w:eastAsia="Arial" w:hAnsi="Arial"/>
           <w:b/>
           <w:bCs/>
+          <w:noProof/>
           <w:sz w:val="22"/>
           <w:szCs w:val="22"/>
           <w:u w:val="single"/>
@@ -18907,6 +20211,7 @@
       <w:r>
         <w:rPr>
           <w:rFonts w:ascii="Arial" w:cs="Arial" w:eastAsia="Arial" w:hAnsi="Arial"/>
+          <w:noProof/>
           <w:sz w:val="22"/>
           <w:szCs w:val="22"/>
           <w:rtl/>
@@ -18925,6 +20230,7 @@
           <w:rFonts w:ascii="Arial" w:cs="Arial" w:eastAsia="Arial" w:hAnsi="Arial"/>
           <w:b/>
           <w:bCs/>
+          <w:noProof/>
           <w:sz w:val="22"/>
           <w:szCs w:val="22"/>
           <w:rtl/>
@@ -18941,6 +20247,7 @@
       <w:r>
         <w:rPr>
           <w:rFonts w:ascii="Arial" w:cs="Arial" w:eastAsia="Arial" w:hAnsi="Arial"/>
+          <w:noProof/>
           <w:sz w:val="22"/>
           <w:szCs w:val="22"/>
           <w:rtl/>
@@ -18959,6 +20266,7 @@
           <w:rFonts w:ascii="Arial" w:cs="Arial" w:eastAsia="Arial" w:hAnsi="Arial"/>
           <w:b/>
           <w:bCs/>
+          <w:noProof/>
           <w:sz w:val="22"/>
           <w:szCs w:val="22"/>
           <w:rtl/>
@@ -18975,6 +20283,7 @@
       <w:r>
         <w:rPr>
           <w:rFonts w:ascii="Arial" w:cs="Arial" w:eastAsia="Arial" w:hAnsi="Arial"/>
+          <w:noProof/>
           <w:sz w:val="22"/>
           <w:szCs w:val="22"/>
           <w:rtl/>
@@ -18986,6 +20295,7 @@
           <w:rFonts w:ascii="Arial" w:cs="Arial" w:eastAsia="Arial" w:hAnsi="Arial"/>
           <w:b/>
           <w:bCs/>
+          <w:noProof/>
           <w:sz w:val="22"/>
           <w:szCs w:val="22"/>
           <w:u w:val="single"/>
@@ -18996,6 +20306,7 @@
       <w:r>
         <w:rPr>
           <w:rFonts w:ascii="Arial" w:cs="Arial" w:eastAsia="Arial" w:hAnsi="Arial"/>
+          <w:noProof/>
           <w:sz w:val="22"/>
           <w:szCs w:val="22"/>
           <w:rtl/>
@@ -19007,6 +20318,7 @@
           <w:rFonts w:ascii="Arial" w:cs="Arial" w:eastAsia="Arial" w:hAnsi="Arial"/>
           <w:b/>
           <w:bCs/>
+          <w:noProof/>
           <w:sz w:val="22"/>
           <w:szCs w:val="22"/>
           <w:u w:val="single"/>
@@ -19017,6 +20329,7 @@
       <w:r>
         <w:rPr>
           <w:rFonts w:ascii="Arial" w:cs="Arial" w:eastAsia="Arial" w:hAnsi="Arial"/>
+          <w:noProof/>
           <w:sz w:val="22"/>
           <w:szCs w:val="22"/>
           <w:rtl/>

--- a/deliverables/الرسالة_السمينارية_كاملة.docx
+++ b/deliverables/الرسالة_السمينارية_كاملة.docx
@@ -257,7 +257,7 @@
           <w:szCs w:val="26"/>
           <w:rtl/>
         </w:rPr>
-        <w:t xml:space="preserve">تاريخ التسليم: ______________</w:t>
+        <w:t xml:space="preserve">تاريخ التسليم: 7/9/2026</w:t>
       </w:r>
     </w:p>
     <w:p>

--- a/deliverables/الرسالة_السمينارية_كاملة.docx
+++ b/deliverables/الرسالة_السمينارية_كاملة.docx
@@ -326,26 +326,55 @@
               <w:tab w:val="right" w:leader="dot" w:pos="9072"/>
             </w:tabs>
             <w:bidi/>
-          </w:pPr>
-          <w:r>
-            <w:rPr>
-              <w:noProof/>
-              <w:rtl/>
-            </w:rPr>
-            <w:t xml:space="preserve">ملخص البحث</w:t>
-          </w:r>
-          <w:r>
             <w:rPr>
               <w:noProof/>
             </w:rPr>
-            <w:tab/>
-          </w:r>
-          <w:r>
-            <w:rPr>
-              <w:noProof/>
-            </w:rPr>
-            <w:t>4</w:t>
-          </w:r>
+          </w:pPr>
+          <w:hyperlink w:anchor="_Toc1000" w:history="1">
+            <w:r>
+              <w:rPr>
+                <w:noProof/>
+                <w:rtl/>
+              </w:rPr>
+              <w:t xml:space="preserve">ملخص البحث</w:t>
+            </w:r>
+            <w:r>
+              <w:rPr>
+                <w:noProof/>
+              </w:rPr>
+              <w:tab/>
+            </w:r>
+            <w:r>
+              <w:rPr>
+                <w:noProof/>
+              </w:rPr>
+              <w:fldChar w:fldCharType="begin"/>
+            </w:r>
+            <w:r>
+              <w:rPr>
+                <w:noProof/>
+              </w:rPr>
+              <w:instrText xml:space="preserve"> PAGEREF _Toc1000 \h </w:instrText>
+            </w:r>
+            <w:r>
+              <w:rPr>
+                <w:noProof/>
+              </w:rPr>
+              <w:fldChar w:fldCharType="separate"/>
+            </w:r>
+            <w:r>
+              <w:rPr>
+                <w:noProof/>
+              </w:rPr>
+              <w:t>4</w:t>
+            </w:r>
+            <w:r>
+              <w:rPr>
+                <w:noProof/>
+              </w:rPr>
+              <w:fldChar w:fldCharType="end"/>
+            </w:r>
+          </w:hyperlink>
         </w:p>
         <w:p>
           <w:pPr>
@@ -354,26 +383,55 @@
               <w:tab w:val="right" w:leader="dot" w:pos="9072"/>
             </w:tabs>
             <w:bidi/>
-          </w:pPr>
-          <w:r>
-            <w:rPr>
-              <w:noProof/>
-              <w:rtl/>
-            </w:rPr>
-            <w:t xml:space="preserve">المقدمة</w:t>
-          </w:r>
-          <w:r>
             <w:rPr>
               <w:noProof/>
             </w:rPr>
-            <w:tab/>
-          </w:r>
-          <w:r>
-            <w:rPr>
-              <w:noProof/>
-            </w:rPr>
-            <w:t>5</w:t>
-          </w:r>
+          </w:pPr>
+          <w:hyperlink w:anchor="_Toc1001" w:history="1">
+            <w:r>
+              <w:rPr>
+                <w:noProof/>
+                <w:rtl/>
+              </w:rPr>
+              <w:t xml:space="preserve">المقدمة</w:t>
+            </w:r>
+            <w:r>
+              <w:rPr>
+                <w:noProof/>
+              </w:rPr>
+              <w:tab/>
+            </w:r>
+            <w:r>
+              <w:rPr>
+                <w:noProof/>
+              </w:rPr>
+              <w:fldChar w:fldCharType="begin"/>
+            </w:r>
+            <w:r>
+              <w:rPr>
+                <w:noProof/>
+              </w:rPr>
+              <w:instrText xml:space="preserve"> PAGEREF _Toc1001 \h </w:instrText>
+            </w:r>
+            <w:r>
+              <w:rPr>
+                <w:noProof/>
+              </w:rPr>
+              <w:fldChar w:fldCharType="separate"/>
+            </w:r>
+            <w:r>
+              <w:rPr>
+                <w:noProof/>
+              </w:rPr>
+              <w:t>5</w:t>
+            </w:r>
+            <w:r>
+              <w:rPr>
+                <w:noProof/>
+              </w:rPr>
+              <w:fldChar w:fldCharType="end"/>
+            </w:r>
+          </w:hyperlink>
         </w:p>
         <w:p>
           <w:pPr>
@@ -382,26 +440,55 @@
               <w:tab w:val="right" w:leader="dot" w:pos="9072"/>
             </w:tabs>
             <w:bidi/>
-          </w:pPr>
-          <w:r>
-            <w:rPr>
-              <w:noProof/>
-              <w:rtl/>
-            </w:rPr>
-            <w:t xml:space="preserve">مسألة البحث وأهدافه</w:t>
-          </w:r>
-          <w:r>
             <w:rPr>
               <w:noProof/>
             </w:rPr>
-            <w:tab/>
-          </w:r>
-          <w:r>
-            <w:rPr>
-              <w:noProof/>
-            </w:rPr>
-            <w:t>7</w:t>
-          </w:r>
+          </w:pPr>
+          <w:hyperlink w:anchor="_Toc1002" w:history="1">
+            <w:r>
+              <w:rPr>
+                <w:noProof/>
+                <w:rtl/>
+              </w:rPr>
+              <w:t xml:space="preserve">مسألة البحث وأهدافه</w:t>
+            </w:r>
+            <w:r>
+              <w:rPr>
+                <w:noProof/>
+              </w:rPr>
+              <w:tab/>
+            </w:r>
+            <w:r>
+              <w:rPr>
+                <w:noProof/>
+              </w:rPr>
+              <w:fldChar w:fldCharType="begin"/>
+            </w:r>
+            <w:r>
+              <w:rPr>
+                <w:noProof/>
+              </w:rPr>
+              <w:instrText xml:space="preserve"> PAGEREF _Toc1002 \h </w:instrText>
+            </w:r>
+            <w:r>
+              <w:rPr>
+                <w:noProof/>
+              </w:rPr>
+              <w:fldChar w:fldCharType="separate"/>
+            </w:r>
+            <w:r>
+              <w:rPr>
+                <w:noProof/>
+              </w:rPr>
+              <w:t>7</w:t>
+            </w:r>
+            <w:r>
+              <w:rPr>
+                <w:noProof/>
+              </w:rPr>
+              <w:fldChar w:fldCharType="end"/>
+            </w:r>
+          </w:hyperlink>
         </w:p>
         <w:p>
           <w:pPr>
@@ -410,26 +497,55 @@
               <w:tab w:val="right" w:leader="dot" w:pos="9072"/>
             </w:tabs>
             <w:bidi/>
-          </w:pPr>
-          <w:r>
-            <w:rPr>
-              <w:noProof/>
-              <w:rtl/>
-            </w:rPr>
-            <w:t xml:space="preserve">مسألة البحث</w:t>
-          </w:r>
-          <w:r>
             <w:rPr>
               <w:noProof/>
             </w:rPr>
-            <w:tab/>
-          </w:r>
-          <w:r>
-            <w:rPr>
-              <w:noProof/>
-            </w:rPr>
-            <w:t>7</w:t>
-          </w:r>
+          </w:pPr>
+          <w:hyperlink w:anchor="_Toc1003" w:history="1">
+            <w:r>
+              <w:rPr>
+                <w:noProof/>
+                <w:rtl/>
+              </w:rPr>
+              <w:t xml:space="preserve">مسألة البحث</w:t>
+            </w:r>
+            <w:r>
+              <w:rPr>
+                <w:noProof/>
+              </w:rPr>
+              <w:tab/>
+            </w:r>
+            <w:r>
+              <w:rPr>
+                <w:noProof/>
+              </w:rPr>
+              <w:fldChar w:fldCharType="begin"/>
+            </w:r>
+            <w:r>
+              <w:rPr>
+                <w:noProof/>
+              </w:rPr>
+              <w:instrText xml:space="preserve"> PAGEREF _Toc1003 \h </w:instrText>
+            </w:r>
+            <w:r>
+              <w:rPr>
+                <w:noProof/>
+              </w:rPr>
+              <w:fldChar w:fldCharType="separate"/>
+            </w:r>
+            <w:r>
+              <w:rPr>
+                <w:noProof/>
+              </w:rPr>
+              <w:t>7</w:t>
+            </w:r>
+            <w:r>
+              <w:rPr>
+                <w:noProof/>
+              </w:rPr>
+              <w:fldChar w:fldCharType="end"/>
+            </w:r>
+          </w:hyperlink>
         </w:p>
         <w:p>
           <w:pPr>
@@ -438,26 +554,55 @@
               <w:tab w:val="right" w:leader="dot" w:pos="9072"/>
             </w:tabs>
             <w:bidi/>
-          </w:pPr>
-          <w:r>
-            <w:rPr>
-              <w:noProof/>
-              <w:rtl/>
-            </w:rPr>
-            <w:t xml:space="preserve">أهداف البحث</w:t>
-          </w:r>
-          <w:r>
             <w:rPr>
               <w:noProof/>
             </w:rPr>
-            <w:tab/>
-          </w:r>
-          <w:r>
-            <w:rPr>
-              <w:noProof/>
-            </w:rPr>
-            <w:t>7</w:t>
-          </w:r>
+          </w:pPr>
+          <w:hyperlink w:anchor="_Toc1004" w:history="1">
+            <w:r>
+              <w:rPr>
+                <w:noProof/>
+                <w:rtl/>
+              </w:rPr>
+              <w:t xml:space="preserve">أهداف البحث</w:t>
+            </w:r>
+            <w:r>
+              <w:rPr>
+                <w:noProof/>
+              </w:rPr>
+              <w:tab/>
+            </w:r>
+            <w:r>
+              <w:rPr>
+                <w:noProof/>
+              </w:rPr>
+              <w:fldChar w:fldCharType="begin"/>
+            </w:r>
+            <w:r>
+              <w:rPr>
+                <w:noProof/>
+              </w:rPr>
+              <w:instrText xml:space="preserve"> PAGEREF _Toc1004 \h </w:instrText>
+            </w:r>
+            <w:r>
+              <w:rPr>
+                <w:noProof/>
+              </w:rPr>
+              <w:fldChar w:fldCharType="separate"/>
+            </w:r>
+            <w:r>
+              <w:rPr>
+                <w:noProof/>
+              </w:rPr>
+              <w:t>7</w:t>
+            </w:r>
+            <w:r>
+              <w:rPr>
+                <w:noProof/>
+              </w:rPr>
+              <w:fldChar w:fldCharType="end"/>
+            </w:r>
+          </w:hyperlink>
         </w:p>
         <w:p>
           <w:pPr>
@@ -466,26 +611,55 @@
               <w:tab w:val="right" w:leader="dot" w:pos="9072"/>
             </w:tabs>
             <w:bidi/>
-          </w:pPr>
-          <w:r>
-            <w:rPr>
-              <w:noProof/>
-              <w:rtl/>
-            </w:rPr>
-            <w:t xml:space="preserve">محاور البحث</w:t>
-          </w:r>
-          <w:r>
             <w:rPr>
               <w:noProof/>
             </w:rPr>
-            <w:tab/>
-          </w:r>
-          <w:r>
-            <w:rPr>
-              <w:noProof/>
-            </w:rPr>
-            <w:t>7</w:t>
-          </w:r>
+          </w:pPr>
+          <w:hyperlink w:anchor="_Toc1005" w:history="1">
+            <w:r>
+              <w:rPr>
+                <w:noProof/>
+                <w:rtl/>
+              </w:rPr>
+              <w:t xml:space="preserve">محاور البحث</w:t>
+            </w:r>
+            <w:r>
+              <w:rPr>
+                <w:noProof/>
+              </w:rPr>
+              <w:tab/>
+            </w:r>
+            <w:r>
+              <w:rPr>
+                <w:noProof/>
+              </w:rPr>
+              <w:fldChar w:fldCharType="begin"/>
+            </w:r>
+            <w:r>
+              <w:rPr>
+                <w:noProof/>
+              </w:rPr>
+              <w:instrText xml:space="preserve"> PAGEREF _Toc1005 \h </w:instrText>
+            </w:r>
+            <w:r>
+              <w:rPr>
+                <w:noProof/>
+              </w:rPr>
+              <w:fldChar w:fldCharType="separate"/>
+            </w:r>
+            <w:r>
+              <w:rPr>
+                <w:noProof/>
+              </w:rPr>
+              <w:t>7</w:t>
+            </w:r>
+            <w:r>
+              <w:rPr>
+                <w:noProof/>
+              </w:rPr>
+              <w:fldChar w:fldCharType="end"/>
+            </w:r>
+          </w:hyperlink>
         </w:p>
         <w:p>
           <w:pPr>
@@ -494,26 +668,55 @@
               <w:tab w:val="right" w:leader="dot" w:pos="9072"/>
             </w:tabs>
             <w:bidi/>
-          </w:pPr>
-          <w:r>
-            <w:rPr>
-              <w:noProof/>
-              <w:rtl/>
-            </w:rPr>
-            <w:t xml:space="preserve">مصطلحات البحث</w:t>
-          </w:r>
-          <w:r>
             <w:rPr>
               <w:noProof/>
             </w:rPr>
-            <w:tab/>
-          </w:r>
-          <w:r>
-            <w:rPr>
-              <w:noProof/>
-            </w:rPr>
-            <w:t>7</w:t>
-          </w:r>
+          </w:pPr>
+          <w:hyperlink w:anchor="_Toc1006" w:history="1">
+            <w:r>
+              <w:rPr>
+                <w:noProof/>
+                <w:rtl/>
+              </w:rPr>
+              <w:t xml:space="preserve">مصطلحات البحث</w:t>
+            </w:r>
+            <w:r>
+              <w:rPr>
+                <w:noProof/>
+              </w:rPr>
+              <w:tab/>
+            </w:r>
+            <w:r>
+              <w:rPr>
+                <w:noProof/>
+              </w:rPr>
+              <w:fldChar w:fldCharType="begin"/>
+            </w:r>
+            <w:r>
+              <w:rPr>
+                <w:noProof/>
+              </w:rPr>
+              <w:instrText xml:space="preserve"> PAGEREF _Toc1006 \h </w:instrText>
+            </w:r>
+            <w:r>
+              <w:rPr>
+                <w:noProof/>
+              </w:rPr>
+              <w:fldChar w:fldCharType="separate"/>
+            </w:r>
+            <w:r>
+              <w:rPr>
+                <w:noProof/>
+              </w:rPr>
+              <w:t>7</w:t>
+            </w:r>
+            <w:r>
+              <w:rPr>
+                <w:noProof/>
+              </w:rPr>
+              <w:fldChar w:fldCharType="end"/>
+            </w:r>
+          </w:hyperlink>
         </w:p>
         <w:p>
           <w:pPr>
@@ -522,26 +725,55 @@
               <w:tab w:val="right" w:leader="dot" w:pos="9072"/>
             </w:tabs>
             <w:bidi/>
-          </w:pPr>
-          <w:r>
-            <w:rPr>
-              <w:noProof/>
-              <w:rtl/>
-            </w:rPr>
-            <w:t xml:space="preserve">الخلفية النظرية والدراسات السابقة</w:t>
-          </w:r>
-          <w:r>
             <w:rPr>
               <w:noProof/>
             </w:rPr>
-            <w:tab/>
-          </w:r>
-          <w:r>
-            <w:rPr>
-              <w:noProof/>
-            </w:rPr>
-            <w:t>9</w:t>
-          </w:r>
+          </w:pPr>
+          <w:hyperlink w:anchor="_Toc1007" w:history="1">
+            <w:r>
+              <w:rPr>
+                <w:noProof/>
+                <w:rtl/>
+              </w:rPr>
+              <w:t xml:space="preserve">الخلفية النظرية والدراسات السابقة</w:t>
+            </w:r>
+            <w:r>
+              <w:rPr>
+                <w:noProof/>
+              </w:rPr>
+              <w:tab/>
+            </w:r>
+            <w:r>
+              <w:rPr>
+                <w:noProof/>
+              </w:rPr>
+              <w:fldChar w:fldCharType="begin"/>
+            </w:r>
+            <w:r>
+              <w:rPr>
+                <w:noProof/>
+              </w:rPr>
+              <w:instrText xml:space="preserve"> PAGEREF _Toc1007 \h </w:instrText>
+            </w:r>
+            <w:r>
+              <w:rPr>
+                <w:noProof/>
+              </w:rPr>
+              <w:fldChar w:fldCharType="separate"/>
+            </w:r>
+            <w:r>
+              <w:rPr>
+                <w:noProof/>
+              </w:rPr>
+              <w:t>9</w:t>
+            </w:r>
+            <w:r>
+              <w:rPr>
+                <w:noProof/>
+              </w:rPr>
+              <w:fldChar w:fldCharType="end"/>
+            </w:r>
+          </w:hyperlink>
         </w:p>
         <w:p>
           <w:pPr>
@@ -550,26 +782,55 @@
               <w:tab w:val="right" w:leader="dot" w:pos="9072"/>
             </w:tabs>
             <w:bidi/>
-          </w:pPr>
-          <w:r>
-            <w:rPr>
-              <w:noProof/>
-              <w:rtl/>
-            </w:rPr>
-            <w:t xml:space="preserve">الطفولة المبكرة ورياض الأطفال في إسرائيل وفي المجتمع البدوي في النقب</w:t>
-          </w:r>
-          <w:r>
             <w:rPr>
               <w:noProof/>
             </w:rPr>
-            <w:tab/>
-          </w:r>
-          <w:r>
-            <w:rPr>
-              <w:noProof/>
-            </w:rPr>
-            <w:t>9</w:t>
-          </w:r>
+          </w:pPr>
+          <w:hyperlink w:anchor="_Toc1008" w:history="1">
+            <w:r>
+              <w:rPr>
+                <w:noProof/>
+                <w:rtl/>
+              </w:rPr>
+              <w:t xml:space="preserve">الطفولة المبكرة ورياض الأطفال في إسرائيل وفي المجتمع البدوي في النقب</w:t>
+            </w:r>
+            <w:r>
+              <w:rPr>
+                <w:noProof/>
+              </w:rPr>
+              <w:tab/>
+            </w:r>
+            <w:r>
+              <w:rPr>
+                <w:noProof/>
+              </w:rPr>
+              <w:fldChar w:fldCharType="begin"/>
+            </w:r>
+            <w:r>
+              <w:rPr>
+                <w:noProof/>
+              </w:rPr>
+              <w:instrText xml:space="preserve"> PAGEREF _Toc1008 \h </w:instrText>
+            </w:r>
+            <w:r>
+              <w:rPr>
+                <w:noProof/>
+              </w:rPr>
+              <w:fldChar w:fldCharType="separate"/>
+            </w:r>
+            <w:r>
+              <w:rPr>
+                <w:noProof/>
+              </w:rPr>
+              <w:t>9</w:t>
+            </w:r>
+            <w:r>
+              <w:rPr>
+                <w:noProof/>
+              </w:rPr>
+              <w:fldChar w:fldCharType="end"/>
+            </w:r>
+          </w:hyperlink>
         </w:p>
         <w:p>
           <w:pPr>
@@ -578,26 +839,55 @@
               <w:tab w:val="right" w:leader="dot" w:pos="9072"/>
             </w:tabs>
             <w:bidi/>
-          </w:pPr>
-          <w:r>
-            <w:rPr>
-              <w:noProof/>
-              <w:rtl/>
-            </w:rPr>
-            <w:t xml:space="preserve">معلمة الروضة وإدارة الصف</w:t>
-          </w:r>
-          <w:r>
             <w:rPr>
               <w:noProof/>
             </w:rPr>
-            <w:tab/>
-          </w:r>
-          <w:r>
-            <w:rPr>
-              <w:noProof/>
-            </w:rPr>
-            <w:t>10</w:t>
-          </w:r>
+          </w:pPr>
+          <w:hyperlink w:anchor="_Toc1009" w:history="1">
+            <w:r>
+              <w:rPr>
+                <w:noProof/>
+                <w:rtl/>
+              </w:rPr>
+              <w:t xml:space="preserve">معلمة الروضة وإدارة الصف</w:t>
+            </w:r>
+            <w:r>
+              <w:rPr>
+                <w:noProof/>
+              </w:rPr>
+              <w:tab/>
+            </w:r>
+            <w:r>
+              <w:rPr>
+                <w:noProof/>
+              </w:rPr>
+              <w:fldChar w:fldCharType="begin"/>
+            </w:r>
+            <w:r>
+              <w:rPr>
+                <w:noProof/>
+              </w:rPr>
+              <w:instrText xml:space="preserve"> PAGEREF _Toc1009 \h </w:instrText>
+            </w:r>
+            <w:r>
+              <w:rPr>
+                <w:noProof/>
+              </w:rPr>
+              <w:fldChar w:fldCharType="separate"/>
+            </w:r>
+            <w:r>
+              <w:rPr>
+                <w:noProof/>
+              </w:rPr>
+              <w:t>10</w:t>
+            </w:r>
+            <w:r>
+              <w:rPr>
+                <w:noProof/>
+              </w:rPr>
+              <w:fldChar w:fldCharType="end"/>
+            </w:r>
+          </w:hyperlink>
         </w:p>
         <w:p>
           <w:pPr>
@@ -606,26 +896,55 @@
               <w:tab w:val="right" w:leader="dot" w:pos="9072"/>
             </w:tabs>
             <w:bidi/>
-          </w:pPr>
-          <w:r>
-            <w:rPr>
-              <w:noProof/>
-              <w:rtl/>
-            </w:rPr>
-            <w:t xml:space="preserve">السلوكيات غير المرغوبة الشائعة لدى أطفال الروضة</w:t>
-          </w:r>
-          <w:r>
             <w:rPr>
               <w:noProof/>
             </w:rPr>
-            <w:tab/>
-          </w:r>
-          <w:r>
-            <w:rPr>
-              <w:noProof/>
-            </w:rPr>
-            <w:t>11</w:t>
-          </w:r>
+          </w:pPr>
+          <w:hyperlink w:anchor="_Toc1010" w:history="1">
+            <w:r>
+              <w:rPr>
+                <w:noProof/>
+                <w:rtl/>
+              </w:rPr>
+              <w:t xml:space="preserve">السلوكيات غير المرغوبة الشائعة لدى أطفال الروضة</w:t>
+            </w:r>
+            <w:r>
+              <w:rPr>
+                <w:noProof/>
+              </w:rPr>
+              <w:tab/>
+            </w:r>
+            <w:r>
+              <w:rPr>
+                <w:noProof/>
+              </w:rPr>
+              <w:fldChar w:fldCharType="begin"/>
+            </w:r>
+            <w:r>
+              <w:rPr>
+                <w:noProof/>
+              </w:rPr>
+              <w:instrText xml:space="preserve"> PAGEREF _Toc1010 \h </w:instrText>
+            </w:r>
+            <w:r>
+              <w:rPr>
+                <w:noProof/>
+              </w:rPr>
+              <w:fldChar w:fldCharType="separate"/>
+            </w:r>
+            <w:r>
+              <w:rPr>
+                <w:noProof/>
+              </w:rPr>
+              <w:t>11</w:t>
+            </w:r>
+            <w:r>
+              <w:rPr>
+                <w:noProof/>
+              </w:rPr>
+              <w:fldChar w:fldCharType="end"/>
+            </w:r>
+          </w:hyperlink>
         </w:p>
         <w:p>
           <w:pPr>
@@ -634,26 +953,55 @@
               <w:tab w:val="right" w:leader="dot" w:pos="9072"/>
             </w:tabs>
             <w:bidi/>
-          </w:pPr>
-          <w:r>
-            <w:rPr>
-              <w:noProof/>
-              <w:rtl/>
-            </w:rPr>
-            <w:t xml:space="preserve">التعزيز الإيجابي والانضباط الإيجابي</w:t>
-          </w:r>
-          <w:r>
             <w:rPr>
               <w:noProof/>
             </w:rPr>
-            <w:tab/>
-          </w:r>
-          <w:r>
-            <w:rPr>
-              <w:noProof/>
-            </w:rPr>
-            <w:t>12</w:t>
-          </w:r>
+          </w:pPr>
+          <w:hyperlink w:anchor="_Toc1011" w:history="1">
+            <w:r>
+              <w:rPr>
+                <w:noProof/>
+                <w:rtl/>
+              </w:rPr>
+              <w:t xml:space="preserve">التعزيز الإيجابي والانضباط الإيجابي</w:t>
+            </w:r>
+            <w:r>
+              <w:rPr>
+                <w:noProof/>
+              </w:rPr>
+              <w:tab/>
+            </w:r>
+            <w:r>
+              <w:rPr>
+                <w:noProof/>
+              </w:rPr>
+              <w:fldChar w:fldCharType="begin"/>
+            </w:r>
+            <w:r>
+              <w:rPr>
+                <w:noProof/>
+              </w:rPr>
+              <w:instrText xml:space="preserve"> PAGEREF _Toc1011 \h </w:instrText>
+            </w:r>
+            <w:r>
+              <w:rPr>
+                <w:noProof/>
+              </w:rPr>
+              <w:fldChar w:fldCharType="separate"/>
+            </w:r>
+            <w:r>
+              <w:rPr>
+                <w:noProof/>
+              </w:rPr>
+              <w:t>12</w:t>
+            </w:r>
+            <w:r>
+              <w:rPr>
+                <w:noProof/>
+              </w:rPr>
+              <w:fldChar w:fldCharType="end"/>
+            </w:r>
+          </w:hyperlink>
         </w:p>
         <w:p>
           <w:pPr>
@@ -662,26 +1010,55 @@
               <w:tab w:val="right" w:leader="dot" w:pos="9072"/>
             </w:tabs>
             <w:bidi/>
-          </w:pPr>
-          <w:r>
-            <w:rPr>
-              <w:noProof/>
-              <w:rtl/>
-            </w:rPr>
-            <w:t xml:space="preserve">تنظيم البيئة الصفية والنماذج متعددة المستويات لدعم السلوك</w:t>
-          </w:r>
-          <w:r>
             <w:rPr>
               <w:noProof/>
             </w:rPr>
-            <w:tab/>
-          </w:r>
-          <w:r>
-            <w:rPr>
-              <w:noProof/>
-            </w:rPr>
-            <w:t>14</w:t>
-          </w:r>
+          </w:pPr>
+          <w:hyperlink w:anchor="_Toc1012" w:history="1">
+            <w:r>
+              <w:rPr>
+                <w:noProof/>
+                <w:rtl/>
+              </w:rPr>
+              <w:t xml:space="preserve">تنظيم البيئة الصفية والنماذج متعددة المستويات لدعم السلوك</w:t>
+            </w:r>
+            <w:r>
+              <w:rPr>
+                <w:noProof/>
+              </w:rPr>
+              <w:tab/>
+            </w:r>
+            <w:r>
+              <w:rPr>
+                <w:noProof/>
+              </w:rPr>
+              <w:fldChar w:fldCharType="begin"/>
+            </w:r>
+            <w:r>
+              <w:rPr>
+                <w:noProof/>
+              </w:rPr>
+              <w:instrText xml:space="preserve"> PAGEREF _Toc1012 \h </w:instrText>
+            </w:r>
+            <w:r>
+              <w:rPr>
+                <w:noProof/>
+              </w:rPr>
+              <w:fldChar w:fldCharType="separate"/>
+            </w:r>
+            <w:r>
+              <w:rPr>
+                <w:noProof/>
+              </w:rPr>
+              <w:t>14</w:t>
+            </w:r>
+            <w:r>
+              <w:rPr>
+                <w:noProof/>
+              </w:rPr>
+              <w:fldChar w:fldCharType="end"/>
+            </w:r>
+          </w:hyperlink>
         </w:p>
         <w:p>
           <w:pPr>
@@ -690,26 +1067,55 @@
               <w:tab w:val="right" w:leader="dot" w:pos="9072"/>
             </w:tabs>
             <w:bidi/>
-          </w:pPr>
-          <w:r>
-            <w:rPr>
-              <w:noProof/>
-              <w:rtl/>
-            </w:rPr>
-            <w:t xml:space="preserve">العلاقة بين المعلمة والطفل</w:t>
-          </w:r>
-          <w:r>
             <w:rPr>
               <w:noProof/>
             </w:rPr>
-            <w:tab/>
-          </w:r>
-          <w:r>
-            <w:rPr>
-              <w:noProof/>
-            </w:rPr>
-            <w:t>15</w:t>
-          </w:r>
+          </w:pPr>
+          <w:hyperlink w:anchor="_Toc1013" w:history="1">
+            <w:r>
+              <w:rPr>
+                <w:noProof/>
+                <w:rtl/>
+              </w:rPr>
+              <w:t xml:space="preserve">العلاقة بين المعلمة والطفل</w:t>
+            </w:r>
+            <w:r>
+              <w:rPr>
+                <w:noProof/>
+              </w:rPr>
+              <w:tab/>
+            </w:r>
+            <w:r>
+              <w:rPr>
+                <w:noProof/>
+              </w:rPr>
+              <w:fldChar w:fldCharType="begin"/>
+            </w:r>
+            <w:r>
+              <w:rPr>
+                <w:noProof/>
+              </w:rPr>
+              <w:instrText xml:space="preserve"> PAGEREF _Toc1013 \h </w:instrText>
+            </w:r>
+            <w:r>
+              <w:rPr>
+                <w:noProof/>
+              </w:rPr>
+              <w:fldChar w:fldCharType="separate"/>
+            </w:r>
+            <w:r>
+              <w:rPr>
+                <w:noProof/>
+              </w:rPr>
+              <w:t>15</w:t>
+            </w:r>
+            <w:r>
+              <w:rPr>
+                <w:noProof/>
+              </w:rPr>
+              <w:fldChar w:fldCharType="end"/>
+            </w:r>
+          </w:hyperlink>
         </w:p>
         <w:p>
           <w:pPr>
@@ -718,26 +1124,55 @@
               <w:tab w:val="right" w:leader="dot" w:pos="9072"/>
             </w:tabs>
             <w:bidi/>
-          </w:pPr>
-          <w:r>
-            <w:rPr>
-              <w:noProof/>
-              <w:rtl/>
-            </w:rPr>
-            <w:t xml:space="preserve">دور الأهل في تعزيز السلوك الإيجابي والانضباط</w:t>
-          </w:r>
-          <w:r>
             <w:rPr>
               <w:noProof/>
             </w:rPr>
-            <w:tab/>
-          </w:r>
-          <w:r>
-            <w:rPr>
-              <w:noProof/>
-            </w:rPr>
-            <w:t>16</w:t>
-          </w:r>
+          </w:pPr>
+          <w:hyperlink w:anchor="_Toc1014" w:history="1">
+            <w:r>
+              <w:rPr>
+                <w:noProof/>
+                <w:rtl/>
+              </w:rPr>
+              <w:t xml:space="preserve">دور الأهل في تعزيز السلوك الإيجابي والانضباط</w:t>
+            </w:r>
+            <w:r>
+              <w:rPr>
+                <w:noProof/>
+              </w:rPr>
+              <w:tab/>
+            </w:r>
+            <w:r>
+              <w:rPr>
+                <w:noProof/>
+              </w:rPr>
+              <w:fldChar w:fldCharType="begin"/>
+            </w:r>
+            <w:r>
+              <w:rPr>
+                <w:noProof/>
+              </w:rPr>
+              <w:instrText xml:space="preserve"> PAGEREF _Toc1014 \h </w:instrText>
+            </w:r>
+            <w:r>
+              <w:rPr>
+                <w:noProof/>
+              </w:rPr>
+              <w:fldChar w:fldCharType="separate"/>
+            </w:r>
+            <w:r>
+              <w:rPr>
+                <w:noProof/>
+              </w:rPr>
+              <w:t>16</w:t>
+            </w:r>
+            <w:r>
+              <w:rPr>
+                <w:noProof/>
+              </w:rPr>
+              <w:fldChar w:fldCharType="end"/>
+            </w:r>
+          </w:hyperlink>
         </w:p>
         <w:p>
           <w:pPr>
@@ -746,26 +1181,55 @@
               <w:tab w:val="right" w:leader="dot" w:pos="9072"/>
             </w:tabs>
             <w:bidi/>
-          </w:pPr>
-          <w:r>
-            <w:rPr>
-              <w:noProof/>
-              <w:rtl/>
-            </w:rPr>
-            <w:t xml:space="preserve">تلخيص الإطار النظري وموقع البحث الحالي</w:t>
-          </w:r>
-          <w:r>
             <w:rPr>
               <w:noProof/>
             </w:rPr>
-            <w:tab/>
-          </w:r>
-          <w:r>
-            <w:rPr>
-              <w:noProof/>
-            </w:rPr>
-            <w:t>17</w:t>
-          </w:r>
+          </w:pPr>
+          <w:hyperlink w:anchor="_Toc1015" w:history="1">
+            <w:r>
+              <w:rPr>
+                <w:noProof/>
+                <w:rtl/>
+              </w:rPr>
+              <w:t xml:space="preserve">تلخيص الإطار النظري وموقع البحث الحالي</w:t>
+            </w:r>
+            <w:r>
+              <w:rPr>
+                <w:noProof/>
+              </w:rPr>
+              <w:tab/>
+            </w:r>
+            <w:r>
+              <w:rPr>
+                <w:noProof/>
+              </w:rPr>
+              <w:fldChar w:fldCharType="begin"/>
+            </w:r>
+            <w:r>
+              <w:rPr>
+                <w:noProof/>
+              </w:rPr>
+              <w:instrText xml:space="preserve"> PAGEREF _Toc1015 \h </w:instrText>
+            </w:r>
+            <w:r>
+              <w:rPr>
+                <w:noProof/>
+              </w:rPr>
+              <w:fldChar w:fldCharType="separate"/>
+            </w:r>
+            <w:r>
+              <w:rPr>
+                <w:noProof/>
+              </w:rPr>
+              <w:t>17</w:t>
+            </w:r>
+            <w:r>
+              <w:rPr>
+                <w:noProof/>
+              </w:rPr>
+              <w:fldChar w:fldCharType="end"/>
+            </w:r>
+          </w:hyperlink>
         </w:p>
         <w:p>
           <w:pPr>
@@ -774,26 +1238,55 @@
               <w:tab w:val="right" w:leader="dot" w:pos="9072"/>
             </w:tabs>
             <w:bidi/>
-          </w:pPr>
-          <w:r>
-            <w:rPr>
-              <w:noProof/>
-              <w:rtl/>
-            </w:rPr>
-            <w:t xml:space="preserve">منهجية البحث</w:t>
-          </w:r>
-          <w:r>
             <w:rPr>
               <w:noProof/>
             </w:rPr>
-            <w:tab/>
-          </w:r>
-          <w:r>
-            <w:rPr>
-              <w:noProof/>
-            </w:rPr>
-            <w:t>19</w:t>
-          </w:r>
+          </w:pPr>
+          <w:hyperlink w:anchor="_Toc1016" w:history="1">
+            <w:r>
+              <w:rPr>
+                <w:noProof/>
+                <w:rtl/>
+              </w:rPr>
+              <w:t xml:space="preserve">منهجية البحث</w:t>
+            </w:r>
+            <w:r>
+              <w:rPr>
+                <w:noProof/>
+              </w:rPr>
+              <w:tab/>
+            </w:r>
+            <w:r>
+              <w:rPr>
+                <w:noProof/>
+              </w:rPr>
+              <w:fldChar w:fldCharType="begin"/>
+            </w:r>
+            <w:r>
+              <w:rPr>
+                <w:noProof/>
+              </w:rPr>
+              <w:instrText xml:space="preserve"> PAGEREF _Toc1016 \h </w:instrText>
+            </w:r>
+            <w:r>
+              <w:rPr>
+                <w:noProof/>
+              </w:rPr>
+              <w:fldChar w:fldCharType="separate"/>
+            </w:r>
+            <w:r>
+              <w:rPr>
+                <w:noProof/>
+              </w:rPr>
+              <w:t>19</w:t>
+            </w:r>
+            <w:r>
+              <w:rPr>
+                <w:noProof/>
+              </w:rPr>
+              <w:fldChar w:fldCharType="end"/>
+            </w:r>
+          </w:hyperlink>
         </w:p>
         <w:p>
           <w:pPr>
@@ -802,26 +1295,55 @@
               <w:tab w:val="right" w:leader="dot" w:pos="9072"/>
             </w:tabs>
             <w:bidi/>
-          </w:pPr>
-          <w:r>
-            <w:rPr>
-              <w:noProof/>
-              <w:rtl/>
-            </w:rPr>
-            <w:t xml:space="preserve">نوع البحث</w:t>
-          </w:r>
-          <w:r>
             <w:rPr>
               <w:noProof/>
             </w:rPr>
-            <w:tab/>
-          </w:r>
-          <w:r>
-            <w:rPr>
-              <w:noProof/>
-            </w:rPr>
-            <w:t>19</w:t>
-          </w:r>
+          </w:pPr>
+          <w:hyperlink w:anchor="_Toc1017" w:history="1">
+            <w:r>
+              <w:rPr>
+                <w:noProof/>
+                <w:rtl/>
+              </w:rPr>
+              <w:t xml:space="preserve">نوع البحث</w:t>
+            </w:r>
+            <w:r>
+              <w:rPr>
+                <w:noProof/>
+              </w:rPr>
+              <w:tab/>
+            </w:r>
+            <w:r>
+              <w:rPr>
+                <w:noProof/>
+              </w:rPr>
+              <w:fldChar w:fldCharType="begin"/>
+            </w:r>
+            <w:r>
+              <w:rPr>
+                <w:noProof/>
+              </w:rPr>
+              <w:instrText xml:space="preserve"> PAGEREF _Toc1017 \h </w:instrText>
+            </w:r>
+            <w:r>
+              <w:rPr>
+                <w:noProof/>
+              </w:rPr>
+              <w:fldChar w:fldCharType="separate"/>
+            </w:r>
+            <w:r>
+              <w:rPr>
+                <w:noProof/>
+              </w:rPr>
+              <w:t>19</w:t>
+            </w:r>
+            <w:r>
+              <w:rPr>
+                <w:noProof/>
+              </w:rPr>
+              <w:fldChar w:fldCharType="end"/>
+            </w:r>
+          </w:hyperlink>
         </w:p>
         <w:p>
           <w:pPr>
@@ -830,26 +1352,55 @@
               <w:tab w:val="right" w:leader="dot" w:pos="9072"/>
             </w:tabs>
             <w:bidi/>
-          </w:pPr>
-          <w:r>
-            <w:rPr>
-              <w:noProof/>
-              <w:rtl/>
-            </w:rPr>
-            <w:t xml:space="preserve">مشتركات البحث</w:t>
-          </w:r>
-          <w:r>
             <w:rPr>
               <w:noProof/>
             </w:rPr>
-            <w:tab/>
-          </w:r>
-          <w:r>
-            <w:rPr>
-              <w:noProof/>
-            </w:rPr>
-            <w:t>19</w:t>
-          </w:r>
+          </w:pPr>
+          <w:hyperlink w:anchor="_Toc1018" w:history="1">
+            <w:r>
+              <w:rPr>
+                <w:noProof/>
+                <w:rtl/>
+              </w:rPr>
+              <w:t xml:space="preserve">مشتركات البحث</w:t>
+            </w:r>
+            <w:r>
+              <w:rPr>
+                <w:noProof/>
+              </w:rPr>
+              <w:tab/>
+            </w:r>
+            <w:r>
+              <w:rPr>
+                <w:noProof/>
+              </w:rPr>
+              <w:fldChar w:fldCharType="begin"/>
+            </w:r>
+            <w:r>
+              <w:rPr>
+                <w:noProof/>
+              </w:rPr>
+              <w:instrText xml:space="preserve"> PAGEREF _Toc1018 \h </w:instrText>
+            </w:r>
+            <w:r>
+              <w:rPr>
+                <w:noProof/>
+              </w:rPr>
+              <w:fldChar w:fldCharType="separate"/>
+            </w:r>
+            <w:r>
+              <w:rPr>
+                <w:noProof/>
+              </w:rPr>
+              <w:t>19</w:t>
+            </w:r>
+            <w:r>
+              <w:rPr>
+                <w:noProof/>
+              </w:rPr>
+              <w:fldChar w:fldCharType="end"/>
+            </w:r>
+          </w:hyperlink>
         </w:p>
         <w:p>
           <w:pPr>
@@ -858,26 +1409,55 @@
               <w:tab w:val="right" w:leader="dot" w:pos="9072"/>
             </w:tabs>
             <w:bidi/>
-          </w:pPr>
-          <w:r>
-            <w:rPr>
-              <w:noProof/>
-              <w:rtl/>
-            </w:rPr>
-            <w:t xml:space="preserve">أدوات البحث</w:t>
-          </w:r>
-          <w:r>
             <w:rPr>
               <w:noProof/>
             </w:rPr>
-            <w:tab/>
-          </w:r>
-          <w:r>
-            <w:rPr>
-              <w:noProof/>
-            </w:rPr>
-            <w:t>20</w:t>
-          </w:r>
+          </w:pPr>
+          <w:hyperlink w:anchor="_Toc1019" w:history="1">
+            <w:r>
+              <w:rPr>
+                <w:noProof/>
+                <w:rtl/>
+              </w:rPr>
+              <w:t xml:space="preserve">أدوات البحث</w:t>
+            </w:r>
+            <w:r>
+              <w:rPr>
+                <w:noProof/>
+              </w:rPr>
+              <w:tab/>
+            </w:r>
+            <w:r>
+              <w:rPr>
+                <w:noProof/>
+              </w:rPr>
+              <w:fldChar w:fldCharType="begin"/>
+            </w:r>
+            <w:r>
+              <w:rPr>
+                <w:noProof/>
+              </w:rPr>
+              <w:instrText xml:space="preserve"> PAGEREF _Toc1019 \h </w:instrText>
+            </w:r>
+            <w:r>
+              <w:rPr>
+                <w:noProof/>
+              </w:rPr>
+              <w:fldChar w:fldCharType="separate"/>
+            </w:r>
+            <w:r>
+              <w:rPr>
+                <w:noProof/>
+              </w:rPr>
+              <w:t>20</w:t>
+            </w:r>
+            <w:r>
+              <w:rPr>
+                <w:noProof/>
+              </w:rPr>
+              <w:fldChar w:fldCharType="end"/>
+            </w:r>
+          </w:hyperlink>
         </w:p>
         <w:p>
           <w:pPr>
@@ -886,26 +1466,55 @@
               <w:tab w:val="right" w:leader="dot" w:pos="9072"/>
             </w:tabs>
             <w:bidi/>
-          </w:pPr>
-          <w:r>
-            <w:rPr>
-              <w:noProof/>
-              <w:rtl/>
-            </w:rPr>
-            <w:t xml:space="preserve">إجراءات البحث وسيرورته</w:t>
-          </w:r>
-          <w:r>
             <w:rPr>
               <w:noProof/>
             </w:rPr>
-            <w:tab/>
-          </w:r>
-          <w:r>
-            <w:rPr>
-              <w:noProof/>
-            </w:rPr>
-            <w:t>20</w:t>
-          </w:r>
+          </w:pPr>
+          <w:hyperlink w:anchor="_Toc1020" w:history="1">
+            <w:r>
+              <w:rPr>
+                <w:noProof/>
+                <w:rtl/>
+              </w:rPr>
+              <w:t xml:space="preserve">إجراءات البحث وسيرورته</w:t>
+            </w:r>
+            <w:r>
+              <w:rPr>
+                <w:noProof/>
+              </w:rPr>
+              <w:tab/>
+            </w:r>
+            <w:r>
+              <w:rPr>
+                <w:noProof/>
+              </w:rPr>
+              <w:fldChar w:fldCharType="begin"/>
+            </w:r>
+            <w:r>
+              <w:rPr>
+                <w:noProof/>
+              </w:rPr>
+              <w:instrText xml:space="preserve"> PAGEREF _Toc1020 \h </w:instrText>
+            </w:r>
+            <w:r>
+              <w:rPr>
+                <w:noProof/>
+              </w:rPr>
+              <w:fldChar w:fldCharType="separate"/>
+            </w:r>
+            <w:r>
+              <w:rPr>
+                <w:noProof/>
+              </w:rPr>
+              <w:t>20</w:t>
+            </w:r>
+            <w:r>
+              <w:rPr>
+                <w:noProof/>
+              </w:rPr>
+              <w:fldChar w:fldCharType="end"/>
+            </w:r>
+          </w:hyperlink>
         </w:p>
         <w:p>
           <w:pPr>
@@ -914,26 +1523,55 @@
               <w:tab w:val="right" w:leader="dot" w:pos="9072"/>
             </w:tabs>
             <w:bidi/>
-          </w:pPr>
-          <w:r>
-            <w:rPr>
-              <w:noProof/>
-              <w:rtl/>
-            </w:rPr>
-            <w:t xml:space="preserve">تحليل البيانات</w:t>
-          </w:r>
-          <w:r>
             <w:rPr>
               <w:noProof/>
             </w:rPr>
-            <w:tab/>
-          </w:r>
-          <w:r>
-            <w:rPr>
-              <w:noProof/>
-            </w:rPr>
-            <w:t>21</w:t>
-          </w:r>
+          </w:pPr>
+          <w:hyperlink w:anchor="_Toc1021" w:history="1">
+            <w:r>
+              <w:rPr>
+                <w:noProof/>
+                <w:rtl/>
+              </w:rPr>
+              <w:t xml:space="preserve">تحليل البيانات</w:t>
+            </w:r>
+            <w:r>
+              <w:rPr>
+                <w:noProof/>
+              </w:rPr>
+              <w:tab/>
+            </w:r>
+            <w:r>
+              <w:rPr>
+                <w:noProof/>
+              </w:rPr>
+              <w:fldChar w:fldCharType="begin"/>
+            </w:r>
+            <w:r>
+              <w:rPr>
+                <w:noProof/>
+              </w:rPr>
+              <w:instrText xml:space="preserve"> PAGEREF _Toc1021 \h </w:instrText>
+            </w:r>
+            <w:r>
+              <w:rPr>
+                <w:noProof/>
+              </w:rPr>
+              <w:fldChar w:fldCharType="separate"/>
+            </w:r>
+            <w:r>
+              <w:rPr>
+                <w:noProof/>
+              </w:rPr>
+              <w:t>21</w:t>
+            </w:r>
+            <w:r>
+              <w:rPr>
+                <w:noProof/>
+              </w:rPr>
+              <w:fldChar w:fldCharType="end"/>
+            </w:r>
+          </w:hyperlink>
         </w:p>
         <w:p>
           <w:pPr>
@@ -942,26 +1580,55 @@
               <w:tab w:val="right" w:leader="dot" w:pos="9072"/>
             </w:tabs>
             <w:bidi/>
-          </w:pPr>
-          <w:r>
-            <w:rPr>
-              <w:noProof/>
-              <w:rtl/>
-            </w:rPr>
-            <w:t xml:space="preserve">أخلاقيات البحث</w:t>
-          </w:r>
-          <w:r>
             <w:rPr>
               <w:noProof/>
             </w:rPr>
-            <w:tab/>
-          </w:r>
-          <w:r>
-            <w:rPr>
-              <w:noProof/>
-            </w:rPr>
-            <w:t>21</w:t>
-          </w:r>
+          </w:pPr>
+          <w:hyperlink w:anchor="_Toc1022" w:history="1">
+            <w:r>
+              <w:rPr>
+                <w:noProof/>
+                <w:rtl/>
+              </w:rPr>
+              <w:t xml:space="preserve">أخلاقيات البحث</w:t>
+            </w:r>
+            <w:r>
+              <w:rPr>
+                <w:noProof/>
+              </w:rPr>
+              <w:tab/>
+            </w:r>
+            <w:r>
+              <w:rPr>
+                <w:noProof/>
+              </w:rPr>
+              <w:fldChar w:fldCharType="begin"/>
+            </w:r>
+            <w:r>
+              <w:rPr>
+                <w:noProof/>
+              </w:rPr>
+              <w:instrText xml:space="preserve"> PAGEREF _Toc1022 \h </w:instrText>
+            </w:r>
+            <w:r>
+              <w:rPr>
+                <w:noProof/>
+              </w:rPr>
+              <w:fldChar w:fldCharType="separate"/>
+            </w:r>
+            <w:r>
+              <w:rPr>
+                <w:noProof/>
+              </w:rPr>
+              <w:t>21</w:t>
+            </w:r>
+            <w:r>
+              <w:rPr>
+                <w:noProof/>
+              </w:rPr>
+              <w:fldChar w:fldCharType="end"/>
+            </w:r>
+          </w:hyperlink>
         </w:p>
         <w:p>
           <w:pPr>
@@ -970,26 +1637,55 @@
               <w:tab w:val="right" w:leader="dot" w:pos="9072"/>
             </w:tabs>
             <w:bidi/>
-          </w:pPr>
-          <w:r>
-            <w:rPr>
-              <w:noProof/>
-              <w:rtl/>
-            </w:rPr>
-            <w:t xml:space="preserve">مصداقية البحث ومحدداته المنهجية</w:t>
-          </w:r>
-          <w:r>
             <w:rPr>
               <w:noProof/>
             </w:rPr>
-            <w:tab/>
-          </w:r>
-          <w:r>
-            <w:rPr>
-              <w:noProof/>
-            </w:rPr>
-            <w:t>22</w:t>
-          </w:r>
+          </w:pPr>
+          <w:hyperlink w:anchor="_Toc1023" w:history="1">
+            <w:r>
+              <w:rPr>
+                <w:noProof/>
+                <w:rtl/>
+              </w:rPr>
+              <w:t xml:space="preserve">مصداقية البحث ومحدداته المنهجية</w:t>
+            </w:r>
+            <w:r>
+              <w:rPr>
+                <w:noProof/>
+              </w:rPr>
+              <w:tab/>
+            </w:r>
+            <w:r>
+              <w:rPr>
+                <w:noProof/>
+              </w:rPr>
+              <w:fldChar w:fldCharType="begin"/>
+            </w:r>
+            <w:r>
+              <w:rPr>
+                <w:noProof/>
+              </w:rPr>
+              <w:instrText xml:space="preserve"> PAGEREF _Toc1023 \h </w:instrText>
+            </w:r>
+            <w:r>
+              <w:rPr>
+                <w:noProof/>
+              </w:rPr>
+              <w:fldChar w:fldCharType="separate"/>
+            </w:r>
+            <w:r>
+              <w:rPr>
+                <w:noProof/>
+              </w:rPr>
+              <w:t>22</w:t>
+            </w:r>
+            <w:r>
+              <w:rPr>
+                <w:noProof/>
+              </w:rPr>
+              <w:fldChar w:fldCharType="end"/>
+            </w:r>
+          </w:hyperlink>
         </w:p>
         <w:p>
           <w:pPr>
@@ -998,26 +1694,55 @@
               <w:tab w:val="right" w:leader="dot" w:pos="9072"/>
             </w:tabs>
             <w:bidi/>
-          </w:pPr>
-          <w:r>
-            <w:rPr>
-              <w:noProof/>
-              <w:rtl/>
-            </w:rPr>
-            <w:t xml:space="preserve">النتائج</w:t>
-          </w:r>
-          <w:r>
             <w:rPr>
               <w:noProof/>
             </w:rPr>
-            <w:tab/>
-          </w:r>
-          <w:r>
-            <w:rPr>
-              <w:noProof/>
-            </w:rPr>
-            <w:t>23</w:t>
-          </w:r>
+          </w:pPr>
+          <w:hyperlink w:anchor="_Toc1024" w:history="1">
+            <w:r>
+              <w:rPr>
+                <w:noProof/>
+                <w:rtl/>
+              </w:rPr>
+              <w:t xml:space="preserve">النتائج</w:t>
+            </w:r>
+            <w:r>
+              <w:rPr>
+                <w:noProof/>
+              </w:rPr>
+              <w:tab/>
+            </w:r>
+            <w:r>
+              <w:rPr>
+                <w:noProof/>
+              </w:rPr>
+              <w:fldChar w:fldCharType="begin"/>
+            </w:r>
+            <w:r>
+              <w:rPr>
+                <w:noProof/>
+              </w:rPr>
+              <w:instrText xml:space="preserve"> PAGEREF _Toc1024 \h </w:instrText>
+            </w:r>
+            <w:r>
+              <w:rPr>
+                <w:noProof/>
+              </w:rPr>
+              <w:fldChar w:fldCharType="separate"/>
+            </w:r>
+            <w:r>
+              <w:rPr>
+                <w:noProof/>
+              </w:rPr>
+              <w:t>23</w:t>
+            </w:r>
+            <w:r>
+              <w:rPr>
+                <w:noProof/>
+              </w:rPr>
+              <w:fldChar w:fldCharType="end"/>
+            </w:r>
+          </w:hyperlink>
         </w:p>
         <w:p>
           <w:pPr>
@@ -1026,26 +1751,55 @@
               <w:tab w:val="right" w:leader="dot" w:pos="9072"/>
             </w:tabs>
             <w:bidi/>
-          </w:pPr>
-          <w:r>
-            <w:rPr>
-              <w:noProof/>
-              <w:rtl/>
-            </w:rPr>
-            <w:t xml:space="preserve">المحور الأول: الأساليب التربوية لتعزيز السلوك الإيجابي</w:t>
-          </w:r>
-          <w:r>
             <w:rPr>
               <w:noProof/>
             </w:rPr>
-            <w:tab/>
-          </w:r>
-          <w:r>
-            <w:rPr>
-              <w:noProof/>
-            </w:rPr>
-            <w:t>23</w:t>
-          </w:r>
+          </w:pPr>
+          <w:hyperlink w:anchor="_Toc1025" w:history="1">
+            <w:r>
+              <w:rPr>
+                <w:noProof/>
+                <w:rtl/>
+              </w:rPr>
+              <w:t xml:space="preserve">المحور الأول: الأساليب التربوية لتعزيز السلوك الإيجابي</w:t>
+            </w:r>
+            <w:r>
+              <w:rPr>
+                <w:noProof/>
+              </w:rPr>
+              <w:tab/>
+            </w:r>
+            <w:r>
+              <w:rPr>
+                <w:noProof/>
+              </w:rPr>
+              <w:fldChar w:fldCharType="begin"/>
+            </w:r>
+            <w:r>
+              <w:rPr>
+                <w:noProof/>
+              </w:rPr>
+              <w:instrText xml:space="preserve"> PAGEREF _Toc1025 \h </w:instrText>
+            </w:r>
+            <w:r>
+              <w:rPr>
+                <w:noProof/>
+              </w:rPr>
+              <w:fldChar w:fldCharType="separate"/>
+            </w:r>
+            <w:r>
+              <w:rPr>
+                <w:noProof/>
+              </w:rPr>
+              <w:t>23</w:t>
+            </w:r>
+            <w:r>
+              <w:rPr>
+                <w:noProof/>
+              </w:rPr>
+              <w:fldChar w:fldCharType="end"/>
+            </w:r>
+          </w:hyperlink>
         </w:p>
         <w:p>
           <w:pPr>
@@ -1054,26 +1808,55 @@
               <w:tab w:val="right" w:leader="dot" w:pos="9072"/>
             </w:tabs>
             <w:bidi/>
-          </w:pPr>
-          <w:r>
-            <w:rPr>
-              <w:noProof/>
-              <w:rtl/>
-            </w:rPr>
-            <w:t xml:space="preserve">المحور الثاني: تنظيم بيئة الروضة الداعمة للانضباط وتقليل السلوكيات السلبية</w:t>
-          </w:r>
-          <w:r>
             <w:rPr>
               <w:noProof/>
             </w:rPr>
-            <w:tab/>
-          </w:r>
-          <w:r>
-            <w:rPr>
-              <w:noProof/>
-            </w:rPr>
-            <w:t>26</w:t>
-          </w:r>
+          </w:pPr>
+          <w:hyperlink w:anchor="_Toc1026" w:history="1">
+            <w:r>
+              <w:rPr>
+                <w:noProof/>
+                <w:rtl/>
+              </w:rPr>
+              <w:t xml:space="preserve">المحور الثاني: تنظيم بيئة الروضة الداعمة للانضباط وتقليل السلوكيات السلبية</w:t>
+            </w:r>
+            <w:r>
+              <w:rPr>
+                <w:noProof/>
+              </w:rPr>
+              <w:tab/>
+            </w:r>
+            <w:r>
+              <w:rPr>
+                <w:noProof/>
+              </w:rPr>
+              <w:fldChar w:fldCharType="begin"/>
+            </w:r>
+            <w:r>
+              <w:rPr>
+                <w:noProof/>
+              </w:rPr>
+              <w:instrText xml:space="preserve"> PAGEREF _Toc1026 \h </w:instrText>
+            </w:r>
+            <w:r>
+              <w:rPr>
+                <w:noProof/>
+              </w:rPr>
+              <w:fldChar w:fldCharType="separate"/>
+            </w:r>
+            <w:r>
+              <w:rPr>
+                <w:noProof/>
+              </w:rPr>
+              <w:t>26</w:t>
+            </w:r>
+            <w:r>
+              <w:rPr>
+                <w:noProof/>
+              </w:rPr>
+              <w:fldChar w:fldCharType="end"/>
+            </w:r>
+          </w:hyperlink>
         </w:p>
         <w:p>
           <w:pPr>
@@ -1082,26 +1865,55 @@
               <w:tab w:val="right" w:leader="dot" w:pos="9072"/>
             </w:tabs>
             <w:bidi/>
-          </w:pPr>
-          <w:r>
-            <w:rPr>
-              <w:noProof/>
-              <w:rtl/>
-            </w:rPr>
-            <w:t xml:space="preserve">المحور الثالث: العلاقة بين المعلّمة والأطفال وأثرها على الانضباط</w:t>
-          </w:r>
-          <w:r>
             <w:rPr>
               <w:noProof/>
             </w:rPr>
-            <w:tab/>
-          </w:r>
-          <w:r>
-            <w:rPr>
-              <w:noProof/>
-            </w:rPr>
-            <w:t>28</w:t>
-          </w:r>
+          </w:pPr>
+          <w:hyperlink w:anchor="_Toc1027" w:history="1">
+            <w:r>
+              <w:rPr>
+                <w:noProof/>
+                <w:rtl/>
+              </w:rPr>
+              <w:t xml:space="preserve">المحور الثالث: العلاقة بين المعلّمة والأطفال وأثرها على الانضباط</w:t>
+            </w:r>
+            <w:r>
+              <w:rPr>
+                <w:noProof/>
+              </w:rPr>
+              <w:tab/>
+            </w:r>
+            <w:r>
+              <w:rPr>
+                <w:noProof/>
+              </w:rPr>
+              <w:fldChar w:fldCharType="begin"/>
+            </w:r>
+            <w:r>
+              <w:rPr>
+                <w:noProof/>
+              </w:rPr>
+              <w:instrText xml:space="preserve"> PAGEREF _Toc1027 \h </w:instrText>
+            </w:r>
+            <w:r>
+              <w:rPr>
+                <w:noProof/>
+              </w:rPr>
+              <w:fldChar w:fldCharType="separate"/>
+            </w:r>
+            <w:r>
+              <w:rPr>
+                <w:noProof/>
+              </w:rPr>
+              <w:t>28</w:t>
+            </w:r>
+            <w:r>
+              <w:rPr>
+                <w:noProof/>
+              </w:rPr>
+              <w:fldChar w:fldCharType="end"/>
+            </w:r>
+          </w:hyperlink>
         </w:p>
         <w:p>
           <w:pPr>
@@ -1110,26 +1922,55 @@
               <w:tab w:val="right" w:leader="dot" w:pos="9072"/>
             </w:tabs>
             <w:bidi/>
-          </w:pPr>
-          <w:r>
-            <w:rPr>
-              <w:noProof/>
-              <w:rtl/>
-            </w:rPr>
-            <w:t xml:space="preserve">ملخص النتائج</w:t>
-          </w:r>
-          <w:r>
             <w:rPr>
               <w:noProof/>
             </w:rPr>
-            <w:tab/>
-          </w:r>
-          <w:r>
-            <w:rPr>
-              <w:noProof/>
-            </w:rPr>
-            <w:t>31</w:t>
-          </w:r>
+          </w:pPr>
+          <w:hyperlink w:anchor="_Toc1028" w:history="1">
+            <w:r>
+              <w:rPr>
+                <w:noProof/>
+                <w:rtl/>
+              </w:rPr>
+              <w:t xml:space="preserve">ملخص النتائج</w:t>
+            </w:r>
+            <w:r>
+              <w:rPr>
+                <w:noProof/>
+              </w:rPr>
+              <w:tab/>
+            </w:r>
+            <w:r>
+              <w:rPr>
+                <w:noProof/>
+              </w:rPr>
+              <w:fldChar w:fldCharType="begin"/>
+            </w:r>
+            <w:r>
+              <w:rPr>
+                <w:noProof/>
+              </w:rPr>
+              <w:instrText xml:space="preserve"> PAGEREF _Toc1028 \h </w:instrText>
+            </w:r>
+            <w:r>
+              <w:rPr>
+                <w:noProof/>
+              </w:rPr>
+              <w:fldChar w:fldCharType="separate"/>
+            </w:r>
+            <w:r>
+              <w:rPr>
+                <w:noProof/>
+              </w:rPr>
+              <w:t>31</w:t>
+            </w:r>
+            <w:r>
+              <w:rPr>
+                <w:noProof/>
+              </w:rPr>
+              <w:fldChar w:fldCharType="end"/>
+            </w:r>
+          </w:hyperlink>
         </w:p>
         <w:p>
           <w:pPr>
@@ -1138,26 +1979,55 @@
               <w:tab w:val="right" w:leader="dot" w:pos="9072"/>
             </w:tabs>
             <w:bidi/>
-          </w:pPr>
-          <w:r>
-            <w:rPr>
-              <w:noProof/>
-              <w:rtl/>
-            </w:rPr>
-            <w:t xml:space="preserve">مناقشة النتائج واستنتاج</w:t>
-          </w:r>
-          <w:r>
             <w:rPr>
               <w:noProof/>
             </w:rPr>
-            <w:tab/>
-          </w:r>
-          <w:r>
-            <w:rPr>
-              <w:noProof/>
-            </w:rPr>
-            <w:t>33</w:t>
-          </w:r>
+          </w:pPr>
+          <w:hyperlink w:anchor="_Toc1029" w:history="1">
+            <w:r>
+              <w:rPr>
+                <w:noProof/>
+                <w:rtl/>
+              </w:rPr>
+              <w:t xml:space="preserve">مناقشة النتائج واستنتاج</w:t>
+            </w:r>
+            <w:r>
+              <w:rPr>
+                <w:noProof/>
+              </w:rPr>
+              <w:tab/>
+            </w:r>
+            <w:r>
+              <w:rPr>
+                <w:noProof/>
+              </w:rPr>
+              <w:fldChar w:fldCharType="begin"/>
+            </w:r>
+            <w:r>
+              <w:rPr>
+                <w:noProof/>
+              </w:rPr>
+              <w:instrText xml:space="preserve"> PAGEREF _Toc1029 \h </w:instrText>
+            </w:r>
+            <w:r>
+              <w:rPr>
+                <w:noProof/>
+              </w:rPr>
+              <w:fldChar w:fldCharType="separate"/>
+            </w:r>
+            <w:r>
+              <w:rPr>
+                <w:noProof/>
+              </w:rPr>
+              <w:t>33</w:t>
+            </w:r>
+            <w:r>
+              <w:rPr>
+                <w:noProof/>
+              </w:rPr>
+              <w:fldChar w:fldCharType="end"/>
+            </w:r>
+          </w:hyperlink>
         </w:p>
         <w:p>
           <w:pPr>
@@ -1166,26 +2036,55 @@
               <w:tab w:val="right" w:leader="dot" w:pos="9072"/>
             </w:tabs>
             <w:bidi/>
-          </w:pPr>
-          <w:r>
-            <w:rPr>
-              <w:noProof/>
-              <w:rtl/>
-            </w:rPr>
-            <w:t xml:space="preserve">مناقشة المحور الأول: الأساليب التربوية لتعزيز السلوك الإيجابي</w:t>
-          </w:r>
-          <w:r>
             <w:rPr>
               <w:noProof/>
             </w:rPr>
-            <w:tab/>
-          </w:r>
-          <w:r>
-            <w:rPr>
-              <w:noProof/>
-            </w:rPr>
-            <w:t>33</w:t>
-          </w:r>
+          </w:pPr>
+          <w:hyperlink w:anchor="_Toc1030" w:history="1">
+            <w:r>
+              <w:rPr>
+                <w:noProof/>
+                <w:rtl/>
+              </w:rPr>
+              <w:t xml:space="preserve">مناقشة المحور الأول: الأساليب التربوية لتعزيز السلوك الإيجابي</w:t>
+            </w:r>
+            <w:r>
+              <w:rPr>
+                <w:noProof/>
+              </w:rPr>
+              <w:tab/>
+            </w:r>
+            <w:r>
+              <w:rPr>
+                <w:noProof/>
+              </w:rPr>
+              <w:fldChar w:fldCharType="begin"/>
+            </w:r>
+            <w:r>
+              <w:rPr>
+                <w:noProof/>
+              </w:rPr>
+              <w:instrText xml:space="preserve"> PAGEREF _Toc1030 \h </w:instrText>
+            </w:r>
+            <w:r>
+              <w:rPr>
+                <w:noProof/>
+              </w:rPr>
+              <w:fldChar w:fldCharType="separate"/>
+            </w:r>
+            <w:r>
+              <w:rPr>
+                <w:noProof/>
+              </w:rPr>
+              <w:t>33</w:t>
+            </w:r>
+            <w:r>
+              <w:rPr>
+                <w:noProof/>
+              </w:rPr>
+              <w:fldChar w:fldCharType="end"/>
+            </w:r>
+          </w:hyperlink>
         </w:p>
         <w:p>
           <w:pPr>
@@ -1194,26 +2093,55 @@
               <w:tab w:val="right" w:leader="dot" w:pos="9072"/>
             </w:tabs>
             <w:bidi/>
-          </w:pPr>
-          <w:r>
-            <w:rPr>
-              <w:noProof/>
-              <w:rtl/>
-            </w:rPr>
-            <w:t xml:space="preserve">مناقشة المحور الثاني: تنظيم بيئة الروضة</w:t>
-          </w:r>
-          <w:r>
             <w:rPr>
               <w:noProof/>
             </w:rPr>
-            <w:tab/>
-          </w:r>
-          <w:r>
-            <w:rPr>
-              <w:noProof/>
-            </w:rPr>
-            <w:t>34</w:t>
-          </w:r>
+          </w:pPr>
+          <w:hyperlink w:anchor="_Toc1031" w:history="1">
+            <w:r>
+              <w:rPr>
+                <w:noProof/>
+                <w:rtl/>
+              </w:rPr>
+              <w:t xml:space="preserve">مناقشة المحور الثاني: تنظيم بيئة الروضة</w:t>
+            </w:r>
+            <w:r>
+              <w:rPr>
+                <w:noProof/>
+              </w:rPr>
+              <w:tab/>
+            </w:r>
+            <w:r>
+              <w:rPr>
+                <w:noProof/>
+              </w:rPr>
+              <w:fldChar w:fldCharType="begin"/>
+            </w:r>
+            <w:r>
+              <w:rPr>
+                <w:noProof/>
+              </w:rPr>
+              <w:instrText xml:space="preserve"> PAGEREF _Toc1031 \h </w:instrText>
+            </w:r>
+            <w:r>
+              <w:rPr>
+                <w:noProof/>
+              </w:rPr>
+              <w:fldChar w:fldCharType="separate"/>
+            </w:r>
+            <w:r>
+              <w:rPr>
+                <w:noProof/>
+              </w:rPr>
+              <w:t>34</w:t>
+            </w:r>
+            <w:r>
+              <w:rPr>
+                <w:noProof/>
+              </w:rPr>
+              <w:fldChar w:fldCharType="end"/>
+            </w:r>
+          </w:hyperlink>
         </w:p>
         <w:p>
           <w:pPr>
@@ -1222,26 +2150,55 @@
               <w:tab w:val="right" w:leader="dot" w:pos="9072"/>
             </w:tabs>
             <w:bidi/>
-          </w:pPr>
-          <w:r>
-            <w:rPr>
-              <w:noProof/>
-              <w:rtl/>
-            </w:rPr>
-            <w:t xml:space="preserve">مناقشة المحور الثالث: العلاقة بين المعلمة والأطفال</w:t>
-          </w:r>
-          <w:r>
             <w:rPr>
               <w:noProof/>
             </w:rPr>
-            <w:tab/>
-          </w:r>
-          <w:r>
-            <w:rPr>
-              <w:noProof/>
-            </w:rPr>
-            <w:t>35</w:t>
-          </w:r>
+          </w:pPr>
+          <w:hyperlink w:anchor="_Toc1032" w:history="1">
+            <w:r>
+              <w:rPr>
+                <w:noProof/>
+                <w:rtl/>
+              </w:rPr>
+              <w:t xml:space="preserve">مناقشة المحور الثالث: العلاقة بين المعلمة والأطفال</w:t>
+            </w:r>
+            <w:r>
+              <w:rPr>
+                <w:noProof/>
+              </w:rPr>
+              <w:tab/>
+            </w:r>
+            <w:r>
+              <w:rPr>
+                <w:noProof/>
+              </w:rPr>
+              <w:fldChar w:fldCharType="begin"/>
+            </w:r>
+            <w:r>
+              <w:rPr>
+                <w:noProof/>
+              </w:rPr>
+              <w:instrText xml:space="preserve"> PAGEREF _Toc1032 \h </w:instrText>
+            </w:r>
+            <w:r>
+              <w:rPr>
+                <w:noProof/>
+              </w:rPr>
+              <w:fldChar w:fldCharType="separate"/>
+            </w:r>
+            <w:r>
+              <w:rPr>
+                <w:noProof/>
+              </w:rPr>
+              <w:t>35</w:t>
+            </w:r>
+            <w:r>
+              <w:rPr>
+                <w:noProof/>
+              </w:rPr>
+              <w:fldChar w:fldCharType="end"/>
+            </w:r>
+          </w:hyperlink>
         </w:p>
         <w:p>
           <w:pPr>
@@ -1250,26 +2207,55 @@
               <w:tab w:val="right" w:leader="dot" w:pos="9072"/>
             </w:tabs>
             <w:bidi/>
-          </w:pPr>
-          <w:r>
-            <w:rPr>
-              <w:noProof/>
-              <w:rtl/>
-            </w:rPr>
-            <w:t xml:space="preserve">قراءة تكاملية: دور المعلمة كنظام لا كأسلوب</w:t>
-          </w:r>
-          <w:r>
             <w:rPr>
               <w:noProof/>
             </w:rPr>
-            <w:tab/>
-          </w:r>
-          <w:r>
-            <w:rPr>
-              <w:noProof/>
-            </w:rPr>
-            <w:t>35</w:t>
-          </w:r>
+          </w:pPr>
+          <w:hyperlink w:anchor="_Toc1033" w:history="1">
+            <w:r>
+              <w:rPr>
+                <w:noProof/>
+                <w:rtl/>
+              </w:rPr>
+              <w:t xml:space="preserve">قراءة تكاملية: دور المعلمة كنظام لا كأسلوب</w:t>
+            </w:r>
+            <w:r>
+              <w:rPr>
+                <w:noProof/>
+              </w:rPr>
+              <w:tab/>
+            </w:r>
+            <w:r>
+              <w:rPr>
+                <w:noProof/>
+              </w:rPr>
+              <w:fldChar w:fldCharType="begin"/>
+            </w:r>
+            <w:r>
+              <w:rPr>
+                <w:noProof/>
+              </w:rPr>
+              <w:instrText xml:space="preserve"> PAGEREF _Toc1033 \h </w:instrText>
+            </w:r>
+            <w:r>
+              <w:rPr>
+                <w:noProof/>
+              </w:rPr>
+              <w:fldChar w:fldCharType="separate"/>
+            </w:r>
+            <w:r>
+              <w:rPr>
+                <w:noProof/>
+              </w:rPr>
+              <w:t>35</w:t>
+            </w:r>
+            <w:r>
+              <w:rPr>
+                <w:noProof/>
+              </w:rPr>
+              <w:fldChar w:fldCharType="end"/>
+            </w:r>
+          </w:hyperlink>
         </w:p>
         <w:p>
           <w:pPr>
@@ -1278,26 +2264,55 @@
               <w:tab w:val="right" w:leader="dot" w:pos="9072"/>
             </w:tabs>
             <w:bidi/>
-          </w:pPr>
-          <w:r>
-            <w:rPr>
-              <w:noProof/>
-              <w:rtl/>
-            </w:rPr>
-            <w:t xml:space="preserve">استنتاجات البحث</w:t>
-          </w:r>
-          <w:r>
             <w:rPr>
               <w:noProof/>
             </w:rPr>
-            <w:tab/>
-          </w:r>
-          <w:r>
-            <w:rPr>
-              <w:noProof/>
-            </w:rPr>
-            <w:t>36</w:t>
-          </w:r>
+          </w:pPr>
+          <w:hyperlink w:anchor="_Toc1034" w:history="1">
+            <w:r>
+              <w:rPr>
+                <w:noProof/>
+                <w:rtl/>
+              </w:rPr>
+              <w:t xml:space="preserve">استنتاجات البحث</w:t>
+            </w:r>
+            <w:r>
+              <w:rPr>
+                <w:noProof/>
+              </w:rPr>
+              <w:tab/>
+            </w:r>
+            <w:r>
+              <w:rPr>
+                <w:noProof/>
+              </w:rPr>
+              <w:fldChar w:fldCharType="begin"/>
+            </w:r>
+            <w:r>
+              <w:rPr>
+                <w:noProof/>
+              </w:rPr>
+              <w:instrText xml:space="preserve"> PAGEREF _Toc1034 \h </w:instrText>
+            </w:r>
+            <w:r>
+              <w:rPr>
+                <w:noProof/>
+              </w:rPr>
+              <w:fldChar w:fldCharType="separate"/>
+            </w:r>
+            <w:r>
+              <w:rPr>
+                <w:noProof/>
+              </w:rPr>
+              <w:t>36</w:t>
+            </w:r>
+            <w:r>
+              <w:rPr>
+                <w:noProof/>
+              </w:rPr>
+              <w:fldChar w:fldCharType="end"/>
+            </w:r>
+          </w:hyperlink>
         </w:p>
         <w:p>
           <w:pPr>
@@ -1306,26 +2321,55 @@
               <w:tab w:val="right" w:leader="dot" w:pos="9072"/>
             </w:tabs>
             <w:bidi/>
-          </w:pPr>
-          <w:r>
-            <w:rPr>
-              <w:noProof/>
-              <w:rtl/>
-            </w:rPr>
-            <w:t xml:space="preserve">التوصيات</w:t>
-          </w:r>
-          <w:r>
             <w:rPr>
               <w:noProof/>
             </w:rPr>
-            <w:tab/>
-          </w:r>
-          <w:r>
-            <w:rPr>
-              <w:noProof/>
-            </w:rPr>
-            <w:t>36</w:t>
-          </w:r>
+          </w:pPr>
+          <w:hyperlink w:anchor="_Toc1035" w:history="1">
+            <w:r>
+              <w:rPr>
+                <w:noProof/>
+                <w:rtl/>
+              </w:rPr>
+              <w:t xml:space="preserve">التوصيات</w:t>
+            </w:r>
+            <w:r>
+              <w:rPr>
+                <w:noProof/>
+              </w:rPr>
+              <w:tab/>
+            </w:r>
+            <w:r>
+              <w:rPr>
+                <w:noProof/>
+              </w:rPr>
+              <w:fldChar w:fldCharType="begin"/>
+            </w:r>
+            <w:r>
+              <w:rPr>
+                <w:noProof/>
+              </w:rPr>
+              <w:instrText xml:space="preserve"> PAGEREF _Toc1035 \h </w:instrText>
+            </w:r>
+            <w:r>
+              <w:rPr>
+                <w:noProof/>
+              </w:rPr>
+              <w:fldChar w:fldCharType="separate"/>
+            </w:r>
+            <w:r>
+              <w:rPr>
+                <w:noProof/>
+              </w:rPr>
+              <w:t>36</w:t>
+            </w:r>
+            <w:r>
+              <w:rPr>
+                <w:noProof/>
+              </w:rPr>
+              <w:fldChar w:fldCharType="end"/>
+            </w:r>
+          </w:hyperlink>
         </w:p>
         <w:p>
           <w:pPr>
@@ -1334,26 +2378,55 @@
               <w:tab w:val="right" w:leader="dot" w:pos="9072"/>
             </w:tabs>
             <w:bidi/>
-          </w:pPr>
-          <w:r>
-            <w:rPr>
-              <w:noProof/>
-              <w:rtl/>
-            </w:rPr>
-            <w:t xml:space="preserve">محددات البحث</w:t>
-          </w:r>
-          <w:r>
             <w:rPr>
               <w:noProof/>
             </w:rPr>
-            <w:tab/>
-          </w:r>
-          <w:r>
-            <w:rPr>
-              <w:noProof/>
-            </w:rPr>
-            <w:t>37</w:t>
-          </w:r>
+          </w:pPr>
+          <w:hyperlink w:anchor="_Toc1036" w:history="1">
+            <w:r>
+              <w:rPr>
+                <w:noProof/>
+                <w:rtl/>
+              </w:rPr>
+              <w:t xml:space="preserve">محددات البحث</w:t>
+            </w:r>
+            <w:r>
+              <w:rPr>
+                <w:noProof/>
+              </w:rPr>
+              <w:tab/>
+            </w:r>
+            <w:r>
+              <w:rPr>
+                <w:noProof/>
+              </w:rPr>
+              <w:fldChar w:fldCharType="begin"/>
+            </w:r>
+            <w:r>
+              <w:rPr>
+                <w:noProof/>
+              </w:rPr>
+              <w:instrText xml:space="preserve"> PAGEREF _Toc1036 \h </w:instrText>
+            </w:r>
+            <w:r>
+              <w:rPr>
+                <w:noProof/>
+              </w:rPr>
+              <w:fldChar w:fldCharType="separate"/>
+            </w:r>
+            <w:r>
+              <w:rPr>
+                <w:noProof/>
+              </w:rPr>
+              <w:t>37</w:t>
+            </w:r>
+            <w:r>
+              <w:rPr>
+                <w:noProof/>
+              </w:rPr>
+              <w:fldChar w:fldCharType="end"/>
+            </w:r>
+          </w:hyperlink>
         </w:p>
         <w:p>
           <w:pPr>
@@ -1362,26 +2435,55 @@
               <w:tab w:val="right" w:leader="dot" w:pos="9072"/>
             </w:tabs>
             <w:bidi/>
-          </w:pPr>
-          <w:r>
-            <w:rPr>
-              <w:noProof/>
-              <w:rtl/>
-            </w:rPr>
-            <w:t xml:space="preserve">اقتراحات لبحوث مستقبلية</w:t>
-          </w:r>
-          <w:r>
             <w:rPr>
               <w:noProof/>
             </w:rPr>
-            <w:tab/>
-          </w:r>
-          <w:r>
-            <w:rPr>
-              <w:noProof/>
-            </w:rPr>
-            <w:t>37</w:t>
-          </w:r>
+          </w:pPr>
+          <w:hyperlink w:anchor="_Toc1037" w:history="1">
+            <w:r>
+              <w:rPr>
+                <w:noProof/>
+                <w:rtl/>
+              </w:rPr>
+              <w:t xml:space="preserve">اقتراحات لبحوث مستقبلية</w:t>
+            </w:r>
+            <w:r>
+              <w:rPr>
+                <w:noProof/>
+              </w:rPr>
+              <w:tab/>
+            </w:r>
+            <w:r>
+              <w:rPr>
+                <w:noProof/>
+              </w:rPr>
+              <w:fldChar w:fldCharType="begin"/>
+            </w:r>
+            <w:r>
+              <w:rPr>
+                <w:noProof/>
+              </w:rPr>
+              <w:instrText xml:space="preserve"> PAGEREF _Toc1037 \h </w:instrText>
+            </w:r>
+            <w:r>
+              <w:rPr>
+                <w:noProof/>
+              </w:rPr>
+              <w:fldChar w:fldCharType="separate"/>
+            </w:r>
+            <w:r>
+              <w:rPr>
+                <w:noProof/>
+              </w:rPr>
+              <w:t>37</w:t>
+            </w:r>
+            <w:r>
+              <w:rPr>
+                <w:noProof/>
+              </w:rPr>
+              <w:fldChar w:fldCharType="end"/>
+            </w:r>
+          </w:hyperlink>
         </w:p>
         <w:p>
           <w:pPr>
@@ -1390,26 +2492,55 @@
               <w:tab w:val="right" w:leader="dot" w:pos="9072"/>
             </w:tabs>
             <w:bidi/>
-          </w:pPr>
-          <w:r>
-            <w:rPr>
-              <w:noProof/>
-              <w:rtl/>
-            </w:rPr>
-            <w:t xml:space="preserve">قائمة المراجع</w:t>
-          </w:r>
-          <w:r>
             <w:rPr>
               <w:noProof/>
             </w:rPr>
-            <w:tab/>
-          </w:r>
-          <w:r>
-            <w:rPr>
-              <w:noProof/>
-            </w:rPr>
-            <w:t>39</w:t>
-          </w:r>
+          </w:pPr>
+          <w:hyperlink w:anchor="_Toc1038" w:history="1">
+            <w:r>
+              <w:rPr>
+                <w:noProof/>
+                <w:rtl/>
+              </w:rPr>
+              <w:t xml:space="preserve">قائمة المراجع</w:t>
+            </w:r>
+            <w:r>
+              <w:rPr>
+                <w:noProof/>
+              </w:rPr>
+              <w:tab/>
+            </w:r>
+            <w:r>
+              <w:rPr>
+                <w:noProof/>
+              </w:rPr>
+              <w:fldChar w:fldCharType="begin"/>
+            </w:r>
+            <w:r>
+              <w:rPr>
+                <w:noProof/>
+              </w:rPr>
+              <w:instrText xml:space="preserve"> PAGEREF _Toc1038 \h </w:instrText>
+            </w:r>
+            <w:r>
+              <w:rPr>
+                <w:noProof/>
+              </w:rPr>
+              <w:fldChar w:fldCharType="separate"/>
+            </w:r>
+            <w:r>
+              <w:rPr>
+                <w:noProof/>
+              </w:rPr>
+              <w:t>39</w:t>
+            </w:r>
+            <w:r>
+              <w:rPr>
+                <w:noProof/>
+              </w:rPr>
+              <w:fldChar w:fldCharType="end"/>
+            </w:r>
+          </w:hyperlink>
         </w:p>
         <w:p>
           <w:pPr>
@@ -1418,26 +2549,55 @@
               <w:tab w:val="right" w:leader="dot" w:pos="9072"/>
             </w:tabs>
             <w:bidi/>
-          </w:pPr>
-          <w:r>
-            <w:rPr>
-              <w:noProof/>
-              <w:rtl/>
-            </w:rPr>
-            <w:t xml:space="preserve">الملاحق</w:t>
-          </w:r>
-          <w:r>
             <w:rPr>
               <w:noProof/>
             </w:rPr>
-            <w:tab/>
-          </w:r>
-          <w:r>
-            <w:rPr>
-              <w:noProof/>
-            </w:rPr>
-            <w:t>42</w:t>
-          </w:r>
+          </w:pPr>
+          <w:hyperlink w:anchor="_Toc1039" w:history="1">
+            <w:r>
+              <w:rPr>
+                <w:noProof/>
+                <w:rtl/>
+              </w:rPr>
+              <w:t xml:space="preserve">الملاحق</w:t>
+            </w:r>
+            <w:r>
+              <w:rPr>
+                <w:noProof/>
+              </w:rPr>
+              <w:tab/>
+            </w:r>
+            <w:r>
+              <w:rPr>
+                <w:noProof/>
+              </w:rPr>
+              <w:fldChar w:fldCharType="begin"/>
+            </w:r>
+            <w:r>
+              <w:rPr>
+                <w:noProof/>
+              </w:rPr>
+              <w:instrText xml:space="preserve"> PAGEREF _Toc1039 \h </w:instrText>
+            </w:r>
+            <w:r>
+              <w:rPr>
+                <w:noProof/>
+              </w:rPr>
+              <w:fldChar w:fldCharType="separate"/>
+            </w:r>
+            <w:r>
+              <w:rPr>
+                <w:noProof/>
+              </w:rPr>
+              <w:t>42</w:t>
+            </w:r>
+            <w:r>
+              <w:rPr>
+                <w:noProof/>
+              </w:rPr>
+              <w:fldChar w:fldCharType="end"/>
+            </w:r>
+          </w:hyperlink>
         </w:p>
         <w:p>
           <w:pPr>
@@ -1446,26 +2606,55 @@
               <w:tab w:val="right" w:leader="dot" w:pos="9072"/>
             </w:tabs>
             <w:bidi/>
-          </w:pPr>
-          <w:r>
-            <w:rPr>
-              <w:noProof/>
-              <w:rtl/>
-            </w:rPr>
-            <w:t xml:space="preserve">الملحق رقم (1): أسئلة المقابلة شبه المنظمة</w:t>
-          </w:r>
-          <w:r>
             <w:rPr>
               <w:noProof/>
             </w:rPr>
-            <w:tab/>
-          </w:r>
-          <w:r>
-            <w:rPr>
-              <w:noProof/>
-            </w:rPr>
-            <w:t>42</w:t>
-          </w:r>
+          </w:pPr>
+          <w:hyperlink w:anchor="_Toc1040" w:history="1">
+            <w:r>
+              <w:rPr>
+                <w:noProof/>
+                <w:rtl/>
+              </w:rPr>
+              <w:t xml:space="preserve">الملحق رقم (1): أسئلة المقابلة شبه المنظمة</w:t>
+            </w:r>
+            <w:r>
+              <w:rPr>
+                <w:noProof/>
+              </w:rPr>
+              <w:tab/>
+            </w:r>
+            <w:r>
+              <w:rPr>
+                <w:noProof/>
+              </w:rPr>
+              <w:fldChar w:fldCharType="begin"/>
+            </w:r>
+            <w:r>
+              <w:rPr>
+                <w:noProof/>
+              </w:rPr>
+              <w:instrText xml:space="preserve"> PAGEREF _Toc1040 \h </w:instrText>
+            </w:r>
+            <w:r>
+              <w:rPr>
+                <w:noProof/>
+              </w:rPr>
+              <w:fldChar w:fldCharType="separate"/>
+            </w:r>
+            <w:r>
+              <w:rPr>
+                <w:noProof/>
+              </w:rPr>
+              <w:t>42</w:t>
+            </w:r>
+            <w:r>
+              <w:rPr>
+                <w:noProof/>
+              </w:rPr>
+              <w:fldChar w:fldCharType="end"/>
+            </w:r>
+          </w:hyperlink>
         </w:p>
         <w:p>
           <w:pPr>
@@ -1474,26 +2663,55 @@
               <w:tab w:val="right" w:leader="dot" w:pos="9072"/>
             </w:tabs>
             <w:bidi/>
-          </w:pPr>
-          <w:r>
-            <w:rPr>
-              <w:noProof/>
-              <w:rtl/>
-            </w:rPr>
-            <w:t xml:space="preserve">الملحق رقم (2): تفريغ المقابلات</w:t>
-          </w:r>
-          <w:r>
             <w:rPr>
               <w:noProof/>
             </w:rPr>
-            <w:tab/>
-          </w:r>
-          <w:r>
-            <w:rPr>
-              <w:noProof/>
-            </w:rPr>
-            <w:t>42</w:t>
-          </w:r>
+          </w:pPr>
+          <w:hyperlink w:anchor="_Toc1041" w:history="1">
+            <w:r>
+              <w:rPr>
+                <w:noProof/>
+                <w:rtl/>
+              </w:rPr>
+              <w:t xml:space="preserve">الملحق رقم (2): تفريغ المقابلات</w:t>
+            </w:r>
+            <w:r>
+              <w:rPr>
+                <w:noProof/>
+              </w:rPr>
+              <w:tab/>
+            </w:r>
+            <w:r>
+              <w:rPr>
+                <w:noProof/>
+              </w:rPr>
+              <w:fldChar w:fldCharType="begin"/>
+            </w:r>
+            <w:r>
+              <w:rPr>
+                <w:noProof/>
+              </w:rPr>
+              <w:instrText xml:space="preserve"> PAGEREF _Toc1041 \h </w:instrText>
+            </w:r>
+            <w:r>
+              <w:rPr>
+                <w:noProof/>
+              </w:rPr>
+              <w:fldChar w:fldCharType="separate"/>
+            </w:r>
+            <w:r>
+              <w:rPr>
+                <w:noProof/>
+              </w:rPr>
+              <w:t>42</w:t>
+            </w:r>
+            <w:r>
+              <w:rPr>
+                <w:noProof/>
+              </w:rPr>
+              <w:fldChar w:fldCharType="end"/>
+            </w:r>
+          </w:hyperlink>
         </w:p>
         <w:p>
           <w:r>
@@ -1521,6 +2739,7 @@
         <w:spacing w:after="160" w:before="0" w:line="360"/>
         <w:jc w:val="right"/>
       </w:pPr>
+      <w:bookmarkStart w:id="1000" w:name="_Toc1000"/>
       <w:r>
         <w:rPr>
           <w:rFonts w:ascii="Arial" w:cs="Arial" w:eastAsia="Arial" w:hAnsi="Arial"/>
@@ -1534,6 +2753,7 @@
         </w:rPr>
         <w:t xml:space="preserve">ملخص البحث</w:t>
       </w:r>
+      <w:bookmarkEnd w:id="1000"/>
     </w:p>
     <w:p>
       <w:pPr>
@@ -1589,6 +2809,7 @@
         <w:spacing w:after="160" w:before="0" w:line="360"/>
         <w:jc w:val="right"/>
       </w:pPr>
+      <w:bookmarkStart w:id="1001" w:name="_Toc1001"/>
       <w:r>
         <w:rPr>
           <w:rFonts w:ascii="Arial" w:cs="Arial" w:eastAsia="Arial" w:hAnsi="Arial"/>
@@ -1602,6 +2823,7 @@
         </w:rPr>
         <w:t xml:space="preserve">المقدمة</w:t>
       </w:r>
+      <w:bookmarkEnd w:id="1001"/>
     </w:p>
     <w:p>
       <w:pPr>
@@ -1713,6 +2935,7 @@
         <w:spacing w:after="160" w:before="0" w:line="360"/>
         <w:jc w:val="right"/>
       </w:pPr>
+      <w:bookmarkStart w:id="1002" w:name="_Toc1002"/>
       <w:r>
         <w:rPr>
           <w:rFonts w:ascii="Arial" w:cs="Arial" w:eastAsia="Arial" w:hAnsi="Arial"/>
@@ -1726,6 +2949,7 @@
         </w:rPr>
         <w:t xml:space="preserve">مسألة البحث وأهدافه</w:t>
       </w:r>
+      <w:bookmarkEnd w:id="1002"/>
     </w:p>
     <w:p>
       <w:pPr>
@@ -1734,6 +2958,7 @@
         <w:spacing w:after="160" w:before="240" w:line="360"/>
         <w:jc w:val="right"/>
       </w:pPr>
+      <w:bookmarkStart w:id="1003" w:name="_Toc1003"/>
       <w:r>
         <w:rPr>
           <w:rFonts w:ascii="Arial" w:cs="Arial" w:eastAsia="Arial" w:hAnsi="Arial"/>
@@ -1747,6 +2972,7 @@
         </w:rPr>
         <w:t xml:space="preserve">مسألة البحث</w:t>
       </w:r>
+      <w:bookmarkEnd w:id="1003"/>
     </w:p>
     <w:p>
       <w:pPr>
@@ -1772,6 +2998,7 @@
         <w:spacing w:after="160" w:before="240" w:line="360"/>
         <w:jc w:val="right"/>
       </w:pPr>
+      <w:bookmarkStart w:id="1004" w:name="_Toc1004"/>
       <w:r>
         <w:rPr>
           <w:rFonts w:ascii="Arial" w:cs="Arial" w:eastAsia="Arial" w:hAnsi="Arial"/>
@@ -1785,6 +3012,7 @@
         </w:rPr>
         <w:t xml:space="preserve">أهداف البحث</w:t>
       </w:r>
+      <w:bookmarkEnd w:id="1004"/>
     </w:p>
     <w:p>
       <w:pPr>
@@ -1881,6 +3109,7 @@
         <w:spacing w:after="160" w:before="240" w:line="360"/>
         <w:jc w:val="right"/>
       </w:pPr>
+      <w:bookmarkStart w:id="1005" w:name="_Toc1005"/>
       <w:r>
         <w:rPr>
           <w:rFonts w:ascii="Arial" w:cs="Arial" w:eastAsia="Arial" w:hAnsi="Arial"/>
@@ -1894,6 +3123,7 @@
         </w:rPr>
         <w:t xml:space="preserve">محاور البحث</w:t>
       </w:r>
+      <w:bookmarkEnd w:id="1005"/>
     </w:p>
     <w:p>
       <w:pPr>
@@ -2021,6 +3251,7 @@
         <w:spacing w:after="160" w:before="240" w:line="360"/>
         <w:jc w:val="right"/>
       </w:pPr>
+      <w:bookmarkStart w:id="1006" w:name="_Toc1006"/>
       <w:r>
         <w:rPr>
           <w:rFonts w:ascii="Arial" w:cs="Arial" w:eastAsia="Arial" w:hAnsi="Arial"/>
@@ -2034,6 +3265,7 @@
         </w:rPr>
         <w:t xml:space="preserve">مصطلحات البحث</w:t>
       </w:r>
+      <w:bookmarkEnd w:id="1006"/>
     </w:p>
     <w:p>
       <w:pPr>
@@ -2188,6 +3420,7 @@
         <w:spacing w:after="160" w:before="0" w:line="360"/>
         <w:jc w:val="right"/>
       </w:pPr>
+      <w:bookmarkStart w:id="1007" w:name="_Toc1007"/>
       <w:r>
         <w:rPr>
           <w:rFonts w:ascii="Arial" w:cs="Arial" w:eastAsia="Arial" w:hAnsi="Arial"/>
@@ -2201,6 +3434,7 @@
         </w:rPr>
         <w:t xml:space="preserve">الخلفية النظرية والدراسات السابقة</w:t>
       </w:r>
+      <w:bookmarkEnd w:id="1007"/>
     </w:p>
     <w:p>
       <w:pPr>
@@ -2226,6 +3460,7 @@
         <w:spacing w:after="160" w:before="240" w:line="360"/>
         <w:jc w:val="right"/>
       </w:pPr>
+      <w:bookmarkStart w:id="1008" w:name="_Toc1008"/>
       <w:r>
         <w:rPr>
           <w:rFonts w:ascii="Arial" w:cs="Arial" w:eastAsia="Arial" w:hAnsi="Arial"/>
@@ -2239,6 +3474,7 @@
         </w:rPr>
         <w:t xml:space="preserve">الطفولة المبكرة ورياض الأطفال في إسرائيل وفي المجتمع البدوي في النقب</w:t>
       </w:r>
+      <w:bookmarkEnd w:id="1008"/>
     </w:p>
     <w:p>
       <w:pPr>
@@ -2412,6 +3648,7 @@
         <w:spacing w:after="160" w:before="240" w:line="360"/>
         <w:jc w:val="right"/>
       </w:pPr>
+      <w:bookmarkStart w:id="1009" w:name="_Toc1009"/>
       <w:r>
         <w:rPr>
           <w:rFonts w:ascii="Arial" w:cs="Arial" w:eastAsia="Arial" w:hAnsi="Arial"/>
@@ -2425,6 +3662,7 @@
         </w:rPr>
         <w:t xml:space="preserve">معلمة الروضة وإدارة الصف</w:t>
       </w:r>
+      <w:bookmarkEnd w:id="1009"/>
     </w:p>
     <w:p>
       <w:pPr>
@@ -2585,6 +3823,7 @@
         <w:spacing w:after="160" w:before="240" w:line="360"/>
         <w:jc w:val="right"/>
       </w:pPr>
+      <w:bookmarkStart w:id="1010" w:name="_Toc1010"/>
       <w:r>
         <w:rPr>
           <w:rFonts w:ascii="Arial" w:cs="Arial" w:eastAsia="Arial" w:hAnsi="Arial"/>
@@ -2598,6 +3837,7 @@
         </w:rPr>
         <w:t xml:space="preserve">السلوكيات غير المرغوبة الشائعة لدى أطفال الروضة</w:t>
       </w:r>
+      <w:bookmarkEnd w:id="1010"/>
     </w:p>
     <w:p>
       <w:pPr>
@@ -2737,6 +3977,7 @@
         <w:spacing w:after="160" w:before="240" w:line="360"/>
         <w:jc w:val="right"/>
       </w:pPr>
+      <w:bookmarkStart w:id="1011" w:name="_Toc1011"/>
       <w:r>
         <w:rPr>
           <w:rFonts w:ascii="Arial" w:cs="Arial" w:eastAsia="Arial" w:hAnsi="Arial"/>
@@ -2750,6 +3991,7 @@
         </w:rPr>
         <w:t xml:space="preserve">التعزيز الإيجابي والانضباط الإيجابي</w:t>
       </w:r>
+      <w:bookmarkEnd w:id="1011"/>
     </w:p>
     <w:p>
       <w:pPr>
@@ -2999,6 +4241,7 @@
         <w:spacing w:after="160" w:before="240" w:line="360"/>
         <w:jc w:val="right"/>
       </w:pPr>
+      <w:bookmarkStart w:id="1012" w:name="_Toc1012"/>
       <w:r>
         <w:rPr>
           <w:rFonts w:ascii="Arial" w:cs="Arial" w:eastAsia="Arial" w:hAnsi="Arial"/>
@@ -3012,6 +4255,7 @@
         </w:rPr>
         <w:t xml:space="preserve">تنظيم البيئة الصفية والنماذج متعددة المستويات لدعم السلوك</w:t>
       </w:r>
+      <w:bookmarkEnd w:id="1012"/>
     </w:p>
     <w:p>
       <w:pPr>
@@ -3172,6 +4416,7 @@
         <w:spacing w:after="160" w:before="240" w:line="360"/>
         <w:jc w:val="right"/>
       </w:pPr>
+      <w:bookmarkStart w:id="1013" w:name="_Toc1013"/>
       <w:r>
         <w:rPr>
           <w:rFonts w:ascii="Arial" w:cs="Arial" w:eastAsia="Arial" w:hAnsi="Arial"/>
@@ -3185,6 +4430,7 @@
         </w:rPr>
         <w:t xml:space="preserve">العلاقة بين المعلمة والطفل</w:t>
       </w:r>
+      <w:bookmarkEnd w:id="1013"/>
     </w:p>
     <w:p>
       <w:pPr>
@@ -3307,6 +4553,7 @@
         <w:spacing w:after="160" w:before="240" w:line="360"/>
         <w:jc w:val="right"/>
       </w:pPr>
+      <w:bookmarkStart w:id="1014" w:name="_Toc1014"/>
       <w:r>
         <w:rPr>
           <w:rFonts w:ascii="Arial" w:cs="Arial" w:eastAsia="Arial" w:hAnsi="Arial"/>
@@ -3320,6 +4567,7 @@
         </w:rPr>
         <w:t xml:space="preserve">دور الأهل في تعزيز السلوك الإيجابي والانضباط</w:t>
       </w:r>
+      <w:bookmarkEnd w:id="1014"/>
     </w:p>
     <w:p>
       <w:pPr>
@@ -3404,6 +4652,7 @@
         <w:spacing w:after="160" w:before="240" w:line="360"/>
         <w:jc w:val="right"/>
       </w:pPr>
+      <w:bookmarkStart w:id="1015" w:name="_Toc1015"/>
       <w:r>
         <w:rPr>
           <w:rFonts w:ascii="Arial" w:cs="Arial" w:eastAsia="Arial" w:hAnsi="Arial"/>
@@ -3417,6 +4666,7 @@
         </w:rPr>
         <w:t xml:space="preserve">تلخيص الإطار النظري وموقع البحث الحالي</w:t>
       </w:r>
+      <w:bookmarkEnd w:id="1015"/>
     </w:p>
     <w:p>
       <w:pPr>
@@ -3460,6 +4710,7 @@
         <w:spacing w:after="160" w:before="0" w:line="360"/>
         <w:jc w:val="right"/>
       </w:pPr>
+      <w:bookmarkStart w:id="1016" w:name="_Toc1016"/>
       <w:r>
         <w:rPr>
           <w:rFonts w:ascii="Arial" w:cs="Arial" w:eastAsia="Arial" w:hAnsi="Arial"/>
@@ -3473,6 +4724,7 @@
         </w:rPr>
         <w:t xml:space="preserve">منهجية البحث</w:t>
       </w:r>
+      <w:bookmarkEnd w:id="1016"/>
     </w:p>
     <w:p>
       <w:pPr>
@@ -3481,6 +4733,7 @@
         <w:spacing w:after="160" w:before="240" w:line="360"/>
         <w:jc w:val="right"/>
       </w:pPr>
+      <w:bookmarkStart w:id="1017" w:name="_Toc1017"/>
       <w:r>
         <w:rPr>
           <w:rFonts w:ascii="Arial" w:cs="Arial" w:eastAsia="Arial" w:hAnsi="Arial"/>
@@ -3494,6 +4747,7 @@
         </w:rPr>
         <w:t xml:space="preserve">نوع البحث</w:t>
       </w:r>
+      <w:bookmarkEnd w:id="1017"/>
     </w:p>
     <w:p>
       <w:pPr>
@@ -3536,6 +4790,7 @@
         <w:spacing w:after="160" w:before="240" w:line="360"/>
         <w:jc w:val="right"/>
       </w:pPr>
+      <w:bookmarkStart w:id="1018" w:name="_Toc1018"/>
       <w:r>
         <w:rPr>
           <w:rFonts w:ascii="Arial" w:cs="Arial" w:eastAsia="Arial" w:hAnsi="Arial"/>
@@ -3549,6 +4804,7 @@
         </w:rPr>
         <w:t xml:space="preserve">مشتركات البحث</w:t>
       </w:r>
+      <w:bookmarkEnd w:id="1018"/>
     </w:p>
     <w:p>
       <w:pPr>
@@ -5995,6 +7251,7 @@
         <w:spacing w:after="160" w:before="240" w:line="360"/>
         <w:jc w:val="right"/>
       </w:pPr>
+      <w:bookmarkStart w:id="1019" w:name="_Toc1019"/>
       <w:r>
         <w:rPr>
           <w:rFonts w:ascii="Arial" w:cs="Arial" w:eastAsia="Arial" w:hAnsi="Arial"/>
@@ -6008,6 +7265,7 @@
         </w:rPr>
         <w:t xml:space="preserve">أدوات البحث</w:t>
       </w:r>
+      <w:bookmarkEnd w:id="1019"/>
     </w:p>
     <w:p>
       <w:pPr>
@@ -6169,6 +7427,7 @@
         <w:spacing w:after="160" w:before="240" w:line="360"/>
         <w:jc w:val="right"/>
       </w:pPr>
+      <w:bookmarkStart w:id="1020" w:name="_Toc1020"/>
       <w:r>
         <w:rPr>
           <w:rFonts w:ascii="Arial" w:cs="Arial" w:eastAsia="Arial" w:hAnsi="Arial"/>
@@ -6182,6 +7441,7 @@
         </w:rPr>
         <w:t xml:space="preserve">إجراءات البحث وسيرورته</w:t>
       </w:r>
+      <w:bookmarkEnd w:id="1020"/>
     </w:p>
     <w:p>
       <w:pPr>
@@ -6361,6 +7621,7 @@
         <w:spacing w:after="160" w:before="240" w:line="360"/>
         <w:jc w:val="right"/>
       </w:pPr>
+      <w:bookmarkStart w:id="1021" w:name="_Toc1021"/>
       <w:r>
         <w:rPr>
           <w:rFonts w:ascii="Arial" w:cs="Arial" w:eastAsia="Arial" w:hAnsi="Arial"/>
@@ -6374,6 +7635,7 @@
         </w:rPr>
         <w:t xml:space="preserve">تحليل البيانات</w:t>
       </w:r>
+      <w:bookmarkEnd w:id="1021"/>
     </w:p>
     <w:p>
       <w:pPr>
@@ -6569,6 +7831,7 @@
         <w:spacing w:after="160" w:before="240" w:line="360"/>
         <w:jc w:val="right"/>
       </w:pPr>
+      <w:bookmarkStart w:id="1022" w:name="_Toc1022"/>
       <w:r>
         <w:rPr>
           <w:rFonts w:ascii="Arial" w:cs="Arial" w:eastAsia="Arial" w:hAnsi="Arial"/>
@@ -6582,6 +7845,7 @@
         </w:rPr>
         <w:t xml:space="preserve">أخلاقيات البحث</w:t>
       </w:r>
+      <w:bookmarkEnd w:id="1022"/>
     </w:p>
     <w:p>
       <w:pPr>
@@ -6607,6 +7871,7 @@
         <w:spacing w:after="160" w:before="240" w:line="360"/>
         <w:jc w:val="right"/>
       </w:pPr>
+      <w:bookmarkStart w:id="1023" w:name="_Toc1023"/>
       <w:r>
         <w:rPr>
           <w:rFonts w:ascii="Arial" w:cs="Arial" w:eastAsia="Arial" w:hAnsi="Arial"/>
@@ -6620,6 +7885,7 @@
         </w:rPr>
         <w:t xml:space="preserve">مصداقية البحث ومحدداته المنهجية</w:t>
       </w:r>
+      <w:bookmarkEnd w:id="1023"/>
     </w:p>
     <w:p>
       <w:pPr>
@@ -6646,6 +7912,7 @@
         <w:spacing w:after="160" w:before="0" w:line="360"/>
         <w:jc w:val="right"/>
       </w:pPr>
+      <w:bookmarkStart w:id="1024" w:name="_Toc1024"/>
       <w:r>
         <w:rPr>
           <w:rFonts w:ascii="Arial" w:cs="Arial" w:eastAsia="Arial" w:hAnsi="Arial"/>
@@ -6659,6 +7926,7 @@
         </w:rPr>
         <w:t xml:space="preserve">النتائج</w:t>
       </w:r>
+      <w:bookmarkEnd w:id="1024"/>
     </w:p>
     <w:p>
       <w:pPr>
@@ -6684,6 +7952,7 @@
         <w:spacing w:after="160" w:before="240" w:line="360"/>
         <w:jc w:val="right"/>
       </w:pPr>
+      <w:bookmarkStart w:id="1025" w:name="_Toc1025"/>
       <w:r>
         <w:rPr>
           <w:rFonts w:ascii="Arial" w:cs="Arial" w:eastAsia="Arial" w:hAnsi="Arial"/>
@@ -6697,6 +7966,7 @@
         </w:rPr>
         <w:t xml:space="preserve">المحور الأول: الأساليب التربوية لتعزيز السلوك الإيجابي</w:t>
       </w:r>
+      <w:bookmarkEnd w:id="1025"/>
     </w:p>
     <w:p>
       <w:pPr>
@@ -7782,6 +9052,7 @@
         <w:spacing w:after="160" w:before="240" w:line="360"/>
         <w:jc w:val="right"/>
       </w:pPr>
+      <w:bookmarkStart w:id="1026" w:name="_Toc1026"/>
       <w:r>
         <w:rPr>
           <w:rFonts w:ascii="Arial" w:cs="Arial" w:eastAsia="Arial" w:hAnsi="Arial"/>
@@ -7795,6 +9066,7 @@
         </w:rPr>
         <w:t xml:space="preserve">المحور الثاني: تنظيم بيئة الروضة الداعمة للانضباط وتقليل السلوكيات السلبية</w:t>
       </w:r>
+      <w:bookmarkEnd w:id="1026"/>
     </w:p>
     <w:p>
       <w:pPr>
@@ -8795,6 +10067,7 @@
         <w:spacing w:after="160" w:before="240" w:line="360"/>
         <w:jc w:val="right"/>
       </w:pPr>
+      <w:bookmarkStart w:id="1027" w:name="_Toc1027"/>
       <w:r>
         <w:rPr>
           <w:rFonts w:ascii="Arial" w:cs="Arial" w:eastAsia="Arial" w:hAnsi="Arial"/>
@@ -8808,6 +10081,7 @@
         </w:rPr>
         <w:t xml:space="preserve">المحور الثالث: العلاقة بين المعلّمة والأطفال وأثرها على الانضباط</w:t>
       </w:r>
+      <w:bookmarkEnd w:id="1027"/>
     </w:p>
     <w:p>
       <w:pPr>
@@ -9652,6 +10926,7 @@
         <w:spacing w:after="160" w:before="240" w:line="360"/>
         <w:jc w:val="right"/>
       </w:pPr>
+      <w:bookmarkStart w:id="1028" w:name="_Toc1028"/>
       <w:r>
         <w:rPr>
           <w:rFonts w:ascii="Arial" w:cs="Arial" w:eastAsia="Arial" w:hAnsi="Arial"/>
@@ -9665,6 +10940,7 @@
         </w:rPr>
         <w:t xml:space="preserve">ملخص النتائج</w:t>
       </w:r>
+      <w:bookmarkEnd w:id="1028"/>
     </w:p>
     <w:p>
       <w:pPr>
@@ -10487,6 +11763,7 @@
         <w:spacing w:after="160" w:before="0" w:line="360"/>
         <w:jc w:val="right"/>
       </w:pPr>
+      <w:bookmarkStart w:id="1029" w:name="_Toc1029"/>
       <w:r>
         <w:rPr>
           <w:rFonts w:ascii="Arial" w:cs="Arial" w:eastAsia="Arial" w:hAnsi="Arial"/>
@@ -10500,6 +11777,7 @@
         </w:rPr>
         <w:t xml:space="preserve">مناقشة النتائج واستنتاج</w:t>
       </w:r>
+      <w:bookmarkEnd w:id="1029"/>
     </w:p>
     <w:p>
       <w:pPr>
@@ -10525,6 +11803,7 @@
         <w:spacing w:after="160" w:before="240" w:line="360"/>
         <w:jc w:val="right"/>
       </w:pPr>
+      <w:bookmarkStart w:id="1030" w:name="_Toc1030"/>
       <w:r>
         <w:rPr>
           <w:rFonts w:ascii="Arial" w:cs="Arial" w:eastAsia="Arial" w:hAnsi="Arial"/>
@@ -10538,6 +11817,7 @@
         </w:rPr>
         <w:t xml:space="preserve">مناقشة المحور الأول: الأساليب التربوية لتعزيز السلوك الإيجابي</w:t>
       </w:r>
+      <w:bookmarkEnd w:id="1030"/>
     </w:p>
     <w:p>
       <w:pPr>
@@ -10631,6 +11911,7 @@
         <w:spacing w:after="160" w:before="240" w:line="360"/>
         <w:jc w:val="right"/>
       </w:pPr>
+      <w:bookmarkStart w:id="1031" w:name="_Toc1031"/>
       <w:r>
         <w:rPr>
           <w:rFonts w:ascii="Arial" w:cs="Arial" w:eastAsia="Arial" w:hAnsi="Arial"/>
@@ -10644,6 +11925,7 @@
         </w:rPr>
         <w:t xml:space="preserve">مناقشة المحور الثاني: تنظيم بيئة الروضة</w:t>
       </w:r>
+      <w:bookmarkEnd w:id="1031"/>
     </w:p>
     <w:p>
       <w:pPr>
@@ -10720,6 +12002,7 @@
         <w:spacing w:after="160" w:before="240" w:line="360"/>
         <w:jc w:val="right"/>
       </w:pPr>
+      <w:bookmarkStart w:id="1032" w:name="_Toc1032"/>
       <w:r>
         <w:rPr>
           <w:rFonts w:ascii="Arial" w:cs="Arial" w:eastAsia="Arial" w:hAnsi="Arial"/>
@@ -10733,6 +12016,7 @@
         </w:rPr>
         <w:t xml:space="preserve">مناقشة المحور الثالث: العلاقة بين المعلمة والأطفال</w:t>
       </w:r>
+      <w:bookmarkEnd w:id="1032"/>
     </w:p>
     <w:p>
       <w:pPr>
@@ -10809,6 +12093,7 @@
         <w:spacing w:after="160" w:before="240" w:line="360"/>
         <w:jc w:val="right"/>
       </w:pPr>
+      <w:bookmarkStart w:id="1033" w:name="_Toc1033"/>
       <w:r>
         <w:rPr>
           <w:rFonts w:ascii="Arial" w:cs="Arial" w:eastAsia="Arial" w:hAnsi="Arial"/>
@@ -10822,6 +12107,7 @@
         </w:rPr>
         <w:t xml:space="preserve">قراءة تكاملية: دور المعلمة كنظام لا كأسلوب</w:t>
       </w:r>
+      <w:bookmarkEnd w:id="1033"/>
     </w:p>
     <w:p>
       <w:pPr>
@@ -10864,6 +12150,7 @@
         <w:spacing w:after="160" w:before="240" w:line="360"/>
         <w:jc w:val="right"/>
       </w:pPr>
+      <w:bookmarkStart w:id="1034" w:name="_Toc1034"/>
       <w:r>
         <w:rPr>
           <w:rFonts w:ascii="Arial" w:cs="Arial" w:eastAsia="Arial" w:hAnsi="Arial"/>
@@ -10877,6 +12164,7 @@
         </w:rPr>
         <w:t xml:space="preserve">استنتاجات البحث</w:t>
       </w:r>
+      <w:bookmarkEnd w:id="1034"/>
     </w:p>
     <w:p>
       <w:pPr>
@@ -10919,6 +12207,7 @@
         <w:spacing w:after="160" w:before="240" w:line="360"/>
         <w:jc w:val="right"/>
       </w:pPr>
+      <w:bookmarkStart w:id="1035" w:name="_Toc1035"/>
       <w:r>
         <w:rPr>
           <w:rFonts w:ascii="Arial" w:cs="Arial" w:eastAsia="Arial" w:hAnsi="Arial"/>
@@ -10932,6 +12221,7 @@
         </w:rPr>
         <w:t xml:space="preserve">التوصيات</w:t>
       </w:r>
+      <w:bookmarkEnd w:id="1035"/>
     </w:p>
     <w:p>
       <w:pPr>
@@ -11328,6 +12618,7 @@
         <w:spacing w:after="160" w:before="240" w:line="360"/>
         <w:jc w:val="right"/>
       </w:pPr>
+      <w:bookmarkStart w:id="1036" w:name="_Toc1036"/>
       <w:r>
         <w:rPr>
           <w:rFonts w:ascii="Arial" w:cs="Arial" w:eastAsia="Arial" w:hAnsi="Arial"/>
@@ -11341,6 +12632,7 @@
         </w:rPr>
         <w:t xml:space="preserve">محددات البحث</w:t>
       </w:r>
+      <w:bookmarkEnd w:id="1036"/>
     </w:p>
     <w:p>
       <w:pPr>
@@ -11366,6 +12658,7 @@
         <w:spacing w:after="160" w:before="240" w:line="360"/>
         <w:jc w:val="right"/>
       </w:pPr>
+      <w:bookmarkStart w:id="1037" w:name="_Toc1037"/>
       <w:r>
         <w:rPr>
           <w:rFonts w:ascii="Arial" w:cs="Arial" w:eastAsia="Arial" w:hAnsi="Arial"/>
@@ -11379,6 +12672,7 @@
         </w:rPr>
         <w:t xml:space="preserve">اقتراحات لبحوث مستقبلية</w:t>
       </w:r>
+      <w:bookmarkEnd w:id="1037"/>
     </w:p>
     <w:p>
       <w:pPr>
@@ -11498,6 +12792,7 @@
         <w:spacing w:after="160" w:before="0" w:line="360"/>
         <w:jc w:val="right"/>
       </w:pPr>
+      <w:bookmarkStart w:id="1038" w:name="_Toc1038"/>
       <w:r>
         <w:rPr>
           <w:rFonts w:ascii="Arial" w:cs="Arial" w:eastAsia="Arial" w:hAnsi="Arial"/>
@@ -11511,6 +12806,7 @@
         </w:rPr>
         <w:t xml:space="preserve">قائمة المراجع</w:t>
       </w:r>
+      <w:bookmarkEnd w:id="1038"/>
     </w:p>
     <w:p>
       <w:pPr>
@@ -12410,6 +13706,7 @@
         <w:spacing w:after="160" w:before="0" w:line="360"/>
         <w:jc w:val="right"/>
       </w:pPr>
+      <w:bookmarkStart w:id="1039" w:name="_Toc1039"/>
       <w:r>
         <w:rPr>
           <w:rFonts w:ascii="Arial" w:cs="Arial" w:eastAsia="Arial" w:hAnsi="Arial"/>
@@ -12423,6 +13720,7 @@
         </w:rPr>
         <w:t xml:space="preserve">الملاحق</w:t>
       </w:r>
+      <w:bookmarkEnd w:id="1039"/>
     </w:p>
     <w:p>
       <w:pPr>
@@ -12431,6 +13729,7 @@
         <w:spacing w:after="160" w:before="240" w:line="360"/>
         <w:jc w:val="right"/>
       </w:pPr>
+      <w:bookmarkStart w:id="1040" w:name="_Toc1040"/>
       <w:r>
         <w:rPr>
           <w:rFonts w:ascii="Arial" w:cs="Arial" w:eastAsia="Arial" w:hAnsi="Arial"/>
@@ -12444,6 +13743,7 @@
         </w:rPr>
         <w:t xml:space="preserve">الملحق رقم (1): أسئلة المقابلة شبه المنظمة</w:t>
       </w:r>
+      <w:bookmarkEnd w:id="1040"/>
     </w:p>
     <w:p>
       <w:pPr>
@@ -12758,6 +14058,7 @@
         <w:spacing w:after="160" w:before="240" w:line="360"/>
         <w:jc w:val="right"/>
       </w:pPr>
+      <w:bookmarkStart w:id="1041" w:name="_Toc1041"/>
       <w:r>
         <w:rPr>
           <w:rFonts w:ascii="Arial" w:cs="Arial" w:eastAsia="Arial" w:hAnsi="Arial"/>
@@ -12771,6 +14072,7 @@
         </w:rPr>
         <w:t xml:space="preserve">الملحق رقم (2): تفريغ المقابلات</w:t>
       </w:r>
+      <w:bookmarkEnd w:id="1041"/>
     </w:p>
     <w:p>
       <w:pPr>

--- a/deliverables/الرسالة_السمينارية_كاملة.docx
+++ b/deliverables/الرسالة_السمينارية_كاملة.docx
@@ -276,7 +276,7 @@
           <w:szCs w:val="28"/>
           <w:rtl/>
         </w:rPr>
-        <w:t xml:space="preserve">2025/2026</w:t>
+        <w:t xml:space="preserve">2026-2027</w:t>
       </w:r>
     </w:p>
     <w:p>
@@ -2769,7 +2769,7 @@
           <w:szCs w:val="28"/>
           <w:rtl/>
         </w:rPr>
-        <w:t xml:space="preserve">هدف هذا البحث إلى التعرّف على دور معلمة الروضة في تعزيز السلوك الإيجابي والمحافظة على الانضباط لدى أطفال الروضة، والتعرّف على الأساليب التربوية التي تستخدمها المعلمة في المواقف اليومية، وعلى طريقة تنظيمها لبيئة الروضة، وعلى طبيعة العلاقة بينها وبين الأطفال وأثرها في سلوكهم، إضافة إلى الصعوبات التي تقف أمامها في ذلك. انطلق البحث من سؤال مركزي هو: كيف تتعامل المعلمة مع المواقف اليومية لتعزيز السلوك الإيجابي والمحافظة على الانضباط لدى أطفال الروضة؟ تكوّنت عينة البحث من اثنتي عشرة معلمة روضة يعملن في روضات رسمية في بلدات عربية بدوية في النقب، رُمزت كل واحدة منهن بحرف أبجدي حفاظًا على سريتهن. نوع البحث كيفي، اعتمد على مقابلات شبه منظمة مبنية من ثلاثة محاور أساسية، وحُللت بطريقة تحليل الإطار من خلال استخراج الرموز، وتجميعها في فئات، ثم استخلاص الثيمات المركزية لكل محور. أشارت نتائج البحث إلى عدة نقاط، من أهمها: أن المعلمات يعتمدن على التعزيز الفوري والمحدد الذي يصف السلوك باسمه، وعلى منح الأطفال أدوارًا ومسؤوليات، وعلى فهم سبب السلوك غير المرغوب وتعليم البديل بدل العقاب. وتبيّن أن الروتين الثابت، والجدول المصور، وتنظيم الزوايا بعدد محدد من الأطفال، وتقليل المثيرات، والتخطيط لفترات الانتقال، تقلل السلوكيات السلبية. كما أجمعت المعلمات على أن العلاقة الدافئة المقترنة بحدود واضحة هي أساس الانضباط، وأنها لا تكفي وحدها من دون ثبات واستمرارية. وبرزت تحديات مشتركة أهمها اختلاف الأطفال، وعدد الأطفال في الصف، والتناقض بين البيت والروضة، وغياب المعلمة الأصلية، وتعب المعلمة نفسها. اختُتم البحث بتوصيات تطبيقية للمعلمات ولإدارات الروضات وللأهل، وبمحددات البحث واقتراحات لبحوث لاحقة.</w:t>
+        <w:t xml:space="preserve">هدف هذا البحث إلى التعرّف على دور معلمة الروضة في تعزيز السلوك الإيجابي والمحافظة على الانضباط لدى أطفال الروضة، والتعرّف على الأساليب التربوية التي تستخدمها المعلمة في المواقف اليومية، وعلى طريقة تنظيمها لبيئة الروضة، وعلى طبيعة العلاقة بينها وبين الأطفال وأثرها في سلوكهم، إضافة إلى الصعوبات التي تقف أمامها في ذلك. انطلق البحث من سؤال مركزي هو: كيف تتعامل المعلمة مع المواقف اليومية لتعزيز السلوك الإيجابي والمحافظة على الانضباط لدى أطفال الروضة؟ تكوّنت عينة البحث من اثنتي عشرة معلمة روضة يعملن في روضات رسمية في بلدات عربية بدوية في النقب، أُعطيت كل واحدة منهن اسمًا مستعارًا حفاظًا على سريتهن. نوع البحث كيفي، اعتمد على مقابلات شبه منظمة مبنية من ثلاثة محاور أساسية، وحُللت بطريقة تحليل الإطار من خلال استخراج الرموز، وتجميعها في فئات، ثم استخلاص الثيمات المركزية لكل محور. أشارت نتائج البحث إلى عدة نقاط، من أهمها: أن المعلمات يعتمدن على التعزيز الفوري والمحدد الذي يصف السلوك باسمه، وعلى منح الأطفال أدوارًا ومسؤوليات، وعلى فهم سبب السلوك غير المرغوب وتعليم البديل بدل العقاب. وتبيّن أن الروتين الثابت، والجدول المصور، وتنظيم الزوايا بعدد محدد من الأطفال، وتقليل المثيرات، والتخطيط لفترات الانتقال، تقلل السلوكيات السلبية. كما أجمعت المعلمات على أن العلاقة الدافئة المقترنة بحدود واضحة هي أساس الانضباط، وأنها لا تكفي وحدها من دون ثبات واستمرارية. وبرزت تحديات مشتركة أهمها اختلاف الأطفال، وعدد الأطفال في الصف، والتناقض بين البيت والروضة، وغياب المعلمة الأصلية، وتعب المعلمة نفسها. اختُتم البحث بتوصيات تطبيقية للمعلمات ولإدارات الروضات وللأهل، وبمحددات البحث واقتراحات لبحوث لاحقة.</w:t>
       </w:r>
     </w:p>
     <w:p>
@@ -4820,7 +4820,7 @@
           <w:szCs w:val="28"/>
           <w:rtl/>
         </w:rPr>
-        <w:t xml:space="preserve">أُجري هذا البحث على مقابلات مع اثنتي عشرة معلمة روضة يعملن في روضات رسمية في بلدات عربية بدوية في النقب: عرعرة النقب، وأبو تلول، وأبو قويدر. اختيرت المشاركات بطريقة قصدية، بناءً على خبرة تدريسية تسهم في إثراء المعطيات المتعلقة بموضوع البحث، وعلى تنوع في سنوات الخبرة والمؤهل العلمي بحيث يشمل البحث معلمات في بداية الطريق ومعلمات ذوات خبرة طويلة. جرى الالتقاء بهن وشرح هدف البحث وآلية العمل، وتم التأكيد على الالتزام بالسرية التامة وحماية الهوية، مع نقل أقوالهن كما وردت دون تغيير، وقد أبدت جميع المشاركات موافقتهن على المشاركة. حفاظًا على سرية المشاركات، لم تُستخدم أسماء ولا أسماء مستعارة، بل رُمزت كل معلمة بحرف أبجدي من (أ) إلى (ل) بحسب ترتيب إجراء المقابلات. ويعرض الجدول الآتي الخصائص العامة للمشاركات.</w:t>
+        <w:t xml:space="preserve">أُجري هذا البحث على مقابلات مع اثنتي عشرة معلمة روضة يعملن في روضات رسمية في بلدات عربية بدوية في النقب: عرعرة النقب، وأبو تلول، وأبو قويدر. اختيرت المشاركات بطريقة قصدية، بناءً على خبرة تدريسية تسهم في إثراء المعطيات المتعلقة بموضوع البحث، وعلى تنوع في سنوات الخبرة والمؤهل العلمي بحيث يشمل البحث معلمات في بداية الطريق ومعلمات ذوات خبرة طويلة. جرى الالتقاء بهن وشرح هدف البحث وآلية العمل، وتم التأكيد على الالتزام بالسرية التامة وحماية الهوية، مع نقل أقوالهن كما وردت دون تغيير، وقد أبدت جميع المشاركات موافقتهن على المشاركة. حفاظًا على سرية المشاركات، استُبدلت أسماؤهن الحقيقية بأسماء مستعارة، وهي الأسماء التي تظهر في الجدول الآتي وفي عرض النتائج والملاحق. ويعرض الجدول الآتي الخصائص العامة للمشاركات.</w:t>
       </w:r>
     </w:p>
     <w:p>
@@ -4896,7 +4896,7 @@
                 <w:szCs w:val="26"/>
                 <w:rtl/>
               </w:rPr>
-              <w:t xml:space="preserve">الرمز</w:t>
+              <w:t xml:space="preserve">الاسم المستعار</w:t>
             </w:r>
           </w:p>
         </w:tc>
@@ -5091,7 +5091,7 @@
                 <w:szCs w:val="26"/>
                 <w:rtl/>
               </w:rPr>
-              <w:t xml:space="preserve">المعلمة (أ)</w:t>
+              <w:t xml:space="preserve">دعاء</w:t>
             </w:r>
           </w:p>
         </w:tc>
@@ -5271,7 +5271,7 @@
                 <w:szCs w:val="26"/>
                 <w:rtl/>
               </w:rPr>
-              <w:t xml:space="preserve">المعلمة (ب)</w:t>
+              <w:t xml:space="preserve">نسرين</w:t>
             </w:r>
           </w:p>
         </w:tc>
@@ -5451,7 +5451,7 @@
                 <w:szCs w:val="26"/>
                 <w:rtl/>
               </w:rPr>
-              <w:t xml:space="preserve">المعلمة (ج)</w:t>
+              <w:t xml:space="preserve">هبة</w:t>
             </w:r>
           </w:p>
         </w:tc>
@@ -5631,7 +5631,7 @@
                 <w:szCs w:val="26"/>
                 <w:rtl/>
               </w:rPr>
-              <w:t xml:space="preserve">المعلمة (د)</w:t>
+              <w:t xml:space="preserve">ريان</w:t>
             </w:r>
           </w:p>
         </w:tc>
@@ -5811,7 +5811,7 @@
                 <w:szCs w:val="26"/>
                 <w:rtl/>
               </w:rPr>
-              <w:t xml:space="preserve">المعلمة (هـ)</w:t>
+              <w:t xml:space="preserve">اسراء</w:t>
             </w:r>
           </w:p>
         </w:tc>
@@ -5991,7 +5991,7 @@
                 <w:szCs w:val="26"/>
                 <w:rtl/>
               </w:rPr>
-              <w:t xml:space="preserve">المعلمة (و)</w:t>
+              <w:t xml:space="preserve">سماهر</w:t>
             </w:r>
           </w:p>
         </w:tc>
@@ -6171,7 +6171,7 @@
                 <w:szCs w:val="26"/>
                 <w:rtl/>
               </w:rPr>
-              <w:t xml:space="preserve">المعلمة (ز)</w:t>
+              <w:t xml:space="preserve">اديبة</w:t>
             </w:r>
           </w:p>
         </w:tc>
@@ -6351,7 +6351,7 @@
                 <w:szCs w:val="26"/>
                 <w:rtl/>
               </w:rPr>
-              <w:t xml:space="preserve">المعلمة (ح)</w:t>
+              <w:t xml:space="preserve">رفقة</w:t>
             </w:r>
           </w:p>
         </w:tc>
@@ -6531,7 +6531,7 @@
                 <w:szCs w:val="26"/>
                 <w:rtl/>
               </w:rPr>
-              <w:t xml:space="preserve">المعلمة (ط)</w:t>
+              <w:t xml:space="preserve">لبنى</w:t>
             </w:r>
           </w:p>
         </w:tc>
@@ -6711,7 +6711,7 @@
                 <w:szCs w:val="26"/>
                 <w:rtl/>
               </w:rPr>
-              <w:t xml:space="preserve">المعلمة (ي)</w:t>
+              <w:t xml:space="preserve">انتظار</w:t>
             </w:r>
           </w:p>
         </w:tc>
@@ -6891,7 +6891,7 @@
                 <w:szCs w:val="26"/>
                 <w:rtl/>
               </w:rPr>
-              <w:t xml:space="preserve">المعلمة (ك)</w:t>
+              <w:t xml:space="preserve">سناء</w:t>
             </w:r>
           </w:p>
         </w:tc>
@@ -7071,7 +7071,7 @@
                 <w:szCs w:val="26"/>
                 <w:rtl/>
               </w:rPr>
-              <w:t xml:space="preserve">المعلمة (ل)</w:t>
+              <w:t xml:space="preserve">ختام</w:t>
             </w:r>
           </w:p>
         </w:tc>
@@ -7861,7 +7861,7 @@
           <w:szCs w:val="28"/>
           <w:rtl/>
         </w:rPr>
-        <w:t xml:space="preserve">تلتزم البحوث الكيفية بمجموعة من القواعد الأخلاقية، أهمها: موافقة المبحوث الطوعية بعد تلقيه معلومات كاملة ومفتوحة، وعدم تضليل المبحوثين، واحترام خصوصية وسرية هوية الأشخاص وأماكن إجراء الدراسة، والدقة في نقل البيانات وتفسيرها لأن الافتراء والسهو والخديعة غير علمية وغير أخلاقية (دليو، 2020). وقد التزم هذا البحث بها على النحو الآتي: شُرح للمعلمات هدف البحث وطريقة استخدام البيانات قبل المقابلة، وأُخذت موافقتهن الشفوية على المشاركة وعلى التسجيل، وأُبلغن بحقهن في الانسحاب أو في عدم الإجابة عن أي سؤال. لم تُذكر أسماء المعلمات ولا أسماء الروضات ولا أسماء الأطفال الذين ورد ذكرهم في الأمثلة، واستُبدلت الأسماء بحروف أبجدية. نُقلت الأقوال كما وردت، بما فيها الأقوال التي جاءت باللهجة المحكية، من دون تجميل أو تعديل في المعنى. وحُفظت التسجيلات والتفريغات في مكان لا يصل إليه غير الباحثتين.</w:t>
+        <w:t xml:space="preserve">تلتزم البحوث الكيفية بمجموعة من القواعد الأخلاقية، أهمها: موافقة المبحوث الطوعية بعد تلقيه معلومات كاملة ومفتوحة، وعدم تضليل المبحوثين، واحترام خصوصية وسرية هوية الأشخاص وأماكن إجراء الدراسة، والدقة في نقل البيانات وتفسيرها لأن الافتراء والسهو والخديعة غير علمية وغير أخلاقية (دليو، 2020). وقد التزم هذا البحث بها على النحو الآتي: شُرح للمعلمات هدف البحث وطريقة استخدام البيانات قبل المقابلة، وأُخذت موافقتهن الشفوية على المشاركة وعلى التسجيل، وأُبلغن بحقهن في الانسحاب أو في عدم الإجابة عن أي سؤال. لم تُذكر أسماء المعلمات ولا أسماء الروضات ولا أسماء الأطفال الذين ورد ذكرهم في الأمثلة، واستُبدلت الأسماء الحقيقية بأسماء مستعارة. نُقلت الأقوال كما وردت، بما فيها الأقوال التي جاءت باللهجة المحكية، من دون تجميل أو تعديل في المعنى. وحُفظت التسجيلات والتفريغات في مكان لا يصل إليه غير الباحثتين.</w:t>
       </w:r>
     </w:p>
     <w:p>
@@ -7942,7 +7942,7 @@
           <w:szCs w:val="28"/>
           <w:rtl/>
         </w:rPr>
-        <w:t xml:space="preserve">يعرض هذا الفصل نتائج تحليل المقابلات الاثنتي عشرة وفق المحاور الثلاثة للبحث. يُقدَّم كل محور في جدول تحليل الإطار الذي يضم الثيمة الرئيسية، والفئة الشاملة للرموز والمؤشرات، وحالة التحليل من حيث المتفق عليه والمختلف عليه والإجابات المتميزة، واقتباسات من أقوال المشاركات، ثم يلي الجدول سرد نصي يوضح كل ثيمة ويدعمها بأقوال المعلمات كما وردت. أقوال المشاركات منقولة حرفيًا، بما فيها ما جاء باللهجة المحكية، ويشار إلى كل مشاركة بحرفها.</w:t>
+        <w:t xml:space="preserve">يعرض هذا الفصل نتائج تحليل المقابلات الاثنتي عشرة وفق المحاور الثلاثة للبحث. يُقدَّم كل محور في جدول تحليل الإطار الذي يضم الثيمة الرئيسية، والفئة الشاملة للرموز والمؤشرات، وحالة التحليل من حيث المتفق عليه والمختلف عليه والإجابات المتميزة، واقتباسات من أقوال المشاركات، ثم يلي الجدول سرد نصي يوضح كل ثيمة ويدعمها بأقوال المعلمات كما وردت. أقوال المشاركات منقولة حرفيًا، بما فيها ما جاء باللهجة المحكية، ويشار إلى كل مشاركة باسمها المستعار.</w:t>
       </w:r>
     </w:p>
     <w:p>
@@ -8262,7 +8262,7 @@
                 <w:szCs w:val="26"/>
                 <w:rtl/>
               </w:rPr>
-              <w:t xml:space="preserve">إجابة متميزة: المعلمة (ب) تصف نفسها كمرآة تعكس السلوك، والمعلمة (ل) تروي كيف فقدت الملصقات قيمتها في سنتها الأولى.</w:t>
+              <w:t xml:space="preserve">إجابة متميزة: المعلمة نسرين تصف نفسها كمرآة تعكس السلوك، والمعلمة ختام تروي كيف فقدت الملصقات قيمتها في سنتها الأولى.</w:t>
             </w:r>
           </w:p>
         </w:tc>
@@ -8291,7 +8291,7 @@
                 <w:szCs w:val="26"/>
                 <w:rtl/>
               </w:rPr>
-              <w:t xml:space="preserve">المعلمة (أ): «فلا أكتفي بكلمة "ممتاز" بل أقول مثلًا: "أعجبني أنك انتظرت دورك حتى انتهى صديقك من الكلام"».</w:t>
+              <w:t xml:space="preserve">المعلمة دعاء: «فلا أكتفي بكلمة "ممتاز" بل أقول مثلًا: "أعجبني أنك انتظرت دورك حتى انتهى صديقك من الكلام"».</w:t>
             </w:r>
           </w:p>
           <w:p>
@@ -8308,7 +8308,7 @@
                 <w:szCs w:val="26"/>
                 <w:rtl/>
               </w:rPr>
-              <w:t xml:space="preserve">المعلمة (ج): «الكلمة الطيبة عندي أهم من الملصق، والملصق أهم من الهدية، لأن الهدية تنتهي والكلمة تبقى».</w:t>
+              <w:t xml:space="preserve">المعلمة هبة: «الكلمة الطيبة عندي أهم من الملصق، والملصق أهم من الهدية، لأن الهدية تنتهي والكلمة تبقى».</w:t>
             </w:r>
           </w:p>
         </w:tc>
@@ -8418,7 +8418,7 @@
                 <w:szCs w:val="26"/>
                 <w:rtl/>
               </w:rPr>
-              <w:t xml:space="preserve">إجابة متميزة: المعلمة (و) توثق مهام الطفل بالصور وترسلها للأم، والمعلمة (ك) تحرص أن تدور الأدوار على الأطفال الصعبين لا على المنضبطين فقط.</w:t>
+              <w:t xml:space="preserve">إجابة متميزة: المعلمة سماهر توثق مهام الطفل بالصور وترسلها للأم، والمعلمة سناء تحرص أن تدور الأدوار على الأطفال الصعبين لا على المنضبطين فقط.</w:t>
             </w:r>
           </w:p>
         </w:tc>
@@ -8447,7 +8447,7 @@
                 <w:szCs w:val="26"/>
                 <w:rtl/>
               </w:rPr>
-              <w:t xml:space="preserve">المعلمة (د): «مرات بعطي الطفل مسؤولية صغيرة بالروضة، زي إنه يوزع الكاسات أو يطفي الضو أو يمسك الباب، لأنه الأطفال بحبوا يحسوا إنهم مسؤولين ومهمين».</w:t>
+              <w:t xml:space="preserve">المعلمة ريان: «مرات بعطي الطفل مسؤولية صغيرة بالروضة، زي إنه يوزع الكاسات أو يطفي الضو أو يمسك الباب، لأنه الأطفال بحبوا يحسوا إنهم مسؤولين ومهمين».</w:t>
             </w:r>
           </w:p>
         </w:tc>
@@ -8574,7 +8574,7 @@
                 <w:szCs w:val="26"/>
                 <w:rtl/>
               </w:rPr>
-              <w:t xml:space="preserve">إجابة متميزة: المعلمة (ج) أوقفت الكلام البذيء بالتجاهل التام وإعطاء الحيز لأعمال الطفل الإيجابية.</w:t>
+              <w:t xml:space="preserve">إجابة متميزة: المعلمة هبة أوقفت الكلام البذيء بالتجاهل التام وإعطاء الحيز لأعمال الطفل الإيجابية.</w:t>
             </w:r>
           </w:p>
         </w:tc>
@@ -8603,7 +8603,7 @@
                 <w:szCs w:val="26"/>
                 <w:rtl/>
               </w:rPr>
-              <w:t xml:space="preserve">المعلمة (ج): «الأطفال يفهمون بسرعة أن الانتباه عندي يذهب إلى السلوك الجيد، فيبدأون بالتنافس عليه».</w:t>
+              <w:t xml:space="preserve">المعلمة هبة: «الأطفال يفهمون بسرعة أن الانتباه عندي يذهب إلى السلوك الجيد، فيبدأون بالتنافس عليه».</w:t>
             </w:r>
           </w:p>
         </w:tc>
@@ -8730,7 +8730,7 @@
                 <w:szCs w:val="26"/>
                 <w:rtl/>
               </w:rPr>
-              <w:t xml:space="preserve">إجابات متميزة: المعلمة (ب) تستخدم قصة "تسفيكي السلحفاة" لتنظيم المشاعر، والمعلمة (و) تطرح السلوك على المجموعة دون ذكر اسم الطفل، والمعلمة (ل) بنت بطاقات تواصل مصورة لطفل يضرب لأنه لا يملك الكلمات.</w:t>
+              <w:t xml:space="preserve">إجابات متميزة: المعلمة نسرين تستخدم قصة "تسفيكي السلحفاة" لتنظيم المشاعر، والمعلمة سماهر تطرح السلوك على المجموعة دون ذكر اسم الطفل، والمعلمة ختام بنت بطاقات تواصل مصورة لطفل يضرب لأنه لا يملك الكلمات.</w:t>
             </w:r>
           </w:p>
         </w:tc>
@@ -8759,7 +8759,7 @@
                 <w:szCs w:val="26"/>
                 <w:rtl/>
               </w:rPr>
-              <w:t xml:space="preserve">المعلمة (أ): «فبدل أن أقول "لا تركض" أقول "نمشي داخل الصف ونركض في الساحة"».</w:t>
+              <w:t xml:space="preserve">المعلمة دعاء: «فبدل أن أقول "لا تركض" أقول "نمشي داخل الصف ونركض في الساحة"».</w:t>
             </w:r>
           </w:p>
           <w:p>
@@ -8776,7 +8776,7 @@
                 <w:szCs w:val="26"/>
                 <w:rtl/>
               </w:rPr>
-              <w:t xml:space="preserve">المعلمة (ز): «ما أستخدمه هو النتيجة الطبيعية المرتبطة بالفعل: من سكب الماء يمسحه، ومن أفسد بناء صديقه يساعده على إعادته».</w:t>
+              <w:t xml:space="preserve">المعلمة اديبة: «ما أستخدمه هو النتيجة الطبيعية المرتبطة بالفعل: من سكب الماء يمسحه، ومن أفسد بناء صديقه يساعده على إعادته».</w:t>
             </w:r>
           </w:p>
         </w:tc>
@@ -8886,7 +8886,7 @@
                 <w:szCs w:val="26"/>
                 <w:rtl/>
               </w:rPr>
-              <w:t xml:space="preserve">إجابات متميزة: المعلمة (ب) تضيف حجم المجموعة والنوم والطعام، وعدة معلمات يضفن اللعب في الساحة كشرط لهدوء الصف، والمعلمة (ك) ترى أن المجموعة التي تعزز بعضها أقوى من أي معلمة.</w:t>
+              <w:t xml:space="preserve">إجابات متميزة: المعلمة نسرين تضيف حجم المجموعة والنوم والطعام، وعدة معلمات يضفن اللعب في الساحة كشرط لهدوء الصف، والمعلمة سناء ترى أن المجموعة التي تعزز بعضها أقوى من أي معلمة.</w:t>
             </w:r>
           </w:p>
         </w:tc>
@@ -8915,7 +8915,7 @@
                 <w:szCs w:val="26"/>
                 <w:rtl/>
               </w:rPr>
-              <w:t xml:space="preserve">المعلمة (هـ): «أكثر إشي بآمن فيه هو التعزيز الإيجابي، لأنه الولد بكرر الإشي اللي بجيبله انتباه، فإذا الانتباه بيجي على الحلو بكرر الحلو».</w:t>
+              <w:t xml:space="preserve">المعلمة اسراء: «أكثر إشي بآمن فيه هو التعزيز الإيجابي، لأنه الولد بكرر الإشي اللي بجيبله انتباه، فإذا الانتباه بيجي على الحلو بكرر الحلو».</w:t>
             </w:r>
           </w:p>
         </w:tc>
@@ -8940,7 +8940,7 @@
           <w:szCs w:val="28"/>
           <w:rtl/>
         </w:rPr>
-        <w:t xml:space="preserve">أظهر تحليل المحور الأول إجماعًا كاملًا بين المعلمات الاثنتي عشرة على أن التعزيز الإيجابي هو المدخل الأساسي لبناء السلوك في الروضة، وأن قيمته تتوقف على شرطين: أن يأتي في اللحظة نفسها، وأن يسمّي السلوك باسمه بدل الاكتفاء بكلمة عامة. عبّرت المعلمة (أ) عن ذلك بقولها إنها تحرص على التشجيع اللفظي «وأقصد بذلك أنني أسمّي السلوك الذي أعجبني باسمه، فلا أكتفي بكلمة "ممتاز" بل أقول مثلًا: "أعجبني أنك انتظرت دورك حتى انتهى صديقك من الكلام"»، وأضافت أنها تعزز السلوك في وقته «لأن طفل الروضة ينسى بسرعة، وإذا انتظرت ساعة كاملة فلن يفهم لماذا حصل على التشجيع». وتطابق هذا مع وصف المعلمة (ب) لنفسها: «أحرص على عكس السلوك المرغوب للأطفال، أي أن أصف لهم ما فعلوه بالضبط كأنني مرآة، وأثني عليهم على جهودهم وليس على النتيجة فقط»، ومع قول المعلمة (د) باللهجة المحكية: «لما بقول "شفتك كيف انتظرت لما خلص صاحبك" الطفل بفهم شو لازم يعيد». ولم يغب التعزيز غير اللفظي عن إجابات المعلمات، فالمعلمة (ز) تستخدم «ابتسامة، أو إيماءة، أو يد على الكتف، لأن هناك أطفالًا يخجلون من المدح أمام المجموعة ويفضلون إشارة صغيرة بيني وبينهم».</w:t>
+        <w:t xml:space="preserve">أظهر تحليل المحور الأول إجماعًا كاملًا بين المعلمات الاثنتي عشرة على أن التعزيز الإيجابي هو المدخل الأساسي لبناء السلوك في الروضة، وأن قيمته تتوقف على شرطين: أن يأتي في اللحظة نفسها، وأن يسمّي السلوك باسمه بدل الاكتفاء بكلمة عامة. عبّرت المعلمة دعاء عن ذلك بقولها إنها تحرص على التشجيع اللفظي «وأقصد بذلك أنني أسمّي السلوك الذي أعجبني باسمه، فلا أكتفي بكلمة "ممتاز" بل أقول مثلًا: "أعجبني أنك انتظرت دورك حتى انتهى صديقك من الكلام"»، وأضافت أنها تعزز السلوك في وقته «لأن طفل الروضة ينسى بسرعة، وإذا انتظرت ساعة كاملة فلن يفهم لماذا حصل على التشجيع». وتطابق هذا مع وصف المعلمة نسرين لنفسها: «أحرص على عكس السلوك المرغوب للأطفال، أي أن أصف لهم ما فعلوه بالضبط كأنني مرآة، وأثني عليهم على جهودهم وليس على النتيجة فقط»، ومع قول المعلمة ريان باللهجة المحكية: «لما بقول "شفتك كيف انتظرت لما خلص صاحبك" الطفل بفهم شو لازم يعيد». ولم يغب التعزيز غير اللفظي عن إجابات المعلمات، فالمعلمة اديبة تستخدم «ابتسامة، أو إيماءة، أو يد على الكتف، لأن هناك أطفالًا يخجلون من المدح أمام المجموعة ويفضلون إشارة صغيرة بيني وبينهم».</w:t>
       </w:r>
     </w:p>
     <w:p>
@@ -8957,7 +8957,7 @@
           <w:szCs w:val="28"/>
           <w:rtl/>
         </w:rPr>
-        <w:t xml:space="preserve">في مقابل هذا الإجماع على الكلمة، برز تباين واضح حول مكانة المعززات المادية. حددت المعلمة (ج) ترتيبًا صريحًا: «الكلمة الطيبة عندي أهم من الملصق، والملصق أهم من الهدية، لأن الهدية تنتهي والكلمة تبقى»، ووصفت المعلمة (ل) كيف تعلمت ذلك من التجربة: «في السنة الأولى كنت أعتقد أن التعزيز هو الملصقات، وكنت أوزعها على كل شيء، وبعد شهر لم يعد أحد يهتم بها». أما المعلمة (ح) فانفردت باستخدام نظام ملصقات وهدية متفق عليه مع الأهل مع طفل عنيف، حيث كانت تضع له ملصقًا كلما ساعد الآخرين «وإذا فعل تصرفًا غير لبق يخسر هذا الملصق»، وبررت ذلك بقولها: «استخدمت هذا الأسلوب لأني أعرف أنه بحاجة إلى هذه الهدية، وأعرف أن أهله لا يستطيعون شراءها، وكنت باتفاق مع الأهل على كل خطوة». ويلاحظ أن المعلمات اللواتي يستخدمن لوحات رمزية حرصن على ألا تتحول إلى منافسة، فالمعلمة (ج) تقول إن لوحة النجوم عندها «ليست للتنافس بين الأطفال بل لكل طفل مع نفسه»، والمعلمة (ز) جعلت نجاح الطفل نجاحًا للمجموعة كلها.</w:t>
+        <w:t xml:space="preserve">في مقابل هذا الإجماع على الكلمة، برز تباين واضح حول مكانة المعززات المادية. حددت المعلمة هبة ترتيبًا صريحًا: «الكلمة الطيبة عندي أهم من الملصق، والملصق أهم من الهدية، لأن الهدية تنتهي والكلمة تبقى»، ووصفت المعلمة ختام كيف تعلمت ذلك من التجربة: «في السنة الأولى كنت أعتقد أن التعزيز هو الملصقات، وكنت أوزعها على كل شيء، وبعد شهر لم يعد أحد يهتم بها». أما المعلمة رفقة فانفردت باستخدام نظام ملصقات وهدية متفق عليه مع الأهل مع طفل عنيف، حيث كانت تضع له ملصقًا كلما ساعد الآخرين «وإذا فعل تصرفًا غير لبق يخسر هذا الملصق»، وبررت ذلك بقولها: «استخدمت هذا الأسلوب لأني أعرف أنه بحاجة إلى هذه الهدية، وأعرف أن أهله لا يستطيعون شراءها، وكنت باتفاق مع الأهل على كل خطوة». ويلاحظ أن المعلمات اللواتي يستخدمن لوحات رمزية حرصن على ألا تتحول إلى منافسة، فالمعلمة هبة تقول إن لوحة النجوم عندها «ليست للتنافس بين الأطفال بل لكل طفل مع نفسه»، والمعلمة اديبة جعلت نجاح الطفل نجاحًا للمجموعة كلها.</w:t>
       </w:r>
     </w:p>
     <w:p>
@@ -8974,7 +8974,7 @@
           <w:szCs w:val="28"/>
           <w:rtl/>
         </w:rPr>
-        <w:t xml:space="preserve">الثيمة الثانية التي اتفقت عليها المعلمات هي منح الأطفال أدوارًا ومسؤوليات كشكل من أشكال التعزيز، وإشراك الأهل فيه. تكررت في المقابلات أدوار مثل "ملك الصف" و"العريف" و"القائد" و"مسؤول النباتات"، وفسرت المعلمة (د) سبب نجاحها: «لأنه الأطفال بحبوا يحسوا إنهم مسؤولين ومهمين، وهاي المسؤولية بتشتغل أحسن من أي ملصق». وتميزت المعلمة (و) بتوثيق المهام وإرسالها للأهل، فقد أعطت طفلًا كثير الغياب مهامًا يومية «وكنت أوثق ما قام به بالصور وأرسلها للأم في اليوم نفسه». أما المعلمة (ك) فحرصت على أن «تدور على الجميع وليس على الأطفال المنضبطين فقط، لأن الطفل الصعب هو الذي يحتاج إلى الدور أكثر». وأجمعت المعلمات تقريبًا على إخبار الأهل بالسلوك الإيجابي أمام الطفل، وهو ما لخصته المعلمة (ج): «فيسمع مرتين، مرة مني ومرة من أمه، وهذا يثبت السلوك».</w:t>
+        <w:t xml:space="preserve">الثيمة الثانية التي اتفقت عليها المعلمات هي منح الأطفال أدوارًا ومسؤوليات كشكل من أشكال التعزيز، وإشراك الأهل فيه. تكررت في المقابلات أدوار مثل "ملك الصف" و"العريف" و"القائد" و"مسؤول النباتات"، وفسرت المعلمة ريان سبب نجاحها: «لأنه الأطفال بحبوا يحسوا إنهم مسؤولين ومهمين، وهاي المسؤولية بتشتغل أحسن من أي ملصق». وتميزت المعلمة سماهر بتوثيق المهام وإرسالها للأهل، فقد أعطت طفلًا كثير الغياب مهامًا يومية «وكنت أوثق ما قام به بالصور وأرسلها للأم في اليوم نفسه». أما المعلمة سناء فحرصت على أن «تدور على الجميع وليس على الأطفال المنضبطين فقط، لأن الطفل الصعب هو الذي يحتاج إلى الدور أكثر». وأجمعت المعلمات تقريبًا على إخبار الأهل بالسلوك الإيجابي أمام الطفل، وهو ما لخصته المعلمة هبة: «فيسمع مرتين، مرة مني ومرة من أمه، وهذا يثبت السلوك».</w:t>
       </w:r>
     </w:p>
     <w:p>
@@ -8991,7 +8991,7 @@
           <w:szCs w:val="28"/>
           <w:rtl/>
         </w:rPr>
-        <w:t xml:space="preserve">الثيمة الثالثة هي التركيز على الإيجابي وتجاهل السلوك السلبي البسيط. الإجابة الأوضح في هذا الاتجاه جاءت من المعلمة (ج) التي تعاملت مع طفل يقول كلامًا غير لائق: «عندما يقول الكلمة لا أنظر إليه، ولا أغير تعابير وجهي، وأكمل ما كنت أفعله وكأن شيئًا لم يحدث»، وفي المقابل «أعطيت الحيز الكبير لأعماله الإيجابية»، حتى توقف عن الكلام البذيء بعد نحو شهر. وترى المعلمة (ح) أن «أهم أسلوب هو تجاهل أي شيء يمكن أن يقلده الطلاب ويتخذوه قدوة لهم»، وتضيف المعلمة (ل) أنها تعطي انتباهها «لطفل يفعل الشيء الصحيح بجانبه». غير أن هذا التجاهل له حدود اتفقت عليها الجميع: العنف يُوقف فورًا. فالمعلمة (ج) نفسها تقول: «طبعًا هذا لا ينطبق على العنف، فالعنف أوقفه فورًا وأهتم بالطفل المتأذي أولًا»، وهو ما يتكرر بصيغ متقاربة عند المعلمات (ب) و(ز) و(ط) و(ك).</w:t>
+        <w:t xml:space="preserve">الثيمة الثالثة هي التركيز على الإيجابي وتجاهل السلوك السلبي البسيط. الإجابة الأوضح في هذا الاتجاه جاءت من المعلمة هبة التي تعاملت مع طفل يقول كلامًا غير لائق: «عندما يقول الكلمة لا أنظر إليه، ولا أغير تعابير وجهي، وأكمل ما كنت أفعله وكأن شيئًا لم يحدث»، وفي المقابل «أعطيت الحيز الكبير لأعماله الإيجابية»، حتى توقف عن الكلام البذيء بعد نحو شهر. وترى المعلمة رفقة أن «أهم أسلوب هو تجاهل أي شيء يمكن أن يقلده الطلاب ويتخذوه قدوة لهم»، وتضيف المعلمة ختام أنها تعطي انتباهها «لطفل يفعل الشيء الصحيح بجانبه». غير أن هذا التجاهل له حدود اتفقت عليها الجميع: العنف يُوقف فورًا. فالمعلمة هبة نفسها تقول: «طبعًا هذا لا ينطبق على العنف، فالعنف أوقفه فورًا وأهتم بالطفل المتأذي أولًا»، وهو ما يتكرر بصيغ متقاربة عند المعلمات نسرين واديبة ولبنى وسناء.</w:t>
       </w:r>
     </w:p>
     <w:p>
@@ -9008,7 +9008,7 @@
           <w:szCs w:val="28"/>
           <w:rtl/>
         </w:rPr>
-        <w:t xml:space="preserve">الثيمة الرابعة، وهي الأكثر حضورًا في إجابات السؤال عن السلوك غير المرغوب، هي فهم سبب السلوك قبل الرد عليه، وتعليم الطفل البديل بدل الاكتفاء بمنعه، مع رفض شبه تام للعقاب. تبدأ المعلمة (أ) بالسؤال عن السبب: «في كثير من الأحيان يكون الطفل جائعًا، أو لم ينم جيدًا، أو حدث شيء في البيت في الصباح، والسلوك في الصف هو مجرد نتيجة لذلك»، وتقدم البديل بجملة إيجابية: «فبدل أن أقول "لا تركض" أقول "نمشي داخل الصف ونركض في الساحة"». وتشرح المعلمة (ب) منطق البديل: «الطفل الذي أخذ منه السلوك السيئ ولم يُعطَ بديلًا سيعود إلى السلوك نفسه بعد دقيقة». وتتفق المعلمات على أن العقاب بمعناه القديم لا ينفع، فالمعلمة (ج) تقول: «لا أستخدم العقاب بمعناه القديم، لا كرسي عقاب ولا حرمان من الساحة، لأنني جربته ورأيت أنه يعطي نتيجة لحظية ثم يعود السلوك أقوى»، وتستبدله بالنتيجة الطبيعية التي وصفتها المعلمة (ز): «من سكب الماء يمسحه، ومن أفسد بناء صديقه يساعده على إعادته». وتحل زاوية الهدوء محل كرسي العقاب عند عدة معلمات، وتوضح المعلمة (هـ) الفرق: «وهي مش زاوية عقاب، هي مكان الولد بروح عليه لما يحس إنه معصب أو زعلان، ومرات الولد بروح لحاله بدون ما أحكيله».</w:t>
+        <w:t xml:space="preserve">الثيمة الرابعة، وهي الأكثر حضورًا في إجابات السؤال عن السلوك غير المرغوب، هي فهم سبب السلوك قبل الرد عليه، وتعليم الطفل البديل بدل الاكتفاء بمنعه، مع رفض شبه تام للعقاب. تبدأ المعلمة دعاء بالسؤال عن السبب: «في كثير من الأحيان يكون الطفل جائعًا، أو لم ينم جيدًا، أو حدث شيء في البيت في الصباح، والسلوك في الصف هو مجرد نتيجة لذلك»، وتقدم البديل بجملة إيجابية: «فبدل أن أقول "لا تركض" أقول "نمشي داخل الصف ونركض في الساحة"». وتشرح المعلمة نسرين منطق البديل: «الطفل الذي أخذ منه السلوك السيئ ولم يُعطَ بديلًا سيعود إلى السلوك نفسه بعد دقيقة». وتتفق المعلمات على أن العقاب بمعناه القديم لا ينفع، فالمعلمة هبة تقول: «لا أستخدم العقاب بمعناه القديم، لا كرسي عقاب ولا حرمان من الساحة، لأنني جربته ورأيت أنه يعطي نتيجة لحظية ثم يعود السلوك أقوى»، وتستبدله بالنتيجة الطبيعية التي وصفتها المعلمة اديبة: «من سكب الماء يمسحه، ومن أفسد بناء صديقه يساعده على إعادته». وتحل زاوية الهدوء محل كرسي العقاب عند عدة معلمات، وتوضح المعلمة اسراء الفرق: «وهي مش زاوية عقاب، هي مكان الولد بروح عليه لما يحس إنه معصب أو زعلان، ومرات الولد بروح لحاله بدون ما أحكيله».</w:t>
       </w:r>
     </w:p>
     <w:p>
@@ -9025,7 +9025,7 @@
           <w:szCs w:val="28"/>
           <w:rtl/>
         </w:rPr>
-        <w:t xml:space="preserve">وبرزت في هذه الثيمة ثلاث إجابات متميزة. الأولى للمعلمة (ب) التي تستخدم قصة لتنظيم المشاعر مع الطفل الاندفاعي: «أستخدم قصة "تسفيكي السلحفاة" التي تقدم أدوات لتنظيم المشاعر: السلحفاة تدخل في بيتها عندما تغضب، وتأخذ نفسًا عميقًا، ثم تفكر ماذا تفعل». والثانية للمعلمة (و) التي تطرح السلوك على المجموعة: «أذكر ذاك السلوك أمام المجموعة من دون أن أذكر اسم الطالب الذي قام به، وأسأل الطلاب: ما رأيكم بهذا السلوك؟ وكيف يمكن تغيير السلوك؟». والثالثة للمعلمة (ل) التي فهمت أن الضرب عند طفل ذي تأخر لغوي هو لغته الوحيدة: «جهزت له بطاقات صغيرة بصور: "أريد دوري"، "أعطني"، "توقف"، "ألعب معك"، وعلقتها في حبل على رقبته»، وخلصت إلى أن «كثيرًا من السلوك السيئ هو مجرد نقص في الأدوات، وأن دوري ليس أن أمنع السلوك بل أن أعطي البديل». وتكرر عند أغلب المعلمات شرط الثبات، كما قالت المعلمة (د): «لازم أضل ثابتة، يعني نفس السلوك ياخد نفس الرد كل مرة، حتى لو أنا تعبانة».</w:t>
+        <w:t xml:space="preserve">وبرزت في هذه الثيمة ثلاث إجابات متميزة. الأولى للمعلمة نسرين التي تستخدم قصة لتنظيم المشاعر مع الطفل الاندفاعي: «أستخدم قصة "تسفيكي السلحفاة" التي تقدم أدوات لتنظيم المشاعر: السلحفاة تدخل في بيتها عندما تغضب، وتأخذ نفسًا عميقًا، ثم تفكر ماذا تفعل». والثانية للمعلمة سماهر التي تطرح السلوك على المجموعة: «أذكر ذاك السلوك أمام المجموعة من دون أن أذكر اسم الطالب الذي قام به، وأسأل الطلاب: ما رأيكم بهذا السلوك؟ وكيف يمكن تغيير السلوك؟». والثالثة للمعلمة ختام التي فهمت أن الضرب عند طفل ذي تأخر لغوي هو لغته الوحيدة: «جهزت له بطاقات صغيرة بصور: "أريد دوري"، "أعطني"، "توقف"، "ألعب معك"، وعلقتها في حبل على رقبته»، وخلصت إلى أن «كثيرًا من السلوك السيئ هو مجرد نقص في الأدوات، وأن دوري ليس أن أمنع السلوك بل أن أعطي البديل». وتكرر عند أغلب المعلمات شرط الثبات، كما قالت المعلمة ريان: «لازم أضل ثابتة، يعني نفس السلوك ياخد نفس الرد كل مرة، حتى لو أنا تعبانة».</w:t>
       </w:r>
     </w:p>
     <w:p>
@@ -9042,7 +9042,7 @@
           <w:szCs w:val="28"/>
           <w:rtl/>
         </w:rPr>
-        <w:t xml:space="preserve">أما الثيمة الخامسة فتتعلق بالعوامل التي تساعد الأطفال على تبني السلوك الإيجابي، وقد اتفقت المعلمات على خمسة عوامل تتكرر بالصياغة نفسها تقريبًا: الشعور بالأمان، والقوانين القليلة الواضحة الثابتة، والروتين، والقدوة، والاتفاق بين البيت والروضة. لخصتها المعلمة (ج) في جملة تقولها للمعلمات الجديدات: «احتضنيهم بقوة وضعي لهم حدودًا بقوة، الاثنان معًا». وأضافت المعلمة (ب) عاملين قلّما يُذكران: «حجم المجموعة، فالطفل في مجموعة صغيرة من خمسة أو ستة أطفال يتصرف بطريقة أفضل بكثير من الطفل نفسه في مجموعة من ثلاثين»، وكذلك «النوم والطعام». وأشارت عدة معلمات إلى اللعب الحر في الساحة كشرط لهدوء الصف، كما قالت المعلمة (د): «الطفل اللي بلعب كفاية بالساحة وبفرغ طاقته بكون سلوكه بالصف أحسن بكثير من طفل قاعد كل اليوم على الكرسي». وانفردت المعلمة (ك) بالإشارة إلى قوة المجموعة نفسها: «عندما تكون ثقافة الصف أن السلوك الجيد يُرى ويُذكر يصبح الأطفال أنفسهم هم الذين يعززون بعضهم بعضًا، وهذا أقوى من أي معلمة».</w:t>
+        <w:t xml:space="preserve">أما الثيمة الخامسة فتتعلق بالعوامل التي تساعد الأطفال على تبني السلوك الإيجابي، وقد اتفقت المعلمات على خمسة عوامل تتكرر بالصياغة نفسها تقريبًا: الشعور بالأمان، والقوانين القليلة الواضحة الثابتة، والروتين، والقدوة، والاتفاق بين البيت والروضة. لخصتها المعلمة هبة في جملة تقولها للمعلمات الجديدات: «احتضنيهم بقوة وضعي لهم حدودًا بقوة، الاثنان معًا». وأضافت المعلمة نسرين عاملين قلّما يُذكران: «حجم المجموعة، فالطفل في مجموعة صغيرة من خمسة أو ستة أطفال يتصرف بطريقة أفضل بكثير من الطفل نفسه في مجموعة من ثلاثين»، وكذلك «النوم والطعام». وأشارت عدة معلمات إلى اللعب الحر في الساحة كشرط لهدوء الصف، كما قالت المعلمة ريان: «الطفل اللي بلعب كفاية بالساحة وبفرغ طاقته بكون سلوكه بالصف أحسن بكثير من طفل قاعد كل اليوم على الكرسي». وانفردت المعلمة سناء بالإشارة إلى قوة المجموعة نفسها: «عندما تكون ثقافة الصف أن السلوك الجيد يُرى ويُذكر يصبح الأطفال أنفسهم هم الذين يعززون بعضهم بعضًا، وهذا أقوى من أي معلمة».</w:t>
       </w:r>
     </w:p>
     <w:p>
@@ -9345,7 +9345,7 @@
                 <w:szCs w:val="26"/>
                 <w:rtl/>
               </w:rPr>
-              <w:t xml:space="preserve">مختلف عليه: درجة المرونة، بين "روتين ثابت جدًا" عند المعلمة (ج) و"برنامج مرن ومتدفق" عند المعلمة (ب).</w:t>
+              <w:t xml:space="preserve">مختلف عليه: درجة المرونة، بين "روتين ثابت جدًا" عند المعلمة هبة و"برنامج مرن ومتدفق" عند المعلمة نسرين.</w:t>
             </w:r>
           </w:p>
           <w:p>
@@ -9362,7 +9362,7 @@
                 <w:szCs w:val="26"/>
                 <w:rtl/>
               </w:rPr>
-              <w:t xml:space="preserve">إجابة متميزة: المعلمة (هـ) تصف الروتين بأنه "نمبر ون" وتلاحظ أن الصف كله يتأثر عند تغييره فجأة.</w:t>
+              <w:t xml:space="preserve">إجابة متميزة: المعلمة اسراء تصف الروتين بأنه "نمبر ون" وتلاحظ أن الصف كله يتأثر عند تغييره فجأة.</w:t>
             </w:r>
           </w:p>
         </w:tc>
@@ -9391,7 +9391,7 @@
                 <w:szCs w:val="26"/>
                 <w:rtl/>
               </w:rPr>
-              <w:t xml:space="preserve">المعلمة (هـ): «الأولاد بيعشقوا الروتين، وإذا تعودوا على برنامج معين لازم نحافظ عليه».</w:t>
+              <w:t xml:space="preserve">المعلمة اسراء: «الأولاد بيعشقوا الروتين، وإذا تعودوا على برنامج معين لازم نحافظ عليه».</w:t>
             </w:r>
           </w:p>
         </w:tc>
@@ -9501,7 +9501,7 @@
                 <w:szCs w:val="26"/>
                 <w:rtl/>
               </w:rPr>
-              <w:t xml:space="preserve">إجابات متميزة: المعلمة (ح) تضيف زاوية كل أسبوع وتقيم منصة للأطفال، والمعلمة (و) تترك للأطفال حرية اختيار الزاوية وتجعلهم هم من يرشد المخالف، والمعلمة (ل) تصور الرف المرتب وتعلق الصورة عليه.</w:t>
+              <w:t xml:space="preserve">إجابات متميزة: المعلمة رفقة تضيف زاوية كل أسبوع وتقيم منصة للأطفال، والمعلمة سماهر تترك للأطفال حرية اختيار الزاوية وتجعلهم هم من يرشد المخالف، والمعلمة ختام تصور الرف المرتب وتعلق الصورة عليه.</w:t>
             </w:r>
           </w:p>
         </w:tc>
@@ -9530,7 +9530,7 @@
                 <w:szCs w:val="26"/>
                 <w:rtl/>
               </w:rPr>
-              <w:t xml:space="preserve">المعلمة (أ): «في بداية السنة أفتح زاويتين أو ثلاثًا فقط، وأضيف زاوية كل أسبوع بعد أن نتعلم قوانينها معًا».</w:t>
+              <w:t xml:space="preserve">المعلمة دعاء: «في بداية السنة أفتح زاويتين أو ثلاثًا فقط، وأضيف زاوية كل أسبوع بعد أن نتعلم قوانينها معًا».</w:t>
             </w:r>
           </w:p>
         </w:tc>
@@ -9640,7 +9640,7 @@
                 <w:szCs w:val="26"/>
                 <w:rtl/>
               </w:rPr>
-              <w:t xml:space="preserve">إجابات متميزة: المعلمة (ب) تعلمت ذلك من طفل على طيف التوحد رفض الدخول بسبب الزينة، والمعلمة (ك) و(ل) تعلمتاه من مرشدة قالت إن الغرفة صاخبة.</w:t>
+              <w:t xml:space="preserve">إجابات متميزة: المعلمة نسرين تعلمت ذلك من طفل على طيف التوحد رفض الدخول بسبب الزينة، والمعلمة سناء وختام تعلمتاه من مرشدة قالت إن الغرفة صاخبة.</w:t>
             </w:r>
           </w:p>
         </w:tc>
@@ -9669,7 +9669,7 @@
                 <w:szCs w:val="26"/>
                 <w:rtl/>
               </w:rPr>
-              <w:t xml:space="preserve">المعلمة (ل): «"الأطفال لا يستطيعون أن يهدأوا في غرفة لا تهدأ"».</w:t>
+              <w:t xml:space="preserve">المعلمة ختام: «"الأطفال لا يستطيعون أن يهدأوا في غرفة لا تهدأ"».</w:t>
             </w:r>
           </w:p>
         </w:tc>
@@ -9779,7 +9779,7 @@
                 <w:szCs w:val="26"/>
                 <w:rtl/>
               </w:rPr>
-              <w:t xml:space="preserve">إجابة متميزة: المعلمة (ل) ترفع بطاقة "خمس دقائق" للطفل الذي لا يسمع بسبب انشغاله.</w:t>
+              <w:t xml:space="preserve">إجابة متميزة: المعلمة ختام ترفع بطاقة "خمس دقائق" للطفل الذي لا يسمع بسبب انشغاله.</w:t>
             </w:r>
           </w:p>
         </w:tc>
@@ -9808,7 +9808,7 @@
                 <w:szCs w:val="26"/>
                 <w:rtl/>
               </w:rPr>
-              <w:t xml:space="preserve">المعلمة (ب): «الانتقال بين الأنشطة هو الوقت الذي تحدث فيه أغلب المشكلات، لأن الطفل ترك شيئًا كان يحبه ولم يبدأ بعد شيئًا جديدًا».</w:t>
+              <w:t xml:space="preserve">المعلمة نسرين: «الانتقال بين الأنشطة هو الوقت الذي تحدث فيه أغلب المشكلات، لأن الطفل ترك شيئًا كان يحبه ولم يبدأ بعد شيئًا جديدًا».</w:t>
             </w:r>
           </w:p>
         </w:tc>
@@ -9918,7 +9918,7 @@
                 <w:szCs w:val="26"/>
                 <w:rtl/>
               </w:rPr>
-              <w:t xml:space="preserve">مختلف عليه: التحدي الأكبر، بين عدد الأطفال عند المعلمات (ب) و(ك) والمعلمة البديلة عند المعلمة (ج).</w:t>
+              <w:t xml:space="preserve">مختلف عليه: التحدي الأكبر، بين عدد الأطفال عند المعلمات نسرين وسناء والمعلمة البديلة عند المعلمة هبة.</w:t>
             </w:r>
           </w:p>
           <w:p>
@@ -9935,7 +9935,7 @@
                 <w:szCs w:val="26"/>
                 <w:rtl/>
               </w:rPr>
-              <w:t xml:space="preserve">إجابات متميزة: المعلمة (ج) تترك ورقة قوانين للمعلمة البديلة، والمعلمة (ح) تصف "طفلًا إلى خمسة أطفال" يعبرون عن رغبتهم في التميز بعدم الانضباط، وثماني معلمات ذكرن تعبهن الشخصي كتحدٍّ.</w:t>
+              <w:t xml:space="preserve">إجابات متميزة: المعلمة هبة تترك ورقة قوانين للمعلمة البديلة، والمعلمة رفقة تصف "طفلًا إلى خمسة أطفال" يعبرون عن رغبتهم في التميز بعدم الانضباط، وثماني معلمات ذكرن تعبهن الشخصي كتحدٍّ.</w:t>
             </w:r>
           </w:p>
         </w:tc>
@@ -9964,7 +9964,7 @@
                 <w:szCs w:val="26"/>
                 <w:rtl/>
               </w:rPr>
-              <w:t xml:space="preserve">المعلمة (ج): «وبصراحة، التحدي الأكبر أحيانًا هو أنا نفسي، فعندما أكون متعبة يقل صبري، والأطفال يشعرون بذلك قبل أن أشعر به أنا».</w:t>
+              <w:t xml:space="preserve">المعلمة هبة: «وبصراحة، التحدي الأكبر أحيانًا هو أنا نفسي، فعندما أكون متعبة يقل صبري، والأطفال يشعرون بذلك قبل أن أشعر به أنا».</w:t>
             </w:r>
           </w:p>
         </w:tc>
@@ -9989,7 +9989,7 @@
           <w:szCs w:val="28"/>
           <w:rtl/>
         </w:rPr>
-        <w:t xml:space="preserve">أظهر تحليل المحور الثاني أن المعلمات ينظرن إلى البيئة الصفية على أنها أداة تربوية وليست مجرد مكان للتعلم، أو كما قالت المعلمة (ك): «البيئة هي المعلمة الثالثة في الصف بعدي وبعد المساعِدة». الثيمة الأولى التي أجمعت عليها المشاركات هي الروتين الثابت المعلق كجدول مصور. وصفت المعلمة (ج) روتينها بالتفصيل: «استقبال، لعب حر في الزوايا، حلقة، فطور، ساحة، فعالية، قصة، ثم الوداع. الأطفال يعرفون هذا الترتيب من الأسبوع الثاني»، وتكرر عند أغلب المعلمات أسلوب إحالة الطفل إلى الجدول بدل الإجابة عنه، كما قالت المعلمة (د): «ولما طفل يسألني "متى منطلع على الساحة؟" بوديه على الجدول وبخليه يشوف لحاله». وعبرت المعلمة (هـ) عن مكانة الروتين بقولها: «بالنسبة إلي الروتين هو نمبر ون. الأولاد بيعشقوا الروتين، وإذا تعودوا على برنامج معين لازم نحافظ عليه». وظهر اختلاف طفيف في درجة المرونة، فبينما تحافظ المعلمة (ج) على روتين «ثابت جدًا»، تنظم المعلمة (ب) «برنامجًا يوميًا مرنًا ومتدفقًا، أي أن هناك ترتيبًا ثابتًا للأنشطة لكن مع مساحة للتغيير حسب حال الأطفال في ذلك اليوم».</w:t>
+        <w:t xml:space="preserve">أظهر تحليل المحور الثاني أن المعلمات ينظرن إلى البيئة الصفية على أنها أداة تربوية وليست مجرد مكان للتعلم، أو كما قالت المعلمة سناء: «البيئة هي المعلمة الثالثة في الصف بعدي وبعد المساعِدة». الثيمة الأولى التي أجمعت عليها المشاركات هي الروتين الثابت المعلق كجدول مصور. وصفت المعلمة هبة روتينها بالتفصيل: «استقبال، لعب حر في الزوايا، حلقة، فطور، ساحة، فعالية، قصة، ثم الوداع. الأطفال يعرفون هذا الترتيب من الأسبوع الثاني»، وتكرر عند أغلب المعلمات أسلوب إحالة الطفل إلى الجدول بدل الإجابة عنه، كما قالت المعلمة ريان: «ولما طفل يسألني "متى منطلع على الساحة؟" بوديه على الجدول وبخليه يشوف لحاله». وعبرت المعلمة اسراء عن مكانة الروتين بقولها: «بالنسبة إلي الروتين هو نمبر ون. الأولاد بيعشقوا الروتين، وإذا تعودوا على برنامج معين لازم نحافظ عليه». وظهر اختلاف طفيف في درجة المرونة، فبينما تحافظ المعلمة هبة على روتين «ثابت جدًا»، تنظم المعلمة نسرين «برنامجًا يوميًا مرنًا ومتدفقًا، أي أن هناك ترتيبًا ثابتًا للأنشطة لكن مع مساحة للتغيير حسب حال الأطفال في ذلك اليوم».</w:t>
       </w:r>
     </w:p>
     <w:p>
@@ -10006,7 +10006,7 @@
           <w:szCs w:val="28"/>
           <w:rtl/>
         </w:rPr>
-        <w:t xml:space="preserve">الثيمة الثانية هي تنظيم الزوايا والقوانين، وقد تكررت فيها أربعة مؤشرات عند جميع المعلمات تقريبًا: بطاقات تحدد عدد الأطفال في كل زاوية، ومكان ثابت لكل أداة عليه صورة، وفتح الزوايا تدريجيًا في بداية السنة، وقوانين قليلة مصورة يشارك الأطفال في صياغتها. قالت المعلمة (أ): «في بداية السنة أفتح زاويتين أو ثلاثًا فقط، وأضيف زاوية كل أسبوع بعد أن نتعلم قوانينها معًا»، وشرحت المعلمة (ح) المنطق نفسه: «كل أسبوع نضيف زاوية إلى الروضة ليتمكن الأطفال من معرفة قوانينها والتمكن والالتزام عند الدخول إليها». وفي صياغة القوانين، تصف المعلمة (أ) كيف يقترح الأطفال أنفسهم «"نتكلم بلطف" و"نرتب بعد اللعب"، وأنا أكتب وأرسم معهم. عندما يخالف طفل قانونًا اقترحه بنفسه يكون الحديث معه أسهل بكثير». وتميزت المعلمة (و) بإعطاء الأطفال «حرية الاختيار في أي ركن يرغبون أن يكونوا» مع تحويل حفظ النظام إلى مسؤولية جماعية: «وإذا أحدث أحدهم الفوضى فيكونوا هم من يرشدوه ويطلبوا منه أن يكون النظام». وانفردت المعلمة (ل) بحيلة بصرية: «وأصور الزوايا وهي مرتبة وأعلق الصورة على الرف، فالطفل يقارن الرف بالصورة ويرتب من دون أن أقول كلمة».</w:t>
+        <w:t xml:space="preserve">الثيمة الثانية هي تنظيم الزوايا والقوانين، وقد تكررت فيها أربعة مؤشرات عند جميع المعلمات تقريبًا: بطاقات تحدد عدد الأطفال في كل زاوية، ومكان ثابت لكل أداة عليه صورة، وفتح الزوايا تدريجيًا في بداية السنة، وقوانين قليلة مصورة يشارك الأطفال في صياغتها. قالت المعلمة دعاء: «في بداية السنة أفتح زاويتين أو ثلاثًا فقط، وأضيف زاوية كل أسبوع بعد أن نتعلم قوانينها معًا»، وشرحت المعلمة رفقة المنطق نفسه: «كل أسبوع نضيف زاوية إلى الروضة ليتمكن الأطفال من معرفة قوانينها والتمكن والالتزام عند الدخول إليها». وفي صياغة القوانين، تصف المعلمة دعاء كيف يقترح الأطفال أنفسهم «"نتكلم بلطف" و"نرتب بعد اللعب"، وأنا أكتب وأرسم معهم. عندما يخالف طفل قانونًا اقترحه بنفسه يكون الحديث معه أسهل بكثير». وتميزت المعلمة سماهر بإعطاء الأطفال «حرية الاختيار في أي ركن يرغبون أن يكونوا» مع تحويل حفظ النظام إلى مسؤولية جماعية: «وإذا أحدث أحدهم الفوضى فيكونوا هم من يرشدوه ويطلبوا منه أن يكون النظام». وانفردت المعلمة ختام بحيلة بصرية: «وأصور الزوايا وهي مرتبة وأعلق الصورة على الرف، فالطفل يقارن الرف بالصورة ويرتب من دون أن أقول كلمة».</w:t>
       </w:r>
     </w:p>
     <w:p>
@@ -10023,7 +10023,7 @@
           <w:szCs w:val="28"/>
           <w:rtl/>
         </w:rPr>
-        <w:t xml:space="preserve">الثيمة الثالثة، تقليل المثيرات، لم تحظَ بإجماع كامل، لكنها ظهرت عند نصف المعلمات بصيغة قوية مدعومة بتجربة شخصية. روت المعلمة (ب) موقف طفل على طيف التوحد رفض دخول الروضة بعد تزيينها لعيد البوريم، وخلصت إلى نتيجة تتجاوز ذلك الطفل: «عندما هدأت البيئة من أجل هذا الطفل، هدأ باقي الأطفال أيضًا، فقلت الخلافات في الزوايا وقل الصراخ، مع أنهم لم يكونوا على الطيف». وروت المعلمة (ك) قصة مرشدة جلست في صفها الفوضوي ساعتين ثم قالت لها «"الغرفة صاخبة"»، فأزالت نصف الزينة وأغلقت نصف الألعاب وأطفأت الموسيقى، «خلال أسبوعين هدأ الصف بشكل لم أصدقه، والأطفال أنفسهم لم يتغيروا، الذي تغير هو المكان». في المقابل، شددت معلمات أخريات على غنى البيئة، فالمعلمة (هـ) تقول: «إذا شغلتي الأولاد، ما بيشغلوكي»، والمعلمة (ج) ترى أن «البيئة الآمنة والغنية بالفعاليات والألعاب الملائمة لجيل الطفل تجعله يشعر بالأمان وعدم الملل». ولا تناقض بين الاتجاهين عند التدقيق، فالمعلمة (ج) نفسها أخرجت نصف الأدوات البلاستيكية المكسورة من زاوية البيت وأبدلتها بأدوات حقيقية أقل عددًا، أي أن المطلوب بيئة غنية بالمعنى لا بالكمية.</w:t>
+        <w:t xml:space="preserve">الثيمة الثالثة، تقليل المثيرات، لم تحظَ بإجماع كامل، لكنها ظهرت عند نصف المعلمات بصيغة قوية مدعومة بتجربة شخصية. روت المعلمة نسرين موقف طفل على طيف التوحد رفض دخول الروضة بعد تزيينها لعيد البوريم، وخلصت إلى نتيجة تتجاوز ذلك الطفل: «عندما هدأت البيئة من أجل هذا الطفل، هدأ باقي الأطفال أيضًا، فقلت الخلافات في الزوايا وقل الصراخ، مع أنهم لم يكونوا على الطيف». وروت المعلمة سناء قصة مرشدة جلست في صفها الفوضوي ساعتين ثم قالت لها «"الغرفة صاخبة"»، فأزالت نصف الزينة وأغلقت نصف الألعاب وأطفأت الموسيقى، «خلال أسبوعين هدأ الصف بشكل لم أصدقه، والأطفال أنفسهم لم يتغيروا، الذي تغير هو المكان». في المقابل، شددت معلمات أخريات على غنى البيئة، فالمعلمة اسراء تقول: «إذا شغلتي الأولاد، ما بيشغلوكي»، والمعلمة هبة ترى أن «البيئة الآمنة والغنية بالفعاليات والألعاب الملائمة لجيل الطفل تجعله يشعر بالأمان وعدم الملل». ولا تناقض بين الاتجاهين عند التدقيق، فالمعلمة هبة نفسها أخرجت نصف الأدوات البلاستيكية المكسورة من زاوية البيت وأبدلتها بأدوات حقيقية أقل عددًا، أي أن المطلوب بيئة غنية بالمعنى لا بالكمية.</w:t>
       </w:r>
     </w:p>
     <w:p>
@@ -10040,7 +10040,7 @@
           <w:szCs w:val="28"/>
           <w:rtl/>
         </w:rPr>
-        <w:t xml:space="preserve">الثيمة الرابعة هي فترات الانتقال بين الأنشطة بوصفها الوقت الأكثر حساسية في اليوم. شخّصت المعلمة (ب) المشكلة: «الانتقال بين الأنشطة هو الوقت الذي تحدث فيه أغلب المشكلات، لأن الطفل ترك شيئًا كان يحبه ولم يبدأ بعد شيئًا جديدًا، وفي هذه الفجوة يظهر الدفع والصراخ». والحل المتكرر عند المعلمات ثلاثي: تنبيه قبل خمس دقائق، وإشارة ثابتة للانتقال، وتجهيز النشاط التالي قبل انتهاء الحالي. تصف المعلمة (أ) الإشارة: «أغنية قصيرة أو جرس صغير، فالأطفال يعرفون أن خمس دقائق بقيت للترتيب»، وتضيف المعلمة (ل) بطاقة مرئية «حتى يراها الطفل الذي لا يسمع بسبب انشغاله». وحوّلت عدة معلمات الترتيب نفسه إلى جزء من اللعب، كما قالت المعلمة (ج): «فهناك أغنية للترتيب ومن ينتهي أولًا يذهب إلى الحلقة أولًا».</w:t>
+        <w:t xml:space="preserve">الثيمة الرابعة هي فترات الانتقال بين الأنشطة بوصفها الوقت الأكثر حساسية في اليوم. شخّصت المعلمة نسرين المشكلة: «الانتقال بين الأنشطة هو الوقت الذي تحدث فيه أغلب المشكلات، لأن الطفل ترك شيئًا كان يحبه ولم يبدأ بعد شيئًا جديدًا، وفي هذه الفجوة يظهر الدفع والصراخ». والحل المتكرر عند المعلمات ثلاثي: تنبيه قبل خمس دقائق، وإشارة ثابتة للانتقال، وتجهيز النشاط التالي قبل انتهاء الحالي. تصف المعلمة دعاء الإشارة: «أغنية قصيرة أو جرس صغير، فالأطفال يعرفون أن خمس دقائق بقيت للترتيب»، وتضيف المعلمة ختام بطاقة مرئية «حتى يراها الطفل الذي لا يسمع بسبب انشغاله». وحوّلت عدة معلمات الترتيب نفسه إلى جزء من اللعب، كما قالت المعلمة هبة: «فهناك أغنية للترتيب ومن ينتهي أولًا يذهب إلى الحلقة أولًا».</w:t>
       </w:r>
     </w:p>
     <w:p>
@@ -10057,7 +10057,7 @@
           <w:szCs w:val="28"/>
           <w:rtl/>
         </w:rPr>
-        <w:t xml:space="preserve">الثيمة الخامسة تجمع التحديات التي تواجه المعلمات في الحفاظ على الانضباط. التحدي المتفق عليه هو اختلاف الأطفال، كما قالت المعلمة (د): «أكثر تحدي إنه كل طفل شخصيته غير. في أطفال عندهم طاقة عالية جدًا وما بقدروا يقعدوا دقيقتين، وفي أطفال بصعب عليهم الالتزام بالقوانين لأنه بالبيت ما في قوانين أصلًا». ويأتي بعده عدد الأطفال، وقد وصفته المعلمة (ك) بأنه «أصعب تحدٍّ عندي»، وقالت المعلمة (ب) إنه «مع ثلاثة وثلاثين طفلًا لا يمكن الوصول إلى كل طفل في اللحظة المناسبة، وهنا يكون عمل المساعِدة والتنسيق معها أمرًا لا غنى عنه». وأشارت المعلمات إلى الأهل الذين لا يضعون حدودًا في البيت، فالمعلمة (و) تصف «الولد المدلل من أهله، الذي يحق له كل شيء في البيت، فيأتي إلى الروضة ويتوقع الشيء نفسه». وانفردت المعلمة (ج) بتحديد المعلمة البديلة تحديًا رئيسيًا: «المعلمة البديلة لا تحافظ مثلي على القوانين والتعزيز، وتتنازل عن أشياء لا أتنازل عنها أنا»، وحلها العملي «أن أترك للمعلمة البديلة ورقة واضحة فيها القوانين والروتين وطريقة التعزيز». وتميزت المعلمة (ح) بوصف فئة من الأطفال «يحبون الابتكار ويحبون التميز، لكنهم لا يعرفون كيفية التعبير عن ذلك فيعبرون بعدم الانضباط»، وحلها إعطاؤهم مهام المسؤولين ومنصة يقدمون عليها ما يحبون. واللافت أن ثماني معلمات ذكرن تعبهن الشخصي تحديًا صريحًا، وعبّرت عنه المعلمة (ج) بصراحة: «التحدي الأكبر أحيانًا هو أنا نفسي، فعندما أكون متعبة يقل صبري، والأطفال يشعرون بذلك قبل أن أشعر به أنا»، والحل عندهن واحد: تخفيف البرنامج في تلك الأيام بدل الطلب من الأطفال أكثر.</w:t>
+        <w:t xml:space="preserve">الثيمة الخامسة تجمع التحديات التي تواجه المعلمات في الحفاظ على الانضباط. التحدي المتفق عليه هو اختلاف الأطفال، كما قالت المعلمة ريان: «أكثر تحدي إنه كل طفل شخصيته غير. في أطفال عندهم طاقة عالية جدًا وما بقدروا يقعدوا دقيقتين، وفي أطفال بصعب عليهم الالتزام بالقوانين لأنه بالبيت ما في قوانين أصلًا». ويأتي بعده عدد الأطفال، وقد وصفته المعلمة سناء بأنه «أصعب تحدٍّ عندي»، وقالت المعلمة نسرين إنه «مع ثلاثة وثلاثين طفلًا لا يمكن الوصول إلى كل طفل في اللحظة المناسبة، وهنا يكون عمل المساعِدة والتنسيق معها أمرًا لا غنى عنه». وأشارت المعلمات إلى الأهل الذين لا يضعون حدودًا في البيت، فالمعلمة سماهر تصف «الولد المدلل من أهله، الذي يحق له كل شيء في البيت، فيأتي إلى الروضة ويتوقع الشيء نفسه». وانفردت المعلمة هبة بتحديد المعلمة البديلة تحديًا رئيسيًا: «المعلمة البديلة لا تحافظ مثلي على القوانين والتعزيز، وتتنازل عن أشياء لا أتنازل عنها أنا»، وحلها العملي «أن أترك للمعلمة البديلة ورقة واضحة فيها القوانين والروتين وطريقة التعزيز». وتميزت المعلمة رفقة بوصف فئة من الأطفال «يحبون الابتكار ويحبون التميز، لكنهم لا يعرفون كيفية التعبير عن ذلك فيعبرون بعدم الانضباط»، وحلها إعطاؤهم مهام المسؤولين ومنصة يقدمون عليها ما يحبون. واللافت أن ثماني معلمات ذكرن تعبهن الشخصي تحديًا صريحًا، وعبّرت عنه المعلمة هبة بصراحة: «التحدي الأكبر أحيانًا هو أنا نفسي، فعندما أكون متعبة يقل صبري، والأطفال يشعرون بذلك قبل أن أشعر به أنا»، والحل عندهن واحد: تخفيف البرنامج في تلك الأيام بدل الطلب من الأطفال أكثر.</w:t>
       </w:r>
     </w:p>
     <w:p>
@@ -10360,7 +10360,7 @@
                 <w:szCs w:val="26"/>
                 <w:rtl/>
               </w:rPr>
-              <w:t xml:space="preserve">إجابات متميزة: المعلمة (ج) تصف نفسها "مرساة الأمان"، والمعلمة (ح) تقول إن الأطفال ينادونها ماما أو جدة، والمعلمة (و) تعدد أدوارها: المرشد والمعلم والأم الحنون والصاحب.</w:t>
+              <w:t xml:space="preserve">إجابات متميزة: المعلمة هبة تصف نفسها "مرساة الأمان"، والمعلمة رفقة تقول إن الأطفال ينادونها ماما أو جدة، والمعلمة سماهر تعدد أدوارها: المرشد والمعلم والأم الحنون والصاحب.</w:t>
             </w:r>
           </w:p>
         </w:tc>
@@ -10389,7 +10389,7 @@
                 <w:szCs w:val="26"/>
                 <w:rtl/>
               </w:rPr>
-              <w:t xml:space="preserve">المعلمة (ج): «حازمة وفي الوقت نفسه حنونة ومحبة. أحتوي مشاعرهم وأكون مرساة الأمان لهم».</w:t>
+              <w:t xml:space="preserve">المعلمة هبة: «حازمة وفي الوقت نفسه حنونة ومحبة. أحتوي مشاعرهم وأكون مرساة الأمان لهم».</w:t>
             </w:r>
           </w:p>
         </w:tc>
@@ -10499,7 +10499,7 @@
                 <w:szCs w:val="26"/>
                 <w:rtl/>
               </w:rPr>
-              <w:t xml:space="preserve">إجابات متميزة: المعلمة (ل) تسجل الوقت الفردي في دفتر حتى لا تنسى الأطفال الهادئين، والمعلمة (ك) تبدأ يومها بدقيقتين مع الطفل الصعب، والمعلمة (ب) خصصت 15 دقيقة كل صباح لطفل رافض.</w:t>
+              <w:t xml:space="preserve">إجابات متميزة: المعلمة ختام تسجل الوقت الفردي في دفتر حتى لا تنسى الأطفال الهادئين، والمعلمة سناء تبدأ يومها بدقيقتين مع الطفل الصعب، والمعلمة نسرين خصصت 15 دقيقة كل صباح لطفل رافض.</w:t>
             </w:r>
           </w:p>
         </w:tc>
@@ -10528,7 +10528,7 @@
                 <w:szCs w:val="26"/>
                 <w:rtl/>
               </w:rPr>
-              <w:t xml:space="preserve">المعلمة (ب): «الطفل الذي لا يحصل على هذا الوقت يأخذه بطريقة أخرى، غالبًا بالسلوك الذي لا نريده».</w:t>
+              <w:t xml:space="preserve">المعلمة نسرين: «الطفل الذي لا يحصل على هذا الوقت يأخذه بطريقة أخرى، غالبًا بالسلوك الذي لا نريده».</w:t>
             </w:r>
           </w:p>
         </w:tc>
@@ -10638,7 +10638,7 @@
                 <w:szCs w:val="26"/>
                 <w:rtl/>
               </w:rPr>
-              <w:t xml:space="preserve">إجابات متميزة: المعلمة (ك) تلاحظ أن المعلمة البديلة تفشل مع الأطفال أنفسهم رغم القوانين نفسها، والمعلمة (ب) تحرص على إنهاء اليوم الصعب بشيء إيجابي.</w:t>
+              <w:t xml:space="preserve">إجابات متميزة: المعلمة سناء تلاحظ أن المعلمة البديلة تفشل مع الأطفال أنفسهم رغم القوانين نفسها، والمعلمة نسرين تحرص على إنهاء اليوم الصعب بشيء إيجابي.</w:t>
             </w:r>
           </w:p>
         </w:tc>
@@ -10667,7 +10667,7 @@
                 <w:szCs w:val="26"/>
                 <w:rtl/>
               </w:rPr>
-              <w:t xml:space="preserve">المعلمة (ك): «الحنان بلا حدود يصنع فوضى، والحدود بلا حنان تصنع خوفًا، والانضباط الذي يبقى هو الذي يأتي من الاثنين معًا».</w:t>
+              <w:t xml:space="preserve">المعلمة سناء: «الحنان بلا حدود يصنع فوضى، والحدود بلا حنان تصنع خوفًا، والانضباط الذي يبقى هو الذي يأتي من الاثنين معًا».</w:t>
             </w:r>
           </w:p>
         </w:tc>
@@ -10794,7 +10794,7 @@
                 <w:szCs w:val="26"/>
                 <w:rtl/>
               </w:rPr>
-              <w:t xml:space="preserve">إجابات متميزة: المعلمة (و) زارت بيت طفل كثير الغياب وصادقت أمه، والمعلمة (هـ) لاحظت أن الطفل بدأ يستغل الاهتمام فقدمته قبل المشكلة لا بعدها، والمعلمة (ل) لم تطلب من طفلة صامتة أن تتكلم أبدًا.</w:t>
+              <w:t xml:space="preserve">إجابات متميزة: المعلمة سماهر زارت بيت طفل كثير الغياب وصادقت أمه، والمعلمة اسراء لاحظت أن الطفل بدأ يستغل الاهتمام فقدمته قبل المشكلة لا بعدها، والمعلمة ختام لم تطلب من طفلة صامتة أن تتكلم أبدًا.</w:t>
             </w:r>
           </w:p>
         </w:tc>
@@ -10823,7 +10823,7 @@
                 <w:szCs w:val="26"/>
                 <w:rtl/>
               </w:rPr>
-              <w:t xml:space="preserve">المعلمة (ك): «هذا الطفل علمني أن العلاقة أحيانًا هي الخطة كلها، وليست خطوة في الخطة».</w:t>
+              <w:t xml:space="preserve">المعلمة سناء: «هذا الطفل علمني أن العلاقة أحيانًا هي الخطة كلها، وليست خطوة في الخطة».</w:t>
             </w:r>
           </w:p>
         </w:tc>
@@ -10848,7 +10848,7 @@
           <w:szCs w:val="28"/>
           <w:rtl/>
         </w:rPr>
-        <w:t xml:space="preserve">أجمعت المعلمات في المحور الثالث على أن العلاقة بينهن وبين الأطفال قائمة على المحبة والاحترام والثقة، لكن الأهم في إجاباتهن أن هذه المحبة تأتي دائمًا مقترنة بالحدود. الصيغة التي تكررت بكلمات متقاربة هي "حازمة وحنونة"، كما قالت المعلمة (ج): «حازمة وفي الوقت نفسه حنونة ومحبة. أحتوي مشاعرهم وأكون مرساة الأمان لهم، أي أنني الشيء الثابت الذي يعودون إليه عندما يخافون أو يغضبون أو يتعبون». وتصف المعلمة (أ) التوازن نفسه: «الأطفال يعرفون أن نبرة صوتي عندما أقول "توقف" تعني التوقف، ومع ذلك لا يخافون مني». وعبّرت المعلمة (ح) عن أقصى درجات القرب: «إنهم أولادي وقطعة من قلبي. عندما أصل في الصباح يلاقونني بالأحضان»، حتى إن الأطفال «ينادونني في بعض الأحيان ماما أو جدة، وأنا لا أصحح لهم لأن هذا يعني أنهم يشعرون بالأمان معي»، لكنها تضيف فورًا: «لكن الأم أيضًا تضع حدودًا». وتعدد المعلمة (و) أدوارها: «أعتبر نفسي المرشد والمعلم والأم الحنون والصاحب المشارك بالألعاب والتعليم، وكل دور من هذه الأدوار له وقته». وتكرر عند أغلب المعلمات مبدآن آخران: العدل عند الخلاف، والاعتذار للطفل عند الخطأ، كما قالت المعلمة (ل): «وقد اعتذرت أمام الصف كله مرة لأنني رفعت صوتي أكثر من اللازم، والأطفال احترموني أكثر بعدها». وأجمعت المعلمات على أن الطفل الصعب هو الذي يحتاج إلى الحب أكثر «مع أنه يطلبه بطريقة تجعلنا نعطيه أقل»، كما قالت المعلمة (ز).</w:t>
+        <w:t xml:space="preserve">أجمعت المعلمات في المحور الثالث على أن العلاقة بينهن وبين الأطفال قائمة على المحبة والاحترام والثقة، لكن الأهم في إجاباتهن أن هذه المحبة تأتي دائمًا مقترنة بالحدود. الصيغة التي تكررت بكلمات متقاربة هي "حازمة وحنونة"، كما قالت المعلمة هبة: «حازمة وفي الوقت نفسه حنونة ومحبة. أحتوي مشاعرهم وأكون مرساة الأمان لهم، أي أنني الشيء الثابت الذي يعودون إليه عندما يخافون أو يغضبون أو يتعبون». وتصف المعلمة دعاء التوازن نفسه: «الأطفال يعرفون أن نبرة صوتي عندما أقول "توقف" تعني التوقف، ومع ذلك لا يخافون مني». وعبّرت المعلمة رفقة عن أقصى درجات القرب: «إنهم أولادي وقطعة من قلبي. عندما أصل في الصباح يلاقونني بالأحضان»، حتى إن الأطفال «ينادونني في بعض الأحيان ماما أو جدة، وأنا لا أصحح لهم لأن هذا يعني أنهم يشعرون بالأمان معي»، لكنها تضيف فورًا: «لكن الأم أيضًا تضع حدودًا». وتعدد المعلمة سماهر أدوارها: «أعتبر نفسي المرشد والمعلم والأم الحنون والصاحب المشارك بالألعاب والتعليم، وكل دور من هذه الأدوار له وقته». وتكرر عند أغلب المعلمات مبدآن آخران: العدل عند الخلاف، والاعتذار للطفل عند الخطأ، كما قالت المعلمة ختام: «وقد اعتذرت أمام الصف كله مرة لأنني رفعت صوتي أكثر من اللازم، والأطفال احترموني أكثر بعدها». وأجمعت المعلمات على أن الطفل الصعب هو الذي يحتاج إلى الحب أكثر «مع أنه يطلبه بطريقة تجعلنا نعطيه أقل»، كما قالت المعلمة اديبة.</w:t>
       </w:r>
     </w:p>
     <w:p>
@@ -10865,7 +10865,7 @@
           <w:szCs w:val="28"/>
           <w:rtl/>
         </w:rPr>
-        <w:t xml:space="preserve">الثيمة الثانية هي الطقوس اليومية التي تُبنى بها العلاقة، وقد ظهر تشابه لافت بين المعلمات فيها: الاستقبال الصباحي بالاسم وبنظرة في العينين، والجلوس على الأرض واللعب مع الأطفال، ومعرفة شيء خاص عن كل طفل، والاستماع إلى قصصهم مهما طالت. قالت المعلمة (أ) إنها تستمع «لكل فرد وفرد في الصف، حتى لو كان ما يريد أن يقوله هو أن قطته أكلت في الصباح»، وتحرص أن تعرف «من يحب الديناصورات، ومن لديه أخ جديد، ومن يخاف من الكلاب». وشرحت المعلمة (ب) لماذا يهم الوقت الفردي: «أحاول أن أخصص وقتًا فرديًا قصيرًا لكل طفل خلال الأسبوع، دقيقتين أو ثلاثًا من اللعب أو الحديث، لأن الطفل الذي لا يحصل على هذا الوقت يأخذه بطريقة أخرى، غالبًا بالسلوك الذي لا نريده». وتميزت المعلمة (ل) بتسجيل هذا الوقت: «وأسجل ذلك في دفتر حتى لا أنسى أحدًا، لأنني اكتشفت أن الأطفال الهادئين هم الذين أنساهم»، والمعلمة (ك) بتخصيص بداية اليوم للطفل الصعب: «ولذلك أجبر نفسي على أن أبدأ يومي بدقيقتين معه قبل أي شيء».</w:t>
+        <w:t xml:space="preserve">الثيمة الثانية هي الطقوس اليومية التي تُبنى بها العلاقة، وقد ظهر تشابه لافت بين المعلمات فيها: الاستقبال الصباحي بالاسم وبنظرة في العينين، والجلوس على الأرض واللعب مع الأطفال، ومعرفة شيء خاص عن كل طفل، والاستماع إلى قصصهم مهما طالت. قالت المعلمة دعاء إنها تستمع «لكل فرد وفرد في الصف، حتى لو كان ما يريد أن يقوله هو أن قطته أكلت في الصباح»، وتحرص أن تعرف «من يحب الديناصورات، ومن لديه أخ جديد، ومن يخاف من الكلاب». وشرحت المعلمة نسرين لماذا يهم الوقت الفردي: «أحاول أن أخصص وقتًا فرديًا قصيرًا لكل طفل خلال الأسبوع، دقيقتين أو ثلاثًا من اللعب أو الحديث، لأن الطفل الذي لا يحصل على هذا الوقت يأخذه بطريقة أخرى، غالبًا بالسلوك الذي لا نريده». وتميزت المعلمة ختام بتسجيل هذا الوقت: «وأسجل ذلك في دفتر حتى لا أنسى أحدًا، لأنني اكتشفت أن الأطفال الهادئين هم الذين أنساهم»، والمعلمة سناء بتخصيص بداية اليوم للطفل الصعب: «ولذلك أجبر نفسي على أن أبدأ يومي بدقيقتين معه قبل أي شيء».</w:t>
       </w:r>
     </w:p>
     <w:p>
@@ -10882,7 +10882,7 @@
           <w:szCs w:val="28"/>
           <w:rtl/>
         </w:rPr>
-        <w:t xml:space="preserve">الثيمة الثالثة هي أثر العلاقة على الانضباط، وقد أجابت المعلمات عنها بمنطق واحد تقريبًا: الطفل يستمع إلى من يحبه، ويريد أن يراه راضيًا، ويأتي إليه عند المشكلة بدل أن يحلها بيده. الدليل الذي قدمته أغلبهن هو الفرق بين بداية السنة ونهايتها من دون تغيير القوانين، كما قالت المعلمة (ك): «في أيلول المشكلات كثيرة مع أن القوانين واضحة من اليوم الأول، وفي كانون الأول تقل المشكلات من دون أن أغير قانونًا واحدًا، والذي تغير هو أن الأطفال صاروا يعرفونني وأنا صرت أعرفهم». وأضافت دليلًا آخر: «فالمعلمة البديلة تجد صعوبة مع الأطفال أنفسهم الذين يتعاونون معي، مع أنها تطبق القوانين نفسها، لأن العلاقة ليست معها». ولاحظت المعلمة (ب) الاتجاه المعاكس: «عندما تضعف العلاقة مع طفل معين، مثلًا بعد يوم كثرت فيه التنبيهات، ألاحظ أن سلوكه يسوء في اليوم التالي»، ولذلك تحرص «أن أنهي اليوم بشيء إيجابي معه، حتى لا ينام على الشعور السيئ». غير أن ما يميز إجابات هذا البحث أن المعلمات لم يكتفين بالإشادة بالعلاقة، بل حذرن من الاكتفاء بها. قالت المعلمة (أ): «فأنا أعرف معلمات حنونات جدًا وصفوفهن فوضوية، والسبب أن الحنان عندهن جاء من دون حدود»، وصاغتها المعلمة (ك) في قاعدة: «الحنان بلا حدود يصنع فوضى، والحدود بلا حنان تصنع خوفًا، والانضباط الذي يبقى هو الذي يأتي من الاثنين معًا». وتضيف المعلمة (ج) بعدًا آخر: «وأرى التأثير على المجموعة كلها، فعندما تكون العلاقة بيني وبين الأطفال جيدة تكون العلاقات بينهم جيدة أيضًا، لأنهم يقلدون طريقتي في التعامل».</w:t>
+        <w:t xml:space="preserve">الثيمة الثالثة هي أثر العلاقة على الانضباط، وقد أجابت المعلمات عنها بمنطق واحد تقريبًا: الطفل يستمع إلى من يحبه، ويريد أن يراه راضيًا، ويأتي إليه عند المشكلة بدل أن يحلها بيده. الدليل الذي قدمته أغلبهن هو الفرق بين بداية السنة ونهايتها من دون تغيير القوانين، كما قالت المعلمة سناء: «في أيلول المشكلات كثيرة مع أن القوانين واضحة من اليوم الأول، وفي كانون الأول تقل المشكلات من دون أن أغير قانونًا واحدًا، والذي تغير هو أن الأطفال صاروا يعرفونني وأنا صرت أعرفهم». وأضافت دليلًا آخر: «فالمعلمة البديلة تجد صعوبة مع الأطفال أنفسهم الذين يتعاونون معي، مع أنها تطبق القوانين نفسها، لأن العلاقة ليست معها». ولاحظت المعلمة نسرين الاتجاه المعاكس: «عندما تضعف العلاقة مع طفل معين، مثلًا بعد يوم كثرت فيه التنبيهات، ألاحظ أن سلوكه يسوء في اليوم التالي»، ولذلك تحرص «أن أنهي اليوم بشيء إيجابي معه، حتى لا ينام على الشعور السيئ». غير أن ما يميز إجابات هذا البحث أن المعلمات لم يكتفين بالإشادة بالعلاقة، بل حذرن من الاكتفاء بها. قالت المعلمة دعاء: «فأنا أعرف معلمات حنونات جدًا وصفوفهن فوضوية، والسبب أن الحنان عندهن جاء من دون حدود»، وصاغتها المعلمة سناء في قاعدة: «الحنان بلا حدود يصنع فوضى، والحدود بلا حنان تصنع خوفًا، والانضباط الذي يبقى هو الذي يأتي من الاثنين معًا». وتضيف المعلمة هبة بعدًا آخر: «وأرى التأثير على المجموعة كلها، فعندما تكون العلاقة بيني وبين الأطفال جيدة تكون العلاقات بينهم جيدة أيضًا، لأنهم يقلدون طريقتي في التعامل».</w:t>
       </w:r>
     </w:p>
     <w:p>
@@ -10899,7 +10899,7 @@
           <w:szCs w:val="28"/>
           <w:rtl/>
         </w:rPr>
-        <w:t xml:space="preserve">الثيمة الرابعة تجمع قصص التغيير التي روتها المعلمات، وهي أغنى جزء في المقابلات. سبع معلمات روين قصة طفل خجول أو منعزل تغير بالوقت الفردي والأدوار الصغيرة من دون ضغط، وثلاث روين قصة طفل عنيف، وروت المعلمة (و) قصة طفل كثير الغياب، والمعلمة (ح) قصة طفلة خائفة، والمعلمة (ل) قصة طفلة صامتة. القاسم المشترك بين القصص أن التغيير استغرق أسابيع إلى أشهر، وأنه جاء من وقت فردي ومن دور يعطي للطفل مكانًا، ومن عدم الضغط. تصف المعلمة (أ) طفلًا كثير الحركة: «فخصصت وقتًا للحديث معه والاستماع له، عشر دقائق كل صباح قبل وصول باقي الأطفال»، وأعطته دور العريف، «مع الوقت تحسن سلوكه لأنه شعر بالاهتمام والمسؤولية». وتصف المعلمة (ب) طفلًا رافضًا للحلقة والقصة: «كنت أبدأ كل صباح بنشاط مدته 15 دقيقة معه، قبل وصول أغلب الأطفال»، وبعد ثلاثة أشهر «رسم أول رسمة في زاوية الفن وطلب أن أعلقها». وروت المعلمة (ج) لحظة رأت فيها ثمرة عملها مع طفل كان يُعرف بأنه «"الذي يضرب"»: «فالذي اعتُدي عليه لم يستعمل العنف ولم يرجع له الضربة، بل وضع يده على وجهه وقال للطفل الآخر "ممنوع، المعلمة قالت العنف ممنوع"، ثم جاء إليّ».</w:t>
+        <w:t xml:space="preserve">الثيمة الرابعة تجمع قصص التغيير التي روتها المعلمات، وهي أغنى جزء في المقابلات. سبع معلمات روين قصة طفل خجول أو منعزل تغير بالوقت الفردي والأدوار الصغيرة من دون ضغط، وثلاث روين قصة طفل عنيف، وروت المعلمة سماهر قصة طفل كثير الغياب، والمعلمة رفقة قصة طفلة خائفة، والمعلمة ختام قصة طفلة صامتة. القاسم المشترك بين القصص أن التغيير استغرق أسابيع إلى أشهر، وأنه جاء من وقت فردي ومن دور يعطي للطفل مكانًا، ومن عدم الضغط. تصف المعلمة دعاء طفلًا كثير الحركة: «فخصصت وقتًا للحديث معه والاستماع له، عشر دقائق كل صباح قبل وصول باقي الأطفال»، وأعطته دور العريف، «مع الوقت تحسن سلوكه لأنه شعر بالاهتمام والمسؤولية». وتصف المعلمة نسرين طفلًا رافضًا للحلقة والقصة: «كنت أبدأ كل صباح بنشاط مدته 15 دقيقة معه، قبل وصول أغلب الأطفال»، وبعد ثلاثة أشهر «رسم أول رسمة في زاوية الفن وطلب أن أعلقها». وروت المعلمة هبة لحظة رأت فيها ثمرة عملها مع طفل كان يُعرف بأنه «"الذي يضرب"»: «فالذي اعتُدي عليه لم يستعمل العنف ولم يرجع له الضربة، بل وضع يده على وجهه وقال للطفل الآخر "ممنوع، المعلمة قالت العنف ممنوع"، ثم جاء إليّ».</w:t>
       </w:r>
     </w:p>
     <w:p>
@@ -10916,7 +10916,7 @@
           <w:szCs w:val="28"/>
           <w:rtl/>
         </w:rPr>
-        <w:t xml:space="preserve">وانفردت ثلاث معلمات بمواقف تتجاوز الروضة. المعلمة (و) ذهبت إلى بيت طفل كثير الغياب: «جلست مع الأم وشربنا القهوة، وأصبحت صديقة للأم، وفهمت أن السبب ليس الطفل بل صعوبات في البيت في الصباح»، وأعطته مهامًا لا تتم من دونه، حتى إن الأم أرسلت في يوم مرضه رسالة «تقول إنه بكى لأنه لا يستطيع أن يسقي النباتات». والمعلمة (هـ) لاحظت جانبًا لا يُذكر عادة، وهو أن الطفل قد يستغل الاهتمام: «صحيح إنه مرات حسيت إنه بدأ يستغل هذا الاهتمام، يعني يعمل مشكلة عشان أقعد معه، وهون تعلمت إني أعطيه الاهتمام قبل المشكلة مش بعدها». والمعلمة (ل) قررت مع طفلة صامتة «ألا أطلب منها الكلام أبدًا، وأن أبني علاقة أولًا»، فرسمت معها كل يوم من دون كلام، حتى همست الطفلة في أذنها كلمة بعد شهر، وغنت في الحلقة في نهاية السنة، وخلصت المعلمة إلى «أن الصمت أحيانًا هو طلب للأمان وليس رفضًا، وأن العلاقة التي لا تطلب شيئًا هي التي تفتح الباب». ولخصت المعلمة (ك) ما تعلمته من طفل جاء في منتصف السنة وهو يضرب كل من يقترب منه: «هذا الطفل علمني أن العلاقة أحيانًا هي الخطة كلها، وليست خطوة في الخطة».</w:t>
+        <w:t xml:space="preserve">وانفردت ثلاث معلمات بمواقف تتجاوز الروضة. المعلمة سماهر ذهبت إلى بيت طفل كثير الغياب: «جلست مع الأم وشربنا القهوة، وأصبحت صديقة للأم، وفهمت أن السبب ليس الطفل بل صعوبات في البيت في الصباح»، وأعطته مهامًا لا تتم من دونه، حتى إن الأم أرسلت في يوم مرضه رسالة «تقول إنه بكى لأنه لا يستطيع أن يسقي النباتات». والمعلمة اسراء لاحظت جانبًا لا يُذكر عادة، وهو أن الطفل قد يستغل الاهتمام: «صحيح إنه مرات حسيت إنه بدأ يستغل هذا الاهتمام، يعني يعمل مشكلة عشان أقعد معه، وهون تعلمت إني أعطيه الاهتمام قبل المشكلة مش بعدها». والمعلمة ختام قررت مع طفلة صامتة «ألا أطلب منها الكلام أبدًا، وأن أبني علاقة أولًا»، فرسمت معها كل يوم من دون كلام، حتى همست الطفلة في أذنها كلمة بعد شهر، وغنت في الحلقة في نهاية السنة، وخلصت المعلمة إلى «أن الصمت أحيانًا هو طلب للأمان وليس رفضًا، وأن العلاقة التي لا تطلب شيئًا هي التي تفتح الباب». ولخصت المعلمة سناء ما تعلمته من طفل جاء في منتصف السنة وهو يضرب كل من يقترب منه: «هذا الطفل علمني أن العلاقة أحيانًا هي الخطة كلها، وليست خطوة في الخطة».</w:t>
       </w:r>
     </w:p>
     <w:p>
@@ -11833,7 +11833,7 @@
           <w:szCs w:val="28"/>
           <w:rtl/>
         </w:rPr>
-        <w:t xml:space="preserve">من خلال عرض نتائج المحور الأول يتبين لنا أن المعلمات يعتمدن التعزيز الإيجابي مدخلًا أساسيًا لبناء السلوك، وأنهن يشترطن فيه الفورية والتحديد. تتفق هذه النتيجة مع تعريف التعزيز الإيجابي بوصفه تقديم الدعم الإيجابي الفوري بناءً على أداء سلوك معين، مع تغيير نوع المعزز وكميته بما يناسب كل طفل، ومع ما وجدته الدراسة المقارنة من أن التعزيز اللفظي هو أكثر أنواع التعزيز التي تستخدمها المعلمات (محمد، 2020). غير أن ما تضيفه المعلمات إلى هذا التعريف هو التمييز الحاد بين أنواع المعززات: الكلمة التي تصف السلوك في المرتبة الأولى، ثم الملصق، ثم الهدية، وهو ترتيب يعكس فكرة أن المعززات الاجتماعية أقوى وأدوم، ويضيف إليه ملاحظة ميدانية مهمة: المعزز المادي يفقد قيمته مع التكرار. تجربة المعلمة (ل) التي وزعت الملصقات على كل شيء في سنتها الأولى حتى لم يعد أحد يهتم بها هي مثال حي على ما يُعرف في أدبيات تعديل السلوك بالإشباع.</w:t>
+        <w:t xml:space="preserve">من خلال عرض نتائج المحور الأول يتبين لنا أن المعلمات يعتمدن التعزيز الإيجابي مدخلًا أساسيًا لبناء السلوك، وأنهن يشترطن فيه الفورية والتحديد. تتفق هذه النتيجة مع تعريف التعزيز الإيجابي بوصفه تقديم الدعم الإيجابي الفوري بناءً على أداء سلوك معين، مع تغيير نوع المعزز وكميته بما يناسب كل طفل، ومع ما وجدته الدراسة المقارنة من أن التعزيز اللفظي هو أكثر أنواع التعزيز التي تستخدمها المعلمات (محمد، 2020). غير أن ما تضيفه المعلمات إلى هذا التعريف هو التمييز الحاد بين أنواع المعززات: الكلمة التي تصف السلوك في المرتبة الأولى، ثم الملصق، ثم الهدية، وهو ترتيب يعكس فكرة أن المعززات الاجتماعية أقوى وأدوم، ويضيف إليه ملاحظة ميدانية مهمة: المعزز المادي يفقد قيمته مع التكرار. تجربة المعلمة ختام التي وزعت الملصقات على كل شيء في سنتها الأولى حتى لم يعد أحد يهتم بها هي مثال حي على ما يُعرف في أدبيات تعديل السلوك بالإشباع.</w:t>
       </w:r>
     </w:p>
     <w:p>
@@ -11850,7 +11850,7 @@
           <w:szCs w:val="28"/>
           <w:rtl/>
         </w:rPr>
-        <w:t xml:space="preserve">الاختلاف حول المعززات المادية بين المعلمات لا يعني تناقضًا في المبدأ. المعلمة (ح) التي استخدمت الهدية مع طفل عنيف فعلت ذلك بشروط ثلاثة: معرفة حاجة الطفل بعينه، واتفاق مع الأهل، ومرحلية تنتهي بانسحاب المعزز المادي وبقاء السلوك. وهذا يطابق مبدأ التدرج في نظم الدعم متعددة المستويات، حيث يُخصص التدخل المكثف للطفل الذي لم تكفه الإجراءات العامة (Pastrana Rivera et al., 2025).</w:t>
+        <w:t xml:space="preserve">الاختلاف حول المعززات المادية بين المعلمات لا يعني تناقضًا في المبدأ. المعلمة رفقة التي استخدمت الهدية مع طفل عنيف فعلت ذلك بشروط ثلاثة: معرفة حاجة الطفل بعينه، واتفاق مع الأهل، ومرحلية تنتهي بانسحاب المعزز المادي وبقاء السلوك. وهذا يطابق مبدأ التدرج في نظم الدعم متعددة المستويات، حيث يُخصص التدخل المكثف للطفل الذي لم تكفه الإجراءات العامة (Pastrana Rivera et al., 2025).</w:t>
       </w:r>
     </w:p>
     <w:p>
@@ -11884,7 +11884,7 @@
           <w:szCs w:val="28"/>
           <w:rtl/>
         </w:rPr>
-        <w:t xml:space="preserve">أما رفض المعلمات للعقاب والصراخ والإحراج، وتفضيلهن فهم السبب وتعليم البديل والنتيجة الطبيعية، فيتطابق تطابقًا لافتًا مع التقنيات الثلاث التي رصدتها دراسة الحالة الملاحظية للانضباط الإيجابي: التشجيع، وإعادة توجيه السلوك، والنتائج المنطقية، ومع ما وجدته الدراسة نفسها من أن أكثر أسباب سوء السلوك هي طلب الانتباه وطلب القوة (Hasanov &amp; Brandišauskienė, 2025). المعلمات في هذا البحث لم يستخدمن هذه المصطلحات، لكنهن وصفن الممارسات نفسها. وتكشف الأمثلة التي قدمتها المعلمات عن وعي بأن السلوك في هذا العمر لغة، وهو ما يتفق مع ما توصلت إليه زيني (2024) وبو خمادة (2023) من أن أكثر المشكلات السلوكية شيوعًا في الروضة، كتشتت الانتباه والنشاط الزائد والعناد، هي سلوكيات نمائية مصدرها الأول البيت. حالة المعلمة (ل) مع الطفل ذي التأخر اللغوي الذي كان يضرب لأنه لا يملك الكلمات، وحلها ببطاقات التواصل، هي التطبيق الأوضح لفكرة تعليم البديل بدل منع السلوك. واستخدام المعلمة (ب) لقصة السلحفاة لتنظيم المشاعر يتفق مع ما أكدته الصاعدي (2023) من أن القصة أداة فعالة لتعديل سلوك طفل الروضة من خلال تقمصه شخصية البطل.</w:t>
+        <w:t xml:space="preserve">أما رفض المعلمات للعقاب والصراخ والإحراج، وتفضيلهن فهم السبب وتعليم البديل والنتيجة الطبيعية، فيتطابق تطابقًا لافتًا مع التقنيات الثلاث التي رصدتها دراسة الحالة الملاحظية للانضباط الإيجابي: التشجيع، وإعادة توجيه السلوك، والنتائج المنطقية، ومع ما وجدته الدراسة نفسها من أن أكثر أسباب سوء السلوك هي طلب الانتباه وطلب القوة (Hasanov &amp; Brandišauskienė, 2025). المعلمات في هذا البحث لم يستخدمن هذه المصطلحات، لكنهن وصفن الممارسات نفسها. وتكشف الأمثلة التي قدمتها المعلمات عن وعي بأن السلوك في هذا العمر لغة، وهو ما يتفق مع ما توصلت إليه زيني (2024) وبو خمادة (2023) من أن أكثر المشكلات السلوكية شيوعًا في الروضة، كتشتت الانتباه والنشاط الزائد والعناد، هي سلوكيات نمائية مصدرها الأول البيت. حالة المعلمة ختام مع الطفل ذي التأخر اللغوي الذي كان يضرب لأنه لا يملك الكلمات، وحلها ببطاقات التواصل، هي التطبيق الأوضح لفكرة تعليم البديل بدل منع السلوك. واستخدام المعلمة نسرين لقصة السلحفاة لتنظيم المشاعر يتفق مع ما أكدته الصاعدي (2023) من أن القصة أداة فعالة لتعديل سلوك طفل الروضة من خلال تقمصه شخصية البطل.</w:t>
       </w:r>
     </w:p>
     <w:p>
@@ -11958,7 +11958,7 @@
           <w:szCs w:val="28"/>
           <w:rtl/>
         </w:rPr>
-        <w:t xml:space="preserve">الإضافة النوعية التي قدمتها المعلمات هي فكرة الفتح التدريجي للزوايا، أي البدء بزاويتين في الأسبوع الأول وإضافة زاوية كل أسبوع بعد تعلم قوانينها. هذه الممارسة، التي ذكرتها ست معلمات على الأقل بصيغ متقاربة، لا تظهر في الدراسات التي عُرضت، وهي تطبيق عملي لمبدأ التدرج: الطفل يتعلم قواعد مكان واحد قبل أن ينتقل إلى آخر. كذلك فإن إشراك الأطفال في صياغة القوانين، وهو ما ذكرته المعلمات (أ) و(و) و(ح) و(ك) و(ل)، يتجاوز وضوح القوانين إلى ملكيتها، ويتقاطع مع ما وجدته مديني فطه وطه (2024) من أن النمط القيادي الديمقراطي للمعلمة يرتبط بقدرة أفضل لدى الطفل على حل المشكلات.</w:t>
+        <w:t xml:space="preserve">الإضافة النوعية التي قدمتها المعلمات هي فكرة الفتح التدريجي للزوايا، أي البدء بزاويتين في الأسبوع الأول وإضافة زاوية كل أسبوع بعد تعلم قوانينها. هذه الممارسة، التي ذكرتها ست معلمات على الأقل بصيغ متقاربة، لا تظهر في الدراسات التي عُرضت، وهي تطبيق عملي لمبدأ التدرج: الطفل يتعلم قواعد مكان واحد قبل أن ينتقل إلى آخر. كذلك فإن إشراك الأطفال في صياغة القوانين، وهو ما ذكرته المعلمات دعاء وسماهر ورفقة وسناء وختام، يتجاوز وضوح القوانين إلى ملكيتها، ويتقاطع مع ما وجدته مديني فطه وطه (2024) من أن النمط القيادي الديمقراطي للمعلمة يرتبط بقدرة أفضل لدى الطفل على حل المشكلات.</w:t>
       </w:r>
     </w:p>
     <w:p>
@@ -11975,7 +11975,7 @@
           <w:szCs w:val="28"/>
           <w:rtl/>
         </w:rPr>
-        <w:t xml:space="preserve">ثيمة تقليل المثيرات تستحق وقفة، لأنها لم تحظَ بإجماع، ولأن الطريق الذي وصلت به المعلمات إليها كان دائمًا تجربة صعبة: طفل على طيف التوحد، أو صف فوضوي، أو مرشدة قالت إن الغرفة صاخبة. هذا يشير إلى أن الوعي بأثر المثيرات الحسية على السلوك ليس جزءًا من الإعداد المهني المعتاد، مع أن الأدبيات الواعية للصدمة تؤكد أن البيئة المتوقعة الهادئة تساعد الطفل على تنظيم نفسه، وأن الأطفال الذين يحملون خبرات ضاغطة هم الأكثر تأثرًا بالضوضاء والازدحام (Pastrana Rivera et al., 2025). ملاحظة المعلمة (ب) أن تهدئة البيئة من أجل طفل واحد أفادت الصف كله هي في جوهرها المبدأ الذي تقوم عليه نظم الدعم متعددة المستويات: ما يحتاجه الطفل الأكثر حساسية هو ما يحتاجه الجميع.</w:t>
+        <w:t xml:space="preserve">ثيمة تقليل المثيرات تستحق وقفة، لأنها لم تحظَ بإجماع، ولأن الطريق الذي وصلت به المعلمات إليها كان دائمًا تجربة صعبة: طفل على طيف التوحد، أو صف فوضوي، أو مرشدة قالت إن الغرفة صاخبة. هذا يشير إلى أن الوعي بأثر المثيرات الحسية على السلوك ليس جزءًا من الإعداد المهني المعتاد، مع أن الأدبيات الواعية للصدمة تؤكد أن البيئة المتوقعة الهادئة تساعد الطفل على تنظيم نفسه، وأن الأطفال الذين يحملون خبرات ضاغطة هم الأكثر تأثرًا بالضوضاء والازدحام (Pastrana Rivera et al., 2025). ملاحظة المعلمة نسرين أن تهدئة البيئة من أجل طفل واحد أفادت الصف كله هي في جوهرها المبدأ الذي تقوم عليه نظم الدعم متعددة المستويات: ما يحتاجه الطفل الأكثر حساسية هو ما يحتاجه الجميع.</w:t>
       </w:r>
     </w:p>
     <w:p>
@@ -12066,7 +12066,7 @@
           <w:szCs w:val="28"/>
           <w:rtl/>
         </w:rPr>
-        <w:t xml:space="preserve">الطقوس اليومية التي وصفتها المعلمات، من الاستقبال بالاسم إلى الوقت الفردي إلى الاعتذار عند الخطأ، تكشف عن فهم عملي لكيفية بناء العلاقة لا الاكتفاء بالحديث عنها. ملاحظة المعلمة (ب) أن الطفل الذي لا يحصل على وقت فردي يأخذه بالسلوك غير المرغوب، وملاحظة المعلمة (ل) أن الأطفال الهادئين هم الذين يُنسون، وملاحظة المعلمة (هـ) أن الطفل قد يستغل الاهتمام فيجب تقديمه قبل المشكلة لا بعدها، ثلاث ملاحظات دقيقة تتجاوز الأدبيات العامة عن أهمية العلاقة إلى آلياتها اليومية. ويلفت النظر أن المعلمات أجمعن على أن الطفل الصعب هو الذي يحتاج إلى الحب أكثر، وهو ما يتقاطع مع النتيجة الإسرائيلية بأن المعلمات اللواتي يرين الطفل بصورة إيجابية ومتعددة الجوانب، لا من زاوية مشكلته فقط، كان أطفالهن أكثر تقدمًا وأكثر قبولًا بين أقرانهم بعد سنة (Sher-Censor et al., 2024). قصة المعلمة (هـ) التي قررت أن تتوقف عن التركيز على سلبيات الطفل وأن تبحث عن إيجابياته، فتغير الطفل وتغيرت هي، هي بالضبط ما تصفه هذه الدراسة بلغة الأرقام.</w:t>
+        <w:t xml:space="preserve">الطقوس اليومية التي وصفتها المعلمات، من الاستقبال بالاسم إلى الوقت الفردي إلى الاعتذار عند الخطأ، تكشف عن فهم عملي لكيفية بناء العلاقة لا الاكتفاء بالحديث عنها. ملاحظة المعلمة نسرين أن الطفل الذي لا يحصل على وقت فردي يأخذه بالسلوك غير المرغوب، وملاحظة المعلمة ختام أن الأطفال الهادئين هم الذين يُنسون، وملاحظة المعلمة اسراء أن الطفل قد يستغل الاهتمام فيجب تقديمه قبل المشكلة لا بعدها، ثلاث ملاحظات دقيقة تتجاوز الأدبيات العامة عن أهمية العلاقة إلى آلياتها اليومية. ويلفت النظر أن المعلمات أجمعن على أن الطفل الصعب هو الذي يحتاج إلى الحب أكثر، وهو ما يتقاطع مع النتيجة الإسرائيلية بأن المعلمات اللواتي يرين الطفل بصورة إيجابية ومتعددة الجوانب، لا من زاوية مشكلته فقط، كان أطفالهن أكثر تقدمًا وأكثر قبولًا بين أقرانهم بعد سنة (Sher-Censor et al., 2024). قصة المعلمة اسراء التي قررت أن تتوقف عن التركيز على سلبيات الطفل وأن تبحث عن إيجابياته، فتغير الطفل وتغيرت هي، هي بالضبط ما تصفه هذه الدراسة بلغة الأرقام.</w:t>
       </w:r>
     </w:p>
     <w:p>
@@ -12083,7 +12083,7 @@
           <w:szCs w:val="28"/>
           <w:rtl/>
         </w:rPr>
-        <w:t xml:space="preserve">قصص التغيير التي روتها المعلمات تؤكد ذلك من زاوية أخرى: الأطفال الذين تغيروا كانوا هم الأطفال ذوي الصعوبات المبكرة، الخجول والعنيف والغائب والصامت، وكان التغيير دائمًا نتيجة علاقة فردية مع دور ومسؤولية ومن دون ضغط، واستغرق أسابيع إلى أشهر. زيارة المعلمة (و) لبيت الطفل كثير الغياب تربط هذا المحور بما توصلت إليه العبادسة وآخرون (2022) من أن تدريب الأمهات على الوالدية الإيجابية يقلل مشكلات الأطفال السلوكية، وبما وصفته Elkashalla وزملاؤها (2026) من اعتماد معلمات النقب على قنوات تواصل مباشرة ومستمرة مع الأهل، فالمعلمة هناك لم تغير الطفل وحده بل غيرت علاقة الأم به.</w:t>
+        <w:t xml:space="preserve">قصص التغيير التي روتها المعلمات تؤكد ذلك من زاوية أخرى: الأطفال الذين تغيروا كانوا هم الأطفال ذوي الصعوبات المبكرة، الخجول والعنيف والغائب والصامت، وكان التغيير دائمًا نتيجة علاقة فردية مع دور ومسؤولية ومن دون ضغط، واستغرق أسابيع إلى أشهر. زيارة المعلمة سماهر لبيت الطفل كثير الغياب تربط هذا المحور بما توصلت إليه العبادسة وآخرون (2022) من أن تدريب الأمهات على الوالدية الإيجابية يقلل مشكلات الأطفال السلوكية، وبما وصفته Elkashalla وزملاؤها (2026) من اعتماد معلمات النقب على قنوات تواصل مباشرة ومستمرة مع الأهل، فالمعلمة هناك لم تغير الطفل وحده بل غيرت علاقة الأم به.</w:t>
       </w:r>
     </w:p>
     <w:p>
@@ -12140,7 +12140,7 @@
           <w:szCs w:val="28"/>
           <w:rtl/>
         </w:rPr>
-        <w:t xml:space="preserve">وتكشف النتائج عن أن ما يهدد هذا النظام ليس الطفل الصعب، بل انقطاع الثبات: معلمة بديلة، أو أهل يعطون رسالة معاكسة، أو معلمة متعبة، أو عدد أطفال يفوق قدرتها على الوصول إليهم. من هنا فإن المعلمة في هذا البحث لا تصف نفسها كمن يضبط الأطفال، بل كمن يحافظ على نظام يضبط نفسه، وهذا هو المعنى الأعمق لقول المعلمة (و) إن على الأطفال أن يتحملوا مسؤولية النظام بأنفسهم «وذاك ليس سهلًا، لكنه الطريق الوحيد الذي يبقى بعد أن أخرج من الغرفة».</w:t>
+        <w:t xml:space="preserve">وتكشف النتائج عن أن ما يهدد هذا النظام ليس الطفل الصعب، بل انقطاع الثبات: معلمة بديلة، أو أهل يعطون رسالة معاكسة، أو معلمة متعبة، أو عدد أطفال يفوق قدرتها على الوصول إليهم. من هنا فإن المعلمة في هذا البحث لا تصف نفسها كمن يضبط الأطفال، بل كمن يحافظ على نظام يضبط نفسه، وهذا هو المعنى الأعمق لقول المعلمة سماهر إن على الأطفال أن يتحملوا مسؤولية النظام بأنفسهم «وذاك ليس سهلًا، لكنه الطريق الوحيد الذي يبقى بعد أن أخرج من الغرفة».</w:t>
       </w:r>
     </w:p>
     <w:p>
@@ -14088,7 +14088,7 @@
           <w:szCs w:val="28"/>
           <w:rtl/>
         </w:rPr>
-        <w:t xml:space="preserve">فيما يلي تفريغ المقابلات الاثنتي عشرة كاملة كما وردت، مرتبة بحسب ترتيب إجرائها ومرمزة بالحروف من (أ) إلى (ل). المقاطع المكتوبة بخط غامق ومسطّر هي المقاطع التي استُخرجت منها الرموز واستُشهد بها في فصل النتائج.</w:t>
+        <w:t xml:space="preserve">فيما يلي تفريغ المقابلات الاثنتي عشرة كاملة كما وردت، مرتبة بحسب ترتيب إجرائها، مع الأسماء المستعارة للمشاركات. المقاطع المكتوبة بخط غامق ومسطّر هي المقاطع التي استُخرجت منها الرموز واستُشهد بها في فصل النتائج.</w:t>
       </w:r>
     </w:p>
     <w:p>
@@ -14125,7 +14125,7 @@
           <w:u w:val="single"/>
           <w:rtl/>
         </w:rPr>
-        <w:t xml:space="preserve">المقابلة الأولى: المعلمة (أ)</w:t>
+        <w:t xml:space="preserve">المقابلة الأولى: المعلمة دعاء</w:t>
       </w:r>
     </w:p>
     <w:p>
@@ -14865,7 +14865,7 @@
           <w:u w:val="single"/>
           <w:rtl/>
         </w:rPr>
-        <w:t xml:space="preserve">المقابلة الثانية: المعلمة (ب)</w:t>
+        <w:t xml:space="preserve">المقابلة الثانية: المعلمة نسرين</w:t>
       </w:r>
     </w:p>
     <w:p>
@@ -15628,7 +15628,7 @@
           <w:u w:val="single"/>
           <w:rtl/>
         </w:rPr>
-        <w:t xml:space="preserve">المقابلة الثالثة: المعلمة (ج)</w:t>
+        <w:t xml:space="preserve">المقابلة الثالثة: المعلمة هبة</w:t>
       </w:r>
     </w:p>
     <w:p>
@@ -16473,7 +16473,7 @@
           <w:u w:val="single"/>
           <w:rtl/>
         </w:rPr>
-        <w:t xml:space="preserve">المقابلة الرابعة: المعلمة (د)</w:t>
+        <w:t xml:space="preserve">المقابلة الرابعة: المعلمة ريان</w:t>
       </w:r>
     </w:p>
     <w:p>
@@ -17042,7 +17042,7 @@
           <w:u w:val="single"/>
           <w:rtl/>
         </w:rPr>
-        <w:t xml:space="preserve">المقابلة الخامسة: المعلمة (هـ)</w:t>
+        <w:t xml:space="preserve">المقابلة الخامسة: المعلمة اسراء</w:t>
       </w:r>
     </w:p>
     <w:p>
@@ -17598,7 +17598,7 @@
           <w:u w:val="single"/>
           <w:rtl/>
         </w:rPr>
-        <w:t xml:space="preserve">المقابلة السادسة: المعلمة (و)</w:t>
+        <w:t xml:space="preserve">المقابلة السادسة: المعلمة سماهر</w:t>
       </w:r>
     </w:p>
     <w:p>
@@ -18213,7 +18213,7 @@
           <w:u w:val="single"/>
           <w:rtl/>
         </w:rPr>
-        <w:t xml:space="preserve">المقابلة السابعة: المعلمة (ز)</w:t>
+        <w:t xml:space="preserve">المقابلة السابعة: المعلمة اديبة</w:t>
       </w:r>
     </w:p>
     <w:p>
@@ -18723,7 +18723,7 @@
           <w:u w:val="single"/>
           <w:rtl/>
         </w:rPr>
-        <w:t xml:space="preserve">المقابلة الثامنة: المعلمة (ح)</w:t>
+        <w:t xml:space="preserve">المقابلة الثامنة: المعلمة رفقة</w:t>
       </w:r>
     </w:p>
     <w:p>
@@ -19351,7 +19351,7 @@
           <w:u w:val="single"/>
           <w:rtl/>
         </w:rPr>
-        <w:t xml:space="preserve">المقابلة التاسعة: المعلمة (ط)</w:t>
+        <w:t xml:space="preserve">المقابلة التاسعة: المعلمة لبنى</w:t>
       </w:r>
     </w:p>
     <w:p>
@@ -19792,7 +19792,7 @@
           <w:u w:val="single"/>
           <w:rtl/>
         </w:rPr>
-        <w:t xml:space="preserve">المقابلة العاشرة: المعلمة (ي)</w:t>
+        <w:t xml:space="preserve">المقابلة العاشرة: المعلمة انتظار</w:t>
       </w:r>
     </w:p>
     <w:p>
@@ -20279,7 +20279,7 @@
           <w:u w:val="single"/>
           <w:rtl/>
         </w:rPr>
-        <w:t xml:space="preserve">المقابلة الحادية عشرة: المعلمة (ك)</w:t>
+        <w:t xml:space="preserve">المقابلة الحادية عشرة: المعلمة سناء</w:t>
       </w:r>
     </w:p>
     <w:p>
@@ -20963,7 +20963,7 @@
           <w:u w:val="single"/>
           <w:rtl/>
         </w:rPr>
-        <w:t xml:space="preserve">المقابلة الثانية عشرة: المعلمة (ل)</w:t>
+        <w:t xml:space="preserve">المقابلة الثانية عشرة: المعلمة ختام</w:t>
       </w:r>
     </w:p>
     <w:p>
